--- a/docs/paper_p1/word/P1_supp_CN.docx
+++ b/docs/paper_p1/word/P1_supp_CN.docx
@@ -43594,7 +43594,255 @@
         <w:rPr>
           <w:rFonts w:hint="eastAsia"/>
         </w:rPr>
-        <w:t xml:space="preserve">29–33%。未对宏观误差作进一步分析。对于均匀化梯度设计，宏观体积模型不再与细观尺度材料体积精确相等（表</w:t>
+        <w:t xml:space="preserve">29–33%。在均匀初始设计处，将宏观网格加密到每胞每轴</w:t>
+      </w:r>
+      <w:r>
+        <w:t xml:space="preserve"> 12 </w:t>
+      </w:r>
+      <w:r>
+        <w:rPr>
+          <w:rFonts w:hint="eastAsia"/>
+        </w:rPr>
+        <w:t xml:space="preserve">个单元（35,136</w:t>
+      </w:r>
+      <w:r>
+        <w:t xml:space="preserve"> </w:t>
+      </w:r>
+      <w:r>
+        <w:rPr>
+          <w:rFonts w:hint="eastAsia"/>
+        </w:rPr>
+        <w:t xml:space="preserve">个单元，39,949</w:t>
+      </w:r>
+      <w:r>
+        <w:t xml:space="preserve"> </w:t>
+      </w:r>
+      <w:r>
+        <w:rPr>
+          <w:rFonts w:hint="eastAsia"/>
+        </w:rPr>
+        <w:t xml:space="preserve">个节点）后，宏观柔度由</w:t>
+      </w:r>
+      <w:r>
+        <w:t xml:space="preserve"> 55.192 </w:t>
+      </w:r>
+      <w:r>
+        <w:rPr>
+          <w:rFonts w:hint="eastAsia"/>
+        </w:rPr>
+        <w:t xml:space="preserve">升至</w:t>
+      </w:r>
+      <w:r>
+        <w:t xml:space="preserve"> </w:t>
+      </w:r>
+      <w:r>
+        <w:rPr>
+          <w:rFonts w:hint="eastAsia"/>
+        </w:rPr>
+        <w:t xml:space="preserve">56.088（+1.6%），比精确柔度</w:t>
+      </w:r>
+      <w:r>
+        <w:t xml:space="preserve"> 75.599 </w:t>
+      </w:r>
+      <w:r>
+        <w:rPr>
+          <w:rFonts w:hint="eastAsia"/>
+        </w:rPr>
+        <w:t xml:space="preserve">低</w:t>
+      </w:r>
+      <w:r>
+        <w:t xml:space="preserve"> </w:t>
+      </w:r>
+      <w:r>
+        <w:rPr>
+          <w:rFonts w:hint="eastAsia"/>
+        </w:rPr>
+        <w:t xml:space="preserve">25.8%（原为</w:t>
+      </w:r>
+      <w:r>
+        <w:t xml:space="preserve"> </w:t>
+      </w:r>
+      <w:r>
+        <w:rPr>
+          <w:rFonts w:hint="eastAsia"/>
+        </w:rPr>
+        <w:t xml:space="preserve">27.0%）；罚因子由</w:t>
+      </w:r>
+      <w:r>
+        <w:t xml:space="preserve"> </w:t>
+      </w:r>
+      <m:oMath>
+        <m:sSup>
+          <m:e>
+            <m:r>
+              <m:t>10</m:t>
+            </m:r>
+          </m:e>
+          <m:sup>
+            <m:r>
+              <m:t>6</m:t>
+            </m:r>
+          </m:sup>
+        </m:sSup>
+      </m:oMath>
+      <w:r>
+        <w:t xml:space="preserve"> </w:t>
+      </w:r>
+      <w:r>
+        <w:rPr>
+          <w:rFonts w:hint="eastAsia"/>
+        </w:rPr>
+        <w:t xml:space="preserve">增至</w:t>
+      </w:r>
+      <w:r>
+        <w:t xml:space="preserve"> </w:t>
+      </w:r>
+      <m:oMath>
+        <m:sSup>
+          <m:e>
+            <m:r>
+              <m:t>10</m:t>
+            </m:r>
+          </m:e>
+          <m:sup>
+            <m:r>
+              <m:t>8</m:t>
+            </m:r>
+          </m:sup>
+        </m:sSup>
+      </m:oMath>
+      <w:r>
+        <w:t xml:space="preserve"> </w:t>
+      </w:r>
+      <w:r>
+        <w:rPr>
+          <w:rFonts w:hint="eastAsia"/>
+        </w:rPr>
+        <w:t xml:space="preserve">时，宏观柔度的相对变化为</w:t>
+      </w:r>
+      <w:r>
+        <w:t xml:space="preserve"> </w:t>
+      </w:r>
+      <m:oMath>
+        <m:r>
+          <m:rPr>
+            <m:sty m:val="p"/>
+          </m:rPr>
+          <m:t>−</m:t>
+        </m:r>
+        <m:r>
+          <m:t>8.7</m:t>
+        </m:r>
+        <m:r>
+          <m:rPr>
+            <m:sty m:val="p"/>
+          </m:rPr>
+          <m:t>×</m:t>
+        </m:r>
+        <m:sSup>
+          <m:e>
+            <m:r>
+              <m:t>10</m:t>
+            </m:r>
+          </m:e>
+          <m:sup>
+            <m:r>
+              <m:rPr>
+                <m:sty m:val="p"/>
+              </m:rPr>
+              <m:t>−</m:t>
+            </m:r>
+            <m:r>
+              <m:t>6</m:t>
+            </m:r>
+          </m:sup>
+        </m:sSup>
+      </m:oMath>
+      <w:r>
+        <w:rPr>
+          <w:rFonts w:hint="eastAsia"/>
+        </w:rPr>
+        <w:t xml:space="preserve">（6</w:t>
+      </w:r>
+      <w:r>
+        <w:t xml:space="preserve"> </w:t>
+      </w:r>
+      <w:r>
+        <w:rPr>
+          <w:rFonts w:hint="eastAsia"/>
+        </w:rPr>
+        <w:t xml:space="preserve">个单元）和</w:t>
+      </w:r>
+      <w:r>
+        <w:t xml:space="preserve"> </w:t>
+      </w:r>
+      <m:oMath>
+        <m:r>
+          <m:rPr>
+            <m:sty m:val="p"/>
+          </m:rPr>
+          <m:t>−</m:t>
+        </m:r>
+        <m:r>
+          <m:t>3.7</m:t>
+        </m:r>
+        <m:r>
+          <m:rPr>
+            <m:sty m:val="p"/>
+          </m:rPr>
+          <m:t>×</m:t>
+        </m:r>
+        <m:sSup>
+          <m:e>
+            <m:r>
+              <m:t>10</m:t>
+            </m:r>
+          </m:e>
+          <m:sup>
+            <m:r>
+              <m:rPr>
+                <m:sty m:val="p"/>
+              </m:rPr>
+              <m:t>−</m:t>
+            </m:r>
+            <m:r>
+              <m:t>6</m:t>
+            </m:r>
+          </m:sup>
+        </m:sSup>
+      </m:oMath>
+      <w:r>
+        <w:rPr>
+          <w:rFonts w:hint="eastAsia"/>
+        </w:rPr>
+        <w:t xml:space="preserve">（12</w:t>
+      </w:r>
+      <w:r>
+        <w:t xml:space="preserve"> </w:t>
+      </w:r>
+      <w:r>
+        <w:rPr>
+          <w:rFonts w:hint="eastAsia"/>
+        </w:rPr>
+        <w:t xml:space="preserve">个单元）。优化采用每胞每轴</w:t>
+      </w:r>
+      <w:r>
+        <w:t xml:space="preserve"> 6 </w:t>
+      </w:r>
+      <w:r>
+        <w:rPr>
+          <w:rFonts w:hint="eastAsia"/>
+        </w:rPr>
+        <w:t xml:space="preserve">个单元的网格。细观模型固定切割胞的全部切割带自由度（表</w:t>
+      </w:r>
+      <w:r>
+        <w:t xml:space="preserve"> </w:t>
+      </w:r>
+      <w:r>
+        <w:rPr>
+          <w:rFonts w:hint="eastAsia"/>
+        </w:rPr>
+        <w:t xml:space="preserve">ST21），其支撑至少与仅作用于切割面的支撑同样刚硬；这降低了精确柔度，因而缩小而非扩大宏观低估。对于均匀化梯度设计，宏观体积模型不再与细观尺度材料体积精确相等（表</w:t>
       </w:r>
       <w:r>
         <w:t xml:space="preserve"> </w:t>

--- a/docs/paper_p1/word/P1_supp_CN.docx
+++ b/docs/paper_p1/word/P1_supp_CN.docx
@@ -27800,6 +27800,463 @@
     </w:p>
     <w:p>
       <w:pPr>
+        <w:pStyle w:val="BodyText"/>
+      </w:pPr>
+      <w:r>
+        <w:rPr>
+          <w:rFonts w:hint="eastAsia"/>
+        </w:rPr>
+        <w:t xml:space="preserve">整体格栅迭代求解器（表</w:t>
+      </w:r>
+      <w:r>
+        <w:t xml:space="preserve"> </w:t>
+      </w:r>
+      <w:r>
+        <w:rPr>
+          <w:rFonts w:hint="eastAsia"/>
+        </w:rPr>
+        <w:t xml:space="preserve">ST12e）使用路线</w:t>
+      </w:r>
+      <w:r>
+        <w:t xml:space="preserve"> (a) </w:t>
+      </w:r>
+      <w:r>
+        <w:rPr>
+          <w:rFonts w:hint="eastAsia"/>
+        </w:rPr>
+        <w:t xml:space="preserve">的整体矩阵、载荷向量、固支和编号，一次导出后在路线</w:t>
+      </w:r>
+      <w:r>
+        <w:t xml:space="preserve"> (a) </w:t>
+      </w:r>
+      <w:r>
+        <w:rPr>
+          <w:rFonts w:hint="eastAsia"/>
+        </w:rPr>
+        <w:t xml:space="preserve">和</w:t>
+      </w:r>
+      <w:r>
+        <w:t xml:space="preserve"> (b) </w:t>
+      </w:r>
+      <w:r>
+        <w:rPr>
+          <w:rFonts w:hint="eastAsia"/>
+        </w:rPr>
+        <w:t xml:space="preserve">所用的</w:t>
+      </w:r>
+      <w:r>
+        <w:t xml:space="preserve"> CPU </w:t>
+      </w:r>
+      <w:r>
+        <w:rPr>
+          <w:rFonts w:hint="eastAsia"/>
+        </w:rPr>
+        <w:t xml:space="preserve">上以</w:t>
+      </w:r>
+      <w:r>
+        <w:t xml:space="preserve"> 16 </w:t>
+      </w:r>
+      <w:r>
+        <w:rPr>
+          <w:rFonts w:hint="eastAsia"/>
+        </w:rPr>
+        <w:t xml:space="preserve">个</w:t>
+      </w:r>
+      <w:r>
+        <w:t xml:space="preserve"> MPI </w:t>
+      </w:r>
+      <w:r>
+        <w:rPr>
+          <w:rFonts w:hint="eastAsia"/>
+        </w:rPr>
+        <w:t xml:space="preserve">进程用</w:t>
+      </w:r>
+      <w:r>
+        <w:t xml:space="preserve"> PETSc 3.26</w:t>
+      </w:r>
+      <w:r>
+        <w:t xml:space="preserve"> </w:t>
+      </w:r>
+      <w:hyperlink r:id="rId9">
+        <w:r>
+          <w:rPr>
+            <w:rStyle w:val="Hyperlink"/>
+          </w:rPr>
+          <w:t xml:space="preserve">Balay et al. (2026)</w:t>
+        </w:r>
+      </w:hyperlink>
+      <w:r>
+        <w:t xml:space="preserve"> </w:t>
+      </w:r>
+      <w:r>
+        <w:rPr>
+          <w:rFonts w:hint="eastAsia"/>
+        </w:rPr>
+        <w:t xml:space="preserve">求解。共轭梯度法在未缩放的系统上运行，以未预条件的相对残差</w:t>
+      </w:r>
+      <w:r>
+        <w:t xml:space="preserve"> </w:t>
+      </w:r>
+      <m:oMath>
+        <m:r>
+          <m:rPr>
+            <m:sty m:val="p"/>
+          </m:rPr>
+          <m:t>∥</m:t>
+        </m:r>
+        <m:r>
+          <m:t>K</m:t>
+        </m:r>
+        <m:r>
+          <m:t>u</m:t>
+        </m:r>
+        <m:r>
+          <m:rPr>
+            <m:sty m:val="p"/>
+          </m:rPr>
+          <m:t>−</m:t>
+        </m:r>
+        <m:r>
+          <m:t>f</m:t>
+        </m:r>
+        <m:r>
+          <m:rPr>
+            <m:sty m:val="p"/>
+          </m:rPr>
+          <m:t>∥</m:t>
+        </m:r>
+        <m:r>
+          <m:rPr>
+            <m:sty m:val="p"/>
+          </m:rPr>
+          <m:t>/</m:t>
+        </m:r>
+        <m:r>
+          <m:rPr>
+            <m:sty m:val="p"/>
+          </m:rPr>
+          <m:t>∥</m:t>
+        </m:r>
+        <m:r>
+          <m:t>f</m:t>
+        </m:r>
+        <m:r>
+          <m:rPr>
+            <m:sty m:val="p"/>
+          </m:rPr>
+          <m:t>∥</m:t>
+        </m:r>
+        <m:r>
+          <m:rPr>
+            <m:sty m:val="p"/>
+          </m:rPr>
+          <m:t>≤</m:t>
+        </m:r>
+        <m:sSup>
+          <m:e>
+            <m:r>
+              <m:t>10</m:t>
+            </m:r>
+          </m:e>
+          <m:sup>
+            <m:r>
+              <m:rPr>
+                <m:sty m:val="p"/>
+              </m:rPr>
+              <m:t>−</m:t>
+            </m:r>
+            <m:r>
+              <m:t>9</m:t>
+            </m:r>
+          </m:sup>
+        </m:sSup>
+      </m:oMath>
+      <w:r>
+        <w:t xml:space="preserve"> </w:t>
+      </w:r>
+      <w:r>
+        <w:rPr>
+          <w:rFonts w:hint="eastAsia"/>
+        </w:rPr>
+        <w:t xml:space="preserve">为停止条件；在残差首次低于</w:t>
+      </w:r>
+      <w:r>
+        <w:t xml:space="preserve"> </w:t>
+      </w:r>
+      <m:oMath>
+        <m:sSup>
+          <m:e>
+            <m:r>
+              <m:t>10</m:t>
+            </m:r>
+          </m:e>
+          <m:sup>
+            <m:r>
+              <m:rPr>
+                <m:sty m:val="p"/>
+              </m:rPr>
+              <m:t>−</m:t>
+            </m:r>
+            <m:r>
+              <m:t>3</m:t>
+            </m:r>
+          </m:sup>
+        </m:sSup>
+        <m:r>
+          <m:rPr>
+            <m:sty m:val="p"/>
+          </m:rPr>
+          <m:t>,</m:t>
+        </m:r>
+        <m:sSup>
+          <m:e>
+            <m:r>
+              <m:t>10</m:t>
+            </m:r>
+          </m:e>
+          <m:sup>
+            <m:r>
+              <m:rPr>
+                <m:sty m:val="p"/>
+              </m:rPr>
+              <m:t>−</m:t>
+            </m:r>
+            <m:r>
+              <m:t>4</m:t>
+            </m:r>
+          </m:sup>
+        </m:sSup>
+        <m:r>
+          <m:rPr>
+            <m:sty m:val="p"/>
+          </m:rPr>
+          <m:t>,</m:t>
+        </m:r>
+        <m:r>
+          <m:rPr>
+            <m:sty m:val="p"/>
+          </m:rPr>
+          <m:t>…</m:t>
+        </m:r>
+      </m:oMath>
+      <w:r>
+        <w:t xml:space="preserve"> </w:t>
+      </w:r>
+      <w:r>
+        <w:rPr>
+          <w:rFonts w:hint="eastAsia"/>
+        </w:rPr>
+        <w:t xml:space="preserve">处记录迭代解，并给出其柔度和能量范数与最终迭代解之差。GAMG（光滑聚集，PETSc</w:t>
+      </w:r>
+      <w:r>
+        <w:t xml:space="preserve"> </w:t>
+      </w:r>
+      <w:r>
+        <w:rPr>
+          <w:rFonts w:hint="eastAsia"/>
+        </w:rPr>
+        <w:t xml:space="preserve">默认设置）采用块大小</w:t>
+      </w:r>
+      <w:r>
+        <w:t xml:space="preserve"> </w:t>
+      </w:r>
+      <w:r>
+        <w:rPr>
+          <w:rFonts w:hint="eastAsia"/>
+        </w:rPr>
+        <w:t xml:space="preserve">3，并以自由度位置的六个刚体模态为近零空间；BoomerAMG</w:t>
+      </w:r>
+      <w:r>
+        <w:t xml:space="preserve"> </w:t>
+      </w:r>
+      <w:r>
+        <w:rPr>
+          <w:rFonts w:hint="eastAsia"/>
+        </w:rPr>
+        <w:t xml:space="preserve">采用</w:t>
+      </w:r>
+      <w:r>
+        <w:t xml:space="preserve"> HMIS </w:t>
+      </w:r>
+      <w:r>
+        <w:rPr>
+          <w:rFonts w:hint="eastAsia"/>
+        </w:rPr>
+        <w:t xml:space="preserve">粗化、extended+i</w:t>
+      </w:r>
+      <w:r>
+        <w:t xml:space="preserve"> </w:t>
+      </w:r>
+      <w:r>
+        <w:rPr>
+          <w:rFonts w:hint="eastAsia"/>
+        </w:rPr>
+        <w:t xml:space="preserve">插值、节点粗化、强连接阈值</w:t>
+      </w:r>
+      <w:r>
+        <w:t xml:space="preserve"> 0.5 </w:t>
+      </w:r>
+      <w:r>
+        <w:rPr>
+          <w:rFonts w:hint="eastAsia"/>
+        </w:rPr>
+        <w:t xml:space="preserve">及其默认松弛。对于每胞一个子区域、采用精确局部求解的</w:t>
+      </w:r>
+      <w:r>
+        <w:t xml:space="preserve"> </w:t>
+      </w:r>
+      <w:r>
+        <w:rPr>
+          <w:rFonts w:hint="eastAsia"/>
+        </w:rPr>
+        <w:t xml:space="preserve">BDDC，胞的</w:t>
+      </w:r>
+      <w:r>
+        <w:t xml:space="preserve"> Dirichlet </w:t>
+      </w:r>
+      <w:r>
+        <w:rPr>
+          <w:rFonts w:hint="eastAsia"/>
+        </w:rPr>
+        <w:t xml:space="preserve">矩阵是其在不与其他胞共享的自由度上的刚度，Neumann</w:t>
+      </w:r>
+      <w:r>
+        <w:t xml:space="preserve"> </w:t>
+      </w:r>
+      <w:r>
+        <w:rPr>
+          <w:rFonts w:hint="eastAsia"/>
+        </w:rPr>
+        <w:t xml:space="preserve">矩阵是其在自由自由度上的整胞刚度。二者均按路线</w:t>
+      </w:r>
+      <w:r>
+        <w:t xml:space="preserve"> (a) </w:t>
+      </w:r>
+      <w:r>
+        <w:rPr>
+          <w:rFonts w:hint="eastAsia"/>
+        </w:rPr>
+        <w:t xml:space="preserve">的</w:t>
+      </w:r>
+      <w:r>
+        <w:t xml:space="preserve"> PARDISO </w:t>
+      </w:r>
+      <w:r>
+        <w:rPr>
+          <w:rFonts w:hint="eastAsia"/>
+        </w:rPr>
+        <w:t xml:space="preserve">配置（对称</w:t>
+      </w:r>
+      <w:r>
+        <w:t xml:space="preserve"> Jacobi </w:t>
+      </w:r>
+      <w:r>
+        <w:rPr>
+          <w:rFonts w:hint="eastAsia"/>
+        </w:rPr>
+        <w:t xml:space="preserve">缩放、实对称正定</w:t>
+      </w:r>
+      <w:r>
+        <w:t xml:space="preserve"> </w:t>
+      </w:r>
+      <w:r>
+        <w:rPr>
+          <w:rFonts w:hint="eastAsia"/>
+        </w:rPr>
+        <w:t xml:space="preserve">Cholesky、调优的</w:t>
+      </w:r>
+      <w:r>
+        <w:t xml:space="preserve"> iparm、16 </w:t>
+      </w:r>
+      <w:r>
+        <w:rPr>
+          <w:rFonts w:hint="eastAsia"/>
+        </w:rPr>
+        <w:t xml:space="preserve">线程）逐胞各分解一次；悬浮胞的奇异</w:t>
+      </w:r>
+      <w:r>
+        <w:t xml:space="preserve"> Neumann </w:t>
+      </w:r>
+      <w:r>
+        <w:rPr>
+          <w:rFonts w:hint="eastAsia"/>
+        </w:rPr>
+        <w:t xml:space="preserve">矩阵在缩放矩阵的对角线上加</w:t>
+      </w:r>
+      <w:r>
+        <w:t xml:space="preserve"> </w:t>
+      </w:r>
+      <m:oMath>
+        <m:sSup>
+          <m:e>
+            <m:r>
+              <m:t>10</m:t>
+            </m:r>
+          </m:e>
+          <m:sup>
+            <m:r>
+              <m:rPr>
+                <m:sty m:val="p"/>
+              </m:rPr>
+              <m:t>−</m:t>
+            </m:r>
+            <m:r>
+              <m:t>10</m:t>
+            </m:r>
+          </m:sup>
+        </m:sSup>
+      </m:oMath>
+      <w:r>
+        <w:t xml:space="preserve"> </w:t>
+      </w:r>
+      <w:r>
+        <w:rPr>
+          <w:rFonts w:hint="eastAsia"/>
+        </w:rPr>
+        <w:t xml:space="preserve">的平移。这些分解的总时间是</w:t>
+      </w:r>
+      <w:r>
+        <w:t xml:space="preserve"> BDDC </w:t>
+      </w:r>
+      <w:r>
+        <w:rPr>
+          <w:rFonts w:hint="eastAsia"/>
+        </w:rPr>
+        <w:t xml:space="preserve">每个几何成本的下界，不含其约束</w:t>
+      </w:r>
+      <w:r>
+        <w:t xml:space="preserve"> Neumann </w:t>
+      </w:r>
+      <w:r>
+        <w:rPr>
+          <w:rFonts w:hint="eastAsia"/>
+        </w:rPr>
+        <w:t xml:space="preserve">求解、粗问题和迭代。以</w:t>
+      </w:r>
+      <w:r>
+        <w:t xml:space="preserve"> MUMPS </w:t>
+      </w:r>
+      <w:r>
+        <w:rPr>
+          <w:rFonts w:hint="eastAsia"/>
+        </w:rPr>
+        <w:t xml:space="preserve">求解局部和粗问题、在八个进程上同时保存全部局部分解时，BDDC</w:t>
+      </w:r>
+      <w:r>
+        <w:t xml:space="preserve"> </w:t>
+      </w:r>
+      <w:r>
+        <w:rPr>
+          <w:rFonts w:hint="eastAsia"/>
+        </w:rPr>
+        <w:t xml:space="preserve">在建立阶段内存超过</w:t>
+      </w:r>
+      <w:r>
+        <w:t xml:space="preserve"> 90 GiB。</w:t>
+      </w:r>
+    </w:p>
+    <w:p>
+      <w:pPr>
         <w:pStyle w:val="Heading3"/>
       </w:pPr>
       <w:r>
@@ -30322,6 +30779,596 @@
           <w:rFonts w:hint="eastAsia"/>
         </w:rPr>
         <w:t xml:space="preserve">S4.1）：四胞格栅的全部胞，以及每个八胞格栅中的四个胞。</w:t>
+      </w:r>
+    </w:p>
+    <w:p>
+      <w:pPr>
+        <w:pStyle w:val="Heading4"/>
+      </w:pPr>
+      <w:r>
+        <w:t xml:space="preserve">ST12e. CPU </w:t>
+      </w:r>
+      <w:r>
+        <w:rPr>
+          <w:rFonts w:hint="eastAsia"/>
+        </w:rPr>
+        <w:t xml:space="preserve">上的整体格栅迭代求解器（16</w:t>
+      </w:r>
+      <w:r>
+        <w:t xml:space="preserve"> </w:t>
+      </w:r>
+      <w:r>
+        <w:rPr>
+          <w:rFonts w:hint="eastAsia"/>
+        </w:rPr>
+        <w:t xml:space="preserve">个</w:t>
+      </w:r>
+      <w:r>
+        <w:t xml:space="preserve"> MPI </w:t>
+      </w:r>
+      <w:r>
+        <w:rPr>
+          <w:rFonts w:hint="eastAsia"/>
+        </w:rPr>
+        <w:t xml:space="preserve">进程）：建立阶段、共轭梯度与</w:t>
+      </w:r>
+      <w:r>
+        <w:t xml:space="preserve"> BDDC </w:t>
+      </w:r>
+      <w:r>
+        <w:rPr>
+          <w:rFonts w:hint="eastAsia"/>
+        </w:rPr>
+        <w:t xml:space="preserve">分解（s）</w:t>
+      </w:r>
+    </w:p>
+    <w:tbl>
+      <w:tblPr>
+        <w:tblStyle w:val="Table"/>
+        <w:tblW w:type="pct" w:w="5000"/>
+        <w:tblLayout w:type="fixed"/>
+        <w:tblLook w:firstRow="1" w:lastRow="0" w:firstColumn="0" w:lastColumn="0" w:noHBand="0" w:noVBand="0" w:val="0020"/>
+      </w:tblPr>
+      <w:tblGrid>
+        <w:gridCol w:w="1131"/>
+        <w:gridCol w:w="1131"/>
+        <w:gridCol w:w="1131"/>
+        <w:gridCol w:w="1131"/>
+        <w:gridCol w:w="1131"/>
+        <w:gridCol w:w="1131"/>
+        <w:gridCol w:w="1131"/>
+      </w:tblGrid>
+      <w:tr>
+        <w:trPr>
+          <w:tblHeader w:val="on"/>
+        </w:trPr>
+        <w:tc>
+          <w:tcPr/>
+          <w:p>
+            <w:pPr>
+              <w:pStyle w:val="Compact"/>
+            </w:pPr>
+            <w:r>
+              <w:rPr>
+                <w:rFonts w:hint="eastAsia"/>
+              </w:rPr>
+              <w:t xml:space="preserve">格栅</w:t>
+            </w:r>
+          </w:p>
+        </w:tc>
+        <w:tc>
+          <w:tcPr/>
+          <w:p>
+            <w:pPr>
+              <w:pStyle w:val="Compact"/>
+            </w:pPr>
+            <w:r>
+              <w:rPr>
+                <w:rFonts w:hint="eastAsia"/>
+              </w:rPr>
+              <w:t xml:space="preserve">GAMG：建立阶段</w:t>
+            </w:r>
+          </w:p>
+        </w:tc>
+        <w:tc>
+          <w:tcPr/>
+          <w:p>
+            <w:pPr>
+              <w:pStyle w:val="Compact"/>
+            </w:pPr>
+            <w:r>
+              <w:t xml:space="preserve">GAMG </w:t>
+            </w:r>
+            <w:r>
+              <w:rPr>
+                <w:rFonts w:hint="eastAsia"/>
+              </w:rPr>
+              <w:t xml:space="preserve">至</w:t>
+            </w:r>
+            <w:r>
+              <w:t xml:space="preserve"> </w:t>
+            </w:r>
+            <m:oMath>
+              <m:sSup>
+                <m:e>
+                  <m:r>
+                    <m:t>10</m:t>
+                  </m:r>
+                </m:e>
+                <m:sup>
+                  <m:r>
+                    <m:rPr>
+                      <m:sty m:val="p"/>
+                    </m:rPr>
+                    <m:t>−</m:t>
+                  </m:r>
+                  <m:r>
+                    <m:t>4</m:t>
+                  </m:r>
+                </m:sup>
+              </m:sSup>
+            </m:oMath>
+            <w:r>
+              <w:rPr>
+                <w:rFonts w:hint="eastAsia"/>
+              </w:rPr>
+              <w:t xml:space="preserve">：迭代次数</w:t>
+            </w:r>
+            <w:r>
+              <w:t xml:space="preserve"> / </w:t>
+            </w:r>
+            <w:r>
+              <w:rPr>
+                <w:rFonts w:hint="eastAsia"/>
+              </w:rPr>
+              <w:t xml:space="preserve">每个载荷时间</w:t>
+            </w:r>
+          </w:p>
+        </w:tc>
+        <w:tc>
+          <w:tcPr/>
+          <w:p>
+            <w:pPr>
+              <w:pStyle w:val="Compact"/>
+            </w:pPr>
+            <w:r>
+              <w:t xml:space="preserve">GAMG </w:t>
+            </w:r>
+            <w:r>
+              <w:rPr>
+                <w:rFonts w:hint="eastAsia"/>
+              </w:rPr>
+              <w:t xml:space="preserve">至</w:t>
+            </w:r>
+            <w:r>
+              <w:t xml:space="preserve"> </w:t>
+            </w:r>
+            <m:oMath>
+              <m:sSup>
+                <m:e>
+                  <m:r>
+                    <m:t>10</m:t>
+                  </m:r>
+                </m:e>
+                <m:sup>
+                  <m:r>
+                    <m:rPr>
+                      <m:sty m:val="p"/>
+                    </m:rPr>
+                    <m:t>−</m:t>
+                  </m:r>
+                  <m:r>
+                    <m:t>4</m:t>
+                  </m:r>
+                </m:sup>
+              </m:sSup>
+            </m:oMath>
+            <w:r>
+              <w:rPr>
+                <w:rFonts w:hint="eastAsia"/>
+              </w:rPr>
+              <w:t xml:space="preserve">，含建立阶段：3</w:t>
+            </w:r>
+            <w:r>
+              <w:t xml:space="preserve"> </w:t>
+            </w:r>
+            <w:r>
+              <w:rPr>
+                <w:rFonts w:hint="eastAsia"/>
+              </w:rPr>
+              <w:t xml:space="preserve">个载荷</w:t>
+            </w:r>
+            <w:r>
+              <w:t xml:space="preserve"> / 6 </w:t>
+            </w:r>
+            <w:r>
+              <w:rPr>
+                <w:rFonts w:hint="eastAsia"/>
+              </w:rPr>
+              <w:t xml:space="preserve">个载荷</w:t>
+            </w:r>
+          </w:p>
+        </w:tc>
+        <w:tc>
+          <w:tcPr/>
+          <w:p>
+            <w:pPr>
+              <w:pStyle w:val="Compact"/>
+            </w:pPr>
+            <w:r>
+              <w:t xml:space="preserve">GAMG </w:t>
+            </w:r>
+            <w:r>
+              <w:rPr>
+                <w:rFonts w:hint="eastAsia"/>
+              </w:rPr>
+              <w:t xml:space="preserve">在</w:t>
+            </w:r>
+            <w:r>
+              <w:t xml:space="preserve"> </w:t>
+            </w:r>
+            <m:oMath>
+              <m:sSup>
+                <m:e>
+                  <m:r>
+                    <m:t>10</m:t>
+                  </m:r>
+                </m:e>
+                <m:sup>
+                  <m:r>
+                    <m:rPr>
+                      <m:sty m:val="p"/>
+                    </m:rPr>
+                    <m:t>−</m:t>
+                  </m:r>
+                  <m:r>
+                    <m:t>4</m:t>
+                  </m:r>
+                </m:sup>
+              </m:sSup>
+            </m:oMath>
+            <w:r>
+              <w:t xml:space="preserve"> </w:t>
+            </w:r>
+            <w:r>
+              <w:rPr>
+                <w:rFonts w:hint="eastAsia"/>
+              </w:rPr>
+              <w:t xml:space="preserve">处：柔度</w:t>
+            </w:r>
+            <w:r>
+              <w:t xml:space="preserve"> / </w:t>
+            </w:r>
+            <w:r>
+              <w:rPr>
+                <w:rFonts w:hint="eastAsia"/>
+              </w:rPr>
+              <w:t xml:space="preserve">能量的最大差别</w:t>
+            </w:r>
+          </w:p>
+        </w:tc>
+        <w:tc>
+          <w:tcPr/>
+          <w:p>
+            <w:pPr>
+              <w:pStyle w:val="Compact"/>
+            </w:pPr>
+            <w:r>
+              <w:rPr>
+                <w:rFonts w:hint="eastAsia"/>
+              </w:rPr>
+              <w:t xml:space="preserve">BoomerAMG：建立阶段</w:t>
+            </w:r>
+            <w:r>
+              <w:t xml:space="preserve"> / </w:t>
+            </w:r>
+            <w:r>
+              <w:rPr>
+                <w:rFonts w:hint="eastAsia"/>
+              </w:rPr>
+              <w:t xml:space="preserve">迭代次数</w:t>
+            </w:r>
+            <w:r>
+              <w:t xml:space="preserve"> / </w:t>
+            </w:r>
+            <w:r>
+              <w:rPr>
+                <w:rFonts w:hint="eastAsia"/>
+              </w:rPr>
+              <w:t xml:space="preserve">每个载荷时间</w:t>
+            </w:r>
+          </w:p>
+        </w:tc>
+        <w:tc>
+          <w:tcPr/>
+          <w:p>
+            <w:pPr>
+              <w:pStyle w:val="Compact"/>
+            </w:pPr>
+            <w:r>
+              <w:t xml:space="preserve">BDDC </w:t>
+            </w:r>
+            <w:r>
+              <w:rPr>
+                <w:rFonts w:hint="eastAsia"/>
+              </w:rPr>
+              <w:t xml:space="preserve">分解：Dirichlet</w:t>
+            </w:r>
+            <w:r>
+              <w:t xml:space="preserve"> + Neumann</w:t>
+            </w:r>
+          </w:p>
+        </w:tc>
+      </w:tr>
+      <w:tr>
+        <w:tc>
+          <w:tcPr/>
+          <w:p>
+            <w:pPr>
+              <w:pStyle w:val="Compact"/>
+            </w:pPr>
+            <w:r>
+              <w:t xml:space="preserve">2×2×2</w:t>
+            </w:r>
+          </w:p>
+        </w:tc>
+        <w:tc>
+          <w:tcPr/>
+          <w:p>
+            <w:pPr>
+              <w:pStyle w:val="Compact"/>
+            </w:pPr>
+            <w:r>
+              <w:t xml:space="preserve">35.3</w:t>
+            </w:r>
+          </w:p>
+        </w:tc>
+        <w:tc>
+          <w:tcPr/>
+          <w:p>
+            <w:pPr>
+              <w:pStyle w:val="Compact"/>
+            </w:pPr>
+            <w:r>
+              <w:t xml:space="preserve">90–134 / 52–72</w:t>
+            </w:r>
+          </w:p>
+        </w:tc>
+        <w:tc>
+          <w:tcPr/>
+          <w:p>
+            <w:pPr>
+              <w:pStyle w:val="Compact"/>
+            </w:pPr>
+            <w:r>
+              <w:t xml:space="preserve">221 / 432</w:t>
+            </w:r>
+          </w:p>
+        </w:tc>
+        <w:tc>
+          <w:tcPr/>
+          <w:p>
+            <w:pPr>
+              <w:pStyle w:val="Compact"/>
+            </w:pPr>
+            <w:r>
+              <w:t xml:space="preserve">4.6e-10 / 2.1e-5</w:t>
+            </w:r>
+          </w:p>
+        </w:tc>
+        <w:tc>
+          <w:tcPr/>
+          <w:p>
+            <w:pPr>
+              <w:pStyle w:val="Compact"/>
+            </w:pPr>
+            <w:r>
+              <w:t xml:space="preserve">88.0 / </w:t>
+            </w:r>
+            <w:r>
+              <w:rPr>
+                <w:rFonts w:hint="eastAsia"/>
+              </w:rPr>
+              <w:t xml:space="preserve">预条件子不定</w:t>
+            </w:r>
+          </w:p>
+        </w:tc>
+        <w:tc>
+          <w:tcPr/>
+          <w:p>
+            <w:pPr>
+              <w:pStyle w:val="Compact"/>
+            </w:pPr>
+            <w:r>
+              <w:t xml:space="preserve">207.9 + 241.3 = 449.2</w:t>
+            </w:r>
+          </w:p>
+        </w:tc>
+      </w:tr>
+      <w:tr>
+        <w:tc>
+          <w:tcPr/>
+          <w:p>
+            <w:pPr>
+              <w:pStyle w:val="Compact"/>
+            </w:pPr>
+            <w:r>
+              <w:t xml:space="preserve">3×3×1</w:t>
+            </w:r>
+          </w:p>
+        </w:tc>
+        <w:tc>
+          <w:tcPr/>
+          <w:p>
+            <w:pPr>
+              <w:pStyle w:val="Compact"/>
+            </w:pPr>
+            <w:r>
+              <w:t xml:space="preserve">39.2</w:t>
+            </w:r>
+          </w:p>
+        </w:tc>
+        <w:tc>
+          <w:tcPr/>
+          <w:p>
+            <w:pPr>
+              <w:pStyle w:val="Compact"/>
+            </w:pPr>
+            <w:r>
+              <w:t xml:space="preserve">98–123 / 66–84</w:t>
+            </w:r>
+          </w:p>
+        </w:tc>
+        <w:tc>
+          <w:tcPr/>
+          <w:p>
+            <w:pPr>
+              <w:pStyle w:val="Compact"/>
+            </w:pPr>
+            <w:r>
+              <w:t xml:space="preserve">278 / 478</w:t>
+            </w:r>
+          </w:p>
+        </w:tc>
+        <w:tc>
+          <w:tcPr/>
+          <w:p>
+            <w:pPr>
+              <w:pStyle w:val="Compact"/>
+            </w:pPr>
+            <w:r>
+              <w:t xml:space="preserve">1.4e-10 / 1.2e-5</w:t>
+            </w:r>
+          </w:p>
+        </w:tc>
+        <w:tc>
+          <w:tcPr/>
+          <w:p>
+            <w:pPr>
+              <w:pStyle w:val="Compact"/>
+            </w:pPr>
+            <w:r>
+              <w:t xml:space="preserve">96.6 / 329–336 / 535–615</w:t>
+            </w:r>
+          </w:p>
+        </w:tc>
+        <w:tc>
+          <w:tcPr/>
+          <w:p>
+            <w:pPr>
+              <w:pStyle w:val="Compact"/>
+            </w:pPr>
+            <w:r>
+              <w:t xml:space="preserve">245.3 + 277.9 = 523.1</w:t>
+            </w:r>
+          </w:p>
+        </w:tc>
+      </w:tr>
+    </w:tbl>
+    <w:p>
+      <w:pPr>
+        <w:pStyle w:val="BodyText"/>
+      </w:pPr>
+      <w:r>
+        <w:rPr>
+          <w:rFonts w:hint="eastAsia"/>
+        </w:rPr>
+        <w:t xml:space="preserve">差别相对于相对残差</w:t>
+      </w:r>
+      <w:r>
+        <w:t xml:space="preserve"> </w:t>
+      </w:r>
+      <m:oMath>
+        <m:sSup>
+          <m:e>
+            <m:r>
+              <m:t>10</m:t>
+            </m:r>
+          </m:e>
+          <m:sup>
+            <m:r>
+              <m:rPr>
+                <m:sty m:val="p"/>
+              </m:rPr>
+              <m:t>−</m:t>
+            </m:r>
+            <m:r>
+              <m:t>9</m:t>
+            </m:r>
+          </m:sup>
+        </m:sSup>
+      </m:oMath>
+      <w:r>
+        <w:t xml:space="preserve"> </w:t>
+      </w:r>
+      <w:r>
+        <w:rPr>
+          <w:rFonts w:hint="eastAsia"/>
+        </w:rPr>
+        <w:t xml:space="preserve">处的迭代解，GAMG</w:t>
+      </w:r>
+      <w:r>
+        <w:t xml:space="preserve"> </w:t>
+      </w:r>
+      <w:r>
+        <w:rPr>
+          <w:rFonts w:hint="eastAsia"/>
+        </w:rPr>
+        <w:t xml:space="preserve">达到该残差需</w:t>
+      </w:r>
+      <w:r>
+        <w:t xml:space="preserve"> 235–274 </w:t>
+      </w:r>
+      <w:r>
+        <w:rPr>
+          <w:rFonts w:hint="eastAsia"/>
+        </w:rPr>
+        <w:t xml:space="preserve">次（2×2×2）和</w:t>
+      </w:r>
+      <w:r>
+        <w:t xml:space="preserve"> 204–220 </w:t>
+      </w:r>
+      <w:r>
+        <w:rPr>
+          <w:rFonts w:hint="eastAsia"/>
+        </w:rPr>
+        <w:t xml:space="preserve">次（3×3×1）迭代。载荷：与路线</w:t>
+      </w:r>
+      <w:r>
+        <w:t xml:space="preserve"> (a) </w:t>
+      </w:r>
+      <w:r>
+        <w:rPr>
+          <w:rFonts w:hint="eastAsia"/>
+        </w:rPr>
+        <w:t xml:space="preserve">相同，先三个一致面力，后三个随机载荷。不含所有精确路线共有的胞设置与装配（表</w:t>
+      </w:r>
+      <w:r>
+        <w:t xml:space="preserve"> </w:t>
+      </w:r>
+      <w:r>
+        <w:rPr>
+          <w:rFonts w:hint="eastAsia"/>
+        </w:rPr>
+        <w:t xml:space="preserve">ST12b：416</w:t>
+      </w:r>
+      <w:r>
+        <w:t xml:space="preserve"> s </w:t>
+      </w:r>
+      <w:r>
+        <w:rPr>
+          <w:rFonts w:hint="eastAsia"/>
+        </w:rPr>
+        <w:t xml:space="preserve">和</w:t>
+      </w:r>
+      <w:r>
+        <w:t xml:space="preserve"> 474 </w:t>
+      </w:r>
+      <w:r>
+        <w:rPr>
+          <w:rFonts w:hint="eastAsia"/>
+        </w:rPr>
+        <w:t xml:space="preserve">s）。</w:t>
       </w:r>
     </w:p>
     <w:p>
@@ -38248,7 +39295,7 @@
             <w:r>
               <w:t xml:space="preserve"> </w:t>
             </w:r>
-            <w:hyperlink r:id="rId9">
+            <w:hyperlink r:id="rId10">
               <w:r>
                 <w:rPr>
                   <w:rStyle w:val="Hyperlink"/>
@@ -49862,18 +50909,18 @@
           <wp:inline>
             <wp:extent cx="5334000" cy="3384606"/>
             <wp:effectExtent b="0" l="0" r="0" t="0"/>
-            <wp:docPr descr="Figure S01" title="" id="11" name="Picture"/>
+            <wp:docPr descr="Figure S01" title="" id="12" name="Picture"/>
             <a:graphic>
               <a:graphicData uri="http://schemas.openxmlformats.org/drawingml/2006/picture">
                 <pic:pic>
                   <pic:nvPicPr>
-                    <pic:cNvPr descr="figures/S06_reference_verification.png" id="12" name="Picture"/>
+                    <pic:cNvPr descr="figures/S06_reference_verification.png" id="13" name="Picture"/>
                     <pic:cNvPicPr>
                       <a:picLocks noChangeArrowheads="1" noChangeAspect="1"/>
                     </pic:cNvPicPr>
                   </pic:nvPicPr>
                   <pic:blipFill>
-                    <a:blip r:embed="rId10"/>
+                    <a:blip r:embed="rId11"/>
                     <a:stretch>
                       <a:fillRect/>
                     </a:stretch>
@@ -50386,18 +51433,18 @@
           <wp:inline>
             <wp:extent cx="5334000" cy="5426887"/>
             <wp:effectExtent b="0" l="0" r="0" t="0"/>
-            <wp:docPr descr="Figure S02" title="" id="14" name="Picture"/>
+            <wp:docPr descr="Figure S02" title="" id="15" name="Picture"/>
             <a:graphic>
               <a:graphicData uri="http://schemas.openxmlformats.org/drawingml/2006/picture">
                 <pic:pic>
                   <pic:nvPicPr>
-                    <pic:cNvPr descr="figures/S01_distributions.png" id="15" name="Picture"/>
+                    <pic:cNvPr descr="figures/S01_distributions.png" id="16" name="Picture"/>
                     <pic:cNvPicPr>
                       <a:picLocks noChangeArrowheads="1" noChangeAspect="1"/>
                     </pic:cNvPicPr>
                   </pic:nvPicPr>
                   <pic:blipFill>
-                    <a:blip r:embed="rId13"/>
+                    <a:blip r:embed="rId14"/>
                     <a:stretch>
                       <a:fillRect/>
                     </a:stretch>
@@ -50506,18 +51553,18 @@
           <wp:inline>
             <wp:extent cx="5334000" cy="3822909"/>
             <wp:effectExtent b="0" l="0" r="0" t="0"/>
-            <wp:docPr descr="Figure S03" title="" id="17" name="Picture"/>
+            <wp:docPr descr="Figure S03" title="" id="18" name="Picture"/>
             <a:graphic>
               <a:graphicData uri="http://schemas.openxmlformats.org/drawingml/2006/picture">
                 <pic:pic>
                   <pic:nvPicPr>
-                    <pic:cNvPr descr="figures/S03_sensitivity_diagnostics.png" id="18" name="Picture"/>
+                    <pic:cNvPr descr="figures/S03_sensitivity_diagnostics.png" id="19" name="Picture"/>
                     <pic:cNvPicPr>
                       <a:picLocks noChangeArrowheads="1" noChangeAspect="1"/>
                     </pic:cNvPicPr>
                   </pic:nvPicPr>
                   <pic:blipFill>
-                    <a:blip r:embed="rId16"/>
+                    <a:blip r:embed="rId17"/>
                     <a:stretch>
                       <a:fillRect/>
                     </a:stretch>

--- a/docs/paper_p1/word/P1_supp_CN.docx
+++ b/docs/paper_p1/word/P1_supp_CN.docx
@@ -30,7 +30,7 @@
         <w:rPr>
           <w:rFonts w:hint="eastAsia"/>
         </w:rPr>
-        <w:t xml:space="preserve">2）一致；下方索引还给出了各变体在数据存档中的记录标识符。</w:t>
+        <w:t xml:space="preserve">3）一致；下方索引还给出了各变体在数据存档中的记录标识符。</w:t>
       </w:r>
     </w:p>
     <w:p>
@@ -2291,7 +2291,7 @@
         <w:t xml:space="preserve">训练设置（表</w:t>
       </w:r>
       <w:r>
-        <w:t xml:space="preserve"> 2 </w:t>
+        <w:t xml:space="preserve"> 3 </w:t>
       </w:r>
       <w:r>
         <w:rPr>
@@ -4822,7 +4822,7 @@
         <w:rPr>
           <w:rFonts w:hint="eastAsia"/>
         </w:rPr>
-        <w:t xml:space="preserve">个自由度；活动自由度中位数为</w:t>
+        <w:t xml:space="preserve">个自由度；激活自由度中位数为</w:t>
       </w:r>
       <w:r>
         <w:t xml:space="preserve"> </w:t>
@@ -10603,7 +10603,7 @@
         <w:rPr>
           <w:rFonts w:hint="eastAsia"/>
         </w:rPr>
-        <w:t xml:space="preserve">(13)）。累积曲线、节点力结果和方向百分位数见图</w:t>
+        <w:t xml:space="preserve">(15)）。累积曲线、节点力结果和方向百分位数见图</w:t>
       </w:r>
       <w:r>
         <w:t xml:space="preserve"> 5。</w:t>
@@ -12322,7 +12322,7 @@
         <w:t xml:space="preserve">步结果即表</w:t>
       </w:r>
       <w:r>
-        <w:t xml:space="preserve"> 3 </w:t>
+        <w:t xml:space="preserve"> 4 </w:t>
       </w:r>
       <w:r>
         <w:rPr>
@@ -12339,7 +12339,7 @@
         <w:rPr>
           <w:rFonts w:hint="eastAsia"/>
         </w:rPr>
-        <w:t xml:space="preserve">调和初始场是保留位移变形部分的图调和延拓。该图以胞的活动节点为顶点，将每个活动单元</w:t>
+        <w:t xml:space="preserve">调和初始场是保留位移变形部分的图调和延拓。该图以胞的激活节点为顶点，将每个激活单元</w:t>
       </w:r>
       <w:r>
         <w:t xml:space="preserve"> 27 </w:t>
@@ -22860,7 +22860,7 @@
         <w:rPr>
           <w:rFonts w:hint="eastAsia"/>
         </w:rPr>
-        <w:t xml:space="preserve">；每个数量级减小约百倍，这正是中心差分的二阶截断误差，与这些胞上导数在固定活动集下于</w:t>
+        <w:t xml:space="preserve">；每个数量级减小约百倍，这正是中心差分的二阶截断误差，与这些胞上导数在固定激活集下于</w:t>
       </w:r>
       <w:r>
         <w:t xml:space="preserve"> </w:t>
@@ -23715,7 +23715,7 @@
         <w:t xml:space="preserve">的压缩性（第</w:t>
       </w:r>
       <w:r>
-        <w:t xml:space="preserve"> 4.3 </w:t>
+        <w:t xml:space="preserve"> 4.4 </w:t>
       </w:r>
       <w:r>
         <w:rPr>
@@ -27102,7 +27102,7 @@
         <w:t xml:space="preserve">本说明定义表</w:t>
       </w:r>
       <w:r>
-        <w:t xml:space="preserve"> 5 </w:t>
+        <w:t xml:space="preserve"> 6 </w:t>
       </w:r>
       <w:r>
         <w:rPr>
@@ -27780,7 +27780,7 @@
         <w:t xml:space="preserve">，后者通过在固定的恢复场下对矩积分进行反向模式微分得到。其算术精度与表</w:t>
       </w:r>
       <w:r>
-        <w:t xml:space="preserve"> 1 </w:t>
+        <w:t xml:space="preserve"> 2 </w:t>
       </w:r>
       <w:r>
         <w:rPr>
@@ -28249,7 +28249,7 @@
         <w:rPr>
           <w:rFonts w:hint="eastAsia"/>
         </w:rPr>
-        <w:t xml:space="preserve">在建立阶段内存超过</w:t>
+        <w:t xml:space="preserve">在设置内存超过</w:t>
       </w:r>
       <w:r>
         <w:t xml:space="preserve"> 90 GiB。</w:t>
@@ -28363,7 +28363,7 @@
         <w:t xml:space="preserve">的内存见表</w:t>
       </w:r>
       <w:r>
-        <w:t xml:space="preserve"> 5。</w:t>
+        <w:t xml:space="preserve"> 6。</w:t>
       </w:r>
     </w:p>
     <w:p>
@@ -28591,7 +28591,7 @@
         <w:t xml:space="preserve">总自由度与自由保留自由度：见表</w:t>
       </w:r>
       <w:r>
-        <w:t xml:space="preserve"> 5。</w:t>
+        <w:t xml:space="preserve"> 6。</w:t>
       </w:r>
     </w:p>
     <w:p>
@@ -29746,7 +29746,7 @@
         <w:t xml:space="preserve">线程的总计即表</w:t>
       </w:r>
       <w:r>
-        <w:t xml:space="preserve"> 5 </w:t>
+        <w:t xml:space="preserve"> 6 </w:t>
       </w:r>
       <w:r>
         <w:rPr>
@@ -30247,7 +30247,7 @@
         <w:t xml:space="preserve">凝聚求解：私有消元、界面分解与求解，以及六个载荷的回代。表</w:t>
       </w:r>
       <w:r>
-        <w:t xml:space="preserve"> 5 </w:t>
+        <w:t xml:space="preserve"> 6 </w:t>
       </w:r>
       <w:r>
         <w:rPr>
@@ -30742,7 +30742,16 @@
         <w:rPr>
           <w:rFonts w:hint="eastAsia"/>
         </w:rPr>
-        <w:t xml:space="preserve">5（GPU</w:t>
+        <w:t xml:space="preserve">6；各阶段之和比总计少</w:t>
+      </w:r>
+      <w:r>
+        <w:t xml:space="preserve"> 0.2–0.5 </w:t>
+      </w:r>
+      <w:r>
+        <w:rPr>
+          <w:rFonts w:hint="eastAsia"/>
+        </w:rPr>
+        <w:t xml:space="preserve">s，差额为阶段之间的簿记开销（GPU</w:t>
       </w:r>
       <w:r>
         <w:t xml:space="preserve"> </w:t>
@@ -30810,7 +30819,7 @@
         <w:rPr>
           <w:rFonts w:hint="eastAsia"/>
         </w:rPr>
-        <w:t xml:space="preserve">进程）：建立阶段、共轭梯度与</w:t>
+        <w:t xml:space="preserve">进程）：设置、共轭梯度与</w:t>
       </w:r>
       <w:r>
         <w:t xml:space="preserve"> BDDC </w:t>
@@ -30866,7 +30875,7 @@
               <w:rPr>
                 <w:rFonts w:hint="eastAsia"/>
               </w:rPr>
-              <w:t xml:space="preserve">GAMG：建立阶段</w:t>
+              <w:t xml:space="preserve">GAMG：设置</w:t>
             </w:r>
           </w:p>
         </w:tc>
@@ -30967,7 +30976,7 @@
               <w:rPr>
                 <w:rFonts w:hint="eastAsia"/>
               </w:rPr>
-              <w:t xml:space="preserve">，含建立阶段：3</w:t>
+              <w:t xml:space="preserve">，含设置：3</w:t>
             </w:r>
             <w:r>
               <w:t xml:space="preserve"> </w:t>
@@ -31057,7 +31066,7 @@
               <w:rPr>
                 <w:rFonts w:hint="eastAsia"/>
               </w:rPr>
-              <w:t xml:space="preserve">BoomerAMG：建立阶段</w:t>
+              <w:t xml:space="preserve">BoomerAMG：设置</w:t>
             </w:r>
             <w:r>
               <w:t xml:space="preserve"> / </w:t>
@@ -31066,7 +31075,39 @@
               <w:rPr>
                 <w:rFonts w:hint="eastAsia"/>
               </w:rPr>
-              <w:t xml:space="preserve">迭代次数</w:t>
+              <w:t xml:space="preserve">至</w:t>
+            </w:r>
+            <w:r>
+              <w:t xml:space="preserve"> </w:t>
+            </w:r>
+            <m:oMath>
+              <m:sSup>
+                <m:e>
+                  <m:r>
+                    <m:t>10</m:t>
+                  </m:r>
+                </m:e>
+                <m:sup>
+                  <m:r>
+                    <m:rPr>
+                      <m:sty m:val="p"/>
+                    </m:rPr>
+                    <m:t>−</m:t>
+                  </m:r>
+                  <m:r>
+                    <m:t>4</m:t>
+                  </m:r>
+                </m:sup>
+              </m:sSup>
+            </m:oMath>
+            <w:r>
+              <w:t xml:space="preserve"> </w:t>
+            </w:r>
+            <w:r>
+              <w:rPr>
+                <w:rFonts w:hint="eastAsia"/>
+              </w:rPr>
+              <w:t xml:space="preserve">的迭代次数</w:t>
             </w:r>
             <w:r>
               <w:t xml:space="preserve"> / </w:t>
@@ -31248,7 +31289,7 @@
               <w:pStyle w:val="Compact"/>
             </w:pPr>
             <w:r>
-              <w:t xml:space="preserve">96.6 / 329–336 / 535–615</w:t>
+              <w:t xml:space="preserve">96.6 / 250–260 / 405–481</w:t>
             </w:r>
           </w:p>
         </w:tc>
@@ -31341,7 +31382,16 @@
         <w:rPr>
           <w:rFonts w:hint="eastAsia"/>
         </w:rPr>
-        <w:t xml:space="preserve">相同，先三个一致面力，后三个随机载荷。不含所有精确路线共有的胞设置与装配（表</w:t>
+        <w:t xml:space="preserve">相同，先三个一致面力，后三个随机载荷。不含取自路线</w:t>
+      </w:r>
+      <w:r>
+        <w:t xml:space="preserve"> </w:t>
+      </w:r>
+      <w:r>
+        <w:rPr>
+          <w:rFonts w:hint="eastAsia"/>
+        </w:rPr>
+        <w:t xml:space="preserve">(a)、为所有细尺度路线共有的胞设置与装配以及整体装配与缩放（表</w:t>
       </w:r>
       <w:r>
         <w:t xml:space="preserve"> </w:t>
@@ -34348,7 +34398,7 @@
         <w:rPr>
           <w:rFonts w:hint="eastAsia"/>
         </w:rPr>
-        <w:t xml:space="preserve">G.1）、活动单元集合或粗分解的对角平移（附录</w:t>
+        <w:t xml:space="preserve">G.1）、激活单元集合或粗分解的对角平移（附录</w:t>
       </w:r>
       <w:r>
         <w:t xml:space="preserve"> </w:t>
@@ -36498,7 +36548,7 @@
         <w:rPr>
           <w:rFonts w:hint="eastAsia"/>
         </w:rPr>
-        <w:t xml:space="preserve">个至少改变一个离散选择，其中多数为活动单元、ghost</w:t>
+        <w:t xml:space="preserve">个至少改变一个离散选择，其中多数为激活单元、ghost</w:t>
       </w:r>
       <w:r>
         <w:t xml:space="preserve"> </w:t>
@@ -36952,7 +37002,7 @@
               <w:rPr>
                 <w:rFonts w:hint="eastAsia"/>
               </w:rPr>
-              <w:t xml:space="preserve">个层级各自的限制与延拓（6</w:t>
+              <w:t xml:space="preserve">个层级各自的限制与插值（6</w:t>
             </w:r>
             <w:r>
               <w:t xml:space="preserve"> </w:t>
@@ -37602,7 +37652,7 @@
               <w:rPr>
                 <w:rFonts w:hint="eastAsia"/>
               </w:rPr>
-              <w:t xml:space="preserve">10,848；限制/延拓头</w:t>
+              <w:t xml:space="preserve">10,848；限制/插值头</w:t>
             </w:r>
             <w:r>
               <w:t xml:space="preserve"> </w:t>
@@ -38184,7 +38234,7 @@
         <w:t xml:space="preserve">在迭代之间会改变其离散模型（S6.4）。设计迭代与表</w:t>
       </w:r>
       <w:r>
-        <w:t xml:space="preserve"> 5 </w:t>
+        <w:t xml:space="preserve"> 6 </w:t>
       </w:r>
       <w:r>
         <w:rPr>
@@ -38238,7 +38288,7 @@
         <w:t xml:space="preserve">ST17c），而表</w:t>
       </w:r>
       <w:r>
-        <w:t xml:space="preserve"> 5 </w:t>
+        <w:t xml:space="preserve"> 6 </w:t>
       </w:r>
       <w:r>
         <w:rPr>
@@ -39981,7 +40031,7 @@
               <w:t xml:space="preserve">次迭代），算术精度与表</w:t>
             </w:r>
             <w:r>
-              <w:t xml:space="preserve"> 5 </w:t>
+              <w:t xml:space="preserve"> 6 </w:t>
             </w:r>
             <w:r>
               <w:rPr>
@@ -43634,7 +43684,7 @@
         <w:rPr>
           <w:rFonts w:hint="eastAsia"/>
         </w:rPr>
-        <w:t xml:space="preserve">6。各阶段平均时间对所有迭代取平均；迭代</w:t>
+        <w:t xml:space="preserve">7。各阶段平均时间对所有迭代取平均；迭代</w:t>
       </w:r>
       <w:r>
         <w:t xml:space="preserve"> 0 </w:t>
@@ -45618,7 +45668,7 @@
         <w:rPr>
           <w:rFonts w:hint="eastAsia"/>
         </w:rPr>
-        <w:t xml:space="preserve">6。图</w:t>
+        <w:t xml:space="preserve">7。图</w:t>
       </w:r>
       <w:r>
         <w:t xml:space="preserve"> 13a,b </w:t>
@@ -48383,7 +48433,7 @@
               <w:rPr>
                 <w:rFonts w:hint="eastAsia"/>
               </w:rPr>
-              <w:t xml:space="preserve">活动单元；ghost</w:t>
+              <w:t xml:space="preserve">激活单元；ghost</w:t>
             </w:r>
             <w:r>
               <w:t xml:space="preserve"> </w:t>
@@ -48766,7 +48816,7 @@
         <w:rPr>
           <w:rFonts w:hint="eastAsia"/>
         </w:rPr>
-        <w:t xml:space="preserve">最大值：活动单元和</w:t>
+        <w:t xml:space="preserve">最大值：激活单元和</w:t>
       </w:r>
       <w:r>
         <w:t xml:space="preserve"> ghost </w:t>
@@ -48811,7 +48861,7 @@
         <w:rPr>
           <w:rFonts w:hint="eastAsia"/>
         </w:rPr>
-        <w:t xml:space="preserve">步）仅记录了活动单元和保留自由度，结果为</w:t>
+        <w:t xml:space="preserve">步）仅记录了激活单元和保留自由度，结果为</w:t>
       </w:r>
       <w:r>
         <w:t xml:space="preserve"> 2 / 8 / 8 </w:t>

--- a/docs/paper_p1/word/P1_supp_CN.docx
+++ b/docs/paper_p1/word/P1_supp_CN.docx
@@ -28213,7 +28213,7 @@
         <w:rPr>
           <w:rFonts w:hint="eastAsia"/>
         </w:rPr>
-        <w:t xml:space="preserve">的平移。这些分解的总时间是</w:t>
+        <w:t xml:space="preserve">的平移。这些分解的总时间是该配置下采用精确局部求解的</w:t>
       </w:r>
       <w:r>
         <w:t xml:space="preserve"> BDDC </w:t>
@@ -28222,7 +28222,7 @@
         <w:rPr>
           <w:rFonts w:hint="eastAsia"/>
         </w:rPr>
-        <w:t xml:space="preserve">每个几何成本的下界，不含其约束</w:t>
+        <w:t xml:space="preserve">局部分解成本的参照，不含局部</w:t>
       </w:r>
       <w:r>
         <w:t xml:space="preserve"> Neumann </w:t>
@@ -28231,7 +28231,7 @@
         <w:rPr>
           <w:rFonts w:hint="eastAsia"/>
         </w:rPr>
-        <w:t xml:space="preserve">求解、粗问题和迭代。以</w:t>
+        <w:t xml:space="preserve">问题中主约束与零空间的处理、粗问题和迭代。以</w:t>
       </w:r>
       <w:r>
         <w:t xml:space="preserve"> MUMPS </w:t>

--- a/docs/paper_p1/word/P1_supp_CN.docx
+++ b/docs/paper_p1/word/P1_supp_CN.docx
@@ -30,7 +30,7 @@
         <w:rPr>
           <w:rFonts w:hint="eastAsia"/>
         </w:rPr>
-        <w:t xml:space="preserve">3）一致；下方索引还给出了各变体在数据存档中的记录标识符。</w:t>
+        <w:t xml:space="preserve">2）一致；下方索引还给出了各变体在数据存档中的记录标识符。</w:t>
       </w:r>
     </w:p>
     <w:p>
@@ -131,7 +131,7 @@
               <w:rPr>
                 <w:rFonts w:hint="eastAsia"/>
               </w:rPr>
-              <w:t xml:space="preserve">基线变体；所有延续训练以及第</w:t>
+              <w:t xml:space="preserve">基线变体；所有继续训练以及第</w:t>
             </w:r>
             <w:r>
               <w:t xml:space="preserve"> 5.5 </w:t>
@@ -181,7 +181,7 @@
               <w:rPr>
                 <w:rFonts w:hint="eastAsia"/>
               </w:rPr>
-              <w:t xml:space="preserve">由基础网络延续训练；训练和评估中均不施加校正</w:t>
+              <w:t xml:space="preserve">由基础网络继续训练；训练和评估中均不施加校正</w:t>
             </w:r>
           </w:p>
         </w:tc>
@@ -222,7 +222,7 @@
               <w:rPr>
                 <w:rFonts w:hint="eastAsia"/>
               </w:rPr>
-              <w:t xml:space="preserve">由基础网络延续训练，并通过八步光滑进行训练</w:t>
+              <w:t xml:space="preserve">由基础网络继续训练，并通过八步光滑进行训练</w:t>
             </w:r>
           </w:p>
         </w:tc>
@@ -363,7 +363,7 @@
               <w:rPr>
                 <w:rFonts w:hint="eastAsia"/>
               </w:rPr>
-              <w:t xml:space="preserve">胞标签</w:t>
+              <w:t xml:space="preserve">胞元标签</w:t>
             </w:r>
           </w:p>
         </w:tc>
@@ -720,7 +720,7 @@
               <w:rPr>
                 <w:rFonts w:hint="eastAsia"/>
               </w:rPr>
-              <w:t xml:space="preserve">误差最大的验证胞（表</w:t>
+              <w:t xml:space="preserve">误差最大的验证胞元（表</w:t>
             </w:r>
             <w:r>
               <w:t xml:space="preserve"> </w:t>
@@ -820,7 +820,7 @@
               <w:rPr>
                 <w:rFonts w:hint="eastAsia"/>
               </w:rPr>
-              <w:t xml:space="preserve">W3：壁最薄的验证胞（表</w:t>
+              <w:t xml:space="preserve">W3：壁最薄的验证胞元（表</w:t>
             </w:r>
             <w:r>
               <w:t xml:space="preserve"> </w:t>
@@ -1168,7 +1168,7 @@
         <w:rPr>
           <w:rFonts w:hint="eastAsia"/>
         </w:rPr>
-        <w:t xml:space="preserve">在验证胞标识符中，d0</w:t>
+        <w:t xml:space="preserve">在验证胞元标识符中，d0</w:t>
       </w:r>
       <w:r>
         <w:t xml:space="preserve"> </w:t>
@@ -1298,13 +1298,13 @@
         <w:t xml:space="preserve">表示图</w:t>
       </w:r>
       <w:r>
-        <w:t xml:space="preserve"> 8 </w:t>
-      </w:r>
-      <w:r>
-        <w:rPr>
-          <w:rFonts w:hint="eastAsia"/>
-        </w:rPr>
-        <w:t xml:space="preserve">的邻胞构型。部署几何采用表</w:t>
+        <w:t xml:space="preserve"> 9 </w:t>
+      </w:r>
+      <w:r>
+        <w:rPr>
+          <w:rFonts w:hint="eastAsia"/>
+        </w:rPr>
+        <w:t xml:space="preserve">的邻胞元构型。部署几何采用表</w:t>
       </w:r>
       <w:r>
         <w:t xml:space="preserve"> ST13 </w:t>
@@ -2214,7 +2214,7 @@
         <w:rPr>
           <w:rFonts w:hint="eastAsia"/>
         </w:rPr>
-        <w:t xml:space="preserve">个（移除了一个表现为近似机构的胞）以及另外</w:t>
+        <w:t xml:space="preserve">个（移除了一个表现为近似机构的胞元）以及另外</w:t>
       </w:r>
       <w:r>
         <w:t xml:space="preserve"> 287 </w:t>
@@ -2232,7 +2232,7 @@
         <w:rPr>
           <w:rFonts w:hint="eastAsia"/>
         </w:rPr>
-        <w:t xml:space="preserve">步的延续训练至多访问其</w:t>
+        <w:t xml:space="preserve">步的继续训练至多访问其</w:t>
       </w:r>
       <w:r>
         <w:t xml:space="preserve"> 591 </w:t>
@@ -2291,7 +2291,7 @@
         <w:t xml:space="preserve">训练设置（表</w:t>
       </w:r>
       <w:r>
-        <w:t xml:space="preserve"> 3 </w:t>
+        <w:t xml:space="preserve"> 2 </w:t>
       </w:r>
       <w:r>
         <w:rPr>
@@ -2849,7 +2849,7 @@
         <w:rPr>
           <w:rFonts w:hint="eastAsia"/>
         </w:rPr>
-        <w:t xml:space="preserve">的延续训练耗时</w:t>
+        <w:t xml:space="preserve">的继续训练耗时</w:t>
       </w:r>
       <w:r>
         <w:t xml:space="preserve"> 3.5 </w:t>
@@ -3085,7 +3085,7 @@
         <w:rPr>
           <w:rFonts w:hint="eastAsia"/>
         </w:rPr>
-        <w:t xml:space="preserve">（训练期验证列表中由同一厚度场生成的几何；独立生成的验证胞自成一族）和取向</w:t>
+        <w:t xml:space="preserve">（训练期验证列表中由同一厚度场生成的几何；独立生成的验证胞元自成一族）和取向</w:t>
       </w:r>
       <w:r>
         <w:t xml:space="preserve"> </w:t>
@@ -3850,7 +3850,7 @@
         <w:rPr>
           <w:rFonts w:hint="eastAsia"/>
         </w:rPr>
-        <w:t xml:space="preserve">个验证几何和两胞构型上完成比较之后，NICE</w:t>
+        <w:t xml:space="preserve">个验证几何和两胞元构型上完成比较之后，NICE</w:t>
       </w:r>
       <w:r>
         <w:t xml:space="preserve"> </w:t>
@@ -3909,7 +3909,7 @@
         <w:rPr>
           <w:rFonts w:hint="eastAsia"/>
         </w:rPr>
-        <w:t xml:space="preserve">节中全部八个详细分析的胞。</w:t>
+        <w:t xml:space="preserve">节中全部八个详细分析的胞元。</w:t>
       </w:r>
     </w:p>
     <w:p>
@@ -4219,7 +4219,7 @@
         <w:rPr>
           <w:rFonts w:hint="eastAsia"/>
         </w:rPr>
-        <w:t xml:space="preserve">的三等分区间上对保留胞盒体积</w:t>
+        <w:t xml:space="preserve">的三等分区间上对保留胞元立方体体积</w:t>
       </w:r>
       <w:r>
         <w:t xml:space="preserve"> </w:t>
@@ -4751,7 +4751,7 @@
         <w:rPr>
           <w:rFonts w:hint="eastAsia"/>
         </w:rPr>
-        <w:t xml:space="preserve">切割体积指盒与</w:t>
+        <w:t xml:space="preserve">切割体积指立方体与</w:t>
       </w:r>
       <w:r>
         <w:t xml:space="preserve"> TPMS </w:t>
@@ -6659,7 +6659,7 @@
         <w:rPr>
           <w:rFonts w:hint="eastAsia"/>
         </w:rPr>
-        <w:t xml:space="preserve">个几何上进行了评估。刚度缩放支撑类别与邻胞诱导类别不在此比较之列。</w:t>
+        <w:t xml:space="preserve">个几何上进行了评估。刚度缩放支撑类别与邻胞元诱导类别不在此比较之列。</w:t>
       </w:r>
     </w:p>
     <w:tbl>
@@ -7198,7 +7198,7 @@
         <w:rPr>
           <w:rFonts w:hint="eastAsia"/>
         </w:rPr>
-        <w:t xml:space="preserve">的列为该胞一致面力（force_c）验证集中的前八个保留位移方向；返回功与场能量之间的最大相对差、部署场与训练场之差以及最大刚体能量比，三者均在同样的八个方向上计算，这些方向也用于刚体能量比的归一化；ghost</w:t>
+        <w:t xml:space="preserve">的列为该胞元一致面力（force_c）验证集中的前八个保留位移方向；返回功与场能量之间的最大相对差、部署场与训练场之差以及最大刚体能量比，三者均在同样的八个方向上计算，这些方向也用于刚体能量比的归一化；ghost</w:t>
       </w:r>
       <w:r>
         <w:t xml:space="preserve"> </w:t>
@@ -7529,7 +7529,7 @@
               <w:rPr>
                 <w:rFonts w:hint="eastAsia"/>
               </w:rPr>
-              <w:t xml:space="preserve">胞</w:t>
+              <w:t xml:space="preserve">胞元</w:t>
             </w:r>
           </w:p>
         </w:tc>
@@ -8242,7 +8242,7 @@
         <w:rPr>
           <w:rFonts w:hint="eastAsia"/>
         </w:rPr>
-        <w:t xml:space="preserve">7a,b）；光滑后的数值仅针对一致面力下的基础网络列出，—</w:t>
+        <w:t xml:space="preserve">8a,b）；光滑后的数值仅针对一致面力下的基础网络列出，—</w:t>
       </w:r>
       <w:r>
         <w:t xml:space="preserve"> </w:t>
@@ -8295,7 +8295,7 @@
         <w:rPr>
           <w:rFonts w:hint="eastAsia"/>
         </w:rPr>
-        <w:t xml:space="preserve">时计算；每个数组包含该胞和该类别中全部八个角点及全部评估方向。</w:t>
+        <w:t xml:space="preserve">时计算；每个数组包含该胞元和该类别中全部八个角点及全部评估方向。</w:t>
       </w:r>
     </w:p>
     <w:tbl>
@@ -8343,7 +8343,7 @@
               <w:rPr>
                 <w:rFonts w:hint="eastAsia"/>
               </w:rPr>
-              <w:t xml:space="preserve">胞</w:t>
+              <w:t xml:space="preserve">胞元</w:t>
             </w:r>
           </w:p>
         </w:tc>
@@ -10606,7 +10606,7 @@
         <w:t xml:space="preserve">(15)）。累积曲线、节点力结果和方向百分位数见图</w:t>
       </w:r>
       <w:r>
-        <w:t xml:space="preserve"> 5。</w:t>
+        <w:t xml:space="preserve"> 6。</w:t>
       </w:r>
     </w:p>
     <w:tbl>
@@ -10634,7 +10634,7 @@
               <w:rPr>
                 <w:rFonts w:hint="eastAsia"/>
               </w:rPr>
-              <w:t xml:space="preserve">胞</w:t>
+              <w:t xml:space="preserve">胞元</w:t>
             </w:r>
           </w:p>
         </w:tc>
@@ -10836,7 +10836,7 @@
               <w:rPr>
                 <w:rFonts w:hint="eastAsia"/>
               </w:rPr>
-              <w:t xml:space="preserve">胞</w:t>
+              <w:t xml:space="preserve">胞元</w:t>
             </w:r>
           </w:p>
         </w:tc>
@@ -12234,7 +12234,7 @@
         <w:rPr>
           <w:rFonts w:hint="eastAsia"/>
         </w:rPr>
-        <w:t xml:space="preserve">个验证方向，固定保留位移），对三种初始场和六个详细胞，施加在</w:t>
+        <w:t xml:space="preserve">个验证方向，固定保留位移），对三种初始场和六个详细胞元，施加在</w:t>
       </w:r>
       <w:r>
         <w:t xml:space="preserve"> </w:t>
@@ -12339,7 +12339,7 @@
         <w:rPr>
           <w:rFonts w:hint="eastAsia"/>
         </w:rPr>
-        <w:t xml:space="preserve">调和初始场是保留位移变形部分的图调和延拓。该图以胞的激活节点为顶点，将每个激活单元</w:t>
+        <w:t xml:space="preserve">调和初始场是保留位移变形部分的图调和延拓。该图以胞元的激活节点为顶点，将每个激活单元</w:t>
       </w:r>
       <w:r>
         <w:t xml:space="preserve"> 27 </w:t>
@@ -12640,7 +12640,7 @@
               <w:rPr>
                 <w:rFonts w:hint="eastAsia"/>
               </w:rPr>
-              <w:t xml:space="preserve">胞</w:t>
+              <w:t xml:space="preserve">胞元</w:t>
             </w:r>
           </w:p>
         </w:tc>
@@ -14147,7 +14147,7 @@
         <w:rPr>
           <w:rFonts w:hint="eastAsia"/>
         </w:rPr>
-        <w:t xml:space="preserve">完整的连续邻胞装配结果</w:t>
+        <w:t xml:space="preserve">完整的连续邻胞元装配结果</w:t>
       </w:r>
     </w:p>
     <w:p>
@@ -14167,7 +14167,7 @@
         <w:rPr>
           <w:rFonts w:hint="eastAsia"/>
         </w:rPr>
-        <w:t xml:space="preserve">参考线进行比较。灵敏度最大值涵盖两个胞。目标胞采用指定的学习变体，其邻胞为精确的。胞标签为验证标识符的缩写（补充材料第</w:t>
+        <w:t xml:space="preserve">参考线进行比较。灵敏度最大值涵盖两个胞元。目标胞元采用指定的学习变体，其邻胞元为精确的。胞元标签为验证标识符的缩写（补充材料第</w:t>
       </w:r>
       <w:r>
         <w:t xml:space="preserve"> R1 </w:t>
@@ -14206,7 +14206,7 @@
               <w:rPr>
                 <w:rFonts w:hint="eastAsia"/>
               </w:rPr>
-              <w:t xml:space="preserve">目标胞</w:t>
+              <w:t xml:space="preserve">目标胞元</w:t>
             </w:r>
           </w:p>
         </w:tc>
@@ -17714,7 +17714,7 @@
         <w:rPr>
           <w:rFonts w:hint="eastAsia"/>
         </w:rPr>
-        <w:t xml:space="preserve">表中未列出的组合未作评估。本表中所有胞均属于用于检查点选择的</w:t>
+        <w:t xml:space="preserve">表中未列出的组合未作评估。本表中所有胞元均属于用于检查点选择的</w:t>
       </w:r>
       <w:r>
         <w:t xml:space="preserve"> 20 </w:t>
@@ -17750,7 +17750,7 @@
         <w:rPr>
           <w:rFonts w:hint="eastAsia"/>
         </w:rPr>
-        <w:t xml:space="preserve">上的基础网络，在邻胞面</w:t>
+        <w:t xml:space="preserve">上的基础网络，在邻胞元面</w:t>
       </w:r>
       <w:r>
         <w:t xml:space="preserve"> z </w:t>
@@ -17759,25 +17759,16 @@
         <w:rPr>
           <w:rFonts w:hint="eastAsia"/>
         </w:rPr>
-        <w:t xml:space="preserve">向面力作用下（第</w:t>
-      </w:r>
-      <w:r>
-        <w:t xml:space="preserve"> 5.6 </w:t>
-      </w:r>
-      <w:r>
-        <w:rPr>
-          <w:rFonts w:hint="eastAsia"/>
-        </w:rPr>
-        <w:t xml:space="preserve">节，图</w:t>
-      </w:r>
-      <w:r>
-        <w:t xml:space="preserve"> </w:t>
-      </w:r>
-      <w:r>
-        <w:rPr>
-          <w:rFonts w:hint="eastAsia"/>
-        </w:rPr>
-        <w:t xml:space="preserve">10b），目标胞承担精确装配能量的</w:t>
+        <w:t xml:space="preserve">向面力作用下（图</w:t>
+      </w:r>
+      <w:r>
+        <w:t xml:space="preserve"> S04(a–c) </w:t>
+      </w:r>
+      <w:r>
+        <w:rPr>
+          <w:rFonts w:hint="eastAsia"/>
+        </w:rPr>
+        <w:t xml:space="preserve">中圈出），目标胞元承担精确装配能量的</w:t>
       </w:r>
       <w:r>
         <w:t xml:space="preserve"> </w:t>
@@ -17842,7 +17833,7 @@
         <w:rPr>
           <w:rFonts w:hint="eastAsia"/>
         </w:rPr>
-        <w:t xml:space="preserve">0.002827394%，目标胞灵敏度误差为</w:t>
+        <w:t xml:space="preserve">0.002827394%，目标胞元灵敏度误差为</w:t>
       </w:r>
       <w:r>
         <w:t xml:space="preserve"> 5.82992%。</w:t>
@@ -17859,7 +17850,7 @@
         <w:rPr>
           <w:rFonts w:hint="eastAsia"/>
         </w:rPr>
-        <w:t xml:space="preserve">留出的两胞配置（NICE）</w:t>
+        <w:t xml:space="preserve">留出的两胞元配置（NICE）</w:t>
       </w:r>
     </w:p>
     <w:p>
@@ -17870,16 +17861,16 @@
         <w:rPr>
           <w:rFonts w:hint="eastAsia"/>
         </w:rPr>
-        <w:t xml:space="preserve">检查点选择之外的胞：NICE</w:t>
-      </w:r>
-      <w:r>
-        <w:t xml:space="preserve"> </w:t>
-      </w:r>
-      <w:r>
-        <w:rPr>
-          <w:rFonts w:hint="eastAsia"/>
-        </w:rPr>
-        <w:t xml:space="preserve">单胞误差最大的五个验证几何，以及每个分层中随机选取的一个可评估胞。最大相对误差（%）分别取六种面载荷上的最大值（柔度）和两个胞上的最大值（厚度灵敏度）；与表</w:t>
+        <w:t xml:space="preserve">检查点选择之外的胞元：NICE</w:t>
+      </w:r>
+      <w:r>
+        <w:t xml:space="preserve"> </w:t>
+      </w:r>
+      <w:r>
+        <w:rPr>
+          <w:rFonts w:hint="eastAsia"/>
+        </w:rPr>
+        <w:t xml:space="preserve">单胞误差最大的五个验证几何，以及每个分层中随机选取的一个可评估胞元。最大相对误差（%）分别取六种面载荷上的最大值（柔度）和两个胞元上的最大值（厚度灵敏度）；与表</w:t>
       </w:r>
       <w:r>
         <w:t xml:space="preserve"> ST08 </w:t>
@@ -17888,7 +17879,7 @@
         <w:rPr>
           <w:rFonts w:hint="eastAsia"/>
         </w:rPr>
-        <w:t xml:space="preserve">相同，邻胞为精确的，目标胞为学习的。胞标签的定义见补充材料第</w:t>
+        <w:t xml:space="preserve">相同，邻胞元为精确的，目标胞元为学习的。胞元标签的定义见补充材料第</w:t>
       </w:r>
       <w:r>
         <w:t xml:space="preserve"> R1 </w:t>
@@ -17903,7 +17894,8 @@
     <w:tbl>
       <w:tblPr>
         <w:tblStyle w:val="Table"/>
-        <w:tblW w:type="auto" w:w="0"/>
+        <w:tblW w:type="pct" w:w="5000"/>
+        <w:tblLayout w:type="fixed"/>
         <w:tblLook w:firstRow="1" w:lastRow="0" w:firstColumn="0" w:lastColumn="0" w:noHBand="0" w:noVBand="0" w:val="0020"/>
       </w:tblPr>
       <w:tblGrid>
@@ -17929,7 +17921,7 @@
               <w:rPr>
                 <w:rFonts w:hint="eastAsia"/>
               </w:rPr>
-              <w:t xml:space="preserve">胞</w:t>
+              <w:t xml:space="preserve">胞元</w:t>
             </w:r>
           </w:p>
         </w:tc>
@@ -18839,7 +18831,7 @@
         <w:rPr>
           <w:rFonts w:hint="eastAsia"/>
         </w:rPr>
-        <w:t xml:space="preserve">中目标胞为切割胞的每种变体与配置，给出三个切割面面力方向上的最大相对误差（%）；表中未列出的组合未作评估。灵敏度最大值涵盖两个胞。目标胞为学习的，邻胞为精确的。与第</w:t>
+        <w:t xml:space="preserve">中目标胞元为切割胞元的每种变体与配置，给出三个切割面面力方向上的最大相对误差（%）；表中未列出的组合未作评估。灵敏度最大值涵盖两个胞元。目标胞元为学习的，邻胞元为精确的。与第</w:t>
       </w:r>
       <w:r>
         <w:t xml:space="preserve"> 5.6 </w:t>
@@ -18901,7 +18893,7 @@
               <w:rPr>
                 <w:rFonts w:hint="eastAsia"/>
               </w:rPr>
-              <w:t xml:space="preserve">胞</w:t>
+              <w:t xml:space="preserve">胞元</w:t>
             </w:r>
           </w:p>
         </w:tc>
@@ -21363,7 +21355,16 @@
         <w:rPr>
           <w:rFonts w:hint="eastAsia"/>
         </w:rPr>
-        <w:t xml:space="preserve">参考解；本说明最后一段验证数值厚度导数。</w:t>
+        <w:t xml:space="preserve">参考解，表</w:t>
+      </w:r>
+      <w:r>
+        <w:t xml:space="preserve"> ST10b </w:t>
+      </w:r>
+      <w:r>
+        <w:rPr>
+          <w:rFonts w:hint="eastAsia"/>
+        </w:rPr>
+        <w:t xml:space="preserve">在未切割胞元上将其与贴体离散进行比较；本说明最后一段验证数值厚度导数。</w:t>
       </w:r>
     </w:p>
     <w:p>
@@ -21993,7 +21994,7 @@
         <w:rPr>
           <w:rFonts w:hint="eastAsia"/>
         </w:rPr>
-        <w:t xml:space="preserve">单个胞在一个盒面上固支，并在另一盒面上沿三个方向施加单位一致面力，在</w:t>
+        <w:t xml:space="preserve">单个胞元在一个胞元边界面上固支，并在另一胞元边界面上沿三个方向施加单位一致面力，在</w:t>
       </w:r>
       <w:r>
         <w:t xml:space="preserve"> </w:t>
@@ -22037,7 +22038,7 @@
         <w:rPr>
           <w:rFonts w:hint="eastAsia"/>
         </w:rPr>
-        <w:t xml:space="preserve">唯一含材料的盒面即为固支面，因此改为施加合力为单位值的一致体力。表中各项：三种载荷中幅值最大的、相对于</w:t>
+        <w:t xml:space="preserve">唯一含材料的胞元边界面即为固支面，因此改为施加合力为单位值的一致体力。表中各项：三种载荷中幅值最大的、相对于</w:t>
       </w:r>
       <w:r>
         <w:t xml:space="preserve"> </w:t>
@@ -22159,7 +22160,7 @@
               <w:rPr>
                 <w:rFonts w:hint="eastAsia"/>
               </w:rPr>
-              <w:t xml:space="preserve">胞</w:t>
+              <w:t xml:space="preserve">胞元</w:t>
             </w:r>
           </w:p>
         </w:tc>
@@ -22424,7 +22425,7 @@
               <w:rPr>
                 <w:rFonts w:hint="eastAsia"/>
               </w:rPr>
-              <w:t xml:space="preserve">误差最大的验证胞</w:t>
+              <w:t xml:space="preserve">误差最大的验证胞元</w:t>
             </w:r>
           </w:p>
         </w:tc>
@@ -22495,7 +22496,7 @@
               <w:rPr>
                 <w:rFonts w:hint="eastAsia"/>
               </w:rPr>
-              <w:t xml:space="preserve">壁厚最薄的验证胞</w:t>
+              <w:t xml:space="preserve">壁厚最薄的验证胞元</w:t>
             </w:r>
           </w:p>
         </w:tc>
@@ -22564,6 +22565,288 @@
         <w:rPr>
           <w:rFonts w:hint="eastAsia"/>
         </w:rPr>
+        <w:t xml:space="preserve">在未切割胞元上，离散模型还与一个独立的贴体离散进行了比较：后者以二次四面体对同一隐式几何划分网格，与离散模型不共享任何几何、积分或稳定化代码（表</w:t>
+      </w:r>
+      <w:r>
+        <w:t xml:space="preserve"> </w:t>
+      </w:r>
+      <w:r>
+        <w:rPr>
+          <w:rFonts w:hint="eastAsia"/>
+        </w:rPr>
+        <w:t xml:space="preserve">ST10b）。</w:t>
+      </w:r>
+    </w:p>
+    <w:p>
+      <w:pPr>
+        <w:pStyle w:val="Heading3"/>
+      </w:pPr>
+      <w:r>
+        <w:rPr>
+          <w:rFonts w:hint="eastAsia"/>
+        </w:rPr>
+        <w:t xml:space="preserve">表</w:t>
+      </w:r>
+      <w:r>
+        <w:t xml:space="preserve"> ST10b. </w:t>
+      </w:r>
+      <w:r>
+        <w:rPr>
+          <w:rFonts w:hint="eastAsia"/>
+        </w:rPr>
+        <w:t xml:space="preserve">未切割胞元上与贴体二次四面体离散的比较</w:t>
+      </w:r>
+    </w:p>
+    <w:tbl>
+      <w:tblPr>
+        <w:tblStyle w:val="Table"/>
+        <w:tblW w:type="pct" w:w="5000"/>
+        <w:tblLayout w:type="fixed"/>
+        <w:tblLook w:firstRow="1" w:lastRow="0" w:firstColumn="0" w:lastColumn="0" w:noHBand="0" w:noVBand="0" w:val="0020"/>
+      </w:tblPr>
+      <w:tblGrid>
+        <w:gridCol w:w="1697"/>
+        <w:gridCol w:w="1697"/>
+        <w:gridCol w:w="2262"/>
+        <w:gridCol w:w="2262"/>
+      </w:tblGrid>
+      <w:tr>
+        <w:trPr>
+          <w:tblHeader w:val="on"/>
+        </w:trPr>
+        <w:tc>
+          <w:tcPr/>
+          <w:p>
+            <w:pPr>
+              <w:pStyle w:val="Compact"/>
+            </w:pPr>
+            <w:r>
+              <w:rPr>
+                <w:rFonts w:hint="eastAsia"/>
+              </w:rPr>
+              <w:t xml:space="preserve">构型</w:t>
+            </w:r>
+          </w:p>
+        </w:tc>
+        <w:tc>
+          <w:tcPr/>
+          <w:p>
+            <w:pPr>
+              <w:pStyle w:val="Compact"/>
+            </w:pPr>
+            <w:r>
+              <w:rPr>
+                <w:rFonts w:hint="eastAsia"/>
+              </w:rPr>
+              <w:t xml:space="preserve">载荷</w:t>
+            </w:r>
+          </w:p>
+        </w:tc>
+        <w:tc>
+          <w:tcPr/>
+          <w:p>
+            <w:pPr>
+              <w:pStyle w:val="Compact"/>
+              <w:jc w:val="right"/>
+            </w:pPr>
+            <w:r>
+              <w:t xml:space="preserve">CutFEM </w:t>
+            </w:r>
+            <w:r>
+              <w:rPr>
+                <w:rFonts w:hint="eastAsia"/>
+              </w:rPr>
+              <w:t xml:space="preserve">与较细贴体网格的最大柔度差（%）</w:t>
+            </w:r>
+          </w:p>
+        </w:tc>
+        <w:tc>
+          <w:tcPr/>
+          <w:p>
+            <w:pPr>
+              <w:pStyle w:val="Compact"/>
+              <w:jc w:val="right"/>
+            </w:pPr>
+            <w:r>
+              <w:rPr>
+                <w:rFonts w:hint="eastAsia"/>
+              </w:rPr>
+              <w:t xml:space="preserve">贴体离散在两级网格之间的变化（%）</w:t>
+            </w:r>
+          </w:p>
+        </w:tc>
+      </w:tr>
+      <w:tr>
+        <w:tc>
+          <w:tcPr/>
+          <w:p>
+            <w:pPr>
+              <w:pStyle w:val="Compact"/>
+            </w:pPr>
+            <w:r>
+              <w:rPr>
+                <w:rFonts w:hint="eastAsia"/>
+              </w:rPr>
+              <w:t xml:space="preserve">四个未切割的单个胞元</w:t>
+            </w:r>
+          </w:p>
+        </w:tc>
+        <w:tc>
+          <w:tcPr/>
+          <w:p>
+            <w:pPr>
+              <w:pStyle w:val="Compact"/>
+            </w:pPr>
+            <w:r>
+              <w:rPr>
+                <w:rFonts w:hint="eastAsia"/>
+              </w:rPr>
+              <w:t xml:space="preserve">六种夹具载荷工况</w:t>
+            </w:r>
+          </w:p>
+        </w:tc>
+        <w:tc>
+          <w:tcPr/>
+          <w:p>
+            <w:pPr>
+              <w:pStyle w:val="Compact"/>
+              <w:jc w:val="right"/>
+            </w:pPr>
+            <w:r>
+              <w:t xml:space="preserve">0.084–0.101</w:t>
+            </w:r>
+          </w:p>
+        </w:tc>
+        <w:tc>
+          <w:tcPr/>
+          <w:p>
+            <w:pPr>
+              <w:pStyle w:val="Compact"/>
+              <w:jc w:val="right"/>
+            </w:pPr>
+            <w:r>
+              <w:t xml:space="preserve">0.130–0.273</w:t>
+            </w:r>
+          </w:p>
+        </w:tc>
+      </w:tr>
+      <w:tr>
+        <w:tc>
+          <w:tcPr/>
+          <w:p>
+            <w:pPr>
+              <w:pStyle w:val="Compact"/>
+            </w:pPr>
+            <w:r>
+              <w:rPr>
+                <w:rFonts w:hint="eastAsia"/>
+              </w:rPr>
+              <w:t xml:space="preserve">一个未切割胞元</w:t>
+            </w:r>
+          </w:p>
+        </w:tc>
+        <w:tc>
+          <w:tcPr/>
+          <w:p>
+            <w:pPr>
+              <w:pStyle w:val="Compact"/>
+            </w:pPr>
+            <w:r>
+              <w:rPr>
+                <w:rFonts w:hint="eastAsia"/>
+              </w:rPr>
+              <w:t xml:space="preserve">十二个有限面积上的局部面力</w:t>
+            </w:r>
+          </w:p>
+        </w:tc>
+        <w:tc>
+          <w:tcPr/>
+          <w:p>
+            <w:pPr>
+              <w:pStyle w:val="Compact"/>
+              <w:jc w:val="right"/>
+            </w:pPr>
+            <w:r>
+              <w:t xml:space="preserve">0.253</w:t>
+            </w:r>
+          </w:p>
+        </w:tc>
+        <w:tc>
+          <w:tcPr/>
+          <w:p>
+            <w:pPr>
+              <w:pStyle w:val="Compact"/>
+              <w:jc w:val="right"/>
+            </w:pPr>
+            <w:r>
+              <w:t xml:space="preserve">0.502</w:t>
+            </w:r>
+          </w:p>
+        </w:tc>
+      </w:tr>
+      <w:tr>
+        <w:tc>
+          <w:tcPr/>
+          <w:p>
+            <w:pPr>
+              <w:pStyle w:val="Compact"/>
+            </w:pPr>
+            <w:r>
+              <w:rPr>
+                <w:rFonts w:hint="eastAsia"/>
+              </w:rPr>
+              <w:t xml:space="preserve">未切割胞元的装配结构：两胞元、2×2×2、1×1×4</w:t>
+            </w:r>
+          </w:p>
+        </w:tc>
+        <w:tc>
+          <w:tcPr/>
+          <w:p>
+            <w:pPr>
+              <w:pStyle w:val="Compact"/>
+            </w:pPr>
+            <w:r>
+              <w:rPr>
+                <w:rFonts w:hint="eastAsia"/>
+              </w:rPr>
+              <w:t xml:space="preserve">夹具载荷工况</w:t>
+            </w:r>
+          </w:p>
+        </w:tc>
+        <w:tc>
+          <w:tcPr/>
+          <w:p>
+            <w:pPr>
+              <w:pStyle w:val="Compact"/>
+              <w:jc w:val="right"/>
+            </w:pPr>
+            <w:r>
+              <w:t xml:space="preserve">0.052–0.090</w:t>
+            </w:r>
+          </w:p>
+        </w:tc>
+        <w:tc>
+          <w:tcPr/>
+          <w:p>
+            <w:pPr>
+              <w:pStyle w:val="Compact"/>
+              <w:jc w:val="right"/>
+            </w:pPr>
+            <w:r>
+              <w:t xml:space="preserve">0.108–0.190</w:t>
+            </w:r>
+          </w:p>
+        </w:tc>
+      </w:tr>
+    </w:tbl>
+    <w:p>
+      <w:pPr>
+        <w:pStyle w:val="BodyText"/>
+      </w:pPr>
+      <w:r>
+        <w:rPr>
+          <w:rFonts w:hint="eastAsia"/>
+        </w:rPr>
         <w:t xml:space="preserve">图</w:t>
       </w:r>
       <w:r>
@@ -22573,7 +22856,7 @@
         <w:rPr>
           <w:rFonts w:hint="eastAsia"/>
         </w:rPr>
-        <w:t xml:space="preserve">给出了四个胞上数值厚度导数的步长加密研究：相对于生产步长</w:t>
+        <w:t xml:space="preserve">给出了四个胞元上数值厚度导数的步长加密研究：相对于生产步长</w:t>
       </w:r>
       <w:r>
         <w:t xml:space="preserve"> </w:t>
@@ -22860,7 +23143,7 @@
         <w:rPr>
           <w:rFonts w:hint="eastAsia"/>
         </w:rPr>
-        <w:t xml:space="preserve">；每个数量级减小约百倍，这正是中心差分的二阶截断误差，与这些胞上导数在固定激活集下于</w:t>
+        <w:t xml:space="preserve">；每个数量级减小约百倍，这正是中心差分的二阶截断误差，与这些胞元上导数在固定激活集下于</w:t>
       </w:r>
       <w:r>
         <w:t xml:space="preserve"> </w:t>
@@ -22910,7 +23193,7 @@
         <w:rPr>
           <w:rFonts w:hint="eastAsia"/>
         </w:rPr>
-        <w:t xml:space="preserve">范围内光滑的情形相一致。在相同的胞上，中心差分刚度导数与在扰动设计处重新计算的柔度之差吻合至</w:t>
+        <w:t xml:space="preserve">范围内光滑的情形相一致。在相同的胞元上，中心差分刚度导数与在扰动设计处重新计算的柔度之差吻合至</w:t>
       </w:r>
       <w:r>
         <w:t xml:space="preserve"> </w:t>
@@ -22948,16 +23231,16 @@
         <w:rPr>
           <w:rFonts w:hint="eastAsia"/>
         </w:rPr>
-        <w:t xml:space="preserve">。对八个详细胞中部分填充单元进行的单元级检查表明，离散矩并非处处保持式</w:t>
-      </w:r>
-      <w:r>
-        <w:t xml:space="preserve"> (H.6) </w:t>
-      </w:r>
-      <w:r>
-        <w:rPr>
-          <w:rFonts w:hint="eastAsia"/>
-        </w:rPr>
-        <w:t xml:space="preserve">所依赖的嵌套性。单元刚度在舍入误差范围内为半正定，但在固定裁剪拓扑下，离散矩的精确导数给出的单元导数矩阵具有负特征值：在未切割胞中，最小比值</w:t>
+        <w:t xml:space="preserve">。对八个详细胞元中部分填充单元进行的单元级检查表明，离散矩并非处处保持式</w:t>
+      </w:r>
+      <w:r>
+        <w:t xml:space="preserve"> (H.7) </w:t>
+      </w:r>
+      <w:r>
+        <w:rPr>
+          <w:rFonts w:hint="eastAsia"/>
+        </w:rPr>
+        <w:t xml:space="preserve">所依赖的嵌套性。单元刚度在舍入误差范围内为半正定，但在固定裁剪拓扑下，离散矩的精确导数给出的单元导数矩阵具有负特征值：在未切割胞元中，最小比值</w:t>
       </w:r>
       <w:r>
         <w:t xml:space="preserve"> </w:t>
@@ -23057,7 +23340,7 @@
         <w:rPr>
           <w:rFonts w:hint="eastAsia"/>
         </w:rPr>
-        <w:t xml:space="preserve">；在六个切割胞中的四个里，有</w:t>
+        <w:t xml:space="preserve">；在六个切割胞元中的四个里，有</w:t>
       </w:r>
       <w:r>
         <w:t xml:space="preserve"> 2 </w:t>
@@ -23215,7 +23498,7 @@
         <w:rPr>
           <w:rFonts w:hint="eastAsia"/>
         </w:rPr>
-        <w:t xml:space="preserve">限制的盒面</w:t>
+        <w:t xml:space="preserve">限制的胞元边界面</w:t>
       </w:r>
     </w:p>
     <w:p>
@@ -23235,7 +23518,7 @@
         <w:rPr>
           <w:rFonts w:hint="eastAsia"/>
         </w:rPr>
-        <w:t xml:space="preserve">节所概述消融的完整结果：每个胞算子均为精确的</w:t>
+        <w:t xml:space="preserve">节所概述消融的完整结果：每个胞元算子均为精确的</w:t>
       </w:r>
       <w:r>
         <w:t xml:space="preserve"> Schur </w:t>
@@ -23244,7 +23527,7 @@
         <w:rPr>
           <w:rFonts w:hint="eastAsia"/>
         </w:rPr>
-        <w:t xml:space="preserve">补，仅对保留盒面位移的表示进行缩减。</w:t>
+        <w:t xml:space="preserve">补，仅对保留胞元边界面位移的表示进行缩减。</w:t>
       </w:r>
     </w:p>
     <w:p>
@@ -23278,7 +23561,7 @@
         <w:rPr>
           <w:rFonts w:hint="eastAsia"/>
         </w:rPr>
-        <w:t xml:space="preserve">受限空间在每个胞的选定盒面上采用</w:t>
+        <w:t xml:space="preserve">受限空间在每个胞元的选定胞元边界面上采用</w:t>
       </w:r>
       <w:r>
         <w:t xml:space="preserve"> </w:t>
@@ -23330,7 +23613,7 @@
         <w:rPr>
           <w:rFonts w:hint="eastAsia"/>
         </w:rPr>
-        <w:t xml:space="preserve">保持胞间共享的自由度一致，而盒面迹之外的切割带自由度保留单位列。施加支撑后的</w:t>
+        <w:t xml:space="preserve">保持胞元间共享的自由度一致，而胞元边界面迹之外的切割带自由度保留单位列。施加支撑后的</w:t>
       </w:r>
       <w:r>
         <w:t xml:space="preserve"> Galerkin </w:t>
@@ -23590,7 +23873,7 @@
         <w:rPr>
           <w:rFonts w:hint="eastAsia"/>
         </w:rPr>
-        <w:t xml:space="preserve">算子，因此内部是精确的，所有误差均来自受限边界。考察两种变体：所有盒面均受限（如同整个格栅完全由此类子结构构成），以及仅共享界面受限。</w:t>
+        <w:t xml:space="preserve">算子，因此内部是精确的，所有误差均来自受限边界。考察两种变体：所有胞元边界面均受限（如同整个点阵完全由此类子结构构成），以及仅共享界面受限。</w:t>
       </w:r>
     </w:p>
     <w:p>
@@ -23759,25 +24042,25 @@
         <w:rPr>
           <w:rFonts w:hint="eastAsia"/>
         </w:rPr>
-        <w:t xml:space="preserve">中的胞对（图</w:t>
-      </w:r>
-      <w:r>
-        <w:t xml:space="preserve"> </w:t>
-      </w:r>
-      <w:r>
-        <w:rPr>
-          <w:rFonts w:hint="eastAsia"/>
-        </w:rPr>
-        <w:t xml:space="preserve">8；补充说明</w:t>
-      </w:r>
-      <w:r>
-        <w:t xml:space="preserve"> </w:t>
-      </w:r>
-      <w:r>
-        <w:rPr>
-          <w:rFonts w:hint="eastAsia"/>
-        </w:rPr>
-        <w:t xml:space="preserve">S4），每个目标胞配以其精确的连续厚度邻胞，针对</w:t>
+        <w:t xml:space="preserve">中的胞元对（图</w:t>
+      </w:r>
+      <w:r>
+        <w:t xml:space="preserve"> </w:t>
+      </w:r>
+      <w:r>
+        <w:rPr>
+          <w:rFonts w:hint="eastAsia"/>
+        </w:rPr>
+        <w:t xml:space="preserve">9；补充说明</w:t>
+      </w:r>
+      <w:r>
+        <w:t xml:space="preserve"> </w:t>
+      </w:r>
+      <w:r>
+        <w:rPr>
+          <w:rFonts w:hint="eastAsia"/>
+        </w:rPr>
+        <w:t xml:space="preserve">S4），每个目标胞元配以其精确的连续厚度邻胞元，针对</w:t>
       </w:r>
       <w:r>
         <w:t xml:space="preserve"> U1、M1、M2 </w:t>
@@ -23828,7 +24111,7 @@
         <w:rPr>
           <w:rFonts w:hint="eastAsia"/>
         </w:rPr>
-        <w:t xml:space="preserve">每个子结构一个胞，采用全文统一使用的细尺度一致面力，且不进行过采样。</w:t>
+        <w:t xml:space="preserve">每个子结构一个胞元，采用全文统一使用的细尺度一致面力，且不进行过采样。</w:t>
       </w:r>
     </w:p>
     <w:p>
@@ -23843,7 +24126,7 @@
         <w:rPr>
           <w:rFonts w:hint="eastAsia"/>
         </w:rPr>
-        <w:t xml:space="preserve">载荷：三个目标面面力与三个邻胞面面力。</w:t>
+        <w:t xml:space="preserve">载荷：三个目标面面力与三个邻胞元面面力。</w:t>
       </w:r>
     </w:p>
     <w:p>
@@ -23858,7 +24141,7 @@
         <w:rPr>
           <w:rFonts w:hint="eastAsia"/>
         </w:rPr>
-        <w:t xml:space="preserve">非盒面切割带自由度保持不受限，这对受限模型有利（受控自由度见表</w:t>
+        <w:t xml:space="preserve">非胞元边界面切割带自由度保持不受限，这对受限模型有利（受控自由度见表</w:t>
       </w:r>
       <w:r>
         <w:t xml:space="preserve"> </w:t>
@@ -23902,7 +24185,7 @@
         <w:rPr>
           <w:rFonts w:hint="eastAsia"/>
         </w:rPr>
-        <w:t xml:space="preserve">盒面位移的</w:t>
+        <w:t xml:space="preserve">胞元边界面位移的</w:t>
       </w:r>
       <w:r>
         <w:t xml:space="preserve"> Bernstein </w:t>
@@ -23922,7 +24205,7 @@
         <w:rPr>
           <w:rFonts w:hint="eastAsia"/>
         </w:rPr>
-        <w:t xml:space="preserve">每个目标胞及其连续厚度邻胞在配置</w:t>
+        <w:t xml:space="preserve">每个目标胞元及其连续厚度邻胞元在配置</w:t>
       </w:r>
       <w:r>
         <w:t xml:space="preserve"> x </w:t>
@@ -23931,7 +24214,7 @@
         <w:rPr>
           <w:rFonts w:hint="eastAsia"/>
         </w:rPr>
-        <w:t xml:space="preserve">中使用精确胞算子进行装配。次数</w:t>
+        <w:t xml:space="preserve">中使用精确胞元算子进行装配。次数</w:t>
       </w:r>
       <w:r>
         <w:t xml:space="preserve"> r </w:t>
@@ -23940,7 +24223,7 @@
         <w:rPr>
           <w:rFonts w:hint="eastAsia"/>
         </w:rPr>
-        <w:t xml:space="preserve">作用于受限盒面；切割带自由度保留其单位表示。受控自由度包括这些不受限的切割带自由度。所有误差均为所述载荷集上的最大值（%），相对于完整保留空间解；灵敏度列指目标胞的向量。目标面载荷为目标胞加载面上的三个单位一致面力，六载荷集在此基础上加入三个邻胞面面力；两个载荷集的最大值未必出现在同一载荷下。</w:t>
+        <w:t xml:space="preserve">作用于受限胞元边界面；切割带自由度保留其单位表示。受控自由度包括这些不受限的切割带自由度。所有误差均为所述载荷集上的最大值（%），相对于完整保留空间解；灵敏度列指目标胞元的向量。目标面载荷为目标胞元加载面上的三个单位一致面力，六载荷集在此基础上加入三个邻胞元面面力；两个载荷集的最大值未必出现在同一载荷下。</w:t>
       </w:r>
     </w:p>
     <w:p>
@@ -23954,7 +24237,7 @@
         <w:rPr>
           <w:rFonts w:hint="eastAsia"/>
         </w:rPr>
-        <w:t xml:space="preserve">所有盒面均受限</w:t>
+        <w:t xml:space="preserve">所有胞元边界面均受限</w:t>
       </w:r>
     </w:p>
     <w:tbl>
@@ -23987,7 +24270,7 @@
               <w:rPr>
                 <w:rFonts w:hint="eastAsia"/>
               </w:rPr>
-              <w:t xml:space="preserve">胞</w:t>
+              <w:t xml:space="preserve">胞元</w:t>
             </w:r>
           </w:p>
         </w:tc>
@@ -25734,7 +26017,7 @@
               <w:rPr>
                 <w:rFonts w:hint="eastAsia"/>
               </w:rPr>
-              <w:t xml:space="preserve">胞</w:t>
+              <w:t xml:space="preserve">胞元</w:t>
             </w:r>
           </w:p>
         </w:tc>
@@ -27088,7 +27371,7 @@
         <w:rPr>
           <w:rFonts w:hint="eastAsia"/>
         </w:rPr>
-        <w:t xml:space="preserve">成本记录：整体格栅直接求解与逐胞凝聚</w:t>
+        <w:t xml:space="preserve">成本记录：整体点阵直接求解与逐胞元凝聚</w:t>
       </w:r>
     </w:p>
     <w:p>
@@ -27126,16 +27409,16 @@
         <w:rPr>
           <w:rFonts w:hint="eastAsia"/>
         </w:rPr>
-        <w:t xml:space="preserve">的逐胞成本比较（表</w:t>
-      </w:r>
-      <w:r>
-        <w:t xml:space="preserve"> </w:t>
-      </w:r>
-      <w:r>
-        <w:rPr>
-          <w:rFonts w:hint="eastAsia"/>
-        </w:rPr>
-        <w:t xml:space="preserve">ST13）。四胞格栅取自第</w:t>
+        <w:t xml:space="preserve">的逐胞元成本比较（表</w:t>
+      </w:r>
+      <w:r>
+        <w:t xml:space="preserve"> </w:t>
+      </w:r>
+      <w:r>
+        <w:rPr>
+          <w:rFonts w:hint="eastAsia"/>
+        </w:rPr>
+        <w:t xml:space="preserve">ST13）。四胞元点阵取自第</w:t>
       </w:r>
       <w:r>
         <w:t xml:space="preserve"> 5.8 </w:t>
@@ -27228,7 +27511,7 @@
         <w:rPr>
           <w:rFonts w:hint="eastAsia"/>
         </w:rPr>
-        <w:t xml:space="preserve">，其厚度角点保持不变：每层包含两个未切割胞和两个切割胞，后者的保留体积分数分别为</w:t>
+        <w:t xml:space="preserve">，其厚度角点保持不变：每层包含两个未切割胞元和两个切割胞元，后者的保留体积分数分别为</w:t>
       </w:r>
       <w:r>
         <w:t xml:space="preserve"> 0.616 </w:t>
@@ -27246,7 +27529,7 @@
         <w:rPr>
           <w:rFonts w:hint="eastAsia"/>
         </w:rPr>
-        <w:t xml:space="preserve">0.252。所有格栅均在面</w:t>
+        <w:t xml:space="preserve">0.252。所有点阵均在面</w:t>
       </w:r>
       <w:r>
         <w:t xml:space="preserve"> </w:t>
@@ -27342,7 +27625,7 @@
         <w:rPr>
           <w:rFonts w:hint="eastAsia"/>
         </w:rPr>
-        <w:t xml:space="preserve">即整体格栅直接求解，将每个胞的完整切割胞刚度（保留自由度与内部自由度）装配为一个全局矩阵。保留自由度的编号与耦合方式与学习格栅完全相同，采用相同的固支、自由集与载荷向量，每个胞的内部自由度排在自由保留自由度之后。该矩阵按其对角线进行对称缩放，并在</w:t>
+        <w:t xml:space="preserve">即整体点阵直接求解，将每个胞元的完整切割胞元刚度（保留自由度与内部自由度）装配为一个全局矩阵。保留自由度的编号与耦合方式与学习点阵完全相同，采用相同的固支、自由集与载荷向量，每个胞元的内部自由度排在自由保留自由度之后。该矩阵按其对角线进行对称缩放，并在</w:t>
       </w:r>
       <w:r>
         <w:t xml:space="preserve"> CPU </w:t>
@@ -27505,7 +27788,7 @@
         <w:rPr>
           <w:rFonts w:hint="eastAsia"/>
         </w:rPr>
-        <w:t xml:space="preserve">个线程逐个处理各胞：胞的设置与装配同路线</w:t>
+        <w:t xml:space="preserve">个线程逐个处理各胞元：胞元的设置与装配同路线</w:t>
       </w:r>
       <w:r>
         <w:t xml:space="preserve"> </w:t>
@@ -27541,7 +27824,7 @@
         <w:rPr>
           <w:rFonts w:hint="eastAsia"/>
         </w:rPr>
-        <w:t xml:space="preserve">分解得到该胞在其保留自由度上的稠密凝聚矩阵，之后释放该胞。凝聚格栅系统按子结构法顺序通过分块</w:t>
+        <w:t xml:space="preserve">分解得到该胞元在其保留自由度上的稠密凝聚矩阵，之后释放该胞元。凝聚点阵系统按子结构法顺序通过分块</w:t>
       </w:r>
       <w:r>
         <w:t xml:space="preserve"> Cholesky </w:t>
@@ -27550,7 +27833,7 @@
         <w:rPr>
           <w:rFonts w:hint="eastAsia"/>
         </w:rPr>
-        <w:t xml:space="preserve">分解精确求解：对每个胞，用稠密核对其私有保留块进行分解与消元；对由多个胞共享的保留自由度上的稠密界面矩阵进行分解与求解；再通过回代恢复私有自由度。各胞的凝聚矩阵保存至其被消元为止。</w:t>
+        <w:t xml:space="preserve">分解精确求解：对每个胞元，用稠密核对其私有保留块进行分解与消元；对由多个胞元共享的保留自由度上的稠密界面矩阵进行分解与求解；再通过回代恢复私有自由度。各胞元的凝聚矩阵保存至其被消元为止。</w:t>
       </w:r>
     </w:p>
     <w:p>
@@ -27588,7 +27871,7 @@
         <w:rPr>
           <w:rFonts w:hint="eastAsia"/>
         </w:rPr>
-        <w:t xml:space="preserve">的部署实现运行一次带灵敏度的格栅分析：胞准备（胞构建、刚度与矩装配、网络输入与编码，以及为校正做准备的首次作用）、格栅及</w:t>
+        <w:t xml:space="preserve">的部署实现运行一次带灵敏度的点阵分析：胞元准备（胞元构建、刚度与矩装配、网络输入与编码，以及为校正做准备的首次作用）、点阵及</w:t>
       </w:r>
       <w:r>
         <w:t xml:space="preserve"> </w:t>
@@ -27780,7 +28063,7 @@
         <w:t xml:space="preserve">，后者通过在固定的恢复场下对矩积分进行反向模式微分得到。其算术精度与表</w:t>
       </w:r>
       <w:r>
-        <w:t xml:space="preserve"> 2 </w:t>
+        <w:t xml:space="preserve"> 1 </w:t>
       </w:r>
       <w:r>
         <w:rPr>
@@ -27795,7 +28078,7 @@
         <w:rPr>
           <w:rFonts w:hint="eastAsia"/>
         </w:rPr>
-        <w:t xml:space="preserve">F.2）。三条路线读取相同的已生成胞几何；几何生成不计入计时。</w:t>
+        <w:t xml:space="preserve">F.2）。三条路线读取相同的已生成胞元几何；几何生成不计入计时。</w:t>
       </w:r>
     </w:p>
     <w:p>
@@ -27806,7 +28089,7 @@
         <w:rPr>
           <w:rFonts w:hint="eastAsia"/>
         </w:rPr>
-        <w:t xml:space="preserve">整体格栅迭代求解器（表</w:t>
+        <w:t xml:space="preserve">整体点阵迭代求解器（表</w:t>
       </w:r>
       <w:r>
         <w:t xml:space="preserve"> </w:t>
@@ -28100,16 +28383,16 @@
         <w:rPr>
           <w:rFonts w:hint="eastAsia"/>
         </w:rPr>
-        <w:t xml:space="preserve">及其默认松弛。对于每胞一个子区域、采用精确局部求解的</w:t>
-      </w:r>
-      <w:r>
-        <w:t xml:space="preserve"> </w:t>
-      </w:r>
-      <w:r>
-        <w:rPr>
-          <w:rFonts w:hint="eastAsia"/>
-        </w:rPr>
-        <w:t xml:space="preserve">BDDC，胞的</w:t>
+        <w:t xml:space="preserve">及其默认松弛。对于每胞元一个子区域、采用精确局部求解的</w:t>
+      </w:r>
+      <w:r>
+        <w:t xml:space="preserve"> </w:t>
+      </w:r>
+      <w:r>
+        <w:rPr>
+          <w:rFonts w:hint="eastAsia"/>
+        </w:rPr>
+        <w:t xml:space="preserve">BDDC，胞元的</w:t>
       </w:r>
       <w:r>
         <w:t xml:space="preserve"> Dirichlet </w:t>
@@ -28118,16 +28401,16 @@
         <w:rPr>
           <w:rFonts w:hint="eastAsia"/>
         </w:rPr>
-        <w:t xml:space="preserve">矩阵是其在不与其他胞共享的自由度上的刚度，Neumann</w:t>
-      </w:r>
-      <w:r>
-        <w:t xml:space="preserve"> </w:t>
-      </w:r>
-      <w:r>
-        <w:rPr>
-          <w:rFonts w:hint="eastAsia"/>
-        </w:rPr>
-        <w:t xml:space="preserve">矩阵是其在自由自由度上的整胞刚度。二者均按路线</w:t>
+        <w:t xml:space="preserve">矩阵是其在不与其他胞元共享的自由度上的刚度，Neumann</w:t>
+      </w:r>
+      <w:r>
+        <w:t xml:space="preserve"> </w:t>
+      </w:r>
+      <w:r>
+        <w:rPr>
+          <w:rFonts w:hint="eastAsia"/>
+        </w:rPr>
+        <w:t xml:space="preserve">矩阵是其在自由自由度上的整胞元刚度。二者均按路线</w:t>
       </w:r>
       <w:r>
         <w:t xml:space="preserve"> (a) </w:t>
@@ -28172,7 +28455,7 @@
         <w:rPr>
           <w:rFonts w:hint="eastAsia"/>
         </w:rPr>
-        <w:t xml:space="preserve">线程）逐胞各分解一次；悬浮胞的奇异</w:t>
+        <w:t xml:space="preserve">线程）逐胞元各分解一次；悬浮胞元的奇异</w:t>
       </w:r>
       <w:r>
         <w:t xml:space="preserve"> Neumann </w:t>
@@ -28272,7 +28555,7 @@
         <w:rPr>
           <w:rFonts w:hint="eastAsia"/>
         </w:rPr>
-        <w:t xml:space="preserve">整体格栅直接求解、常规精确凝聚与学习路线：规模、各阶段与内存</w:t>
+        <w:t xml:space="preserve">整体点阵直接求解、常规精确凝聚与学习路线：规模、各阶段与内存</w:t>
       </w:r>
     </w:p>
     <w:p>
@@ -28377,7 +28660,7 @@
         <w:rPr>
           <w:rFonts w:hint="eastAsia"/>
         </w:rPr>
-        <w:t xml:space="preserve">格栅规模</w:t>
+        <w:t xml:space="preserve">点阵规模</w:t>
       </w:r>
     </w:p>
     <w:tbl>
@@ -28406,35 +28689,35 @@
               <w:rPr>
                 <w:rFonts w:hint="eastAsia"/>
               </w:rPr>
-              <w:t xml:space="preserve">格栅</w:t>
-            </w:r>
-          </w:p>
-        </w:tc>
-        <w:tc>
-          <w:tcPr/>
-          <w:p>
-            <w:pPr>
-              <w:pStyle w:val="Compact"/>
-            </w:pPr>
-            <w:r>
-              <w:rPr>
-                <w:rFonts w:hint="eastAsia"/>
-              </w:rPr>
-              <w:t xml:space="preserve">胞数（切割）</w:t>
-            </w:r>
-          </w:p>
-        </w:tc>
-        <w:tc>
-          <w:tcPr/>
-          <w:p>
-            <w:pPr>
-              <w:pStyle w:val="Compact"/>
-            </w:pPr>
-            <w:r>
-              <w:rPr>
-                <w:rFonts w:hint="eastAsia"/>
-              </w:rPr>
-              <w:t xml:space="preserve">盒面以外的切割带自由度（占自由保留自由度的比例）</w:t>
+              <w:t xml:space="preserve">点阵</w:t>
+            </w:r>
+          </w:p>
+        </w:tc>
+        <w:tc>
+          <w:tcPr/>
+          <w:p>
+            <w:pPr>
+              <w:pStyle w:val="Compact"/>
+            </w:pPr>
+            <w:r>
+              <w:rPr>
+                <w:rFonts w:hint="eastAsia"/>
+              </w:rPr>
+              <w:t xml:space="preserve">胞元数（切割）</w:t>
+            </w:r>
+          </w:p>
+        </w:tc>
+        <w:tc>
+          <w:tcPr/>
+          <w:p>
+            <w:pPr>
+              <w:pStyle w:val="Compact"/>
+            </w:pPr>
+            <w:r>
+              <w:rPr>
+                <w:rFonts w:hint="eastAsia"/>
+              </w:rPr>
+              <w:t xml:space="preserve">胞元边界面以外的切割带自由度（占自由保留自由度的比例）</w:t>
             </w:r>
           </w:p>
         </w:tc>
@@ -28668,7 +28951,7 @@
               <w:rPr>
                 <w:rFonts w:hint="eastAsia"/>
               </w:rPr>
-              <w:t xml:space="preserve">格栅</w:t>
+              <w:t xml:space="preserve">点阵</w:t>
             </w:r>
           </w:p>
         </w:tc>
@@ -28697,7 +28980,7 @@
               <w:rPr>
                 <w:rFonts w:hint="eastAsia"/>
               </w:rPr>
-              <w:t xml:space="preserve">胞：设置</w:t>
+              <w:t xml:space="preserve">胞元：设置</w:t>
             </w:r>
             <w:r>
               <w:t xml:space="preserve"> + </w:t>
@@ -29797,7 +30080,7 @@
         <w:rPr>
           <w:rFonts w:hint="eastAsia"/>
         </w:rPr>
-        <w:t xml:space="preserve">s，这是因为胞的设置与装配并未加速。</w:t>
+        <w:t xml:space="preserve">s，这是因为胞元的设置与装配并未加速。</w:t>
       </w:r>
     </w:p>
     <w:p>
@@ -29870,35 +30153,35 @@
               <w:rPr>
                 <w:rFonts w:hint="eastAsia"/>
               </w:rPr>
-              <w:t xml:space="preserve">格栅</w:t>
-            </w:r>
-          </w:p>
-        </w:tc>
-        <w:tc>
-          <w:tcPr/>
-          <w:p>
-            <w:pPr>
-              <w:pStyle w:val="Compact"/>
-            </w:pPr>
-            <w:r>
-              <w:rPr>
-                <w:rFonts w:hint="eastAsia"/>
-              </w:rPr>
-              <w:t xml:space="preserve">胞准备</w:t>
-            </w:r>
-          </w:p>
-        </w:tc>
-        <w:tc>
-          <w:tcPr/>
-          <w:p>
-            <w:pPr>
-              <w:pStyle w:val="Compact"/>
-            </w:pPr>
-            <w:r>
-              <w:rPr>
-                <w:rFonts w:hint="eastAsia"/>
-              </w:rPr>
-              <w:t xml:space="preserve">胞：Schur</w:t>
+              <w:t xml:space="preserve">点阵</w:t>
+            </w:r>
+          </w:p>
+        </w:tc>
+        <w:tc>
+          <w:tcPr/>
+          <w:p>
+            <w:pPr>
+              <w:pStyle w:val="Compact"/>
+            </w:pPr>
+            <w:r>
+              <w:rPr>
+                <w:rFonts w:hint="eastAsia"/>
+              </w:rPr>
+              <w:t xml:space="preserve">胞元准备</w:t>
+            </w:r>
+          </w:p>
+        </w:tc>
+        <w:tc>
+          <w:tcPr/>
+          <w:p>
+            <w:pPr>
+              <w:pStyle w:val="Compact"/>
+            </w:pPr>
+            <w:r>
+              <w:rPr>
+                <w:rFonts w:hint="eastAsia"/>
+              </w:rPr>
+              <w:t xml:space="preserve">胞元：Schur</w:t>
             </w:r>
             <w:r>
               <w:t xml:space="preserve"> </w:t>
@@ -29935,7 +30218,7 @@
               <w:rPr>
                 <w:rFonts w:hint="eastAsia"/>
               </w:rPr>
-              <w:t xml:space="preserve">保存的胞凝聚矩阵（GiB）</w:t>
+              <w:t xml:space="preserve">保存的胞元凝聚矩阵（GiB）</w:t>
             </w:r>
           </w:p>
         </w:tc>
@@ -30253,7 +30536,7 @@
         <w:rPr>
           <w:rFonts w:hint="eastAsia"/>
         </w:rPr>
-        <w:t xml:space="preserve">中的总计还包括逐胞格栅几何、矩阵缩放以及各阶段之间的数据移动（17</w:t>
+        <w:t xml:space="preserve">中的总计还包括逐胞元点阵几何、矩阵缩放以及各阶段之间的数据移动（17</w:t>
       </w:r>
       <w:r>
         <w:t xml:space="preserve"> </w:t>
@@ -30280,7 +30563,7 @@
         <w:rPr>
           <w:rFonts w:hint="eastAsia"/>
         </w:rPr>
-        <w:t xml:space="preserve">之差：六个载荷下与整体格栅直接求解结果的最大相对差。</w:t>
+        <w:t xml:space="preserve">之差：六个载荷下与整体点阵直接求解结果的最大相对差。</w:t>
       </w:r>
     </w:p>
     <w:p>
@@ -30303,7 +30586,7 @@
         <w:rPr>
           <w:rFonts w:hint="eastAsia"/>
         </w:rPr>
-        <w:t xml:space="preserve">(c)，学习路线：一次带灵敏度的格栅分析的各阶段（s）</w:t>
+        <w:t xml:space="preserve">(c)，学习路线：一次带灵敏度的点阵分析的各阶段（s）</w:t>
       </w:r>
     </w:p>
     <w:tbl>
@@ -30335,35 +30618,35 @@
               <w:rPr>
                 <w:rFonts w:hint="eastAsia"/>
               </w:rPr>
-              <w:t xml:space="preserve">格栅</w:t>
-            </w:r>
-          </w:p>
-        </w:tc>
-        <w:tc>
-          <w:tcPr/>
-          <w:p>
-            <w:pPr>
-              <w:pStyle w:val="Compact"/>
-            </w:pPr>
-            <w:r>
-              <w:rPr>
-                <w:rFonts w:hint="eastAsia"/>
-              </w:rPr>
-              <w:t xml:space="preserve">胞准备</w:t>
-            </w:r>
-          </w:p>
-        </w:tc>
-        <w:tc>
-          <w:tcPr/>
-          <w:p>
-            <w:pPr>
-              <w:pStyle w:val="Compact"/>
-            </w:pPr>
-            <w:r>
-              <w:rPr>
-                <w:rFonts w:hint="eastAsia"/>
-              </w:rPr>
-              <w:t xml:space="preserve">格栅及</w:t>
+              <w:t xml:space="preserve">点阵</w:t>
+            </w:r>
+          </w:p>
+        </w:tc>
+        <w:tc>
+          <w:tcPr/>
+          <w:p>
+            <w:pPr>
+              <w:pStyle w:val="Compact"/>
+            </w:pPr>
+            <w:r>
+              <w:rPr>
+                <w:rFonts w:hint="eastAsia"/>
+              </w:rPr>
+              <w:t xml:space="preserve">胞元准备</w:t>
+            </w:r>
+          </w:p>
+        </w:tc>
+        <w:tc>
+          <w:tcPr/>
+          <w:p>
+            <w:pPr>
+              <w:pStyle w:val="Compact"/>
+            </w:pPr>
+            <w:r>
+              <w:rPr>
+                <w:rFonts w:hint="eastAsia"/>
+              </w:rPr>
+              <w:t xml:space="preserve">点阵及</w:t>
             </w:r>
             <w:r>
               <w:t xml:space="preserve"> </w:t>
@@ -30769,7 +31052,7 @@
         <w:rPr>
           <w:rFonts w:hint="eastAsia"/>
         </w:rPr>
-        <w:t xml:space="preserve">内存：胞准备之后的常驻集大小）。常驻</w:t>
+        <w:t xml:space="preserve">内存：胞元准备之后的常驻集大小）。常驻</w:t>
       </w:r>
       <w:r>
         <w:t xml:space="preserve"> GPU </w:t>
@@ -30787,7 +31070,7 @@
         <w:rPr>
           <w:rFonts w:hint="eastAsia"/>
         </w:rPr>
-        <w:t xml:space="preserve">S4.1）：四胞格栅的全部胞，以及每个八胞格栅中的四个胞。</w:t>
+        <w:t xml:space="preserve">S4.1）：四胞元点阵的全部胞元，以及每个八胞元点阵中的四个胞元。</w:t>
       </w:r>
     </w:p>
     <w:p>
@@ -30801,7 +31084,7 @@
         <w:rPr>
           <w:rFonts w:hint="eastAsia"/>
         </w:rPr>
-        <w:t xml:space="preserve">上的整体格栅迭代求解器（16</w:t>
+        <w:t xml:space="preserve">上的整体点阵迭代求解器（16</w:t>
       </w:r>
       <w:r>
         <w:t xml:space="preserve"> </w:t>
@@ -30861,7 +31144,7 @@
               <w:rPr>
                 <w:rFonts w:hint="eastAsia"/>
               </w:rPr>
-              <w:t xml:space="preserve">格栅</w:t>
+              <w:t xml:space="preserve">点阵</w:t>
             </w:r>
           </w:p>
         </w:tc>
@@ -31391,7 +31674,7 @@
         <w:rPr>
           <w:rFonts w:hint="eastAsia"/>
         </w:rPr>
-        <w:t xml:space="preserve">(a)、为所有细尺度路线共有的胞设置与装配以及整体装配与缩放（表</w:t>
+        <w:t xml:space="preserve">(a)、为所有细尺度路线共有的胞元设置与装配以及整体装配与缩放（表</w:t>
       </w:r>
       <w:r>
         <w:t xml:space="preserve"> </w:t>
@@ -31447,7 +31730,7 @@
         <w:rPr>
           <w:rFonts w:hint="eastAsia"/>
         </w:rPr>
-        <w:t xml:space="preserve">的逐胞成本</w:t>
+        <w:t xml:space="preserve">的逐胞元成本</w:t>
       </w:r>
     </w:p>
     <w:p>
@@ -31458,7 +31741,7 @@
         <w:rPr>
           <w:rFonts w:hint="eastAsia"/>
         </w:rPr>
-        <w:t xml:space="preserve">四个部署胞，其中两个切割、两个未切割（补充材料第</w:t>
+        <w:t xml:space="preserve">四个部署胞元，其中两个切割、两个未切割（补充材料第</w:t>
       </w:r>
       <w:r>
         <w:t xml:space="preserve"> R1 </w:t>
@@ -31467,7 +31750,7 @@
         <w:rPr>
           <w:rFonts w:hint="eastAsia"/>
         </w:rPr>
-        <w:t xml:space="preserve">节）。胞准备：几何预处理加上胞设置、矩积分与刚度装配，NICE</w:t>
+        <w:t xml:space="preserve">节）。胞元准备：几何预处理加上胞元设置、矩积分与刚度装配，NICE</w:t>
       </w:r>
       <w:r>
         <w:t xml:space="preserve"> </w:t>
@@ -31566,7 +31849,7 @@
         <w:rPr>
           <w:rFonts w:hint="eastAsia"/>
         </w:rPr>
-        <w:t xml:space="preserve">的分解存储（iparm(17)）；两者均不包括胞刚度</w:t>
+        <w:t xml:space="preserve">的分解存储（iparm(17)）；两者均不包括胞元刚度</w:t>
       </w:r>
       <w:r>
         <w:t xml:space="preserve"> </w:t>
@@ -31621,7 +31904,7 @@
               <w:rPr>
                 <w:rFonts w:hint="eastAsia"/>
               </w:rPr>
-              <w:t xml:space="preserve">胞</w:t>
+              <w:t xml:space="preserve">胞元</w:t>
             </w:r>
           </w:p>
         </w:tc>
@@ -31658,7 +31941,7 @@
               <w:rPr>
                 <w:rFonts w:hint="eastAsia"/>
               </w:rPr>
-              <w:t xml:space="preserve">胞准备（s）：NICE</w:t>
+              <w:t xml:space="preserve">胞元准备（s）：NICE</w:t>
             </w:r>
             <w:r>
               <w:t xml:space="preserve"> / </w:t>
@@ -32048,7 +32331,7 @@
         <w:rPr>
           <w:rFonts w:hint="eastAsia"/>
         </w:rPr>
-        <w:t xml:space="preserve">全局预条件、两胞配置与残差记录</w:t>
+        <w:t xml:space="preserve">全局预条件、两胞元配置与残差记录</w:t>
       </w:r>
     </w:p>
     <w:p>
@@ -32624,7 +32907,7 @@
         <w:rPr>
           <w:rFonts w:hint="eastAsia"/>
         </w:rPr>
-        <w:t xml:space="preserve">所报告的粗基将三线性格栅顶点函数分别乘以绕各顶点的三个平移和三个转动，再将所得场限制到带支撑的保留自由度上。该全局粗基不同于用于校正局部延拓的内部基</w:t>
+        <w:t xml:space="preserve">所报告的粗基将三线性点阵顶点函数分别乘以绕各顶点的三个平移和三个转动，再将所得场限制到带支撑的保留自由度上。该全局粗基不同于用于校正局部延拓的内部基</w:t>
       </w:r>
       <w:r>
         <w:t xml:space="preserve"> </w:t>
@@ -32647,7 +32930,7 @@
         <w:rPr>
           <w:rFonts w:hint="eastAsia"/>
         </w:rPr>
-        <w:t xml:space="preserve">节的精确与学习格栅求解、第</w:t>
+        <w:t xml:space="preserve">节的精确与学习点阵求解、第</w:t>
       </w:r>
       <w:r>
         <w:t xml:space="preserve"> 5.9 </w:t>
@@ -32979,7 +33262,7 @@
         <w:rPr>
           <w:rFonts w:hint="eastAsia"/>
         </w:rPr>
-        <w:t xml:space="preserve">上；超出该预算时，其余胞的状态保存在</w:t>
+        <w:t xml:space="preserve">上；超出该预算时，其余胞元的状态保存在</w:t>
       </w:r>
       <w:r>
         <w:t xml:space="preserve"> CPU </w:t>
@@ -32988,7 +33271,7 @@
         <w:rPr>
           <w:rFonts w:hint="eastAsia"/>
         </w:rPr>
-        <w:t xml:space="preserve">内存中并从那里流式传输。每次运行的常驻胞或预算见表</w:t>
+        <w:t xml:space="preserve">内存中并从那里流式传输。每次运行的常驻胞元或预算见表</w:t>
       </w:r>
       <w:r>
         <w:t xml:space="preserve"> ST12d </w:t>
@@ -33029,7 +33312,7 @@
         <w:rPr>
           <w:rFonts w:hint="eastAsia"/>
         </w:rPr>
-        <w:t xml:space="preserve">两胞测试配置</w:t>
+        <w:t xml:space="preserve">两胞元测试配置</w:t>
       </w:r>
     </w:p>
     <w:p>
@@ -33043,13 +33326,13 @@
         <w:t xml:space="preserve">在图</w:t>
       </w:r>
       <w:r>
-        <w:t xml:space="preserve"> 8 </w:t>
-      </w:r>
-      <w:r>
-        <w:rPr>
-          <w:rFonts w:hint="eastAsia"/>
-        </w:rPr>
-        <w:t xml:space="preserve">的两种配置中，六个面载荷为施加于目标面的三个笛卡尔面力方向，以及施加于邻胞面的相同三个方向。一致载荷的实现对</w:t>
+        <w:t xml:space="preserve"> 9 </w:t>
+      </w:r>
+      <w:r>
+        <w:rPr>
+          <w:rFonts w:hint="eastAsia"/>
+        </w:rPr>
+        <w:t xml:space="preserve">的两种配置中，六个面载荷为施加于目标面的三个笛卡尔面力方向，以及施加于邻胞元面的相同三个方向。一致载荷的实现对</w:t>
       </w:r>
       <w:r>
         <w:t xml:space="preserve"> Q2 </w:t>
@@ -33058,7 +33341,7 @@
         <w:rPr>
           <w:rFonts w:hint="eastAsia"/>
         </w:rPr>
-        <w:t xml:space="preserve">表面形函数进行积分，在消除支撑之前将每个节点载荷归一化为单位合力，然后消除固支分量。若存在作用于目标切割表面上、经同样归一化的三个一致面力，则单独报告。邻胞为未切割胞；因此，在目标胞的切割平面与共享面相交之处，该胞对是一种测试配置，而非物理上被切割的试件。</w:t>
+        <w:t xml:space="preserve">表面形函数进行积分，在消除支撑之前将每个节点载荷归一化为单位合力，然后消除固支分量。若存在作用于目标切割表面上、经同样归一化的三个一致面力，则单独报告。邻胞元为未切割胞元；因此，在目标胞元的切割平面与共享面相交之处，该胞元对是一种测试配置，而非物理上被切割的试件。</w:t>
       </w:r>
     </w:p>
     <w:p>
@@ -33069,7 +33352,7 @@
         <w:rPr>
           <w:rFonts w:hint="eastAsia"/>
         </w:rPr>
-        <w:t xml:space="preserve">胞对求解采用以精确装配参考刚度的</w:t>
+        <w:t xml:space="preserve">胞元对求解采用以精确装配参考刚度的</w:t>
       </w:r>
       <w:r>
         <w:t xml:space="preserve"> Cholesky </w:t>
@@ -33150,7 +33433,7 @@
         <w:rPr>
           <w:rFonts w:hint="eastAsia"/>
         </w:rPr>
-        <w:t xml:space="preserve">节的格栅及其两个</w:t>
+        <w:t xml:space="preserve">节的点阵及其两个</w:t>
       </w:r>
       <w:r>
         <w:t xml:space="preserve"> </w:t>
@@ -33708,7 +33991,7 @@
         <w:rPr>
           <w:rFonts w:hint="eastAsia"/>
         </w:rPr>
-        <w:t xml:space="preserve">为胞</w:t>
+        <w:t xml:space="preserve">为胞元</w:t>
       </w:r>
       <w:r>
         <w:t xml:space="preserve"> </w:t>
@@ -34277,7 +34560,7 @@
         <w:rPr>
           <w:rFonts w:hint="eastAsia"/>
         </w:rPr>
-        <w:t xml:space="preserve">梯度指标在对共享格栅顶点进行聚合（即在每个顶点处对各胞的厚度灵敏度分量求和）之后，将场基灵敏度与精确灵敏度进行比较，这正是采用共享厚度变量的优化器所接收的梯度；载荷保持固定。对于代理柔度的完整导数，针对每个角点在</w:t>
+        <w:t xml:space="preserve">梯度指标在对共享点阵顶点进行聚合（即在每个顶点处对各胞元的厚度灵敏度分量求和）之后，将场基灵敏度与精确灵敏度进行比较，这正是采用共享厚度变量的优化器所接收的梯度；载荷保持固定。对于代理柔度的完整导数，针对每个角点在</w:t>
       </w:r>
       <w:r>
         <w:t xml:space="preserve"> </w:t>
@@ -34327,7 +34610,7 @@
         <w:rPr>
           <w:rFonts w:hint="eastAsia"/>
         </w:rPr>
-        <w:t xml:space="preserve">处重建每个胞的凝聚刚度，并在固定</w:t>
+        <w:t xml:space="preserve">处重建每个胞元的凝聚刚度，并在固定</w:t>
       </w:r>
       <w:r>
         <w:t xml:space="preserve"> </w:t>
@@ -34630,7 +34913,7 @@
         <w:rPr>
           <w:rFonts w:hint="eastAsia"/>
         </w:rPr>
-        <w:t xml:space="preserve">为单位）时相对于精确顶点梯度的相对误差，以百分比计。切换重建：每个胞</w:t>
+        <w:t xml:space="preserve">为单位）时相对于精确顶点梯度的相对误差，以百分比计。切换重建：每个胞元</w:t>
       </w:r>
       <w:r>
         <w:t xml:space="preserve"> 49 </w:t>
@@ -34639,7 +34922,7 @@
         <w:rPr>
           <w:rFonts w:hint="eastAsia"/>
         </w:rPr>
-        <w:t xml:space="preserve">次重建（三个步长、正负两个符号与八个角点，外加一次未扰动构建）中改变离散选择的次数，给出各胞的范围。</w:t>
+        <w:t xml:space="preserve">次重建（三个步长、正负两个符号与八个角点，外加一次未扰动构建）中改变离散选择的次数，给出各胞元的范围。</w:t>
       </w:r>
     </w:p>
     <w:tbl>
@@ -34673,7 +34956,7 @@
               <w:rPr>
                 <w:rFonts w:hint="eastAsia"/>
               </w:rPr>
-              <w:t xml:space="preserve">格栅</w:t>
+              <w:t xml:space="preserve">点阵</w:t>
             </w:r>
           </w:p>
         </w:tc>
@@ -35002,7 +35285,7 @@
               <w:rPr>
                 <w:rFonts w:hint="eastAsia"/>
               </w:rPr>
-              <w:t xml:space="preserve">每胞切换重建次数</w:t>
+              <w:t xml:space="preserve">每胞元切换重建次数</w:t>
             </w:r>
           </w:p>
         </w:tc>
@@ -35808,7 +36091,7 @@
         <w:rPr>
           <w:rFonts w:hint="eastAsia"/>
         </w:rPr>
-        <w:t xml:space="preserve">在这些格栅上，</w:t>
+        <w:t xml:space="preserve">在这些点阵上，</w:t>
       </w:r>
       <m:oMath>
         <m:sSub>
@@ -35846,7 +36129,7 @@
         <w:rPr>
           <w:rFonts w:hint="eastAsia"/>
         </w:rPr>
-        <w:t xml:space="preserve">随步长减小而增大，因此该差商无法分辨代理柔度的完整导数。在选择胞的十四个两胞配置上（第</w:t>
+        <w:t xml:space="preserve">随步长减小而增大，因此该差商无法分辨代理柔度的完整导数。在选择胞元的十四个两胞元配置上（第</w:t>
       </w:r>
       <w:r>
         <w:t xml:space="preserve"> 5.6 </w:t>
@@ -36159,7 +36442,7 @@
         <w:rPr>
           <w:rFonts w:hint="eastAsia"/>
         </w:rPr>
-        <w:t xml:space="preserve">这些运行中两个八胞格栅的精度（见第</w:t>
+        <w:t xml:space="preserve">这些运行中两个八胞元点阵的精度（见第</w:t>
       </w:r>
       <w:r>
         <w:t xml:space="preserve"> 5.8 </w:t>
@@ -36277,7 +36560,7 @@
         <w:rPr>
           <w:rFonts w:hint="eastAsia"/>
         </w:rPr>
-        <w:t xml:space="preserve">0.056%；所有胞中最大的厚度灵敏度误差在面载荷下为</w:t>
+        <w:t xml:space="preserve">0.056%；所有胞元中最大的厚度灵敏度误差在面载荷下为</w:t>
       </w:r>
       <w:r>
         <w:t xml:space="preserve"> 0.144% / </w:t>
@@ -36304,7 +36587,7 @@
         <w:rPr>
           <w:rFonts w:hint="eastAsia"/>
         </w:rPr>
-        <w:t xml:space="preserve">0.123%；精确迹处的胞能量误差</w:t>
+        <w:t xml:space="preserve">0.123%；精确迹处的胞元能量误差</w:t>
       </w:r>
       <w:r>
         <w:t xml:space="preserve"> </w:t>
@@ -36368,7 +36651,7 @@
         <w:rPr>
           <w:rFonts w:hint="eastAsia"/>
         </w:rPr>
-        <w:t xml:space="preserve">(7)）超出格栅柔度误差的部分，在面载荷下为该误差的</w:t>
+        <w:t xml:space="preserve">(7)）超出点阵柔度误差的部分，在面载荷下为该误差的</w:t>
       </w:r>
       <w:r>
         <w:t xml:space="preserve"> 0.13–0.28% / </w:t>
@@ -36485,7 +36768,7 @@
         <w:rPr>
           <w:rFonts w:hint="eastAsia"/>
         </w:rPr>
-        <w:t xml:space="preserve">单角点扫描用于检验代理柔度在这些切换处的光滑性。在两胞配置</w:t>
+        <w:t xml:space="preserve">单角点扫描用于检验代理柔度在这些切换处的光滑性。在两胞元配置</w:t>
       </w:r>
       <w:r>
         <w:t xml:space="preserve"> M1/x </w:t>
@@ -36503,7 +36786,7 @@
         <w:rPr>
           <w:rFonts w:hint="eastAsia"/>
         </w:rPr>
-        <w:t xml:space="preserve">中，对目标胞的一个角点参数（灵敏度最大或居中的角点）在其值的至多</w:t>
+        <w:t xml:space="preserve">中，对目标胞元的一个角点参数（灵敏度最大或居中的角点）在其值的至多</w:t>
       </w:r>
       <w:r>
         <w:t xml:space="preserve"> ±10% </w:t>
@@ -37559,7 +37842,7 @@
               <w:rPr>
                 <w:rFonts w:hint="eastAsia"/>
               </w:rPr>
-              <w:t xml:space="preserve">的注释），其中第一个阶段采用上述随机初始化；各延续训练从基础网络所选参数开始</w:t>
+              <w:t xml:space="preserve">的注释），其中第一个阶段采用上述随机初始化；各继续训练从基础网络所选参数开始</w:t>
             </w:r>
           </w:p>
         </w:tc>
@@ -38066,7 +38349,7 @@
         <w:rPr>
           <w:rFonts w:hint="eastAsia"/>
         </w:rPr>
-        <w:t xml:space="preserve">，单位胞），内存以</w:t>
+        <w:t xml:space="preserve">，单位胞元），内存以</w:t>
       </w:r>
       <w:r>
         <w:t xml:space="preserve"> </w:t>
@@ -38168,7 +38451,7 @@
         <w:t xml:space="preserve">的下降，而第</w:t>
       </w:r>
       <w:r>
-        <w:t xml:space="preserve"> 6.2 </w:t>
+        <w:t xml:space="preserve"> 3.3 </w:t>
       </w:r>
       <w:r>
         <w:rPr>
@@ -38240,16 +38523,7 @@
         <w:rPr>
           <w:rFonts w:hint="eastAsia"/>
         </w:rPr>
-        <w:t xml:space="preserve">中的分析不同之处在于：它重新生成每个胞的几何，并且只求解一个载荷而非三个。对于</w:t>
-      </w:r>
-      <w:r>
-        <w:t xml:space="preserve"> </w:t>
-      </w:r>
-      <w:r>
-        <w:rPr>
-          <w:rFonts w:hint="eastAsia"/>
-        </w:rPr>
-        <w:t xml:space="preserve">算例</w:t>
+        <w:t xml:space="preserve">中的分析不同之处在于：它重新生成每个胞元的几何，并且只求解一个载荷而非三个。对于算例</w:t>
       </w:r>
       <w:r>
         <w:t xml:space="preserve"> </w:t>
@@ -38395,7 +38669,7 @@
               <w:rPr>
                 <w:rFonts w:hint="eastAsia"/>
               </w:rPr>
-              <w:t xml:space="preserve">格栅顶点处的角点厚度参数</w:t>
+              <w:t xml:space="preserve">点阵顶点处的角点厚度参数</w:t>
             </w:r>
             <w:r>
               <w:t xml:space="preserve"> </w:t>
@@ -38495,7 +38769,7 @@
               <w:rPr>
                 <w:rFonts w:hint="eastAsia"/>
               </w:rPr>
-              <w:t xml:space="preserve">将顶点值复制到交汇于该顶点的每个胞的角点。算例</w:t>
+              <w:t xml:space="preserve">将顶点值复制到交汇于该顶点的每个胞元的角点。算例</w:t>
             </w:r>
             <w:r>
               <w:t xml:space="preserve"> </w:t>
@@ -38846,7 +39120,7 @@
               <w:rPr>
                 <w:rFonts w:hint="eastAsia"/>
               </w:rPr>
-              <w:t xml:space="preserve">所有胞的零阶单元矩之和（离散模型的材料体积），其导数由同一次反向传播得到（精确孪生：式</w:t>
+              <w:t xml:space="preserve">所有胞元的零阶单元矩之和（离散模型的材料体积），其导数由同一次反向传播得到（精确孪生：式</w:t>
             </w:r>
             <w:r>
               <w:t xml:space="preserve"> </w:t>
@@ -38959,7 +39233,7 @@
               <w:rPr>
                 <w:rFonts w:hint="eastAsia"/>
               </w:rPr>
-              <w:t xml:space="preserve">对每个胞的每一对有序的不同角点顶点施加</w:t>
+              <w:t xml:space="preserve">对每个胞元的每一对有序的不同角点顶点施加</w:t>
             </w:r>
             <w:r>
               <w:t xml:space="preserve"> </w:t>
@@ -39132,7 +39406,7 @@
               <w:rPr>
                 <w:rFonts w:hint="eastAsia"/>
               </w:rPr>
-              <w:t xml:space="preserve">在每个胞的每个角点处施加</w:t>
+              <w:t xml:space="preserve">在每个胞元的每个角点处施加</w:t>
             </w:r>
             <w:r>
               <w:t xml:space="preserve"> </w:t>
@@ -39236,7 +39510,7 @@
               <w:rPr>
                 <w:rFonts w:hint="eastAsia"/>
               </w:rPr>
-              <w:t xml:space="preserve">个，每个均含自由顶点）；对于三线性场，胞内最大梯度范数在角点处取得；训练限值</w:t>
+              <w:t xml:space="preserve">个，每个均含自由顶点）；对于三线性场，胞元内最大梯度范数在角点处取得；训练限值</w:t>
             </w:r>
             <w:r>
               <w:t xml:space="preserve"> 0.47</w:t>
@@ -39915,7 +40189,7 @@
               <w:rPr>
                 <w:rFonts w:hint="eastAsia"/>
               </w:rPr>
-              <w:t xml:space="preserve">每次迭代均使用本研究所有胞所用的几何生成器，依据当前角点参数重新生成每个胞的几何，在</w:t>
+              <w:t xml:space="preserve">每次迭代均使用本研究所有胞元所用的几何生成器，依据当前角点参数重新生成每个胞元的几何，在</w:t>
             </w:r>
             <w:r>
               <w:t xml:space="preserve"> CPU </w:t>
@@ -39967,7 +40241,7 @@
               <w:rPr>
                 <w:rFonts w:hint="eastAsia"/>
               </w:rPr>
-              <w:t xml:space="preserve">格栅求解</w:t>
+              <w:t xml:space="preserve">点阵求解</w:t>
             </w:r>
           </w:p>
         </w:tc>
@@ -40084,7 +40358,7 @@
               <w:rPr>
                 <w:rFonts w:hint="eastAsia"/>
               </w:rPr>
-              <w:t xml:space="preserve">，则终止该运行。精确孪生：每个胞的稠密精确凝聚矩阵，装配后求解至</w:t>
+              <w:t xml:space="preserve">，则终止该运行。精确孪生：每个胞元的稠密精确凝聚矩阵，装配后求解至</w:t>
             </w:r>
             <w:r>
               <w:t xml:space="preserve"> </w:t>
@@ -40343,7 +40617,7 @@
               <w:rPr>
                 <w:rFonts w:hint="eastAsia"/>
               </w:rPr>
-              <w:t xml:space="preserve">A：所有胞常驻；板：在已分配</w:t>
+              <w:t xml:space="preserve">A：所有胞元常驻；板：在已分配</w:t>
             </w:r>
             <w:r>
               <w:t xml:space="preserve"> GPU </w:t>
@@ -40361,7 +40635,7 @@
               <w:rPr>
                 <w:rFonts w:hint="eastAsia"/>
               </w:rPr>
-              <w:t xml:space="preserve">期间胞常驻；规模演示：4</w:t>
+              <w:t xml:space="preserve">期间胞元常驻；规模演示：4</w:t>
             </w:r>
             <w:r>
               <w:t xml:space="preserve"> </w:t>
@@ -40409,7 +40683,7 @@
               <w:rPr>
                 <w:rFonts w:hint="eastAsia"/>
               </w:rPr>
-              <w:t xml:space="preserve">若部分胞生成失败，则将这些胞的自由顶点依次乘以</w:t>
+              <w:t xml:space="preserve">若部分胞元生成失败，则将这些胞元的自由顶点依次乘以</w:t>
             </w:r>
             <w:r>
               <w:t xml:space="preserve"> </w:t>
@@ -40623,7 +40897,7 @@
               <w:rPr>
                 <w:rFonts w:hint="eastAsia"/>
               </w:rPr>
-              <w:t xml:space="preserve">（截断至边界内），重新生成共享这些顶点的每个胞，并对扰动后的设计进行分析、由此继续优化。在全部运行中共应用四次（表</w:t>
+              <w:t xml:space="preserve">（截断至边界内），重新生成共享这些顶点的每个胞元，并对扰动后的设计进行分析、由此继续优化。在全部运行中共应用四次（表</w:t>
             </w:r>
             <w:r>
               <w:t xml:space="preserve"> </w:t>
@@ -40691,7 +40965,7 @@
         <w:rPr>
           <w:rFonts w:hint="eastAsia"/>
         </w:rPr>
-        <w:t xml:space="preserve">内，因此每个被分析的胞均处于训练限值之内。</w:t>
+        <w:t xml:space="preserve">内，因此每个被分析的胞元均处于训练限值之内。</w:t>
       </w:r>
     </w:p>
     <w:p>
@@ -43533,7 +43807,7 @@
               <w:rPr>
                 <w:rFonts w:hint="eastAsia"/>
               </w:rPr>
-              <w:t xml:space="preserve">20.8，胞准备</w:t>
+              <w:t xml:space="preserve">20.8，胞元准备</w:t>
             </w:r>
             <w:r>
               <w:t xml:space="preserve"> </w:t>
@@ -43542,7 +43816,7 @@
               <w:rPr>
                 <w:rFonts w:hint="eastAsia"/>
               </w:rPr>
-              <w:t xml:space="preserve">10.1，格栅与</w:t>
+              <w:t xml:space="preserve">10.1，点阵与</w:t>
             </w:r>
             <w:r>
               <w:t xml:space="preserve"> </w:t>
@@ -43727,7 +44001,7 @@
         <w:rPr>
           <w:rFonts w:hint="eastAsia"/>
         </w:rPr>
-        <w:t xml:space="preserve">节的板被一个平面切割，该平面从右下角延伸至上边缘距左端两个胞处；其八个切割胞的保留体积分数为</w:t>
+        <w:t xml:space="preserve">节的板被一个平面切割，该平面从右下角延伸至上边缘距左端两个胞元处；其八个切割胞元的保留体积分数为</w:t>
       </w:r>
       <w:r>
         <w:t xml:space="preserve"> 0.917、0.667、0.333 </w:t>
@@ -43845,7 +44119,7 @@
         <w:t xml:space="preserve">处；网络在立方对称变换下不具有等变性（第</w:t>
       </w:r>
       <w:r>
-        <w:t xml:space="preserve"> 6.4 </w:t>
+        <w:t xml:space="preserve"> 6.3 </w:t>
       </w:r>
       <w:r>
         <w:rPr>
@@ -43914,7 +44188,7 @@
         <w:rPr>
           <w:rFonts w:hint="eastAsia"/>
         </w:rPr>
-        <w:t xml:space="preserve">）上通过周期均匀化计算了角点参数均匀的未切割胞的等效弹性张量</w:t>
+        <w:t xml:space="preserve">）上通过周期均匀化计算了角点参数均匀的未切割胞元的等效弹性张量</w:t>
       </w:r>
       <w:r>
         <w:t xml:space="preserve"> </w:t>
@@ -43952,7 +44226,7 @@
         <w:rPr>
           <w:rFonts w:hint="eastAsia"/>
         </w:rPr>
-        <w:t xml:space="preserve">。胞相对面上的节点被等同，涨落场取周期形式并固定一个节点，由六个单位宏观应变得到单位胞的</w:t>
+        <w:t xml:space="preserve">。胞元相对面上的节点被等同，涨落场取周期形式并固定一个节点，由六个单位宏观应变得到单位胞元的</w:t>
       </w:r>
       <w:r>
         <w:t xml:space="preserve"> </w:t>
@@ -44195,7 +44469,7 @@
         <w:rPr>
           <w:rFonts w:hint="eastAsia"/>
         </w:rPr>
-        <w:t xml:space="preserve">六面体对板进行网格划分，每个胞每个轴向划分六个（4,464</w:t>
+        <w:t xml:space="preserve">六面体对板进行网格划分，每个胞元每个轴向划分六个（4,464</w:t>
       </w:r>
       <w:r>
         <w:t xml:space="preserve"> </w:t>
@@ -44213,7 +44487,7 @@
         <w:rPr>
           <w:rFonts w:hint="eastAsia"/>
         </w:rPr>
-        <w:t xml:space="preserve">个节点）。在每个积分点上，它由所在胞的角点三线性插值得到局部参数</w:t>
+        <w:t xml:space="preserve">个节点）。在每个积分点上，它由所在胞元的角点三线性插值得到局部参数</w:t>
       </w:r>
       <w:r>
         <w:t xml:space="preserve"> </w:t>
@@ -44691,7 +44965,7 @@
         <w:rPr>
           <w:rFonts w:hint="eastAsia"/>
         </w:rPr>
-        <w:t xml:space="preserve">29–33%。在均匀初始设计处，将宏观网格加密到每胞每轴</w:t>
+        <w:t xml:space="preserve">29–33%。在均匀初始设计处，将宏观网格加密到每胞元每轴</w:t>
       </w:r>
       <w:r>
         <w:t xml:space="preserve"> 12 </w:t>
@@ -44921,7 +45195,7 @@
         <w:rPr>
           <w:rFonts w:hint="eastAsia"/>
         </w:rPr>
-        <w:t xml:space="preserve">个单元）。优化采用每胞每轴</w:t>
+        <w:t xml:space="preserve">个单元）。优化采用每胞元每轴</w:t>
       </w:r>
       <w:r>
         <w:t xml:space="preserve"> 6 </w:t>
@@ -44930,7 +45204,7 @@
         <w:rPr>
           <w:rFonts w:hint="eastAsia"/>
         </w:rPr>
-        <w:t xml:space="preserve">个单元的网格。细观模型固定切割胞的全部切割带自由度（表</w:t>
+        <w:t xml:space="preserve">个单元的网格。细观模型固定切割胞元的全部切割带自由度（表</w:t>
       </w:r>
       <w:r>
         <w:t xml:space="preserve"> </w:t>
@@ -45671,7 +45945,7 @@
         <w:t xml:space="preserve">7。图</w:t>
       </w:r>
       <w:r>
-        <w:t xml:space="preserve"> 13a,b </w:t>
+        <w:t xml:space="preserve"> 15a,b </w:t>
       </w:r>
       <w:r>
         <w:rPr>
@@ -45758,7 +46032,7 @@
         <w:rPr>
           <w:rFonts w:hint="eastAsia"/>
         </w:rPr>
-        <w:t xml:space="preserve">均匀厚度胞的均匀化本构关系</w:t>
+        <w:t xml:space="preserve">均匀厚度胞元的均匀化本构关系</w:t>
       </w:r>
     </w:p>
     <w:tbl>
@@ -46640,7 +46914,7 @@
         <w:rPr>
           <w:rFonts w:hint="eastAsia"/>
         </w:rPr>
-        <w:t xml:space="preserve">的单位胞，采用</w:t>
+        <w:t xml:space="preserve">的单位胞元，采用</w:t>
       </w:r>
       <w:r>
         <w:t xml:space="preserve"> Voigt </w:t>
@@ -47625,7 +47899,7 @@
         <w:rPr>
           <w:rFonts w:hint="eastAsia"/>
         </w:rPr>
-        <w:t xml:space="preserve">个胞角点参数统计。均匀设计的宏观体积</w:t>
+        <w:t xml:space="preserve">个胞元角点参数统计。均匀设计的宏观体积</w:t>
       </w:r>
       <w:r>
         <w:t xml:space="preserve"> 4.569075 </w:t>
@@ -47707,7 +47981,7 @@
         <w:rPr>
           <w:rFonts w:hint="eastAsia"/>
         </w:rPr>
-        <w:t xml:space="preserve">统计了相邻迭代之间离散描述发生变化的胞数：每次迭代都在不同的离散模型上计算目标函数，而第</w:t>
+        <w:t xml:space="preserve">统计了相邻迭代之间离散描述发生变化的胞元数：每次迭代都在不同的离散模型上计算目标函数，而第</w:t>
       </w:r>
       <w:r>
         <w:t xml:space="preserve"> 3.3 </w:t>
@@ -47811,7 +48085,7 @@
               <w:rPr>
                 <w:rFonts w:hint="eastAsia"/>
               </w:rPr>
-              <w:t xml:space="preserve">失败胞</w:t>
+              <w:t xml:space="preserve">失败胞元</w:t>
             </w:r>
           </w:p>
         </w:tc>
@@ -47861,7 +48135,7 @@
               <w:rPr>
                 <w:rFonts w:hint="eastAsia"/>
               </w:rPr>
-              <w:t xml:space="preserve">重新生成的胞</w:t>
+              <w:t xml:space="preserve">重新生成的胞元</w:t>
             </w:r>
           </w:p>
         </w:tc>
@@ -48303,7 +48577,7 @@
         <w:rPr>
           <w:rFonts w:hint="eastAsia"/>
         </w:rPr>
-        <w:t xml:space="preserve">失败胞以布局索引标识（切割胞附保留体积分数）：即对</w:t>
+        <w:t xml:space="preserve">失败胞元以布局索引标识（切割胞元附保留体积分数）：即对</w:t>
       </w:r>
       <w:r>
         <w:t xml:space="preserve"> MMA </w:t>
@@ -48312,7 +48586,7 @@
         <w:rPr>
           <w:rFonts w:hint="eastAsia"/>
         </w:rPr>
-        <w:t xml:space="preserve">返回的设计生成失败的胞。施加的</w:t>
+        <w:t xml:space="preserve">返回的设计生成失败的胞元。施加的</w:t>
       </w:r>
       <w:r>
         <w:t xml:space="preserve"> </w:t>
@@ -48384,7 +48658,7 @@
         <w:rPr>
           <w:rFonts w:hint="eastAsia"/>
         </w:rPr>
-        <w:t xml:space="preserve">相邻迭代之间离散描述发生变化的胞</w:t>
+        <w:t xml:space="preserve">相邻迭代之间离散描述发生变化的胞元</w:t>
       </w:r>
     </w:p>
     <w:tbl>
@@ -48565,7 +48839,7 @@
               <w:rPr>
                 <w:rFonts w:hint="eastAsia"/>
               </w:rPr>
-              <w:t xml:space="preserve">个胞，23</w:t>
+              <w:t xml:space="preserve">个胞元，23</w:t>
             </w:r>
             <w:r>
               <w:t xml:space="preserve"> </w:t>
@@ -48687,7 +48961,7 @@
               <w:rPr>
                 <w:rFonts w:hint="eastAsia"/>
               </w:rPr>
-              <w:t xml:space="preserve">个胞，23</w:t>
+              <w:t xml:space="preserve">个胞元，23</w:t>
             </w:r>
             <w:r>
               <w:t xml:space="preserve"> </w:t>
@@ -48798,7 +49072,7 @@
         <w:rPr>
           <w:rFonts w:hint="eastAsia"/>
         </w:rPr>
-        <w:t xml:space="preserve">在相邻迭代之间的各步上，对计数发生变化的胞数取最小值</w:t>
+        <w:t xml:space="preserve">在相邻迭代之间的各步上，对计数发生变化的胞元数取最小值</w:t>
       </w:r>
       <w:r>
         <w:t xml:space="preserve"> / </w:t>
@@ -48852,7 +49126,7 @@
         <w:rPr>
           <w:rFonts w:hint="eastAsia"/>
         </w:rPr>
-        <w:t xml:space="preserve">个胞，22</w:t>
+        <w:t xml:space="preserve">个胞元，22</w:t>
       </w:r>
       <w:r>
         <w:t xml:space="preserve"> </w:t>
@@ -48936,7 +49210,7 @@
         <w:rPr>
           <w:rFonts w:hint="eastAsia"/>
         </w:rPr>
-        <w:t xml:space="preserve">2，厚度为一个胞）、且其平面切割随板同比缩放的板，胞数分别为</w:t>
+        <w:t xml:space="preserve">2，厚度为一个胞元）、且其平面切割随板同比缩放的板，胞元数分别为</w:t>
       </w:r>
       <w:r>
         <w:t xml:space="preserve"> 24、51、88 </w:t>
@@ -48963,7 +49237,7 @@
         <w:rPr>
           <w:rFonts w:hint="eastAsia"/>
         </w:rPr>
-        <w:t xml:space="preserve">ST20）；所有切割胞均具有</w:t>
+        <w:t xml:space="preserve">ST20）；所有切割胞元均具有</w:t>
       </w:r>
       <w:r>
         <w:t xml:space="preserve"> S6.3 </w:t>
@@ -48981,16 +49255,16 @@
         <w:rPr>
           <w:rFonts w:hint="eastAsia"/>
         </w:rPr>
-        <w:t xml:space="preserve">胞板中，该面经切割后宽两个胞。24</w:t>
-      </w:r>
-      <w:r>
-        <w:t xml:space="preserve"> </w:t>
-      </w:r>
-      <w:r>
-        <w:rPr>
-          <w:rFonts w:hint="eastAsia"/>
-        </w:rPr>
-        <w:t xml:space="preserve">胞板即为施加此固支和载荷的</w:t>
+        <w:t xml:space="preserve">胞元板中，该面经切割后宽两个胞元。24</w:t>
+      </w:r>
+      <w:r>
+        <w:t xml:space="preserve"> </w:t>
+      </w:r>
+      <w:r>
+        <w:rPr>
+          <w:rFonts w:hint="eastAsia"/>
+        </w:rPr>
+        <w:t xml:space="preserve">胞元板即为施加此固支和载荷的</w:t>
       </w:r>
       <w:r>
         <w:t xml:space="preserve"> S6.3 </w:t>
@@ -49114,7 +49388,7 @@
         <w:rPr>
           <w:rFonts w:hint="eastAsia"/>
         </w:rPr>
-        <w:t xml:space="preserve">更新）后停止。自由度均为初始设计的自由度：所有胞的切割有限元模型（共享面上的节点只计一次），以及装配格栅中不含固支面的保留自由度。</w:t>
+        <w:t xml:space="preserve">更新）后停止。自由度均为初始设计的自由度：所有胞元的切割有限元模型（共享面上的节点只计一次），以及装配点阵中不含固支面的保留自由度。</w:t>
       </w:r>
     </w:p>
     <w:p>
@@ -49196,7 +49470,7 @@
         <w:rPr>
           <w:rFonts w:hint="eastAsia"/>
         </w:rPr>
-        <w:t xml:space="preserve">装配格栅的自由保留自由度（初始设计）。初始</w:t>
+        <w:t xml:space="preserve">装配点阵的自由保留自由度（初始设计）。初始</w:t>
       </w:r>
       <w:r>
         <w:t xml:space="preserve"> </w:t>
@@ -49308,7 +49582,7 @@
         <w:rPr>
           <w:rFonts w:hint="eastAsia"/>
         </w:rPr>
-        <w:t xml:space="preserve">内存：主进程的峰值常驻内存，该进程保存学习胞的流式状态，按每个胞（总计）给出，单位</w:t>
+        <w:t xml:space="preserve">内存：主进程的峰值常驻内存，该进程保存学习胞元的流式状态，按每个胞元（总计）给出，单位</w:t>
       </w:r>
       <w:r>
         <w:t xml:space="preserve"> </w:t>
@@ -49353,7 +49627,7 @@
         <w:rPr>
           <w:rFonts w:hint="eastAsia"/>
         </w:rPr>
-        <w:t xml:space="preserve">GiB；除常驻学习胞外，其中还保存装配的保留系统：预条件子中的</w:t>
+        <w:t xml:space="preserve">GiB；除常驻学习胞元外，其中还保存装配的保留系统：预条件子中的</w:t>
       </w:r>
       <w:r>
         <w:t xml:space="preserve"> </w:t>
@@ -49430,7 +49704,7 @@
               <w:rPr>
                 <w:rFonts w:hint="eastAsia"/>
               </w:rPr>
-              <w:t xml:space="preserve">胞数</w:t>
+              <w:t xml:space="preserve">胞元数</w:t>
             </w:r>
             <w:r>
               <w:t xml:space="preserve"> / </w:t>
@@ -49439,7 +49713,7 @@
               <w:rPr>
                 <w:rFonts w:hint="eastAsia"/>
               </w:rPr>
-              <w:t xml:space="preserve">切割胞数</w:t>
+              <w:t xml:space="preserve">切割胞元数</w:t>
             </w:r>
           </w:p>
         </w:tc>
@@ -49575,7 +49849,7 @@
               <w:rPr>
                 <w:rFonts w:hint="eastAsia"/>
               </w:rPr>
-              <w:t xml:space="preserve">每胞</w:t>
+              <w:t xml:space="preserve">每胞元</w:t>
             </w:r>
             <w:r>
               <w:t xml:space="preserve"> CPU </w:t>
@@ -49679,7 +49953,7 @@
               <w:rPr>
                 <w:rFonts w:hint="eastAsia"/>
               </w:rPr>
-              <w:t xml:space="preserve">21，胞准备</w:t>
+              <w:t xml:space="preserve">21，胞元准备</w:t>
             </w:r>
             <w:r>
               <w:t xml:space="preserve"> </w:t>
@@ -49828,7 +50102,7 @@
               <w:rPr>
                 <w:rFonts w:hint="eastAsia"/>
               </w:rPr>
-              <w:t xml:space="preserve">37，胞准备</w:t>
+              <w:t xml:space="preserve">37，胞元准备</w:t>
             </w:r>
             <w:r>
               <w:t xml:space="preserve"> </w:t>
@@ -49977,7 +50251,7 @@
               <w:rPr>
                 <w:rFonts w:hint="eastAsia"/>
               </w:rPr>
-              <w:t xml:space="preserve">63，胞准备</w:t>
+              <w:t xml:space="preserve">63，胞元准备</w:t>
             </w:r>
             <w:r>
               <w:t xml:space="preserve"> </w:t>
@@ -50126,7 +50400,7 @@
               <w:rPr>
                 <w:rFonts w:hint="eastAsia"/>
               </w:rPr>
-              <w:t xml:space="preserve">71，胞准备</w:t>
+              <w:t xml:space="preserve">71，胞元准备</w:t>
             </w:r>
             <w:r>
               <w:t xml:space="preserve"> </w:t>
@@ -50217,6 +50491,286 @@
       <w:r>
         <w:rPr>
           <w:rFonts w:hint="eastAsia"/>
+        </w:rPr>
+        <w:t xml:space="preserve">第一次设计迭代的精确核查（指标同表</w:t>
+      </w:r>
+      <w:r>
+        <w:t xml:space="preserve"> </w:t>
+      </w:r>
+      <w:r>
+        <w:rPr>
+          <w:rFonts w:hint="eastAsia"/>
+        </w:rPr>
+        <w:t xml:space="preserve">ST21）：24</w:t>
+      </w:r>
+      <w:r>
+        <w:t xml:space="preserve"> </w:t>
+      </w:r>
+      <w:r>
+        <w:rPr>
+          <w:rFonts w:hint="eastAsia"/>
+        </w:rPr>
+        <w:t xml:space="preserve">胞元，</w:t>
+      </w:r>
+      <m:oMath>
+        <m:r>
+          <m:t>C</m:t>
+        </m:r>
+        <m:r>
+          <m:rPr>
+            <m:sty m:val="p"/>
+          </m:rPr>
+          <m:t>=</m:t>
+        </m:r>
+        <m:r>
+          <m:t>94.353</m:t>
+        </m:r>
+      </m:oMath>
+      <w:r>
+        <w:rPr>
+          <w:rFonts w:hint="eastAsia"/>
+        </w:rPr>
+        <w:t xml:space="preserve">，</w:t>
+      </w:r>
+      <m:oMath>
+        <m:acc>
+          <m:accPr>
+            <m:chr m:val="̂"/>
+          </m:accPr>
+          <m:e>
+            <m:r>
+              <m:t>C</m:t>
+            </m:r>
+          </m:e>
+        </m:acc>
+        <m:r>
+          <m:rPr>
+            <m:sty m:val="p"/>
+          </m:rPr>
+          <m:t>=</m:t>
+        </m:r>
+        <m:r>
+          <m:t>94.341</m:t>
+        </m:r>
+      </m:oMath>
+      <w:r>
+        <w:rPr>
+          <w:rFonts w:hint="eastAsia"/>
+        </w:rPr>
+        <w:t xml:space="preserve">，代理柔度误差</w:t>
+      </w:r>
+      <w:r>
+        <w:t xml:space="preserve"> </w:t>
+      </w:r>
+      <m:oMath>
+        <m:r>
+          <m:rPr>
+            <m:sty m:val="p"/>
+          </m:rPr>
+          <m:t>−</m:t>
+        </m:r>
+        <m:r>
+          <m:t>0.0132</m:t>
+        </m:r>
+        <m:r>
+          <m:rPr>
+            <m:sty m:val="p"/>
+          </m:rPr>
+          <m:t>%</m:t>
+        </m:r>
+      </m:oMath>
+      <w:r>
+        <w:rPr>
+          <w:rFonts w:hint="eastAsia"/>
+        </w:rPr>
+        <w:t xml:space="preserve">，梯度误差</w:t>
+      </w:r>
+      <w:r>
+        <w:t xml:space="preserve"> </w:t>
+      </w:r>
+      <w:r>
+        <w:rPr>
+          <w:rFonts w:hint="eastAsia"/>
+        </w:rPr>
+        <w:t xml:space="preserve">0.045%，余弦</w:t>
+      </w:r>
+      <w:r>
+        <w:t xml:space="preserve"> </w:t>
+      </w:r>
+      <w:r>
+        <w:rPr>
+          <w:rFonts w:hint="eastAsia"/>
+        </w:rPr>
+        <w:t xml:space="preserve">0.99999993，分量误差中位数</w:t>
+      </w:r>
+      <w:r>
+        <w:t xml:space="preserve"> / </w:t>
+      </w:r>
+      <w:r>
+        <w:rPr>
+          <w:rFonts w:hint="eastAsia"/>
+        </w:rPr>
+        <w:t xml:space="preserve">第</w:t>
+      </w:r>
+      <w:r>
+        <w:t xml:space="preserve"> 95 </w:t>
+      </w:r>
+      <w:r>
+        <w:rPr>
+          <w:rFonts w:hint="eastAsia"/>
+        </w:rPr>
+        <w:t xml:space="preserve">百分位数</w:t>
+      </w:r>
+      <w:r>
+        <w:t xml:space="preserve"> / </w:t>
+      </w:r>
+      <w:r>
+        <w:rPr>
+          <w:rFonts w:hint="eastAsia"/>
+        </w:rPr>
+        <w:t xml:space="preserve">最大值</w:t>
+      </w:r>
+      <w:r>
+        <w:t xml:space="preserve"> 0.011 / 0.048 / </w:t>
+      </w:r>
+      <w:r>
+        <w:rPr>
+          <w:rFonts w:hint="eastAsia"/>
+        </w:rPr>
+        <w:t xml:space="preserve">0.059%，全部</w:t>
+      </w:r>
+      <w:r>
+        <w:t xml:space="preserve"> 64 </w:t>
+      </w:r>
+      <w:r>
+        <w:rPr>
+          <w:rFonts w:hint="eastAsia"/>
+        </w:rPr>
+        <w:t xml:space="preserve">个分量符号一致；51</w:t>
+      </w:r>
+      <w:r>
+        <w:t xml:space="preserve"> </w:t>
+      </w:r>
+      <w:r>
+        <w:rPr>
+          <w:rFonts w:hint="eastAsia"/>
+        </w:rPr>
+        <w:t xml:space="preserve">胞元，</w:t>
+      </w:r>
+      <m:oMath>
+        <m:r>
+          <m:t>C</m:t>
+        </m:r>
+        <m:r>
+          <m:rPr>
+            <m:sty m:val="p"/>
+          </m:rPr>
+          <m:t>=</m:t>
+        </m:r>
+        <m:r>
+          <m:t>89.129</m:t>
+        </m:r>
+      </m:oMath>
+      <w:r>
+        <w:rPr>
+          <w:rFonts w:hint="eastAsia"/>
+        </w:rPr>
+        <w:t xml:space="preserve">，</w:t>
+      </w:r>
+      <m:oMath>
+        <m:acc>
+          <m:accPr>
+            <m:chr m:val="̂"/>
+          </m:accPr>
+          <m:e>
+            <m:r>
+              <m:t>C</m:t>
+            </m:r>
+          </m:e>
+        </m:acc>
+        <m:r>
+          <m:rPr>
+            <m:sty m:val="p"/>
+          </m:rPr>
+          <m:t>=</m:t>
+        </m:r>
+        <m:r>
+          <m:t>89.119</m:t>
+        </m:r>
+      </m:oMath>
+      <w:r>
+        <w:rPr>
+          <w:rFonts w:hint="eastAsia"/>
+        </w:rPr>
+        <w:t xml:space="preserve">，</w:t>
+      </w:r>
+      <m:oMath>
+        <m:r>
+          <m:rPr>
+            <m:sty m:val="p"/>
+          </m:rPr>
+          <m:t>−</m:t>
+        </m:r>
+        <m:r>
+          <m:t>0.0113</m:t>
+        </m:r>
+        <m:r>
+          <m:rPr>
+            <m:sty m:val="p"/>
+          </m:rPr>
+          <m:t>%</m:t>
+        </m:r>
+      </m:oMath>
+      <w:r>
+        <w:rPr>
+          <w:rFonts w:hint="eastAsia"/>
+        </w:rPr>
+        <w:t xml:space="preserve">，0.047%，0.99999994，0.009</w:t>
+      </w:r>
+      <w:r>
+        <w:t xml:space="preserve"> / 0.034 / </w:t>
+      </w:r>
+      <w:r>
+        <w:rPr>
+          <w:rFonts w:hint="eastAsia"/>
+        </w:rPr>
+        <w:t xml:space="preserve">0.063%，全部</w:t>
+      </w:r>
+      <w:r>
+        <w:t xml:space="preserve"> 128 </w:t>
+      </w:r>
+      <w:r>
+        <w:rPr>
+          <w:rFonts w:hint="eastAsia"/>
+        </w:rPr>
+        <w:t xml:space="preserve">个分量符号一致。88</w:t>
+      </w:r>
+      <w:r>
+        <w:t xml:space="preserve"> </w:t>
+      </w:r>
+      <w:r>
+        <w:rPr>
+          <w:rFonts w:hint="eastAsia"/>
+        </w:rPr>
+        <w:t xml:space="preserve">和</w:t>
+      </w:r>
+      <w:r>
+        <w:t xml:space="preserve"> 110 </w:t>
+      </w:r>
+      <w:r>
+        <w:rPr>
+          <w:rFonts w:hint="eastAsia"/>
+        </w:rPr>
+        <w:t xml:space="preserve">胞元板未计算精确参考解。</w:t>
+      </w:r>
+    </w:p>
+    <w:p>
+      <w:pPr>
+        <w:pStyle w:val="BodyText"/>
+      </w:pPr>
+      <w:r>
+        <w:rPr>
+          <w:rFonts w:hint="eastAsia"/>
           <w:b/>
           <w:bCs/>
         </w:rPr>
@@ -50256,16 +50810,45 @@
         <w:rPr>
           <w:rFonts w:hint="eastAsia"/>
         </w:rPr>
-        <w:t xml:space="preserve">设计和均匀化设计；中间设计未作检验。55</w:t>
-      </w:r>
-      <w:r>
-        <w:t xml:space="preserve"> </w:t>
-      </w:r>
-      <w:r>
-        <w:rPr>
-          <w:rFonts w:hint="eastAsia"/>
-        </w:rPr>
-        <w:t xml:space="preserve">个不同胞的精确凝聚采用</w:t>
+        <w:t xml:space="preserve">设计和均匀化设计，以及用于比较的两个满足体积约束</w:t>
+      </w:r>
+      <w:r>
+        <w:t xml:space="preserve"> </w:t>
+      </w:r>
+      <m:oMath>
+        <m:sSup>
+          <m:e>
+            <m:r>
+              <m:t>V</m:t>
+            </m:r>
+          </m:e>
+          <m:sup>
+            <m:r>
+              <m:rPr>
+                <m:sty m:val="p"/>
+              </m:rPr>
+              <m:t>*</m:t>
+            </m:r>
+          </m:sup>
+        </m:sSup>
+      </m:oMath>
+      <w:r>
+        <w:t xml:space="preserve"> </w:t>
+      </w:r>
+      <w:r>
+        <w:rPr>
+          <w:rFonts w:hint="eastAsia"/>
+        </w:rPr>
+        <w:t xml:space="preserve">的均匀设计；中间设计未作检验。55</w:t>
+      </w:r>
+      <w:r>
+        <w:t xml:space="preserve"> </w:t>
+      </w:r>
+      <w:r>
+        <w:rPr>
+          <w:rFonts w:hint="eastAsia"/>
+        </w:rPr>
+        <w:t xml:space="preserve">个不同胞元的精确凝聚采用</w:t>
       </w:r>
       <w:r>
         <w:t xml:space="preserve"> PARDISO </w:t>
@@ -50283,7 +50866,7 @@
         <w:rPr>
           <w:rFonts w:hint="eastAsia"/>
         </w:rPr>
-        <w:t xml:space="preserve">补选项，并逐列与内部求解结果进行了验证；装配求解时固定切割胞的每个切割带自由度，求解至递推相对残差</w:t>
+        <w:t xml:space="preserve">补选项，并逐列与内部求解结果进行了验证；装配求解时固定切割胞元的每个切割带自由度，求解至递推相对残差</w:t>
       </w:r>
       <w:r>
         <w:t xml:space="preserve"> </w:t>
@@ -50938,7 +51521,4556 @@
           </w:p>
         </w:tc>
       </w:tr>
+      <w:tr>
+        <w:tc>
+          <w:tcPr/>
+          <w:p>
+            <w:pPr>
+              <w:pStyle w:val="Compact"/>
+            </w:pPr>
+            <m:oMath>
+              <m:sSup>
+                <m:e>
+                  <m:r>
+                    <m:t>V</m:t>
+                  </m:r>
+                </m:e>
+                <m:sup>
+                  <m:r>
+                    <m:rPr>
+                      <m:sty m:val="p"/>
+                    </m:rPr>
+                    <m:t>*</m:t>
+                  </m:r>
+                </m:sup>
+              </m:sSup>
+            </m:oMath>
+            <w:r>
+              <w:t xml:space="preserve"> </w:t>
+            </w:r>
+            <w:r>
+              <w:rPr>
+                <w:rFonts w:hint="eastAsia"/>
+              </w:rPr>
+              <w:t xml:space="preserve">下的均匀设计，64</w:t>
+            </w:r>
+            <w:r>
+              <w:t xml:space="preserve"> </w:t>
+            </w:r>
+            <w:r>
+              <w:rPr>
+                <w:rFonts w:hint="eastAsia"/>
+              </w:rPr>
+              <w:t xml:space="preserve">个自由参数（加载面参数为</w:t>
+            </w:r>
+            <w:r>
+              <w:t xml:space="preserve"> </w:t>
+            </w:r>
+            <w:r>
+              <w:rPr>
+                <w:rFonts w:hint="eastAsia"/>
+              </w:rPr>
+              <w:t xml:space="preserve">0.40）</w:t>
+            </w:r>
+          </w:p>
+        </w:tc>
+        <w:tc>
+          <w:tcPr/>
+          <w:p>
+            <w:pPr>
+              <w:pStyle w:val="Compact"/>
+              <w:jc w:val="right"/>
+            </w:pPr>
+            <w:r>
+              <w:t xml:space="preserve">115.357</w:t>
+            </w:r>
+          </w:p>
+        </w:tc>
+        <w:tc>
+          <w:tcPr/>
+          <w:p>
+            <w:pPr>
+              <w:pStyle w:val="Compact"/>
+              <w:jc w:val="right"/>
+            </w:pPr>
+            <w:r>
+              <w:t xml:space="preserve">115.335</w:t>
+            </w:r>
+          </w:p>
+        </w:tc>
+        <w:tc>
+          <w:tcPr/>
+          <w:p>
+            <w:pPr>
+              <w:pStyle w:val="Compact"/>
+              <w:jc w:val="right"/>
+            </w:pPr>
+            <w:r>
+              <w:t xml:space="preserve">−0.0191</w:t>
+            </w:r>
+          </w:p>
+        </w:tc>
+        <w:tc>
+          <w:tcPr/>
+          <w:p>
+            <w:pPr>
+              <w:pStyle w:val="Compact"/>
+              <w:jc w:val="right"/>
+            </w:pPr>
+            <w:r>
+              <w:t xml:space="preserve">0.064</w:t>
+            </w:r>
+          </w:p>
+        </w:tc>
+        <w:tc>
+          <w:tcPr/>
+          <w:p>
+            <w:pPr>
+              <w:pStyle w:val="Compact"/>
+              <w:jc w:val="right"/>
+            </w:pPr>
+            <w:r>
+              <w:t xml:space="preserve">0.99999995</w:t>
+            </w:r>
+          </w:p>
+        </w:tc>
+        <w:tc>
+          <w:tcPr/>
+          <w:p>
+            <w:pPr>
+              <w:pStyle w:val="Compact"/>
+            </w:pPr>
+            <w:r>
+              <w:t xml:space="preserve">—</w:t>
+            </w:r>
+          </w:p>
+        </w:tc>
+        <w:tc>
+          <w:tcPr/>
+          <w:p>
+            <w:pPr>
+              <w:pStyle w:val="Compact"/>
+            </w:pPr>
+            <w:r>
+              <w:t xml:space="preserve">1.000</w:t>
+            </w:r>
+          </w:p>
+        </w:tc>
+      </w:tr>
+      <w:tr>
+        <w:tc>
+          <w:tcPr/>
+          <w:p>
+            <w:pPr>
+              <w:pStyle w:val="Compact"/>
+            </w:pPr>
+            <m:oMath>
+              <m:sSup>
+                <m:e>
+                  <m:r>
+                    <m:t>V</m:t>
+                  </m:r>
+                </m:e>
+                <m:sup>
+                  <m:r>
+                    <m:rPr>
+                      <m:sty m:val="p"/>
+                    </m:rPr>
+                    <m:t>*</m:t>
+                  </m:r>
+                </m:sup>
+              </m:sSup>
+            </m:oMath>
+            <w:r>
+              <w:t xml:space="preserve"> </w:t>
+            </w:r>
+            <w:r>
+              <w:rPr>
+                <w:rFonts w:hint="eastAsia"/>
+              </w:rPr>
+              <w:t xml:space="preserve">下的均匀设计，全部</w:t>
+            </w:r>
+            <w:r>
+              <w:t xml:space="preserve"> 74 </w:t>
+            </w:r>
+            <w:r>
+              <w:rPr>
+                <w:rFonts w:hint="eastAsia"/>
+              </w:rPr>
+              <w:t xml:space="preserve">个参数</w:t>
+            </w:r>
+          </w:p>
+        </w:tc>
+        <w:tc>
+          <w:tcPr/>
+          <w:p>
+            <w:pPr>
+              <w:pStyle w:val="Compact"/>
+              <w:jc w:val="right"/>
+            </w:pPr>
+            <w:r>
+              <w:t xml:space="preserve">113.279</w:t>
+            </w:r>
+          </w:p>
+        </w:tc>
+        <w:tc>
+          <w:tcPr/>
+          <w:p>
+            <w:pPr>
+              <w:pStyle w:val="Compact"/>
+              <w:jc w:val="right"/>
+            </w:pPr>
+            <w:r>
+              <w:t xml:space="preserve">113.259</w:t>
+            </w:r>
+          </w:p>
+        </w:tc>
+        <w:tc>
+          <w:tcPr/>
+          <w:p>
+            <w:pPr>
+              <w:pStyle w:val="Compact"/>
+              <w:jc w:val="right"/>
+            </w:pPr>
+            <w:r>
+              <w:t xml:space="preserve">−0.0179</w:t>
+            </w:r>
+          </w:p>
+        </w:tc>
+        <w:tc>
+          <w:tcPr/>
+          <w:p>
+            <w:pPr>
+              <w:pStyle w:val="Compact"/>
+              <w:jc w:val="right"/>
+            </w:pPr>
+            <w:r>
+              <w:t xml:space="preserve">0.055</w:t>
+            </w:r>
+          </w:p>
+        </w:tc>
+        <w:tc>
+          <w:tcPr/>
+          <w:p>
+            <w:pPr>
+              <w:pStyle w:val="Compact"/>
+              <w:jc w:val="right"/>
+            </w:pPr>
+            <w:r>
+              <w:t xml:space="preserve">0.99999995</w:t>
+            </w:r>
+          </w:p>
+        </w:tc>
+        <w:tc>
+          <w:tcPr/>
+          <w:p>
+            <w:pPr>
+              <w:pStyle w:val="Compact"/>
+            </w:pPr>
+            <w:r>
+              <w:t xml:space="preserve">—</w:t>
+            </w:r>
+          </w:p>
+        </w:tc>
+        <w:tc>
+          <w:tcPr/>
+          <w:p>
+            <w:pPr>
+              <w:pStyle w:val="Compact"/>
+            </w:pPr>
+            <w:r>
+              <w:t xml:space="preserve">1.000</w:t>
+            </w:r>
+          </w:p>
+        </w:tc>
+      </w:tr>
     </w:tbl>
+    <w:p>
+      <w:pPr>
+        <w:pStyle w:val="Heading2"/>
+      </w:pPr>
+      <w:r>
+        <w:rPr>
+          <w:rFonts w:hint="eastAsia"/>
+        </w:rPr>
+        <w:t xml:space="preserve">补充说明</w:t>
+      </w:r>
+      <w:r>
+        <w:t xml:space="preserve"> S7. </w:t>
+      </w:r>
+      <w:r>
+        <w:rPr>
+          <w:rFonts w:hint="eastAsia"/>
+        </w:rPr>
+        <w:t xml:space="preserve">向第二种</w:t>
+      </w:r>
+      <w:r>
+        <w:t xml:space="preserve"> TPMS </w:t>
+      </w:r>
+      <w:r>
+        <w:rPr>
+          <w:rFonts w:hint="eastAsia"/>
+        </w:rPr>
+        <w:t xml:space="preserve">族的迁移：gyroid</w:t>
+      </w:r>
+      <w:r>
+        <w:t xml:space="preserve"> </w:t>
+      </w:r>
+      <w:r>
+        <w:rPr>
+          <w:rFonts w:hint="eastAsia"/>
+        </w:rPr>
+        <w:t xml:space="preserve">片状胞元</w:t>
+      </w:r>
+    </w:p>
+    <w:p>
+      <w:pPr>
+        <w:pStyle w:val="FirstParagraph"/>
+      </w:pPr>
+      <w:r>
+        <w:rPr>
+          <w:rFonts w:hint="eastAsia"/>
+        </w:rPr>
+        <w:t xml:space="preserve">第</w:t>
+      </w:r>
+      <w:r>
+        <w:t xml:space="preserve"> 3 </w:t>
+      </w:r>
+      <w:r>
+        <w:rPr>
+          <w:rFonts w:hint="eastAsia"/>
+        </w:rPr>
+        <w:t xml:space="preserve">和第</w:t>
+      </w:r>
+      <w:r>
+        <w:t xml:space="preserve"> 4 </w:t>
+      </w:r>
+      <w:r>
+        <w:rPr>
+          <w:rFonts w:hint="eastAsia"/>
+        </w:rPr>
+        <w:t xml:space="preserve">节的构造，即带完整延拓转置的凝聚能量、命题</w:t>
+      </w:r>
+      <w:r>
+        <w:t xml:space="preserve"> 1–4 </w:t>
+      </w:r>
+      <w:r>
+        <w:rPr>
+          <w:rFonts w:hint="eastAsia"/>
+        </w:rPr>
+        <w:t xml:space="preserve">和校正</w:t>
+      </w:r>
+      <w:r>
+        <w:t xml:space="preserve"> </w:t>
+      </w:r>
+      <m:oMath>
+        <m:r>
+          <m:rPr>
+            <m:scr m:val="script"/>
+            <m:sty m:val="p"/>
+          </m:rPr>
+          <m:t>W</m:t>
+        </m:r>
+      </m:oMath>
+      <w:r>
+        <w:rPr>
+          <w:rFonts w:hint="eastAsia"/>
+        </w:rPr>
+        <w:t xml:space="preserve">，所用的是胞元刚度的对称半正定性及其内部块的正定性，而不是式</w:t>
+      </w:r>
+      <w:r>
+        <w:t xml:space="preserve"> (1) </w:t>
+      </w:r>
+      <w:r>
+        <w:rPr>
+          <w:rFonts w:hint="eastAsia"/>
+        </w:rPr>
+        <w:t xml:space="preserve">的水平集函数。与之不同，训练所得的网络只见过</w:t>
+      </w:r>
+      <w:r>
+        <w:t xml:space="preserve"> Schwarz-P </w:t>
+      </w:r>
+      <w:r>
+        <w:rPr>
+          <w:rFonts w:hint="eastAsia"/>
+        </w:rPr>
+        <w:t xml:space="preserve">胞元（第</w:t>
+      </w:r>
+      <w:r>
+        <w:t xml:space="preserve"> 6.1 </w:t>
+      </w:r>
+      <w:r>
+        <w:rPr>
+          <w:rFonts w:hint="eastAsia"/>
+        </w:rPr>
+        <w:t xml:space="preserve">和</w:t>
+      </w:r>
+      <w:r>
+        <w:t xml:space="preserve"> 6.3 </w:t>
+      </w:r>
+      <w:r>
+        <w:rPr>
+          <w:rFonts w:hint="eastAsia"/>
+        </w:rPr>
+        <w:t xml:space="preserve">节）。本说明将</w:t>
+      </w:r>
+      <w:r>
+        <w:t xml:space="preserve"> NICE </w:t>
+      </w:r>
+      <w:r>
+        <w:rPr>
+          <w:rFonts w:hint="eastAsia"/>
+        </w:rPr>
+        <w:t xml:space="preserve">用于</w:t>
+      </w:r>
+      <w:r>
+        <w:t xml:space="preserve"> gyroid </w:t>
+      </w:r>
+      <w:r>
+        <w:rPr>
+          <w:rFonts w:hint="eastAsia"/>
+        </w:rPr>
+        <w:t xml:space="preserve">片状胞元：先以表</w:t>
+      </w:r>
+      <w:r>
+        <w:t xml:space="preserve"> 2 </w:t>
+      </w:r>
+      <w:r>
+        <w:rPr>
+          <w:rFonts w:hint="eastAsia"/>
+        </w:rPr>
+        <w:t xml:space="preserve">的网络参数原样使用（零样本），再在一次纳入少量</w:t>
+      </w:r>
+      <w:r>
+        <w:t xml:space="preserve"> gyroid </w:t>
+      </w:r>
+      <w:r>
+        <w:rPr>
+          <w:rFonts w:hint="eastAsia"/>
+        </w:rPr>
+        <w:t xml:space="preserve">胞元的短程继续训练之后使用。本说明不属于第</w:t>
+      </w:r>
+      <w:r>
+        <w:t xml:space="preserve"> 5 </w:t>
+      </w:r>
+      <w:r>
+        <w:rPr>
+          <w:rFonts w:hint="eastAsia"/>
+        </w:rPr>
+        <w:t xml:space="preserve">节的证据。</w:t>
+      </w:r>
+    </w:p>
+    <w:p>
+      <w:pPr>
+        <w:pStyle w:val="BodyText"/>
+      </w:pPr>
+      <w:r>
+        <w:rPr>
+          <w:rFonts w:hint="eastAsia"/>
+          <w:b/>
+          <w:bCs/>
+        </w:rPr>
+        <w:t xml:space="preserve">胞元。</w:t>
+      </w:r>
+      <w:r>
+        <w:t xml:space="preserve"> </w:t>
+      </w:r>
+      <w:r>
+        <w:t xml:space="preserve">gyroid </w:t>
+      </w:r>
+      <w:r>
+        <w:rPr>
+          <w:rFonts w:hint="eastAsia"/>
+        </w:rPr>
+        <w:t xml:space="preserve">胞元将式</w:t>
+      </w:r>
+      <w:r>
+        <w:t xml:space="preserve"> (1) </w:t>
+      </w:r>
+      <w:r>
+        <w:rPr>
+          <w:rFonts w:hint="eastAsia"/>
+        </w:rPr>
+        <w:t xml:space="preserve">的水平集函数替换为</w:t>
+      </w:r>
+      <w:r>
+        <w:t xml:space="preserve"> </w:t>
+      </w:r>
+      <m:oMath>
+        <m:sSub>
+          <m:e>
+            <m:r>
+              <m:t>ϕ</m:t>
+            </m:r>
+          </m:e>
+          <m:sub>
+            <m:r>
+              <m:t>G</m:t>
+            </m:r>
+          </m:sub>
+        </m:sSub>
+        <m:r>
+          <m:rPr>
+            <m:sty m:val="p"/>
+          </m:rPr>
+          <m:t>(</m:t>
+        </m:r>
+        <m:r>
+          <m:t>x</m:t>
+        </m:r>
+        <m:r>
+          <m:rPr>
+            <m:sty m:val="p"/>
+          </m:rPr>
+          <m:t>)</m:t>
+        </m:r>
+        <m:r>
+          <m:rPr>
+            <m:sty m:val="p"/>
+          </m:rPr>
+          <m:t>=</m:t>
+        </m:r>
+        <m:r>
+          <m:rPr>
+            <m:sty m:val="p"/>
+          </m:rPr>
+          <m:t>sin</m:t>
+        </m:r>
+        <m:r>
+          <m:t>2</m:t>
+        </m:r>
+        <m:r>
+          <m:t>π</m:t>
+        </m:r>
+        <m:sSub>
+          <m:e>
+            <m:r>
+              <m:t>x</m:t>
+            </m:r>
+          </m:e>
+          <m:sub>
+            <m:r>
+              <m:t>1</m:t>
+            </m:r>
+          </m:sub>
+        </m:sSub>
+        <m:r>
+          <m:rPr>
+            <m:sty m:val="p"/>
+          </m:rPr>
+          <m:t>cos</m:t>
+        </m:r>
+        <m:r>
+          <m:t>2</m:t>
+        </m:r>
+        <m:r>
+          <m:t>π</m:t>
+        </m:r>
+        <m:sSub>
+          <m:e>
+            <m:r>
+              <m:t>x</m:t>
+            </m:r>
+          </m:e>
+          <m:sub>
+            <m:r>
+              <m:t>2</m:t>
+            </m:r>
+          </m:sub>
+        </m:sSub>
+        <m:r>
+          <m:rPr>
+            <m:sty m:val="p"/>
+          </m:rPr>
+          <m:t>+</m:t>
+        </m:r>
+        <m:r>
+          <m:rPr>
+            <m:sty m:val="p"/>
+          </m:rPr>
+          <m:t>sin</m:t>
+        </m:r>
+        <m:r>
+          <m:t>2</m:t>
+        </m:r>
+        <m:r>
+          <m:t>π</m:t>
+        </m:r>
+        <m:sSub>
+          <m:e>
+            <m:r>
+              <m:t>x</m:t>
+            </m:r>
+          </m:e>
+          <m:sub>
+            <m:r>
+              <m:t>2</m:t>
+            </m:r>
+          </m:sub>
+        </m:sSub>
+        <m:r>
+          <m:rPr>
+            <m:sty m:val="p"/>
+          </m:rPr>
+          <m:t>cos</m:t>
+        </m:r>
+        <m:r>
+          <m:t>2</m:t>
+        </m:r>
+        <m:r>
+          <m:t>π</m:t>
+        </m:r>
+        <m:sSub>
+          <m:e>
+            <m:r>
+              <m:t>x</m:t>
+            </m:r>
+          </m:e>
+          <m:sub>
+            <m:r>
+              <m:t>3</m:t>
+            </m:r>
+          </m:sub>
+        </m:sSub>
+        <m:r>
+          <m:rPr>
+            <m:sty m:val="p"/>
+          </m:rPr>
+          <m:t>+</m:t>
+        </m:r>
+        <m:r>
+          <m:rPr>
+            <m:sty m:val="p"/>
+          </m:rPr>
+          <m:t>sin</m:t>
+        </m:r>
+        <m:r>
+          <m:t>2</m:t>
+        </m:r>
+        <m:r>
+          <m:t>π</m:t>
+        </m:r>
+        <m:sSub>
+          <m:e>
+            <m:r>
+              <m:t>x</m:t>
+            </m:r>
+          </m:e>
+          <m:sub>
+            <m:r>
+              <m:t>3</m:t>
+            </m:r>
+          </m:sub>
+        </m:sSub>
+        <m:r>
+          <m:rPr>
+            <m:sty m:val="p"/>
+          </m:rPr>
+          <m:t>cos</m:t>
+        </m:r>
+        <m:r>
+          <m:t>2</m:t>
+        </m:r>
+        <m:r>
+          <m:t>π</m:t>
+        </m:r>
+        <m:sSub>
+          <m:e>
+            <m:r>
+              <m:t>x</m:t>
+            </m:r>
+          </m:e>
+          <m:sub>
+            <m:r>
+              <m:t>1</m:t>
+            </m:r>
+          </m:sub>
+        </m:sSub>
+      </m:oMath>
+      <w:r>
+        <w:rPr>
+          <w:rFonts w:hint="eastAsia"/>
+        </w:rPr>
+        <w:t xml:space="preserve">，并保留胞元盒、三线性角点参数、可选的平面切割以及表</w:t>
+      </w:r>
+      <w:r>
+        <w:t xml:space="preserve"> 1 </w:t>
+      </w:r>
+      <w:r>
+        <w:rPr>
+          <w:rFonts w:hint="eastAsia"/>
+        </w:rPr>
+        <w:t xml:space="preserve">的设置（背景网格</w:t>
+      </w:r>
+      <w:r>
+        <w:t xml:space="preserve"> </w:t>
+      </w:r>
+      <m:oMath>
+        <m:r>
+          <m:t>n</m:t>
+        </m:r>
+        <m:r>
+          <m:rPr>
+            <m:sty m:val="p"/>
+          </m:rPr>
+          <m:t>=</m:t>
+        </m:r>
+        <m:r>
+          <m:t>32</m:t>
+        </m:r>
+      </m:oMath>
+      <w:r>
+        <w:rPr>
+          <w:rFonts w:hint="eastAsia"/>
+        </w:rPr>
+        <w:t xml:space="preserve">、材料、ghost</w:t>
+      </w:r>
+      <w:r>
+        <w:t xml:space="preserve"> </w:t>
+      </w:r>
+      <w:r>
+        <w:rPr>
+          <w:rFonts w:hint="eastAsia"/>
+        </w:rPr>
+        <w:t xml:space="preserve">罚项、保留空间和校正</w:t>
+      </w:r>
+      <w:r>
+        <w:t xml:space="preserve"> 8 /</w:t>
+      </w:r>
+      <w:r>
+        <w:t xml:space="preserve"> </w:t>
+      </w:r>
+      <m:oMath>
+        <m:sSub>
+          <m:e>
+            <m:r>
+              <m:t>Q</m:t>
+            </m:r>
+          </m:e>
+          <m:sub>
+            <m:r>
+              <m:t>1</m:t>
+            </m:r>
+          </m:sub>
+        </m:sSub>
+        <m:r>
+          <m:rPr>
+            <m:sty m:val="p"/>
+          </m:rPr>
+          <m:t>(</m:t>
+        </m:r>
+        <m:r>
+          <m:t>17</m:t>
+        </m:r>
+        <m:r>
+          <m:rPr>
+            <m:sty m:val="p"/>
+          </m:rPr>
+          <m:t>)</m:t>
+        </m:r>
+      </m:oMath>
+      <w:r>
+        <w:t xml:space="preserve"> </w:t>
+      </w:r>
+      <w:r>
+        <w:t xml:space="preserve">/ </w:t>
+      </w:r>
+      <w:r>
+        <w:rPr>
+          <w:rFonts w:hint="eastAsia"/>
+        </w:rPr>
+        <w:t xml:space="preserve">8）。每个</w:t>
+      </w:r>
+      <w:r>
+        <w:t xml:space="preserve"> gyroid </w:t>
+      </w:r>
+      <w:r>
+        <w:rPr>
+          <w:rFonts w:hint="eastAsia"/>
+        </w:rPr>
+        <w:t xml:space="preserve">胞元都是某个</w:t>
+      </w:r>
+      <w:r>
+        <w:t xml:space="preserve"> P </w:t>
+      </w:r>
+      <w:r>
+        <w:rPr>
+          <w:rFonts w:hint="eastAsia"/>
+        </w:rPr>
+        <w:t xml:space="preserve">胞元的孪生胞元：它保留该</w:t>
+      </w:r>
+      <w:r>
+        <w:t xml:space="preserve"> P </w:t>
+      </w:r>
+      <w:r>
+        <w:rPr>
+          <w:rFonts w:hint="eastAsia"/>
+        </w:rPr>
+        <w:t xml:space="preserve">胞元的位置、切割平面和分层（未切割或切割），其角点参数由</w:t>
+      </w:r>
+      <w:r>
+        <w:t xml:space="preserve"> P </w:t>
+      </w:r>
+      <w:r>
+        <w:rPr>
+          <w:rFonts w:hint="eastAsia"/>
+        </w:rPr>
+        <w:t xml:space="preserve">值映射而来，使均匀厚度胞元的片体积分数保持不变（例如两对孪生胞元分别为</w:t>
+      </w:r>
+      <w:r>
+        <w:t xml:space="preserve"> 23.3% </w:t>
+      </w:r>
+      <w:r>
+        <w:rPr>
+          <w:rFonts w:hint="eastAsia"/>
+        </w:rPr>
+        <w:t xml:space="preserve">对</w:t>
+      </w:r>
+      <w:r>
+        <w:t xml:space="preserve"> 23.2% </w:t>
+      </w:r>
+      <w:r>
+        <w:rPr>
+          <w:rFonts w:hint="eastAsia"/>
+        </w:rPr>
+        <w:t xml:space="preserve">和</w:t>
+      </w:r>
+      <w:r>
+        <w:t xml:space="preserve"> 5.8% </w:t>
+      </w:r>
+      <w:r>
+        <w:rPr>
+          <w:rFonts w:hint="eastAsia"/>
+        </w:rPr>
+        <w:t xml:space="preserve">对</w:t>
+      </w:r>
+      <w:r>
+        <w:t xml:space="preserve"> </w:t>
+      </w:r>
+      <w:r>
+        <w:rPr>
+          <w:rFonts w:hint="eastAsia"/>
+        </w:rPr>
+        <w:t xml:space="preserve">6.2%）。这些胞元由几何生成阶段的一个以水平集函数为输入的版本生成；采用</w:t>
+      </w:r>
+      <w:r>
+        <w:t xml:space="preserve"> P </w:t>
+      </w:r>
+      <w:r>
+        <w:rPr>
+          <w:rFonts w:hint="eastAsia"/>
+        </w:rPr>
+        <w:t xml:space="preserve">函数时，它逐个胞元地复现第</w:t>
+      </w:r>
+      <w:r>
+        <w:t xml:space="preserve"> 5.8 </w:t>
+      </w:r>
+      <w:r>
+        <w:rPr>
+          <w:rFonts w:hint="eastAsia"/>
+        </w:rPr>
+        <w:t xml:space="preserve">节</w:t>
+      </w:r>
+      <w:r>
+        <w:t xml:space="preserve"> </w:t>
+      </w:r>
+      <m:oMath>
+        <m:r>
+          <m:t>2</m:t>
+        </m:r>
+        <m:r>
+          <m:rPr>
+            <m:sty m:val="p"/>
+          </m:rPr>
+          <m:t>×</m:t>
+        </m:r>
+        <m:r>
+          <m:t>2</m:t>
+        </m:r>
+        <m:r>
+          <m:rPr>
+            <m:sty m:val="p"/>
+          </m:rPr>
+          <m:t>×</m:t>
+        </m:r>
+        <m:r>
+          <m:t>2</m:t>
+        </m:r>
+      </m:oMath>
+      <w:r>
+        <w:t xml:space="preserve"> </w:t>
+      </w:r>
+      <w:r>
+        <w:rPr>
+          <w:rFonts w:hint="eastAsia"/>
+        </w:rPr>
+        <w:t xml:space="preserve">块体的八个胞元。生成点阵时，它保留整个点阵（而非各个胞元）中活动单元的最大面连通集合，并去除体积小于四分之一个单元且没有</w:t>
+      </w:r>
+      <w:r>
+        <w:t xml:space="preserve"> ghost </w:t>
+      </w:r>
+      <w:r>
+        <w:rPr>
+          <w:rFonts w:hint="eastAsia"/>
+        </w:rPr>
+        <w:t xml:space="preserve">罚项支撑的碎片，重复这两步直至不再变化；于是相邻胞元的保留自由度在其共享面上除胞元棱线外完全重合（不匹配的自由度按第</w:t>
+      </w:r>
+      <w:r>
+        <w:t xml:space="preserve"> 2.3 </w:t>
+      </w:r>
+      <w:r>
+        <w:rPr>
+          <w:rFonts w:hint="eastAsia"/>
+        </w:rPr>
+        <w:t xml:space="preserve">节处理）。十六个单胞元是验证胞元</w:t>
+      </w:r>
+      <w:r>
+        <w:t xml:space="preserve"> fresh_val_2000 </w:t>
+      </w:r>
+      <w:r>
+        <w:rPr>
+          <w:rFonts w:hint="eastAsia"/>
+        </w:rPr>
+        <w:t xml:space="preserve">至</w:t>
+      </w:r>
+      <w:r>
+        <w:t xml:space="preserve"> fresh_val_2015 </w:t>
+      </w:r>
+      <w:r>
+        <w:rPr>
+          <w:rFonts w:hint="eastAsia"/>
+        </w:rPr>
+        <w:t xml:space="preserve">的孪生胞元（数据存档中的几何标识符为</w:t>
+      </w:r>
+      <w:r>
+        <w:t xml:space="preserve"> gval_000 </w:t>
+      </w:r>
+      <w:r>
+        <w:rPr>
+          <w:rFonts w:hint="eastAsia"/>
+        </w:rPr>
+        <w:t xml:space="preserve">至</w:t>
+      </w:r>
+      <w:r>
+        <w:t xml:space="preserve"> </w:t>
+      </w:r>
+      <w:r>
+        <w:rPr>
+          <w:rFonts w:hint="eastAsia"/>
+        </w:rPr>
+        <w:t xml:space="preserve">gval_1500），这些验证胞元包括</w:t>
+      </w:r>
+      <w:r>
+        <w:t xml:space="preserve"> R1 </w:t>
+      </w:r>
+      <w:r>
+        <w:rPr>
+          <w:rFonts w:hint="eastAsia"/>
+        </w:rPr>
+        <w:t xml:space="preserve">中的</w:t>
+      </w:r>
+      <w:r>
+        <w:t xml:space="preserve"> U1、U2、L1、M1、M2 </w:t>
+      </w:r>
+      <w:r>
+        <w:rPr>
+          <w:rFonts w:hint="eastAsia"/>
+        </w:rPr>
+        <w:t xml:space="preserve">和</w:t>
+      </w:r>
+      <w:r>
+        <w:t xml:space="preserve"> </w:t>
+      </w:r>
+      <w:r>
+        <w:rPr>
+          <w:rFonts w:hint="eastAsia"/>
+        </w:rPr>
+        <w:t xml:space="preserve">H1–H3，并属于表</w:t>
+      </w:r>
+      <w:r>
+        <w:t xml:space="preserve"> ST01 </w:t>
+      </w:r>
+      <w:r>
+        <w:rPr>
+          <w:rFonts w:hint="eastAsia"/>
+        </w:rPr>
+        <w:t xml:space="preserve">的</w:t>
+      </w:r>
+      <w:r>
+        <w:t xml:space="preserve"> 20 </w:t>
+      </w:r>
+      <w:r>
+        <w:rPr>
+          <w:rFonts w:hint="eastAsia"/>
+        </w:rPr>
+        <w:t xml:space="preserve">个检查点选择几何；点阵为</w:t>
+      </w:r>
+      <w:r>
+        <w:t xml:space="preserve"> </w:t>
+      </w:r>
+      <m:oMath>
+        <m:r>
+          <m:t>2</m:t>
+        </m:r>
+        <m:r>
+          <m:rPr>
+            <m:sty m:val="p"/>
+          </m:rPr>
+          <m:t>×</m:t>
+        </m:r>
+        <m:r>
+          <m:t>2</m:t>
+        </m:r>
+        <m:r>
+          <m:rPr>
+            <m:sty m:val="p"/>
+          </m:rPr>
+          <m:t>×</m:t>
+        </m:r>
+        <m:r>
+          <m:t>2</m:t>
+        </m:r>
+      </m:oMath>
+      <w:r>
+        <w:t xml:space="preserve"> </w:t>
+      </w:r>
+      <w:r>
+        <w:rPr>
+          <w:rFonts w:hint="eastAsia"/>
+        </w:rPr>
+        <w:t xml:space="preserve">块体的孪生点阵（glat222）。没有任何</w:t>
+      </w:r>
+      <w:r>
+        <w:t xml:space="preserve"> gyroid </w:t>
+      </w:r>
+      <w:r>
+        <w:rPr>
+          <w:rFonts w:hint="eastAsia"/>
+        </w:rPr>
+        <w:t xml:space="preserve">胞元参与表</w:t>
+      </w:r>
+      <w:r>
+        <w:t xml:space="preserve"> 2 </w:t>
+      </w:r>
+      <w:r>
+        <w:rPr>
+          <w:rFonts w:hint="eastAsia"/>
+        </w:rPr>
+        <w:t xml:space="preserve">中任一变体的训练或检查点选择。</w:t>
+      </w:r>
+    </w:p>
+    <w:p>
+      <w:pPr>
+        <w:pStyle w:val="BodyText"/>
+      </w:pPr>
+      <w:r>
+        <w:rPr>
+          <w:rFonts w:hint="eastAsia"/>
+        </w:rPr>
+        <w:t xml:space="preserve">命题</w:t>
+      </w:r>
+      <w:r>
+        <w:t xml:space="preserve"> 1–3 </w:t>
+      </w:r>
+      <w:r>
+        <w:rPr>
+          <w:rFonts w:hint="eastAsia"/>
+        </w:rPr>
+        <w:t xml:space="preserve">和第</w:t>
+      </w:r>
+      <w:r>
+        <w:t xml:space="preserve"> 4.1 </w:t>
+      </w:r>
+      <w:r>
+        <w:rPr>
+          <w:rFonts w:hint="eastAsia"/>
+        </w:rPr>
+        <w:t xml:space="preserve">节的性质对这些胞元与对</w:t>
+      </w:r>
+      <w:r>
+        <w:t xml:space="preserve"> P </w:t>
+      </w:r>
+      <w:r>
+        <w:rPr>
+          <w:rFonts w:hint="eastAsia"/>
+        </w:rPr>
+        <w:t xml:space="preserve">胞元同样成立，因为假设</w:t>
+      </w:r>
+      <w:r>
+        <w:t xml:space="preserve"> (A1)–(A3) </w:t>
+      </w:r>
+      <w:r>
+        <w:rPr>
+          <w:rFonts w:hint="eastAsia"/>
+        </w:rPr>
+        <w:t xml:space="preserve">涉及的是刚度和装配，而网络延拓按构造即为可容许的并能再现刚体运动。命题</w:t>
+      </w:r>
+      <w:r>
+        <w:t xml:space="preserve"> 4 </w:t>
+      </w:r>
+      <w:r>
+        <w:rPr>
+          <w:rFonts w:hint="eastAsia"/>
+        </w:rPr>
+        <w:t xml:space="preserve">在其谱条件下成立；与第</w:t>
+      </w:r>
+      <w:r>
+        <w:t xml:space="preserve"> 5.8–5.10 </w:t>
+      </w:r>
+      <w:r>
+        <w:rPr>
+          <w:rFonts w:hint="eastAsia"/>
+        </w:rPr>
+        <w:t xml:space="preserve">节的胞元一样，该条件未在</w:t>
+      </w:r>
+      <w:r>
+        <w:t xml:space="preserve"> gyroid </w:t>
+      </w:r>
+      <w:r>
+        <w:rPr>
+          <w:rFonts w:hint="eastAsia"/>
+        </w:rPr>
+        <w:t xml:space="preserve">胞元上检验。</w:t>
+      </w:r>
+    </w:p>
+    <w:p>
+      <w:pPr>
+        <w:pStyle w:val="BodyText"/>
+      </w:pPr>
+      <w:r>
+        <w:rPr>
+          <w:rFonts w:hint="eastAsia"/>
+          <w:b/>
+          <w:bCs/>
+        </w:rPr>
+        <w:t xml:space="preserve">变体。</w:t>
+      </w:r>
+      <w:r>
+        <w:t xml:space="preserve"> </w:t>
+      </w:r>
+      <w:r>
+        <w:rPr>
+          <w:rFonts w:hint="eastAsia"/>
+          <w:i/>
+          <w:iCs/>
+        </w:rPr>
+        <w:t xml:space="preserve">NICE（零样本）</w:t>
+      </w:r>
+      <w:r>
+        <w:rPr>
+          <w:rFonts w:hint="eastAsia"/>
+        </w:rPr>
+        <w:t xml:space="preserve">：原样使用表</w:t>
+      </w:r>
+      <w:r>
+        <w:t xml:space="preserve"> 2 </w:t>
+      </w:r>
+      <w:r>
+        <w:rPr>
+          <w:rFonts w:hint="eastAsia"/>
+        </w:rPr>
+        <w:t xml:space="preserve">网络参数的</w:t>
+      </w:r>
+      <w:r>
+        <w:t xml:space="preserve"> NICE。</w:t>
+      </w:r>
+      <w:r>
+        <w:rPr>
+          <w:rFonts w:hint="eastAsia"/>
+          <w:i/>
+          <w:iCs/>
+        </w:rPr>
+        <w:t xml:space="preserve">NICE（继续训练）</w:t>
+      </w:r>
+      <w:r>
+        <w:rPr>
+          <w:rFonts w:hint="eastAsia"/>
+        </w:rPr>
+        <w:t xml:space="preserve">（记录标识符</w:t>
+      </w:r>
+      <w:r>
+        <w:t xml:space="preserve"> </w:t>
+      </w:r>
+      <w:r>
+        <w:rPr>
+          <w:rFonts w:hint="eastAsia"/>
+        </w:rPr>
+        <w:t xml:space="preserve">A3G_ft）：在</w:t>
+      </w:r>
+      <w:r>
+        <w:t xml:space="preserve"> 96 </w:t>
+      </w:r>
+      <w:r>
+        <w:rPr>
+          <w:rFonts w:hint="eastAsia"/>
+        </w:rPr>
+        <w:t xml:space="preserve">个</w:t>
+      </w:r>
+      <w:r>
+        <w:t xml:space="preserve"> P </w:t>
+      </w:r>
+      <w:r>
+        <w:rPr>
+          <w:rFonts w:hint="eastAsia"/>
+        </w:rPr>
+        <w:t xml:space="preserve">训练胞元和</w:t>
+      </w:r>
+      <w:r>
+        <w:t xml:space="preserve"> 18 </w:t>
+      </w:r>
+      <w:r>
+        <w:rPr>
+          <w:rFonts w:hint="eastAsia"/>
+        </w:rPr>
+        <w:t xml:space="preserve">个</w:t>
+      </w:r>
+      <w:r>
+        <w:t xml:space="preserve"> P </w:t>
+      </w:r>
+      <w:r>
+        <w:rPr>
+          <w:rFonts w:hint="eastAsia"/>
+        </w:rPr>
+        <w:t xml:space="preserve">训练胞元的</w:t>
+      </w:r>
+      <w:r>
+        <w:t xml:space="preserve"> gyroid </w:t>
+      </w:r>
+      <w:r>
+        <w:rPr>
+          <w:rFonts w:hint="eastAsia"/>
+        </w:rPr>
+        <w:t xml:space="preserve">孪生胞元（自由度不超过</w:t>
+      </w:r>
+      <w:r>
+        <w:t xml:space="preserve"> 420,000 </w:t>
+      </w:r>
+      <w:r>
+        <w:rPr>
+          <w:rFonts w:hint="eastAsia"/>
+        </w:rPr>
+        <w:t xml:space="preserve">的胞元）上，将</w:t>
+      </w:r>
+      <w:r>
+        <w:t xml:space="preserve"> NICE </w:t>
+      </w:r>
+      <w:r>
+        <w:rPr>
+          <w:rFonts w:hint="eastAsia"/>
+        </w:rPr>
+        <w:t xml:space="preserve">的参数继续训练</w:t>
+      </w:r>
+      <w:r>
+        <w:t xml:space="preserve"> 8,000 </w:t>
+      </w:r>
+      <w:r>
+        <w:rPr>
+          <w:rFonts w:hint="eastAsia"/>
+        </w:rPr>
+        <w:t xml:space="preserve">个训练步，并按第</w:t>
+      </w:r>
+      <w:r>
+        <w:t xml:space="preserve"> 4.5 </w:t>
+      </w:r>
+      <w:r>
+        <w:rPr>
+          <w:rFonts w:hint="eastAsia"/>
+        </w:rPr>
+        <w:t xml:space="preserve">节将校正</w:t>
+      </w:r>
+      <w:r>
+        <w:t xml:space="preserve"> 8 /</w:t>
+      </w:r>
+      <w:r>
+        <w:t xml:space="preserve"> </w:t>
+      </w:r>
+      <m:oMath>
+        <m:sSub>
+          <m:e>
+            <m:r>
+              <m:t>Q</m:t>
+            </m:r>
+          </m:e>
+          <m:sub>
+            <m:r>
+              <m:t>1</m:t>
+            </m:r>
+          </m:sub>
+        </m:sSub>
+        <m:r>
+          <m:rPr>
+            <m:sty m:val="p"/>
+          </m:rPr>
+          <m:t>(</m:t>
+        </m:r>
+        <m:r>
+          <m:t>17</m:t>
+        </m:r>
+        <m:r>
+          <m:rPr>
+            <m:sty m:val="p"/>
+          </m:rPr>
+          <m:t>)</m:t>
+        </m:r>
+      </m:oMath>
+      <w:r>
+        <w:t xml:space="preserve"> </w:t>
+      </w:r>
+      <w:r>
+        <w:t xml:space="preserve">/ 8 </w:t>
+      </w:r>
+      <w:r>
+        <w:rPr>
+          <w:rFonts w:hint="eastAsia"/>
+        </w:rPr>
+        <w:t xml:space="preserve">置于训练循环之内。其检查点仅在</w:t>
+      </w:r>
+      <w:r>
+        <w:t xml:space="preserve"> P </w:t>
+      </w:r>
+      <w:r>
+        <w:rPr>
+          <w:rFonts w:hint="eastAsia"/>
+        </w:rPr>
+        <w:t xml:space="preserve">验证列表上选择（选择分数</w:t>
+      </w:r>
+      <w:r>
+        <w:t xml:space="preserve"> </w:t>
+      </w:r>
+      <w:r>
+        <w:rPr>
+          <w:rFonts w:hint="eastAsia"/>
+        </w:rPr>
+        <w:t xml:space="preserve">0.00339，NICE</w:t>
+      </w:r>
+      <w:r>
+        <w:t xml:space="preserve"> </w:t>
+      </w:r>
+      <w:r>
+        <w:rPr>
+          <w:rFonts w:hint="eastAsia"/>
+        </w:rPr>
+        <w:t xml:space="preserve">为</w:t>
+      </w:r>
+      <w:r>
+        <w:t xml:space="preserve"> </w:t>
+      </w:r>
+      <w:r>
+        <w:rPr>
+          <w:rFonts w:hint="eastAsia"/>
+        </w:rPr>
+        <w:t xml:space="preserve">0.00237；表</w:t>
+      </w:r>
+      <w:r>
+        <w:t xml:space="preserve"> </w:t>
+      </w:r>
+      <w:r>
+        <w:rPr>
+          <w:rFonts w:hint="eastAsia"/>
+        </w:rPr>
+        <w:t xml:space="preserve">ST01），因此十六个</w:t>
+      </w:r>
+      <w:r>
+        <w:t xml:space="preserve"> gyroid </w:t>
+      </w:r>
+      <w:r>
+        <w:rPr>
+          <w:rFonts w:hint="eastAsia"/>
+        </w:rPr>
+        <w:t xml:space="preserve">孪生胞元和</w:t>
+      </w:r>
+      <w:r>
+        <w:t xml:space="preserve"> gyroid </w:t>
+      </w:r>
+      <w:r>
+        <w:rPr>
+          <w:rFonts w:hint="eastAsia"/>
+        </w:rPr>
+        <w:t xml:space="preserve">点阵既未参与其训练，也未参与其选择。两个变体在评估时均施加校正</w:t>
+      </w:r>
+      <w:r>
+        <w:t xml:space="preserve"> 8 /</w:t>
+      </w:r>
+      <w:r>
+        <w:t xml:space="preserve"> </w:t>
+      </w:r>
+      <m:oMath>
+        <m:sSub>
+          <m:e>
+            <m:r>
+              <m:t>Q</m:t>
+            </m:r>
+          </m:e>
+          <m:sub>
+            <m:r>
+              <m:t>1</m:t>
+            </m:r>
+          </m:sub>
+        </m:sSub>
+        <m:r>
+          <m:rPr>
+            <m:sty m:val="p"/>
+          </m:rPr>
+          <m:t>(</m:t>
+        </m:r>
+        <m:r>
+          <m:t>17</m:t>
+        </m:r>
+        <m:r>
+          <m:rPr>
+            <m:sty m:val="p"/>
+          </m:rPr>
+          <m:t>)</m:t>
+        </m:r>
+      </m:oMath>
+      <w:r>
+        <w:t xml:space="preserve"> </w:t>
+      </w:r>
+      <w:r>
+        <w:t xml:space="preserve">/ 8。</w:t>
+      </w:r>
+    </w:p>
+    <w:p>
+      <w:pPr>
+        <w:pStyle w:val="BodyText"/>
+      </w:pPr>
+      <w:r>
+        <w:rPr>
+          <w:rFonts w:hint="eastAsia"/>
+          <w:b/>
+          <w:bCs/>
+        </w:rPr>
+        <w:t xml:space="preserve">单胞元。</w:t>
+      </w:r>
+      <w:r>
+        <w:t xml:space="preserve"> </w:t>
+      </w:r>
+      <w:r>
+        <w:rPr>
+          <w:rFonts w:hint="eastAsia"/>
+        </w:rPr>
+        <w:t xml:space="preserve">每个</w:t>
+      </w:r>
+      <w:r>
+        <w:t xml:space="preserve"> gyroid </w:t>
+      </w:r>
+      <w:r>
+        <w:rPr>
+          <w:rFonts w:hint="eastAsia"/>
+        </w:rPr>
+        <w:t xml:space="preserve">孪生胞元在恒等取向下评估，每个载荷类别取</w:t>
+      </w:r>
+      <w:r>
+        <w:t xml:space="preserve"> 64 </w:t>
+      </w:r>
+      <w:r>
+        <w:rPr>
+          <w:rFonts w:hint="eastAsia"/>
+        </w:rPr>
+        <w:t xml:space="preserve">个验证方向（附录</w:t>
+      </w:r>
+      <w:r>
+        <w:t xml:space="preserve"> </w:t>
+      </w:r>
+      <w:r>
+        <w:rPr>
+          <w:rFonts w:hint="eastAsia"/>
+        </w:rPr>
+        <w:t xml:space="preserve">G.2）；式</w:t>
+      </w:r>
+      <w:r>
+        <w:t xml:space="preserve"> (5) </w:t>
+      </w:r>
+      <w:r>
+        <w:rPr>
+          <w:rFonts w:hint="eastAsia"/>
+        </w:rPr>
+        <w:t xml:space="preserve">的方向能量误差先在每个胞元的方向上平均，再按第</w:t>
+      </w:r>
+      <w:r>
+        <w:t xml:space="preserve"> 5.1 </w:t>
+      </w:r>
+      <w:r>
+        <w:rPr>
+          <w:rFonts w:hint="eastAsia"/>
+        </w:rPr>
+        <w:t xml:space="preserve">节的方式对十六个胞元等权平均（表</w:t>
+      </w:r>
+      <w:r>
+        <w:t xml:space="preserve"> </w:t>
+      </w:r>
+      <w:r>
+        <w:rPr>
+          <w:rFonts w:hint="eastAsia"/>
+        </w:rPr>
+        <w:t xml:space="preserve">ST22）。零样本时，一致面力下的平均误差为</w:t>
+      </w:r>
+      <w:r>
+        <w:t xml:space="preserve"> </w:t>
+      </w:r>
+      <w:r>
+        <w:rPr>
+          <w:rFonts w:hint="eastAsia"/>
+        </w:rPr>
+        <w:t xml:space="preserve">4.48%（最大胞元</w:t>
+      </w:r>
+      <w:r>
+        <w:t xml:space="preserve"> </w:t>
+      </w:r>
+      <w:r>
+        <w:rPr>
+          <w:rFonts w:hint="eastAsia"/>
+        </w:rPr>
+        <w:t xml:space="preserve">25.6%），是</w:t>
+      </w:r>
+      <w:r>
+        <w:t xml:space="preserve"> NICE </w:t>
+      </w:r>
+      <w:r>
+        <w:rPr>
+          <w:rFonts w:hint="eastAsia"/>
+        </w:rPr>
+        <w:t xml:space="preserve">在同一批胞元的</w:t>
+      </w:r>
+      <w:r>
+        <w:t xml:space="preserve"> P </w:t>
+      </w:r>
+      <w:r>
+        <w:rPr>
+          <w:rFonts w:hint="eastAsia"/>
+        </w:rPr>
+        <w:t xml:space="preserve">孪生胞元上</w:t>
+      </w:r>
+      <w:r>
+        <w:t xml:space="preserve"> 0.068% </w:t>
+      </w:r>
+      <w:r>
+        <w:rPr>
+          <w:rFonts w:hint="eastAsia"/>
+        </w:rPr>
+        <w:t xml:space="preserve">的</w:t>
+      </w:r>
+      <w:r>
+        <w:t xml:space="preserve"> 66 </w:t>
+      </w:r>
+      <w:r>
+        <w:rPr>
+          <w:rFonts w:hint="eastAsia"/>
+        </w:rPr>
+        <w:t xml:space="preserve">倍。在六个载荷与支撑类别上，均值之比为</w:t>
+      </w:r>
+      <w:r>
+        <w:t xml:space="preserve"> 56 </w:t>
+      </w:r>
+      <w:r>
+        <w:rPr>
+          <w:rFonts w:hint="eastAsia"/>
+        </w:rPr>
+        <w:t xml:space="preserve">至</w:t>
+      </w:r>
+      <w:r>
+        <w:t xml:space="preserve"> </w:t>
+      </w:r>
+      <w:r>
+        <w:rPr>
+          <w:rFonts w:hint="eastAsia"/>
+        </w:rPr>
+        <w:t xml:space="preserve">234；在施加的多项式位移和多尺度位移下分别为</w:t>
+      </w:r>
+      <w:r>
+        <w:t xml:space="preserve"> 14 </w:t>
+      </w:r>
+      <w:r>
+        <w:rPr>
+          <w:rFonts w:hint="eastAsia"/>
+        </w:rPr>
+        <w:t xml:space="preserve">和</w:t>
+      </w:r>
+      <w:r>
+        <w:t xml:space="preserve"> </w:t>
+      </w:r>
+      <w:r>
+        <w:rPr>
+          <w:rFonts w:hint="eastAsia"/>
+        </w:rPr>
+        <w:t xml:space="preserve">7。这种退化并不局限于少数胞元：在每个胞元中，各载荷与支撑类别下的误差都是其</w:t>
+      </w:r>
+      <w:r>
+        <w:t xml:space="preserve"> P </w:t>
+      </w:r>
+      <w:r>
+        <w:rPr>
+          <w:rFonts w:hint="eastAsia"/>
+        </w:rPr>
+        <w:t xml:space="preserve">孪生胞元的</w:t>
+      </w:r>
+      <w:r>
+        <w:t xml:space="preserve"> 20 </w:t>
+      </w:r>
+      <w:r>
+        <w:rPr>
+          <w:rFonts w:hint="eastAsia"/>
+        </w:rPr>
+        <w:t xml:space="preserve">至</w:t>
+      </w:r>
+      <w:r>
+        <w:t xml:space="preserve"> 1,150 </w:t>
+      </w:r>
+      <w:r>
+        <w:rPr>
+          <w:rFonts w:hint="eastAsia"/>
+        </w:rPr>
+        <w:t xml:space="preserve">倍，施加位移下为</w:t>
+      </w:r>
+      <w:r>
+        <w:t xml:space="preserve"> 2 </w:t>
+      </w:r>
+      <w:r>
+        <w:rPr>
+          <w:rFonts w:hint="eastAsia"/>
+        </w:rPr>
+        <w:t xml:space="preserve">至</w:t>
+      </w:r>
+      <w:r>
+        <w:t xml:space="preserve"> 30 </w:t>
+      </w:r>
+      <w:r>
+        <w:rPr>
+          <w:rFonts w:hint="eastAsia"/>
+        </w:rPr>
+        <w:t xml:space="preserve">倍。在一致面力下，误差最大的三个</w:t>
+      </w:r>
+      <w:r>
+        <w:t xml:space="preserve"> gyroid </w:t>
+      </w:r>
+      <w:r>
+        <w:rPr>
+          <w:rFonts w:hint="eastAsia"/>
+        </w:rPr>
+        <w:t xml:space="preserve">胞元正是十六个胞元中</w:t>
+      </w:r>
+      <w:r>
+        <w:t xml:space="preserve"> NICE </w:t>
+      </w:r>
+      <w:r>
+        <w:rPr>
+          <w:rFonts w:hint="eastAsia"/>
+        </w:rPr>
+        <w:t xml:space="preserve">误差最大的三个</w:t>
+      </w:r>
+      <w:r>
+        <w:t xml:space="preserve"> P </w:t>
+      </w:r>
+      <w:r>
+        <w:rPr>
+          <w:rFonts w:hint="eastAsia"/>
+        </w:rPr>
+        <w:t xml:space="preserve">胞元的孪生胞元（fresh_val_2007、2012</w:t>
+      </w:r>
+      <w:r>
+        <w:t xml:space="preserve"> </w:t>
+      </w:r>
+      <w:r>
+        <w:rPr>
+          <w:rFonts w:hint="eastAsia"/>
+        </w:rPr>
+        <w:t xml:space="preserve">和</w:t>
+      </w:r>
+      <w:r>
+        <w:t xml:space="preserve"> </w:t>
+      </w:r>
+      <w:r>
+        <w:rPr>
+          <w:rFonts w:hint="eastAsia"/>
+        </w:rPr>
+        <w:t xml:space="preserve">2015）。校正与</w:t>
+      </w:r>
+      <w:r>
+        <w:t xml:space="preserve"> P </w:t>
+      </w:r>
+      <w:r>
+        <w:rPr>
+          <w:rFonts w:hint="eastAsia"/>
+        </w:rPr>
+        <w:t xml:space="preserve">胞元上的相同；不能迁移的是网络初始场的精度，它属于网络训练所用的胞元族。</w:t>
+      </w:r>
+    </w:p>
+    <w:p>
+      <w:pPr>
+        <w:pStyle w:val="BodyText"/>
+      </w:pPr>
+      <w:r>
+        <w:rPr>
+          <w:rFonts w:hint="eastAsia"/>
+        </w:rPr>
+        <w:t xml:space="preserve">继续训练之后，六个载荷与支撑类别下的均值降低</w:t>
+      </w:r>
+      <w:r>
+        <w:t xml:space="preserve"> 5.8 </w:t>
+      </w:r>
+      <w:r>
+        <w:rPr>
+          <w:rFonts w:hint="eastAsia"/>
+        </w:rPr>
+        <w:t xml:space="preserve">至</w:t>
+      </w:r>
+      <w:r>
+        <w:t xml:space="preserve"> 10.2 </w:t>
+      </w:r>
+      <w:r>
+        <w:rPr>
+          <w:rFonts w:hint="eastAsia"/>
+        </w:rPr>
+        <w:t xml:space="preserve">倍，其中一致面力下由</w:t>
+      </w:r>
+      <w:r>
+        <w:t xml:space="preserve"> 4.48% </w:t>
+      </w:r>
+      <w:r>
+        <w:rPr>
+          <w:rFonts w:hint="eastAsia"/>
+        </w:rPr>
+        <w:t xml:space="preserve">降至</w:t>
+      </w:r>
+      <w:r>
+        <w:t xml:space="preserve"> </w:t>
+      </w:r>
+      <w:r>
+        <w:rPr>
+          <w:rFonts w:hint="eastAsia"/>
+        </w:rPr>
+        <w:t xml:space="preserve">0.74%，最大胞元均值由</w:t>
+      </w:r>
+      <w:r>
+        <w:t xml:space="preserve"> 25.6% </w:t>
+      </w:r>
+      <w:r>
+        <w:rPr>
+          <w:rFonts w:hint="eastAsia"/>
+        </w:rPr>
+        <w:t xml:space="preserve">降至</w:t>
+      </w:r>
+      <w:r>
+        <w:t xml:space="preserve"> </w:t>
+      </w:r>
+      <w:r>
+        <w:rPr>
+          <w:rFonts w:hint="eastAsia"/>
+        </w:rPr>
+        <w:t xml:space="preserve">2.67%；在施加的多项式位移和多尺度位移下分别降低</w:t>
+      </w:r>
+      <w:r>
+        <w:t xml:space="preserve"> 1.6 </w:t>
+      </w:r>
+      <w:r>
+        <w:rPr>
+          <w:rFonts w:hint="eastAsia"/>
+        </w:rPr>
+        <w:t xml:space="preserve">和</w:t>
+      </w:r>
+      <w:r>
+        <w:t xml:space="preserve"> 1.2 </w:t>
+      </w:r>
+      <w:r>
+        <w:rPr>
+          <w:rFonts w:hint="eastAsia"/>
+        </w:rPr>
+        <w:t xml:space="preserve">倍。这些均值仍为</w:t>
+      </w:r>
+      <w:r>
+        <w:t xml:space="preserve"> NICE </w:t>
+      </w:r>
+      <w:r>
+        <w:rPr>
+          <w:rFonts w:hint="eastAsia"/>
+        </w:rPr>
+        <w:t xml:space="preserve">在</w:t>
+      </w:r>
+      <w:r>
+        <w:t xml:space="preserve"> P </w:t>
+      </w:r>
+      <w:r>
+        <w:rPr>
+          <w:rFonts w:hint="eastAsia"/>
+        </w:rPr>
+        <w:t xml:space="preserve">孪生胞元上的</w:t>
+      </w:r>
+      <w:r>
+        <w:t xml:space="preserve"> 6 </w:t>
+      </w:r>
+      <w:r>
+        <w:rPr>
+          <w:rFonts w:hint="eastAsia"/>
+        </w:rPr>
+        <w:t xml:space="preserve">至</w:t>
+      </w:r>
+      <w:r>
+        <w:t xml:space="preserve"> 23 </w:t>
+      </w:r>
+      <w:r>
+        <w:rPr>
+          <w:rFonts w:hint="eastAsia"/>
+        </w:rPr>
+        <w:t xml:space="preserve">倍（一致面力下为</w:t>
+      </w:r>
+      <w:r>
+        <w:t xml:space="preserve"> 11 </w:t>
+      </w:r>
+      <w:r>
+        <w:rPr>
+          <w:rFonts w:hint="eastAsia"/>
+        </w:rPr>
+        <w:t xml:space="preserve">倍）。各胞元的降幅并不均匀：H2</w:t>
+      </w:r>
+      <w:r>
+        <w:t xml:space="preserve"> </w:t>
+      </w:r>
+      <w:r>
+        <w:rPr>
+          <w:rFonts w:hint="eastAsia"/>
+        </w:rPr>
+        <w:t xml:space="preserve">的孪生胞元（fresh_val_2010）此时在节点力和一致面力下误差最大，分别为</w:t>
+      </w:r>
+      <w:r>
+        <w:t xml:space="preserve"> 4.36% </w:t>
+      </w:r>
+      <w:r>
+        <w:rPr>
+          <w:rFonts w:hint="eastAsia"/>
+        </w:rPr>
+        <w:t xml:space="preserve">和</w:t>
+      </w:r>
+      <w:r>
+        <w:t xml:space="preserve"> </w:t>
+      </w:r>
+      <w:r>
+        <w:rPr>
+          <w:rFonts w:hint="eastAsia"/>
+        </w:rPr>
+        <w:t xml:space="preserve">2.67%，零样本时为</w:t>
+      </w:r>
+      <w:r>
+        <w:t xml:space="preserve"> 4.73% </w:t>
+      </w:r>
+      <w:r>
+        <w:rPr>
+          <w:rFonts w:hint="eastAsia"/>
+        </w:rPr>
+        <w:t xml:space="preserve">和</w:t>
+      </w:r>
+      <w:r>
+        <w:t xml:space="preserve"> </w:t>
+      </w:r>
+      <w:r>
+        <w:rPr>
+          <w:rFonts w:hint="eastAsia"/>
+        </w:rPr>
+        <w:t xml:space="preserve">3.33%。在</w:t>
+      </w:r>
+      <w:r>
+        <w:t xml:space="preserve"> 80 </w:t>
+      </w:r>
+      <w:r>
+        <w:rPr>
+          <w:rFonts w:hint="eastAsia"/>
+        </w:rPr>
+        <w:t xml:space="preserve">个</w:t>
+      </w:r>
+      <w:r>
+        <w:t xml:space="preserve"> P </w:t>
+      </w:r>
+      <w:r>
+        <w:rPr>
+          <w:rFonts w:hint="eastAsia"/>
+        </w:rPr>
+        <w:t xml:space="preserve">验证胞元上，继续训练网络的类别均值是同一次评估中</w:t>
+      </w:r>
+      <w:r>
+        <w:t xml:space="preserve"> NICE </w:t>
+      </w:r>
+      <w:r>
+        <w:rPr>
+          <w:rFonts w:hint="eastAsia"/>
+        </w:rPr>
+        <w:t xml:space="preserve">的</w:t>
+      </w:r>
+      <w:r>
+        <w:t xml:space="preserve"> 1.1 </w:t>
+      </w:r>
+      <w:r>
+        <w:rPr>
+          <w:rFonts w:hint="eastAsia"/>
+        </w:rPr>
+        <w:t xml:space="preserve">至</w:t>
+      </w:r>
+      <w:r>
+        <w:t xml:space="preserve"> 1.7 </w:t>
+      </w:r>
+      <w:r>
+        <w:rPr>
+          <w:rFonts w:hint="eastAsia"/>
+        </w:rPr>
+        <w:t xml:space="preserve">倍（0.026–0.072%，NICE</w:t>
+      </w:r>
+      <w:r>
+        <w:t xml:space="preserve"> </w:t>
+      </w:r>
+      <w:r>
+        <w:rPr>
+          <w:rFonts w:hint="eastAsia"/>
+        </w:rPr>
+        <w:t xml:space="preserve">为</w:t>
+      </w:r>
+      <w:r>
+        <w:t xml:space="preserve"> </w:t>
+      </w:r>
+      <w:r>
+        <w:rPr>
+          <w:rFonts w:hint="eastAsia"/>
+        </w:rPr>
+        <w:t xml:space="preserve">0.015–0.065%）。</w:t>
+      </w:r>
+    </w:p>
+    <w:p>
+      <w:pPr>
+        <w:pStyle w:val="BodyText"/>
+      </w:pPr>
+      <w:r>
+        <w:rPr>
+          <w:rFonts w:hint="eastAsia"/>
+          <w:b/>
+          <w:bCs/>
+        </w:rPr>
+        <w:t xml:space="preserve">表</w:t>
+      </w:r>
+      <w:r>
+        <w:rPr>
+          <w:b/>
+          <w:bCs/>
+        </w:rPr>
+        <w:t xml:space="preserve"> ST22. gyroid </w:t>
+      </w:r>
+      <w:r>
+        <w:rPr>
+          <w:rFonts w:hint="eastAsia"/>
+          <w:b/>
+          <w:bCs/>
+        </w:rPr>
+        <w:t xml:space="preserve">孪生胞元与</w:t>
+      </w:r>
+      <w:r>
+        <w:rPr>
+          <w:b/>
+          <w:bCs/>
+        </w:rPr>
+        <w:t xml:space="preserve"> P </w:t>
+      </w:r>
+      <w:r>
+        <w:rPr>
+          <w:rFonts w:hint="eastAsia"/>
+          <w:b/>
+          <w:bCs/>
+        </w:rPr>
+        <w:t xml:space="preserve">胞元的方向能量误差（%）。</w:t>
+      </w:r>
+      <w:r>
+        <w:t xml:space="preserve"> </w:t>
+      </w:r>
+      <w:r>
+        <w:rPr>
+          <w:rFonts w:hint="eastAsia"/>
+        </w:rPr>
+        <w:t xml:space="preserve">几何等权平均值，括号内为最大的几何均值，恒等取向。gyroid</w:t>
+      </w:r>
+      <w:r>
+        <w:t xml:space="preserve"> </w:t>
+      </w:r>
+      <w:r>
+        <w:rPr>
+          <w:rFonts w:hint="eastAsia"/>
+        </w:rPr>
+        <w:t xml:space="preserve">孪生胞元：fresh_val_2000</w:t>
+      </w:r>
+      <w:r>
+        <w:t xml:space="preserve"> </w:t>
+      </w:r>
+      <w:r>
+        <w:rPr>
+          <w:rFonts w:hint="eastAsia"/>
+        </w:rPr>
+        <w:t xml:space="preserve">至</w:t>
+      </w:r>
+      <w:r>
+        <w:t xml:space="preserve"> fresh_val_2015 </w:t>
+      </w:r>
+      <w:r>
+        <w:rPr>
+          <w:rFonts w:hint="eastAsia"/>
+        </w:rPr>
+        <w:t xml:space="preserve">的十六个孪生胞元。P</w:t>
+      </w:r>
+      <w:r>
+        <w:t xml:space="preserve"> </w:t>
+      </w:r>
+      <w:r>
+        <w:rPr>
+          <w:rFonts w:hint="eastAsia"/>
+        </w:rPr>
+        <w:t xml:space="preserve">孪生胞元：这十六个</w:t>
+      </w:r>
+      <w:r>
+        <w:t xml:space="preserve"> P </w:t>
+      </w:r>
+      <w:r>
+        <w:rPr>
+          <w:rFonts w:hint="eastAsia"/>
+        </w:rPr>
+        <w:t xml:space="preserve">验证胞元。P</w:t>
+      </w:r>
+      <w:r>
+        <w:t xml:space="preserve"> </w:t>
+      </w:r>
+      <w:r>
+        <w:rPr>
+          <w:rFonts w:hint="eastAsia"/>
+        </w:rPr>
+        <w:t xml:space="preserve">验证：第</w:t>
+      </w:r>
+      <w:r>
+        <w:t xml:space="preserve"> 5.1 </w:t>
+      </w:r>
+      <w:r>
+        <w:rPr>
+          <w:rFonts w:hint="eastAsia"/>
+        </w:rPr>
+        <w:t xml:space="preserve">节的</w:t>
+      </w:r>
+      <w:r>
+        <w:t xml:space="preserve"> 80 </w:t>
+      </w:r>
+      <w:r>
+        <w:rPr>
+          <w:rFonts w:hint="eastAsia"/>
+        </w:rPr>
+        <w:t xml:space="preserve">个验证胞元，两个变体在同一次评估中给出。</w:t>
+      </w:r>
+    </w:p>
+    <w:tbl>
+      <w:tblPr>
+        <w:tblStyle w:val="Table"/>
+        <w:tblW w:type="pct" w:w="5000"/>
+        <w:tblLayout w:type="fixed"/>
+        <w:tblLook w:firstRow="1" w:lastRow="0" w:firstColumn="0" w:lastColumn="0" w:noHBand="0" w:noVBand="0" w:val="0020"/>
+      </w:tblPr>
+      <w:tblGrid>
+        <w:gridCol w:w="1033"/>
+        <w:gridCol w:w="1377"/>
+        <w:gridCol w:w="1377"/>
+        <w:gridCol w:w="1377"/>
+        <w:gridCol w:w="1377"/>
+        <w:gridCol w:w="1377"/>
+      </w:tblGrid>
+      <w:tr>
+        <w:trPr>
+          <w:tblHeader w:val="on"/>
+        </w:trPr>
+        <w:tc>
+          <w:tcPr/>
+          <w:p>
+            <w:pPr>
+              <w:pStyle w:val="Compact"/>
+            </w:pPr>
+            <w:r>
+              <w:rPr>
+                <w:rFonts w:hint="eastAsia"/>
+              </w:rPr>
+              <w:t xml:space="preserve">载荷类别</w:t>
+            </w:r>
+          </w:p>
+        </w:tc>
+        <w:tc>
+          <w:tcPr/>
+          <w:p>
+            <w:pPr>
+              <w:pStyle w:val="Compact"/>
+              <w:jc w:val="right"/>
+            </w:pPr>
+            <w:r>
+              <w:t xml:space="preserve">gyroid </w:t>
+            </w:r>
+            <w:r>
+              <w:rPr>
+                <w:rFonts w:hint="eastAsia"/>
+              </w:rPr>
+              <w:t xml:space="preserve">孪生胞元，NICE（零样本）</w:t>
+            </w:r>
+          </w:p>
+        </w:tc>
+        <w:tc>
+          <w:tcPr/>
+          <w:p>
+            <w:pPr>
+              <w:pStyle w:val="Compact"/>
+              <w:jc w:val="right"/>
+            </w:pPr>
+            <w:r>
+              <w:t xml:space="preserve">gyroid </w:t>
+            </w:r>
+            <w:r>
+              <w:rPr>
+                <w:rFonts w:hint="eastAsia"/>
+              </w:rPr>
+              <w:t xml:space="preserve">孪生胞元，NICE（继续训练）</w:t>
+            </w:r>
+          </w:p>
+        </w:tc>
+        <w:tc>
+          <w:tcPr/>
+          <w:p>
+            <w:pPr>
+              <w:pStyle w:val="Compact"/>
+              <w:jc w:val="right"/>
+            </w:pPr>
+            <w:r>
+              <w:t xml:space="preserve">P </w:t>
+            </w:r>
+            <w:r>
+              <w:rPr>
+                <w:rFonts w:hint="eastAsia"/>
+              </w:rPr>
+              <w:t xml:space="preserve">孪生胞元，NICE</w:t>
+            </w:r>
+          </w:p>
+        </w:tc>
+        <w:tc>
+          <w:tcPr/>
+          <w:p>
+            <w:pPr>
+              <w:pStyle w:val="Compact"/>
+              <w:jc w:val="right"/>
+            </w:pPr>
+            <w:r>
+              <w:t xml:space="preserve">P </w:t>
+            </w:r>
+            <w:r>
+              <w:rPr>
+                <w:rFonts w:hint="eastAsia"/>
+              </w:rPr>
+              <w:t xml:space="preserve">验证，NICE</w:t>
+            </w:r>
+          </w:p>
+        </w:tc>
+        <w:tc>
+          <w:tcPr/>
+          <w:p>
+            <w:pPr>
+              <w:pStyle w:val="Compact"/>
+              <w:jc w:val="right"/>
+            </w:pPr>
+            <w:r>
+              <w:t xml:space="preserve">P </w:t>
+            </w:r>
+            <w:r>
+              <w:rPr>
+                <w:rFonts w:hint="eastAsia"/>
+              </w:rPr>
+              <w:t xml:space="preserve">验证，NICE（继续训练）</w:t>
+            </w:r>
+          </w:p>
+        </w:tc>
+      </w:tr>
+      <w:tr>
+        <w:tc>
+          <w:tcPr/>
+          <w:p>
+            <w:pPr>
+              <w:pStyle w:val="Compact"/>
+            </w:pPr>
+            <w:r>
+              <w:rPr>
+                <w:rFonts w:hint="eastAsia"/>
+              </w:rPr>
+              <w:t xml:space="preserve">一致面力（force_c）</w:t>
+            </w:r>
+          </w:p>
+        </w:tc>
+        <w:tc>
+          <w:tcPr/>
+          <w:p>
+            <w:pPr>
+              <w:pStyle w:val="Compact"/>
+              <w:jc w:val="right"/>
+            </w:pPr>
+            <w:r>
+              <w:rPr>
+                <w:rFonts w:hint="eastAsia"/>
+              </w:rPr>
+              <w:t xml:space="preserve">4.48（25.6）</w:t>
+            </w:r>
+          </w:p>
+        </w:tc>
+        <w:tc>
+          <w:tcPr/>
+          <w:p>
+            <w:pPr>
+              <w:pStyle w:val="Compact"/>
+              <w:jc w:val="right"/>
+            </w:pPr>
+            <w:r>
+              <w:rPr>
+                <w:rFonts w:hint="eastAsia"/>
+              </w:rPr>
+              <w:t xml:space="preserve">0.74（2.67）</w:t>
+            </w:r>
+          </w:p>
+        </w:tc>
+        <w:tc>
+          <w:tcPr/>
+          <w:p>
+            <w:pPr>
+              <w:pStyle w:val="Compact"/>
+              <w:jc w:val="right"/>
+            </w:pPr>
+            <w:r>
+              <w:rPr>
+                <w:rFonts w:hint="eastAsia"/>
+              </w:rPr>
+              <w:t xml:space="preserve">0.068（0.28）</w:t>
+            </w:r>
+          </w:p>
+        </w:tc>
+        <w:tc>
+          <w:tcPr/>
+          <w:p>
+            <w:pPr>
+              <w:pStyle w:val="Compact"/>
+              <w:jc w:val="right"/>
+            </w:pPr>
+            <w:r>
+              <w:rPr>
+                <w:rFonts w:hint="eastAsia"/>
+              </w:rPr>
+              <w:t xml:space="preserve">0.065（0.28）</w:t>
+            </w:r>
+            <m:oMath>
+              <m:sSup>
+                <m:e>
+                  <m:r>
+                    <m:t>​</m:t>
+                  </m:r>
+                </m:e>
+                <m:sup>
+                  <m:r>
+                    <m:t>a</m:t>
+                  </m:r>
+                </m:sup>
+              </m:sSup>
+            </m:oMath>
+          </w:p>
+        </w:tc>
+        <w:tc>
+          <w:tcPr/>
+          <w:p>
+            <w:pPr>
+              <w:pStyle w:val="Compact"/>
+              <w:jc w:val="right"/>
+            </w:pPr>
+            <w:r>
+              <w:rPr>
+                <w:rFonts w:hint="eastAsia"/>
+              </w:rPr>
+              <w:t xml:space="preserve">0.072（0.30）</w:t>
+            </w:r>
+            <m:oMath>
+              <m:sSup>
+                <m:e>
+                  <m:r>
+                    <m:t>​</m:t>
+                  </m:r>
+                </m:e>
+                <m:sup>
+                  <m:r>
+                    <m:t>a</m:t>
+                  </m:r>
+                </m:sup>
+              </m:sSup>
+            </m:oMath>
+          </w:p>
+        </w:tc>
+      </w:tr>
+      <w:tr>
+        <w:tc>
+          <w:tcPr/>
+          <w:p>
+            <w:pPr>
+              <w:pStyle w:val="Compact"/>
+            </w:pPr>
+            <w:r>
+              <w:rPr>
+                <w:rFonts w:hint="eastAsia"/>
+              </w:rPr>
+              <w:t xml:space="preserve">单面一致面力（face_c）</w:t>
+            </w:r>
+          </w:p>
+        </w:tc>
+        <w:tc>
+          <w:tcPr/>
+          <w:p>
+            <w:pPr>
+              <w:pStyle w:val="Compact"/>
+              <w:jc w:val="right"/>
+            </w:pPr>
+            <w:r>
+              <w:rPr>
+                <w:rFonts w:hint="eastAsia"/>
+              </w:rPr>
+              <w:t xml:space="preserve">4.30（27.2）</w:t>
+            </w:r>
+          </w:p>
+        </w:tc>
+        <w:tc>
+          <w:tcPr/>
+          <w:p>
+            <w:pPr>
+              <w:pStyle w:val="Compact"/>
+              <w:jc w:val="right"/>
+            </w:pPr>
+            <w:r>
+              <w:rPr>
+                <w:rFonts w:hint="eastAsia"/>
+              </w:rPr>
+              <w:t xml:space="preserve">0.60（2.52）</w:t>
+            </w:r>
+          </w:p>
+        </w:tc>
+        <w:tc>
+          <w:tcPr/>
+          <w:p>
+            <w:pPr>
+              <w:pStyle w:val="Compact"/>
+              <w:jc w:val="right"/>
+            </w:pPr>
+            <w:r>
+              <w:rPr>
+                <w:rFonts w:hint="eastAsia"/>
+              </w:rPr>
+              <w:t xml:space="preserve">0.031（0.17）</w:t>
+            </w:r>
+          </w:p>
+        </w:tc>
+        <w:tc>
+          <w:tcPr/>
+          <w:p>
+            <w:pPr>
+              <w:pStyle w:val="Compact"/>
+              <w:jc w:val="right"/>
+            </w:pPr>
+            <w:r>
+              <w:rPr>
+                <w:rFonts w:hint="eastAsia"/>
+              </w:rPr>
+              <w:t xml:space="preserve">0.029（0.17）</w:t>
+            </w:r>
+            <m:oMath>
+              <m:sSup>
+                <m:e>
+                  <m:r>
+                    <m:t>​</m:t>
+                  </m:r>
+                </m:e>
+                <m:sup>
+                  <m:r>
+                    <m:t>a</m:t>
+                  </m:r>
+                </m:sup>
+              </m:sSup>
+            </m:oMath>
+          </w:p>
+        </w:tc>
+        <w:tc>
+          <w:tcPr/>
+          <w:p>
+            <w:pPr>
+              <w:pStyle w:val="Compact"/>
+              <w:jc w:val="right"/>
+            </w:pPr>
+            <w:r>
+              <w:rPr>
+                <w:rFonts w:hint="eastAsia"/>
+              </w:rPr>
+              <w:t xml:space="preserve">0.037（0.21）</w:t>
+            </w:r>
+            <m:oMath>
+              <m:sSup>
+                <m:e>
+                  <m:r>
+                    <m:t>​</m:t>
+                  </m:r>
+                </m:e>
+                <m:sup>
+                  <m:r>
+                    <m:t>a</m:t>
+                  </m:r>
+                </m:sup>
+              </m:sSup>
+            </m:oMath>
+          </w:p>
+        </w:tc>
+      </w:tr>
+      <w:tr>
+        <w:tc>
+          <w:tcPr/>
+          <w:p>
+            <w:pPr>
+              <w:pStyle w:val="Compact"/>
+            </w:pPr>
+            <w:r>
+              <w:rPr>
+                <w:rFonts w:hint="eastAsia"/>
+              </w:rPr>
+              <w:t xml:space="preserve">节点力（force）</w:t>
+            </w:r>
+          </w:p>
+        </w:tc>
+        <w:tc>
+          <w:tcPr/>
+          <w:p>
+            <w:pPr>
+              <w:pStyle w:val="Compact"/>
+              <w:jc w:val="right"/>
+            </w:pPr>
+            <w:r>
+              <w:rPr>
+                <w:rFonts w:hint="eastAsia"/>
+              </w:rPr>
+              <w:t xml:space="preserve">6.10（14.1）</w:t>
+            </w:r>
+          </w:p>
+        </w:tc>
+        <w:tc>
+          <w:tcPr/>
+          <w:p>
+            <w:pPr>
+              <w:pStyle w:val="Compact"/>
+              <w:jc w:val="right"/>
+            </w:pPr>
+            <w:r>
+              <w:rPr>
+                <w:rFonts w:hint="eastAsia"/>
+              </w:rPr>
+              <w:t xml:space="preserve">0.78（4.36）</w:t>
+            </w:r>
+          </w:p>
+        </w:tc>
+        <w:tc>
+          <w:tcPr/>
+          <w:p>
+            <w:pPr>
+              <w:pStyle w:val="Compact"/>
+              <w:jc w:val="right"/>
+            </w:pPr>
+            <w:r>
+              <w:rPr>
+                <w:rFonts w:hint="eastAsia"/>
+              </w:rPr>
+              <w:t xml:space="preserve">0.058（0.18）</w:t>
+            </w:r>
+          </w:p>
+        </w:tc>
+        <w:tc>
+          <w:tcPr/>
+          <w:p>
+            <w:pPr>
+              <w:pStyle w:val="Compact"/>
+              <w:jc w:val="right"/>
+            </w:pPr>
+            <w:r>
+              <w:rPr>
+                <w:rFonts w:hint="eastAsia"/>
+              </w:rPr>
+              <w:t xml:space="preserve">0.058（0.33）</w:t>
+            </w:r>
+          </w:p>
+        </w:tc>
+        <w:tc>
+          <w:tcPr/>
+          <w:p>
+            <w:pPr>
+              <w:pStyle w:val="Compact"/>
+              <w:jc w:val="right"/>
+            </w:pPr>
+            <w:r>
+              <w:rPr>
+                <w:rFonts w:hint="eastAsia"/>
+              </w:rPr>
+              <w:t xml:space="preserve">0.065（0.31）</w:t>
+            </w:r>
+          </w:p>
+        </w:tc>
+      </w:tr>
+      <w:tr>
+        <w:tc>
+          <w:tcPr/>
+          <w:p>
+            <w:pPr>
+              <w:pStyle w:val="Compact"/>
+            </w:pPr>
+            <w:r>
+              <w:rPr>
+                <w:rFonts w:hint="eastAsia"/>
+              </w:rPr>
+              <w:t xml:space="preserve">单面节点力（face）</w:t>
+            </w:r>
+          </w:p>
+        </w:tc>
+        <w:tc>
+          <w:tcPr/>
+          <w:p>
+            <w:pPr>
+              <w:pStyle w:val="Compact"/>
+              <w:jc w:val="right"/>
+            </w:pPr>
+            <w:r>
+              <w:rPr>
+                <w:rFonts w:hint="eastAsia"/>
+              </w:rPr>
+              <w:t xml:space="preserve">7.35（15.2）</w:t>
+            </w:r>
+          </w:p>
+        </w:tc>
+        <w:tc>
+          <w:tcPr/>
+          <w:p>
+            <w:pPr>
+              <w:pStyle w:val="Compact"/>
+              <w:jc w:val="right"/>
+            </w:pPr>
+            <w:r>
+              <w:rPr>
+                <w:rFonts w:hint="eastAsia"/>
+              </w:rPr>
+              <w:t xml:space="preserve">0.72（1.59）</w:t>
+            </w:r>
+          </w:p>
+        </w:tc>
+        <w:tc>
+          <w:tcPr/>
+          <w:p>
+            <w:pPr>
+              <w:pStyle w:val="Compact"/>
+              <w:jc w:val="right"/>
+            </w:pPr>
+            <w:r>
+              <w:rPr>
+                <w:rFonts w:hint="eastAsia"/>
+              </w:rPr>
+              <w:t xml:space="preserve">0.031（0.28）</w:t>
+            </w:r>
+          </w:p>
+        </w:tc>
+        <w:tc>
+          <w:tcPr/>
+          <w:p>
+            <w:pPr>
+              <w:pStyle w:val="Compact"/>
+              <w:jc w:val="right"/>
+            </w:pPr>
+            <w:r>
+              <w:rPr>
+                <w:rFonts w:hint="eastAsia"/>
+              </w:rPr>
+              <w:t xml:space="preserve">0.037（0.72）</w:t>
+            </w:r>
+          </w:p>
+        </w:tc>
+        <w:tc>
+          <w:tcPr/>
+          <w:p>
+            <w:pPr>
+              <w:pStyle w:val="Compact"/>
+              <w:jc w:val="right"/>
+            </w:pPr>
+            <w:r>
+              <w:rPr>
+                <w:rFonts w:hint="eastAsia"/>
+              </w:rPr>
+              <w:t xml:space="preserve">0.044（0.47）</w:t>
+            </w:r>
+          </w:p>
+        </w:tc>
+      </w:tr>
+      <w:tr>
+        <w:tc>
+          <w:tcPr/>
+          <w:p>
+            <w:pPr>
+              <w:pStyle w:val="Compact"/>
+            </w:pPr>
+            <w:r>
+              <w:rPr>
+                <w:rFonts w:hint="eastAsia"/>
+              </w:rPr>
+              <w:t xml:space="preserve">弹簧支撑（support）</w:t>
+            </w:r>
+          </w:p>
+        </w:tc>
+        <w:tc>
+          <w:tcPr/>
+          <w:p>
+            <w:pPr>
+              <w:pStyle w:val="Compact"/>
+              <w:jc w:val="right"/>
+            </w:pPr>
+            <w:r>
+              <w:rPr>
+                <w:rFonts w:hint="eastAsia"/>
+              </w:rPr>
+              <w:t xml:space="preserve">5.78（14.0）</w:t>
+            </w:r>
+          </w:p>
+        </w:tc>
+        <w:tc>
+          <w:tcPr/>
+          <w:p>
+            <w:pPr>
+              <w:pStyle w:val="Compact"/>
+              <w:jc w:val="right"/>
+            </w:pPr>
+            <w:r>
+              <w:rPr>
+                <w:rFonts w:hint="eastAsia"/>
+              </w:rPr>
+              <w:t xml:space="preserve">0.60（1.54）</w:t>
+            </w:r>
+          </w:p>
+        </w:tc>
+        <w:tc>
+          <w:tcPr/>
+          <w:p>
+            <w:pPr>
+              <w:pStyle w:val="Compact"/>
+              <w:jc w:val="right"/>
+            </w:pPr>
+            <w:r>
+              <w:rPr>
+                <w:rFonts w:hint="eastAsia"/>
+              </w:rPr>
+              <w:t xml:space="preserve">0.053（0.15）</w:t>
+            </w:r>
+          </w:p>
+        </w:tc>
+        <w:tc>
+          <w:tcPr/>
+          <w:p>
+            <w:pPr>
+              <w:pStyle w:val="Compact"/>
+              <w:jc w:val="right"/>
+            </w:pPr>
+            <w:r>
+              <w:rPr>
+                <w:rFonts w:hint="eastAsia"/>
+              </w:rPr>
+              <w:t xml:space="preserve">0.055（0.37）</w:t>
+            </w:r>
+          </w:p>
+        </w:tc>
+        <w:tc>
+          <w:tcPr/>
+          <w:p>
+            <w:pPr>
+              <w:pStyle w:val="Compact"/>
+              <w:jc w:val="right"/>
+            </w:pPr>
+            <w:r>
+              <w:rPr>
+                <w:rFonts w:hint="eastAsia"/>
+              </w:rPr>
+              <w:t xml:space="preserve">0.064（0.28）</w:t>
+            </w:r>
+          </w:p>
+        </w:tc>
+      </w:tr>
+      <w:tr>
+        <w:tc>
+          <w:tcPr/>
+          <w:p>
+            <w:pPr>
+              <w:pStyle w:val="Compact"/>
+            </w:pPr>
+            <w:r>
+              <w:rPr>
+                <w:rFonts w:hint="eastAsia"/>
+              </w:rPr>
+              <w:t xml:space="preserve">刚度缩放弹簧支撑（support_k）</w:t>
+            </w:r>
+          </w:p>
+        </w:tc>
+        <w:tc>
+          <w:tcPr/>
+          <w:p>
+            <w:pPr>
+              <w:pStyle w:val="Compact"/>
+              <w:jc w:val="right"/>
+            </w:pPr>
+            <w:r>
+              <w:rPr>
+                <w:rFonts w:hint="eastAsia"/>
+              </w:rPr>
+              <w:t xml:space="preserve">3.01（17.2）</w:t>
+            </w:r>
+          </w:p>
+        </w:tc>
+        <w:tc>
+          <w:tcPr/>
+          <w:p>
+            <w:pPr>
+              <w:pStyle w:val="Compact"/>
+              <w:jc w:val="right"/>
+            </w:pPr>
+            <w:r>
+              <w:rPr>
+                <w:rFonts w:hint="eastAsia"/>
+              </w:rPr>
+              <w:t xml:space="preserve">0.52（2.42）</w:t>
+            </w:r>
+          </w:p>
+        </w:tc>
+        <w:tc>
+          <w:tcPr/>
+          <w:p>
+            <w:pPr>
+              <w:pStyle w:val="Compact"/>
+              <w:jc w:val="right"/>
+            </w:pPr>
+            <w:r>
+              <w:rPr>
+                <w:rFonts w:hint="eastAsia"/>
+              </w:rPr>
+              <w:t xml:space="preserve">0.054（0.22）</w:t>
+            </w:r>
+            <m:oMath>
+              <m:sSup>
+                <m:e>
+                  <m:r>
+                    <m:t>​</m:t>
+                  </m:r>
+                </m:e>
+                <m:sup>
+                  <m:r>
+                    <m:t>b</m:t>
+                  </m:r>
+                </m:sup>
+              </m:sSup>
+            </m:oMath>
+          </w:p>
+        </w:tc>
+        <w:tc>
+          <w:tcPr/>
+          <w:p>
+            <w:pPr>
+              <w:pStyle w:val="Compact"/>
+              <w:jc w:val="right"/>
+            </w:pPr>
+            <w:r>
+              <w:rPr>
+                <w:rFonts w:hint="eastAsia"/>
+              </w:rPr>
+              <w:t xml:space="preserve">0.053（0.22）</w:t>
+            </w:r>
+            <m:oMath>
+              <m:sSup>
+                <m:e>
+                  <m:r>
+                    <m:t>​</m:t>
+                  </m:r>
+                </m:e>
+                <m:sup>
+                  <m:r>
+                    <m:t>a</m:t>
+                  </m:r>
+                </m:sup>
+              </m:sSup>
+            </m:oMath>
+          </w:p>
+        </w:tc>
+        <w:tc>
+          <w:tcPr/>
+          <w:p>
+            <w:pPr>
+              <w:pStyle w:val="Compact"/>
+              <w:jc w:val="right"/>
+            </w:pPr>
+            <w:r>
+              <w:rPr>
+                <w:rFonts w:hint="eastAsia"/>
+              </w:rPr>
+              <w:t xml:space="preserve">0.059（0.24）</w:t>
+            </w:r>
+            <m:oMath>
+              <m:sSup>
+                <m:e>
+                  <m:r>
+                    <m:t>​</m:t>
+                  </m:r>
+                </m:e>
+                <m:sup>
+                  <m:r>
+                    <m:t>a</m:t>
+                  </m:r>
+                </m:sup>
+              </m:sSup>
+            </m:oMath>
+          </w:p>
+        </w:tc>
+      </w:tr>
+      <w:tr>
+        <w:tc>
+          <w:tcPr/>
+          <w:p>
+            <w:pPr>
+              <w:pStyle w:val="Compact"/>
+            </w:pPr>
+            <w:r>
+              <w:rPr>
+                <w:rFonts w:hint="eastAsia"/>
+              </w:rPr>
+              <w:t xml:space="preserve">多项式位移（macro）</w:t>
+            </w:r>
+          </w:p>
+        </w:tc>
+        <w:tc>
+          <w:tcPr/>
+          <w:p>
+            <w:pPr>
+              <w:pStyle w:val="Compact"/>
+              <w:jc w:val="right"/>
+            </w:pPr>
+            <w:r>
+              <w:rPr>
+                <w:rFonts w:hint="eastAsia"/>
+              </w:rPr>
+              <w:t xml:space="preserve">0.19（0.89）</w:t>
+            </w:r>
+          </w:p>
+        </w:tc>
+        <w:tc>
+          <w:tcPr/>
+          <w:p>
+            <w:pPr>
+              <w:pStyle w:val="Compact"/>
+              <w:jc w:val="right"/>
+            </w:pPr>
+            <w:r>
+              <w:rPr>
+                <w:rFonts w:hint="eastAsia"/>
+              </w:rPr>
+              <w:t xml:space="preserve">0.12（0.58）</w:t>
+            </w:r>
+          </w:p>
+        </w:tc>
+        <w:tc>
+          <w:tcPr/>
+          <w:p>
+            <w:pPr>
+              <w:pStyle w:val="Compact"/>
+              <w:jc w:val="right"/>
+            </w:pPr>
+            <w:r>
+              <w:rPr>
+                <w:rFonts w:hint="eastAsia"/>
+              </w:rPr>
+              <w:t xml:space="preserve">0.014（0.075）</w:t>
+            </w:r>
+          </w:p>
+        </w:tc>
+        <w:tc>
+          <w:tcPr/>
+          <w:p>
+            <w:pPr>
+              <w:pStyle w:val="Compact"/>
+              <w:jc w:val="right"/>
+            </w:pPr>
+            <w:r>
+              <w:rPr>
+                <w:rFonts w:hint="eastAsia"/>
+              </w:rPr>
+              <w:t xml:space="preserve">0.015（0.12）</w:t>
+            </w:r>
+          </w:p>
+        </w:tc>
+        <w:tc>
+          <w:tcPr/>
+          <w:p>
+            <w:pPr>
+              <w:pStyle w:val="Compact"/>
+              <w:jc w:val="right"/>
+            </w:pPr>
+            <w:r>
+              <w:rPr>
+                <w:rFonts w:hint="eastAsia"/>
+              </w:rPr>
+              <w:t xml:space="preserve">0.026（0.17）</w:t>
+            </w:r>
+          </w:p>
+        </w:tc>
+      </w:tr>
+      <w:tr>
+        <w:tc>
+          <w:tcPr/>
+          <w:p>
+            <w:pPr>
+              <w:pStyle w:val="Compact"/>
+            </w:pPr>
+            <w:r>
+              <w:rPr>
+                <w:rFonts w:hint="eastAsia"/>
+              </w:rPr>
+              <w:t xml:space="preserve">多尺度位移（grf）</w:t>
+            </w:r>
+          </w:p>
+        </w:tc>
+        <w:tc>
+          <w:tcPr/>
+          <w:p>
+            <w:pPr>
+              <w:pStyle w:val="Compact"/>
+              <w:jc w:val="right"/>
+            </w:pPr>
+            <w:r>
+              <w:rPr>
+                <w:rFonts w:hint="eastAsia"/>
+              </w:rPr>
+              <w:t xml:space="preserve">0.16（0.79）</w:t>
+            </w:r>
+          </w:p>
+        </w:tc>
+        <w:tc>
+          <w:tcPr/>
+          <w:p>
+            <w:pPr>
+              <w:pStyle w:val="Compact"/>
+              <w:jc w:val="right"/>
+            </w:pPr>
+            <w:r>
+              <w:rPr>
+                <w:rFonts w:hint="eastAsia"/>
+              </w:rPr>
+              <w:t xml:space="preserve">0.13（0.68）</w:t>
+            </w:r>
+          </w:p>
+        </w:tc>
+        <w:tc>
+          <w:tcPr/>
+          <w:p>
+            <w:pPr>
+              <w:pStyle w:val="Compact"/>
+              <w:jc w:val="right"/>
+            </w:pPr>
+            <w:r>
+              <w:rPr>
+                <w:rFonts w:hint="eastAsia"/>
+              </w:rPr>
+              <w:t xml:space="preserve">0.024（0.13）</w:t>
+            </w:r>
+          </w:p>
+        </w:tc>
+        <w:tc>
+          <w:tcPr/>
+          <w:p>
+            <w:pPr>
+              <w:pStyle w:val="Compact"/>
+              <w:jc w:val="right"/>
+            </w:pPr>
+            <w:r>
+              <w:rPr>
+                <w:rFonts w:hint="eastAsia"/>
+              </w:rPr>
+              <w:t xml:space="preserve">0.025（0.14）</w:t>
+            </w:r>
+          </w:p>
+        </w:tc>
+        <w:tc>
+          <w:tcPr/>
+          <w:p>
+            <w:pPr>
+              <w:pStyle w:val="Compact"/>
+              <w:jc w:val="right"/>
+            </w:pPr>
+            <w:r>
+              <w:rPr>
+                <w:rFonts w:hint="eastAsia"/>
+              </w:rPr>
+              <w:t xml:space="preserve">0.037（0.21）</w:t>
+            </w:r>
+          </w:p>
+        </w:tc>
+      </w:tr>
+    </w:tbl>
+    <w:p>
+      <w:pPr>
+        <w:pStyle w:val="BodyText"/>
+      </w:pPr>
+      <m:oMath>
+        <m:sSup>
+          <m:e>
+            <m:r>
+              <m:t>​</m:t>
+            </m:r>
+          </m:e>
+          <m:sup>
+            <m:r>
+              <m:t>a</m:t>
+            </m:r>
+          </m:sup>
+        </m:sSup>
+      </m:oMath>
+      <w:r>
+        <w:t xml:space="preserve"> </w:t>
+      </w:r>
+      <w:r>
+        <w:rPr>
+          <w:rFonts w:hint="eastAsia"/>
+        </w:rPr>
+        <w:t xml:space="preserve">本次评估中仅在</w:t>
+      </w:r>
+      <w:r>
+        <w:t xml:space="preserve"> 20 </w:t>
+      </w:r>
+      <w:r>
+        <w:rPr>
+          <w:rFonts w:hint="eastAsia"/>
+        </w:rPr>
+        <w:t xml:space="preserve">个检查点选择几何上评估（刚度缩放弹簧支撑：19</w:t>
+      </w:r>
+      <w:r>
+        <w:t xml:space="preserve"> </w:t>
+      </w:r>
+      <w:r>
+        <w:rPr>
+          <w:rFonts w:hint="eastAsia"/>
+        </w:rPr>
+        <w:t xml:space="preserve">个）；表</w:t>
+      </w:r>
+      <w:r>
+        <w:t xml:space="preserve"> ST03 </w:t>
+      </w:r>
+      <w:r>
+        <w:rPr>
+          <w:rFonts w:hint="eastAsia"/>
+        </w:rPr>
+        <w:t xml:space="preserve">给出</w:t>
+      </w:r>
+      <w:r>
+        <w:t xml:space="preserve"> NICE </w:t>
+      </w:r>
+      <w:r>
+        <w:rPr>
+          <w:rFonts w:hint="eastAsia"/>
+        </w:rPr>
+        <w:t xml:space="preserve">在全部</w:t>
+      </w:r>
+      <w:r>
+        <w:t xml:space="preserve"> </w:t>
+      </w:r>
+      <w:r>
+        <w:rPr>
+          <w:rFonts w:hint="eastAsia"/>
+        </w:rPr>
+        <w:t xml:space="preserve">80（75）个几何上的结果。</w:t>
+      </w:r>
+      <m:oMath>
+        <m:sSup>
+          <m:e>
+            <m:r>
+              <m:t>​</m:t>
+            </m:r>
+          </m:e>
+          <m:sup>
+            <m:r>
+              <m:t>b</m:t>
+            </m:r>
+          </m:sup>
+        </m:sSup>
+      </m:oMath>
+      <w:r>
+        <w:t xml:space="preserve"> </w:t>
+      </w:r>
+      <w:r>
+        <w:t xml:space="preserve">15 </w:t>
+      </w:r>
+      <w:r>
+        <w:rPr>
+          <w:rFonts w:hint="eastAsia"/>
+        </w:rPr>
+        <w:t xml:space="preserve">个孪生胞元；fresh_val_2010</w:t>
+      </w:r>
+      <w:r>
+        <w:t xml:space="preserve"> </w:t>
+      </w:r>
+      <w:r>
+        <w:rPr>
+          <w:rFonts w:hint="eastAsia"/>
+        </w:rPr>
+        <w:t xml:space="preserve">没有刚度缩放弹簧支撑方向。</w:t>
+      </w:r>
+    </w:p>
+    <w:p>
+      <w:pPr>
+        <w:pStyle w:val="BodyText"/>
+      </w:pPr>
+      <w:r>
+        <w:rPr>
+          <w:rFonts w:hint="eastAsia"/>
+          <w:b/>
+          <w:bCs/>
+        </w:rPr>
+        <w:t xml:space="preserve">点阵。</w:t>
+      </w:r>
+      <w:r>
+        <w:t xml:space="preserve"> </w:t>
+      </w:r>
+      <w:r>
+        <w:rPr>
+          <w:rFonts w:hint="eastAsia"/>
+        </w:rPr>
+        <w:t xml:space="preserve">第</w:t>
+      </w:r>
+      <w:r>
+        <w:t xml:space="preserve"> 5.8 </w:t>
+      </w:r>
+      <w:r>
+        <w:rPr>
+          <w:rFonts w:hint="eastAsia"/>
+        </w:rPr>
+        <w:t xml:space="preserve">节</w:t>
+      </w:r>
+      <w:r>
+        <w:t xml:space="preserve"> </w:t>
+      </w:r>
+      <m:oMath>
+        <m:r>
+          <m:t>2</m:t>
+        </m:r>
+        <m:r>
+          <m:rPr>
+            <m:sty m:val="p"/>
+          </m:rPr>
+          <m:t>×</m:t>
+        </m:r>
+        <m:r>
+          <m:t>2</m:t>
+        </m:r>
+        <m:r>
+          <m:rPr>
+            <m:sty m:val="p"/>
+          </m:rPr>
+          <m:t>×</m:t>
+        </m:r>
+        <m:r>
+          <m:t>2</m:t>
+        </m:r>
+      </m:oMath>
+      <w:r>
+        <w:t xml:space="preserve"> </w:t>
+      </w:r>
+      <w:r>
+        <w:rPr>
+          <w:rFonts w:hint="eastAsia"/>
+        </w:rPr>
+        <w:t xml:space="preserve">块体的</w:t>
+      </w:r>
+      <w:r>
+        <w:t xml:space="preserve"> gyroid </w:t>
+      </w:r>
+      <w:r>
+        <w:rPr>
+          <w:rFonts w:hint="eastAsia"/>
+        </w:rPr>
+        <w:t xml:space="preserve">孪生点阵（八个胞元，其中四个被切割，所有胞元均为学习胞元；自由保留自由度</w:t>
+      </w:r>
+      <w:r>
+        <w:t xml:space="preserve"> 160,629 </w:t>
+      </w:r>
+      <w:r>
+        <w:rPr>
+          <w:rFonts w:hint="eastAsia"/>
+        </w:rPr>
+        <w:t xml:space="preserve">个，P</w:t>
+      </w:r>
+      <w:r>
+        <w:t xml:space="preserve"> </w:t>
+      </w:r>
+      <w:r>
+        <w:rPr>
+          <w:rFonts w:hint="eastAsia"/>
+        </w:rPr>
+        <w:t xml:space="preserve">块体为</w:t>
+      </w:r>
+      <w:r>
+        <w:t xml:space="preserve"> 139,002 </w:t>
+      </w:r>
+      <w:r>
+        <w:rPr>
+          <w:rFonts w:hint="eastAsia"/>
+        </w:rPr>
+        <w:t xml:space="preserve">个）按第</w:t>
+      </w:r>
+      <w:r>
+        <w:t xml:space="preserve"> 5.8 </w:t>
+      </w:r>
+      <w:r>
+        <w:rPr>
+          <w:rFonts w:hint="eastAsia"/>
+        </w:rPr>
+        <w:t xml:space="preserve">节的方式求解：在一个面上固支，施加三个面载荷和三个随机载荷，以稠密的精确凝聚矩阵为参考（表</w:t>
+      </w:r>
+      <w:r>
+        <w:t xml:space="preserve"> </w:t>
+      </w:r>
+      <w:r>
+        <w:rPr>
+          <w:rFonts w:hint="eastAsia"/>
+        </w:rPr>
+        <w:t xml:space="preserve">ST23）。零样本时，面载荷下的点阵柔度误差为</w:t>
+      </w:r>
+      <w:r>
+        <w:t xml:space="preserve"> </w:t>
+      </w:r>
+      <w:r>
+        <w:rPr>
+          <w:rFonts w:hint="eastAsia"/>
+        </w:rPr>
+        <w:t xml:space="preserve">0.98–1.53%（随机载荷下</w:t>
+      </w:r>
+      <w:r>
+        <w:t xml:space="preserve"> </w:t>
+      </w:r>
+      <w:r>
+        <w:rPr>
+          <w:rFonts w:hint="eastAsia"/>
+        </w:rPr>
+        <w:t xml:space="preserve">2.14%），所有胞元中最大的厚度灵敏度误差为</w:t>
+      </w:r>
+      <w:r>
+        <w:t xml:space="preserve"> </w:t>
+      </w:r>
+      <w:r>
+        <w:rPr>
+          <w:rFonts w:hint="eastAsia"/>
+        </w:rPr>
+        <w:t xml:space="preserve">13.5%（10.6%）；NICE</w:t>
+      </w:r>
+      <w:r>
+        <w:t xml:space="preserve"> </w:t>
+      </w:r>
+      <w:r>
+        <w:rPr>
+          <w:rFonts w:hint="eastAsia"/>
+        </w:rPr>
+        <w:t xml:space="preserve">在</w:t>
+      </w:r>
+      <w:r>
+        <w:t xml:space="preserve"> P </w:t>
+      </w:r>
+      <w:r>
+        <w:rPr>
+          <w:rFonts w:hint="eastAsia"/>
+        </w:rPr>
+        <w:t xml:space="preserve">块体上的相应值为</w:t>
+      </w:r>
+      <w:r>
+        <w:t xml:space="preserve"> </w:t>
+      </w:r>
+      <w:r>
+        <w:rPr>
+          <w:rFonts w:hint="eastAsia"/>
+        </w:rPr>
+        <w:t xml:space="preserve">0.014%（0.069%）和</w:t>
+      </w:r>
+      <w:r>
+        <w:t xml:space="preserve"> </w:t>
+      </w:r>
+      <w:r>
+        <w:rPr>
+          <w:rFonts w:hint="eastAsia"/>
+        </w:rPr>
+        <w:t xml:space="preserve">0.14%（0.45%）。采用继续训练的网络时，二者为</w:t>
+      </w:r>
+      <w:r>
+        <w:t xml:space="preserve"> </w:t>
+      </w:r>
+      <w:r>
+        <w:rPr>
+          <w:rFonts w:hint="eastAsia"/>
+        </w:rPr>
+        <w:t xml:space="preserve">0.23%（0.35%）和</w:t>
+      </w:r>
+      <w:r>
+        <w:t xml:space="preserve"> </w:t>
+      </w:r>
+      <w:r>
+        <w:rPr>
+          <w:rFonts w:hint="eastAsia"/>
+        </w:rPr>
+        <w:t xml:space="preserve">1.84%（3.57%），在</w:t>
+      </w:r>
+      <w:r>
+        <w:t xml:space="preserve"> P </w:t>
+      </w:r>
+      <w:r>
+        <w:rPr>
+          <w:rFonts w:hint="eastAsia"/>
+        </w:rPr>
+        <w:t xml:space="preserve">块体上为</w:t>
+      </w:r>
+      <w:r>
+        <w:t xml:space="preserve"> </w:t>
+      </w:r>
+      <w:r>
+        <w:rPr>
+          <w:rFonts w:hint="eastAsia"/>
+        </w:rPr>
+        <w:t xml:space="preserve">0.019%（0.084%）和</w:t>
+      </w:r>
+      <w:r>
+        <w:t xml:space="preserve"> </w:t>
+      </w:r>
+      <w:r>
+        <w:rPr>
+          <w:rFonts w:hint="eastAsia"/>
+        </w:rPr>
+        <w:t xml:space="preserve">0.25%（0.49%）。采用精确算子时，gyroid</w:t>
+      </w:r>
+      <w:r>
+        <w:t xml:space="preserve"> </w:t>
+      </w:r>
+      <w:r>
+        <w:rPr>
+          <w:rFonts w:hint="eastAsia"/>
+        </w:rPr>
+        <w:t xml:space="preserve">点阵需要</w:t>
+      </w:r>
+      <w:r>
+        <w:t xml:space="preserve"> 414 </w:t>
+      </w:r>
+      <w:r>
+        <w:rPr>
+          <w:rFonts w:hint="eastAsia"/>
+        </w:rPr>
+        <w:t xml:space="preserve">次共轭梯度迭代，P</w:t>
+      </w:r>
+      <w:r>
+        <w:t xml:space="preserve"> </w:t>
+      </w:r>
+      <w:r>
+        <w:rPr>
+          <w:rFonts w:hint="eastAsia"/>
+        </w:rPr>
+        <w:t xml:space="preserve">块体为</w:t>
+      </w:r>
+      <w:r>
+        <w:t xml:space="preserve"> 183 </w:t>
+      </w:r>
+      <w:r>
+        <w:rPr>
+          <w:rFonts w:hint="eastAsia"/>
+        </w:rPr>
+        <w:t xml:space="preserve">次；学习算子分别增加</w:t>
+      </w:r>
+      <w:r>
+        <w:t xml:space="preserve"> 20 </w:t>
+      </w:r>
+      <w:r>
+        <w:rPr>
+          <w:rFonts w:hint="eastAsia"/>
+        </w:rPr>
+        <w:t xml:space="preserve">次和</w:t>
+      </w:r>
+      <w:r>
+        <w:t xml:space="preserve"> 22 </w:t>
+      </w:r>
+      <w:r>
+        <w:rPr>
+          <w:rFonts w:hint="eastAsia"/>
+        </w:rPr>
+        <w:t xml:space="preserve">次迭代。</w:t>
+      </w:r>
+    </w:p>
+    <w:p>
+      <w:pPr>
+        <w:pStyle w:val="BodyText"/>
+      </w:pPr>
+      <w:r>
+        <w:rPr>
+          <w:rFonts w:hint="eastAsia"/>
+          <w:b/>
+          <w:bCs/>
+        </w:rPr>
+        <w:t xml:space="preserve">表</w:t>
+      </w:r>
+      <w:r>
+        <w:rPr>
+          <w:b/>
+          <w:bCs/>
+        </w:rPr>
+        <w:t xml:space="preserve"> ST23. P </w:t>
+      </w:r>
+      <w:r>
+        <w:rPr>
+          <w:rFonts w:hint="eastAsia"/>
+          <w:b/>
+          <w:bCs/>
+        </w:rPr>
+        <w:t xml:space="preserve">块体及其</w:t>
+      </w:r>
+      <w:r>
+        <w:rPr>
+          <w:b/>
+          <w:bCs/>
+        </w:rPr>
+        <w:t xml:space="preserve"> gyroid </w:t>
+      </w:r>
+      <w:r>
+        <w:rPr>
+          <w:rFonts w:hint="eastAsia"/>
+          <w:b/>
+          <w:bCs/>
+        </w:rPr>
+        <w:t xml:space="preserve">孪生点阵的柔度与灵敏度误差（%）。</w:t>
+      </w:r>
+      <w:r>
+        <w:t xml:space="preserve"> </w:t>
+      </w:r>
+      <w:r>
+        <w:rPr>
+          <w:rFonts w:hint="eastAsia"/>
+        </w:rPr>
+        <w:t xml:space="preserve">三个面载荷上的最大值，括号内为三个随机载荷上的最大值；灵敏度误差：八分量向量在八个胞元上的最大相对误差。迭代次数：采用学习</w:t>
+      </w:r>
+      <w:r>
+        <w:t xml:space="preserve"> / </w:t>
+      </w:r>
+      <w:r>
+        <w:rPr>
+          <w:rFonts w:hint="eastAsia"/>
+        </w:rPr>
+        <w:t xml:space="preserve">精确凝聚算子的预条件共轭梯度法（补充说明</w:t>
+      </w:r>
+      <w:r>
+        <w:t xml:space="preserve"> </w:t>
+      </w:r>
+      <w:r>
+        <w:rPr>
+          <w:rFonts w:hint="eastAsia"/>
+        </w:rPr>
+        <w:t xml:space="preserve">S4.1），求解至递推相对残差</w:t>
+      </w:r>
+      <w:r>
+        <w:t xml:space="preserve"> </w:t>
+      </w:r>
+      <m:oMath>
+        <m:sSup>
+          <m:e>
+            <m:r>
+              <m:t>10</m:t>
+            </m:r>
+          </m:e>
+          <m:sup>
+            <m:r>
+              <m:rPr>
+                <m:sty m:val="p"/>
+              </m:rPr>
+              <m:t>−</m:t>
+            </m:r>
+            <m:r>
+              <m:t>10</m:t>
+            </m:r>
+          </m:sup>
+        </m:sSup>
+      </m:oMath>
+      <w:r>
+        <w:t xml:space="preserve">。gyroid </w:t>
+      </w:r>
+      <w:r>
+        <w:rPr>
+          <w:rFonts w:hint="eastAsia"/>
+        </w:rPr>
+        <w:t xml:space="preserve">精确解的重新计算相对残差为</w:t>
+      </w:r>
+      <w:r>
+        <w:t xml:space="preserve"> </w:t>
+      </w:r>
+      <m:oMath>
+        <m:r>
+          <m:t>9.6</m:t>
+        </m:r>
+        <m:r>
+          <m:rPr>
+            <m:sty m:val="p"/>
+          </m:rPr>
+          <m:t>×</m:t>
+        </m:r>
+        <m:sSup>
+          <m:e>
+            <m:r>
+              <m:t>10</m:t>
+            </m:r>
+          </m:e>
+          <m:sup>
+            <m:r>
+              <m:rPr>
+                <m:sty m:val="p"/>
+              </m:rPr>
+              <m:t>−</m:t>
+            </m:r>
+            <m:r>
+              <m:t>11</m:t>
+            </m:r>
+          </m:sup>
+        </m:sSup>
+      </m:oMath>
+      <w:r>
+        <w:rPr>
+          <w:rFonts w:hint="eastAsia"/>
+        </w:rPr>
+        <w:t xml:space="preserve">；学习</w:t>
+      </w:r>
+      <w:r>
+        <w:t xml:space="preserve"> gyroid </w:t>
+      </w:r>
+      <w:r>
+        <w:rPr>
+          <w:rFonts w:hint="eastAsia"/>
+        </w:rPr>
+        <w:t xml:space="preserve">求解的重新计算残差停滞于</w:t>
+      </w:r>
+      <w:r>
+        <w:t xml:space="preserve"> </w:t>
+      </w:r>
+      <m:oMath>
+        <m:r>
+          <m:t>2.7</m:t>
+        </m:r>
+        <m:r>
+          <m:rPr>
+            <m:sty m:val="p"/>
+          </m:rPr>
+          <m:t>×</m:t>
+        </m:r>
+        <m:sSup>
+          <m:e>
+            <m:r>
+              <m:t>10</m:t>
+            </m:r>
+          </m:e>
+          <m:sup>
+            <m:r>
+              <m:rPr>
+                <m:sty m:val="p"/>
+              </m:rPr>
+              <m:t>−</m:t>
+            </m:r>
+            <m:r>
+              <m:t>4</m:t>
+            </m:r>
+          </m:sup>
+        </m:sSup>
+      </m:oMath>
+      <w:r>
+        <w:rPr>
+          <w:rFonts w:hint="eastAsia"/>
+        </w:rPr>
+        <w:t xml:space="preserve">（零样本）和</w:t>
+      </w:r>
+      <w:r>
+        <w:t xml:space="preserve"> </w:t>
+      </w:r>
+      <m:oMath>
+        <m:r>
+          <m:t>2.8</m:t>
+        </m:r>
+        <m:r>
+          <m:rPr>
+            <m:sty m:val="p"/>
+          </m:rPr>
+          <m:t>×</m:t>
+        </m:r>
+        <m:sSup>
+          <m:e>
+            <m:r>
+              <m:t>10</m:t>
+            </m:r>
+          </m:e>
+          <m:sup>
+            <m:r>
+              <m:rPr>
+                <m:sty m:val="p"/>
+              </m:rPr>
+              <m:t>−</m:t>
+            </m:r>
+            <m:r>
+              <m:t>4</m:t>
+            </m:r>
+          </m:sup>
+        </m:sSup>
+      </m:oMath>
+      <w:r>
+        <w:rPr>
+          <w:rFonts w:hint="eastAsia"/>
+        </w:rPr>
+        <w:t xml:space="preserve">（继续训练），与第</w:t>
+      </w:r>
+      <w:r>
+        <w:t xml:space="preserve"> 5.8 </w:t>
+      </w:r>
+      <w:r>
+        <w:rPr>
+          <w:rFonts w:hint="eastAsia"/>
+        </w:rPr>
+        <w:t xml:space="preserve">节中</w:t>
+      </w:r>
+      <w:r>
+        <w:t xml:space="preserve"> P </w:t>
+      </w:r>
+      <w:r>
+        <w:rPr>
+          <w:rFonts w:hint="eastAsia"/>
+        </w:rPr>
+        <w:t xml:space="preserve">块体的情形相同。</w:t>
+      </w:r>
+    </w:p>
+    <w:tbl>
+      <w:tblPr>
+        <w:tblStyle w:val="Table"/>
+        <w:tblW w:type="pct" w:w="5000"/>
+        <w:tblLayout w:type="fixed"/>
+        <w:tblLook w:firstRow="1" w:lastRow="0" w:firstColumn="0" w:lastColumn="0" w:noHBand="0" w:noVBand="0" w:val="0020"/>
+      </w:tblPr>
+      <w:tblGrid>
+        <w:gridCol w:w="1397"/>
+        <w:gridCol w:w="1397"/>
+        <w:gridCol w:w="1863"/>
+        <w:gridCol w:w="1863"/>
+        <w:gridCol w:w="1397"/>
+      </w:tblGrid>
+      <w:tr>
+        <w:trPr>
+          <w:tblHeader w:val="on"/>
+        </w:trPr>
+        <w:tc>
+          <w:tcPr/>
+          <w:p>
+            <w:pPr>
+              <w:pStyle w:val="Compact"/>
+            </w:pPr>
+            <w:r>
+              <w:rPr>
+                <w:rFonts w:hint="eastAsia"/>
+              </w:rPr>
+              <w:t xml:space="preserve">点阵</w:t>
+            </w:r>
+          </w:p>
+        </w:tc>
+        <w:tc>
+          <w:tcPr/>
+          <w:p>
+            <w:pPr>
+              <w:pStyle w:val="Compact"/>
+            </w:pPr>
+            <w:r>
+              <w:rPr>
+                <w:rFonts w:hint="eastAsia"/>
+              </w:rPr>
+              <w:t xml:space="preserve">变体</w:t>
+            </w:r>
+          </w:p>
+        </w:tc>
+        <w:tc>
+          <w:tcPr/>
+          <w:p>
+            <w:pPr>
+              <w:pStyle w:val="Compact"/>
+              <w:jc w:val="right"/>
+            </w:pPr>
+            <w:r>
+              <w:rPr>
+                <w:rFonts w:hint="eastAsia"/>
+              </w:rPr>
+              <w:t xml:space="preserve">柔度误差</w:t>
+            </w:r>
+          </w:p>
+        </w:tc>
+        <w:tc>
+          <w:tcPr/>
+          <w:p>
+            <w:pPr>
+              <w:pStyle w:val="Compact"/>
+              <w:jc w:val="right"/>
+            </w:pPr>
+            <w:r>
+              <w:rPr>
+                <w:rFonts w:hint="eastAsia"/>
+              </w:rPr>
+              <w:t xml:space="preserve">灵敏度误差</w:t>
+            </w:r>
+          </w:p>
+        </w:tc>
+        <w:tc>
+          <w:tcPr/>
+          <w:p>
+            <w:pPr>
+              <w:pStyle w:val="Compact"/>
+            </w:pPr>
+            <w:r>
+              <w:rPr>
+                <w:rFonts w:hint="eastAsia"/>
+              </w:rPr>
+              <w:t xml:space="preserve">迭代次数</w:t>
+            </w:r>
+          </w:p>
+        </w:tc>
+      </w:tr>
+      <w:tr>
+        <w:tc>
+          <w:tcPr/>
+          <w:p>
+            <w:pPr>
+              <w:pStyle w:val="Compact"/>
+            </w:pPr>
+            <w:r>
+              <w:t xml:space="preserve">P </w:t>
+            </w:r>
+            <w:r>
+              <w:rPr>
+                <w:rFonts w:hint="eastAsia"/>
+              </w:rPr>
+              <w:t xml:space="preserve">块体（</w:t>
+            </w:r>
+            <m:oMath>
+              <m:r>
+                <m:t>2</m:t>
+              </m:r>
+              <m:r>
+                <m:rPr>
+                  <m:sty m:val="p"/>
+                </m:rPr>
+                <m:t>×</m:t>
+              </m:r>
+              <m:r>
+                <m:t>2</m:t>
+              </m:r>
+              <m:r>
+                <m:rPr>
+                  <m:sty m:val="p"/>
+                </m:rPr>
+                <m:t>×</m:t>
+              </m:r>
+              <m:r>
+                <m:t>2</m:t>
+              </m:r>
+            </m:oMath>
+            <w:r>
+              <w:rPr>
+                <w:rFonts w:hint="eastAsia"/>
+              </w:rPr>
+              <w:t xml:space="preserve">）</w:t>
+            </w:r>
+          </w:p>
+        </w:tc>
+        <w:tc>
+          <w:tcPr/>
+          <w:p>
+            <w:pPr>
+              <w:pStyle w:val="Compact"/>
+            </w:pPr>
+            <w:r>
+              <w:t xml:space="preserve">NICE</w:t>
+            </w:r>
+          </w:p>
+        </w:tc>
+        <w:tc>
+          <w:tcPr/>
+          <w:p>
+            <w:pPr>
+              <w:pStyle w:val="Compact"/>
+              <w:jc w:val="right"/>
+            </w:pPr>
+            <w:r>
+              <w:rPr>
+                <w:rFonts w:hint="eastAsia"/>
+              </w:rPr>
+              <w:t xml:space="preserve">0.014（0.069）</w:t>
+            </w:r>
+          </w:p>
+        </w:tc>
+        <w:tc>
+          <w:tcPr/>
+          <w:p>
+            <w:pPr>
+              <w:pStyle w:val="Compact"/>
+              <w:jc w:val="right"/>
+            </w:pPr>
+            <w:r>
+              <w:rPr>
+                <w:rFonts w:hint="eastAsia"/>
+              </w:rPr>
+              <w:t xml:space="preserve">0.14（0.45）</w:t>
+            </w:r>
+          </w:p>
+        </w:tc>
+        <w:tc>
+          <w:tcPr/>
+          <w:p>
+            <w:pPr>
+              <w:pStyle w:val="Compact"/>
+            </w:pPr>
+            <w:r>
+              <w:t xml:space="preserve">186 / 183</w:t>
+            </w:r>
+          </w:p>
+        </w:tc>
+      </w:tr>
+      <w:tr>
+        <w:tc>
+          <w:tcPr/>
+          <w:p>
+            <w:pPr>
+              <w:pStyle w:val="Compact"/>
+            </w:pPr>
+            <w:r>
+              <w:t xml:space="preserve">P </w:t>
+            </w:r>
+            <w:r>
+              <w:rPr>
+                <w:rFonts w:hint="eastAsia"/>
+              </w:rPr>
+              <w:t xml:space="preserve">块体（</w:t>
+            </w:r>
+            <m:oMath>
+              <m:r>
+                <m:t>2</m:t>
+              </m:r>
+              <m:r>
+                <m:rPr>
+                  <m:sty m:val="p"/>
+                </m:rPr>
+                <m:t>×</m:t>
+              </m:r>
+              <m:r>
+                <m:t>2</m:t>
+              </m:r>
+              <m:r>
+                <m:rPr>
+                  <m:sty m:val="p"/>
+                </m:rPr>
+                <m:t>×</m:t>
+              </m:r>
+              <m:r>
+                <m:t>2</m:t>
+              </m:r>
+            </m:oMath>
+            <w:r>
+              <w:rPr>
+                <w:rFonts w:hint="eastAsia"/>
+              </w:rPr>
+              <w:t xml:space="preserve">）</w:t>
+            </w:r>
+          </w:p>
+        </w:tc>
+        <w:tc>
+          <w:tcPr/>
+          <w:p>
+            <w:pPr>
+              <w:pStyle w:val="Compact"/>
+            </w:pPr>
+            <w:r>
+              <w:rPr>
+                <w:rFonts w:hint="eastAsia"/>
+              </w:rPr>
+              <w:t xml:space="preserve">NICE（继续训练）</w:t>
+            </w:r>
+          </w:p>
+        </w:tc>
+        <w:tc>
+          <w:tcPr/>
+          <w:p>
+            <w:pPr>
+              <w:pStyle w:val="Compact"/>
+              <w:jc w:val="right"/>
+            </w:pPr>
+            <w:r>
+              <w:rPr>
+                <w:rFonts w:hint="eastAsia"/>
+              </w:rPr>
+              <w:t xml:space="preserve">0.019（0.084）</w:t>
+            </w:r>
+          </w:p>
+        </w:tc>
+        <w:tc>
+          <w:tcPr/>
+          <w:p>
+            <w:pPr>
+              <w:pStyle w:val="Compact"/>
+              <w:jc w:val="right"/>
+            </w:pPr>
+            <w:r>
+              <w:rPr>
+                <w:rFonts w:hint="eastAsia"/>
+              </w:rPr>
+              <w:t xml:space="preserve">0.25（0.49）</w:t>
+            </w:r>
+          </w:p>
+        </w:tc>
+        <w:tc>
+          <w:tcPr/>
+          <w:p>
+            <w:pPr>
+              <w:pStyle w:val="Compact"/>
+            </w:pPr>
+            <w:r>
+              <w:t xml:space="preserve">187 / 183</w:t>
+            </w:r>
+          </w:p>
+        </w:tc>
+      </w:tr>
+      <w:tr>
+        <w:tc>
+          <w:tcPr/>
+          <w:p>
+            <w:pPr>
+              <w:pStyle w:val="Compact"/>
+            </w:pPr>
+            <w:r>
+              <w:t xml:space="preserve">gyroid </w:t>
+            </w:r>
+            <w:r>
+              <w:rPr>
+                <w:rFonts w:hint="eastAsia"/>
+              </w:rPr>
+              <w:t xml:space="preserve">块体（</w:t>
+            </w:r>
+            <m:oMath>
+              <m:r>
+                <m:t>2</m:t>
+              </m:r>
+              <m:r>
+                <m:rPr>
+                  <m:sty m:val="p"/>
+                </m:rPr>
+                <m:t>×</m:t>
+              </m:r>
+              <m:r>
+                <m:t>2</m:t>
+              </m:r>
+              <m:r>
+                <m:rPr>
+                  <m:sty m:val="p"/>
+                </m:rPr>
+                <m:t>×</m:t>
+              </m:r>
+              <m:r>
+                <m:t>2</m:t>
+              </m:r>
+            </m:oMath>
+            <w:r>
+              <w:rPr>
+                <w:rFonts w:hint="eastAsia"/>
+              </w:rPr>
+              <w:t xml:space="preserve">）</w:t>
+            </w:r>
+          </w:p>
+        </w:tc>
+        <w:tc>
+          <w:tcPr/>
+          <w:p>
+            <w:pPr>
+              <w:pStyle w:val="Compact"/>
+            </w:pPr>
+            <w:r>
+              <w:rPr>
+                <w:rFonts w:hint="eastAsia"/>
+              </w:rPr>
+              <w:t xml:space="preserve">NICE（零样本）</w:t>
+            </w:r>
+          </w:p>
+        </w:tc>
+        <w:tc>
+          <w:tcPr/>
+          <w:p>
+            <w:pPr>
+              <w:pStyle w:val="Compact"/>
+              <w:jc w:val="right"/>
+            </w:pPr>
+            <w:r>
+              <w:rPr>
+                <w:rFonts w:hint="eastAsia"/>
+              </w:rPr>
+              <w:t xml:space="preserve">1.53（2.14）</w:t>
+            </w:r>
+          </w:p>
+        </w:tc>
+        <w:tc>
+          <w:tcPr/>
+          <w:p>
+            <w:pPr>
+              <w:pStyle w:val="Compact"/>
+              <w:jc w:val="right"/>
+            </w:pPr>
+            <w:r>
+              <w:rPr>
+                <w:rFonts w:hint="eastAsia"/>
+              </w:rPr>
+              <w:t xml:space="preserve">13.5（10.6）</w:t>
+            </w:r>
+          </w:p>
+        </w:tc>
+        <w:tc>
+          <w:tcPr/>
+          <w:p>
+            <w:pPr>
+              <w:pStyle w:val="Compact"/>
+            </w:pPr>
+            <w:r>
+              <w:t xml:space="preserve">434 / 414</w:t>
+            </w:r>
+          </w:p>
+        </w:tc>
+      </w:tr>
+      <w:tr>
+        <w:tc>
+          <w:tcPr/>
+          <w:p>
+            <w:pPr>
+              <w:pStyle w:val="Compact"/>
+            </w:pPr>
+            <w:r>
+              <w:t xml:space="preserve">gyroid </w:t>
+            </w:r>
+            <w:r>
+              <w:rPr>
+                <w:rFonts w:hint="eastAsia"/>
+              </w:rPr>
+              <w:t xml:space="preserve">块体（</w:t>
+            </w:r>
+            <m:oMath>
+              <m:r>
+                <m:t>2</m:t>
+              </m:r>
+              <m:r>
+                <m:rPr>
+                  <m:sty m:val="p"/>
+                </m:rPr>
+                <m:t>×</m:t>
+              </m:r>
+              <m:r>
+                <m:t>2</m:t>
+              </m:r>
+              <m:r>
+                <m:rPr>
+                  <m:sty m:val="p"/>
+                </m:rPr>
+                <m:t>×</m:t>
+              </m:r>
+              <m:r>
+                <m:t>2</m:t>
+              </m:r>
+            </m:oMath>
+            <w:r>
+              <w:rPr>
+                <w:rFonts w:hint="eastAsia"/>
+              </w:rPr>
+              <w:t xml:space="preserve">）</w:t>
+            </w:r>
+          </w:p>
+        </w:tc>
+        <w:tc>
+          <w:tcPr/>
+          <w:p>
+            <w:pPr>
+              <w:pStyle w:val="Compact"/>
+            </w:pPr>
+            <w:r>
+              <w:rPr>
+                <w:rFonts w:hint="eastAsia"/>
+              </w:rPr>
+              <w:t xml:space="preserve">NICE（继续训练）</w:t>
+            </w:r>
+          </w:p>
+        </w:tc>
+        <w:tc>
+          <w:tcPr/>
+          <w:p>
+            <w:pPr>
+              <w:pStyle w:val="Compact"/>
+              <w:jc w:val="right"/>
+            </w:pPr>
+            <w:r>
+              <w:rPr>
+                <w:rFonts w:hint="eastAsia"/>
+              </w:rPr>
+              <w:t xml:space="preserve">0.23（0.35）</w:t>
+            </w:r>
+          </w:p>
+        </w:tc>
+        <w:tc>
+          <w:tcPr/>
+          <w:p>
+            <w:pPr>
+              <w:pStyle w:val="Compact"/>
+              <w:jc w:val="right"/>
+            </w:pPr>
+            <w:r>
+              <w:rPr>
+                <w:rFonts w:hint="eastAsia"/>
+              </w:rPr>
+              <w:t xml:space="preserve">1.84（3.57）</w:t>
+            </w:r>
+          </w:p>
+        </w:tc>
+        <w:tc>
+          <w:tcPr/>
+          <w:p>
+            <w:pPr>
+              <w:pStyle w:val="Compact"/>
+            </w:pPr>
+            <w:r>
+              <w:t xml:space="preserve">436 / 414</w:t>
+            </w:r>
+          </w:p>
+        </w:tc>
+      </w:tr>
+    </w:tbl>
+    <w:p>
+      <w:pPr>
+        <w:pStyle w:val="BodyText"/>
+      </w:pPr>
+      <w:r>
+        <w:rPr>
+          <w:rFonts w:hint="eastAsia"/>
+          <w:b/>
+          <w:bCs/>
+        </w:rPr>
+        <w:t xml:space="preserve">解读。</w:t>
+      </w:r>
+      <w:r>
+        <w:t xml:space="preserve"> </w:t>
+      </w:r>
+      <w:r>
+        <w:rPr>
+          <w:rFonts w:hint="eastAsia"/>
+        </w:rPr>
+        <w:t xml:space="preserve">构造原样迁移：能量形式、完整延拓的转置、校正和装配均未经修改地用于</w:t>
+      </w:r>
+      <w:r>
+        <w:t xml:space="preserve"> gyroid </w:t>
+      </w:r>
+      <w:r>
+        <w:rPr>
+          <w:rFonts w:hint="eastAsia"/>
+        </w:rPr>
+        <w:t xml:space="preserve">胞元，不依赖网络参数的性质对它们与对</w:t>
+      </w:r>
+      <w:r>
+        <w:t xml:space="preserve"> P </w:t>
+      </w:r>
+      <w:r>
+        <w:rPr>
+          <w:rFonts w:hint="eastAsia"/>
+        </w:rPr>
+        <w:t xml:space="preserve">胞元同样成立。训练所得的网络则专属于其胞元族：零样本时，gyroid</w:t>
+      </w:r>
+      <w:r>
+        <w:t xml:space="preserve"> </w:t>
+      </w:r>
+      <w:r>
+        <w:rPr>
+          <w:rFonts w:hint="eastAsia"/>
+        </w:rPr>
+        <w:t xml:space="preserve">胞元在载荷与支撑类别下的误差均值是</w:t>
+      </w:r>
+      <w:r>
+        <w:t xml:space="preserve"> P </w:t>
+      </w:r>
+      <w:r>
+        <w:rPr>
+          <w:rFonts w:hint="eastAsia"/>
+        </w:rPr>
+        <w:t xml:space="preserve">孪生胞元的</w:t>
+      </w:r>
+      <w:r>
+        <w:t xml:space="preserve"> 56 </w:t>
+      </w:r>
+      <w:r>
+        <w:rPr>
+          <w:rFonts w:hint="eastAsia"/>
+        </w:rPr>
+        <w:t xml:space="preserve">至</w:t>
+      </w:r>
+      <w:r>
+        <w:t xml:space="preserve"> 234 </w:t>
+      </w:r>
+      <w:r>
+        <w:rPr>
+          <w:rFonts w:hint="eastAsia"/>
+        </w:rPr>
+        <w:t xml:space="preserve">倍，原样的校正无法弥补这一差距。纳入十八个</w:t>
+      </w:r>
+      <w:r>
+        <w:t xml:space="preserve"> gyroid </w:t>
+      </w:r>
+      <w:r>
+        <w:rPr>
+          <w:rFonts w:hint="eastAsia"/>
+        </w:rPr>
+        <w:t xml:space="preserve">胞元、为期</w:t>
+      </w:r>
+      <w:r>
+        <w:t xml:space="preserve"> 8,000 </w:t>
+      </w:r>
+      <w:r>
+        <w:rPr>
+          <w:rFonts w:hint="eastAsia"/>
+        </w:rPr>
+        <w:t xml:space="preserve">个训练步的继续训练将这些误差降低六至十倍，降至</w:t>
+      </w:r>
+      <w:r>
+        <w:t xml:space="preserve"> P </w:t>
+      </w:r>
+      <w:r>
+        <w:rPr>
+          <w:rFonts w:hint="eastAsia"/>
+        </w:rPr>
+        <w:t xml:space="preserve">水平的</w:t>
+      </w:r>
+      <w:r>
+        <w:t xml:space="preserve"> 6 </w:t>
+      </w:r>
+      <w:r>
+        <w:rPr>
+          <w:rFonts w:hint="eastAsia"/>
+        </w:rPr>
+        <w:t xml:space="preserve">至</w:t>
+      </w:r>
+      <w:r>
+        <w:t xml:space="preserve"> 23 </w:t>
+      </w:r>
+      <w:r>
+        <w:rPr>
+          <w:rFonts w:hint="eastAsia"/>
+        </w:rPr>
+        <w:t xml:space="preserve">倍，并使</w:t>
+      </w:r>
+      <w:r>
+        <w:t xml:space="preserve"> gyroid </w:t>
+      </w:r>
+      <w:r>
+        <w:rPr>
+          <w:rFonts w:hint="eastAsia"/>
+        </w:rPr>
+        <w:t xml:space="preserve">点阵在面载荷下的柔度误差降至</w:t>
+      </w:r>
+      <w:r>
+        <w:t xml:space="preserve"> </w:t>
+      </w:r>
+      <w:r>
+        <w:rPr>
+          <w:rFonts w:hint="eastAsia"/>
+        </w:rPr>
+        <w:t xml:space="preserve">0.23%、灵敏度误差降至</w:t>
+      </w:r>
+      <w:r>
+        <w:t xml:space="preserve"> </w:t>
+      </w:r>
+      <w:r>
+        <w:rPr>
+          <w:rFonts w:hint="eastAsia"/>
+        </w:rPr>
+        <w:t xml:space="preserve">1.84%；与此同时，其在</w:t>
+      </w:r>
+      <w:r>
+        <w:t xml:space="preserve"> P </w:t>
+      </w:r>
+      <w:r>
+        <w:rPr>
+          <w:rFonts w:hint="eastAsia"/>
+        </w:rPr>
+        <w:t xml:space="preserve">验证胞元上的类别均值为</w:t>
+      </w:r>
+      <w:r>
+        <w:t xml:space="preserve"> NICE </w:t>
+      </w:r>
+      <w:r>
+        <w:rPr>
+          <w:rFonts w:hint="eastAsia"/>
+        </w:rPr>
+        <w:t xml:space="preserve">的</w:t>
+      </w:r>
+      <w:r>
+        <w:t xml:space="preserve"> 1.1 </w:t>
+      </w:r>
+      <w:r>
+        <w:rPr>
+          <w:rFonts w:hint="eastAsia"/>
+        </w:rPr>
+        <w:t xml:space="preserve">至</w:t>
+      </w:r>
+      <w:r>
+        <w:t xml:space="preserve"> 1.7 </w:t>
+      </w:r>
+      <w:r>
+        <w:rPr>
+          <w:rFonts w:hint="eastAsia"/>
+        </w:rPr>
+        <w:t xml:space="preserve">倍。更多</w:t>
+      </w:r>
+      <w:r>
+        <w:t xml:space="preserve"> gyroid </w:t>
+      </w:r>
+      <w:r>
+        <w:rPr>
+          <w:rFonts w:hint="eastAsia"/>
+        </w:rPr>
+        <w:t xml:space="preserve">数据和训练能否达到</w:t>
+      </w:r>
+      <w:r>
+        <w:t xml:space="preserve"> P </w:t>
+      </w:r>
+      <w:r>
+        <w:rPr>
+          <w:rFonts w:hint="eastAsia"/>
+        </w:rPr>
+        <w:t xml:space="preserve">水平未作检验。因此，新的</w:t>
+      </w:r>
+      <w:r>
+        <w:t xml:space="preserve"> TPMS </w:t>
+      </w:r>
+      <w:r>
+        <w:rPr>
+          <w:rFonts w:hint="eastAsia"/>
+        </w:rPr>
+        <w:t xml:space="preserve">族需要新的训练数据（第</w:t>
+      </w:r>
+      <w:r>
+        <w:t xml:space="preserve"> 6.3 </w:t>
+      </w:r>
+      <w:r>
+        <w:rPr>
+          <w:rFonts w:hint="eastAsia"/>
+        </w:rPr>
+        <w:t xml:space="preserve">节），但不需要新的构造。</w:t>
+      </w:r>
+    </w:p>
+    <w:p>
+      <w:pPr>
+        <w:pStyle w:val="BodyText"/>
+      </w:pPr>
+      <w:r>
+        <w:rPr>
+          <w:rFonts w:hint="eastAsia"/>
+          <w:b/>
+          <w:bCs/>
+        </w:rPr>
+        <w:t xml:space="preserve">记录。</w:t>
+      </w:r>
+      <w:r>
+        <w:t xml:space="preserve"> </w:t>
+      </w:r>
+      <w:r>
+        <w:rPr>
+          <w:rFonts w:hint="eastAsia"/>
+        </w:rPr>
+        <w:t xml:space="preserve">数据存档中的记录标识符（文件位于</w:t>
+      </w:r>
+      <w:r>
+        <w:t xml:space="preserve"> </w:t>
+      </w:r>
+      <w:r>
+        <w:rPr>
+          <w:rStyle w:val="VerbatimChar"/>
+        </w:rPr>
+        <w:t xml:space="preserve">evidence/gcell/</w:t>
+      </w:r>
+      <w:r>
+        <w:rPr>
+          <w:rFonts w:hint="eastAsia"/>
+        </w:rPr>
+        <w:t xml:space="preserve">）：gval.json（gyroid</w:t>
+      </w:r>
+      <w:r>
+        <w:t xml:space="preserve"> </w:t>
+      </w:r>
+      <w:r>
+        <w:rPr>
+          <w:rFonts w:hint="eastAsia"/>
+        </w:rPr>
+        <w:t xml:space="preserve">孪生胞元：P</w:t>
+      </w:r>
+      <w:r>
+        <w:t xml:space="preserve"> </w:t>
+      </w:r>
+      <w:r>
+        <w:rPr>
+          <w:rFonts w:hint="eastAsia"/>
+        </w:rPr>
+        <w:t xml:space="preserve">孪生胞元、分层与角点参数）；gval_A3.json</w:t>
+      </w:r>
+      <w:r>
+        <w:t xml:space="preserve"> </w:t>
+      </w:r>
+      <w:r>
+        <w:rPr>
+          <w:rFonts w:hint="eastAsia"/>
+        </w:rPr>
+        <w:t xml:space="preserve">和</w:t>
+      </w:r>
+      <w:r>
+        <w:t xml:space="preserve"> </w:t>
+      </w:r>
+      <w:r>
+        <w:rPr>
+          <w:rFonts w:hint="eastAsia"/>
+        </w:rPr>
+        <w:t xml:space="preserve">gval_A3G.json（gyroid</w:t>
+      </w:r>
+      <w:r>
+        <w:t xml:space="preserve"> </w:t>
+      </w:r>
+      <w:r>
+        <w:rPr>
+          <w:rFonts w:hint="eastAsia"/>
+        </w:rPr>
+        <w:t xml:space="preserve">单胞元，NICE</w:t>
+      </w:r>
+      <w:r>
+        <w:t xml:space="preserve"> </w:t>
+      </w:r>
+      <w:r>
+        <w:rPr>
+          <w:rFonts w:hint="eastAsia"/>
+        </w:rPr>
+        <w:t xml:space="preserve">零样本与继续训练）；newval_A3G.json（80</w:t>
+      </w:r>
+      <w:r>
+        <w:t xml:space="preserve"> </w:t>
+      </w:r>
+      <w:r>
+        <w:rPr>
+          <w:rFonts w:hint="eastAsia"/>
+        </w:rPr>
+        <w:t xml:space="preserve">个</w:t>
+      </w:r>
+      <w:r>
+        <w:t xml:space="preserve"> P </w:t>
+      </w:r>
+      <w:r>
+        <w:rPr>
+          <w:rFonts w:hint="eastAsia"/>
+        </w:rPr>
+        <w:t xml:space="preserve">验证胞元，NICE</w:t>
+      </w:r>
+      <w:r>
+        <w:t xml:space="preserve"> </w:t>
+      </w:r>
+      <w:r>
+        <w:rPr>
+          <w:rFonts w:hint="eastAsia"/>
+        </w:rPr>
+        <w:t xml:space="preserve">继续训练；同一次评估中的</w:t>
+      </w:r>
+      <w:r>
+        <w:t xml:space="preserve"> </w:t>
+      </w:r>
+      <w:r>
+        <w:rPr>
+          <w:rFonts w:hint="eastAsia"/>
+        </w:rPr>
+        <w:t xml:space="preserve">NICE：</w:t>
+      </w:r>
+      <w:r>
+        <w:rPr>
+          <w:rStyle w:val="VerbatimChar"/>
+        </w:rPr>
+        <w:t xml:space="preserve">evidence/newval_A3_2grid.json</w:t>
+      </w:r>
+      <w:r>
+        <w:rPr>
+          <w:rFonts w:hint="eastAsia"/>
+        </w:rPr>
+        <w:t xml:space="preserve">）；lat_hetero_g222.json</w:t>
+      </w:r>
+      <w:r>
+        <w:t xml:space="preserve"> </w:t>
+      </w:r>
+      <w:r>
+        <w:rPr>
+          <w:rFonts w:hint="eastAsia"/>
+        </w:rPr>
+        <w:t xml:space="preserve">和</w:t>
+      </w:r>
+      <w:r>
+        <w:t xml:space="preserve"> </w:t>
+      </w:r>
+      <w:r>
+        <w:rPr>
+          <w:rFonts w:hint="eastAsia"/>
+        </w:rPr>
+        <w:t xml:space="preserve">lat_hetero_g222_A3G.json（gyroid</w:t>
+      </w:r>
+      <w:r>
+        <w:t xml:space="preserve"> </w:t>
+      </w:r>
+      <w:r>
+        <w:rPr>
+          <w:rFonts w:hint="eastAsia"/>
+        </w:rPr>
+        <w:t xml:space="preserve">块体，NICE</w:t>
+      </w:r>
+      <w:r>
+        <w:t xml:space="preserve"> </w:t>
+      </w:r>
+      <w:r>
+        <w:rPr>
+          <w:rFonts w:hint="eastAsia"/>
+        </w:rPr>
+        <w:t xml:space="preserve">零样本与继续训练）；lat_hetero222_A3G.json（P</w:t>
+      </w:r>
+      <w:r>
+        <w:t xml:space="preserve"> </w:t>
+      </w:r>
+      <w:r>
+        <w:rPr>
+          <w:rFonts w:hint="eastAsia"/>
+        </w:rPr>
+        <w:t xml:space="preserve">块体，NICE</w:t>
+      </w:r>
+      <w:r>
+        <w:t xml:space="preserve"> </w:t>
+      </w:r>
+      <w:r>
+        <w:rPr>
+          <w:rFonts w:hint="eastAsia"/>
+        </w:rPr>
+        <w:t xml:space="preserve">继续训练）；g_vs_p_222.json（P</w:t>
+      </w:r>
+      <w:r>
+        <w:t xml:space="preserve"> </w:t>
+      </w:r>
+      <w:r>
+        <w:rPr>
+          <w:rFonts w:hint="eastAsia"/>
+        </w:rPr>
+        <w:t xml:space="preserve">与</w:t>
+      </w:r>
+      <w:r>
+        <w:t xml:space="preserve"> gyroid </w:t>
+      </w:r>
+      <w:r>
+        <w:rPr>
+          <w:rFonts w:hint="eastAsia"/>
+        </w:rPr>
+        <w:t xml:space="preserve">块体，NICE）。</w:t>
+      </w:r>
+    </w:p>
     <w:p>
       <w:pPr>
         <w:pStyle w:val="Heading2"/>
@@ -51031,7 +56163,7 @@
         <w:rPr>
           <w:rFonts w:hint="eastAsia"/>
         </w:rPr>
-        <w:t xml:space="preserve">单个胞在一个盒面上固支，并在另一个面上沿三个笛卡尔方向分别受单位一致面力作用。在</w:t>
+        <w:t xml:space="preserve">单个胞元在一个胞元边界面上固支，并在另一个面上沿三个笛卡尔方向分别受单位一致面力作用。在</w:t>
       </w:r>
       <w:r>
         <w:t xml:space="preserve"> (a)、(b) </w:t>
@@ -51404,7 +56536,7 @@
         <w:rPr>
           <w:rFonts w:hint="eastAsia"/>
         </w:rPr>
-        <w:t xml:space="preserve">误差最大（W1）和壁厚最薄（W3）的验证胞加密至</w:t>
+        <w:t xml:space="preserve">误差最大（W1）和壁厚最薄（W3）的验证胞元加密至</w:t>
       </w:r>
       <w:r>
         <w:t xml:space="preserve"> </w:t>
@@ -51564,7 +56696,7 @@
         <w:rPr>
           <w:rFonts w:hint="eastAsia"/>
         </w:rPr>
-        <w:t xml:space="preserve">个几何，刚度缩放支撑和邻胞诱导位移两类各包含</w:t>
+        <w:t xml:space="preserve">个几何，刚度缩放支撑和邻胞元诱导位移两类各包含</w:t>
       </w:r>
       <w:r>
         <w:t xml:space="preserve"> 75 </w:t>
@@ -51678,7 +56810,7 @@
         <w:rPr>
           <w:rFonts w:hint="eastAsia"/>
         </w:rPr>
-        <w:t xml:space="preserve">一致面力响应与节点力响应的平均能量误差与灵敏度误差配对，基础网络使用六个胞，未校正使用五个胞。(b)</w:t>
+        <w:t xml:space="preserve">一致面力响应与节点力响应的平均能量误差与灵敏度误差配对，基础网络使用六个胞元，未校正使用五个胞元。(b)</w:t>
       </w:r>
       <w:r>
         <w:t xml:space="preserve"> </w:t>
@@ -51911,6 +57043,338 @@
           <w:rFonts w:hint="eastAsia"/>
         </w:rPr>
         <w:t xml:space="preserve">ST05a）。</w:t>
+      </w:r>
+    </w:p>
+    <w:p>
+      <w:pPr>
+        <w:pStyle w:val="BodyText"/>
+      </w:pPr>
+      <w:r>
+        <w:drawing>
+          <wp:inline>
+            <wp:extent cx="5334000" cy="4991242"/>
+            <wp:effectExtent b="0" l="0" r="0" t="0"/>
+            <wp:docPr descr="Figure S04" title="" id="21" name="Picture"/>
+            <a:graphic>
+              <a:graphicData uri="http://schemas.openxmlformats.org/drawingml/2006/picture">
+                <pic:pic>
+                  <pic:nvPicPr>
+                    <pic:cNvPr descr="figures/S07_energy_share_variants.png" id="22" name="Picture"/>
+                    <pic:cNvPicPr>
+                      <a:picLocks noChangeArrowheads="1" noChangeAspect="1"/>
+                    </pic:cNvPicPr>
+                  </pic:nvPicPr>
+                  <pic:blipFill>
+                    <a:blip r:embed="rId20"/>
+                    <a:stretch>
+                      <a:fillRect/>
+                    </a:stretch>
+                  </pic:blipFill>
+                  <pic:spPr bwMode="auto">
+                    <a:xfrm>
+                      <a:off x="0" y="0"/>
+                      <a:ext cx="5334000" cy="4991242"/>
+                    </a:xfrm>
+                    <a:prstGeom prst="rect">
+                      <a:avLst/>
+                    </a:prstGeom>
+                    <a:noFill/>
+                    <a:ln w="9525">
+                      <a:noFill/>
+                      <a:headEnd/>
+                      <a:tailEnd/>
+                    </a:ln>
+                  </pic:spPr>
+                </pic:pic>
+              </a:graphicData>
+            </a:graphic>
+          </wp:inline>
+        </w:drawing>
+      </w:r>
+    </w:p>
+    <w:p>
+      <w:pPr>
+        <w:pStyle w:val="BodyText"/>
+      </w:pPr>
+      <w:r>
+        <w:rPr>
+          <w:rFonts w:hint="eastAsia"/>
+          <w:b/>
+          <w:bCs/>
+        </w:rPr>
+        <w:t xml:space="preserve">图</w:t>
+      </w:r>
+      <w:r>
+        <w:rPr>
+          <w:b/>
+          <w:bCs/>
+        </w:rPr>
+        <w:t xml:space="preserve"> S04. </w:t>
+      </w:r>
+      <w:r>
+        <w:rPr>
+          <w:rFonts w:hint="eastAsia"/>
+          <w:b/>
+          <w:bCs/>
+        </w:rPr>
+        <w:t xml:space="preserve">其余四个变体遵循图</w:t>
+      </w:r>
+      <w:r>
+        <w:rPr>
+          <w:b/>
+          <w:bCs/>
+        </w:rPr>
+        <w:t xml:space="preserve"> 11 </w:t>
+      </w:r>
+      <w:r>
+        <w:rPr>
+          <w:rFonts w:hint="eastAsia"/>
+          <w:b/>
+          <w:bCs/>
+        </w:rPr>
+        <w:t xml:space="preserve">中的关系。</w:t>
+      </w:r>
+      <w:r>
+        <w:t xml:space="preserve"> </w:t>
+      </w:r>
+      <w:r>
+        <w:rPr>
+          <w:rFonts w:hint="eastAsia"/>
+        </w:rPr>
+        <w:t xml:space="preserve">与图</w:t>
+      </w:r>
+      <w:r>
+        <w:t xml:space="preserve"> 11 </w:t>
+      </w:r>
+      <w:r>
+        <w:rPr>
+          <w:rFonts w:hint="eastAsia"/>
+        </w:rPr>
+        <w:t xml:space="preserve">相对应，(a–c)</w:t>
+      </w:r>
+      <w:r>
+        <w:t xml:space="preserve"> </w:t>
+      </w:r>
+      <w:r>
+        <w:rPr>
+          <w:rFonts w:hint="eastAsia"/>
+        </w:rPr>
+        <w:t xml:space="preserve">为基础网络，(d–f)</w:t>
+      </w:r>
+      <w:r>
+        <w:t xml:space="preserve"> </w:t>
+      </w:r>
+      <w:r>
+        <w:rPr>
+          <w:rFonts w:hint="eastAsia"/>
+        </w:rPr>
+        <w:t xml:space="preserve">为未校正，(g–i)</w:t>
+      </w:r>
+      <w:r>
+        <w:t xml:space="preserve"> </w:t>
+      </w:r>
+      <w:r>
+        <w:rPr>
+          <w:rFonts w:hint="eastAsia"/>
+        </w:rPr>
+        <w:t xml:space="preserve">为平滑训练，(j–l)</w:t>
+      </w:r>
+      <w:r>
+        <w:t xml:space="preserve"> </w:t>
+      </w:r>
+      <w:r>
+        <w:rPr>
+          <w:rFonts w:hint="eastAsia"/>
+        </w:rPr>
+        <w:t xml:space="preserve">为部署时施加校正的基础网络。每个点对应各变体所评估配置中的一个载荷（分别为</w:t>
+      </w:r>
+      <w:r>
+        <w:t xml:space="preserve"> 54、87、96 </w:t>
+      </w:r>
+      <w:r>
+        <w:rPr>
+          <w:rFonts w:hint="eastAsia"/>
+        </w:rPr>
+        <w:t xml:space="preserve">和</w:t>
+      </w:r>
+      <w:r>
+        <w:t xml:space="preserve"> 114 </w:t>
+      </w:r>
+      <w:r>
+        <w:rPr>
+          <w:rFonts w:hint="eastAsia"/>
+        </w:rPr>
+        <w:t xml:space="preserve">个载荷；表</w:t>
+      </w:r>
+      <w:r>
+        <w:t xml:space="preserve"> ST08 </w:t>
+      </w:r>
+      <w:r>
+        <w:rPr>
+          <w:rFonts w:hint="eastAsia"/>
+        </w:rPr>
+        <w:t xml:space="preserve">和表</w:t>
+      </w:r>
+      <w:r>
+        <w:t xml:space="preserve"> </w:t>
+      </w:r>
+      <w:r>
+        <w:rPr>
+          <w:rFonts w:hint="eastAsia"/>
+        </w:rPr>
+        <w:t xml:space="preserve">ST09）；实心标记表示面载荷，空心标记表示切割面载荷。第一行：柔度误差与</w:t>
+      </w:r>
+      <w:r>
+        <w:t xml:space="preserve"> </w:t>
+      </w:r>
+      <m:oMath>
+        <m:r>
+          <m:t>β</m:t>
+        </m:r>
+      </m:oMath>
+      <w:r>
+        <w:t xml:space="preserve"> </w:t>
+      </w:r>
+      <w:r>
+        <w:rPr>
+          <w:rFonts w:hint="eastAsia"/>
+        </w:rPr>
+        <w:t xml:space="preserve">的关系；直线表示相等。四个变体的柔度误差与</w:t>
+      </w:r>
+      <w:r>
+        <w:t xml:space="preserve"> </w:t>
+      </w:r>
+      <m:oMath>
+        <m:r>
+          <m:t>β</m:t>
+        </m:r>
+      </m:oMath>
+      <w:r>
+        <w:t xml:space="preserve"> </w:t>
+      </w:r>
+      <w:r>
+        <w:rPr>
+          <w:rFonts w:hint="eastAsia"/>
+        </w:rPr>
+        <w:t xml:space="preserve">之比分别介于</w:t>
+      </w:r>
+      <w:r>
+        <w:t xml:space="preserve"> 0.80–0.98、0.79–0.99、0.92–0.99 </w:t>
+      </w:r>
+      <w:r>
+        <w:rPr>
+          <w:rFonts w:hint="eastAsia"/>
+        </w:rPr>
+        <w:t xml:space="preserve">和</w:t>
+      </w:r>
+      <w:r>
+        <w:t xml:space="preserve"> 0.96–1.006 </w:t>
+      </w:r>
+      <w:r>
+        <w:rPr>
+          <w:rFonts w:hint="eastAsia"/>
+        </w:rPr>
+        <w:t xml:space="preserve">之间；比值高于</w:t>
+      </w:r>
+      <w:r>
+        <w:t xml:space="preserve"> 1 </w:t>
+      </w:r>
+      <w:r>
+        <w:rPr>
+          <w:rFonts w:hint="eastAsia"/>
+        </w:rPr>
+        <w:t xml:space="preserve">的六个载荷，其超出量至多为柔度的</w:t>
+      </w:r>
+      <w:r>
+        <w:t xml:space="preserve"> </w:t>
+      </w:r>
+      <m:oMath>
+        <m:r>
+          <m:t>1.3</m:t>
+        </m:r>
+        <m:r>
+          <m:rPr>
+            <m:sty m:val="p"/>
+          </m:rPr>
+          <m:t>×</m:t>
+        </m:r>
+        <m:sSup>
+          <m:e>
+            <m:r>
+              <m:t>10</m:t>
+            </m:r>
+          </m:e>
+          <m:sup>
+            <m:r>
+              <m:rPr>
+                <m:sty m:val="p"/>
+              </m:rPr>
+              <m:t>−</m:t>
+            </m:r>
+            <m:r>
+              <m:t>9</m:t>
+            </m:r>
+          </m:sup>
+        </m:sSup>
+      </m:oMath>
+      <w:r>
+        <w:rPr>
+          <w:rFonts w:hint="eastAsia"/>
+        </w:rPr>
+        <w:t xml:space="preserve">。第二行和第三行：柔度误差和目标胞元灵敏度误差随目标胞元精确能量份额</w:t>
+      </w:r>
+      <w:r>
+        <w:t xml:space="preserve"> </w:t>
+      </w:r>
+      <m:oMath>
+        <m:r>
+          <m:t>w</m:t>
+        </m:r>
+      </m:oMath>
+      <w:r>
+        <w:t xml:space="preserve"> </w:t>
+      </w:r>
+      <w:r>
+        <w:rPr>
+          <w:rFonts w:hint="eastAsia"/>
+        </w:rPr>
+        <w:t xml:space="preserve">的变化；直线为对数坐标下的最小二乘拟合，各子图中标出其斜率。所有子图共用误差坐标轴。(a–c)</w:t>
+      </w:r>
+      <w:r>
+        <w:t xml:space="preserve"> </w:t>
+      </w:r>
+      <w:r>
+        <w:rPr>
+          <w:rFonts w:hint="eastAsia"/>
+        </w:rPr>
+        <w:t xml:space="preserve">中圈出的载荷为</w:t>
+      </w:r>
+      <w:r>
+        <w:t xml:space="preserve"> U1/x </w:t>
+      </w:r>
+      <w:r>
+        <w:rPr>
+          <w:rFonts w:hint="eastAsia"/>
+        </w:rPr>
+        <w:t xml:space="preserve">上的邻胞元面</w:t>
+      </w:r>
+      <w:r>
+        <w:t xml:space="preserve"> z </w:t>
+      </w:r>
+      <w:r>
+        <w:rPr>
+          <w:rFonts w:hint="eastAsia"/>
+        </w:rPr>
+        <w:t xml:space="preserve">向面力，其数值见表</w:t>
+      </w:r>
+      <w:r>
+        <w:t xml:space="preserve"> ST08 </w:t>
+      </w:r>
+      <w:r>
+        <w:rPr>
+          <w:rFonts w:hint="eastAsia"/>
+        </w:rPr>
+        <w:t xml:space="preserve">的说明。</w:t>
       </w:r>
     </w:p>
     <w:sectPr>

--- a/docs/paper_p1/word/P1_supp_CN.docx
+++ b/docs/paper_p1/word/P1_supp_CN.docx
@@ -30,7 +30,7 @@
         <w:rPr>
           <w:rFonts w:hint="eastAsia"/>
         </w:rPr>
-        <w:t xml:space="preserve">2）一致；下方索引还给出了各变体在数据存档中的记录标识符。</w:t>
+        <w:t xml:space="preserve">2）一致。未修正延续与平滑训练两个变体未列入该表，其结果在本补充材料中给出。下方索引给出各变体在数据存档中的记录标识符。</w:t>
       </w:r>
     </w:p>
     <w:p>
@@ -140,7 +140,7 @@
               <w:rPr>
                 <w:rFonts w:hint="eastAsia"/>
               </w:rPr>
-              <w:t xml:space="preserve">节校正实验的初始网络参数</w:t>
+              <w:t xml:space="preserve">节修正实验的初始网络参数</w:t>
             </w:r>
           </w:p>
         </w:tc>
@@ -167,21 +167,21 @@
               <w:rPr>
                 <w:rFonts w:hint="eastAsia"/>
               </w:rPr>
-              <w:t xml:space="preserve">未校正</w:t>
-            </w:r>
-          </w:p>
-        </w:tc>
-        <w:tc>
-          <w:tcPr/>
-          <w:p>
-            <w:pPr>
-              <w:pStyle w:val="Compact"/>
-            </w:pPr>
-            <w:r>
-              <w:rPr>
-                <w:rFonts w:hint="eastAsia"/>
-              </w:rPr>
-              <w:t xml:space="preserve">由基础网络继续训练；训练和评估中均不施加校正</w:t>
+              <w:t xml:space="preserve">未修正延续</w:t>
+            </w:r>
+          </w:p>
+        </w:tc>
+        <w:tc>
+          <w:tcPr/>
+          <w:p>
+            <w:pPr>
+              <w:pStyle w:val="Compact"/>
+            </w:pPr>
+            <w:r>
+              <w:rPr>
+                <w:rFonts w:hint="eastAsia"/>
+              </w:rPr>
+              <w:t xml:space="preserve">由基础网络继续训练；训练和评估中均不施加修正</w:t>
             </w:r>
           </w:p>
         </w:tc>
@@ -222,7 +222,7 @@
               <w:rPr>
                 <w:rFonts w:hint="eastAsia"/>
               </w:rPr>
-              <w:t xml:space="preserve">由基础网络继续训练，并通过八步光滑进行训练</w:t>
+              <w:t xml:space="preserve">由基础网络继续训练，训练时施加八步光滑</w:t>
             </w:r>
           </w:p>
         </w:tc>
@@ -249,7 +249,7 @@
               <w:rPr>
                 <w:rFonts w:hint="eastAsia"/>
               </w:rPr>
-              <w:t xml:space="preserve">基础网络（加校正）</w:t>
+              <w:t xml:space="preserve">基础网络加修正</w:t>
             </w:r>
           </w:p>
         </w:tc>
@@ -272,7 +272,7 @@
               <w:rPr>
                 <w:rFonts w:hint="eastAsia"/>
               </w:rPr>
-              <w:t xml:space="preserve">的校正，不重新训练</w:t>
+              <w:t xml:space="preserve">的修正，不重新训练</w:t>
             </w:r>
           </w:p>
         </w:tc>
@@ -310,7 +310,7 @@
               <w:rPr>
                 <w:rFonts w:hint="eastAsia"/>
               </w:rPr>
-              <w:t xml:space="preserve">主要变体，通过完整校正（8</w:t>
+              <w:t xml:space="preserve">主要变体，训练时施加完整修正（8</w:t>
             </w:r>
             <w:r>
               <w:t xml:space="preserve"> / Q1(17) / </w:t>
@@ -319,7 +319,7 @@
               <w:rPr>
                 <w:rFonts w:hint="eastAsia"/>
               </w:rPr>
-              <w:t xml:space="preserve">8）进行训练</w:t>
+              <w:t xml:space="preserve">8）</w:t>
             </w:r>
           </w:p>
         </w:tc>
@@ -377,7 +377,7 @@
               <w:rPr>
                 <w:rFonts w:hint="eastAsia"/>
               </w:rPr>
-              <w:t xml:space="preserve">几何分层</w:t>
+              <w:t xml:space="preserve">切割程度分组</w:t>
             </w:r>
           </w:p>
         </w:tc>
@@ -1203,7 +1203,7 @@
         <w:rPr>
           <w:rFonts w:hint="eastAsia"/>
         </w:rPr>
-        <w:t xml:space="preserve">所在的</w:t>
+        <w:t xml:space="preserve">位于</w:t>
       </w:r>
       <w:r>
         <w:t xml:space="preserve"> </w:t>
@@ -1250,7 +1250,7 @@
         <w:rPr>
           <w:rFonts w:hint="eastAsia"/>
         </w:rPr>
-        <w:t xml:space="preserve">的半区间，v0、v1</w:t>
+        <w:t xml:space="preserve">的哪一半区间，v0、v1</w:t>
       </w:r>
       <w:r>
         <w:t xml:space="preserve"> </w:t>
@@ -1268,7 +1268,7 @@
         <w:rPr>
           <w:rFonts w:hint="eastAsia"/>
         </w:rPr>
-        <w:t xml:space="preserve">分别表示重度、中度和轻度保留体积分层。在</w:t>
+        <w:t xml:space="preserve">分别表示按剩余体积划分的重度、中度和轻度切割程度分组。在</w:t>
       </w:r>
       <w:r>
         <w:t xml:space="preserve"> U1/x </w:t>
@@ -1304,7 +1304,7 @@
         <w:rPr>
           <w:rFonts w:hint="eastAsia"/>
         </w:rPr>
-        <w:t xml:space="preserve">的邻胞元构型。部署几何采用表</w:t>
+        <w:t xml:space="preserve">中的相邻胞元构型。部署几何采用表</w:t>
       </w:r>
       <w:r>
         <w:t xml:space="preserve"> ST13 </w:t>
@@ -1322,7 +1322,7 @@
         <w:rPr>
           <w:rFonts w:hint="eastAsia"/>
         </w:rPr>
-        <w:t xml:space="preserve">标签；下表给出它们在数据存档中的标识符。</w:t>
+        <w:t xml:space="preserve">标签，下表给出它们在数据存档中的标识符。</w:t>
       </w:r>
     </w:p>
     <w:tbl>
@@ -1364,7 +1364,7 @@
               <w:rPr>
                 <w:rFonts w:hint="eastAsia"/>
               </w:rPr>
-              <w:t xml:space="preserve">几何分层</w:t>
+              <w:t xml:space="preserve">切割程度分组</w:t>
             </w:r>
           </w:p>
         </w:tc>
@@ -1665,7 +1665,7 @@
               <w:rPr>
                 <w:rFonts w:hint="eastAsia"/>
               </w:rPr>
-              <w:t xml:space="preserve">评估时校正</w:t>
+              <w:t xml:space="preserve">评估时修正</w:t>
             </w:r>
           </w:p>
         </w:tc>
@@ -1783,7 +1783,7 @@
               <w:rPr>
                 <w:rFonts w:hint="eastAsia"/>
               </w:rPr>
-              <w:t xml:space="preserve">未校正</w:t>
+              <w:t xml:space="preserve">未修正延续</w:t>
             </w:r>
           </w:p>
         </w:tc>
@@ -1959,7 +1959,7 @@
               <w:rPr>
                 <w:rFonts w:hint="eastAsia"/>
               </w:rPr>
-              <w:t xml:space="preserve">基础网络（加校正）</w:t>
+              <w:t xml:space="preserve">基础网络加修正</w:t>
             </w:r>
           </w:p>
         </w:tc>
@@ -2178,7 +2178,7 @@
         <w:rPr>
           <w:rFonts w:hint="eastAsia"/>
         </w:rPr>
-        <w:t xml:space="preserve">个立方体对称变换之一，同时作用于几何和保留方向；取向</w:t>
+        <w:t xml:space="preserve">个立方体对称变换之一，同时作用于几何和测试位移；取向</w:t>
       </w:r>
       <w:r>
         <w:t xml:space="preserve"> 0 </w:t>
@@ -2187,7 +2187,52 @@
         <w:rPr>
           <w:rFonts w:hint="eastAsia"/>
         </w:rPr>
-        <w:t xml:space="preserve">为恒等变换。由</w:t>
+        <w:t xml:space="preserve">为恒等变换。591</w:t>
+      </w:r>
+      <w:r>
+        <w:t xml:space="preserve"> </w:t>
+      </w:r>
+      <w:r>
+        <w:rPr>
+          <w:rFonts w:hint="eastAsia"/>
+        </w:rPr>
+        <w:t xml:space="preserve">个几何的训练集包括基础网络</w:t>
+      </w:r>
+      <w:r>
+        <w:t xml:space="preserve"> 305 </w:t>
+      </w:r>
+      <w:r>
+        <w:rPr>
+          <w:rFonts w:hint="eastAsia"/>
+        </w:rPr>
+        <w:t xml:space="preserve">个训练几何中的</w:t>
+      </w:r>
+      <w:r>
+        <w:t xml:space="preserve"> 304 </w:t>
+      </w:r>
+      <w:r>
+        <w:rPr>
+          <w:rFonts w:hint="eastAsia"/>
+        </w:rPr>
+        <w:t xml:space="preserve">个（移除了一个近似为机构的胞元），以及另外</w:t>
+      </w:r>
+      <w:r>
+        <w:t xml:space="preserve"> 287 </w:t>
+      </w:r>
+      <w:r>
+        <w:rPr>
+          <w:rFonts w:hint="eastAsia"/>
+        </w:rPr>
+        <w:t xml:space="preserve">个训练几何。按下文所述的几何替换方式，每次</w:t>
+      </w:r>
+      <w:r>
+        <w:t xml:space="preserve"> 15,000 </w:t>
+      </w:r>
+      <w:r>
+        <w:rPr>
+          <w:rFonts w:hint="eastAsia"/>
+        </w:rPr>
+        <w:t xml:space="preserve">步的继续训练至多访问其</w:t>
       </w:r>
       <w:r>
         <w:t xml:space="preserve"> 591 </w:t>
@@ -2196,7 +2241,25 @@
         <w:rPr>
           <w:rFonts w:hint="eastAsia"/>
         </w:rPr>
-        <w:t xml:space="preserve">个几何组成的训练集包括基础网络</w:t>
+        <w:t xml:space="preserve">个训练几何中的</w:t>
+      </w:r>
+      <w:r>
+        <w:t xml:space="preserve"> 153 </w:t>
+      </w:r>
+      <w:r>
+        <w:rPr>
+          <w:rFonts w:hint="eastAsia"/>
+        </w:rPr>
+        <w:t xml:space="preserve">个；基础网络在</w:t>
+      </w:r>
+      <w:r>
+        <w:t xml:space="preserve"> 40,000 </w:t>
+      </w:r>
+      <w:r>
+        <w:rPr>
+          <w:rFonts w:hint="eastAsia"/>
+        </w:rPr>
+        <w:t xml:space="preserve">个训练步中访问了自身全部</w:t>
       </w:r>
       <w:r>
         <w:t xml:space="preserve"> 305 </w:t>
@@ -2205,70 +2268,7 @@
         <w:rPr>
           <w:rFonts w:hint="eastAsia"/>
         </w:rPr>
-        <w:t xml:space="preserve">个几何中的</w:t>
-      </w:r>
-      <w:r>
-        <w:t xml:space="preserve"> 304 </w:t>
-      </w:r>
-      <w:r>
-        <w:rPr>
-          <w:rFonts w:hint="eastAsia"/>
-        </w:rPr>
-        <w:t xml:space="preserve">个（移除了一个表现为近似机构的胞元）以及另外</w:t>
-      </w:r>
-      <w:r>
-        <w:t xml:space="preserve"> 287 </w:t>
-      </w:r>
-      <w:r>
-        <w:rPr>
-          <w:rFonts w:hint="eastAsia"/>
-        </w:rPr>
-        <w:t xml:space="preserve">个训练几何。根据下文所述的几何轮换，每次</w:t>
-      </w:r>
-      <w:r>
-        <w:t xml:space="preserve"> 15,000 </w:t>
-      </w:r>
-      <w:r>
-        <w:rPr>
-          <w:rFonts w:hint="eastAsia"/>
-        </w:rPr>
-        <w:t xml:space="preserve">步的继续训练至多访问其</w:t>
-      </w:r>
-      <w:r>
-        <w:t xml:space="preserve"> 591 </w:t>
-      </w:r>
-      <w:r>
-        <w:rPr>
-          <w:rFonts w:hint="eastAsia"/>
-        </w:rPr>
-        <w:t xml:space="preserve">个训练几何中的</w:t>
-      </w:r>
-      <w:r>
-        <w:t xml:space="preserve"> 153 </w:t>
-      </w:r>
-      <w:r>
-        <w:rPr>
-          <w:rFonts w:hint="eastAsia"/>
-        </w:rPr>
-        <w:t xml:space="preserve">个；基础网络在</w:t>
-      </w:r>
-      <w:r>
-        <w:t xml:space="preserve"> 40,000 </w:t>
-      </w:r>
-      <w:r>
-        <w:rPr>
-          <w:rFonts w:hint="eastAsia"/>
-        </w:rPr>
-        <w:t xml:space="preserve">个训练步中访问了其自身全部</w:t>
-      </w:r>
-      <w:r>
-        <w:t xml:space="preserve"> 305 </w:t>
-      </w:r>
-      <w:r>
-        <w:rPr>
-          <w:rFonts w:hint="eastAsia"/>
-        </w:rPr>
-        <w:t xml:space="preserve">个几何。未校正、平滑训练和</w:t>
+        <w:t xml:space="preserve">个几何。未修正延续、平滑训练和</w:t>
       </w:r>
       <w:r>
         <w:t xml:space="preserve"> NICE </w:t>
@@ -2297,7 +2297,7 @@
         <w:rPr>
           <w:rFonts w:hint="eastAsia"/>
         </w:rPr>
-        <w:t xml:space="preserve">中各变体通用）：</w:t>
+        <w:t xml:space="preserve">中各变体以及未修正延续和平滑训练通用）：</w:t>
       </w:r>
     </w:p>
     <w:p>
@@ -2321,7 +2321,7 @@
         <w:rPr>
           <w:rFonts w:hint="eastAsia"/>
         </w:rPr>
-        <w:t xml:space="preserve">个方向；几何在每一步都更换。训练集中的三个几何驻留在</w:t>
+        <w:t xml:space="preserve">个测试位移，每一步更换几何。训练集中的三个几何驻留在</w:t>
       </w:r>
       <w:r>
         <w:t xml:space="preserve"> GPU </w:t>
@@ -2339,7 +2339,7 @@
         <w:rPr>
           <w:rFonts w:hint="eastAsia"/>
         </w:rPr>
-        <w:t xml:space="preserve">步替换其中一个，因此</w:t>
+        <w:t xml:space="preserve">步替换其中一个，因此一次</w:t>
       </w:r>
       <w:r>
         <w:t xml:space="preserve"> </w:t>
@@ -2374,7 +2374,7 @@
         <w:rPr>
           <w:rFonts w:hint="eastAsia"/>
         </w:rPr>
-        <w:t xml:space="preserve">个训练步的运行至多访问</w:t>
+        <w:t xml:space="preserve">步的训练至多访问</w:t>
       </w:r>
       <w:r>
         <w:t xml:space="preserve"> </w:t>
@@ -2541,7 +2541,7 @@
         <w:rPr>
           <w:rFonts w:hint="eastAsia"/>
         </w:rPr>
-        <w:t xml:space="preserve">的顺序为</w:t>
+        <w:t xml:space="preserve">的顺序依次为</w:t>
       </w:r>
       <w:r>
         <w:t xml:space="preserve"> </w:t>
@@ -2636,7 +2636,7 @@
         <w:rPr>
           <w:rFonts w:hint="eastAsia"/>
         </w:rPr>
-        <w:t xml:space="preserve">，在可用类别上重新归一化，并按系统配额分配。</w:t>
+        <w:t xml:space="preserve">。这些权重在可用类别上重新归一化，并按系统配额分配。</w:t>
       </w:r>
     </w:p>
     <w:p>
@@ -2767,7 +2767,7 @@
         <w:rPr>
           <w:rFonts w:hint="eastAsia"/>
         </w:rPr>
-        <w:t xml:space="preserve">(18)：能量项对数内部取</w:t>
+        <w:t xml:space="preserve">(13)：能量项对数的自变量以</w:t>
       </w:r>
       <w:r>
         <w:t xml:space="preserve"> </w:t>
@@ -2799,7 +2799,7 @@
         <w:rPr>
           <w:rFonts w:hint="eastAsia"/>
         </w:rPr>
-        <w:t xml:space="preserve">的下限截断；灵敏度项权重为</w:t>
+        <w:t xml:space="preserve">为下限截断；灵敏度项权重为</w:t>
       </w:r>
       <w:r>
         <w:t xml:space="preserve"> 1。</w:t>
@@ -2816,13 +2816,13 @@
         <w:t xml:space="preserve">计至最后一个训练步，基础网络的训练在</w:t>
       </w:r>
       <w:r>
-        <w:t xml:space="preserve"> </w:t>
-      </w:r>
-      <w:r>
-        <w:rPr>
-          <w:rFonts w:hint="eastAsia"/>
-        </w:rPr>
-        <w:t xml:space="preserve">GPU（第</w:t>
+        <w:t xml:space="preserve"> GPU </w:t>
+      </w:r>
+      <w:r>
+        <w:rPr>
+          <w:rFonts w:hint="eastAsia"/>
+        </w:rPr>
+        <w:t xml:space="preserve">上（第</w:t>
       </w:r>
       <w:r>
         <w:t xml:space="preserve"> 5.1 </w:t>
@@ -2831,7 +2831,7 @@
         <w:rPr>
           <w:rFonts w:hint="eastAsia"/>
         </w:rPr>
-        <w:t xml:space="preserve">节）上耗时</w:t>
+        <w:t xml:space="preserve">节）耗时</w:t>
       </w:r>
       <w:r>
         <w:t xml:space="preserve"> 4.6 </w:t>
@@ -2876,7 +2876,7 @@
         <w:rPr>
           <w:rFonts w:hint="eastAsia"/>
         </w:rPr>
-        <w:t xml:space="preserve">h；训练期间</w:t>
+        <w:t xml:space="preserve">h。训练期间</w:t>
       </w:r>
       <w:r>
         <w:t xml:space="preserve"> GPU </w:t>
@@ -2903,7 +2903,25 @@
         <w:rPr>
           <w:rFonts w:hint="eastAsia"/>
         </w:rPr>
-        <w:t xml:space="preserve">小时）得到的参数初始化。这些阶段、上述两次运行（含其选择评估），以及数据划分中</w:t>
+        <w:t xml:space="preserve">小时）得到的参数初始化。NICE</w:t>
+      </w:r>
+      <w:r>
+        <w:t xml:space="preserve"> </w:t>
+      </w:r>
+      <w:r>
+        <w:rPr>
+          <w:rFonts w:hint="eastAsia"/>
+        </w:rPr>
+        <w:t xml:space="preserve">的离线成本约为</w:t>
+      </w:r>
+      <w:r>
+        <w:t xml:space="preserve"> 60 GPU </w:t>
+      </w:r>
+      <w:r>
+        <w:rPr>
+          <w:rFonts w:hint="eastAsia"/>
+        </w:rPr>
+        <w:t xml:space="preserve">小时，包括这些阶段、上述两次运行（含其选择评估），以及测试位移集与精确灵敏度的生成。后者涵盖数据划分中的</w:t>
       </w:r>
       <w:r>
         <w:t xml:space="preserve"> 691 </w:t>
@@ -2912,10 +2930,10 @@
         <w:rPr>
           <w:rFonts w:hint="eastAsia"/>
         </w:rPr>
-        <w:t xml:space="preserve">个几何（591</w:t>
-      </w:r>
-      <w:r>
-        <w:t xml:space="preserve"> </w:t>
+        <w:t xml:space="preserve">个几何，即</w:t>
+      </w:r>
+      <w:r>
+        <w:t xml:space="preserve"> 591 </w:t>
       </w:r>
       <w:r>
         <w:rPr>
@@ -2930,7 +2948,7 @@
         <w:rPr>
           <w:rFonts w:hint="eastAsia"/>
         </w:rPr>
-        <w:t xml:space="preserve">个验证几何，后者包括表</w:t>
+        <w:t xml:space="preserve">个验证几何（验证几何包括表</w:t>
       </w:r>
       <w:r>
         <w:t xml:space="preserve"> ST02 </w:t>
@@ -2948,7 +2966,7 @@
         <w:rPr>
           <w:rFonts w:hint="eastAsia"/>
         </w:rPr>
-        <w:t xml:space="preserve">个）的方向集与精确灵敏度的生成（约</w:t>
+        <w:t xml:space="preserve">个），耗时约</w:t>
       </w:r>
       <w:r>
         <w:t xml:space="preserve"> 42 GPU </w:t>
@@ -2957,7 +2975,7 @@
         <w:rPr>
           <w:rFonts w:hint="eastAsia"/>
         </w:rPr>
-        <w:t xml:space="preserve">小时，第</w:t>
+        <w:t xml:space="preserve">小时（第</w:t>
       </w:r>
       <w:r>
         <w:t xml:space="preserve"> 5.1 </w:t>
@@ -2966,25 +2984,7 @@
         <w:rPr>
           <w:rFonts w:hint="eastAsia"/>
         </w:rPr>
-        <w:t xml:space="preserve">节），共同构成</w:t>
-      </w:r>
-      <w:r>
-        <w:t xml:space="preserve"> NICE </w:t>
-      </w:r>
-      <w:r>
-        <w:rPr>
-          <w:rFonts w:hint="eastAsia"/>
-        </w:rPr>
-        <w:t xml:space="preserve">的离线成本，约</w:t>
-      </w:r>
-      <w:r>
-        <w:t xml:space="preserve"> 60 GPU </w:t>
-      </w:r>
-      <w:r>
-        <w:rPr>
-          <w:rFonts w:hint="eastAsia"/>
-        </w:rPr>
-        <w:t xml:space="preserve">小时。</w:t>
+        <w:t xml:space="preserve">节）。</w:t>
       </w:r>
     </w:p>
     <w:p>
@@ -2995,7 +2995,7 @@
         <w:rPr>
           <w:rFonts w:hint="eastAsia"/>
         </w:rPr>
-        <w:t xml:space="preserve">对于基础网络、未校正、平滑训练和</w:t>
+        <w:t xml:space="preserve">对于基础网络、未修正延续、平滑训练和</w:t>
       </w:r>
       <w:r>
         <w:t xml:space="preserve"> </w:t>
@@ -3062,7 +3062,7 @@
         <w:rPr>
           <w:rFonts w:hint="eastAsia"/>
         </w:rPr>
-        <w:t xml:space="preserve">），尽管表</w:t>
+        <w:t xml:space="preserve">），而表</w:t>
       </w:r>
       <w:r>
         <w:t xml:space="preserve"> ST03 </w:t>
@@ -3071,7 +3071,7 @@
         <w:rPr>
           <w:rFonts w:hint="eastAsia"/>
         </w:rPr>
-        <w:t xml:space="preserve">仅报告恒等取向。在几何族</w:t>
+        <w:t xml:space="preserve">仅报告恒等取向。几何族由训练期验证列表中同一厚度场生成的几何组成；独立生成的验证胞元自成一族。在几何族</w:t>
       </w:r>
       <w:r>
         <w:t xml:space="preserve"> </w:t>
@@ -3082,10 +3082,13 @@
         </m:r>
       </m:oMath>
       <w:r>
-        <w:rPr>
-          <w:rFonts w:hint="eastAsia"/>
-        </w:rPr>
-        <w:t xml:space="preserve">（训练期验证列表中由同一厚度场生成的几何；独立生成的验证胞元自成一族）和取向</w:t>
+        <w:t xml:space="preserve"> </w:t>
+      </w:r>
+      <w:r>
+        <w:rPr>
+          <w:rFonts w:hint="eastAsia"/>
+        </w:rPr>
+        <w:t xml:space="preserve">和取向</w:t>
       </w:r>
       <w:r>
         <w:t xml:space="preserve"> </w:t>
@@ -3138,7 +3141,7 @@
         <w:rPr>
           <w:rFonts w:hint="eastAsia"/>
         </w:rPr>
-        <w:t xml:space="preserve">为在选择类别上平均的平均能量误差，</w:t>
+        <w:t xml:space="preserve">为平均能量误差在各选择类别上的平均值，</w:t>
       </w:r>
       <m:oMath>
         <m:sSub>
@@ -3180,7 +3183,7 @@
         <w:rPr>
           <w:rFonts w:hint="eastAsia"/>
         </w:rPr>
-        <w:t xml:space="preserve">为在带标签类别上平均的平均相对灵敏度向量误差，</w:t>
+        <w:t xml:space="preserve">为带灵敏度标签类别的平均相对灵敏度向量误差，</w:t>
       </w:r>
       <m:oMath>
         <m:sSubSup>
@@ -3223,7 +3226,7 @@
         <w:rPr>
           <w:rFonts w:hint="eastAsia"/>
         </w:rPr>
-        <w:t xml:space="preserve">为方向能量误差第</w:t>
+        <w:t xml:space="preserve">为各测试位移能量误差第</w:t>
       </w:r>
       <w:r>
         <w:t xml:space="preserve"> 90 </w:t>
@@ -3232,7 +3235,7 @@
         <w:rPr>
           <w:rFonts w:hint="eastAsia"/>
         </w:rPr>
-        <w:t xml:space="preserve">百分位数的类别平均。每个类别统计量首先在该族的可用几何上取平均。选择得分为</w:t>
+        <w:t xml:space="preserve">百分位数的类别平均。每个类别统计量先在该族的可用几何上取平均。选择得分为</w:t>
       </w:r>
     </w:p>
     <w:p>
@@ -3545,7 +3548,7 @@
         <w:rPr>
           <w:rFonts w:hint="eastAsia"/>
         </w:rPr>
-        <w:t xml:space="preserve">各族与两个取向具有相同权重。八个选择类别为</w:t>
+        <w:t xml:space="preserve">各族与两个取向的权重相同。八个选择类别为</w:t>
       </w:r>
       <w:r>
         <w:t xml:space="preserve"> </w:t>
@@ -3632,7 +3635,7 @@
         <w:rPr>
           <w:rFonts w:hint="eastAsia"/>
         </w:rPr>
-        <w:t xml:space="preserve">；缺失的类别被略去，缺失的灵敏度项贡献为零。在符合条件的评估中，选取有限得分最低者。</w:t>
+        <w:t xml:space="preserve">；缺失的类别略去，缺失的灵敏度项记为零。在符合条件的评估中，选取有限得分最低者。</w:t>
       </w:r>
     </w:p>
     <w:p>
@@ -3647,7 +3650,7 @@
         <w:rPr>
           <w:rFonts w:hint="eastAsia"/>
         </w:rPr>
-        <w:t xml:space="preserve">基础网络在</w:t>
+        <w:t xml:space="preserve">基础网络在第</w:t>
       </w:r>
       <w:r>
         <w:t xml:space="preserve"> 10,000、20,000、30,000 </w:t>
@@ -3665,7 +3668,7 @@
         <w:rPr>
           <w:rFonts w:hint="eastAsia"/>
         </w:rPr>
-        <w:t xml:space="preserve">个训练步时进行评分（</w:t>
+        <w:t xml:space="preserve">个训练步评分（</w:t>
       </w:r>
       <m:oMath>
         <m:sSub>
@@ -3715,7 +3718,7 @@
         <w:rPr>
           <w:rFonts w:hint="eastAsia"/>
         </w:rPr>
-        <w:t xml:space="preserve">0.0912）；选定第</w:t>
+        <w:t xml:space="preserve">0.0912），选定第</w:t>
       </w:r>
       <w:r>
         <w:t xml:space="preserve"> 30,000 </w:t>
@@ -3724,7 +3727,7 @@
         <w:rPr>
           <w:rFonts w:hint="eastAsia"/>
         </w:rPr>
-        <w:t xml:space="preserve">步的参数。所有延续变体均从这些参数出发。</w:t>
+        <w:t xml:space="preserve">步的参数。所有继续训练的变体均从这些参数出发。</w:t>
       </w:r>
     </w:p>
     <w:p>
@@ -3739,7 +3742,7 @@
         <w:rPr>
           <w:rFonts w:hint="eastAsia"/>
         </w:rPr>
-        <w:t xml:space="preserve">未校正和</w:t>
+        <w:t xml:space="preserve">未修正延续和</w:t>
       </w:r>
       <w:r>
         <w:t xml:space="preserve"> NICE </w:t>
@@ -3748,7 +3751,7 @@
         <w:rPr>
           <w:rFonts w:hint="eastAsia"/>
         </w:rPr>
-        <w:t xml:space="preserve">在</w:t>
+        <w:t xml:space="preserve">在第</w:t>
       </w:r>
       <w:r>
         <w:t xml:space="preserve"> 7,500 </w:t>
@@ -3766,7 +3769,7 @@
         <w:rPr>
           <w:rFonts w:hint="eastAsia"/>
         </w:rPr>
-        <w:t xml:space="preserve">个训练步时进行评分（0.0944</w:t>
+        <w:t xml:space="preserve">个训练步评分（0.0944</w:t>
       </w:r>
       <w:r>
         <w:t xml:space="preserve"> </w:t>
@@ -3802,7 +3805,7 @@
         <w:rPr>
           <w:rFonts w:hint="eastAsia"/>
         </w:rPr>
-        <w:t xml:space="preserve">0.00237）；两者均为最终参数得分较低，因而予以保留。</w:t>
+        <w:t xml:space="preserve">0.00237）；两者均为最终参数得分较低，因而选用最终参数。</w:t>
       </w:r>
     </w:p>
     <w:p>
@@ -3817,7 +3820,7 @@
         <w:rPr>
           <w:rFonts w:hint="eastAsia"/>
         </w:rPr>
-        <w:t xml:space="preserve">平滑训练采用相同的评估计划和取向；其选择得分未被记录，采用其最终步（第</w:t>
+        <w:t xml:space="preserve">平滑训练采用相同的评估计划和取向；该变体的选择得分未记录，采用最终步（第</w:t>
       </w:r>
       <w:r>
         <w:t xml:space="preserve"> 15,000 </w:t>
@@ -3900,7 +3903,7 @@
         <w:rPr>
           <w:rFonts w:hint="eastAsia"/>
         </w:rPr>
-        <w:t xml:space="preserve">个切割）属于选择列表；其中包括补充材料第</w:t>
+        <w:t xml:space="preserve">个切割）属于选择列表，其中包括补充材料第</w:t>
       </w:r>
       <w:r>
         <w:t xml:space="preserve"> R1 </w:t>
@@ -3909,7 +3912,7 @@
         <w:rPr>
           <w:rFonts w:hint="eastAsia"/>
         </w:rPr>
-        <w:t xml:space="preserve">节中全部八个详细分析的胞元。</w:t>
+        <w:t xml:space="preserve">节中全部八个用于详细比较的胞元。</w:t>
       </w:r>
     </w:p>
     <w:p>
@@ -4014,25 +4017,25 @@
         <w:rPr>
           <w:rFonts w:hint="eastAsia"/>
         </w:rPr>
-        <w:t xml:space="preserve">内，将角点跨度约束为至多</w:t>
-      </w:r>
-      <w:r>
-        <w:t xml:space="preserve"> </w:t>
-      </w:r>
-      <w:r>
-        <w:rPr>
-          <w:rFonts w:hint="eastAsia"/>
-        </w:rPr>
-        <w:t xml:space="preserve">0.47，并将最大参考坐标梯度范数约束为至多</w:t>
-      </w:r>
-      <w:r>
-        <w:t xml:space="preserve"> </w:t>
-      </w:r>
-      <w:r>
-        <w:rPr>
-          <w:rFonts w:hint="eastAsia"/>
-        </w:rPr>
-        <w:t xml:space="preserve">0.47。以每八个为一组，将均匀场等效的中心体积分数在</w:t>
+        <w:t xml:space="preserve">内，角点参数跨度至多为</w:t>
+      </w:r>
+      <w:r>
+        <w:t xml:space="preserve"> </w:t>
+      </w:r>
+      <w:r>
+        <w:rPr>
+          <w:rFonts w:hint="eastAsia"/>
+        </w:rPr>
+        <w:t xml:space="preserve">0.47，参考坐标下梯度范数的最大值至多为</w:t>
+      </w:r>
+      <w:r>
+        <w:t xml:space="preserve"> </w:t>
+      </w:r>
+      <w:r>
+        <w:rPr>
+          <w:rFonts w:hint="eastAsia"/>
+        </w:rPr>
+        <w:t xml:space="preserve">0.47。每八个几何为一组，组内对均匀场等效的中心体积分数在</w:t>
       </w:r>
       <w:r>
         <w:t xml:space="preserve"> 0.1 </w:t>
@@ -4050,7 +4053,7 @@
         <w:rPr>
           <w:rFonts w:hint="eastAsia"/>
         </w:rPr>
-        <w:t xml:space="preserve">之间分层；非均匀的仿射或三线性形状在上述约束内缩放。该中心密度参数是一个采样坐标，而非切割后的材料分数。</w:t>
+        <w:t xml:space="preserve">之间分层抽样；非均匀的仿射或三线性形状在上述约束内缩放。该中心密度参数仅为采样坐标，并非切割后的材料分数。</w:t>
       </w:r>
     </w:p>
     <w:p>
@@ -4181,7 +4184,7 @@
         <w:rPr>
           <w:rFonts w:hint="eastAsia"/>
         </w:rPr>
-        <w:t xml:space="preserve">分层，并在</w:t>
+        <w:t xml:space="preserve">分层抽样，并在</w:t>
       </w:r>
       <w:r>
         <w:t xml:space="preserve"> </w:t>
@@ -4219,7 +4222,7 @@
         <w:rPr>
           <w:rFonts w:hint="eastAsia"/>
         </w:rPr>
-        <w:t xml:space="preserve">的三等分区间上对保留胞元立方体体积</w:t>
+        <w:t xml:space="preserve">的三个三等分区间上对切割后剩余的胞元立方体体积</w:t>
       </w:r>
       <w:r>
         <w:t xml:space="preserve"> </w:t>
@@ -4249,7 +4252,7 @@
         <w:rPr>
           <w:rFonts w:hint="eastAsia"/>
         </w:rPr>
-        <w:t xml:space="preserve">分层。每八个验证场中有两个未切割，其余六个占据角度–体积分层。训练与验证取自相互独立的随机流；本表描述的是</w:t>
+        <w:t xml:space="preserve">分层抽样。每八个验证场中有两个未切割，其余六个覆盖各角度–体积组合。训练集与验证集取自相互独立的随机流；本表描述的是</w:t>
       </w:r>
       <w:r>
         <w:t xml:space="preserve"> 80 </w:t>
@@ -4289,7 +4292,7 @@
               <w:rPr>
                 <w:rFonts w:hint="eastAsia"/>
               </w:rPr>
-              <w:t xml:space="preserve">分层</w:t>
+              <w:t xml:space="preserve">切割程度分组</w:t>
             </w:r>
           </w:p>
         </w:tc>
@@ -4751,7 +4754,7 @@
         <w:rPr>
           <w:rFonts w:hint="eastAsia"/>
         </w:rPr>
-        <w:t xml:space="preserve">切割体积指立方体与</w:t>
+        <w:t xml:space="preserve">切割体积指胞元立方体与</w:t>
       </w:r>
       <w:r>
         <w:t xml:space="preserve"> TPMS </w:t>
@@ -4760,7 +4763,7 @@
         <w:rPr>
           <w:rFonts w:hint="eastAsia"/>
         </w:rPr>
-        <w:t xml:space="preserve">带求交之前的体积。任意两个验证几何在立方体对称意义下均不重合。在</w:t>
+        <w:t xml:space="preserve">带求交之前的体积。任意两个验证几何在立方体对称变换下均不重合。在</w:t>
       </w:r>
       <w:r>
         <w:t xml:space="preserve"> </w:t>
@@ -4795,7 +4798,7 @@
         <w:rPr>
           <w:rFonts w:hint="eastAsia"/>
         </w:rPr>
-        <w:t xml:space="preserve">个几何的保留集自由度中位数为</w:t>
+        <w:t xml:space="preserve">个几何的主自由度数中位数为</w:t>
       </w:r>
       <w:r>
         <w:t xml:space="preserve"> </w:t>
@@ -4816,13 +4819,13 @@
         <w:t xml:space="preserve">至</w:t>
       </w:r>
       <w:r>
-        <w:t xml:space="preserve"> 45,900 </w:t>
-      </w:r>
-      <w:r>
-        <w:rPr>
-          <w:rFonts w:hint="eastAsia"/>
-        </w:rPr>
-        <w:t xml:space="preserve">个自由度；激活自由度中位数为</w:t>
+        <w:t xml:space="preserve"> </w:t>
+      </w:r>
+      <w:r>
+        <w:rPr>
+          <w:rFonts w:hint="eastAsia"/>
+        </w:rPr>
+        <w:t xml:space="preserve">45,900；激活自由度数中位数为</w:t>
       </w:r>
       <w:r>
         <w:t xml:space="preserve"> </w:t>
@@ -4849,7 +4852,7 @@
         <w:rPr>
           <w:rFonts w:hint="eastAsia"/>
         </w:rPr>
-        <w:t xml:space="preserve">439,092。所选的谱分析算例与装配算例在补充材料第</w:t>
+        <w:t xml:space="preserve">439,092。用于谱分析和装配的算例在补充材料第</w:t>
       </w:r>
       <w:r>
         <w:t xml:space="preserve"> R1 </w:t>
@@ -4858,7 +4861,7 @@
         <w:rPr>
           <w:rFonts w:hint="eastAsia"/>
         </w:rPr>
-        <w:t xml:space="preserve">节的几何索引中标明；它们作为测试算例报告，而非用于总体推断的随机样本。</w:t>
+        <w:t xml:space="preserve">节的几何索引中标明；它们作为测试算例报告，不构成用于总体推断的随机样本。</w:t>
       </w:r>
     </w:p>
     <w:p>
@@ -4878,7 +4881,7 @@
         <w:rPr>
           <w:rFonts w:hint="eastAsia"/>
         </w:rPr>
-        <w:t xml:space="preserve">按方向类别的能量误差（恒等取向）</w:t>
+        <w:t xml:space="preserve">各载荷类别的能量误差（恒等取向）</w:t>
       </w:r>
     </w:p>
     <w:p>
@@ -4889,7 +4892,7 @@
         <w:rPr>
           <w:rFonts w:hint="eastAsia"/>
         </w:rPr>
-        <w:t xml:space="preserve">表中条目为几何等权平均值</w:t>
+        <w:t xml:space="preserve">表中条目为几何间的均值</w:t>
       </w:r>
       <w:r>
         <w:t xml:space="preserve"> / </w:t>
@@ -4898,7 +4901,7 @@
         <w:rPr>
           <w:rFonts w:hint="eastAsia"/>
         </w:rPr>
-        <w:t xml:space="preserve">几何级方向均值的最大值，单位为百分比。该最大值并非最差的单个方向。“基础网络（加校正）”指部署时对基础网络施加</w:t>
+        <w:t xml:space="preserve">最大值，单位为百分比：每个几何先对其测试位移取平均，各几何等权。该最大值并非最差的单个测试位移。“基础网络加修正”指部署时对基础网络施加</w:t>
       </w:r>
       <w:r>
         <w:t xml:space="preserve"> NICE </w:t>
@@ -4907,7 +4910,7 @@
         <w:rPr>
           <w:rFonts w:hint="eastAsia"/>
         </w:rPr>
-        <w:t xml:space="preserve">的校正、不重新训练所得的变体。最后一列将</w:t>
+        <w:t xml:space="preserve">的修正、不重新训练所得的变体。最后一列将</w:t>
       </w:r>
       <w:r>
         <w:t xml:space="preserve"> NICE </w:t>
@@ -4916,7 +4919,7 @@
         <w:rPr>
           <w:rFonts w:hint="eastAsia"/>
         </w:rPr>
-        <w:t xml:space="preserve">限制在既未参与训练、也未参与检查点选择的</w:t>
+        <w:t xml:space="preserve">限于既未参与训练、也未参与检查点选择的</w:t>
       </w:r>
       <w:r>
         <w:t xml:space="preserve"> 60 </w:t>
@@ -4925,7 +4928,7 @@
         <w:rPr>
           <w:rFonts w:hint="eastAsia"/>
         </w:rPr>
-        <w:t xml:space="preserve">个验证几何上（另外</w:t>
+        <w:t xml:space="preserve">个验证几何（另外</w:t>
       </w:r>
       <w:r>
         <w:t xml:space="preserve"> 20 </w:t>
@@ -4943,19 +4946,19 @@
         <w:rPr>
           <w:rFonts w:hint="eastAsia"/>
         </w:rPr>
-        <w:t xml:space="preserve">ST01）。对于一致面力下的</w:t>
-      </w:r>
-      <w:r>
-        <w:t xml:space="preserve"> </w:t>
-      </w:r>
-      <w:r>
-        <w:rPr>
-          <w:rFonts w:hint="eastAsia"/>
-        </w:rPr>
-        <w:t xml:space="preserve">NICE，80</w:t>
-      </w:r>
-      <w:r>
-        <w:t xml:space="preserve"> </w:t>
+        <w:t xml:space="preserve">ST01）。在面力载荷下，NICE</w:t>
+      </w:r>
+      <w:r>
+        <w:t xml:space="preserve"> </w:t>
+      </w:r>
+      <w:r>
+        <w:rPr>
+          <w:rFonts w:hint="eastAsia"/>
+        </w:rPr>
+        <w:t xml:space="preserve">在</w:t>
+      </w:r>
+      <w:r>
+        <w:t xml:space="preserve"> 80 </w:t>
       </w:r>
       <w:r>
         <w:rPr>
@@ -4970,7 +4973,7 @@
         <w:rPr>
           <w:rFonts w:hint="eastAsia"/>
         </w:rPr>
-        <w:t xml:space="preserve">个单独采样方向的第</w:t>
+        <w:t xml:space="preserve">个单独采样测试位移上的第</w:t>
       </w:r>
       <w:r>
         <w:t xml:space="preserve"> 95 </w:t>
@@ -5015,7 +5018,7 @@
         <w:rPr>
           <w:rFonts w:hint="eastAsia"/>
         </w:rPr>
-        <w:t xml:space="preserve">1.24%（检查点选择之外</w:t>
+        <w:t xml:space="preserve">1.24%。检查点选择之外</w:t>
       </w:r>
       <w:r>
         <w:t xml:space="preserve"> 60 </w:t>
@@ -5033,7 +5036,25 @@
         <w:rPr>
           <w:rFonts w:hint="eastAsia"/>
         </w:rPr>
-        <w:t xml:space="preserve">个方向：0.355%、0.734%、1.24%）。在一致面力下，加校正基础网络的均值为</w:t>
+        <w:t xml:space="preserve">个测试位移上，相应数值为</w:t>
+      </w:r>
+      <w:r>
+        <w:t xml:space="preserve"> 0.355%、0.734% </w:t>
+      </w:r>
+      <w:r>
+        <w:rPr>
+          <w:rFonts w:hint="eastAsia"/>
+        </w:rPr>
+        <w:t xml:space="preserve">和</w:t>
+      </w:r>
+      <w:r>
+        <w:t xml:space="preserve"> </w:t>
+      </w:r>
+      <w:r>
+        <w:rPr>
+          <w:rFonts w:hint="eastAsia"/>
+        </w:rPr>
+        <w:t xml:space="preserve">1.24%。在面力载荷下，基础网络加修正的均值为</w:t>
       </w:r>
       <w:r>
         <w:t xml:space="preserve"> </w:t>
@@ -5069,7 +5090,7 @@
         <w:rPr>
           <w:rFonts w:hint="eastAsia"/>
         </w:rPr>
-        <w:t xml:space="preserve">1.31；对</w:t>
+        <w:t xml:space="preserve">1.31。对</w:t>
       </w:r>
       <w:r>
         <w:t xml:space="preserve"> 80 </w:t>
@@ -5078,7 +5099,7 @@
         <w:rPr>
           <w:rFonts w:hint="eastAsia"/>
         </w:rPr>
-        <w:t xml:space="preserve">个几何进行有放回重抽样（配对、几何等权均值之比、百分位区间）得到的</w:t>
+        <w:t xml:space="preserve">个几何进行有放回重抽样（配对、几何等权均值之比、百分位区间），所得</w:t>
       </w:r>
       <w:r>
         <w:t xml:space="preserve"> 95% </w:t>
@@ -5175,7 +5196,7 @@
               <w:rPr>
                 <w:rFonts w:hint="eastAsia"/>
               </w:rPr>
-              <w:t xml:space="preserve">未校正</w:t>
+              <w:t xml:space="preserve">未修正延续</w:t>
             </w:r>
           </w:p>
         </w:tc>
@@ -5203,7 +5224,7 @@
               <w:rPr>
                 <w:rFonts w:hint="eastAsia"/>
               </w:rPr>
-              <w:t xml:space="preserve">基础网络（加校正）</w:t>
+              <w:t xml:space="preserve">基础网络加修正</w:t>
             </w:r>
           </w:p>
         </w:tc>
@@ -6052,7 +6073,7 @@
         <w:rPr>
           <w:rFonts w:hint="eastAsia"/>
         </w:rPr>
-        <w:t xml:space="preserve">在一致面力下，NICE</w:t>
+        <w:t xml:space="preserve">在面力载荷下，NICE</w:t>
       </w:r>
       <w:r>
         <w:t xml:space="preserve"> </w:t>
@@ -6070,7 +6091,7 @@
         <w:rPr>
           <w:rFonts w:hint="eastAsia"/>
         </w:rPr>
-        <w:t xml:space="preserve">个几何上的分层均值为</w:t>
+        <w:t xml:space="preserve">个几何上各切割程度分组的均值为</w:t>
       </w:r>
       <w:r>
         <w:t xml:space="preserve"> </w:t>
@@ -6088,16 +6109,16 @@
         <w:rPr>
           <w:rFonts w:hint="eastAsia"/>
         </w:rPr>
-        <w:t xml:space="preserve">0.126%（重度），且</w:t>
-      </w:r>
-      <w:r>
-        <w:t xml:space="preserve"> 80 </w:t>
-      </w:r>
-      <w:r>
-        <w:rPr>
-          <w:rFonts w:hint="eastAsia"/>
-        </w:rPr>
-        <w:t xml:space="preserve">个几何中最大的五个几何均值（0.651%、0.540%、0.487%、0.303%、0.287%）均属于这</w:t>
+        <w:t xml:space="preserve">0.126%（重度）。80</w:t>
+      </w:r>
+      <w:r>
+        <w:t xml:space="preserve"> </w:t>
+      </w:r>
+      <w:r>
+        <w:rPr>
+          <w:rFonts w:hint="eastAsia"/>
+        </w:rPr>
+        <w:t xml:space="preserve">个几何中单个几何平均误差最大的五个值（0.651%、0.540%、0.487%、0.303%、0.287%）均属于这</w:t>
       </w:r>
       <w:r>
         <w:t xml:space="preserve"> 60 </w:t>
@@ -6120,7 +6141,7 @@
         <w:rPr>
           <w:rFonts w:hint="eastAsia"/>
         </w:rPr>
-        <w:t xml:space="preserve">节点力与一致面力的几何分层均值（%）</w:t>
+        <w:t xml:space="preserve">集中节点载荷与面力载荷下各切割程度分组的均值（%）</w:t>
       </w:r>
     </w:p>
     <w:tbl>
@@ -6153,7 +6174,7 @@
               <w:rPr>
                 <w:rFonts w:hint="eastAsia"/>
               </w:rPr>
-              <w:t xml:space="preserve">分层</w:t>
+              <w:t xml:space="preserve">切割程度分组</w:t>
             </w:r>
           </w:p>
         </w:tc>
@@ -6198,7 +6219,7 @@
               <w:rPr>
                 <w:rFonts w:hint="eastAsia"/>
               </w:rPr>
-              <w:t xml:space="preserve">未校正</w:t>
+              <w:t xml:space="preserve">未修正延续</w:t>
             </w:r>
             <w:r>
               <w:t xml:space="preserve"> force/force_c</w:t>
@@ -6232,7 +6253,7 @@
               <w:rPr>
                 <w:rFonts w:hint="eastAsia"/>
               </w:rPr>
-              <w:t xml:space="preserve">基础网络（加校正）</w:t>
+              <w:t xml:space="preserve">基础网络加修正</w:t>
             </w:r>
             <w:r>
               <w:t xml:space="preserve"> force/force_c</w:t>
@@ -6626,22 +6647,13 @@
         <w:t xml:space="preserve">还在取向</w:t>
       </w:r>
       <w:r>
-        <w:t xml:space="preserve"> </w:t>
-      </w:r>
-      <w:r>
-        <w:rPr>
-          <w:rFonts w:hint="eastAsia"/>
-        </w:rPr>
-        <w:t xml:space="preserve">17（该取向参与了检查点选择，表</w:t>
-      </w:r>
-      <w:r>
-        <w:t xml:space="preserve"> </w:t>
-      </w:r>
-      <w:r>
-        <w:rPr>
-          <w:rFonts w:hint="eastAsia"/>
-        </w:rPr>
-        <w:t xml:space="preserve">ST01）下，以表</w:t>
+        <w:t xml:space="preserve"> 17 </w:t>
+      </w:r>
+      <w:r>
+        <w:rPr>
+          <w:rFonts w:hint="eastAsia"/>
+        </w:rPr>
+        <w:t xml:space="preserve">下，以表</w:t>
       </w:r>
       <w:r>
         <w:t xml:space="preserve"> ST03 </w:t>
@@ -6650,7 +6662,7 @@
         <w:rPr>
           <w:rFonts w:hint="eastAsia"/>
         </w:rPr>
-        <w:t xml:space="preserve">的验证方向在全部</w:t>
+        <w:t xml:space="preserve">的验证测试位移在全部</w:t>
       </w:r>
       <w:r>
         <w:t xml:space="preserve"> 80 </w:t>
@@ -6659,7 +6671,16 @@
         <w:rPr>
           <w:rFonts w:hint="eastAsia"/>
         </w:rPr>
-        <w:t xml:space="preserve">个几何上进行了评估。刚度缩放支撑类别与邻胞元诱导类别不在此比较之列。</w:t>
+        <w:t xml:space="preserve">个几何上进行了评估；该取向参与了检查点选择（表</w:t>
+      </w:r>
+      <w:r>
+        <w:t xml:space="preserve"> </w:t>
+      </w:r>
+      <w:r>
+        <w:rPr>
+          <w:rFonts w:hint="eastAsia"/>
+        </w:rPr>
+        <w:t xml:space="preserve">ST01）。刚度缩放支撑类别与相邻胞元施加边界位移的类别不在此比较之列。</w:t>
       </w:r>
     </w:p>
     <w:tbl>
@@ -6986,7 +7007,7 @@
         <w:rPr>
           <w:rFonts w:hint="eastAsia"/>
         </w:rPr>
-        <w:t xml:space="preserve">部署算术下的算子验证</w:t>
+        <w:t xml:space="preserve">部署运算精度下的算子验证</w:t>
       </w:r>
     </w:p>
     <w:p>
@@ -7198,16 +7219,25 @@
         <w:rPr>
           <w:rFonts w:hint="eastAsia"/>
         </w:rPr>
-        <w:t xml:space="preserve">的列为该胞元一致面力（force_c）验证集中的前八个保留位移方向；返回功与场能量之间的最大相对差、部署场与训练场之差以及最大刚体能量比，三者均在同样的八个方向上计算，这些方向也用于刚体能量比的归一化；ghost</w:t>
-      </w:r>
-      <w:r>
-        <w:t xml:space="preserve"> </w:t>
-      </w:r>
-      <w:r>
-        <w:rPr>
-          <w:rFonts w:hint="eastAsia"/>
-        </w:rPr>
-        <w:t xml:space="preserve">罚项在精确场能量中所占份额，取方向平均（一致面力</w:t>
+        <w:t xml:space="preserve">的列为该胞元面力载荷（force_c）验证集中的前八个测试位移。随后三列分别为返回功与场能量之间的最大相对差、部署场与训练场之差以及最大刚体能量比，三者均在同样的八个测试位移上计算，刚体能量比也以这些测试位移归一化。ghost</w:t>
+      </w:r>
+      <w:r>
+        <w:t xml:space="preserve"> </w:t>
+      </w:r>
+      <w:r>
+        <w:rPr>
+          <w:rFonts w:hint="eastAsia"/>
+        </w:rPr>
+        <w:t xml:space="preserve">罚项一列为</w:t>
+      </w:r>
+      <w:r>
+        <w:t xml:space="preserve"> ghost </w:t>
+      </w:r>
+      <w:r>
+        <w:rPr>
+          <w:rFonts w:hint="eastAsia"/>
+        </w:rPr>
+        <w:t xml:space="preserve">罚项能量在精确场能量中的占比，取测试位移平均（面力载荷</w:t>
       </w:r>
       <w:r>
         <w:t xml:space="preserve"> / </w:t>
@@ -7216,7 +7246,7 @@
         <w:rPr>
           <w:rFonts w:hint="eastAsia"/>
         </w:rPr>
-        <w:t xml:space="preserve">节点力）；以及第</w:t>
+        <w:t xml:space="preserve">集中节点载荷）。最后两列为第</w:t>
       </w:r>
       <w:r>
         <w:t xml:space="preserve"> 5.4 </w:t>
@@ -7234,7 +7264,7 @@
         <w:rPr>
           <w:rFonts w:hint="eastAsia"/>
         </w:rPr>
-        <w:t xml:space="preserve">在一致面力下的平均</w:t>
+        <w:t xml:space="preserve">在面力载荷下的平均</w:t>
       </w:r>
       <w:r>
         <w:t xml:space="preserve"> </w:t>
@@ -7387,7 +7417,7 @@
         <w:rPr>
           <w:rFonts w:hint="eastAsia"/>
         </w:rPr>
-        <w:t xml:space="preserve">。在前八个节点力方向上，非对称度、功–能量差和刚体能量比分别至多为</w:t>
+        <w:t xml:space="preserve">。在集中节点载荷的前八个测试位移上，非对称度、功–能量差和刚体能量比分别不超过</w:t>
       </w:r>
       <w:r>
         <w:t xml:space="preserve"> </w:t>
@@ -7602,7 +7632,7 @@
               <w:rPr>
                 <w:rFonts w:hint="eastAsia"/>
               </w:rPr>
-              <w:t xml:space="preserve">罚项份额（一致面力</w:t>
+              <w:t xml:space="preserve">罚项能量占比（面力载荷</w:t>
             </w:r>
             <w:r>
               <w:t xml:space="preserve"> / </w:t>
@@ -7611,7 +7641,7 @@
               <w:rPr>
                 <w:rFonts w:hint="eastAsia"/>
               </w:rPr>
-              <w:t xml:space="preserve">节点力）</w:t>
+              <w:t xml:space="preserve">集中节点载荷）</w:t>
             </w:r>
           </w:p>
         </w:tc>
@@ -7638,7 +7668,7 @@
               <w:rPr>
                 <w:rFonts w:hint="eastAsia"/>
               </w:rPr>
-              <w:t xml:space="preserve">：基础网络（一致面力）</w:t>
+              <w:t xml:space="preserve">：基础网络（面力载荷）</w:t>
             </w:r>
           </w:p>
         </w:tc>
@@ -7665,7 +7695,7 @@
               <w:rPr>
                 <w:rFonts w:hint="eastAsia"/>
               </w:rPr>
-              <w:t xml:space="preserve">：NICE（一致面力）</w:t>
+              <w:t xml:space="preserve">：NICE（面力载荷）</w:t>
             </w:r>
           </w:p>
         </w:tc>
@@ -8138,7 +8168,7 @@
         <w:rPr>
           <w:rFonts w:hint="eastAsia"/>
         </w:rPr>
-        <w:t xml:space="preserve">固定保留位移下的灵敏度与谱诊断</w:t>
+        <w:t xml:space="preserve">固定主自由度位移下的灵敏度与谱诊断</w:t>
       </w:r>
     </w:p>
     <w:p>
@@ -8163,7 +8193,7 @@
         <w:rPr>
           <w:rFonts w:hint="eastAsia"/>
         </w:rPr>
-        <w:t xml:space="preserve">固定保留位移下的方向均值（%）。</w:t>
+        <w:t xml:space="preserve">固定主自由度位移下各测试位移的均值（%）。</w:t>
       </w:r>
       <m:oMath>
         <m:r>
@@ -8242,34 +8272,16 @@
         <w:rPr>
           <w:rFonts w:hint="eastAsia"/>
         </w:rPr>
-        <w:t xml:space="preserve">8a,b）；光滑后的数值仅针对一致面力下的基础网络列出，—</w:t>
-      </w:r>
-      <w:r>
-        <w:t xml:space="preserve"> </w:t>
-      </w:r>
-      <w:r>
-        <w:rPr>
-          <w:rFonts w:hint="eastAsia"/>
-        </w:rPr>
-        <w:t xml:space="preserve">表示未列出的条目。一阶份额为线性误差数组的</w:t>
-      </w:r>
-      <w:r>
-        <w:t xml:space="preserve"> Frobenius </w:t>
-      </w:r>
-      <w:r>
-        <w:rPr>
-          <w:rFonts w:hint="eastAsia"/>
-        </w:rPr>
-        <w:t xml:space="preserve">范数除以线性数组与二次数组</w:t>
-      </w:r>
-      <w:r>
-        <w:t xml:space="preserve"> Frobenius </w:t>
-      </w:r>
-      <w:r>
-        <w:rPr>
-          <w:rFonts w:hint="eastAsia"/>
-        </w:rPr>
-        <w:t xml:space="preserve">范数之和（%），在</w:t>
+        <w:t xml:space="preserve">8a,b）。光滑后的数值仅针对面力载荷下的基础网络列出，—</w:t>
+      </w:r>
+      <w:r>
+        <w:t xml:space="preserve"> </w:t>
+      </w:r>
+      <w:r>
+        <w:rPr>
+          <w:rFonts w:hint="eastAsia"/>
+        </w:rPr>
+        <w:t xml:space="preserve">表示未列出的条目。一阶占比在</w:t>
       </w:r>
       <w:r>
         <w:t xml:space="preserve"> </w:t>
@@ -8295,7 +8307,25 @@
         <w:rPr>
           <w:rFonts w:hint="eastAsia"/>
         </w:rPr>
-        <w:t xml:space="preserve">时计算；每个数组包含该胞元和该类别中全部八个角点及全部评估方向。</w:t>
+        <w:t xml:space="preserve">时计算，为线性误差数组的</w:t>
+      </w:r>
+      <w:r>
+        <w:t xml:space="preserve"> Frobenius </w:t>
+      </w:r>
+      <w:r>
+        <w:rPr>
+          <w:rFonts w:hint="eastAsia"/>
+        </w:rPr>
+        <w:t xml:space="preserve">范数除以线性数组与二次数组</w:t>
+      </w:r>
+      <w:r>
+        <w:t xml:space="preserve"> Frobenius </w:t>
+      </w:r>
+      <w:r>
+        <w:rPr>
+          <w:rFonts w:hint="eastAsia"/>
+        </w:rPr>
+        <w:t xml:space="preserve">范数之和（%）。每个数组包含该胞元和该类别中全部八个角点及全部评估测试位移。</w:t>
       </w:r>
     </w:p>
     <w:tbl>
@@ -8511,7 +8541,7 @@
               <w:rPr>
                 <w:rFonts w:hint="eastAsia"/>
               </w:rPr>
-              <w:t xml:space="preserve">一阶份额</w:t>
+              <w:t xml:space="preserve">一阶占比</w:t>
             </w:r>
           </w:p>
         </w:tc>
@@ -9643,7 +9673,7 @@
               <w:rPr>
                 <w:rFonts w:hint="eastAsia"/>
               </w:rPr>
-              <w:t xml:space="preserve">未校正</w:t>
+              <w:t xml:space="preserve">未修正延续</w:t>
             </w:r>
           </w:p>
         </w:tc>
@@ -9736,7 +9766,7 @@
               <w:rPr>
                 <w:rFonts w:hint="eastAsia"/>
               </w:rPr>
-              <w:t xml:space="preserve">未校正</w:t>
+              <w:t xml:space="preserve">未修正延续</w:t>
             </w:r>
           </w:p>
         </w:tc>
@@ -9829,7 +9859,7 @@
               <w:rPr>
                 <w:rFonts w:hint="eastAsia"/>
               </w:rPr>
-              <w:t xml:space="preserve">未校正</w:t>
+              <w:t xml:space="preserve">未修正延续</w:t>
             </w:r>
           </w:p>
         </w:tc>
@@ -9922,7 +9952,7 @@
               <w:rPr>
                 <w:rFonts w:hint="eastAsia"/>
               </w:rPr>
-              <w:t xml:space="preserve">未校正</w:t>
+              <w:t xml:space="preserve">未修正延续</w:t>
             </w:r>
           </w:p>
         </w:tc>
@@ -10015,7 +10045,7 @@
               <w:rPr>
                 <w:rFonts w:hint="eastAsia"/>
               </w:rPr>
-              <w:t xml:space="preserve">未校正</w:t>
+              <w:t xml:space="preserve">未修正延续</w:t>
             </w:r>
           </w:p>
         </w:tc>
@@ -10108,7 +10138,7 @@
               <w:rPr>
                 <w:rFonts w:hint="eastAsia"/>
               </w:rPr>
-              <w:t xml:space="preserve">未校正</w:t>
+              <w:t xml:space="preserve">未修正延续</w:t>
             </w:r>
           </w:p>
         </w:tc>
@@ -10201,7 +10231,7 @@
               <w:rPr>
                 <w:rFonts w:hint="eastAsia"/>
               </w:rPr>
-              <w:t xml:space="preserve">未校正</w:t>
+              <w:t xml:space="preserve">未修正延续</w:t>
             </w:r>
           </w:p>
         </w:tc>
@@ -10294,7 +10324,7 @@
               <w:rPr>
                 <w:rFonts w:hint="eastAsia"/>
               </w:rPr>
-              <w:t xml:space="preserve">未校正</w:t>
+              <w:t xml:space="preserve">未修正延续</w:t>
             </w:r>
           </w:p>
         </w:tc>
@@ -10387,7 +10417,7 @@
               <w:rPr>
                 <w:rFonts w:hint="eastAsia"/>
               </w:rPr>
-              <w:t xml:space="preserve">未校正</w:t>
+              <w:t xml:space="preserve">未修正延续</w:t>
             </w:r>
           </w:p>
         </w:tc>
@@ -10480,7 +10510,7 @@
               <w:rPr>
                 <w:rFonts w:hint="eastAsia"/>
               </w:rPr>
-              <w:t xml:space="preserve">未校正</w:t>
+              <w:t xml:space="preserve">未修正延续</w:t>
             </w:r>
           </w:p>
         </w:tc>
@@ -10583,7 +10613,7 @@
         <w:rPr>
           <w:rFonts w:hint="eastAsia"/>
         </w:rPr>
-        <w:t xml:space="preserve">个广义内部模态中的能量分数</w:t>
+        <w:t xml:space="preserve">个广义内部模态中的能量占比</w:t>
       </w:r>
     </w:p>
     <w:p>
@@ -10594,16 +10624,16 @@
         <w:rPr>
           <w:rFonts w:hint="eastAsia"/>
         </w:rPr>
-        <w:t xml:space="preserve">基础网络，对一致面力方向取平均；每个分数采用各自的内部能量分母（式</w:t>
-      </w:r>
-      <w:r>
-        <w:t xml:space="preserve"> </w:t>
-      </w:r>
-      <w:r>
-        <w:rPr>
-          <w:rFonts w:hint="eastAsia"/>
-        </w:rPr>
-        <w:t xml:space="preserve">(15)）。累积曲线、节点力结果和方向百分位数见图</w:t>
+        <w:t xml:space="preserve">基础网络，对面力载荷下的测试位移取平均；每个占比采用各自的内部能量分母（式</w:t>
+      </w:r>
+      <w:r>
+        <w:t xml:space="preserve"> </w:t>
+      </w:r>
+      <w:r>
+        <w:rPr>
+          <w:rFonts w:hint="eastAsia"/>
+        </w:rPr>
+        <w:t xml:space="preserve">(10)）。累积曲线、集中节点载荷结果以及各测试位移的百分位数见图</w:t>
       </w:r>
       <w:r>
         <w:t xml:space="preserve"> 6。</w:t>
@@ -10648,21 +10678,21 @@
               <w:rPr>
                 <w:rFonts w:hint="eastAsia"/>
               </w:rPr>
-              <w:t xml:space="preserve">误差分数（%）</w:t>
-            </w:r>
-          </w:p>
-        </w:tc>
-        <w:tc>
-          <w:tcPr/>
-          <w:p>
-            <w:pPr>
-              <w:pStyle w:val="Compact"/>
-            </w:pPr>
-            <w:r>
-              <w:rPr>
-                <w:rFonts w:hint="eastAsia"/>
-              </w:rPr>
-              <w:t xml:space="preserve">精确场分数（%）</w:t>
+              <w:t xml:space="preserve">误差能量占比（%）</w:t>
+            </w:r>
+          </w:p>
+        </w:tc>
+        <w:tc>
+          <w:tcPr/>
+          <w:p>
+            <w:pPr>
+              <w:pStyle w:val="Compact"/>
+            </w:pPr>
+            <w:r>
+              <w:rPr>
+                <w:rFonts w:hint="eastAsia"/>
+              </w:rPr>
+              <w:t xml:space="preserve">精确场能量占比（%）</w:t>
             </w:r>
           </w:p>
         </w:tc>
@@ -11171,16 +11201,16 @@
         <w:rPr>
           <w:rFonts w:hint="eastAsia"/>
         </w:rPr>
-        <w:t xml:space="preserve">1.05；该研究从其自身的随机向量启动幂迭代（附录</w:t>
-      </w:r>
-      <w:r>
-        <w:t xml:space="preserve"> </w:t>
-      </w:r>
-      <w:r>
-        <w:rPr>
-          <w:rFonts w:hint="eastAsia"/>
-        </w:rPr>
-        <w:t xml:space="preserve">F.2），因此其区间与校正</w:t>
+        <w:t xml:space="preserve">1.05。该研究从自身的随机向量启动幂迭代（附录</w:t>
+      </w:r>
+      <w:r>
+        <w:t xml:space="preserve"> </w:t>
+      </w:r>
+      <w:r>
+        <w:rPr>
+          <w:rFonts w:hint="eastAsia"/>
+        </w:rPr>
+        <w:t xml:space="preserve">F.2），因此所得光滑区间与修正</w:t>
       </w:r>
       <w:r>
         <w:t xml:space="preserve"> </w:t>
@@ -11232,7 +11262,7 @@
         <w:rPr>
           <w:rFonts w:hint="eastAsia"/>
         </w:rPr>
-        <w:t xml:space="preserve">在固定保留位移下，对基础网络的场依次施加八步光滑、一次粗网格校正和八步光滑后，一致面力下的平均能量误差（%）；粗列是通过附录</w:t>
+        <w:t xml:space="preserve">在固定主自由度位移下，对基础网络的场依次施加八步光滑、一次粗网格校正和八步光滑后，面力载荷下的平均能量误差（%）。粗列为经附录</w:t>
       </w:r>
       <w:r>
         <w:t xml:space="preserve"> F.1 </w:t>
@@ -11241,7 +11271,7 @@
         <w:rPr>
           <w:rFonts w:hint="eastAsia"/>
         </w:rPr>
-        <w:t xml:space="preserve">的支撑筛选、并剔除对角能量至多为最大值</w:t>
+        <w:t xml:space="preserve">的列筛选、并剔除对角能量不超过最大值</w:t>
       </w:r>
       <w:r>
         <w:t xml:space="preserve"> </w:t>
@@ -11273,7 +11303,7 @@
         <w:rPr>
           <w:rFonts w:hint="eastAsia"/>
         </w:rPr>
-        <w:t xml:space="preserve">倍的列之后保留下来的列，</w:t>
+        <w:t xml:space="preserve">倍的列之后剩余的列；</w:t>
       </w:r>
       <m:oMath>
         <m:sSup>
@@ -11302,7 +11332,7 @@
         <w:rPr>
           <w:rFonts w:hint="eastAsia"/>
         </w:rPr>
-        <w:t xml:space="preserve">被显式形成，并在不加对角平移的情况下进行分解。富集单位分解（PU）空间通过场</w:t>
+        <w:t xml:space="preserve">显式形成，分解时不加对角平移。富集单位分解（PU）空间通过场</w:t>
       </w:r>
       <w:r>
         <w:t xml:space="preserve"> </w:t>
@@ -11464,7 +11494,7 @@
         <w:rPr>
           <w:rFonts w:hint="eastAsia"/>
         </w:rPr>
-        <w:t xml:space="preserve">网格的每个顶点上携带</w:t>
+        <w:t xml:space="preserve">网格的每个顶点上设置</w:t>
       </w:r>
       <w:r>
         <w:t xml:space="preserve"> 12 </w:t>
@@ -11473,7 +11503,7 @@
         <w:rPr>
           <w:rFonts w:hint="eastAsia"/>
         </w:rPr>
-        <w:t xml:space="preserve">个自由度；其生成函数线性相关，因此列数可能超过所张成空间的维数，PU</w:t>
+        <w:t xml:space="preserve">个自由度。其生成函数线性相关，因此列数可能超过所张成空间的维数；PU</w:t>
       </w:r>
       <w:r>
         <w:t xml:space="preserve"> </w:t>
@@ -12214,7 +12244,7 @@
         <w:rPr>
           <w:rFonts w:hint="eastAsia"/>
         </w:rPr>
-        <w:t xml:space="preserve">相同校正下不同初始场的能量误差</w:t>
+        <w:t xml:space="preserve">相同修正下不同初始场的能量误差</w:t>
       </w:r>
     </w:p>
     <w:p>
@@ -12225,16 +12255,16 @@
         <w:rPr>
           <w:rFonts w:hint="eastAsia"/>
         </w:rPr>
-        <w:t xml:space="preserve">在一致面力下（32</w:t>
-      </w:r>
-      <w:r>
-        <w:t xml:space="preserve"> </w:t>
-      </w:r>
-      <w:r>
-        <w:rPr>
-          <w:rFonts w:hint="eastAsia"/>
-        </w:rPr>
-        <w:t xml:space="preserve">个验证方向，固定保留位移），对三种初始场和六个详细胞元，施加在</w:t>
+        <w:t xml:space="preserve">面力载荷下（32</w:t>
+      </w:r>
+      <w:r>
+        <w:t xml:space="preserve"> </w:t>
+      </w:r>
+      <w:r>
+        <w:rPr>
+          <w:rFonts w:hint="eastAsia"/>
+        </w:rPr>
+        <w:t xml:space="preserve">个验证测试位移，固定主自由度位移）施加修正后的平均能量误差（%），修正在</w:t>
       </w:r>
       <w:r>
         <w:t xml:space="preserve"> </w:t>
@@ -12292,7 +12322,7 @@
         <w:rPr>
           <w:rFonts w:hint="eastAsia"/>
         </w:rPr>
-        <w:t xml:space="preserve">步光滑的校正后的平均方向能量误差（%）；M1、M2、H1、H2</w:t>
+        <w:t xml:space="preserve">步光滑。表中给出三种初始场和六个用于详细比较的胞元的结果；M1、M2、H1、H2</w:t>
       </w:r>
       <w:r>
         <w:t xml:space="preserve"> </w:t>
@@ -12339,7 +12369,7 @@
         <w:rPr>
           <w:rFonts w:hint="eastAsia"/>
         </w:rPr>
-        <w:t xml:space="preserve">调和初始场是保留位移变形部分的图调和延拓。该图以胞元的激活节点为顶点，将每个激活单元</w:t>
+        <w:t xml:space="preserve">调和初始场由主自由度位移的变形部分按图调和插值恢复内部位移得到。该图以胞元的激活节点为顶点，将每个激活单元</w:t>
       </w:r>
       <w:r>
         <w:t xml:space="preserve"> 27 </w:t>
@@ -12398,7 +12428,7 @@
         <w:rPr>
           <w:rFonts w:hint="eastAsia"/>
         </w:rPr>
-        <w:t xml:space="preserve">矩阵。在给定保留值的条件下，各位移分量分别通过</w:t>
+        <w:t xml:space="preserve">矩阵。在给定主自由度值的条件下，各位移分量分别由</w:t>
       </w:r>
       <w:r>
         <w:t xml:space="preserve"> </w:t>
@@ -12469,7 +12499,7 @@
         <w:rPr>
           <w:rFonts w:hint="eastAsia"/>
         </w:rPr>
-        <w:t xml:space="preserve">进行延拓。与零场的处理相同，保留位移首先按</w:t>
+        <w:t xml:space="preserve">求得。与零初始场相同，主自由度位移首先按</w:t>
       </w:r>
       <w:r>
         <w:t xml:space="preserve"> </w:t>
@@ -12592,7 +12622,7 @@
         <w:rPr>
           <w:rFonts w:hint="eastAsia"/>
         </w:rPr>
-        <w:t xml:space="preserve">；仅对第二部分进行延拓，再叠加刚体场</w:t>
+        <w:t xml:space="preserve">；仅对第二部分进行上述位移恢复，再叠加刚体场</w:t>
       </w:r>
       <w:r>
         <w:t xml:space="preserve"> </w:t>
@@ -12609,7 +12639,7 @@
         <w:rPr>
           <w:rFonts w:hint="eastAsia"/>
         </w:rPr>
-        <w:t xml:space="preserve">，并恢复保留值。该延拓不含可训练参数，仅使用单元连接关系和单元体积。</w:t>
+        <w:t xml:space="preserve">，最后将主自由度分量重置为给定值。该位移恢复不含可训练参数，仅使用单元连接关系和单元体积。</w:t>
       </w:r>
     </w:p>
     <w:tbl>
@@ -14023,7 +14053,7 @@
         <w:rPr>
           <w:rFonts w:hint="eastAsia"/>
         </w:rPr>
-        <w:t xml:space="preserve">上，从基础网络出发，每阶段</w:t>
+        <w:t xml:space="preserve">上，以基础网络为初始场，每阶段</w:t>
       </w:r>
       <w:r>
         <w:t xml:space="preserve"> 2 </w:t>
@@ -14059,7 +14089,7 @@
         <w:rPr>
           <w:rFonts w:hint="eastAsia"/>
         </w:rPr>
-        <w:t xml:space="preserve">0.422%，而先进行一次粗网格校正、再进行单个八步阶段则给出</w:t>
+        <w:t xml:space="preserve">0.422%；先进行一次粗网格校正、再进行一个八步光滑阶段，则给出</w:t>
       </w:r>
       <w:r>
         <w:t xml:space="preserve"> 0.230%。M1 </w:t>
@@ -14109,7 +14139,16 @@
         <w:rPr>
           <w:rFonts w:hint="eastAsia"/>
         </w:rPr>
-        <w:t xml:space="preserve">空间对应</w:t>
+        <w:t xml:space="preserve">空间含</w:t>
+      </w:r>
+      <w:r>
+        <w:t xml:space="preserve"> 5,601 </w:t>
+      </w:r>
+      <w:r>
+        <w:rPr>
+          <w:rFonts w:hint="eastAsia"/>
+        </w:rPr>
+        <w:t xml:space="preserve">个粗列，对应</w:t>
       </w:r>
       <w:r>
         <w:t xml:space="preserve"> 165,927 </w:t>
@@ -14118,47 +14157,39 @@
         <w:rPr>
           <w:rFonts w:hint="eastAsia"/>
         </w:rPr>
-        <w:t xml:space="preserve">个内部自由度，含</w:t>
-      </w:r>
-      <w:r>
-        <w:t xml:space="preserve"> 5,601 </w:t>
-      </w:r>
-      <w:r>
-        <w:rPr>
-          <w:rFonts w:hint="eastAsia"/>
-        </w:rPr>
-        <w:t xml:space="preserve">个粗列。</w:t>
+        <w:t xml:space="preserve">个内部自由度。</w:t>
+      </w:r>
+      <w:r>
+        <w:t xml:space="preserve"> </w:t>
+      </w:r>
+      <w:r>
+        <w:t xml:space="preserve">## </w:t>
+      </w:r>
+      <w:r>
+        <w:rPr>
+          <w:rFonts w:hint="eastAsia"/>
+        </w:rPr>
+        <w:t xml:space="preserve">表</w:t>
+      </w:r>
+      <w:r>
+        <w:t xml:space="preserve"> ST08. </w:t>
+      </w:r>
+      <w:r>
+        <w:rPr>
+          <w:rFonts w:hint="eastAsia"/>
+        </w:rPr>
+        <w:t xml:space="preserve">两胞元装配的完整结果（相邻胞元厚度连续）</w:t>
       </w:r>
     </w:p>
     <w:p>
       <w:pPr>
-        <w:pStyle w:val="Heading2"/>
+        <w:pStyle w:val="BodyText"/>
       </w:pPr>
       <w:r>
         <w:rPr>
           <w:rFonts w:hint="eastAsia"/>
         </w:rPr>
-        <w:t xml:space="preserve">表</w:t>
-      </w:r>
-      <w:r>
-        <w:t xml:space="preserve"> ST08. </w:t>
-      </w:r>
-      <w:r>
-        <w:rPr>
-          <w:rFonts w:hint="eastAsia"/>
-        </w:rPr>
-        <w:t xml:space="preserve">完整的连续邻胞元装配结果</w:t>
-      </w:r>
-    </w:p>
-    <w:p>
-      <w:pPr>
-        <w:pStyle w:val="FirstParagraph"/>
-      </w:pPr>
-      <w:r>
-        <w:rPr>
-          <w:rFonts w:hint="eastAsia"/>
-        </w:rPr>
-        <w:t xml:space="preserve">六种面载荷下柔度与场基灵敏度向量的最大相对误差（%），并与</w:t>
+        <w:t xml:space="preserve">六种面载荷下柔度与灵敏度向量的最大相对误差（%），以</w:t>
       </w:r>
       <w:r>
         <w:t xml:space="preserve"> 3% </w:t>
@@ -14167,7 +14198,7 @@
         <w:rPr>
           <w:rFonts w:hint="eastAsia"/>
         </w:rPr>
-        <w:t xml:space="preserve">参考线进行比较。灵敏度最大值涵盖两个胞元。目标胞元采用指定的学习变体，其邻胞元为精确的。胞元标签为验证标识符的缩写（补充材料第</w:t>
+        <w:t xml:space="preserve">参考线为比较基准。灵敏度最大值在两个胞元上取。被测胞元采用所列的学习变体，相邻胞元采用精确凝聚。胞元标签为验证几何标识符的缩写（补充材料第</w:t>
       </w:r>
       <w:r>
         <w:t xml:space="preserve"> R1 </w:t>
@@ -14206,21 +14237,21 @@
               <w:rPr>
                 <w:rFonts w:hint="eastAsia"/>
               </w:rPr>
-              <w:t xml:space="preserve">目标胞元</w:t>
-            </w:r>
-          </w:p>
-        </w:tc>
-        <w:tc>
-          <w:tcPr/>
-          <w:p>
-            <w:pPr>
-              <w:pStyle w:val="Compact"/>
-            </w:pPr>
-            <w:r>
-              <w:rPr>
-                <w:rFonts w:hint="eastAsia"/>
-              </w:rPr>
-              <w:t xml:space="preserve">配置</w:t>
+              <w:t xml:space="preserve">被测胞元</w:t>
+            </w:r>
+          </w:p>
+        </w:tc>
+        <w:tc>
+          <w:tcPr/>
+          <w:p>
+            <w:pPr>
+              <w:pStyle w:val="Compact"/>
+            </w:pPr>
+            <w:r>
+              <w:rPr>
+                <w:rFonts w:hint="eastAsia"/>
+              </w:rPr>
+              <w:t xml:space="preserve">构型</w:t>
             </w:r>
           </w:p>
         </w:tc>
@@ -14720,7 +14751,7 @@
               <w:rPr>
                 <w:rFonts w:hint="eastAsia"/>
               </w:rPr>
-              <w:t xml:space="preserve">未校正</w:t>
+              <w:t xml:space="preserve">未修正延续</w:t>
             </w:r>
           </w:p>
         </w:tc>
@@ -14780,7 +14811,7 @@
               <w:rPr>
                 <w:rFonts w:hint="eastAsia"/>
               </w:rPr>
-              <w:t xml:space="preserve">未校正</w:t>
+              <w:t xml:space="preserve">未修正延续</w:t>
             </w:r>
           </w:p>
         </w:tc>
@@ -14840,7 +14871,7 @@
               <w:rPr>
                 <w:rFonts w:hint="eastAsia"/>
               </w:rPr>
-              <w:t xml:space="preserve">未校正</w:t>
+              <w:t xml:space="preserve">未修正延续</w:t>
             </w:r>
           </w:p>
         </w:tc>
@@ -14900,7 +14931,7 @@
               <w:rPr>
                 <w:rFonts w:hint="eastAsia"/>
               </w:rPr>
-              <w:t xml:space="preserve">未校正</w:t>
+              <w:t xml:space="preserve">未修正延续</w:t>
             </w:r>
           </w:p>
         </w:tc>
@@ -14960,7 +14991,7 @@
               <w:rPr>
                 <w:rFonts w:hint="eastAsia"/>
               </w:rPr>
-              <w:t xml:space="preserve">未校正</w:t>
+              <w:t xml:space="preserve">未修正延续</w:t>
             </w:r>
           </w:p>
         </w:tc>
@@ -15020,7 +15051,7 @@
               <w:rPr>
                 <w:rFonts w:hint="eastAsia"/>
               </w:rPr>
-              <w:t xml:space="preserve">未校正</w:t>
+              <w:t xml:space="preserve">未修正延续</w:t>
             </w:r>
           </w:p>
         </w:tc>
@@ -15080,7 +15111,7 @@
               <w:rPr>
                 <w:rFonts w:hint="eastAsia"/>
               </w:rPr>
-              <w:t xml:space="preserve">未校正</w:t>
+              <w:t xml:space="preserve">未修正延续</w:t>
             </w:r>
           </w:p>
         </w:tc>
@@ -15140,7 +15171,7 @@
               <w:rPr>
                 <w:rFonts w:hint="eastAsia"/>
               </w:rPr>
-              <w:t xml:space="preserve">未校正</w:t>
+              <w:t xml:space="preserve">未修正延续</w:t>
             </w:r>
           </w:p>
         </w:tc>
@@ -15200,7 +15231,7 @@
               <w:rPr>
                 <w:rFonts w:hint="eastAsia"/>
               </w:rPr>
-              <w:t xml:space="preserve">未校正</w:t>
+              <w:t xml:space="preserve">未修正延续</w:t>
             </w:r>
           </w:p>
         </w:tc>
@@ -15260,7 +15291,7 @@
               <w:rPr>
                 <w:rFonts w:hint="eastAsia"/>
               </w:rPr>
-              <w:t xml:space="preserve">未校正</w:t>
+              <w:t xml:space="preserve">未修正延续</w:t>
             </w:r>
           </w:p>
         </w:tc>
@@ -15320,7 +15351,7 @@
               <w:rPr>
                 <w:rFonts w:hint="eastAsia"/>
               </w:rPr>
-              <w:t xml:space="preserve">未校正</w:t>
+              <w:t xml:space="preserve">未修正延续</w:t>
             </w:r>
           </w:p>
         </w:tc>
@@ -16100,7 +16131,7 @@
               <w:rPr>
                 <w:rFonts w:hint="eastAsia"/>
               </w:rPr>
-              <w:t xml:space="preserve">基础网络（加校正）</w:t>
+              <w:t xml:space="preserve">基础网络加修正</w:t>
             </w:r>
           </w:p>
         </w:tc>
@@ -16160,7 +16191,7 @@
               <w:rPr>
                 <w:rFonts w:hint="eastAsia"/>
               </w:rPr>
-              <w:t xml:space="preserve">基础网络（加校正）</w:t>
+              <w:t xml:space="preserve">基础网络加修正</w:t>
             </w:r>
           </w:p>
         </w:tc>
@@ -16220,7 +16251,7 @@
               <w:rPr>
                 <w:rFonts w:hint="eastAsia"/>
               </w:rPr>
-              <w:t xml:space="preserve">基础网络（加校正）</w:t>
+              <w:t xml:space="preserve">基础网络加修正</w:t>
             </w:r>
           </w:p>
         </w:tc>
@@ -16280,7 +16311,7 @@
               <w:rPr>
                 <w:rFonts w:hint="eastAsia"/>
               </w:rPr>
-              <w:t xml:space="preserve">基础网络（加校正）</w:t>
+              <w:t xml:space="preserve">基础网络加修正</w:t>
             </w:r>
           </w:p>
         </w:tc>
@@ -16340,7 +16371,7 @@
               <w:rPr>
                 <w:rFonts w:hint="eastAsia"/>
               </w:rPr>
-              <w:t xml:space="preserve">基础网络（加校正）</w:t>
+              <w:t xml:space="preserve">基础网络加修正</w:t>
             </w:r>
           </w:p>
         </w:tc>
@@ -16400,7 +16431,7 @@
               <w:rPr>
                 <w:rFonts w:hint="eastAsia"/>
               </w:rPr>
-              <w:t xml:space="preserve">基础网络（加校正）</w:t>
+              <w:t xml:space="preserve">基础网络加修正</w:t>
             </w:r>
           </w:p>
         </w:tc>
@@ -16460,7 +16491,7 @@
               <w:rPr>
                 <w:rFonts w:hint="eastAsia"/>
               </w:rPr>
-              <w:t xml:space="preserve">基础网络（加校正）</w:t>
+              <w:t xml:space="preserve">基础网络加修正</w:t>
             </w:r>
           </w:p>
         </w:tc>
@@ -16520,7 +16551,7 @@
               <w:rPr>
                 <w:rFonts w:hint="eastAsia"/>
               </w:rPr>
-              <w:t xml:space="preserve">基础网络（加校正）</w:t>
+              <w:t xml:space="preserve">基础网络加修正</w:t>
             </w:r>
           </w:p>
         </w:tc>
@@ -16580,7 +16611,7 @@
               <w:rPr>
                 <w:rFonts w:hint="eastAsia"/>
               </w:rPr>
-              <w:t xml:space="preserve">基础网络（加校正）</w:t>
+              <w:t xml:space="preserve">基础网络加修正</w:t>
             </w:r>
           </w:p>
         </w:tc>
@@ -16640,7 +16671,7 @@
               <w:rPr>
                 <w:rFonts w:hint="eastAsia"/>
               </w:rPr>
-              <w:t xml:space="preserve">基础网络（加校正）</w:t>
+              <w:t xml:space="preserve">基础网络加修正</w:t>
             </w:r>
           </w:p>
         </w:tc>
@@ -16700,7 +16731,7 @@
               <w:rPr>
                 <w:rFonts w:hint="eastAsia"/>
               </w:rPr>
-              <w:t xml:space="preserve">基础网络（加校正）</w:t>
+              <w:t xml:space="preserve">基础网络加修正</w:t>
             </w:r>
           </w:p>
         </w:tc>
@@ -16760,7 +16791,7 @@
               <w:rPr>
                 <w:rFonts w:hint="eastAsia"/>
               </w:rPr>
-              <w:t xml:space="preserve">基础网络（加校正）</w:t>
+              <w:t xml:space="preserve">基础网络加修正</w:t>
             </w:r>
           </w:p>
         </w:tc>
@@ -16820,7 +16851,7 @@
               <w:rPr>
                 <w:rFonts w:hint="eastAsia"/>
               </w:rPr>
-              <w:t xml:space="preserve">基础网络（加校正）</w:t>
+              <w:t xml:space="preserve">基础网络加修正</w:t>
             </w:r>
           </w:p>
         </w:tc>
@@ -16880,7 +16911,7 @@
               <w:rPr>
                 <w:rFonts w:hint="eastAsia"/>
               </w:rPr>
-              <w:t xml:space="preserve">基础网络（加校正）</w:t>
+              <w:t xml:space="preserve">基础网络加修正</w:t>
             </w:r>
           </w:p>
         </w:tc>
@@ -17714,7 +17745,7 @@
         <w:rPr>
           <w:rFonts w:hint="eastAsia"/>
         </w:rPr>
-        <w:t xml:space="preserve">表中未列出的组合未作评估。本表中所有胞元均属于用于检查点选择的</w:t>
+        <w:t xml:space="preserve">表中未列出的组合未作评估。本表全部胞元均属于用于检查点选择的</w:t>
       </w:r>
       <w:r>
         <w:t xml:space="preserve"> 20 </w:t>
@@ -17732,16 +17763,16 @@
         <w:rPr>
           <w:rFonts w:hint="eastAsia"/>
         </w:rPr>
-        <w:t xml:space="preserve">节）。相同配置在切割面面力下的响应见表</w:t>
-      </w:r>
-      <w:r>
-        <w:t xml:space="preserve"> </w:t>
-      </w:r>
-      <w:r>
-        <w:rPr>
-          <w:rFonts w:hint="eastAsia"/>
-        </w:rPr>
-        <w:t xml:space="preserve">ST09。对于</w:t>
+        <w:t xml:space="preserve">节）。相同构型在切割面面力下的响应见表</w:t>
+      </w:r>
+      <w:r>
+        <w:t xml:space="preserve"> </w:t>
+      </w:r>
+      <w:r>
+        <w:rPr>
+          <w:rFonts w:hint="eastAsia"/>
+        </w:rPr>
+        <w:t xml:space="preserve">ST09。对</w:t>
       </w:r>
       <w:r>
         <w:t xml:space="preserve"> U1/x </w:t>
@@ -17750,7 +17781,7 @@
         <w:rPr>
           <w:rFonts w:hint="eastAsia"/>
         </w:rPr>
-        <w:t xml:space="preserve">上的基础网络，在邻胞元面</w:t>
+        <w:t xml:space="preserve">上的基础网络，考察相邻胞元表面的</w:t>
       </w:r>
       <w:r>
         <w:t xml:space="preserve"> z </w:t>
@@ -17759,7 +17790,7 @@
         <w:rPr>
           <w:rFonts w:hint="eastAsia"/>
         </w:rPr>
-        <w:t xml:space="preserve">向面力作用下（图</w:t>
+        <w:t xml:space="preserve">向面力（图</w:t>
       </w:r>
       <w:r>
         <w:t xml:space="preserve"> S04(a–c) </w:t>
@@ -17768,25 +17799,25 @@
         <w:rPr>
           <w:rFonts w:hint="eastAsia"/>
         </w:rPr>
-        <w:t xml:space="preserve">中圈出），目标胞元承担精确装配能量的</w:t>
-      </w:r>
-      <w:r>
-        <w:t xml:space="preserve"> </w:t>
-      </w:r>
-      <w:r>
-        <w:rPr>
-          <w:rFonts w:hint="eastAsia"/>
-        </w:rPr>
-        <w:t xml:space="preserve">0.1274669%，其局部能量误差为</w:t>
-      </w:r>
-      <w:r>
-        <w:t xml:space="preserve"> </w:t>
-      </w:r>
-      <w:r>
-        <w:rPr>
-          <w:rFonts w:hint="eastAsia"/>
-        </w:rPr>
-        <w:t xml:space="preserve">2.312168%；乘积</w:t>
+        <w:t xml:space="preserve">中圈出的载荷）。在该载荷下，被测胞元的应变能为装配结构精确应变能的</w:t>
+      </w:r>
+      <w:r>
+        <w:t xml:space="preserve"> </w:t>
+      </w:r>
+      <w:r>
+        <w:rPr>
+          <w:rFonts w:hint="eastAsia"/>
+        </w:rPr>
+        <w:t xml:space="preserve">0.1274669%，局部能量误差为</w:t>
+      </w:r>
+      <w:r>
+        <w:t xml:space="preserve"> </w:t>
+      </w:r>
+      <w:r>
+        <w:rPr>
+          <w:rFonts w:hint="eastAsia"/>
+        </w:rPr>
+        <w:t xml:space="preserve">2.312168%。乘积</w:t>
       </w:r>
       <w:r>
         <w:t xml:space="preserve"> </w:t>
@@ -17833,7 +17864,7 @@
         <w:rPr>
           <w:rFonts w:hint="eastAsia"/>
         </w:rPr>
-        <w:t xml:space="preserve">0.002827394%，目标胞元灵敏度误差为</w:t>
+        <w:t xml:space="preserve">0.002827394%，被测胞元的灵敏度误差为</w:t>
       </w:r>
       <w:r>
         <w:t xml:space="preserve"> 5.82992%。</w:t>
@@ -17850,7 +17881,7 @@
         <w:rPr>
           <w:rFonts w:hint="eastAsia"/>
         </w:rPr>
-        <w:t xml:space="preserve">留出的两胞元配置（NICE）</w:t>
+        <w:t xml:space="preserve">留出的两胞元构型（NICE）</w:t>
       </w:r>
     </w:p>
     <w:p>
@@ -17861,16 +17892,16 @@
         <w:rPr>
           <w:rFonts w:hint="eastAsia"/>
         </w:rPr>
-        <w:t xml:space="preserve">检查点选择之外的胞元：NICE</w:t>
-      </w:r>
-      <w:r>
-        <w:t xml:space="preserve"> </w:t>
-      </w:r>
-      <w:r>
-        <w:rPr>
-          <w:rFonts w:hint="eastAsia"/>
-        </w:rPr>
-        <w:t xml:space="preserve">单胞误差最大的五个验证几何，以及每个分层中随机选取的一个可评估胞元。最大相对误差（%）分别取六种面载荷上的最大值（柔度）和两个胞元上的最大值（厚度灵敏度）；与表</w:t>
+        <w:t xml:space="preserve">所列胞元均未参与检查点选择，包括</w:t>
+      </w:r>
+      <w:r>
+        <w:t xml:space="preserve"> NICE </w:t>
+      </w:r>
+      <w:r>
+        <w:rPr>
+          <w:rFonts w:hint="eastAsia"/>
+        </w:rPr>
+        <w:t xml:space="preserve">单胞元误差最大的五个验证几何，以及在每个切割程度分组中随机选取的一个可评估胞元。表中为最大相对误差（%）：柔度取六种面载荷上的最大值，厚度灵敏度取两个胞元上的最大值。与表</w:t>
       </w:r>
       <w:r>
         <w:t xml:space="preserve"> ST08 </w:t>
@@ -17879,7 +17910,7 @@
         <w:rPr>
           <w:rFonts w:hint="eastAsia"/>
         </w:rPr>
-        <w:t xml:space="preserve">相同，邻胞元为精确的，目标胞元为学习的。胞元标签的定义见补充材料第</w:t>
+        <w:t xml:space="preserve">相同，相邻胞元采用精确凝聚，被测胞元采用学习子结构。胞元标签的定义见补充材料第</w:t>
       </w:r>
       <w:r>
         <w:t xml:space="preserve"> R1 </w:t>
@@ -17949,7 +17980,7 @@
               <w:rPr>
                 <w:rFonts w:hint="eastAsia"/>
               </w:rPr>
-              <w:t xml:space="preserve">保留体积</w:t>
+              <w:t xml:space="preserve">剩余体积</w:t>
             </w:r>
           </w:p>
         </w:tc>
@@ -18831,7 +18862,7 @@
         <w:rPr>
           <w:rFonts w:hint="eastAsia"/>
         </w:rPr>
-        <w:t xml:space="preserve">中目标胞元为切割胞元的每种变体与配置，给出三个切割面面力方向上的最大相对误差（%）；表中未列出的组合未作评估。灵敏度最大值涵盖两个胞元。目标胞元为学习的，邻胞元为精确的。与第</w:t>
+        <w:t xml:space="preserve">中被测胞元为切割胞元的各变体与构型，本表给出三个切割面面力方向上的最大相对误差（%）。表中未列出的组合未作评估。灵敏度最大值在两个胞元上取。被测胞元采用学习子结构，相邻胞元采用精确凝聚。与第</w:t>
       </w:r>
       <w:r>
         <w:t xml:space="preserve"> 5.6 </w:t>
@@ -18849,7 +18880,7 @@
         <w:rPr>
           <w:rFonts w:hint="eastAsia"/>
         </w:rPr>
-        <w:t xml:space="preserve">界线的值以粗体标出。</w:t>
+        <w:t xml:space="preserve">线的数值以粗体标出。</w:t>
       </w:r>
     </w:p>
     <w:tbl>
@@ -18907,7 +18938,7 @@
               <w:rPr>
                 <w:rFonts w:hint="eastAsia"/>
               </w:rPr>
-              <w:t xml:space="preserve">配置</w:t>
+              <w:t xml:space="preserve">构型</w:t>
             </w:r>
           </w:p>
         </w:tc>
@@ -19199,7 +19230,7 @@
               <w:rPr>
                 <w:rFonts w:hint="eastAsia"/>
               </w:rPr>
-              <w:t xml:space="preserve">未校正</w:t>
+              <w:t xml:space="preserve">未修正延续</w:t>
             </w:r>
           </w:p>
         </w:tc>
@@ -19263,7 +19294,7 @@
               <w:rPr>
                 <w:rFonts w:hint="eastAsia"/>
               </w:rPr>
-              <w:t xml:space="preserve">未校正</w:t>
+              <w:t xml:space="preserve">未修正延续</w:t>
             </w:r>
           </w:p>
         </w:tc>
@@ -19331,7 +19362,7 @@
               <w:rPr>
                 <w:rFonts w:hint="eastAsia"/>
               </w:rPr>
-              <w:t xml:space="preserve">未校正</w:t>
+              <w:t xml:space="preserve">未修正延续</w:t>
             </w:r>
           </w:p>
         </w:tc>
@@ -19391,7 +19422,7 @@
               <w:rPr>
                 <w:rFonts w:hint="eastAsia"/>
               </w:rPr>
-              <w:t xml:space="preserve">未校正</w:t>
+              <w:t xml:space="preserve">未修正延续</w:t>
             </w:r>
           </w:p>
         </w:tc>
@@ -19451,7 +19482,7 @@
               <w:rPr>
                 <w:rFonts w:hint="eastAsia"/>
               </w:rPr>
-              <w:t xml:space="preserve">未校正</w:t>
+              <w:t xml:space="preserve">未修正延续</w:t>
             </w:r>
           </w:p>
         </w:tc>
@@ -19515,7 +19546,7 @@
               <w:rPr>
                 <w:rFonts w:hint="eastAsia"/>
               </w:rPr>
-              <w:t xml:space="preserve">未校正</w:t>
+              <w:t xml:space="preserve">未修正延续</w:t>
             </w:r>
           </w:p>
         </w:tc>
@@ -19575,7 +19606,7 @@
               <w:rPr>
                 <w:rFonts w:hint="eastAsia"/>
               </w:rPr>
-              <w:t xml:space="preserve">未校正</w:t>
+              <w:t xml:space="preserve">未修正延续</w:t>
             </w:r>
           </w:p>
         </w:tc>
@@ -20131,7 +20162,7 @@
               <w:rPr>
                 <w:rFonts w:hint="eastAsia"/>
               </w:rPr>
-              <w:t xml:space="preserve">基础网络（加校正）</w:t>
+              <w:t xml:space="preserve">基础网络加修正</w:t>
             </w:r>
           </w:p>
         </w:tc>
@@ -20191,7 +20222,7 @@
               <w:rPr>
                 <w:rFonts w:hint="eastAsia"/>
               </w:rPr>
-              <w:t xml:space="preserve">基础网络（加校正）</w:t>
+              <w:t xml:space="preserve">基础网络加修正</w:t>
             </w:r>
           </w:p>
         </w:tc>
@@ -20251,7 +20282,7 @@
               <w:rPr>
                 <w:rFonts w:hint="eastAsia"/>
               </w:rPr>
-              <w:t xml:space="preserve">基础网络（加校正）</w:t>
+              <w:t xml:space="preserve">基础网络加修正</w:t>
             </w:r>
           </w:p>
         </w:tc>
@@ -20311,7 +20342,7 @@
               <w:rPr>
                 <w:rFonts w:hint="eastAsia"/>
               </w:rPr>
-              <w:t xml:space="preserve">基础网络（加校正）</w:t>
+              <w:t xml:space="preserve">基础网络加修正</w:t>
             </w:r>
           </w:p>
         </w:tc>
@@ -20371,7 +20402,7 @@
               <w:rPr>
                 <w:rFonts w:hint="eastAsia"/>
               </w:rPr>
-              <w:t xml:space="preserve">基础网络（加校正）</w:t>
+              <w:t xml:space="preserve">基础网络加修正</w:t>
             </w:r>
           </w:p>
         </w:tc>
@@ -20431,7 +20462,7 @@
               <w:rPr>
                 <w:rFonts w:hint="eastAsia"/>
               </w:rPr>
-              <w:t xml:space="preserve">基础网络（加校正）</w:t>
+              <w:t xml:space="preserve">基础网络加修正</w:t>
             </w:r>
           </w:p>
         </w:tc>
@@ -20491,7 +20522,7 @@
               <w:rPr>
                 <w:rFonts w:hint="eastAsia"/>
               </w:rPr>
-              <w:t xml:space="preserve">基础网络（加校正）</w:t>
+              <w:t xml:space="preserve">基础网络加修正</w:t>
             </w:r>
           </w:p>
         </w:tc>
@@ -20551,7 +20582,7 @@
               <w:rPr>
                 <w:rFonts w:hint="eastAsia"/>
               </w:rPr>
-              <w:t xml:space="preserve">基础网络（加校正）</w:t>
+              <w:t xml:space="preserve">基础网络加修正</w:t>
             </w:r>
           </w:p>
         </w:tc>
@@ -20611,7 +20642,7 @@
               <w:rPr>
                 <w:rFonts w:hint="eastAsia"/>
               </w:rPr>
-              <w:t xml:space="preserve">基础网络（加校正）</w:t>
+              <w:t xml:space="preserve">基础网络加修正</w:t>
             </w:r>
           </w:p>
         </w:tc>
@@ -20671,7 +20702,7 @@
               <w:rPr>
                 <w:rFonts w:hint="eastAsia"/>
               </w:rPr>
-              <w:t xml:space="preserve">基础网络（加校正）</w:t>
+              <w:t xml:space="preserve">基础网络加修正</w:t>
             </w:r>
           </w:p>
         </w:tc>
@@ -21337,7 +21368,7 @@
         <w:rPr>
           <w:rFonts w:hint="eastAsia"/>
         </w:rPr>
-        <w:t xml:space="preserve">针对背景网格加密和</w:t>
+        <w:t xml:space="preserve">通过背景网格加密和改变</w:t>
       </w:r>
       <w:r>
         <w:t xml:space="preserve"> ghost </w:t>
@@ -21355,7 +21386,7 @@
         <w:rPr>
           <w:rFonts w:hint="eastAsia"/>
         </w:rPr>
-        <w:t xml:space="preserve">参考解，表</w:t>
+        <w:t xml:space="preserve">参考解。表</w:t>
       </w:r>
       <w:r>
         <w:t xml:space="preserve"> ST10b </w:t>
@@ -21364,7 +21395,7 @@
         <w:rPr>
           <w:rFonts w:hint="eastAsia"/>
         </w:rPr>
-        <w:t xml:space="preserve">在未切割胞元上将其与贴体离散进行比较；本说明最后一段验证数值厚度导数。</w:t>
+        <w:t xml:space="preserve">在未切割胞元上将参考解与贴体离散进行比较。本说明最后一段验证数值厚度导数。</w:t>
       </w:r>
     </w:p>
     <w:p>
@@ -21425,16 +21456,16 @@
         <w:rPr>
           <w:rFonts w:hint="eastAsia"/>
         </w:rPr>
-        <w:t xml:space="preserve">中最细层级的差异至多为</w:t>
-      </w:r>
-      <w:r>
-        <w:t xml:space="preserve"> </w:t>
-      </w:r>
-      <w:r>
-        <w:rPr>
-          <w:rFonts w:hint="eastAsia"/>
-        </w:rPr>
-        <w:t xml:space="preserve">0.057%，厚度灵敏度的差异至多为</w:t>
+        <w:t xml:space="preserve">中最细层级的差异不超过</w:t>
+      </w:r>
+      <w:r>
+        <w:t xml:space="preserve"> </w:t>
+      </w:r>
+      <w:r>
+        <w:rPr>
+          <w:rFonts w:hint="eastAsia"/>
+        </w:rPr>
+        <w:t xml:space="preserve">0.057%，厚度灵敏度的差异不超过</w:t>
       </w:r>
       <w:r>
         <w:t xml:space="preserve"> 0.11%。H1 </w:t>
@@ -21495,7 +21526,7 @@
         <w:rPr>
           <w:rFonts w:hint="eastAsia"/>
         </w:rPr>
-        <w:t xml:space="preserve">上加载，因为其保留部分在</w:t>
+        <w:t xml:space="preserve">上加载，原因是该胞元切割后的剩余部分在</w:t>
       </w:r>
       <w:r>
         <w:t xml:space="preserve"> </w:t>
@@ -21512,7 +21543,7 @@
         <w:rPr>
           <w:rFonts w:hint="eastAsia"/>
         </w:rPr>
-        <w:t xml:space="preserve">面上不含材料；在</w:t>
+        <w:t xml:space="preserve">向表面上没有材料。在</w:t>
       </w:r>
       <w:r>
         <w:t xml:space="preserve"> </w:t>
@@ -21538,7 +21569,7 @@
         <w:rPr>
           <w:rFonts w:hint="eastAsia"/>
         </w:rPr>
-        <w:t xml:space="preserve">时，它与</w:t>
+        <w:t xml:space="preserve">时，其柔度与</w:t>
       </w:r>
       <w:r>
         <w:t xml:space="preserve"> </w:t>
@@ -21564,25 +21595,25 @@
         <w:rPr>
           <w:rFonts w:hint="eastAsia"/>
         </w:rPr>
-        <w:t xml:space="preserve">的柔度差异最高达</w:t>
-      </w:r>
-      <w:r>
-        <w:t xml:space="preserve"> </w:t>
-      </w:r>
-      <w:r>
-        <w:rPr>
-          <w:rFonts w:hint="eastAsia"/>
-        </w:rPr>
-        <w:t xml:space="preserve">0.99%（对应垂直于加载面的载荷），灵敏度差异为</w:t>
-      </w:r>
-      <w:r>
-        <w:t xml:space="preserve"> </w:t>
-      </w:r>
-      <w:r>
-        <w:rPr>
-          <w:rFonts w:hint="eastAsia"/>
-        </w:rPr>
-        <w:t xml:space="preserve">0.97%，但与</w:t>
+        <w:t xml:space="preserve">结果的差异最大为</w:t>
+      </w:r>
+      <w:r>
+        <w:t xml:space="preserve"> </w:t>
+      </w:r>
+      <w:r>
+        <w:rPr>
+          <w:rFonts w:hint="eastAsia"/>
+        </w:rPr>
+        <w:t xml:space="preserve">0.99%（出现在垂直于加载面的载荷下），灵敏度差异为</w:t>
+      </w:r>
+      <w:r>
+        <w:t xml:space="preserve"> </w:t>
+      </w:r>
+      <w:r>
+        <w:rPr>
+          <w:rFonts w:hint="eastAsia"/>
+        </w:rPr>
+        <w:t xml:space="preserve">0.97%；与</w:t>
       </w:r>
       <w:r>
         <w:t xml:space="preserve"> </w:t>
@@ -21608,7 +21639,7 @@
         <w:rPr>
           <w:rFonts w:hint="eastAsia"/>
         </w:rPr>
-        <w:t xml:space="preserve">的差异仅为</w:t>
+        <w:t xml:space="preserve">结果的差异则仅为</w:t>
       </w:r>
       <w:r>
         <w:t xml:space="preserve"> 0.07% </w:t>
@@ -21620,16 +21651,7 @@
         <w:t xml:space="preserve">和</w:t>
       </w:r>
       <w:r>
-        <w:t xml:space="preserve"> </w:t>
-      </w:r>
-      <w:r>
-        <w:rPr>
-          <w:rFonts w:hint="eastAsia"/>
-        </w:rPr>
-        <w:t xml:space="preserve">0.08%，而</w:t>
-      </w:r>
-      <w:r>
-        <w:t xml:space="preserve"> </w:t>
+        <w:t xml:space="preserve"> 0.08%。</w:t>
       </w:r>
       <m:oMath>
         <m:r>
@@ -21678,19 +21700,19 @@
         <w:rPr>
           <w:rFonts w:hint="eastAsia"/>
         </w:rPr>
-        <w:t xml:space="preserve">的差异为</w:t>
-      </w:r>
-      <w:r>
-        <w:t xml:space="preserve"> </w:t>
-      </w:r>
-      <w:r>
-        <w:rPr>
-          <w:rFonts w:hint="eastAsia"/>
-        </w:rPr>
-        <w:t xml:space="preserve">1.08%：H1</w:t>
-      </w:r>
-      <w:r>
-        <w:t xml:space="preserve"> </w:t>
+        <w:t xml:space="preserve">结果之间的差异为</w:t>
+      </w:r>
+      <w:r>
+        <w:t xml:space="preserve"> </w:t>
+      </w:r>
+      <w:r>
+        <w:rPr>
+          <w:rFonts w:hint="eastAsia"/>
+        </w:rPr>
+        <w:t xml:space="preserve">1.08%，因此</w:t>
+      </w:r>
+      <w:r>
+        <w:t xml:space="preserve"> H1 </w:t>
       </w:r>
       <w:r>
         <w:rPr>
@@ -21732,10 +21754,10 @@
         <w:rPr>
           <w:rFonts w:hint="eastAsia"/>
         </w:rPr>
-        <w:t xml:space="preserve">上，将</w:t>
-      </w:r>
-      <w:r>
-        <w:t xml:space="preserve"> ghost </w:t>
+        <w:t xml:space="preserve">上，ghost</w:t>
+      </w:r>
+      <w:r>
+        <w:t xml:space="preserve"> </w:t>
       </w:r>
       <w:r>
         <w:rPr>
@@ -21773,7 +21795,7 @@
         <w:rPr>
           <w:rFonts w:hint="eastAsia"/>
         </w:rPr>
-        <w:t xml:space="preserve">与</w:t>
+        <w:t xml:space="preserve">至</w:t>
       </w:r>
       <w:r>
         <w:t xml:space="preserve"> </w:t>
@@ -21805,25 +21827,25 @@
         <w:rPr>
           <w:rFonts w:hint="eastAsia"/>
         </w:rPr>
-        <w:t xml:space="preserve">之间变化，柔度变化至多</w:t>
-      </w:r>
-      <w:r>
-        <w:t xml:space="preserve"> </w:t>
-      </w:r>
-      <w:r>
-        <w:rPr>
-          <w:rFonts w:hint="eastAsia"/>
-        </w:rPr>
-        <w:t xml:space="preserve">0.053%，灵敏度变化至多</w:t>
-      </w:r>
-      <w:r>
-        <w:t xml:space="preserve"> </w:t>
-      </w:r>
-      <w:r>
-        <w:rPr>
-          <w:rFonts w:hint="eastAsia"/>
-        </w:rPr>
-        <w:t xml:space="preserve">0.12%（在</w:t>
+        <w:t xml:space="preserve">之间变化时，柔度变化不超过</w:t>
+      </w:r>
+      <w:r>
+        <w:t xml:space="preserve"> </w:t>
+      </w:r>
+      <w:r>
+        <w:rPr>
+          <w:rFonts w:hint="eastAsia"/>
+        </w:rPr>
+        <w:t xml:space="preserve">0.053%，灵敏度变化不超过</w:t>
+      </w:r>
+      <w:r>
+        <w:t xml:space="preserve"> </w:t>
+      </w:r>
+      <w:r>
+        <w:rPr>
+          <w:rFonts w:hint="eastAsia"/>
+        </w:rPr>
+        <w:t xml:space="preserve">0.12%。在</w:t>
       </w:r>
       <w:r>
         <w:t xml:space="preserve"> </w:t>
@@ -21864,7 +21886,7 @@
         <w:rPr>
           <w:rFonts w:hint="eastAsia"/>
         </w:rPr>
-        <w:t xml:space="preserve">时罚项能量占总能量的</w:t>
+        <w:t xml:space="preserve">时，罚项能量为总能量的</w:t>
       </w:r>
       <w:r>
         <w:t xml:space="preserve"> </w:t>
@@ -21943,7 +21965,7 @@
         <w:rPr>
           <w:rFonts w:hint="eastAsia"/>
         </w:rPr>
-        <w:t xml:space="preserve">），而加密体积积分使两者的变化至多为</w:t>
+        <w:t xml:space="preserve">。加密体积积分使两者的变化不超过</w:t>
       </w:r>
       <w:r>
         <w:t xml:space="preserve"> 0.010%。</w:t>
@@ -21994,7 +22016,7 @@
         <w:rPr>
           <w:rFonts w:hint="eastAsia"/>
         </w:rPr>
-        <w:t xml:space="preserve">单个胞元在一个胞元边界面上固支，并在另一胞元边界面上沿三个方向施加单位一致面力，在</w:t>
+        <w:t xml:space="preserve">单个胞元在一个胞元表面上固支，在另一表面上沿三个坐标方向分别施加单位面力载荷，并在</w:t>
       </w:r>
       <w:r>
         <w:t xml:space="preserve"> </w:t>
@@ -22029,16 +22051,16 @@
         <w:rPr>
           <w:rFonts w:hint="eastAsia"/>
         </w:rPr>
-        <w:t xml:space="preserve">下用稀疏直接求解器求解；H2</w:t>
-      </w:r>
-      <w:r>
-        <w:t xml:space="preserve"> </w:t>
-      </w:r>
-      <w:r>
-        <w:rPr>
-          <w:rFonts w:hint="eastAsia"/>
-        </w:rPr>
-        <w:t xml:space="preserve">唯一含材料的胞元边界面即为固支面，因此改为施加合力为单位值的一致体力。表中各项：三种载荷中幅值最大的、相对于</w:t>
+        <w:t xml:space="preserve">下用稀疏直接求解器求解。H2</w:t>
+      </w:r>
+      <w:r>
+        <w:t xml:space="preserve"> </w:t>
+      </w:r>
+      <w:r>
+        <w:rPr>
+          <w:rFonts w:hint="eastAsia"/>
+        </w:rPr>
+        <w:t xml:space="preserve">唯一含材料的胞元表面即为固支面，因此改为施加合力为单位值的体力载荷。表中各项斜线前为相对</w:t>
       </w:r>
       <w:r>
         <w:t xml:space="preserve"> </w:t>
@@ -22064,16 +22086,7 @@
         <w:rPr>
           <w:rFonts w:hint="eastAsia"/>
         </w:rPr>
-        <w:t xml:space="preserve">的带符号柔度偏差</w:t>
-      </w:r>
-      <w:r>
-        <w:t xml:space="preserve"> / </w:t>
-      </w:r>
-      <w:r>
-        <w:rPr>
-          <w:rFonts w:hint="eastAsia"/>
-        </w:rPr>
-        <w:t xml:space="preserve">厚度灵敏度向量的最大相对偏差，均以百分比表示。H2</w:t>
+        <w:t xml:space="preserve">的带符号柔度偏差，取三种载荷中绝对值最大者；斜线后为厚度灵敏度向量的最大相对偏差；二者均以百分比表示。H2</w:t>
       </w:r>
       <w:r>
         <w:t xml:space="preserve"> </w:t>
@@ -22108,7 +22121,7 @@
         <w:rPr>
           <w:rFonts w:hint="eastAsia"/>
         </w:rPr>
-        <w:t xml:space="preserve">时无法生成网格。生产计算所用参考解采用</w:t>
+        <w:t xml:space="preserve">时无法生成网格。本文其他部分的参考解均采用</w:t>
       </w:r>
       <w:r>
         <w:t xml:space="preserve"> </w:t>
@@ -22565,16 +22578,16 @@
         <w:rPr>
           <w:rFonts w:hint="eastAsia"/>
         </w:rPr>
-        <w:t xml:space="preserve">在未切割胞元上，离散模型还与一个独立的贴体离散进行了比较：后者以二次四面体对同一隐式几何划分网格，与离散模型不共享任何几何、积分或稳定化代码（表</w:t>
-      </w:r>
-      <w:r>
-        <w:t xml:space="preserve"> </w:t>
-      </w:r>
-      <w:r>
-        <w:rPr>
-          <w:rFonts w:hint="eastAsia"/>
-        </w:rPr>
-        <w:t xml:space="preserve">ST10b）。</w:t>
+        <w:t xml:space="preserve">在未切割胞元上，离散模型还与一个独立的贴体离散进行了比较（表</w:t>
+      </w:r>
+      <w:r>
+        <w:t xml:space="preserve"> </w:t>
+      </w:r>
+      <w:r>
+        <w:rPr>
+          <w:rFonts w:hint="eastAsia"/>
+        </w:rPr>
+        <w:t xml:space="preserve">ST10b）。该贴体离散以二次四面体单元对同一隐式几何划分网格，与离散模型不共享任何几何、积分或稳定化代码。</w:t>
       </w:r>
     </w:p>
     <w:p>
@@ -22856,7 +22869,7 @@
         <w:rPr>
           <w:rFonts w:hint="eastAsia"/>
         </w:rPr>
-        <w:t xml:space="preserve">给出了四个胞元上数值厚度导数的步长加密研究：相对于生产步长</w:t>
+        <w:t xml:space="preserve">给出了四个胞元上数值厚度导数的步长加密研究。以计算所用步长</w:t>
       </w:r>
       <w:r>
         <w:t xml:space="preserve"> </w:t>
@@ -22894,10 +22907,13 @@
         </m:sSub>
       </m:oMath>
       <w:r>
-        <w:rPr>
-          <w:rFonts w:hint="eastAsia"/>
-        </w:rPr>
-        <w:t xml:space="preserve">，灵敏度在</w:t>
+        <w:t xml:space="preserve"> </w:t>
+      </w:r>
+      <w:r>
+        <w:rPr>
+          <w:rFonts w:hint="eastAsia"/>
+        </w:rPr>
+        <w:t xml:space="preserve">为基准，步长为</w:t>
       </w:r>
       <w:r>
         <w:t xml:space="preserve"> </w:t>
@@ -22935,13 +22951,92 @@
         </m:sSub>
       </m:oMath>
       <w:r>
-        <w:t xml:space="preserve"> </w:t>
-      </w:r>
-      <w:r>
-        <w:rPr>
-          <w:rFonts w:hint="eastAsia"/>
-        </w:rPr>
-        <w:t xml:space="preserve">时变化至多</w:t>
+        <w:t xml:space="preserve">、</w:t>
+      </w:r>
+      <m:oMath>
+        <m:sSup>
+          <m:e>
+            <m:r>
+              <m:t>10</m:t>
+            </m:r>
+          </m:e>
+          <m:sup>
+            <m:r>
+              <m:rPr>
+                <m:sty m:val="p"/>
+              </m:rPr>
+              <m:t>−</m:t>
+            </m:r>
+            <m:r>
+              <m:t>4</m:t>
+            </m:r>
+          </m:sup>
+        </m:sSup>
+        <m:sSub>
+          <m:e>
+            <m:r>
+              <m:t>τ</m:t>
+            </m:r>
+          </m:e>
+          <m:sub>
+            <m:r>
+              <m:t>c</m:t>
+            </m:r>
+          </m:sub>
+        </m:sSub>
+      </m:oMath>
+      <w:r>
+        <w:t xml:space="preserve"> </w:t>
+      </w:r>
+      <w:r>
+        <w:rPr>
+          <w:rFonts w:hint="eastAsia"/>
+        </w:rPr>
+        <w:t xml:space="preserve">和</w:t>
+      </w:r>
+      <w:r>
+        <w:t xml:space="preserve"> </w:t>
+      </w:r>
+      <m:oMath>
+        <m:sSup>
+          <m:e>
+            <m:r>
+              <m:t>10</m:t>
+            </m:r>
+          </m:e>
+          <m:sup>
+            <m:r>
+              <m:rPr>
+                <m:sty m:val="p"/>
+              </m:rPr>
+              <m:t>−</m:t>
+            </m:r>
+            <m:r>
+              <m:t>6</m:t>
+            </m:r>
+          </m:sup>
+        </m:sSup>
+        <m:sSub>
+          <m:e>
+            <m:r>
+              <m:t>τ</m:t>
+            </m:r>
+          </m:e>
+          <m:sub>
+            <m:r>
+              <m:t>c</m:t>
+            </m:r>
+          </m:sub>
+        </m:sSub>
+      </m:oMath>
+      <w:r>
+        <w:t xml:space="preserve"> </w:t>
+      </w:r>
+      <w:r>
+        <w:rPr>
+          <w:rFonts w:hint="eastAsia"/>
+        </w:rPr>
+        <w:t xml:space="preserve">时，灵敏度的变化分别不超过</w:t>
       </w:r>
       <w:r>
         <w:t xml:space="preserve"> </w:t>
@@ -22976,15 +23071,18 @@
         </m:sSup>
       </m:oMath>
       <w:r>
-        <w:rPr>
-          <w:rFonts w:hint="eastAsia"/>
-        </w:rPr>
-        <w:t xml:space="preserve">，在</w:t>
-      </w:r>
-      <w:r>
-        <w:t xml:space="preserve"> </w:t>
+        <w:t xml:space="preserve">、</w:t>
       </w:r>
       <m:oMath>
+        <m:r>
+          <m:t>2.5</m:t>
+        </m:r>
+        <m:r>
+          <m:rPr>
+            <m:sty m:val="p"/>
+          </m:rPr>
+          <m:t>×</m:t>
+        </m:r>
         <m:sSup>
           <m:e>
             <m:r>
@@ -22999,7 +23097,83 @@
               <m:t>−</m:t>
             </m:r>
             <m:r>
-              <m:t>4</m:t>
+              <m:t>9</m:t>
+            </m:r>
+          </m:sup>
+        </m:sSup>
+      </m:oMath>
+      <w:r>
+        <w:t xml:space="preserve"> </w:t>
+      </w:r>
+      <w:r>
+        <w:rPr>
+          <w:rFonts w:hint="eastAsia"/>
+        </w:rPr>
+        <w:t xml:space="preserve">和</w:t>
+      </w:r>
+      <w:r>
+        <w:t xml:space="preserve"> </w:t>
+      </w:r>
+      <m:oMath>
+        <m:r>
+          <m:t>1.6</m:t>
+        </m:r>
+        <m:r>
+          <m:rPr>
+            <m:sty m:val="p"/>
+          </m:rPr>
+          <m:t>×</m:t>
+        </m:r>
+        <m:sSup>
+          <m:e>
+            <m:r>
+              <m:t>10</m:t>
+            </m:r>
+          </m:e>
+          <m:sup>
+            <m:r>
+              <m:rPr>
+                <m:sty m:val="p"/>
+              </m:rPr>
+              <m:t>−</m:t>
+            </m:r>
+            <m:r>
+              <m:t>10</m:t>
+            </m:r>
+          </m:sup>
+        </m:sSup>
+      </m:oMath>
+      <w:r>
+        <w:rPr>
+          <w:rFonts w:hint="eastAsia"/>
+        </w:rPr>
+        <w:t xml:space="preserve">。步长每减小一个数量级，变化量减小约百倍，对应中心差分的二阶截断误差。这一结果与这些胞元上导数在固定激活集下于</w:t>
+      </w:r>
+      <w:r>
+        <w:t xml:space="preserve"> </w:t>
+      </w:r>
+      <m:oMath>
+        <m:r>
+          <m:rPr>
+            <m:sty m:val="p"/>
+          </m:rPr>
+          <m:t>±</m:t>
+        </m:r>
+        <m:sSup>
+          <m:e>
+            <m:r>
+              <m:t>10</m:t>
+            </m:r>
+          </m:e>
+          <m:sup>
+            <m:r>
+              <m:rPr>
+                <m:sty m:val="p"/>
+              </m:rPr>
+              <m:t>−</m:t>
+            </m:r>
+            <m:r>
+              <m:t>3</m:t>
             </m:r>
           </m:sup>
         </m:sSup>
@@ -23023,14 +23197,14 @@
         <w:rPr>
           <w:rFonts w:hint="eastAsia"/>
         </w:rPr>
-        <w:t xml:space="preserve">时至多</w:t>
+        <w:t xml:space="preserve">范围内光滑相符。在相同胞元上，中心差分刚度导数与在扰动设计处重新计算柔度所得的差分吻合至</w:t>
       </w:r>
       <w:r>
         <w:t xml:space="preserve"> </w:t>
       </w:r>
       <m:oMath>
         <m:r>
-          <m:t>2.5</m:t>
+          <m:t>4</m:t>
         </m:r>
         <m:r>
           <m:rPr>
@@ -23052,7 +23226,7 @@
               <m:t>−</m:t>
             </m:r>
             <m:r>
-              <m:t>9</m:t>
+              <m:t>8</m:t>
             </m:r>
           </m:sup>
         </m:sSup>
@@ -23061,12 +23235,92 @@
         <w:rPr>
           <w:rFonts w:hint="eastAsia"/>
         </w:rPr>
-        <w:t xml:space="preserve">，在</w:t>
+        <w:t xml:space="preserve">。对八个详细胞元中部分填充单元的单元级检查表明，离散矩并非处处保持式</w:t>
+      </w:r>
+      <w:r>
+        <w:t xml:space="preserve"> (H.7) </w:t>
+      </w:r>
+      <w:r>
+        <w:rPr>
+          <w:rFonts w:hint="eastAsia"/>
+        </w:rPr>
+        <w:t xml:space="preserve">所依赖的嵌套性。单元刚度矩阵在舍入误差范围内半正定。但在固定裁剪拓扑下，由离散矩的精确导数得到的单元导数矩阵具有负特征值。在未切割胞元中，最小比值</w:t>
       </w:r>
       <w:r>
         <w:t xml:space="preserve"> </w:t>
       </w:r>
       <m:oMath>
+        <m:sSub>
+          <m:e>
+            <m:r>
+              <m:t>λ</m:t>
+            </m:r>
+          </m:e>
+          <m:sub>
+            <m:r>
+              <m:rPr>
+                <m:sty m:val="p"/>
+              </m:rPr>
+              <m:t>min</m:t>
+            </m:r>
+          </m:sub>
+        </m:sSub>
+        <m:r>
+          <m:rPr>
+            <m:sty m:val="p"/>
+          </m:rPr>
+          <m:t>/</m:t>
+        </m:r>
+        <m:r>
+          <m:rPr>
+            <m:sty m:val="p"/>
+          </m:rPr>
+          <m:t>max</m:t>
+        </m:r>
+        <m:r>
+          <m:rPr>
+            <m:sty m:val="p"/>
+          </m:rPr>
+          <m:t>|</m:t>
+        </m:r>
+        <m:r>
+          <m:t>λ</m:t>
+        </m:r>
+        <m:r>
+          <m:rPr>
+            <m:sty m:val="p"/>
+          </m:rPr>
+          <m:t>|</m:t>
+        </m:r>
+      </m:oMath>
+      <w:r>
+        <w:t xml:space="preserve"> </w:t>
+      </w:r>
+      <w:r>
+        <w:rPr>
+          <w:rFonts w:hint="eastAsia"/>
+        </w:rPr>
+        <w:t xml:space="preserve">为</w:t>
+      </w:r>
+      <w:r>
+        <w:t xml:space="preserve"> </w:t>
+      </w:r>
+      <m:oMath>
+        <m:r>
+          <m:rPr>
+            <m:sty m:val="p"/>
+          </m:rPr>
+          <m:t>−</m:t>
+        </m:r>
+        <m:r>
+          <m:t>2.3</m:t>
+        </m:r>
+        <m:r>
+          <m:rPr>
+            <m:sty m:val="p"/>
+          </m:rPr>
+          <m:t>×</m:t>
+        </m:r>
         <m:sSup>
           <m:e>
             <m:r>
@@ -23081,45 +23335,57 @@
               <m:t>−</m:t>
             </m:r>
             <m:r>
-              <m:t>6</m:t>
+              <m:t>3</m:t>
             </m:r>
           </m:sup>
         </m:sSup>
-        <m:sSub>
-          <m:e>
-            <m:r>
-              <m:t>τ</m:t>
-            </m:r>
-          </m:e>
-          <m:sub>
-            <m:r>
-              <m:t>c</m:t>
-            </m:r>
-          </m:sub>
-        </m:sSub>
       </m:oMath>
       <w:r>
-        <w:t xml:space="preserve"> </w:t>
-      </w:r>
-      <w:r>
-        <w:rPr>
-          <w:rFonts w:hint="eastAsia"/>
-        </w:rPr>
-        <w:t xml:space="preserve">时至多</w:t>
+        <w:rPr>
+          <w:rFonts w:hint="eastAsia"/>
+        </w:rPr>
+        <w:t xml:space="preserve">。在六个切割胞元中，有四个胞元各含</w:t>
+      </w:r>
+      <w:r>
+        <w:t xml:space="preserve"> 2 </w:t>
+      </w:r>
+      <w:r>
+        <w:rPr>
+          <w:rFonts w:hint="eastAsia"/>
+        </w:rPr>
+        <w:t xml:space="preserve">至</w:t>
+      </w:r>
+      <w:r>
+        <w:t xml:space="preserve"> 11 </w:t>
+      </w:r>
+      <w:r>
+        <w:rPr>
+          <w:rFonts w:hint="eastAsia"/>
+        </w:rPr>
+        <w:t xml:space="preserve">个部分填充单元（单元总数为</w:t>
+      </w:r>
+      <w:r>
+        <w:t xml:space="preserve"> 762 </w:t>
+      </w:r>
+      <w:r>
+        <w:rPr>
+          <w:rFonts w:hint="eastAsia"/>
+        </w:rPr>
+        <w:t xml:space="preserve">至</w:t>
+      </w:r>
+      <w:r>
+        <w:t xml:space="preserve"> </w:t>
+      </w:r>
+      <w:r>
+        <w:rPr>
+          <w:rFonts w:hint="eastAsia"/>
+        </w:rPr>
+        <w:t xml:space="preserve">6,033），其均匀增厚导数矩阵的最负特征值绝对值超过最大绝对特征值的</w:t>
       </w:r>
       <w:r>
         <w:t xml:space="preserve"> </w:t>
       </w:r>
       <m:oMath>
-        <m:r>
-          <m:t>1.6</m:t>
-        </m:r>
-        <m:r>
-          <m:rPr>
-            <m:sty m:val="p"/>
-          </m:rPr>
-          <m:t>×</m:t>
-        </m:r>
         <m:sSup>
           <m:e>
             <m:r>
@@ -23134,7 +23400,7 @@
               <m:t>−</m:t>
             </m:r>
             <m:r>
-              <m:t>10</m:t>
+              <m:t>6</m:t>
             </m:r>
           </m:sup>
         </m:sSup>
@@ -23143,18 +23409,12 @@
         <w:rPr>
           <w:rFonts w:hint="eastAsia"/>
         </w:rPr>
-        <w:t xml:space="preserve">；每个数量级减小约百倍，这正是中心差分的二阶截断误差，与这些胞元上导数在固定激活集下于</w:t>
+        <w:t xml:space="preserve">。这些导数矩阵是不定的，最大特征值至少为最大绝对特征值的</w:t>
       </w:r>
       <w:r>
         <w:t xml:space="preserve"> </w:t>
       </w:r>
       <m:oMath>
-        <m:r>
-          <m:rPr>
-            <m:sty m:val="p"/>
-          </m:rPr>
-          <m:t>±</m:t>
-        </m:r>
         <m:sSup>
           <m:e>
             <m:r>
@@ -23173,268 +23433,12 @@
             </m:r>
           </m:sup>
         </m:sSup>
-        <m:sSub>
-          <m:e>
-            <m:r>
-              <m:t>τ</m:t>
-            </m:r>
-          </m:e>
-          <m:sub>
-            <m:r>
-              <m:t>c</m:t>
-            </m:r>
-          </m:sub>
-        </m:sSub>
       </m:oMath>
       <w:r>
-        <w:t xml:space="preserve"> </w:t>
-      </w:r>
-      <w:r>
-        <w:rPr>
-          <w:rFonts w:hint="eastAsia"/>
-        </w:rPr>
-        <w:t xml:space="preserve">范围内光滑的情形相一致。在相同的胞元上，中心差分刚度导数与在扰动设计处重新计算的柔度之差吻合至</w:t>
-      </w:r>
-      <w:r>
-        <w:t xml:space="preserve"> </w:t>
-      </w:r>
-      <m:oMath>
-        <m:r>
-          <m:t>4</m:t>
-        </m:r>
-        <m:r>
-          <m:rPr>
-            <m:sty m:val="p"/>
-          </m:rPr>
-          <m:t>×</m:t>
-        </m:r>
-        <m:sSup>
-          <m:e>
-            <m:r>
-              <m:t>10</m:t>
-            </m:r>
-          </m:e>
-          <m:sup>
-            <m:r>
-              <m:rPr>
-                <m:sty m:val="p"/>
-              </m:rPr>
-              <m:t>−</m:t>
-            </m:r>
-            <m:r>
-              <m:t>8</m:t>
-            </m:r>
-          </m:sup>
-        </m:sSup>
-      </m:oMath>
-      <w:r>
-        <w:rPr>
-          <w:rFonts w:hint="eastAsia"/>
-        </w:rPr>
-        <w:t xml:space="preserve">。对八个详细胞元中部分填充单元进行的单元级检查表明，离散矩并非处处保持式</w:t>
-      </w:r>
-      <w:r>
-        <w:t xml:space="preserve"> (H.7) </w:t>
-      </w:r>
-      <w:r>
-        <w:rPr>
-          <w:rFonts w:hint="eastAsia"/>
-        </w:rPr>
-        <w:t xml:space="preserve">所依赖的嵌套性。单元刚度在舍入误差范围内为半正定，但在固定裁剪拓扑下，离散矩的精确导数给出的单元导数矩阵具有负特征值：在未切割胞元中，最小比值</w:t>
-      </w:r>
-      <w:r>
-        <w:t xml:space="preserve"> </w:t>
-      </w:r>
-      <m:oMath>
-        <m:sSub>
-          <m:e>
-            <m:r>
-              <m:t>λ</m:t>
-            </m:r>
-          </m:e>
-          <m:sub>
-            <m:r>
-              <m:rPr>
-                <m:sty m:val="p"/>
-              </m:rPr>
-              <m:t>min</m:t>
-            </m:r>
-          </m:sub>
-        </m:sSub>
-        <m:r>
-          <m:rPr>
-            <m:sty m:val="p"/>
-          </m:rPr>
-          <m:t>/</m:t>
-        </m:r>
-        <m:r>
-          <m:rPr>
-            <m:sty m:val="p"/>
-          </m:rPr>
-          <m:t>max</m:t>
-        </m:r>
-        <m:r>
-          <m:rPr>
-            <m:sty m:val="p"/>
-          </m:rPr>
-          <m:t>|</m:t>
-        </m:r>
-        <m:r>
-          <m:t>λ</m:t>
-        </m:r>
-        <m:r>
-          <m:rPr>
-            <m:sty m:val="p"/>
-          </m:rPr>
-          <m:t>|</m:t>
-        </m:r>
-      </m:oMath>
-      <w:r>
-        <w:t xml:space="preserve"> </w:t>
-      </w:r>
-      <w:r>
-        <w:rPr>
-          <w:rFonts w:hint="eastAsia"/>
-        </w:rPr>
-        <w:t xml:space="preserve">为</w:t>
-      </w:r>
-      <w:r>
-        <w:t xml:space="preserve"> </w:t>
-      </w:r>
-      <m:oMath>
-        <m:r>
-          <m:rPr>
-            <m:sty m:val="p"/>
-          </m:rPr>
-          <m:t>−</m:t>
-        </m:r>
-        <m:r>
-          <m:t>2.3</m:t>
-        </m:r>
-        <m:r>
-          <m:rPr>
-            <m:sty m:val="p"/>
-          </m:rPr>
-          <m:t>×</m:t>
-        </m:r>
-        <m:sSup>
-          <m:e>
-            <m:r>
-              <m:t>10</m:t>
-            </m:r>
-          </m:e>
-          <m:sup>
-            <m:r>
-              <m:rPr>
-                <m:sty m:val="p"/>
-              </m:rPr>
-              <m:t>−</m:t>
-            </m:r>
-            <m:r>
-              <m:t>3</m:t>
-            </m:r>
-          </m:sup>
-        </m:sSup>
-      </m:oMath>
-      <w:r>
-        <w:rPr>
-          <w:rFonts w:hint="eastAsia"/>
-        </w:rPr>
-        <w:t xml:space="preserve">；在六个切割胞元中的四个里，有</w:t>
-      </w:r>
-      <w:r>
-        <w:t xml:space="preserve"> 2 </w:t>
-      </w:r>
-      <w:r>
-        <w:rPr>
-          <w:rFonts w:hint="eastAsia"/>
-        </w:rPr>
-        <w:t xml:space="preserve">至</w:t>
-      </w:r>
-      <w:r>
-        <w:t xml:space="preserve"> 11 </w:t>
-      </w:r>
-      <w:r>
-        <w:rPr>
-          <w:rFonts w:hint="eastAsia"/>
-        </w:rPr>
-        <w:t xml:space="preserve">个部分填充单元（总数为</w:t>
-      </w:r>
-      <w:r>
-        <w:t xml:space="preserve"> 762 </w:t>
-      </w:r>
-      <w:r>
-        <w:rPr>
-          <w:rFonts w:hint="eastAsia"/>
-        </w:rPr>
-        <w:t xml:space="preserve">至</w:t>
-      </w:r>
-      <w:r>
-        <w:t xml:space="preserve"> 6,033 </w:t>
-      </w:r>
-      <w:r>
-        <w:rPr>
-          <w:rFonts w:hint="eastAsia"/>
-        </w:rPr>
-        <w:t xml:space="preserve">个）的均匀增厚导数，其最负特征值的幅值超过其最大幅值的</w:t>
-      </w:r>
-      <w:r>
-        <w:t xml:space="preserve"> </w:t>
-      </w:r>
-      <m:oMath>
-        <m:sSup>
-          <m:e>
-            <m:r>
-              <m:t>10</m:t>
-            </m:r>
-          </m:e>
-          <m:sup>
-            <m:r>
-              <m:rPr>
-                <m:sty m:val="p"/>
-              </m:rPr>
-              <m:t>−</m:t>
-            </m:r>
-            <m:r>
-              <m:t>6</m:t>
-            </m:r>
-          </m:sup>
-        </m:sSup>
-      </m:oMath>
-      <w:r>
-        <w:rPr>
-          <w:rFonts w:hint="eastAsia"/>
-        </w:rPr>
-        <w:t xml:space="preserve">；这些导数是不定的，其最大特征值至少为最大幅值的</w:t>
-      </w:r>
-      <w:r>
-        <w:t xml:space="preserve"> </w:t>
-      </w:r>
-      <m:oMath>
-        <m:sSup>
-          <m:e>
-            <m:r>
-              <m:t>10</m:t>
-            </m:r>
-          </m:e>
-          <m:sup>
-            <m:r>
-              <m:rPr>
-                <m:sty m:val="p"/>
-              </m:rPr>
-              <m:t>−</m:t>
-            </m:r>
-            <m:r>
-              <m:t>3</m:t>
-            </m:r>
-          </m:sup>
-        </m:sSup>
-      </m:oMath>
-      <w:r>
-        <w:rPr>
-          <w:rFonts w:hint="eastAsia"/>
-        </w:rPr>
-        <w:t xml:space="preserve">。生产计算所用的中心差分与该精确离散导数吻合至</w:t>
+        <w:rPr>
+          <w:rFonts w:hint="eastAsia"/>
+        </w:rPr>
+        <w:t xml:space="preserve">。计算所用的中心差分与该精确离散导数吻合至</w:t>
       </w:r>
       <w:r>
         <w:t xml:space="preserve"> </w:t>
@@ -23489,16 +23493,16 @@
         <w:rPr>
           <w:rFonts w:hint="eastAsia"/>
         </w:rPr>
-        <w:t xml:space="preserve">保留表示的消融：Bernstein</w:t>
-      </w:r>
-      <w:r>
-        <w:t xml:space="preserve"> </w:t>
-      </w:r>
-      <w:r>
-        <w:rPr>
-          <w:rFonts w:hint="eastAsia"/>
-        </w:rPr>
-        <w:t xml:space="preserve">限制的胞元边界面</w:t>
+        <w:t xml:space="preserve">消融：胞元表面的</w:t>
+      </w:r>
+      <w:r>
+        <w:t xml:space="preserve"> Bernstein </w:t>
+      </w:r>
+      <w:r>
+        <w:rPr>
+          <w:rFonts w:hint="eastAsia"/>
+        </w:rPr>
+        <w:t xml:space="preserve">限制</w:t>
       </w:r>
     </w:p>
     <w:p>
@@ -23518,7 +23522,7 @@
         <w:rPr>
           <w:rFonts w:hint="eastAsia"/>
         </w:rPr>
-        <w:t xml:space="preserve">节所概述消融的完整结果：每个胞元算子均为精确的</w:t>
+        <w:t xml:space="preserve">节所概述消融算例的完整结果。各胞元均采用精确凝聚刚度矩阵（即</w:t>
       </w:r>
       <w:r>
         <w:t xml:space="preserve"> Schur </w:t>
@@ -23527,7 +23531,7 @@
         <w:rPr>
           <w:rFonts w:hint="eastAsia"/>
         </w:rPr>
-        <w:t xml:space="preserve">补，仅对保留胞元边界面位移的表示进行缩减。</w:t>
+        <w:t xml:space="preserve">补），仅缩减胞元表面主自由度位移的表示。</w:t>
       </w:r>
     </w:p>
     <w:p>
@@ -23550,7 +23554,7 @@
         <w:rPr>
           <w:rFonts w:hint="eastAsia"/>
         </w:rPr>
-        <w:t xml:space="preserve">系统</w:t>
+        <w:t xml:space="preserve">方程组</w:t>
       </w:r>
     </w:p>
     <w:p>
@@ -23561,7 +23565,7 @@
         <w:rPr>
           <w:rFonts w:hint="eastAsia"/>
         </w:rPr>
-        <w:t xml:space="preserve">受限空间在每个胞元的选定胞元边界面上采用</w:t>
+        <w:t xml:space="preserve">受限空间在每个胞元选定的胞元表面上采用</w:t>
       </w:r>
       <w:r>
         <w:t xml:space="preserve"> </w:t>
@@ -23613,7 +23617,7 @@
         <w:rPr>
           <w:rFonts w:hint="eastAsia"/>
         </w:rPr>
-        <w:t xml:space="preserve">保持胞元间共享的自由度一致，而胞元边界面迹之外的切割带自由度保留单位列。施加支撑后的</w:t>
+        <w:t xml:space="preserve">在胞元间共享的自由度上保持一致。切割平面单元中不在胞元表面上的自由度仍取单位列。施加支撑后的</w:t>
       </w:r>
       <w:r>
         <w:t xml:space="preserve"> Galerkin </w:t>
@@ -23622,7 +23626,7 @@
         <w:rPr>
           <w:rFonts w:hint="eastAsia"/>
         </w:rPr>
-        <w:t xml:space="preserve">系统为</w:t>
+        <w:t xml:space="preserve">方程组为</w:t>
       </w:r>
     </w:p>
     <w:p>
@@ -23864,16 +23868,7 @@
         <w:rPr>
           <w:rFonts w:hint="eastAsia"/>
         </w:rPr>
-        <w:t xml:space="preserve">该比较在这一受限迹空间内评估精确的局部</w:t>
-      </w:r>
-      <w:r>
-        <w:t xml:space="preserve"> Schur </w:t>
-      </w:r>
-      <w:r>
-        <w:rPr>
-          <w:rFonts w:hint="eastAsia"/>
-        </w:rPr>
-        <w:t xml:space="preserve">算子，因此内部是精确的，所有误差均来自受限边界。考察两种变体：所有胞元边界面均受限（如同整个点阵完全由此类子结构构成），以及仅共享界面受限。</w:t>
+        <w:t xml:space="preserve">该比较在这一受限的胞元表面位移空间内使用各胞元的精确凝聚刚度矩阵，因此内部位移是精确的，全部误差均来自受限的边界。考察两种情形：一是所有胞元表面均受限，相当于整个点阵完全由此类子结构构成；二是仅共享界面受限。</w:t>
       </w:r>
     </w:p>
     <w:p>
@@ -23884,7 +23879,7 @@
         <w:rPr>
           <w:rFonts w:hint="eastAsia"/>
         </w:rPr>
-        <w:t xml:space="preserve">边界限制与内部校正</w:t>
+        <w:t xml:space="preserve">边界限制与内部修正</w:t>
       </w:r>
       <w:r>
         <w:t xml:space="preserve"> </w:t>
@@ -23905,7 +23900,7 @@
         <w:rPr>
           <w:rFonts w:hint="eastAsia"/>
         </w:rPr>
-        <w:t xml:space="preserve">作用于不同的试探空间。先进行精确凝聚、再施加限制</w:t>
+        <w:t xml:space="preserve">作用于不同的位移空间。先进行精确凝聚、再施加限制</w:t>
       </w:r>
       <w:r>
         <w:t xml:space="preserve"> </w:t>
@@ -23940,16 +23935,16 @@
         <w:rPr>
           <w:rFonts w:hint="eastAsia"/>
         </w:rPr>
-        <w:t xml:space="preserve">，相当于在保留空间的一个子空间上求解，而嵌套的边界空间给出非递减的</w:t>
-      </w:r>
-      <w:r>
-        <w:t xml:space="preserve"> Ritz </w:t>
-      </w:r>
-      <w:r>
-        <w:rPr>
-          <w:rFonts w:hint="eastAsia"/>
-        </w:rPr>
-        <w:t xml:space="preserve">柔度。校正保持每个保留自由度不变，并改变内部场</w:t>
+        <w:t xml:space="preserve">，相当于在主自由度位移空间的一个子空间上求解；边界空间嵌套时，Ritz</w:t>
+      </w:r>
+      <w:r>
+        <w:t xml:space="preserve"> </w:t>
+      </w:r>
+      <w:r>
+        <w:rPr>
+          <w:rFonts w:hint="eastAsia"/>
+        </w:rPr>
+        <w:t xml:space="preserve">柔度单调不减。修正保持全部主自由度不变，并改变</w:t>
       </w:r>
       <w:r>
         <w:t xml:space="preserve"> </w:t>
@@ -23975,10 +23970,13 @@
         </m:r>
       </m:oMath>
       <w:r>
-        <w:rPr>
-          <w:rFonts w:hint="eastAsia"/>
-        </w:rPr>
-        <w:t xml:space="preserve">；其有序性来自</w:t>
+        <w:t xml:space="preserve"> </w:t>
+      </w:r>
+      <w:r>
+        <w:rPr>
+          <w:rFonts w:hint="eastAsia"/>
+        </w:rPr>
+        <w:t xml:space="preserve">的内部位移。修正的有序性源于定义</w:t>
       </w:r>
       <w:r>
         <w:t xml:space="preserve"> </w:t>
@@ -23995,16 +23993,16 @@
         <w:rPr>
           <w:rFonts w:hint="eastAsia"/>
         </w:rPr>
-        <w:t xml:space="preserve">的压缩性（第</w:t>
-      </w:r>
-      <w:r>
-        <w:t xml:space="preserve"> 4.4 </w:t>
-      </w:r>
-      <w:r>
-        <w:rPr>
-          <w:rFonts w:hint="eastAsia"/>
-        </w:rPr>
-        <w:t xml:space="preserve">节），尽管两个这样的内部空间未必嵌套。在两种情况下，局部灵敏度范数均不具有有序性。</w:t>
+        <w:t xml:space="preserve">的两重网格循环不增大能量误差（第</w:t>
+      </w:r>
+      <w:r>
+        <w:t xml:space="preserve"> 3.4 </w:t>
+      </w:r>
+      <w:r>
+        <w:rPr>
+          <w:rFonts w:hint="eastAsia"/>
+        </w:rPr>
+        <w:t xml:space="preserve">节），尽管两个这样的内部空间未必嵌套。两种情况下，局部灵敏度的范数均不具有有序性。</w:t>
       </w:r>
     </w:p>
     <w:p>
@@ -24033,7 +24031,7 @@
         <w:rPr>
           <w:rFonts w:hint="eastAsia"/>
         </w:rPr>
-        <w:t xml:space="preserve">配置</w:t>
+        <w:t xml:space="preserve">构型</w:t>
       </w:r>
       <w:r>
         <w:t xml:space="preserve"> x </w:t>
@@ -24060,7 +24058,7 @@
         <w:rPr>
           <w:rFonts w:hint="eastAsia"/>
         </w:rPr>
-        <w:t xml:space="preserve">S4），每个目标胞元配以其精确的连续厚度邻胞元，针对</w:t>
+        <w:t xml:space="preserve">S4）：被测胞元为</w:t>
       </w:r>
       <w:r>
         <w:t xml:space="preserve"> U1、M1、M2 </w:t>
@@ -24078,7 +24076,7 @@
         <w:rPr>
           <w:rFonts w:hint="eastAsia"/>
         </w:rPr>
-        <w:t xml:space="preserve">H1；仅界面受限变体针对</w:t>
+        <w:t xml:space="preserve">H1，各与厚度连续的精确相邻胞元组成一对；仅界面受限情形针对</w:t>
       </w:r>
       <w:r>
         <w:t xml:space="preserve"> U1、M1 </w:t>
@@ -24096,7 +24094,7 @@
         <w:rPr>
           <w:rFonts w:hint="eastAsia"/>
         </w:rPr>
-        <w:t xml:space="preserve">运行。</w:t>
+        <w:t xml:space="preserve">计算。</w:t>
       </w:r>
     </w:p>
     <w:p>
@@ -24111,7 +24109,7 @@
         <w:rPr>
           <w:rFonts w:hint="eastAsia"/>
         </w:rPr>
-        <w:t xml:space="preserve">每个子结构一个胞元，采用全文统一使用的细尺度一致面力，且不进行过采样。</w:t>
+        <w:t xml:space="preserve">每个子结构为一个胞元，采用全文统一的细尺度面力载荷，不进行过采样。</w:t>
       </w:r>
     </w:p>
     <w:p>
@@ -24126,7 +24124,7 @@
         <w:rPr>
           <w:rFonts w:hint="eastAsia"/>
         </w:rPr>
-        <w:t xml:space="preserve">载荷：三个目标面面力与三个邻胞元面面力。</w:t>
+        <w:t xml:space="preserve">载荷：被测胞元表面上的三个面力与相邻胞元表面上的三个面力。</w:t>
       </w:r>
     </w:p>
     <w:p>
@@ -24141,7 +24139,7 @@
         <w:rPr>
           <w:rFonts w:hint="eastAsia"/>
         </w:rPr>
-        <w:t xml:space="preserve">非胞元边界面切割带自由度保持不受限，这对受限模型有利（受控自由度见表</w:t>
+        <w:t xml:space="preserve">切割平面单元中不在胞元表面上的自由度不受限制，这对受限模型有利（受控自由度见表</w:t>
       </w:r>
       <w:r>
         <w:t xml:space="preserve"> </w:t>
@@ -24165,7 +24163,7 @@
         <w:rPr>
           <w:rFonts w:hint="eastAsia"/>
         </w:rPr>
-        <w:t xml:space="preserve">该比较关注的是精度，而非同等代价下的精度。</w:t>
+        <w:t xml:space="preserve">该比较只考察精度，不考察同等计算代价下的精度。</w:t>
       </w:r>
     </w:p>
     <w:p>
@@ -24185,7 +24183,7 @@
         <w:rPr>
           <w:rFonts w:hint="eastAsia"/>
         </w:rPr>
-        <w:t xml:space="preserve">胞元边界面位移的</w:t>
+        <w:t xml:space="preserve">胞元表面位移的</w:t>
       </w:r>
       <w:r>
         <w:t xml:space="preserve"> Bernstein </w:t>
@@ -24205,7 +24203,7 @@
         <w:rPr>
           <w:rFonts w:hint="eastAsia"/>
         </w:rPr>
-        <w:t xml:space="preserve">每个目标胞元及其连续厚度邻胞元在配置</w:t>
+        <w:t xml:space="preserve">每个被测胞元与其厚度连续的相邻胞元在构型</w:t>
       </w:r>
       <w:r>
         <w:t xml:space="preserve"> x </w:t>
@@ -24214,7 +24212,7 @@
         <w:rPr>
           <w:rFonts w:hint="eastAsia"/>
         </w:rPr>
-        <w:t xml:space="preserve">中使用精确胞元算子进行装配。次数</w:t>
+        <w:t xml:space="preserve">中以精确凝聚刚度矩阵装配。次数</w:t>
       </w:r>
       <w:r>
         <w:t xml:space="preserve"> r </w:t>
@@ -24223,7 +24221,7 @@
         <w:rPr>
           <w:rFonts w:hint="eastAsia"/>
         </w:rPr>
-        <w:t xml:space="preserve">作用于受限胞元边界面；切割带自由度保留其单位表示。受控自由度包括这些不受限的切割带自由度。所有误差均为所述载荷集上的最大值（%），相对于完整保留空间解；灵敏度列指目标胞元的向量。目标面载荷为目标胞元加载面上的三个单位一致面力，六载荷集在此基础上加入三个邻胞元面面力；两个载荷集的最大值未必出现在同一载荷下。</w:t>
+        <w:t xml:space="preserve">作用于受限的胞元表面；切割平面单元的自由度仍取单位表示。受控自由度包括这些不受限的切割平面单元自由度。所有误差均为所列载荷集上的最大值（%），以采用全部主自由度的解为基准；灵敏度列指被测胞元的灵敏度向量。被测面载荷为被测胞元加载面上的三个单位面力载荷，六载荷集在此基础上加入相邻胞元表面上的三个面力。两个载荷集的最大值未必出现在同一载荷下。</w:t>
       </w:r>
     </w:p>
     <w:p>
@@ -24237,7 +24235,7 @@
         <w:rPr>
           <w:rFonts w:hint="eastAsia"/>
         </w:rPr>
-        <w:t xml:space="preserve">所有胞元边界面均受限</w:t>
+        <w:t xml:space="preserve">所有胞元表面均受限</w:t>
       </w:r>
     </w:p>
     <w:tbl>
@@ -24309,7 +24307,7 @@
               <w:rPr>
                 <w:rFonts w:hint="eastAsia"/>
               </w:rPr>
-              <w:t xml:space="preserve">目标面柔度（3</w:t>
+              <w:t xml:space="preserve">被测面柔度（3</w:t>
             </w:r>
             <w:r>
               <w:t xml:space="preserve"> </w:t>
@@ -24332,7 +24330,7 @@
               <w:rPr>
                 <w:rFonts w:hint="eastAsia"/>
               </w:rPr>
-              <w:t xml:space="preserve">目标面灵敏度（3</w:t>
+              <w:t xml:space="preserve">被测面灵敏度（3</w:t>
             </w:r>
             <w:r>
               <w:t xml:space="preserve"> </w:t>
@@ -26056,7 +26054,7 @@
               <w:rPr>
                 <w:rFonts w:hint="eastAsia"/>
               </w:rPr>
-              <w:t xml:space="preserve">目标面柔度（3</w:t>
+              <w:t xml:space="preserve">被测面柔度（3</w:t>
             </w:r>
             <w:r>
               <w:t xml:space="preserve"> </w:t>
@@ -26079,7 +26077,7 @@
               <w:rPr>
                 <w:rFonts w:hint="eastAsia"/>
               </w:rPr>
-              <w:t xml:space="preserve">目标面灵敏度（3</w:t>
+              <w:t xml:space="preserve">被测面灵敏度（3</w:t>
             </w:r>
             <w:r>
               <w:t xml:space="preserve"> </w:t>
@@ -27333,7 +27331,7 @@
         <w:rPr>
           <w:rFonts w:hint="eastAsia"/>
         </w:rPr>
-        <w:t xml:space="preserve">完整保留空间上施加支撑后的系统分别含</w:t>
+        <w:t xml:space="preserve">采用全部主自由度并施加支撑后，方程组的未约束自由度数分别为</w:t>
       </w:r>
       <w:r>
         <w:t xml:space="preserve"> </w:t>
@@ -27351,13 +27349,14 @@
         <w:rPr>
           <w:rFonts w:hint="eastAsia"/>
         </w:rPr>
-        <w:t xml:space="preserve">32,991（H1）个自由的自由度。</w:t>
-      </w:r>
-    </w:p>
-    <w:p>
-      <w:pPr>
-        <w:pStyle w:val="Heading2"/>
-      </w:pPr>
+        <w:t xml:space="preserve">32,991（H1）。</w:t>
+      </w:r>
+      <w:r>
+        <w:t xml:space="preserve"> </w:t>
+      </w:r>
+      <w:r>
+        <w:t xml:space="preserve">## </w:t>
+      </w:r>
       <w:r>
         <w:rPr>
           <w:rFonts w:hint="eastAsia"/>
@@ -27372,240 +27371,6 @@
           <w:rFonts w:hint="eastAsia"/>
         </w:rPr>
         <w:t xml:space="preserve">成本记录：整体点阵直接求解与逐胞元凝聚</w:t>
-      </w:r>
-    </w:p>
-    <w:p>
-      <w:pPr>
-        <w:pStyle w:val="FirstParagraph"/>
-      </w:pPr>
-      <w:r>
-        <w:rPr>
-          <w:rFonts w:hint="eastAsia"/>
-        </w:rPr>
-        <w:t xml:space="preserve">本说明定义表</w:t>
-      </w:r>
-      <w:r>
-        <w:t xml:space="preserve"> 6 </w:t>
-      </w:r>
-      <w:r>
-        <w:rPr>
-          <w:rFonts w:hint="eastAsia"/>
-        </w:rPr>
-        <w:t xml:space="preserve">中的三条路线并记录其各阶段（表</w:t>
-      </w:r>
-      <w:r>
-        <w:t xml:space="preserve"> </w:t>
-      </w:r>
-      <w:r>
-        <w:rPr>
-          <w:rFonts w:hint="eastAsia"/>
-        </w:rPr>
-        <w:t xml:space="preserve">ST12），同时给出常规凝聚与</w:t>
-      </w:r>
-      <w:r>
-        <w:t xml:space="preserve"> NICE </w:t>
-      </w:r>
-      <w:r>
-        <w:rPr>
-          <w:rFonts w:hint="eastAsia"/>
-        </w:rPr>
-        <w:t xml:space="preserve">的逐胞元成本比较（表</w:t>
-      </w:r>
-      <w:r>
-        <w:t xml:space="preserve"> </w:t>
-      </w:r>
-      <w:r>
-        <w:rPr>
-          <w:rFonts w:hint="eastAsia"/>
-        </w:rPr>
-        <w:t xml:space="preserve">ST13）。四胞元点阵取自第</w:t>
-      </w:r>
-      <w:r>
-        <w:t xml:space="preserve"> 5.8 </w:t>
-      </w:r>
-      <w:r>
-        <w:rPr>
-          <w:rFonts w:hint="eastAsia"/>
-        </w:rPr>
-        <w:t xml:space="preserve">节</w:t>
-      </w:r>
-      <w:r>
-        <w:t xml:space="preserve"> </w:t>
-      </w:r>
-      <m:oMath>
-        <m:r>
-          <m:t>2</m:t>
-        </m:r>
-        <m:r>
-          <m:rPr>
-            <m:sty m:val="p"/>
-          </m:rPr>
-          <m:t>×</m:t>
-        </m:r>
-        <m:r>
-          <m:t>2</m:t>
-        </m:r>
-        <m:r>
-          <m:rPr>
-            <m:sty m:val="p"/>
-          </m:rPr>
-          <m:t>×</m:t>
-        </m:r>
-        <m:r>
-          <m:t>2</m:t>
-        </m:r>
-      </m:oMath>
-      <w:r>
-        <w:t xml:space="preserve"> </w:t>
-      </w:r>
-      <w:r>
-        <w:rPr>
-          <w:rFonts w:hint="eastAsia"/>
-        </w:rPr>
-        <w:t xml:space="preserve">块的两层</w:t>
-      </w:r>
-      <w:r>
-        <w:t xml:space="preserve"> </w:t>
-      </w:r>
-      <m:oMath>
-        <m:r>
-          <m:t>z</m:t>
-        </m:r>
-        <m:r>
-          <m:rPr>
-            <m:sty m:val="p"/>
-          </m:rPr>
-          <m:t>=</m:t>
-        </m:r>
-        <m:r>
-          <m:t>0</m:t>
-        </m:r>
-      </m:oMath>
-      <w:r>
-        <w:t xml:space="preserve"> </w:t>
-      </w:r>
-      <w:r>
-        <w:rPr>
-          <w:rFonts w:hint="eastAsia"/>
-        </w:rPr>
-        <w:t xml:space="preserve">与</w:t>
-      </w:r>
-      <w:r>
-        <w:t xml:space="preserve"> </w:t>
-      </w:r>
-      <m:oMath>
-        <m:r>
-          <m:t>z</m:t>
-        </m:r>
-        <m:r>
-          <m:rPr>
-            <m:sty m:val="p"/>
-          </m:rPr>
-          <m:t>=</m:t>
-        </m:r>
-        <m:r>
-          <m:t>1</m:t>
-        </m:r>
-      </m:oMath>
-      <w:r>
-        <w:rPr>
-          <w:rFonts w:hint="eastAsia"/>
-        </w:rPr>
-        <w:t xml:space="preserve">，其厚度角点保持不变：每层包含两个未切割胞元和两个切割胞元，后者的保留体积分数分别为</w:t>
-      </w:r>
-      <w:r>
-        <w:t xml:space="preserve"> 0.616 </w:t>
-      </w:r>
-      <w:r>
-        <w:rPr>
-          <w:rFonts w:hint="eastAsia"/>
-        </w:rPr>
-        <w:t xml:space="preserve">和</w:t>
-      </w:r>
-      <w:r>
-        <w:t xml:space="preserve"> </w:t>
-      </w:r>
-      <w:r>
-        <w:rPr>
-          <w:rFonts w:hint="eastAsia"/>
-        </w:rPr>
-        <w:t xml:space="preserve">0.252。所有点阵均在面</w:t>
-      </w:r>
-      <w:r>
-        <w:t xml:space="preserve"> </w:t>
-      </w:r>
-      <m:oMath>
-        <m:r>
-          <m:t>y</m:t>
-        </m:r>
-        <m:r>
-          <m:rPr>
-            <m:sty m:val="p"/>
-          </m:rPr>
-          <m:t>=</m:t>
-        </m:r>
-        <m:r>
-          <m:rPr>
-            <m:sty m:val="p"/>
-          </m:rPr>
-          <m:t>min</m:t>
-        </m:r>
-      </m:oMath>
-      <w:r>
-        <w:t xml:space="preserve"> </w:t>
-      </w:r>
-      <w:r>
-        <w:rPr>
-          <w:rFonts w:hint="eastAsia"/>
-        </w:rPr>
-        <w:t xml:space="preserve">上固支，并在面</w:t>
-      </w:r>
-      <w:r>
-        <w:t xml:space="preserve"> </w:t>
-      </w:r>
-      <m:oMath>
-        <m:r>
-          <m:t>y</m:t>
-        </m:r>
-        <m:r>
-          <m:rPr>
-            <m:sty m:val="p"/>
-          </m:rPr>
-          <m:t>=</m:t>
-        </m:r>
-        <m:r>
-          <m:rPr>
-            <m:sty m:val="p"/>
-          </m:rPr>
-          <m:t>max</m:t>
-        </m:r>
-      </m:oMath>
-      <w:r>
-        <w:t xml:space="preserve"> </w:t>
-      </w:r>
-      <w:r>
-        <w:rPr>
-          <w:rFonts w:hint="eastAsia"/>
-        </w:rPr>
-        <w:t xml:space="preserve">上沿三个笛卡尔方向施加单位一致面力；路线</w:t>
-      </w:r>
-      <w:r>
-        <w:t xml:space="preserve"> (a) </w:t>
-      </w:r>
-      <w:r>
-        <w:rPr>
-          <w:rFonts w:hint="eastAsia"/>
-        </w:rPr>
-        <w:t xml:space="preserve">和</w:t>
-      </w:r>
-      <w:r>
-        <w:t xml:space="preserve"> (b) </w:t>
-      </w:r>
-      <w:r>
-        <w:rPr>
-          <w:rFonts w:hint="eastAsia"/>
-        </w:rPr>
-        <w:t xml:space="preserve">还另外求解三个随机载荷。</w:t>
       </w:r>
     </w:p>
     <w:p>
@@ -27616,131 +27381,173 @@
         <w:rPr>
           <w:rFonts w:hint="eastAsia"/>
         </w:rPr>
-        <w:t xml:space="preserve">路线</w:t>
-      </w:r>
-      <w:r>
-        <w:t xml:space="preserve"> (a) </w:t>
-      </w:r>
-      <w:r>
-        <w:rPr>
-          <w:rFonts w:hint="eastAsia"/>
-        </w:rPr>
-        <w:t xml:space="preserve">即整体点阵直接求解，将每个胞元的完整切割胞元刚度（保留自由度与内部自由度）装配为一个全局矩阵。保留自由度的编号与耦合方式与学习点阵完全相同，采用相同的固支、自由集与载荷向量，每个胞元的内部自由度排在自由保留自由度之后。该矩阵按其对角线进行对称缩放，并在</w:t>
-      </w:r>
-      <w:r>
-        <w:t xml:space="preserve"> CPU </w:t>
-      </w:r>
-      <w:r>
-        <w:rPr>
-          <w:rFonts w:hint="eastAsia"/>
-        </w:rPr>
-        <w:t xml:space="preserve">上由</w:t>
-      </w:r>
-      <w:r>
-        <w:t xml:space="preserve"> MKL PARDISO 2026.1 </w:t>
-      </w:r>
-      <w:r>
-        <w:rPr>
-          <w:rFonts w:hint="eastAsia"/>
-        </w:rPr>
-        <w:t xml:space="preserve">以上三角的对称正定</w:t>
-      </w:r>
-      <w:r>
-        <w:t xml:space="preserve"> Cholesky </w:t>
-      </w:r>
-      <w:r>
-        <w:rPr>
-          <w:rFonts w:hint="eastAsia"/>
-        </w:rPr>
-        <w:t xml:space="preserve">分解（mtype</w:t>
-      </w:r>
-      <w:r>
-        <w:t xml:space="preserve"> </w:t>
-      </w:r>
-      <w:r>
-        <w:rPr>
-          <w:rFonts w:hint="eastAsia"/>
-        </w:rPr>
-        <w:t xml:space="preserve">2）进行分解，采用嵌套剖分排序（iparm(2)</w:t>
-      </w:r>
-      <w:r>
-        <w:t xml:space="preserve"> = </w:t>
-      </w:r>
-      <w:r>
-        <w:rPr>
-          <w:rFonts w:hint="eastAsia"/>
-        </w:rPr>
-        <w:t xml:space="preserve">3）和</w:t>
-      </w:r>
-      <w:r>
-        <w:t xml:space="preserve"> 16 </w:t>
-      </w:r>
-      <w:r>
-        <w:rPr>
-          <w:rFonts w:hint="eastAsia"/>
-        </w:rPr>
-        <w:t xml:space="preserve">个线程；PARDISO</w:t>
-      </w:r>
-      <w:r>
-        <w:t xml:space="preserve"> </w:t>
-      </w:r>
-      <w:r>
-        <w:rPr>
-          <w:rFonts w:hint="eastAsia"/>
-        </w:rPr>
-        <w:t xml:space="preserve">各阶段以显式设定的参数直接调用，六个载荷一次性同时求解。相对残差</w:t>
+        <w:t xml:space="preserve">本说明定义表</w:t>
+      </w:r>
+      <w:r>
+        <w:t xml:space="preserve"> 5 </w:t>
+      </w:r>
+      <w:r>
+        <w:rPr>
+          <w:rFonts w:hint="eastAsia"/>
+        </w:rPr>
+        <w:t xml:space="preserve">中的三条路线并记录其各阶段（表</w:t>
+      </w:r>
+      <w:r>
+        <w:t xml:space="preserve"> </w:t>
+      </w:r>
+      <w:r>
+        <w:rPr>
+          <w:rFonts w:hint="eastAsia"/>
+        </w:rPr>
+        <w:t xml:space="preserve">ST12），同时比较常规凝聚与</w:t>
+      </w:r>
+      <w:r>
+        <w:t xml:space="preserve"> NICE </w:t>
+      </w:r>
+      <w:r>
+        <w:rPr>
+          <w:rFonts w:hint="eastAsia"/>
+        </w:rPr>
+        <w:t xml:space="preserve">的逐胞元成本（表</w:t>
+      </w:r>
+      <w:r>
+        <w:t xml:space="preserve"> </w:t>
+      </w:r>
+      <w:r>
+        <w:rPr>
+          <w:rFonts w:hint="eastAsia"/>
+        </w:rPr>
+        <w:t xml:space="preserve">ST13）。四胞元点阵取自第</w:t>
+      </w:r>
+      <w:r>
+        <w:t xml:space="preserve"> 5.8 </w:t>
+      </w:r>
+      <w:r>
+        <w:rPr>
+          <w:rFonts w:hint="eastAsia"/>
+        </w:rPr>
+        <w:t xml:space="preserve">节</w:t>
       </w:r>
       <w:r>
         <w:t xml:space="preserve"> </w:t>
       </w:r>
       <m:oMath>
+        <m:r>
+          <m:t>2</m:t>
+        </m:r>
         <m:r>
           <m:rPr>
             <m:sty m:val="p"/>
           </m:rPr>
-          <m:t>∥</m:t>
-        </m:r>
-        <m:r>
-          <m:t>K</m:t>
-        </m:r>
-        <m:r>
-          <m:t>u</m:t>
+          <m:t>×</m:t>
+        </m:r>
+        <m:r>
+          <m:t>2</m:t>
         </m:r>
         <m:r>
           <m:rPr>
             <m:sty m:val="p"/>
           </m:rPr>
-          <m:t>−</m:t>
-        </m:r>
-        <m:r>
-          <m:t>f</m:t>
+          <m:t>×</m:t>
+        </m:r>
+        <m:r>
+          <m:t>2</m:t>
+        </m:r>
+      </m:oMath>
+      <w:r>
+        <w:t xml:space="preserve"> </w:t>
+      </w:r>
+      <w:r>
+        <w:rPr>
+          <w:rFonts w:hint="eastAsia"/>
+        </w:rPr>
+        <w:t xml:space="preserve">块的两层</w:t>
+      </w:r>
+      <w:r>
+        <w:t xml:space="preserve"> </w:t>
+      </w:r>
+      <m:oMath>
+        <m:r>
+          <m:t>z</m:t>
         </m:r>
         <m:r>
           <m:rPr>
             <m:sty m:val="p"/>
           </m:rPr>
-          <m:t>∥</m:t>
+          <m:t>=</m:t>
+        </m:r>
+        <m:r>
+          <m:t>0</m:t>
+        </m:r>
+      </m:oMath>
+      <w:r>
+        <w:t xml:space="preserve"> </w:t>
+      </w:r>
+      <w:r>
+        <w:rPr>
+          <w:rFonts w:hint="eastAsia"/>
+        </w:rPr>
+        <w:t xml:space="preserve">与</w:t>
+      </w:r>
+      <w:r>
+        <w:t xml:space="preserve"> </w:t>
+      </w:r>
+      <m:oMath>
+        <m:r>
+          <m:t>z</m:t>
         </m:r>
         <m:r>
           <m:rPr>
             <m:sty m:val="p"/>
           </m:rPr>
-          <m:t>/</m:t>
+          <m:t>=</m:t>
+        </m:r>
+        <m:r>
+          <m:t>1</m:t>
+        </m:r>
+      </m:oMath>
+      <w:r>
+        <w:rPr>
+          <w:rFonts w:hint="eastAsia"/>
+        </w:rPr>
+        <w:t xml:space="preserve">，角点厚度参数保持不变。每层包含两个未切割胞元和两个切割胞元，后者切割后剩余的体积分数分别为</w:t>
+      </w:r>
+      <w:r>
+        <w:t xml:space="preserve"> 0.616 </w:t>
+      </w:r>
+      <w:r>
+        <w:rPr>
+          <w:rFonts w:hint="eastAsia"/>
+        </w:rPr>
+        <w:t xml:space="preserve">和</w:t>
+      </w:r>
+      <w:r>
+        <w:t xml:space="preserve"> </w:t>
+      </w:r>
+      <w:r>
+        <w:rPr>
+          <w:rFonts w:hint="eastAsia"/>
+        </w:rPr>
+        <w:t xml:space="preserve">0.252。所有点阵均在面</w:t>
+      </w:r>
+      <w:r>
+        <w:t xml:space="preserve"> </w:t>
+      </w:r>
+      <m:oMath>
+        <m:r>
+          <m:t>y</m:t>
         </m:r>
         <m:r>
           <m:rPr>
             <m:sty m:val="p"/>
           </m:rPr>
-          <m:t>∥</m:t>
-        </m:r>
-        <m:r>
-          <m:t>f</m:t>
+          <m:t>=</m:t>
         </m:r>
         <m:r>
           <m:rPr>
             <m:sty m:val="p"/>
           </m:rPr>
-          <m:t>∥</m:t>
+          <m:t>min</m:t>
         </m:r>
       </m:oMath>
       <w:r>
@@ -27750,7 +27557,54 @@
         <w:rPr>
           <w:rFonts w:hint="eastAsia"/>
         </w:rPr>
-        <w:t xml:space="preserve">使用未缩放矩阵重新计算。</w:t>
+        <w:t xml:space="preserve">上固支，并在面</w:t>
+      </w:r>
+      <w:r>
+        <w:t xml:space="preserve"> </w:t>
+      </w:r>
+      <m:oMath>
+        <m:r>
+          <m:t>y</m:t>
+        </m:r>
+        <m:r>
+          <m:rPr>
+            <m:sty m:val="p"/>
+          </m:rPr>
+          <m:t>=</m:t>
+        </m:r>
+        <m:r>
+          <m:rPr>
+            <m:sty m:val="p"/>
+          </m:rPr>
+          <m:t>max</m:t>
+        </m:r>
+      </m:oMath>
+      <w:r>
+        <w:t xml:space="preserve"> </w:t>
+      </w:r>
+      <w:r>
+        <w:rPr>
+          <w:rFonts w:hint="eastAsia"/>
+        </w:rPr>
+        <w:t xml:space="preserve">上沿三个笛卡尔坐标轴分别施加单位面力载荷。路线</w:t>
+      </w:r>
+      <w:r>
+        <w:t xml:space="preserve"> (a) </w:t>
+      </w:r>
+      <w:r>
+        <w:rPr>
+          <w:rFonts w:hint="eastAsia"/>
+        </w:rPr>
+        <w:t xml:space="preserve">和</w:t>
+      </w:r>
+      <w:r>
+        <w:t xml:space="preserve"> (b) </w:t>
+      </w:r>
+      <w:r>
+        <w:rPr>
+          <w:rFonts w:hint="eastAsia"/>
+        </w:rPr>
+        <w:t xml:space="preserve">还另外求解三个随机载荷。</w:t>
       </w:r>
     </w:p>
     <w:p>
@@ -27764,13 +27618,13 @@
         <w:t xml:space="preserve">路线</w:t>
       </w:r>
       <w:r>
-        <w:t xml:space="preserve"> (b) </w:t>
-      </w:r>
-      <w:r>
-        <w:rPr>
-          <w:rFonts w:hint="eastAsia"/>
-        </w:rPr>
-        <w:t xml:space="preserve">即常规精确凝聚，在</w:t>
+        <w:t xml:space="preserve"> (a) </w:t>
+      </w:r>
+      <w:r>
+        <w:rPr>
+          <w:rFonts w:hint="eastAsia"/>
+        </w:rPr>
+        <w:t xml:space="preserve">即整体点阵直接求解，将每个胞元在主自由度与内部自由度上的完整切割胞元刚度装配为一个全局矩阵。主自由度的编号与耦合方式与学习点阵完全相同，固支、自由自由度集合与载荷向量也相同。每个胞元的内部自由度排在自由主自由度之后。该矩阵按其对角线进行对称缩放，并在</w:t>
       </w:r>
       <w:r>
         <w:t xml:space="preserve"> CPU </w:t>
@@ -27779,7 +27633,43 @@
         <w:rPr>
           <w:rFonts w:hint="eastAsia"/>
         </w:rPr>
-        <w:t xml:space="preserve">上以</w:t>
+        <w:t xml:space="preserve">上由</w:t>
+      </w:r>
+      <w:r>
+        <w:t xml:space="preserve"> MKL PARDISO 2026.1 </w:t>
+      </w:r>
+      <w:r>
+        <w:rPr>
+          <w:rFonts w:hint="eastAsia"/>
+        </w:rPr>
+        <w:t xml:space="preserve">分解。分解采用上三角的对称正定</w:t>
+      </w:r>
+      <w:r>
+        <w:t xml:space="preserve"> Cholesky </w:t>
+      </w:r>
+      <w:r>
+        <w:rPr>
+          <w:rFonts w:hint="eastAsia"/>
+        </w:rPr>
+        <w:t xml:space="preserve">分解（mtype</w:t>
+      </w:r>
+      <w:r>
+        <w:t xml:space="preserve"> </w:t>
+      </w:r>
+      <w:r>
+        <w:rPr>
+          <w:rFonts w:hint="eastAsia"/>
+        </w:rPr>
+        <w:t xml:space="preserve">2）、嵌套剖分排序（iparm(2)</w:t>
+      </w:r>
+      <w:r>
+        <w:t xml:space="preserve"> = </w:t>
+      </w:r>
+      <w:r>
+        <w:rPr>
+          <w:rFonts w:hint="eastAsia"/>
+        </w:rPr>
+        <w:t xml:space="preserve">3）和</w:t>
       </w:r>
       <w:r>
         <w:t xml:space="preserve"> 16 </w:t>
@@ -27788,52 +27678,78 @@
         <w:rPr>
           <w:rFonts w:hint="eastAsia"/>
         </w:rPr>
-        <w:t xml:space="preserve">个线程逐个处理各胞元：胞元的设置与装配同路线</w:t>
-      </w:r>
-      <w:r>
-        <w:t xml:space="preserve"> </w:t>
-      </w:r>
-      <w:r>
-        <w:rPr>
-          <w:rFonts w:hint="eastAsia"/>
-        </w:rPr>
-        <w:t xml:space="preserve">(a)，随后利用</w:t>
-      </w:r>
-      <w:r>
-        <w:t xml:space="preserve"> PARDISO </w:t>
-      </w:r>
-      <w:r>
-        <w:rPr>
-          <w:rFonts w:hint="eastAsia"/>
-        </w:rPr>
-        <w:t xml:space="preserve">带</w:t>
-      </w:r>
-      <w:r>
-        <w:t xml:space="preserve"> Schur </w:t>
-      </w:r>
-      <w:r>
-        <w:rPr>
-          <w:rFonts w:hint="eastAsia"/>
-        </w:rPr>
-        <w:t xml:space="preserve">补选项（iparm(36)）的</w:t>
-      </w:r>
-      <w:r>
-        <w:t xml:space="preserve"> Cholesky </w:t>
-      </w:r>
-      <w:r>
-        <w:rPr>
-          <w:rFonts w:hint="eastAsia"/>
-        </w:rPr>
-        <w:t xml:space="preserve">分解得到该胞元在其保留自由度上的稠密凝聚矩阵，之后释放该胞元。凝聚点阵系统按子结构法顺序通过分块</w:t>
-      </w:r>
-      <w:r>
-        <w:t xml:space="preserve"> Cholesky </w:t>
-      </w:r>
-      <w:r>
-        <w:rPr>
-          <w:rFonts w:hint="eastAsia"/>
-        </w:rPr>
-        <w:t xml:space="preserve">分解精确求解：对每个胞元，用稠密核对其私有保留块进行分解与消元；对由多个胞元共享的保留自由度上的稠密界面矩阵进行分解与求解；再通过回代恢复私有自由度。各胞元的凝聚矩阵保存至其被消元为止。</w:t>
+        <w:t xml:space="preserve">个线程。PARDISO</w:t>
+      </w:r>
+      <w:r>
+        <w:t xml:space="preserve"> </w:t>
+      </w:r>
+      <w:r>
+        <w:rPr>
+          <w:rFonts w:hint="eastAsia"/>
+        </w:rPr>
+        <w:t xml:space="preserve">各阶段以显式设定的参数直接调用，六个载荷一次同时求解。相对残差</w:t>
+      </w:r>
+      <w:r>
+        <w:t xml:space="preserve"> </w:t>
+      </w:r>
+      <m:oMath>
+        <m:r>
+          <m:rPr>
+            <m:sty m:val="p"/>
+          </m:rPr>
+          <m:t>∥</m:t>
+        </m:r>
+        <m:r>
+          <m:t>K</m:t>
+        </m:r>
+        <m:r>
+          <m:t>u</m:t>
+        </m:r>
+        <m:r>
+          <m:rPr>
+            <m:sty m:val="p"/>
+          </m:rPr>
+          <m:t>−</m:t>
+        </m:r>
+        <m:r>
+          <m:t>f</m:t>
+        </m:r>
+        <m:r>
+          <m:rPr>
+            <m:sty m:val="p"/>
+          </m:rPr>
+          <m:t>∥</m:t>
+        </m:r>
+        <m:r>
+          <m:rPr>
+            <m:sty m:val="p"/>
+          </m:rPr>
+          <m:t>/</m:t>
+        </m:r>
+        <m:r>
+          <m:rPr>
+            <m:sty m:val="p"/>
+          </m:rPr>
+          <m:t>∥</m:t>
+        </m:r>
+        <m:r>
+          <m:t>f</m:t>
+        </m:r>
+        <m:r>
+          <m:rPr>
+            <m:sty m:val="p"/>
+          </m:rPr>
+          <m:t>∥</m:t>
+        </m:r>
+      </m:oMath>
+      <w:r>
+        <w:t xml:space="preserve"> </w:t>
+      </w:r>
+      <w:r>
+        <w:rPr>
+          <w:rFonts w:hint="eastAsia"/>
+        </w:rPr>
+        <w:t xml:space="preserve">用未缩放矩阵重新计算。</w:t>
       </w:r>
     </w:p>
     <w:p>
@@ -27847,6 +27763,89 @@
         <w:t xml:space="preserve">路线</w:t>
       </w:r>
       <w:r>
+        <w:t xml:space="preserve"> (b) </w:t>
+      </w:r>
+      <w:r>
+        <w:rPr>
+          <w:rFonts w:hint="eastAsia"/>
+        </w:rPr>
+        <w:t xml:space="preserve">即常规精确凝聚，在</w:t>
+      </w:r>
+      <w:r>
+        <w:t xml:space="preserve"> CPU </w:t>
+      </w:r>
+      <w:r>
+        <w:rPr>
+          <w:rFonts w:hint="eastAsia"/>
+        </w:rPr>
+        <w:t xml:space="preserve">上以</w:t>
+      </w:r>
+      <w:r>
+        <w:t xml:space="preserve"> 16 </w:t>
+      </w:r>
+      <w:r>
+        <w:rPr>
+          <w:rFonts w:hint="eastAsia"/>
+        </w:rPr>
+        <w:t xml:space="preserve">个线程逐个处理胞元。胞元的设置与装配同路线</w:t>
+      </w:r>
+      <w:r>
+        <w:t xml:space="preserve"> </w:t>
+      </w:r>
+      <w:r>
+        <w:rPr>
+          <w:rFonts w:hint="eastAsia"/>
+        </w:rPr>
+        <w:t xml:space="preserve">(a)；随后由</w:t>
+      </w:r>
+      <w:r>
+        <w:t xml:space="preserve"> PARDISO </w:t>
+      </w:r>
+      <w:r>
+        <w:rPr>
+          <w:rFonts w:hint="eastAsia"/>
+        </w:rPr>
+        <w:t xml:space="preserve">带</w:t>
+      </w:r>
+      <w:r>
+        <w:t xml:space="preserve"> Schur </w:t>
+      </w:r>
+      <w:r>
+        <w:rPr>
+          <w:rFonts w:hint="eastAsia"/>
+        </w:rPr>
+        <w:t xml:space="preserve">补选项（iparm(36)）的</w:t>
+      </w:r>
+      <w:r>
+        <w:t xml:space="preserve"> Cholesky </w:t>
+      </w:r>
+      <w:r>
+        <w:rPr>
+          <w:rFonts w:hint="eastAsia"/>
+        </w:rPr>
+        <w:t xml:space="preserve">分解得到该胞元在其主自由度上的稠密凝聚矩阵，之后释放该胞元。凝聚后的点阵方程组按子结构顺序，通过分块</w:t>
+      </w:r>
+      <w:r>
+        <w:t xml:space="preserve"> Cholesky </w:t>
+      </w:r>
+      <w:r>
+        <w:rPr>
+          <w:rFonts w:hint="eastAsia"/>
+        </w:rPr>
+        <w:t xml:space="preserve">分解精确求解。对每个胞元，以稠密计算核分解并消去其私有主自由度块；再对多个胞元共享的主自由度上的稠密界面矩阵进行分解与求解，最后通过回代恢复私有自由度。各胞元的凝聚矩阵保存至其被消元为止。</w:t>
+      </w:r>
+    </w:p>
+    <w:p>
+      <w:pPr>
+        <w:pStyle w:val="BodyText"/>
+      </w:pPr>
+      <w:r>
+        <w:rPr>
+          <w:rFonts w:hint="eastAsia"/>
+        </w:rPr>
+        <w:t xml:space="preserve">路线</w:t>
+      </w:r>
+      <w:r>
         <w:t xml:space="preserve"> (c) </w:t>
       </w:r>
       <w:r>
@@ -27862,7 +27861,7 @@
         <w:rPr>
           <w:rFonts w:hint="eastAsia"/>
         </w:rPr>
-        <w:t xml:space="preserve">上以采用</w:t>
+        <w:t xml:space="preserve">上以</w:t>
       </w:r>
       <w:r>
         <w:t xml:space="preserve"> NICE </w:t>
@@ -27871,7 +27870,7 @@
         <w:rPr>
           <w:rFonts w:hint="eastAsia"/>
         </w:rPr>
-        <w:t xml:space="preserve">的部署实现运行一次带灵敏度的点阵分析：胞元准备（胞元构建、刚度与矩装配、网络输入与编码，以及为校正做准备的首次作用）、点阵及</w:t>
+        <w:t xml:space="preserve">的部署实现进行一次带灵敏度的点阵分析。胞元准备包括胞元构建、刚度与矩装配、网络输入与编码，以及为修正做准备的首次作用。随后装配点阵及</w:t>
       </w:r>
       <w:r>
         <w:t xml:space="preserve"> </w:t>
@@ -27898,13 +27897,10 @@
         </m:sSub>
       </m:oMath>
       <w:r>
-        <w:t xml:space="preserve"> </w:t>
-      </w:r>
-      <w:r>
-        <w:rPr>
-          <w:rFonts w:hint="eastAsia"/>
-        </w:rPr>
-        <w:t xml:space="preserve">的装配、预条件子设置（补充说明</w:t>
+        <w:rPr>
+          <w:rFonts w:hint="eastAsia"/>
+        </w:rPr>
+        <w:t xml:space="preserve">，并设置预条件子（补充说明</w:t>
       </w:r>
       <w:r>
         <w:t xml:space="preserve"> S4.1 </w:t>
@@ -27913,7 +27909,7 @@
         <w:rPr>
           <w:rFonts w:hint="eastAsia"/>
         </w:rPr>
-        <w:t xml:space="preserve">的平衡两层作用）、针对三个一致载荷的共轭梯度求解直至递推相对残差达到</w:t>
+        <w:t xml:space="preserve">的平衡两层作用）。共轭梯度法对三个面力载荷求解至递推相对残差</w:t>
       </w:r>
       <w:r>
         <w:t xml:space="preserve"> </w:t>
@@ -27942,7 +27938,7 @@
         <w:rPr>
           <w:rFonts w:hint="eastAsia"/>
         </w:rPr>
-        <w:t xml:space="preserve">（实际达到</w:t>
+        <w:t xml:space="preserve">，实际达到的残差为</w:t>
       </w:r>
       <w:r>
         <w:t xml:space="preserve"> </w:t>
@@ -28021,16 +28017,16 @@
         <w:rPr>
           <w:rFonts w:hint="eastAsia"/>
         </w:rPr>
-        <w:t xml:space="preserve">），以及三个载荷下式</w:t>
-      </w:r>
-      <w:r>
-        <w:t xml:space="preserve"> (9) </w:t>
-      </w:r>
-      <w:r>
-        <w:rPr>
-          <w:rFonts w:hint="eastAsia"/>
-        </w:rPr>
-        <w:t xml:space="preserve">的场基灵敏度</w:t>
+        <w:t xml:space="preserve">。最后计算三个载荷下式</w:t>
+      </w:r>
+      <w:r>
+        <w:t xml:space="preserve"> (17) </w:t>
+      </w:r>
+      <w:r>
+        <w:rPr>
+          <w:rFonts w:hint="eastAsia"/>
+        </w:rPr>
+        <w:t xml:space="preserve">的灵敏度</w:t>
       </w:r>
       <w:r>
         <w:t xml:space="preserve"> </w:t>
@@ -28060,7 +28056,16 @@
         <w:rPr>
           <w:rFonts w:hint="eastAsia"/>
         </w:rPr>
-        <w:t xml:space="preserve">，后者通过在固定的恢复场下对矩积分进行反向模式微分得到。其算术精度与表</w:t>
+        <w:t xml:space="preserve">。灵敏度在恢复位移场固定的条件下，由矩积分的反向模式微分求得。路线</w:t>
+      </w:r>
+      <w:r>
+        <w:t xml:space="preserve"> (c) </w:t>
+      </w:r>
+      <w:r>
+        <w:rPr>
+          <w:rFonts w:hint="eastAsia"/>
+        </w:rPr>
+        <w:t xml:space="preserve">的运算精度与表</w:t>
       </w:r>
       <w:r>
         <w:t xml:space="preserve"> 1 </w:t>
@@ -28069,16 +28074,16 @@
         <w:rPr>
           <w:rFonts w:hint="eastAsia"/>
         </w:rPr>
-        <w:t xml:space="preserve">中计时路线相同：网络以及校正中的光滑与粗求解采用单精度，凝聚作用中的刚度乘积采用双精度（附录</w:t>
-      </w:r>
-      <w:r>
-        <w:t xml:space="preserve"> </w:t>
-      </w:r>
-      <w:r>
-        <w:rPr>
-          <w:rFonts w:hint="eastAsia"/>
-        </w:rPr>
-        <w:t xml:space="preserve">F.2）。三条路线读取相同的已生成胞元几何；几何生成不计入计时。</w:t>
+        <w:t xml:space="preserve">中的计时路线相同。网络以及修正中的光滑与粗网格求解采用单精度，凝聚作用中的刚度乘积采用双精度（附录</w:t>
+      </w:r>
+      <w:r>
+        <w:t xml:space="preserve"> </w:t>
+      </w:r>
+      <w:r>
+        <w:rPr>
+          <w:rFonts w:hint="eastAsia"/>
+        </w:rPr>
+        <w:t xml:space="preserve">F.2）。三条路线读取相同的已生成胞元几何，几何生成不计入计时。</w:t>
       </w:r>
     </w:p>
     <w:p>
@@ -28107,7 +28112,7 @@
         <w:rPr>
           <w:rFonts w:hint="eastAsia"/>
         </w:rPr>
-        <w:t xml:space="preserve">的整体矩阵、载荷向量、固支和编号，一次导出后在路线</w:t>
+        <w:t xml:space="preserve">的整体矩阵、载荷向量、固支和编号。这些数据一次导出后，在路线</w:t>
       </w:r>
       <w:r>
         <w:t xml:space="preserve"> (a) </w:t>
@@ -28175,7 +28180,7 @@
         <w:rPr>
           <w:rFonts w:hint="eastAsia"/>
         </w:rPr>
-        <w:t xml:space="preserve">求解。共轭梯度法在未缩放的系统上运行，以未预条件的相对残差</w:t>
+        <w:t xml:space="preserve">求解。共轭梯度法在未缩放的方程组上运行，以未预条件的相对残差</w:t>
       </w:r>
       <w:r>
         <w:t xml:space="preserve"> </w:t>
@@ -28261,7 +28266,7 @@
         <w:rPr>
           <w:rFonts w:hint="eastAsia"/>
         </w:rPr>
-        <w:t xml:space="preserve">为停止条件；在残差首次低于</w:t>
+        <w:t xml:space="preserve">为停止条件。残差首次低于</w:t>
       </w:r>
       <w:r>
         <w:t xml:space="preserve"> </w:t>
@@ -28329,7 +28334,7 @@
         <w:rPr>
           <w:rFonts w:hint="eastAsia"/>
         </w:rPr>
-        <w:t xml:space="preserve">处记录迭代解，并给出其柔度和能量范数与最终迭代解之差。GAMG（光滑聚集，PETSc</w:t>
+        <w:t xml:space="preserve">时记录当时的迭代解，以及该迭代解与最终迭代解在柔度和能量范数上的差别。GAMG（光滑聚集，PETSc</w:t>
       </w:r>
       <w:r>
         <w:t xml:space="preserve"> </w:t>
@@ -28347,7 +28352,7 @@
         <w:rPr>
           <w:rFonts w:hint="eastAsia"/>
         </w:rPr>
-        <w:t xml:space="preserve">3，并以自由度位置的六个刚体模态为近零空间；BoomerAMG</w:t>
+        <w:t xml:space="preserve">3，并以自由度位置上的六个刚体模态作为近零空间。BoomerAMG</w:t>
       </w:r>
       <w:r>
         <w:t xml:space="preserve"> </w:t>
@@ -28383,16 +28388,16 @@
         <w:rPr>
           <w:rFonts w:hint="eastAsia"/>
         </w:rPr>
-        <w:t xml:space="preserve">及其默认松弛。对于每胞元一个子区域、采用精确局部求解的</w:t>
-      </w:r>
-      <w:r>
-        <w:t xml:space="preserve"> </w:t>
-      </w:r>
-      <w:r>
-        <w:rPr>
-          <w:rFonts w:hint="eastAsia"/>
-        </w:rPr>
-        <w:t xml:space="preserve">BDDC，胞元的</w:t>
+        <w:t xml:space="preserve">及其默认松弛。所考察的</w:t>
+      </w:r>
+      <w:r>
+        <w:t xml:space="preserve"> BDDC </w:t>
+      </w:r>
+      <w:r>
+        <w:rPr>
+          <w:rFonts w:hint="eastAsia"/>
+        </w:rPr>
+        <w:t xml:space="preserve">配置采用精确局部求解，每个胞元为一个子区域。胞元的</w:t>
       </w:r>
       <w:r>
         <w:t xml:space="preserve"> Dirichlet </w:t>
@@ -28401,16 +28406,16 @@
         <w:rPr>
           <w:rFonts w:hint="eastAsia"/>
         </w:rPr>
-        <w:t xml:space="preserve">矩阵是其在不与其他胞元共享的自由度上的刚度，Neumann</w:t>
-      </w:r>
-      <w:r>
-        <w:t xml:space="preserve"> </w:t>
-      </w:r>
-      <w:r>
-        <w:rPr>
-          <w:rFonts w:hint="eastAsia"/>
-        </w:rPr>
-        <w:t xml:space="preserve">矩阵是其在自由自由度上的整胞元刚度。二者均按路线</w:t>
+        <w:t xml:space="preserve">矩阵为其在不与其他胞元共享的自由度上的刚度，Neumann</w:t>
+      </w:r>
+      <w:r>
+        <w:t xml:space="preserve"> </w:t>
+      </w:r>
+      <w:r>
+        <w:rPr>
+          <w:rFonts w:hint="eastAsia"/>
+        </w:rPr>
+        <w:t xml:space="preserve">矩阵为整个胞元在其自由自由度上的刚度。二者均按路线</w:t>
       </w:r>
       <w:r>
         <w:t xml:space="preserve"> (a) </w:t>
@@ -28455,7 +28460,7 @@
         <w:rPr>
           <w:rFonts w:hint="eastAsia"/>
         </w:rPr>
-        <w:t xml:space="preserve">线程）逐胞元各分解一次；悬浮胞元的奇异</w:t>
+        <w:t xml:space="preserve">线程）逐胞元各分解一次。悬浮胞元的</w:t>
       </w:r>
       <w:r>
         <w:t xml:space="preserve"> Neumann </w:t>
@@ -28464,7 +28469,7 @@
         <w:rPr>
           <w:rFonts w:hint="eastAsia"/>
         </w:rPr>
-        <w:t xml:space="preserve">矩阵在缩放矩阵的对角线上加</w:t>
+        <w:t xml:space="preserve">矩阵奇异，在缩放后矩阵的对角线上加</w:t>
       </w:r>
       <w:r>
         <w:t xml:space="preserve"> </w:t>
@@ -28496,7 +28501,7 @@
         <w:rPr>
           <w:rFonts w:hint="eastAsia"/>
         </w:rPr>
-        <w:t xml:space="preserve">的平移。这些分解的总时间是该配置下采用精确局部求解的</w:t>
+        <w:t xml:space="preserve">的平移。这些分解时间之和可作为该配置下精确局部求解</w:t>
       </w:r>
       <w:r>
         <w:t xml:space="preserve"> BDDC </w:t>
@@ -28505,7 +28510,7 @@
         <w:rPr>
           <w:rFonts w:hint="eastAsia"/>
         </w:rPr>
-        <w:t xml:space="preserve">局部分解成本的参照，不含局部</w:t>
+        <w:t xml:space="preserve">的局部分解成本参照。其中不含局部</w:t>
       </w:r>
       <w:r>
         <w:t xml:space="preserve"> Neumann </w:t>
@@ -28514,7 +28519,7 @@
         <w:rPr>
           <w:rFonts w:hint="eastAsia"/>
         </w:rPr>
-        <w:t xml:space="preserve">问题中主约束与零空间的处理、粗问题和迭代。以</w:t>
+        <w:t xml:space="preserve">问题中主约束与零空间的处理，也不含粗问题和迭代。以</w:t>
       </w:r>
       <w:r>
         <w:t xml:space="preserve"> MUMPS </w:t>
@@ -28523,16 +28528,16 @@
         <w:rPr>
           <w:rFonts w:hint="eastAsia"/>
         </w:rPr>
-        <w:t xml:space="preserve">求解局部和粗问题、在八个进程上同时保存全部局部分解时，BDDC</w:t>
-      </w:r>
-      <w:r>
-        <w:t xml:space="preserve"> </w:t>
-      </w:r>
-      <w:r>
-        <w:rPr>
-          <w:rFonts w:hint="eastAsia"/>
-        </w:rPr>
-        <w:t xml:space="preserve">在设置内存超过</w:t>
+        <w:t xml:space="preserve">求解局部问题和粗问题、在八个进程上同时保存全部局部分解因子时，BDDC</w:t>
+      </w:r>
+      <w:r>
+        <w:t xml:space="preserve"> </w:t>
+      </w:r>
+      <w:r>
+        <w:rPr>
+          <w:rFonts w:hint="eastAsia"/>
+        </w:rPr>
+        <w:t xml:space="preserve">在设置阶段的内存超过</w:t>
       </w:r>
       <w:r>
         <w:t xml:space="preserve"> 90 GiB。</w:t>
@@ -28607,16 +28612,16 @@
         <w:rPr>
           <w:rFonts w:hint="eastAsia"/>
         </w:rPr>
-        <w:t xml:space="preserve">字节）：PARDISO</w:t>
-      </w:r>
-      <w:r>
-        <w:t xml:space="preserve"> </w:t>
-      </w:r>
-      <w:r>
-        <w:rPr>
-          <w:rFonts w:hint="eastAsia"/>
-        </w:rPr>
-        <w:t xml:space="preserve">内存为分析阶段报告的永久存储加分解存储（iparm(16)</w:t>
+        <w:t xml:space="preserve">字节）。PARDISO</w:t>
+      </w:r>
+      <w:r>
+        <w:t xml:space="preserve"> </w:t>
+      </w:r>
+      <w:r>
+        <w:rPr>
+          <w:rFonts w:hint="eastAsia"/>
+        </w:rPr>
+        <w:t xml:space="preserve">内存为分析阶段报告的永久存储与分解存储之和（iparm(16)</w:t>
       </w:r>
       <w:r>
         <w:t xml:space="preserve"> + </w:t>
@@ -28625,7 +28630,7 @@
         <w:rPr>
           <w:rFonts w:hint="eastAsia"/>
         </w:rPr>
-        <w:t xml:space="preserve">iparm(17)），其中千字节按</w:t>
+        <w:t xml:space="preserve">iparm(17)），千字节按</w:t>
       </w:r>
       <w:r>
         <w:t xml:space="preserve"> 1024 </w:t>
@@ -28646,7 +28651,7 @@
         <w:t xml:space="preserve">的内存见表</w:t>
       </w:r>
       <w:r>
-        <w:t xml:space="preserve"> 6。</w:t>
+        <w:t xml:space="preserve"> 5。</w:t>
       </w:r>
     </w:p>
     <w:p>
@@ -28717,7 +28722,7 @@
               <w:rPr>
                 <w:rFonts w:hint="eastAsia"/>
               </w:rPr>
-              <w:t xml:space="preserve">胞元边界面以外的切割带自由度（占自由保留自由度的比例）</w:t>
+              <w:t xml:space="preserve">胞元表面以外的切割平面单元自由度（占自由主自由度的比例）</w:t>
             </w:r>
           </w:p>
         </w:tc>
@@ -28871,10 +28876,10 @@
         <w:rPr>
           <w:rFonts w:hint="eastAsia"/>
         </w:rPr>
-        <w:t xml:space="preserve">总自由度与自由保留自由度：见表</w:t>
-      </w:r>
-      <w:r>
-        <w:t xml:space="preserve"> 6。</w:t>
+        <w:t xml:space="preserve">总自由度数与自由主自由度数：见表</w:t>
+      </w:r>
+      <w:r>
+        <w:t xml:space="preserve"> 5。</w:t>
       </w:r>
     </w:p>
     <w:p>
@@ -30017,7 +30022,7 @@
         <w:rPr>
           <w:rFonts w:hint="eastAsia"/>
         </w:rPr>
-        <w:t xml:space="preserve">总计：各阶段之和；16</w:t>
+        <w:t xml:space="preserve">总计为各阶段之和；16</w:t>
       </w:r>
       <w:r>
         <w:t xml:space="preserve"> </w:t>
@@ -30029,7 +30034,7 @@
         <w:t xml:space="preserve">线程的总计即表</w:t>
       </w:r>
       <w:r>
-        <w:t xml:space="preserve"> 6 </w:t>
+        <w:t xml:space="preserve"> 5 </w:t>
       </w:r>
       <w:r>
         <w:rPr>
@@ -30080,7 +30085,7 @@
         <w:rPr>
           <w:rFonts w:hint="eastAsia"/>
         </w:rPr>
-        <w:t xml:space="preserve">s，这是因为胞元的设置与装配并未加速。</w:t>
+        <w:t xml:space="preserve">s，原因是胞元的设置与装配并未随之加速。</w:t>
       </w:r>
     </w:p>
     <w:p>
@@ -30530,13 +30535,13 @@
         <w:t xml:space="preserve">凝聚求解：私有消元、界面分解与求解，以及六个载荷的回代。表</w:t>
       </w:r>
       <w:r>
-        <w:t xml:space="preserve"> 6 </w:t>
-      </w:r>
-      <w:r>
-        <w:rPr>
-          <w:rFonts w:hint="eastAsia"/>
-        </w:rPr>
-        <w:t xml:space="preserve">中的总计还包括逐胞元点阵几何、矩阵缩放以及各阶段之间的数据移动（17</w:t>
+        <w:t xml:space="preserve"> 5 </w:t>
+      </w:r>
+      <w:r>
+        <w:rPr>
+          <w:rFonts w:hint="eastAsia"/>
+        </w:rPr>
+        <w:t xml:space="preserve">中的总计还包括逐胞元点阵几何、矩阵缩放以及各阶段之间的数据传输（17</w:t>
       </w:r>
       <w:r>
         <w:t xml:space="preserve"> </w:t>
@@ -30563,7 +30568,7 @@
         <w:rPr>
           <w:rFonts w:hint="eastAsia"/>
         </w:rPr>
-        <w:t xml:space="preserve">之差：六个载荷下与整体点阵直接求解结果的最大相对差。</w:t>
+        <w:t xml:space="preserve">之差：六个载荷下相对于整体点阵直接求解结果的最大相对差。</w:t>
       </w:r>
     </w:p>
     <w:p>
@@ -31016,16 +31021,16 @@
         <w:rPr>
           <w:rFonts w:hint="eastAsia"/>
         </w:rPr>
-        <w:t xml:space="preserve">总计、迭代次数与内存：见表</w:t>
-      </w:r>
-      <w:r>
-        <w:t xml:space="preserve"> </w:t>
-      </w:r>
-      <w:r>
-        <w:rPr>
-          <w:rFonts w:hint="eastAsia"/>
-        </w:rPr>
-        <w:t xml:space="preserve">6；各阶段之和比总计少</w:t>
+        <w:t xml:space="preserve">总计、迭代次数与内存见表</w:t>
+      </w:r>
+      <w:r>
+        <w:t xml:space="preserve"> </w:t>
+      </w:r>
+      <w:r>
+        <w:rPr>
+          <w:rFonts w:hint="eastAsia"/>
+        </w:rPr>
+        <w:t xml:space="preserve">5。各阶段之和比总计少</w:t>
       </w:r>
       <w:r>
         <w:t xml:space="preserve"> 0.2–0.5 </w:t>
@@ -31034,25 +31039,25 @@
         <w:rPr>
           <w:rFonts w:hint="eastAsia"/>
         </w:rPr>
-        <w:t xml:space="preserve">s，差额为阶段之间的簿记开销（GPU</w:t>
-      </w:r>
-      <w:r>
-        <w:t xml:space="preserve"> </w:t>
-      </w:r>
-      <w:r>
-        <w:rPr>
-          <w:rFonts w:hint="eastAsia"/>
-        </w:rPr>
-        <w:t xml:space="preserve">内存：进程分配的峰值；CPU</w:t>
-      </w:r>
-      <w:r>
-        <w:t xml:space="preserve"> </w:t>
-      </w:r>
-      <w:r>
-        <w:rPr>
-          <w:rFonts w:hint="eastAsia"/>
-        </w:rPr>
-        <w:t xml:space="preserve">内存：胞元准备之后的常驻集大小）。常驻</w:t>
+        <w:t xml:space="preserve">s，差额为阶段之间的簿记开销。GPU</w:t>
+      </w:r>
+      <w:r>
+        <w:t xml:space="preserve"> </w:t>
+      </w:r>
+      <w:r>
+        <w:rPr>
+          <w:rFonts w:hint="eastAsia"/>
+        </w:rPr>
+        <w:t xml:space="preserve">内存为进程分配的峰值，CPU</w:t>
+      </w:r>
+      <w:r>
+        <w:t xml:space="preserve"> </w:t>
+      </w:r>
+      <w:r>
+        <w:rPr>
+          <w:rFonts w:hint="eastAsia"/>
+        </w:rPr>
+        <w:t xml:space="preserve">内存为胞元准备之后的常驻集大小。常驻</w:t>
       </w:r>
       <w:r>
         <w:t xml:space="preserve"> GPU </w:t>
@@ -31629,7 +31634,7 @@
         <w:rPr>
           <w:rFonts w:hint="eastAsia"/>
         </w:rPr>
-        <w:t xml:space="preserve">处的迭代解，GAMG</w:t>
+        <w:t xml:space="preserve">处的迭代解计算；GAMG</w:t>
       </w:r>
       <w:r>
         <w:t xml:space="preserve"> </w:t>
@@ -31656,7 +31661,7 @@
         <w:rPr>
           <w:rFonts w:hint="eastAsia"/>
         </w:rPr>
-        <w:t xml:space="preserve">次（3×3×1）迭代。载荷：与路线</w:t>
+        <w:t xml:space="preserve">次（3×3×1）迭代。载荷与路线</w:t>
       </w:r>
       <w:r>
         <w:t xml:space="preserve"> (a) </w:t>
@@ -31665,16 +31670,16 @@
         <w:rPr>
           <w:rFonts w:hint="eastAsia"/>
         </w:rPr>
-        <w:t xml:space="preserve">相同，先三个一致面力，后三个随机载荷。不含取自路线</w:t>
-      </w:r>
-      <w:r>
-        <w:t xml:space="preserve"> </w:t>
-      </w:r>
-      <w:r>
-        <w:rPr>
-          <w:rFonts w:hint="eastAsia"/>
-        </w:rPr>
-        <w:t xml:space="preserve">(a)、为所有细尺度路线共有的胞元设置与装配以及整体装配与缩放（表</w:t>
+        <w:t xml:space="preserve">相同：先为三个面力载荷，后为三个随机载荷。胞元设置与装配以及整体装配与缩放取自路线</w:t>
+      </w:r>
+      <w:r>
+        <w:t xml:space="preserve"> </w:t>
+      </w:r>
+      <w:r>
+        <w:rPr>
+          <w:rFonts w:hint="eastAsia"/>
+        </w:rPr>
+        <w:t xml:space="preserve">(a)，为所有细尺度路线所共有，表中未计入（表</w:t>
       </w:r>
       <w:r>
         <w:t xml:space="preserve"> </w:t>
@@ -31750,7 +31755,7 @@
         <w:rPr>
           <w:rFonts w:hint="eastAsia"/>
         </w:rPr>
-        <w:t xml:space="preserve">节）。胞元准备：几何预处理加上胞元设置、矩积分与刚度装配，NICE</w:t>
+        <w:t xml:space="preserve">节）。胞元准备：几何预处理，以及胞元设置、矩积分与刚度装配；NICE</w:t>
       </w:r>
       <w:r>
         <w:t xml:space="preserve"> </w:t>
@@ -31786,7 +31791,7 @@
         <w:rPr>
           <w:rFonts w:hint="eastAsia"/>
         </w:rPr>
-        <w:t xml:space="preserve">为网络编码加校正设置（光滑区间与粗分解）；对常规路线为</w:t>
+        <w:t xml:space="preserve">为网络编码与修正设置（光滑区间与粗网格分解）；对常规路线为</w:t>
       </w:r>
       <w:r>
         <w:t xml:space="preserve"> MKL </w:t>
@@ -31804,7 +31809,7 @@
         <w:rPr>
           <w:rFonts w:hint="eastAsia"/>
         </w:rPr>
-        <w:t xml:space="preserve">线程）对内部的符号分析与</w:t>
+        <w:t xml:space="preserve">线程）对内部自由度的符号分析与</w:t>
       </w:r>
       <w:r>
         <w:t xml:space="preserve"> Cholesky </w:t>
@@ -31831,7 +31836,7 @@
         <w:rPr>
           <w:rFonts w:hint="eastAsia"/>
         </w:rPr>
-        <w:t xml:space="preserve">的网络状态与校正所占用的</w:t>
+        <w:t xml:space="preserve">的网络状态与修正所占用的</w:t>
       </w:r>
       <w:r>
         <w:t xml:space="preserve"> GPU </w:t>
@@ -31849,7 +31854,7 @@
         <w:rPr>
           <w:rFonts w:hint="eastAsia"/>
         </w:rPr>
-        <w:t xml:space="preserve">的分解存储（iparm(17)）；两者均不包括胞元刚度</w:t>
+        <w:t xml:space="preserve">的分解存储（iparm(17)）。两者均不包括胞元刚度</w:t>
       </w:r>
       <w:r>
         <w:t xml:space="preserve"> </w:t>
@@ -31863,7 +31868,7 @@
         <w:rPr>
           <w:rFonts w:hint="eastAsia"/>
         </w:rPr>
-        <w:t xml:space="preserve">，该刚度两条路线都需保存（最后一列，GPU</w:t>
+        <w:t xml:space="preserve">，两条路线都需保存该矩阵（最后一列，GPU</w:t>
       </w:r>
       <w:r>
         <w:t xml:space="preserve"> </w:t>
@@ -31927,7 +31932,7 @@
               <w:rPr>
                 <w:rFonts w:hint="eastAsia"/>
               </w:rPr>
-              <w:t xml:space="preserve">保留自由度</w:t>
+              <w:t xml:space="preserve">主自由度</w:t>
             </w:r>
           </w:p>
         </w:tc>
@@ -32331,7 +32336,7 @@
         <w:rPr>
           <w:rFonts w:hint="eastAsia"/>
         </w:rPr>
-        <w:t xml:space="preserve">全局预条件、两胞元配置与残差记录</w:t>
+        <w:t xml:space="preserve">全局预条件、两胞元构型与残差记录</w:t>
       </w:r>
     </w:p>
     <w:p>
@@ -32377,7 +32382,7 @@
         <w:rPr>
           <w:rFonts w:hint="eastAsia"/>
         </w:rPr>
-        <w:t xml:space="preserve">为某次运行中所用的带支撑装配算子，可以是精确算子或学习算子。该记号不同于局部内部刚度</w:t>
+        <w:t xml:space="preserve">为某次运行中所用的施加支撑后的装配算子，可以是精确算子或学习算子。该记号不同于局部内部刚度</w:t>
       </w:r>
       <w:r>
         <w:t xml:space="preserve"> </w:t>
@@ -32521,7 +32526,7 @@
         <w:rPr>
           <w:rFonts w:hint="eastAsia"/>
         </w:rPr>
-        <w:t xml:space="preserve">，定义于自由保留自由度上。刚度块细层作用为</w:t>
+        <w:t xml:space="preserve">，定义在自由主自由度上。刚度块细层作用为</w:t>
       </w:r>
       <w:r>
         <w:t xml:space="preserve"> </w:t>
@@ -32592,7 +32597,7 @@
         <w:rPr>
           <w:rFonts w:hint="eastAsia"/>
         </w:rPr>
-        <w:t xml:space="preserve">对于保留自由度上的全局粗基</w:t>
+        <w:t xml:space="preserve">对于主自由度上的全局粗基</w:t>
       </w:r>
       <w:r>
         <w:t xml:space="preserve"> </w:t>
@@ -32907,7 +32912,7 @@
         <w:rPr>
           <w:rFonts w:hint="eastAsia"/>
         </w:rPr>
-        <w:t xml:space="preserve">所报告的粗基将三线性点阵顶点函数分别乘以绕各顶点的三个平移和三个转动，再将所得场限制到带支撑的保留自由度上。该全局粗基不同于用于校正局部延拓的内部基</w:t>
+        <w:t xml:space="preserve">所报告的粗基将三线性点阵顶点函数分别乘以各顶点处的三个平移和绕该顶点的三个转动，再将所得场限制到施加支撑后的主自由度上。该全局粗基不同于用于修正各胞元内网络预测内部位移的内部基</w:t>
       </w:r>
       <w:r>
         <w:t xml:space="preserve"> </w:t>
@@ -32957,7 +32962,7 @@
         <w:rPr>
           <w:rFonts w:hint="eastAsia"/>
         </w:rPr>
-        <w:t xml:space="preserve">节的学习求解，均采用这一平衡作用，配合刚度块细层作用与该粗基。</w:t>
+        <w:t xml:space="preserve">节的学习求解，均采用这一平衡作用，并配合刚度块细层作用与该粗基。</w:t>
       </w:r>
     </w:p>
     <w:p>
@@ -33036,7 +33041,7 @@
         <w:rPr>
           <w:rFonts w:hint="eastAsia"/>
         </w:rPr>
-        <w:t xml:space="preserve">经对称化后按其对角线缩放。保留缩放特征值为正且超过最大特征值</w:t>
+        <w:t xml:space="preserve">经对称化后按其对角线缩放。选取缩放后特征值为正且超过最大特征值</w:t>
       </w:r>
       <w:r>
         <w:t xml:space="preserve"> </w:t>
@@ -33185,7 +33190,7 @@
         <w:rPr>
           <w:rFonts w:hint="eastAsia"/>
         </w:rPr>
-        <w:t xml:space="preserve">提供两个投影。</w:t>
+        <w:t xml:space="preserve">用于两个投影。</w:t>
       </w:r>
     </w:p>
     <w:p>
@@ -33271,7 +33276,16 @@
         <w:rPr>
           <w:rFonts w:hint="eastAsia"/>
         </w:rPr>
-        <w:t xml:space="preserve">内存中并从那里流式传输。每次运行的常驻胞元或预算见表</w:t>
+        <w:t xml:space="preserve">内存中，使用时从</w:t>
+      </w:r>
+      <w:r>
+        <w:t xml:space="preserve"> CPU </w:t>
+      </w:r>
+      <w:r>
+        <w:rPr>
+          <w:rFonts w:hint="eastAsia"/>
+        </w:rPr>
+        <w:t xml:space="preserve">内存流式传输。每次运行的常驻胞元或预算见表</w:t>
       </w:r>
       <w:r>
         <w:t xml:space="preserve"> ST12d </w:t>
@@ -33298,7 +33312,7 @@
         <w:rPr>
           <w:rFonts w:hint="eastAsia"/>
         </w:rPr>
-        <w:t xml:space="preserve">的标题说明。</w:t>
+        <w:t xml:space="preserve">的表题。</w:t>
       </w:r>
     </w:p>
     <w:p>
@@ -33312,7 +33326,7 @@
         <w:rPr>
           <w:rFonts w:hint="eastAsia"/>
         </w:rPr>
-        <w:t xml:space="preserve">两胞元测试配置</w:t>
+        <w:t xml:space="preserve">两胞元测试构型</w:t>
       </w:r>
     </w:p>
     <w:p>
@@ -33332,7 +33346,7 @@
         <w:rPr>
           <w:rFonts w:hint="eastAsia"/>
         </w:rPr>
-        <w:t xml:space="preserve">的两种配置中，六个面载荷为施加于目标面的三个笛卡尔面力方向，以及施加于邻胞元面的相同三个方向。一致载荷的实现对</w:t>
+        <w:t xml:space="preserve">的两种构型中，六个面载荷为沿三个笛卡尔坐标轴、作用于被测胞元受载表面的面力载荷，以及作用于相邻胞元受载表面的同样三个载荷。面力载荷由</w:t>
       </w:r>
       <w:r>
         <w:t xml:space="preserve"> Q2 </w:t>
@@ -33341,7 +33355,7 @@
         <w:rPr>
           <w:rFonts w:hint="eastAsia"/>
         </w:rPr>
-        <w:t xml:space="preserve">表面形函数进行积分，在消除支撑之前将每个节点载荷归一化为单位合力，然后消除固支分量。若存在作用于目标切割表面上、经同样归一化的三个一致面力，则单独报告。邻胞元为未切割胞元；因此，在目标胞元的切割平面与共享面相交之处，该胞元对是一种测试配置，而非物理上被切割的试件。</w:t>
+        <w:t xml:space="preserve">表面形函数积分得到；每个节点载荷向量在消除支撑之前归一化为单位合力，然后消除固支分量。若被测胞元的切割表面上有经同样归一化的三个面力载荷，则其结果单独报告。相邻胞元为未切割胞元。因此，在被测胞元的切割平面与共享面相交之处，该胞元对是一种测试构型，而不是物理上被切割的试件。</w:t>
       </w:r>
     </w:p>
     <w:p>
@@ -33352,7 +33366,7 @@
         <w:rPr>
           <w:rFonts w:hint="eastAsia"/>
         </w:rPr>
-        <w:t xml:space="preserve">胞元对求解采用以精确装配参考刚度的</w:t>
+        <w:t xml:space="preserve">胞元对的求解采用共轭梯度法，以精确装配参考刚度的</w:t>
       </w:r>
       <w:r>
         <w:t xml:space="preserve"> Cholesky </w:t>
@@ -33361,7 +33375,7 @@
         <w:rPr>
           <w:rFonts w:hint="eastAsia"/>
         </w:rPr>
-        <w:t xml:space="preserve">因子作为预条件的共轭梯度法，相对递推残差容差为</w:t>
+        <w:t xml:space="preserve">因子作为预条件子，相对递推残差容差为</w:t>
       </w:r>
       <w:r>
         <w:t xml:space="preserve"> </w:t>
@@ -33390,7 +33404,7 @@
         <w:rPr>
           <w:rFonts w:hint="eastAsia"/>
         </w:rPr>
-        <w:t xml:space="preserve">，最多</w:t>
+        <w:t xml:space="preserve">，最多迭代</w:t>
       </w:r>
       <w:r>
         <w:t xml:space="preserve"> 400 </w:t>
@@ -33399,7 +33413,7 @@
         <w:rPr>
           <w:rFonts w:hint="eastAsia"/>
         </w:rPr>
-        <w:t xml:space="preserve">次迭代。</w:t>
+        <w:t xml:space="preserve">次。</w:t>
       </w:r>
     </w:p>
     <w:p>
@@ -33413,7 +33427,7 @@
         <w:rPr>
           <w:rFonts w:hint="eastAsia"/>
         </w:rPr>
-        <w:t xml:space="preserve">残差功、梯度检验与代理柔度的差商</w:t>
+        <w:t xml:space="preserve">残差功、梯度检验与近似柔度的差商</w:t>
       </w:r>
     </w:p>
     <w:p>
@@ -33424,7 +33438,7 @@
         <w:rPr>
           <w:rFonts w:hint="eastAsia"/>
         </w:rPr>
-        <w:t xml:space="preserve">对于第</w:t>
+        <w:t xml:space="preserve">第</w:t>
       </w:r>
       <w:r>
         <w:t xml:space="preserve"> 5.8 </w:t>
@@ -33468,7 +33482,7 @@
         <w:rPr>
           <w:rFonts w:hint="eastAsia"/>
         </w:rPr>
-        <w:t xml:space="preserve">层，采用</w:t>
+        <w:t xml:space="preserve">层采用</w:t>
       </w:r>
       <w:r>
         <w:t xml:space="preserve"> NICE </w:t>
@@ -33477,7 +33491,7 @@
         <w:rPr>
           <w:rFonts w:hint="eastAsia"/>
         </w:rPr>
-        <w:t xml:space="preserve">并以双精度校正算术求解至递推残差</w:t>
+        <w:t xml:space="preserve">求解至递推残差</w:t>
       </w:r>
       <w:r>
         <w:t xml:space="preserve"> </w:t>
@@ -33506,7 +33520,7 @@
         <w:rPr>
           <w:rFonts w:hint="eastAsia"/>
         </w:rPr>
-        <w:t xml:space="preserve">，在最终迭代值</w:t>
+        <w:t xml:space="preserve">，修正以双精度运算。在最终迭代解</w:t>
       </w:r>
       <w:r>
         <w:t xml:space="preserve"> </w:t>
@@ -33530,7 +33544,7 @@
         <w:rPr>
           <w:rFonts w:hint="eastAsia"/>
         </w:rPr>
-        <w:t xml:space="preserve">处记录以下各量：带符号残差功</w:t>
+        <w:t xml:space="preserve">处记录三个量。第一个是带符号的残差功</w:t>
       </w:r>
       <w:r>
         <w:t xml:space="preserve"> </w:t>
@@ -33640,7 +33654,7 @@
         <w:rPr>
           <w:rFonts w:hint="eastAsia"/>
         </w:rPr>
-        <w:t xml:space="preserve">为所施加的学习作用；作用–能量不一致量</w:t>
+        <w:t xml:space="preserve">为所施加的学习作用。第二个是作用–能量不一致量</w:t>
       </w:r>
       <w:r>
         <w:t xml:space="preserve"> </w:t>
@@ -33846,7 +33860,7 @@
         <w:rPr>
           <w:rFonts w:hint="eastAsia"/>
         </w:rPr>
-        <w:t xml:space="preserve">，其中</w:t>
+        <w:t xml:space="preserve">。式中</w:t>
       </w:r>
       <w:r>
         <w:t xml:space="preserve"> </w:t>
@@ -34008,7 +34022,7 @@
         <w:rPr>
           <w:rFonts w:hint="eastAsia"/>
         </w:rPr>
-        <w:t xml:space="preserve">所施加的作用，从而</w:t>
+        <w:t xml:space="preserve">所施加的作用，因而</w:t>
       </w:r>
       <w:r>
         <w:t xml:space="preserve"> </w:t>
@@ -34130,10 +34144,7 @@
         <w:rPr>
           <w:rFonts w:hint="eastAsia"/>
         </w:rPr>
-        <w:t xml:space="preserve">，且</w:t>
-      </w:r>
-      <w:r>
-        <w:t xml:space="preserve"> </w:t>
+        <w:t xml:space="preserve">，</w:t>
       </w:r>
       <m:oMath>
         <m:r>
@@ -34156,7 +34167,7 @@
         <w:rPr>
           <w:rFonts w:hint="eastAsia"/>
         </w:rPr>
-        <w:t xml:space="preserve">中的量；以及附录</w:t>
+        <w:t xml:space="preserve">中的量。第三个是附录</w:t>
       </w:r>
       <w:r>
         <w:t xml:space="preserve"> C.2 </w:t>
@@ -34438,16 +34449,16 @@
         <w:rPr>
           <w:rFonts w:hint="eastAsia"/>
         </w:rPr>
-        <w:t xml:space="preserve">（层）。将校正由双精度改为单精度运行时，块的该残差变化小于</w:t>
-      </w:r>
-      <w:r>
-        <w:t xml:space="preserve"> </w:t>
-      </w:r>
-      <w:r>
-        <w:rPr>
-          <w:rFonts w:hint="eastAsia"/>
-        </w:rPr>
-        <w:t xml:space="preserve">1%，块的柔度误差变化小于</w:t>
+        <w:t xml:space="preserve">（层）。将修正由双精度改为单精度运行时，块的该残差变化小于</w:t>
+      </w:r>
+      <w:r>
+        <w:t xml:space="preserve"> </w:t>
+      </w:r>
+      <w:r>
+        <w:rPr>
+          <w:rFonts w:hint="eastAsia"/>
+        </w:rPr>
+        <w:t xml:space="preserve">1%。块的柔度误差变化小于</w:t>
       </w:r>
       <w:r>
         <w:t xml:space="preserve"> </w:t>
@@ -34560,7 +34571,16 @@
         <w:rPr>
           <w:rFonts w:hint="eastAsia"/>
         </w:rPr>
-        <w:t xml:space="preserve">梯度指标在对共享点阵顶点进行聚合（即在每个顶点处对各胞元的厚度灵敏度分量求和）之后，将场基灵敏度与精确灵敏度进行比较，这正是采用共享厚度变量的优化器所接收的梯度；载荷保持固定。对于代理柔度的完整导数，针对每个角点在</w:t>
+        <w:t xml:space="preserve">梯度指标先在共享点阵顶点上聚合灵敏度（即在每个顶点处对各胞元的厚度灵敏度分量求和），再将</w:t>
+      </w:r>
+      <w:r>
+        <w:t xml:space="preserve"> NICE </w:t>
+      </w:r>
+      <w:r>
+        <w:rPr>
+          <w:rFonts w:hint="eastAsia"/>
+        </w:rPr>
+        <w:t xml:space="preserve">所得灵敏度与精确灵敏度比较。聚合后的向量即采用共享厚度变量的优化器所接收的梯度；载荷保持固定。为考察近似柔度的完整导数，对每个角点在</w:t>
       </w:r>
       <w:r>
         <w:t xml:space="preserve"> </w:t>
@@ -34610,7 +34630,7 @@
         <w:rPr>
           <w:rFonts w:hint="eastAsia"/>
         </w:rPr>
-        <w:t xml:space="preserve">处重建每个胞元的凝聚刚度，并在固定</w:t>
+        <w:t xml:space="preserve">处重建每个胞元的凝聚刚度。重建所得刚度在</w:t>
       </w:r>
       <w:r>
         <w:t xml:space="preserve"> </w:t>
@@ -34634,7 +34654,7 @@
         <w:rPr>
           <w:rFonts w:hint="eastAsia"/>
         </w:rPr>
-        <w:t xml:space="preserve">下将其作用于已求得的保留位移（即作用–能量差商</w:t>
+        <w:t xml:space="preserve">固定的条件下作用于已求得的主自由度位移，由此得到作用–能量差商</w:t>
       </w:r>
       <w:r>
         <w:t xml:space="preserve"> </w:t>
@@ -34672,25 +34692,25 @@
         <w:rPr>
           <w:rFonts w:hint="eastAsia"/>
         </w:rPr>
-        <w:t xml:space="preserve">）。若某次重建相对于未扰动构建改变了某个二值节点指示量、弱区域单元或面模板集合（含弱支撑节点的模板，附录</w:t>
-      </w:r>
-      <w:r>
-        <w:t xml:space="preserve"> </w:t>
-      </w:r>
-      <w:r>
-        <w:rPr>
-          <w:rFonts w:hint="eastAsia"/>
-        </w:rPr>
-        <w:t xml:space="preserve">G.1）、激活单元集合或粗分解的对角平移（附录</w:t>
-      </w:r>
-      <w:r>
-        <w:t xml:space="preserve"> </w:t>
-      </w:r>
-      <w:r>
-        <w:rPr>
-          <w:rFonts w:hint="eastAsia"/>
-        </w:rPr>
-        <w:t xml:space="preserve">F.1），则该重建计为发生切换。</w:t>
+        <w:t xml:space="preserve">。若某次重建相对于未扰动构建改变了以下任一项，则该重建计为发生切换：某个二值节点指示量、弱区域单元或面模板集合（含弱连接节点的模板，附录</w:t>
+      </w:r>
+      <w:r>
+        <w:t xml:space="preserve"> </w:t>
+      </w:r>
+      <w:r>
+        <w:rPr>
+          <w:rFonts w:hint="eastAsia"/>
+        </w:rPr>
+        <w:t xml:space="preserve">G.1）、激活单元集合，或粗网格分解的对角平移（附录</w:t>
+      </w:r>
+      <w:r>
+        <w:t xml:space="preserve"> </w:t>
+      </w:r>
+      <w:r>
+        <w:rPr>
+          <w:rFonts w:hint="eastAsia"/>
+        </w:rPr>
+        <w:t xml:space="preserve">F.1）。</w:t>
       </w:r>
     </w:p>
     <w:p>
@@ -34710,7 +34730,7 @@
         <w:rPr>
           <w:rFonts w:hint="eastAsia"/>
         </w:rPr>
-        <w:t xml:space="preserve">残差功、对偶范数界、场基梯度与代理柔度的差商</w:t>
+        <w:t xml:space="preserve">残差功、对偶范数界、梯度与近似柔度的差商</w:t>
       </w:r>
     </w:p>
     <w:p>
@@ -34730,7 +34750,7 @@
         <w:rPr>
           <w:rFonts w:hint="eastAsia"/>
         </w:rPr>
-        <w:t xml:space="preserve">三个一致面载荷；随机</w:t>
+        <w:t xml:space="preserve">三个面力载荷；随机</w:t>
       </w:r>
       <w:r>
         <w:t xml:space="preserve"> = </w:t>
@@ -34739,7 +34759,7 @@
         <w:rPr>
           <w:rFonts w:hint="eastAsia"/>
         </w:rPr>
-        <w:t xml:space="preserve">三个随机载荷。梯度误差：在共享顶点参数上的</w:t>
+        <w:t xml:space="preserve">三个随机载荷。梯度误差：共享顶点参数上的</w:t>
       </w:r>
       <w:r>
         <w:t xml:space="preserve"> </w:t>
@@ -34873,7 +34893,7 @@
         <w:rPr>
           <w:rFonts w:hint="eastAsia"/>
         </w:rPr>
-        <w:t xml:space="preserve">：在面载荷下、步长</w:t>
+        <w:t xml:space="preserve">：面载荷下、步长为</w:t>
       </w:r>
       <w:r>
         <w:t xml:space="preserve"> </w:t>
@@ -36129,7 +36149,7 @@
         <w:rPr>
           <w:rFonts w:hint="eastAsia"/>
         </w:rPr>
-        <w:t xml:space="preserve">随步长减小而增大，因此该差商无法分辨代理柔度的完整导数。在选择胞元的十四个两胞元配置上（第</w:t>
+        <w:t xml:space="preserve">随步长减小而增大，因此该差商不能分辨近似柔度的完整导数。对选择胞元的十四个两胞元构型（第</w:t>
       </w:r>
       <w:r>
         <w:t xml:space="preserve"> 5.6 </w:t>
@@ -36138,7 +36158,7 @@
         <w:rPr>
           <w:rFonts w:hint="eastAsia"/>
         </w:rPr>
-        <w:t xml:space="preserve">节），相同的记录给出：</w:t>
+        <w:t xml:space="preserve">节）作相同记录，结果为：</w:t>
       </w:r>
       <m:oMath>
         <m:r>
@@ -36325,7 +36345,7 @@
         <w:rPr>
           <w:rFonts w:hint="eastAsia"/>
         </w:rPr>
-        <w:t xml:space="preserve">，场基厚度灵敏度误差为</w:t>
+        <w:t xml:space="preserve">，厚度灵敏度误差为</w:t>
       </w:r>
       <w:r>
         <w:t xml:space="preserve"> </w:t>
@@ -36442,7 +36462,7 @@
         <w:rPr>
           <w:rFonts w:hint="eastAsia"/>
         </w:rPr>
-        <w:t xml:space="preserve">这些运行中两个八胞元点阵的精度（见第</w:t>
+        <w:t xml:space="preserve">这些运行中两个八胞元点阵的精度见第</w:t>
       </w:r>
       <w:r>
         <w:t xml:space="preserve"> 5.8 </w:t>
@@ -36451,7 +36471,7 @@
         <w:rPr>
           <w:rFonts w:hint="eastAsia"/>
         </w:rPr>
-        <w:t xml:space="preserve">节）如下，依次对应</w:t>
+        <w:t xml:space="preserve">节，以下数值依次对应</w:t>
       </w:r>
       <w:r>
         <w:t xml:space="preserve"> </w:t>
@@ -36524,7 +36544,7 @@
         <w:rPr>
           <w:rFonts w:hint="eastAsia"/>
         </w:rPr>
-        <w:t xml:space="preserve">层：三个面载荷下的柔度误差为</w:t>
+        <w:t xml:space="preserve">层。三个面载荷下的柔度误差为</w:t>
       </w:r>
       <w:r>
         <w:t xml:space="preserve"> 0.0137、0.0110 </w:t>
@@ -36560,7 +36580,7 @@
         <w:rPr>
           <w:rFonts w:hint="eastAsia"/>
         </w:rPr>
-        <w:t xml:space="preserve">0.056%；所有胞元中最大的厚度灵敏度误差在面载荷下为</w:t>
+        <w:t xml:space="preserve">0.056%。所有胞元中最大的厚度灵敏度误差在面载荷下为</w:t>
       </w:r>
       <w:r>
         <w:t xml:space="preserve"> 0.144% / </w:t>
@@ -36578,7 +36598,7 @@
         <w:rPr>
           <w:rFonts w:hint="eastAsia"/>
         </w:rPr>
-        <w:t xml:space="preserve">0.426%；全部六个载荷下学习与精确装配保留解之间的相对欧氏差为</w:t>
+        <w:t xml:space="preserve">0.426%。全部六个载荷下，学习装配与精确装配所得主自由度解之间的相对欧氏差为</w:t>
       </w:r>
       <w:r>
         <w:t xml:space="preserve"> 0.130% / </w:t>
@@ -36587,7 +36607,7 @@
         <w:rPr>
           <w:rFonts w:hint="eastAsia"/>
         </w:rPr>
-        <w:t xml:space="preserve">0.123%；精确迹处的胞元能量误差</w:t>
+        <w:t xml:space="preserve">0.123%。在精确主自由度位移处，胞元能量误差</w:t>
       </w:r>
       <w:r>
         <w:t xml:space="preserve"> </w:t>
@@ -36625,13 +36645,7 @@
         <w:t xml:space="preserve">0.0051–0.052%，在随机载荷下为</w:t>
       </w:r>
       <w:r>
-        <w:t xml:space="preserve"> 0.027–0.123% / </w:t>
-      </w:r>
-      <w:r>
-        <w:rPr>
-          <w:rFonts w:hint="eastAsia"/>
-        </w:rPr>
-        <w:t xml:space="preserve">0.023–0.077%；</w:t>
+        <w:t xml:space="preserve"> 0.027–0.123% / 0.023–0.077%。</w:t>
       </w:r>
       <m:oMath>
         <m:r>
@@ -36651,7 +36665,7 @@
         <w:rPr>
           <w:rFonts w:hint="eastAsia"/>
         </w:rPr>
-        <w:t xml:space="preserve">(7)）超出点阵柔度误差的部分，在面载荷下为该误差的</w:t>
+        <w:t xml:space="preserve">(15)）超出点阵柔度误差的部分，在面载荷下为该误差的</w:t>
       </w:r>
       <w:r>
         <w:t xml:space="preserve"> 0.13–0.28% / </w:t>
@@ -36669,7 +36683,7 @@
         <w:rPr>
           <w:rFonts w:hint="eastAsia"/>
         </w:rPr>
-        <w:t xml:space="preserve">4.2–5.0%。由稠密精确凝聚矩阵装配的精确参考解，其重新计算的相对残差达到</w:t>
+        <w:t xml:space="preserve">4.2–5.0%。精确参考解由稠密精确凝聚矩阵装配，其重新计算的相对残差为</w:t>
       </w:r>
       <w:r>
         <w:t xml:space="preserve"> </w:t>
@@ -36768,7 +36782,7 @@
         <w:rPr>
           <w:rFonts w:hint="eastAsia"/>
         </w:rPr>
-        <w:t xml:space="preserve">单角点扫描用于检验代理柔度在这些切换处的光滑性。在两胞元配置</w:t>
+        <w:t xml:space="preserve">单角点扫描用于检验近似柔度在这些切换处的光滑性。在两胞元构型</w:t>
       </w:r>
       <w:r>
         <w:t xml:space="preserve"> M1/x </w:t>
@@ -36786,7 +36800,7 @@
         <w:rPr>
           <w:rFonts w:hint="eastAsia"/>
         </w:rPr>
-        <w:t xml:space="preserve">中，对目标胞元的一个角点参数（灵敏度最大或居中的角点）在其值的至多</w:t>
+        <w:t xml:space="preserve">中，被测胞元的一个角点参数（灵敏度最大或居中的角点）在其值的至多</w:t>
       </w:r>
       <w:r>
         <w:t xml:space="preserve"> ±10% </w:t>
@@ -36795,7 +36809,7 @@
         <w:rPr>
           <w:rFonts w:hint="eastAsia"/>
         </w:rPr>
-        <w:t xml:space="preserve">范围内变化，每个设计都使用各自重新生成的几何与学习子结构，并将相邻设计之间的柔度变化与由两端灵敏度按梯形法则预测的变化进行比较；对精确离散模型每隔十个设计进行同样的比较。M1/x</w:t>
+        <w:t xml:space="preserve">范围内变化，每个设计都使用各自重新生成的几何与学习子结构。相邻设计之间的柔度变化与由两端灵敏度按梯形公式预测的变化进行比较；对精确离散模型，每隔十个设计进行同样的比较。M1/x</w:t>
       </w:r>
       <w:r>
         <w:t xml:space="preserve"> </w:t>
@@ -36831,16 +36845,16 @@
         <w:rPr>
           <w:rFonts w:hint="eastAsia"/>
         </w:rPr>
-        <w:t xml:space="preserve">个至少改变一个离散选择，其中多数为激活单元、ghost</w:t>
-      </w:r>
-      <w:r>
-        <w:t xml:space="preserve"> </w:t>
-      </w:r>
-      <w:r>
-        <w:rPr>
-          <w:rFonts w:hint="eastAsia"/>
-        </w:rPr>
-        <w:t xml:space="preserve">面和保留自由度，这些均属于离散模型本身。在这些区间上，代理柔度与预测变化的偏离至多为柔度的</w:t>
+        <w:t xml:space="preserve">个至少改变一个离散选择，其中多数涉及激活单元、ghost</w:t>
+      </w:r>
+      <w:r>
+        <w:t xml:space="preserve"> </w:t>
+      </w:r>
+      <w:r>
+        <w:rPr>
+          <w:rFonts w:hint="eastAsia"/>
+        </w:rPr>
+        <w:t xml:space="preserve">面和主自由度，这些均属于离散模型本身。在这些区间上，近似柔度与预测变化的偏离至多为柔度的</w:t>
       </w:r>
       <w:r>
         <w:t xml:space="preserve"> </w:t>
@@ -36867,7 +36881,7 @@
         <w:rPr>
           <w:rFonts w:hint="eastAsia"/>
         </w:rPr>
-        <w:t xml:space="preserve">0.085%（U1/y），而精确模型的偏离与之相当：在</w:t>
+        <w:t xml:space="preserve">0.085%（U1/y），精确模型的偏离与之相同。在</w:t>
       </w:r>
       <w:r>
         <w:t xml:space="preserve"> M1/x </w:t>
@@ -36876,7 +36890,7 @@
         <w:rPr>
           <w:rFonts w:hint="eastAsia"/>
         </w:rPr>
-        <w:t xml:space="preserve">上为</w:t>
+        <w:t xml:space="preserve">上，偏离值为</w:t>
       </w:r>
       <w:r>
         <w:t xml:space="preserve"> 0.230、0.252 </w:t>
@@ -36921,7 +36935,7 @@
         <w:rPr>
           <w:rFonts w:hint="eastAsia"/>
         </w:rPr>
-        <w:t xml:space="preserve">上三位有效数字完全相同。在</w:t>
+        <w:t xml:space="preserve">上，二者的前三位有效数字完全相同。在</w:t>
       </w:r>
       <w:r>
         <w:t xml:space="preserve"> U1/y </w:t>
@@ -36968,7 +36982,7 @@
         <w:rPr>
           <w:rFonts w:hint="eastAsia"/>
         </w:rPr>
-        <w:t xml:space="preserve">。在参考设计处，代理柔度的误差保持在其界</w:t>
+        <w:t xml:space="preserve">。在参考设计处，近似柔度的误差保持在其界</w:t>
       </w:r>
       <w:r>
         <w:t xml:space="preserve"> </w:t>
@@ -37079,7 +37093,7 @@
         <w:rPr>
           <w:rFonts w:hint="eastAsia"/>
         </w:rPr>
-        <w:t xml:space="preserve">）。因此，在所检验的区间上，代理目标的主要偏离同样存在于精确离散模型中，由精确凝聚驱动的优化器也会以相同方式遇到这种偏离。</w:t>
+        <w:t xml:space="preserve">）。因此，在所检验的区间上，近似目标的主要偏离同样存在于精确离散模型中；由精确凝聚驱动的优化器也会以相同方式遇到这种偏离。</w:t>
       </w:r>
     </w:p>
     <w:p>
@@ -37706,7 +37720,7 @@
               <w:rPr>
                 <w:rFonts w:hint="eastAsia"/>
               </w:rPr>
-              <w:t xml:space="preserve">；槽表：</w:t>
+              <w:t xml:space="preserve">；位置嵌入表：</w:t>
             </w:r>
             <m:oMath>
               <m:r>
@@ -37842,7 +37856,7 @@
               <w:rPr>
                 <w:rFonts w:hint="eastAsia"/>
               </w:rPr>
-              <w:t xml:space="preserve">的注释），其中第一个阶段采用上述随机初始化；各继续训练从基础网络所选参数开始</w:t>
+              <w:t xml:space="preserve">的注释），其中第一个阶段采用上述随机初始化；各延续训练均从基础网络的选定参数开始</w:t>
             </w:r>
           </w:p>
         </w:tc>
@@ -37908,7 +37922,7 @@
               <w:rPr>
                 <w:rFonts w:hint="eastAsia"/>
               </w:rPr>
-              <w:t xml:space="preserve">12,608；槽表</w:t>
+              <w:t xml:space="preserve">12,608；位置嵌入表</w:t>
             </w:r>
             <w:r>
               <w:t xml:space="preserve"> </w:t>
@@ -38381,7 +38395,7 @@
         <w:rPr>
           <w:rFonts w:hint="eastAsia"/>
         </w:rPr>
-        <w:t xml:space="preserve">字节）计，时间为完整设计迭代的墙钟时间，包含几何生成；迭代</w:t>
+        <w:t xml:space="preserve">字节）计。时间为完整设计迭代的墙钟时间，包含几何生成；迭代</w:t>
       </w:r>
       <w:r>
         <w:t xml:space="preserve"> 0 </w:t>
@@ -38390,7 +38404,7 @@
         <w:rPr>
           <w:rFonts w:hint="eastAsia"/>
         </w:rPr>
-        <w:t xml:space="preserve">除外，其几何事先已生成。</w:t>
+        <w:t xml:space="preserve">的几何事先已生成，故不计入。</w:t>
       </w:r>
     </w:p>
     <w:p>
@@ -38424,7 +38438,7 @@
         <w:rPr>
           <w:rFonts w:hint="eastAsia"/>
         </w:rPr>
-        <w:t xml:space="preserve">列出了各项设置。移动渐近线法在每次分析中由场基梯度估计构造一个凸可分近似，且从不沿搜索方向检验</w:t>
+        <w:t xml:space="preserve">列出了各项设置。移动渐近线法每完成一次分析，即由梯度估计值构造一个凸可分近似。该方法从不沿搜索方向检验</w:t>
       </w:r>
       <w:r>
         <w:t xml:space="preserve"> </w:t>
@@ -38448,16 +38462,16 @@
         <w:rPr>
           <w:rFonts w:hint="eastAsia"/>
         </w:rPr>
-        <w:t xml:space="preserve">的下降，而第</w:t>
-      </w:r>
-      <w:r>
-        <w:t xml:space="preserve"> 3.3 </w:t>
-      </w:r>
-      <w:r>
-        <w:rPr>
-          <w:rFonts w:hint="eastAsia"/>
-        </w:rPr>
-        <w:t xml:space="preserve">节讨论的不一致性恰恰会在这种检验中产生影响。梯度范数和</w:t>
+        <w:t xml:space="preserve">是否下降，而第</w:t>
+      </w:r>
+      <w:r>
+        <w:t xml:space="preserve"> 4.2 </w:t>
+      </w:r>
+      <w:r>
+        <w:rPr>
+          <w:rFonts w:hint="eastAsia"/>
+        </w:rPr>
+        <w:t xml:space="preserve">节讨论的不一致性会在这种检验中产生影响。停止判据不采用梯度范数或</w:t>
       </w:r>
       <w:r>
         <w:t xml:space="preserve"> KKT </w:t>
@@ -38466,7 +38480,7 @@
         <w:rPr>
           <w:rFonts w:hint="eastAsia"/>
         </w:rPr>
-        <w:t xml:space="preserve">残差均不用于停止判据，因为该估计并非</w:t>
+        <w:t xml:space="preserve">残差，因为该估计值并非</w:t>
       </w:r>
       <w:r>
         <w:t xml:space="preserve"> </w:t>
@@ -38514,16 +38528,16 @@
         <w:rPr>
           <w:rFonts w:hint="eastAsia"/>
         </w:rPr>
-        <w:t xml:space="preserve">在迭代之间会改变其离散模型（S6.4）。设计迭代与表</w:t>
-      </w:r>
-      <w:r>
-        <w:t xml:space="preserve"> 6 </w:t>
-      </w:r>
-      <w:r>
-        <w:rPr>
-          <w:rFonts w:hint="eastAsia"/>
-        </w:rPr>
-        <w:t xml:space="preserve">中的分析不同之处在于：它重新生成每个胞元的几何，并且只求解一个载荷而非三个。对于算例</w:t>
+        <w:t xml:space="preserve">所依据的离散模型在迭代之间会发生变化（S6.4）。与表</w:t>
+      </w:r>
+      <w:r>
+        <w:t xml:space="preserve"> 5 </w:t>
+      </w:r>
+      <w:r>
+        <w:rPr>
+          <w:rFonts w:hint="eastAsia"/>
+        </w:rPr>
+        <w:t xml:space="preserve">中的分析相比，设计迭代需重新生成每个胞元的几何，且只求解一个载荷而非三个。对于算例</w:t>
       </w:r>
       <w:r>
         <w:t xml:space="preserve"> </w:t>
@@ -38562,13 +38576,13 @@
         <w:t xml:space="preserve">ST17c），而表</w:t>
       </w:r>
       <w:r>
-        <w:t xml:space="preserve"> 6 </w:t>
-      </w:r>
-      <w:r>
-        <w:rPr>
-          <w:rFonts w:hint="eastAsia"/>
-        </w:rPr>
-        <w:t xml:space="preserve">中对同一块体的分析耗时</w:t>
+        <w:t xml:space="preserve"> 5 </w:t>
+      </w:r>
+      <w:r>
+        <w:rPr>
+          <w:rFonts w:hint="eastAsia"/>
+        </w:rPr>
+        <w:t xml:space="preserve">中同一块体的一次分析耗时</w:t>
       </w:r>
       <w:r>
         <w:t xml:space="preserve"> 79 </w:t>
@@ -38577,7 +38591,7 @@
         <w:rPr>
           <w:rFonts w:hint="eastAsia"/>
         </w:rPr>
-        <w:t xml:space="preserve">s，后者无需几何生成，但需求解三个载荷。</w:t>
+        <w:t xml:space="preserve">s；后者无需生成几何，但需求解三个载荷。</w:t>
       </w:r>
     </w:p>
     <w:p>
@@ -38871,7 +38885,7 @@
               <w:rPr>
                 <w:rFonts w:hint="eastAsia"/>
               </w:rPr>
-              <w:t xml:space="preserve">个），使一致节点载荷不随设计改变（附录</w:t>
+              <w:t xml:space="preserve">个），使由面力载荷经一致积分得到的节点载荷不随设计改变（附录</w:t>
             </w:r>
             <w:r>
               <w:t xml:space="preserve"> </w:t>
@@ -38931,7 +38945,7 @@
               <w:rPr>
                 <w:rFonts w:hint="eastAsia"/>
               </w:rPr>
-              <w:t xml:space="preserve">，在一个合力为单位值的一致面力作用下，以最终共轭梯度迭代解的功</w:t>
+              <w:t xml:space="preserve">：在一个合力为单位值的面力载荷作用下，取最终共轭梯度迭代解对应的功</w:t>
             </w:r>
             <w:r>
               <w:t xml:space="preserve"> </w:t>
@@ -38966,13 +38980,10 @@
               </m:acc>
             </m:oMath>
             <w:r>
-              <w:t xml:space="preserve"> </w:t>
-            </w:r>
-            <w:r>
-              <w:rPr>
-                <w:rFonts w:hint="eastAsia"/>
-              </w:rPr>
-              <w:t xml:space="preserve">计算，并除以其在第一次迭代时的值</w:t>
+              <w:rPr>
+                <w:rFonts w:hint="eastAsia"/>
+              </w:rPr>
+              <w:t xml:space="preserve">，并除以第一次迭代时的值</w:t>
             </w:r>
           </w:p>
         </w:tc>
@@ -39011,16 +39022,16 @@
               <w:rPr>
                 <w:rFonts w:hint="eastAsia"/>
               </w:rPr>
-              <w:t xml:space="preserve">节的场基估计，在固定的恢复场下对矩积分进行一次反向模式传播得到；不使用式</w:t>
-            </w:r>
-            <w:r>
-              <w:t xml:space="preserve"> (10) </w:t>
-            </w:r>
-            <w:r>
-              <w:rPr>
-                <w:rFonts w:hint="eastAsia"/>
-              </w:rPr>
-              <w:t xml:space="preserve">的完整代理导数。精确孪生：由精确场并结合式</w:t>
+              <w:t xml:space="preserve">节的灵敏度估计值，在恢复的位移场固定时对矩积分进行一次反向模式传播得到；不使用式</w:t>
+            </w:r>
+            <w:r>
+              <w:t xml:space="preserve"> (18) </w:t>
+            </w:r>
+            <w:r>
+              <w:rPr>
+                <w:rFonts w:hint="eastAsia"/>
+              </w:rPr>
+              <w:t xml:space="preserve">给出的近似柔度完整导数。精确孪生：由精确位移场并结合式</w:t>
             </w:r>
             <w:r>
               <w:t xml:space="preserve"> (H.3) </w:t>
@@ -40189,7 +40200,7 @@
               <w:rPr>
                 <w:rFonts w:hint="eastAsia"/>
               </w:rPr>
-              <w:t xml:space="preserve">每次迭代均使用本研究所有胞元所用的几何生成器，依据当前角点参数重新生成每个胞元的几何，在</w:t>
+              <w:t xml:space="preserve">每次迭代依据当前角点参数，用本研究全部胞元共用的几何生成器重新生成每个胞元的几何，在</w:t>
             </w:r>
             <w:r>
               <w:t xml:space="preserve"> CPU </w:t>
@@ -40302,16 +40313,16 @@
               <w:rPr>
                 <w:rFonts w:hint="eastAsia"/>
               </w:rPr>
-              <w:t xml:space="preserve">次迭代），算术精度与表</w:t>
-            </w:r>
-            <w:r>
-              <w:t xml:space="preserve"> 6 </w:t>
-            </w:r>
-            <w:r>
-              <w:rPr>
-                <w:rFonts w:hint="eastAsia"/>
-              </w:rPr>
-              <w:t xml:space="preserve">计时路线相同，粗因子主元规则采用附录</w:t>
+              <w:t xml:space="preserve">次迭代），运算精度与表</w:t>
+            </w:r>
+            <w:r>
+              <w:t xml:space="preserve"> 5 </w:t>
+            </w:r>
+            <w:r>
+              <w:rPr>
+                <w:rFonts w:hint="eastAsia"/>
+              </w:rPr>
+              <w:t xml:space="preserve">的计时路线相同，粗因子主元规则采用附录</w:t>
             </w:r>
             <w:r>
               <w:t xml:space="preserve"> </w:t>
@@ -40411,7 +40422,7 @@
               <w:rPr>
                 <w:rFonts w:hint="eastAsia"/>
               </w:rPr>
-              <w:t xml:space="preserve">以前一次迭代的解为初值，按绝对网格位置、位移分量和私有切割带标记逐自由度匹配；未匹配的自由度从零开始；初值按能量最优因子</w:t>
+              <w:t xml:space="preserve">以前一次迭代的解为初值，按绝对网格位置、位移分量和切割平面单元的私有标记逐自由度匹配；未匹配的自由度从零开始；初值按能量最优因子</w:t>
             </w:r>
             <w:r>
               <w:t xml:space="preserve"> </w:t>
@@ -40897,7 +40908,7 @@
               <w:rPr>
                 <w:rFonts w:hint="eastAsia"/>
               </w:rPr>
-              <w:t xml:space="preserve">（截断至边界内），重新生成共享这些顶点的每个胞元，并对扰动后的设计进行分析、由此继续优化。在全部运行中共应用四次（表</w:t>
+              <w:t xml:space="preserve">（截断至边界内），并重新生成共享这些顶点的每个胞元；随后分析扰动后的设计，并由此继续优化。在全部运行中共应用四次（表</w:t>
             </w:r>
             <w:r>
               <w:t xml:space="preserve"> </w:t>
@@ -40920,7 +40931,7 @@
         <w:rPr>
           <w:rFonts w:hint="eastAsia"/>
         </w:rPr>
-        <w:t xml:space="preserve">在细观尺度上分析的所有设计（表</w:t>
+        <w:t xml:space="preserve">细观尺度上分析的设计包括表</w:t>
       </w:r>
       <w:r>
         <w:t xml:space="preserve"> ST17 </w:t>
@@ -40938,7 +40949,7 @@
         <w:rPr>
           <w:rFonts w:hint="eastAsia"/>
         </w:rPr>
-        <w:t xml:space="preserve">中各运行的全部迭代以及均匀化设计）中，最大角点跨度为</w:t>
+        <w:t xml:space="preserve">中各运行的全部迭代以及均匀化设计。在这些设计中，最大角点跨度为</w:t>
       </w:r>
       <w:r>
         <w:t xml:space="preserve"> </w:t>
@@ -40965,7 +40976,7 @@
         <w:rPr>
           <w:rFonts w:hint="eastAsia"/>
         </w:rPr>
-        <w:t xml:space="preserve">内，因此每个被分析的胞元均处于训练限值之内。</w:t>
+        <w:t xml:space="preserve">内；因此，每个被分析的胞元均处于训练限值之内。</w:t>
       </w:r>
     </w:p>
     <w:p>
@@ -41107,7 +41118,7 @@
         <w:rPr>
           <w:rFonts w:hint="eastAsia"/>
         </w:rPr>
-        <w:t xml:space="preserve">方向的一致面力作用。精确孪生从相同的初始设计出发，采用相同的设置、约束和几何重新生成运行同一优化，但使用精确凝聚（表</w:t>
+        <w:t xml:space="preserve">方向的面力载荷作用。精确孪生从相同的初始设计出发，采用相同的设置、约束和几何重新生成运行同一优化，但使用精确凝聚（表</w:t>
       </w:r>
       <w:r>
         <w:t xml:space="preserve"> </w:t>
@@ -41152,7 +41163,7 @@
         <w:rPr>
           <w:rFonts w:hint="eastAsia"/>
         </w:rPr>
-        <w:t xml:space="preserve">ST17b）。孪生运行是验证运行，而非成本基准；精确路线与学习路线的成本比较见第</w:t>
+        <w:t xml:space="preserve">ST17b）。孪生运行用于验证，不作为成本基准；精确路线与学习路线的成本比较见第</w:t>
       </w:r>
       <w:r>
         <w:t xml:space="preserve"> 5.9 </w:t>
@@ -42563,7 +42574,7 @@
         <w:rPr>
           <w:rFonts w:hint="eastAsia"/>
         </w:rPr>
-        <w:t xml:space="preserve">中，体积界被违反，每个自由参数均按移动限移动或移至下界，此时两者设计一致（相差在</w:t>
+        <w:t xml:space="preserve">中，体积约束未得到满足，每个自由参数均按移动限移动或移至下界；此时两次运行的设计一致（相差在</w:t>
       </w:r>
       <w:r>
         <w:t xml:space="preserve"> 4e-14 </w:t>
@@ -42572,7 +42583,7 @@
         <w:rPr>
           <w:rFonts w:hint="eastAsia"/>
         </w:rPr>
-        <w:t xml:space="preserve">以内），该列即为同一设计的代理柔度误差。自迭代</w:t>
+        <w:t xml:space="preserve">以内），该列即为同一设计的近似柔度误差。自迭代</w:t>
       </w:r>
       <w:r>
         <w:t xml:space="preserve"> 5 </w:t>
@@ -42759,7 +42770,7 @@
               <w:rPr>
                 <w:rFonts w:hint="eastAsia"/>
               </w:rPr>
-              <w:t xml:space="preserve">代理柔度误差（%）</w:t>
+              <w:t xml:space="preserve">近似柔度误差（%）</w:t>
             </w:r>
           </w:p>
         </w:tc>
@@ -43235,7 +43246,7 @@
         <w:rPr>
           <w:rFonts w:hint="eastAsia"/>
         </w:rPr>
-        <w:t xml:space="preserve">个自由顶点参数统计。代理柔度误差</w:t>
+        <w:t xml:space="preserve">个自由顶点参数统计。近似柔度误差</w:t>
       </w:r>
       <w:r>
         <w:t xml:space="preserve"> </w:t>
@@ -43922,7 +43933,7 @@
         <w:rPr>
           <w:rFonts w:hint="eastAsia"/>
         </w:rPr>
-        <w:t xml:space="preserve">设计的精确柔度相对于孪生设计的精确柔度为</w:t>
+        <w:t xml:space="preserve">设计的精确柔度与孪生设计精确柔度的相对差为</w:t>
       </w:r>
       <w:r>
         <w:t xml:space="preserve"> </w:t>
@@ -43958,7 +43969,7 @@
         <w:rPr>
           <w:rFonts w:hint="eastAsia"/>
         </w:rPr>
-        <w:t xml:space="preserve">7。各阶段平均时间对所有迭代取平均；迭代</w:t>
+        <w:t xml:space="preserve">6。各阶段平均时间对所有迭代取平均；迭代</w:t>
       </w:r>
       <w:r>
         <w:t xml:space="preserve"> 0 </w:t>
@@ -44001,7 +44012,7 @@
         <w:rPr>
           <w:rFonts w:hint="eastAsia"/>
         </w:rPr>
-        <w:t xml:space="preserve">节的板被一个平面切割，该平面从右下角延伸至上边缘距左端两个胞元处；其八个切割胞元的保留体积分数为</w:t>
+        <w:t xml:space="preserve">节的板被一个平面切割，该平面从右下角延伸至上边缘距左端两个胞元处。八个切割胞元的剩余体积分数为</w:t>
       </w:r>
       <w:r>
         <w:t xml:space="preserve"> 0.917、0.667、0.333 </w:t>
@@ -44019,7 +44030,7 @@
         <w:rPr>
           <w:rFonts w:hint="eastAsia"/>
         </w:rPr>
-        <w:t xml:space="preserve">0.083，各两个。该布局以其两个面内轴互换的形式存储，即板的一个立方对称像，使切割法向位于</w:t>
+        <w:t xml:space="preserve">0.083，各两个。该布局在存储时互换了两个面内坐标轴，即采用板的一个立方对称像，使切割法向位于</w:t>
       </w:r>
       <w:r>
         <w:t xml:space="preserve"> </w:t>
@@ -44107,7 +44118,7 @@
         <w:rPr>
           <w:rFonts w:hint="eastAsia"/>
         </w:rPr>
-        <w:t xml:space="preserve">节），而非位于其像</w:t>
+        <w:t xml:space="preserve">节），而不在其像</w:t>
       </w:r>
       <w:r>
         <w:t xml:space="preserve"> 56.31° </w:t>
@@ -44116,7 +44127,7 @@
         <w:rPr>
           <w:rFonts w:hint="eastAsia"/>
         </w:rPr>
-        <w:t xml:space="preserve">处；网络在立方对称变换下不具有等变性（第</w:t>
+        <w:t xml:space="preserve">处。网络在立方对称变换下不具有等变性（第</w:t>
       </w:r>
       <w:r>
         <w:t xml:space="preserve"> 6.3 </w:t>
@@ -44125,7 +44136,7 @@
         <w:rPr>
           <w:rFonts w:hint="eastAsia"/>
         </w:rPr>
-        <w:t xml:space="preserve">节）。除固支的切割带外，没有任何自由度被固定。</w:t>
+        <w:t xml:space="preserve">节）。除固支的切割平面单元自由度外，没有其他自由度被固定。</w:t>
       </w:r>
     </w:p>
     <w:p>
@@ -44188,7 +44199,7 @@
         <w:rPr>
           <w:rFonts w:hint="eastAsia"/>
         </w:rPr>
-        <w:t xml:space="preserve">）上通过周期均匀化计算了角点参数均匀的未切割胞元的等效弹性张量</w:t>
+        <w:t xml:space="preserve">）上，通过周期均匀化计算了角点参数均匀的未切割胞元的等效弹性张量</w:t>
       </w:r>
       <w:r>
         <w:t xml:space="preserve"> </w:t>
@@ -44226,7 +44237,7 @@
         <w:rPr>
           <w:rFonts w:hint="eastAsia"/>
         </w:rPr>
-        <w:t xml:space="preserve">。胞元相对面上的节点被等同，涨落场取周期形式并固定一个节点，由六个单位宏观应变得到单位胞元的</w:t>
+        <w:t xml:space="preserve">。胞元相对表面上的节点视为同一节点，涨落场取周期形式并固定一个节点。由六个单位宏观应变得到单位胞元的</w:t>
       </w:r>
       <w:r>
         <w:t xml:space="preserve"> </w:t>
@@ -44345,7 +44356,7 @@
         <w:rPr>
           <w:rFonts w:hint="eastAsia"/>
         </w:rPr>
-        <w:t xml:space="preserve">的十二个厚度之间，用关于</w:t>
+        <w:t xml:space="preserve">的十二个厚度之间，采用关于</w:t>
       </w:r>
       <w:r>
         <w:t xml:space="preserve"> </w:t>
@@ -44469,7 +44480,7 @@
         <w:rPr>
           <w:rFonts w:hint="eastAsia"/>
         </w:rPr>
-        <w:t xml:space="preserve">六面体对板进行网格划分，每个胞元每个轴向划分六个（4,464</w:t>
+        <w:t xml:space="preserve">六面体划分板的网格，每个胞元沿每个坐标轴划分六个单元（4,464</w:t>
       </w:r>
       <w:r>
         <w:t xml:space="preserve"> </w:t>
@@ -44487,7 +44498,7 @@
         <w:rPr>
           <w:rFonts w:hint="eastAsia"/>
         </w:rPr>
-        <w:t xml:space="preserve">个节点）。在每个积分点上，它由所在胞元的角点三线性插值得到局部参数</w:t>
+        <w:t xml:space="preserve">个节点）。在每个积分点上，宏观模型由所在胞元的角点三线性插值得到局部参数</w:t>
       </w:r>
       <w:r>
         <w:t xml:space="preserve"> </w:t>
@@ -44625,7 +44636,7 @@
         <w:rPr>
           <w:rFonts w:hint="eastAsia"/>
         </w:rPr>
-        <w:t xml:space="preserve">；对被切割面相交的单元采用</w:t>
+        <w:t xml:space="preserve">。与切割面相交的单元采用</w:t>
       </w:r>
       <w:r>
         <w:t xml:space="preserve"> </w:t>
@@ -44710,7 +44721,7 @@
         <w:rPr>
           <w:rFonts w:hint="eastAsia"/>
         </w:rPr>
-        <w:t xml:space="preserve">。它在切割平面上施加固支，即在该平面与板的截面上令</w:t>
+        <w:t xml:space="preserve">。固支施加在切割平面上，即在该平面与板的截面上令</w:t>
       </w:r>
       <w:r>
         <w:t xml:space="preserve"> </w:t>
@@ -44900,7 +44911,7 @@
         <w:rPr>
           <w:rFonts w:hint="eastAsia"/>
         </w:rPr>
-        <w:t xml:space="preserve">，并在每个相交单元截面多边形的三角形上采用七点积分规则积分。载荷为受载面上合力为单位值的均匀面力。该模型采用伴随灵敏度以及相同的</w:t>
+        <w:t xml:space="preserve">。该罚项在每个相交单元截面多边形的三角形上采用七点积分规则积分。载荷为受载面上合力为单位值的均匀面力。宏观模型采用伴随灵敏度以及相同的</w:t>
       </w:r>
       <w:r>
         <w:t xml:space="preserve"> MMA </w:t>
@@ -44929,7 +44940,7 @@
         <w:rPr>
           <w:rFonts w:hint="eastAsia"/>
         </w:rPr>
-        <w:t xml:space="preserve">中，体积界被违反，宏观运行与</w:t>
+        <w:t xml:space="preserve">中，体积约束未得到满足，宏观运行与</w:t>
       </w:r>
       <w:r>
         <w:t xml:space="preserve"> NICE </w:t>
@@ -44938,7 +44949,7 @@
         <w:rPr>
           <w:rFonts w:hint="eastAsia"/>
         </w:rPr>
-        <w:t xml:space="preserve">运行均将每个自由参数按移动限移动或移至下界，并分析相同的设计；此时宏观柔度比</w:t>
+        <w:t xml:space="preserve">运行均将每个自由参数按移动限移动或移至下界，并分析相同的设计。此时宏观柔度比</w:t>
       </w:r>
       <w:r>
         <w:t xml:space="preserve"> NICE </w:t>
@@ -45010,7 +45021,7 @@
         <w:rPr>
           <w:rFonts w:hint="eastAsia"/>
         </w:rPr>
-        <w:t xml:space="preserve">56.088（+1.6%），比精确柔度</w:t>
+        <w:t xml:space="preserve">56.088（+1.6%）。此时宏观柔度比精确柔度</w:t>
       </w:r>
       <w:r>
         <w:t xml:space="preserve"> 75.599 </w:t>
@@ -45028,16 +45039,16 @@
         <w:rPr>
           <w:rFonts w:hint="eastAsia"/>
         </w:rPr>
-        <w:t xml:space="preserve">25.8%（原为</w:t>
-      </w:r>
-      <w:r>
-        <w:t xml:space="preserve"> </w:t>
-      </w:r>
-      <w:r>
-        <w:rPr>
-          <w:rFonts w:hint="eastAsia"/>
-        </w:rPr>
-        <w:t xml:space="preserve">27.0%）；罚因子由</w:t>
+        <w:t xml:space="preserve">25.8%，加密前为</w:t>
+      </w:r>
+      <w:r>
+        <w:t xml:space="preserve"> </w:t>
+      </w:r>
+      <w:r>
+        <w:rPr>
+          <w:rFonts w:hint="eastAsia"/>
+        </w:rPr>
+        <w:t xml:space="preserve">27.0%。罚因子由</w:t>
       </w:r>
       <w:r>
         <w:t xml:space="preserve"> </w:t>
@@ -45204,16 +45215,16 @@
         <w:rPr>
           <w:rFonts w:hint="eastAsia"/>
         </w:rPr>
-        <w:t xml:space="preserve">个单元的网格。细观模型固定切割胞元的全部切割带自由度（表</w:t>
-      </w:r>
-      <w:r>
-        <w:t xml:space="preserve"> </w:t>
-      </w:r>
-      <w:r>
-        <w:rPr>
-          <w:rFonts w:hint="eastAsia"/>
-        </w:rPr>
-        <w:t xml:space="preserve">ST21），其支撑至少与仅作用于切割面的支撑同样刚硬；这降低了精确柔度，因而缩小而非扩大宏观低估。对于均匀化梯度设计，宏观体积模型不再与细观尺度材料体积精确相等（表</w:t>
+        <w:t xml:space="preserve">个单元的网格。细观模型固定切割胞元的全部切割平面单元自由度（表</w:t>
+      </w:r>
+      <w:r>
+        <w:t xml:space="preserve"> </w:t>
+      </w:r>
+      <w:r>
+        <w:rPr>
+          <w:rFonts w:hint="eastAsia"/>
+        </w:rPr>
+        <w:t xml:space="preserve">ST21），该支撑至少与仅作用于切割面的支撑同样刚硬。这一支撑降低了精确柔度，因而缩小了宏观模型对柔度的低估。对于均匀化梯度设计，宏观体积模型不再与细观尺度材料体积精确相等（表</w:t>
       </w:r>
       <w:r>
         <w:t xml:space="preserve"> </w:t>
@@ -45942,7 +45953,7 @@
         <w:rPr>
           <w:rFonts w:hint="eastAsia"/>
         </w:rPr>
-        <w:t xml:space="preserve">7。图</w:t>
+        <w:t xml:space="preserve">6。图</w:t>
       </w:r>
       <w:r>
         <w:t xml:space="preserve"> 15a,b </w:t>
@@ -47981,10 +47992,10 @@
         <w:rPr>
           <w:rFonts w:hint="eastAsia"/>
         </w:rPr>
-        <w:t xml:space="preserve">统计了相邻迭代之间离散描述发生变化的胞元数：每次迭代都在不同的离散模型上计算目标函数，而第</w:t>
-      </w:r>
-      <w:r>
-        <w:t xml:space="preserve"> 3.3 </w:t>
+        <w:t xml:space="preserve">统计了相邻迭代之间离散描述发生变化的胞元数。每次迭代都在不同的离散模型上计算目标函数，而第</w:t>
+      </w:r>
+      <w:r>
+        <w:t xml:space="preserve"> 4.2 </w:t>
       </w:r>
       <w:r>
         <w:rPr>
@@ -48577,7 +48588,7 @@
         <w:rPr>
           <w:rFonts w:hint="eastAsia"/>
         </w:rPr>
-        <w:t xml:space="preserve">失败胞元以布局索引标识（切割胞元附保留体积分数）：即对</w:t>
+        <w:t xml:space="preserve">失败胞元以布局索引标识（切割胞元附剩余体积分数），即对</w:t>
       </w:r>
       <w:r>
         <w:t xml:space="preserve"> MMA </w:t>
@@ -48641,10 +48652,13 @@
         </m:r>
       </m:oMath>
       <w:r>
-        <w:rPr>
-          <w:rFonts w:hint="eastAsia"/>
-        </w:rPr>
-        <w:t xml:space="preserve">：所施加扰动引起的角点参数最大变化；没有扰动顶点被截断至边界。精确孪生和均匀化设计的分析均无需回退。</w:t>
+        <w:t xml:space="preserve"> </w:t>
+      </w:r>
+      <w:r>
+        <w:rPr>
+          <w:rFonts w:hint="eastAsia"/>
+        </w:rPr>
+        <w:t xml:space="preserve">为所施加扰动引起的角点参数最大变化；没有扰动顶点被截断至边界。精确孪生和均匀化设计的分析均无需回退。</w:t>
       </w:r>
     </w:p>
     <w:p>
@@ -48730,35 +48744,35 @@
               <w:rPr>
                 <w:rFonts w:hint="eastAsia"/>
               </w:rPr>
-              <w:t xml:space="preserve">保留自由度</w:t>
-            </w:r>
-          </w:p>
-        </w:tc>
-        <w:tc>
-          <w:tcPr/>
-          <w:p>
-            <w:pPr>
-              <w:pStyle w:val="Compact"/>
-            </w:pPr>
-            <w:r>
-              <w:rPr>
-                <w:rFonts w:hint="eastAsia"/>
-              </w:rPr>
-              <w:t xml:space="preserve">切割带节点</w:t>
-            </w:r>
-          </w:p>
-        </w:tc>
-        <w:tc>
-          <w:tcPr/>
-          <w:p>
-            <w:pPr>
-              <w:pStyle w:val="Compact"/>
-            </w:pPr>
-            <w:r>
-              <w:rPr>
-                <w:rFonts w:hint="eastAsia"/>
-              </w:rPr>
-              <w:t xml:space="preserve">弱支撑节点</w:t>
+              <w:t xml:space="preserve">主自由度</w:t>
+            </w:r>
+          </w:p>
+        </w:tc>
+        <w:tc>
+          <w:tcPr/>
+          <w:p>
+            <w:pPr>
+              <w:pStyle w:val="Compact"/>
+            </w:pPr>
+            <w:r>
+              <w:rPr>
+                <w:rFonts w:hint="eastAsia"/>
+              </w:rPr>
+              <w:t xml:space="preserve">切割平面单元节点</w:t>
+            </w:r>
+          </w:p>
+        </w:tc>
+        <w:tc>
+          <w:tcPr/>
+          <w:p>
+            <w:pPr>
+              <w:pStyle w:val="Compact"/>
+            </w:pPr>
+            <w:r>
+              <w:rPr>
+                <w:rFonts w:hint="eastAsia"/>
+              </w:rPr>
+              <w:t xml:space="preserve">弱连接节点</w:t>
             </w:r>
           </w:p>
         </w:tc>
@@ -49090,7 +49104,7 @@
         <w:rPr>
           <w:rFonts w:hint="eastAsia"/>
         </w:rPr>
-        <w:t xml:space="preserve">最大值：激活单元和</w:t>
+        <w:t xml:space="preserve">最大值。所统计的计数包括：激活单元和</w:t>
       </w:r>
       <w:r>
         <w:t xml:space="preserve"> ghost </w:t>
@@ -49099,7 +49113,7 @@
         <w:rPr>
           <w:rFonts w:hint="eastAsia"/>
         </w:rPr>
-        <w:t xml:space="preserve">罚项面（计数相同）、保留自由度、由网络的二值节点指示器标记为属于切割带和弱支撑的节点、为弱区层选取的单元模板和面模板（附录</w:t>
+        <w:t xml:space="preserve">罚项面（计数相同）、主自由度，以及由网络的二值节点指示量标记的切割平面单元节点和弱连接节点；此外还有为弱区层选取的单元模板和面模板（附录</w:t>
       </w:r>
       <w:r>
         <w:t xml:space="preserve"> </w:t>
@@ -49135,7 +49149,7 @@
         <w:rPr>
           <w:rFonts w:hint="eastAsia"/>
         </w:rPr>
-        <w:t xml:space="preserve">步）仅记录了激活单元和保留自由度，结果为</w:t>
+        <w:t xml:space="preserve">步）仅记录了激活单元和主自由度，结果为</w:t>
       </w:r>
       <w:r>
         <w:t xml:space="preserve"> 2 / 8 / 8 </w:t>
@@ -49183,7 +49197,34 @@
         <w:rPr>
           <w:rFonts w:hint="eastAsia"/>
         </w:rPr>
-        <w:t xml:space="preserve">生成了具有</w:t>
+        <w:t xml:space="preserve">生成了胞元数分别为</w:t>
+      </w:r>
+      <w:r>
+        <w:t xml:space="preserve"> 24、51、88 </w:t>
+      </w:r>
+      <w:r>
+        <w:rPr>
+          <w:rFonts w:hint="eastAsia"/>
+        </w:rPr>
+        <w:t xml:space="preserve">和</w:t>
+      </w:r>
+      <w:r>
+        <w:t xml:space="preserve"> 110 </w:t>
+      </w:r>
+      <w:r>
+        <w:rPr>
+          <w:rFonts w:hint="eastAsia"/>
+        </w:rPr>
+        <w:t xml:space="preserve">的板（表</w:t>
+      </w:r>
+      <w:r>
+        <w:t xml:space="preserve"> </w:t>
+      </w:r>
+      <w:r>
+        <w:rPr>
+          <w:rFonts w:hint="eastAsia"/>
+        </w:rPr>
+        <w:t xml:space="preserve">ST20）。这些板的比例与</w:t>
       </w:r>
       <w:r>
         <w:t xml:space="preserve"> S6.3 </w:t>
@@ -49192,7 +49233,7 @@
         <w:rPr>
           <w:rFonts w:hint="eastAsia"/>
         </w:rPr>
-        <w:t xml:space="preserve">中板的比例（短边</w:t>
+        <w:t xml:space="preserve">中的板相同（短边</w:t>
       </w:r>
       <w:r>
         <w:t xml:space="preserve"> : </w:t>
@@ -49210,34 +49251,7 @@
         <w:rPr>
           <w:rFonts w:hint="eastAsia"/>
         </w:rPr>
-        <w:t xml:space="preserve">2，厚度为一个胞元）、且其平面切割随板同比缩放的板，胞元数分别为</w:t>
-      </w:r>
-      <w:r>
-        <w:t xml:space="preserve"> 24、51、88 </w:t>
-      </w:r>
-      <w:r>
-        <w:rPr>
-          <w:rFonts w:hint="eastAsia"/>
-        </w:rPr>
-        <w:t xml:space="preserve">和</w:t>
-      </w:r>
-      <w:r>
-        <w:t xml:space="preserve"> </w:t>
-      </w:r>
-      <w:r>
-        <w:rPr>
-          <w:rFonts w:hint="eastAsia"/>
-        </w:rPr>
-        <w:t xml:space="preserve">110（表</w:t>
-      </w:r>
-      <w:r>
-        <w:t xml:space="preserve"> </w:t>
-      </w:r>
-      <w:r>
-        <w:rPr>
-          <w:rFonts w:hint="eastAsia"/>
-        </w:rPr>
-        <w:t xml:space="preserve">ST20）；所有切割胞元均具有</w:t>
+        <w:t xml:space="preserve">2，厚度为一个胞元），平面切割随板同比缩放；所有切割胞元均具有</w:t>
       </w:r>
       <w:r>
         <w:t xml:space="preserve"> S6.3 </w:t>
@@ -49246,7 +49260,7 @@
         <w:rPr>
           <w:rFonts w:hint="eastAsia"/>
         </w:rPr>
-        <w:t xml:space="preserve">中的四种保留体积分数。这些板在未切割的长边上固支，并在相对面上受合力为单位值、沿长边方向的面内一致面力作用；在</w:t>
+        <w:t xml:space="preserve">中的四种剩余体积分数。这些板在未切割的长边上固支，并在相对面上受合力为单位值、沿长边方向的面内面力载荷作用；在</w:t>
       </w:r>
       <w:r>
         <w:t xml:space="preserve"> 24 </w:t>
@@ -49388,7 +49402,7 @@
         <w:rPr>
           <w:rFonts w:hint="eastAsia"/>
         </w:rPr>
-        <w:t xml:space="preserve">更新）后停止。自由度均为初始设计的自由度：所有胞元的切割有限元模型（共享面上的节点只计一次），以及装配点阵中不含固支面的保留自由度。</w:t>
+        <w:t xml:space="preserve">更新）后停止。自由度均为初始设计的自由度：所有胞元的切割有限元模型（共享面上的节点只计一次），以及装配点阵中除固支面以外的主自由度。</w:t>
       </w:r>
     </w:p>
     <w:p>
@@ -49470,7 +49484,7 @@
         <w:rPr>
           <w:rFonts w:hint="eastAsia"/>
         </w:rPr>
-        <w:t xml:space="preserve">装配点阵的自由保留自由度（初始设计）。初始</w:t>
+        <w:t xml:space="preserve">装配点阵的未约束主自由度（初始设计）。初始</w:t>
       </w:r>
       <w:r>
         <w:t xml:space="preserve"> </w:t>
@@ -49627,7 +49641,7 @@
         <w:rPr>
           <w:rFonts w:hint="eastAsia"/>
         </w:rPr>
-        <w:t xml:space="preserve">GiB；除常驻学习胞元外，其中还保存装配的保留系统：预条件子中的</w:t>
+        <w:t xml:space="preserve">GiB；除常驻学习胞元外，其中还保存装配后的主自由度方程组：预条件子中的</w:t>
       </w:r>
       <w:r>
         <w:t xml:space="preserve"> </w:t>
@@ -49736,7 +49750,7 @@
               <w:rPr>
                 <w:rFonts w:hint="eastAsia"/>
               </w:rPr>
-              <w:t xml:space="preserve">自由保留</w:t>
+              <w:t xml:space="preserve">未约束主自由度</w:t>
             </w:r>
           </w:p>
         </w:tc>
@@ -50492,7 +50506,7 @@
         <w:rPr>
           <w:rFonts w:hint="eastAsia"/>
         </w:rPr>
-        <w:t xml:space="preserve">第一次设计迭代的精确核查（指标同表</w:t>
+        <w:t xml:space="preserve">第一次设计迭代的精确检验（指标同表</w:t>
       </w:r>
       <w:r>
         <w:t xml:space="preserve"> </w:t>
@@ -50557,7 +50571,7 @@
         <w:rPr>
           <w:rFonts w:hint="eastAsia"/>
         </w:rPr>
-        <w:t xml:space="preserve">，代理柔度误差</w:t>
+        <w:t xml:space="preserve">，近似柔度误差</w:t>
       </w:r>
       <w:r>
         <w:t xml:space="preserve"> </w:t>
@@ -50810,7 +50824,7 @@
         <w:rPr>
           <w:rFonts w:hint="eastAsia"/>
         </w:rPr>
-        <w:t xml:space="preserve">设计和均匀化设计，以及用于比较的两个满足体积约束</w:t>
+        <w:t xml:space="preserve">设计和均匀化设计，以及用于比较的两个体积等于</w:t>
       </w:r>
       <w:r>
         <w:t xml:space="preserve"> </w:t>
@@ -50866,7 +50880,7 @@
         <w:rPr>
           <w:rFonts w:hint="eastAsia"/>
         </w:rPr>
-        <w:t xml:space="preserve">补选项，并逐列与内部求解结果进行了验证；装配求解时固定切割胞元的每个切割带自由度，求解至递推相对残差</w:t>
+        <w:t xml:space="preserve">补选项，并逐列与内部求解结果进行了验证；装配求解时固定切割胞元的全部切割平面单元自由度，求解至递推相对残差</w:t>
       </w:r>
       <w:r>
         <w:t xml:space="preserve"> </w:t>
@@ -50895,7 +50909,7 @@
         <w:rPr>
           <w:rFonts w:hint="eastAsia"/>
         </w:rPr>
-        <w:t xml:space="preserve">。代理柔度误差：</w:t>
+        <w:t xml:space="preserve">。近似柔度误差：</w:t>
       </w:r>
       <m:oMath>
         <m:acc>
@@ -50949,7 +50963,7 @@
         <w:rPr>
           <w:rFonts w:hint="eastAsia"/>
         </w:rPr>
-        <w:t xml:space="preserve">(H.3)）的顶点梯度与场基</w:t>
+        <w:t xml:space="preserve">(H.3)）的顶点梯度与</w:t>
       </w:r>
       <w:r>
         <w:t xml:space="preserve"> NICE </w:t>
@@ -50958,7 +50972,7 @@
         <w:rPr>
           <w:rFonts w:hint="eastAsia"/>
         </w:rPr>
-        <w:t xml:space="preserve">估计进行比较。精确求解：按行顺序依次为</w:t>
+        <w:t xml:space="preserve">的灵敏度估计值进行比较。精确求解：按行顺序依次为</w:t>
       </w:r>
       <w:r>
         <w:t xml:space="preserve"> 136 / 9.4e-11、190 / 8.8e-11、191 / </w:t>
@@ -51069,7 +51083,7 @@
               <w:rPr>
                 <w:rFonts w:hint="eastAsia"/>
               </w:rPr>
-              <w:t xml:space="preserve">代理柔度误差（%）</w:t>
+              <w:t xml:space="preserve">近似柔度误差（%）</w:t>
             </w:r>
           </w:p>
         </w:tc>
@@ -51840,7 +51854,7 @@
         <w:rPr>
           <w:rFonts w:hint="eastAsia"/>
         </w:rPr>
-        <w:t xml:space="preserve">和第</w:t>
+        <w:t xml:space="preserve">节和第</w:t>
       </w:r>
       <w:r>
         <w:t xml:space="preserve"> 4 </w:t>
@@ -51849,7 +51863,7 @@
         <w:rPr>
           <w:rFonts w:hint="eastAsia"/>
         </w:rPr>
-        <w:t xml:space="preserve">节的构造，即带完整延拓转置的凝聚能量、命题</w:t>
+        <w:t xml:space="preserve">节的构造包括采用完整位移恢复算子转置的凝聚能量、命题</w:t>
       </w:r>
       <w:r>
         <w:t xml:space="preserve"> 1–4 </w:t>
@@ -51858,7 +51872,7 @@
         <w:rPr>
           <w:rFonts w:hint="eastAsia"/>
         </w:rPr>
-        <w:t xml:space="preserve">和校正</w:t>
+        <w:t xml:space="preserve">和修正</w:t>
       </w:r>
       <w:r>
         <w:t xml:space="preserve"> </w:t>
@@ -51876,7 +51890,7 @@
         <w:rPr>
           <w:rFonts w:hint="eastAsia"/>
         </w:rPr>
-        <w:t xml:space="preserve">，所用的是胞元刚度的对称半正定性及其内部块的正定性，而不是式</w:t>
+        <w:t xml:space="preserve">。该构造用到胞元刚度矩阵的对称半正定性及其内部块的正定性，不依赖式</w:t>
       </w:r>
       <w:r>
         <w:t xml:space="preserve"> (1) </w:t>
@@ -51930,7 +51944,7 @@
         <w:rPr>
           <w:rFonts w:hint="eastAsia"/>
         </w:rPr>
-        <w:t xml:space="preserve">片状胞元：先以表</w:t>
+        <w:t xml:space="preserve">片状胞元：先原样使用表</w:t>
       </w:r>
       <w:r>
         <w:t xml:space="preserve"> 2 </w:t>
@@ -51939,7 +51953,7 @@
         <w:rPr>
           <w:rFonts w:hint="eastAsia"/>
         </w:rPr>
-        <w:t xml:space="preserve">的网络参数原样使用（零样本），再在一次纳入少量</w:t>
+        <w:t xml:space="preserve">的网络参数（零样本），再在纳入少量</w:t>
       </w:r>
       <w:r>
         <w:t xml:space="preserve"> gyroid </w:t>
@@ -52191,7 +52205,7 @@
         <w:rPr>
           <w:rFonts w:hint="eastAsia"/>
         </w:rPr>
-        <w:t xml:space="preserve">，并保留胞元盒、三线性角点参数、可选的平面切割以及表</w:t>
+        <w:t xml:space="preserve">，并沿用胞元立方体、三线性角点参数、可选的平面切割以及表</w:t>
       </w:r>
       <w:r>
         <w:t xml:space="preserve"> 1 </w:t>
@@ -52232,7 +52246,7 @@
         <w:rPr>
           <w:rFonts w:hint="eastAsia"/>
         </w:rPr>
-        <w:t xml:space="preserve">罚项、保留空间和校正</w:t>
+        <w:t xml:space="preserve">罚项、主自由度和修正</w:t>
       </w:r>
       <w:r>
         <w:t xml:space="preserve"> 8 /</w:t>
@@ -52297,7 +52311,7 @@
         <w:rPr>
           <w:rFonts w:hint="eastAsia"/>
         </w:rPr>
-        <w:t xml:space="preserve">胞元的孪生胞元：它保留该</w:t>
+        <w:t xml:space="preserve">胞元的孪生胞元，沿用该</w:t>
       </w:r>
       <w:r>
         <w:t xml:space="preserve"> P </w:t>
@@ -52306,7 +52320,7 @@
         <w:rPr>
           <w:rFonts w:hint="eastAsia"/>
         </w:rPr>
-        <w:t xml:space="preserve">胞元的位置、切割平面和分层（未切割或切割），其角点参数由</w:t>
+        <w:t xml:space="preserve">胞元的位置、切割平面和切割程度分组（未切割或切割）。其角点参数由</w:t>
       </w:r>
       <w:r>
         <w:t xml:space="preserve"> P </w:t>
@@ -52351,7 +52365,7 @@
         <w:rPr>
           <w:rFonts w:hint="eastAsia"/>
         </w:rPr>
-        <w:t xml:space="preserve">6.2%）。这些胞元由几何生成阶段的一个以水平集函数为输入的版本生成；采用</w:t>
+        <w:t xml:space="preserve">6.2%）。这些胞元由几何生成阶段的另一版本生成，该版本以水平集函数为输入；采用</w:t>
       </w:r>
       <w:r>
         <w:t xml:space="preserve"> P </w:t>
@@ -52404,7 +52418,7 @@
         <w:rPr>
           <w:rFonts w:hint="eastAsia"/>
         </w:rPr>
-        <w:t xml:space="preserve">块体的八个胞元。生成点阵时，它保留整个点阵（而非各个胞元）中活动单元的最大面连通集合，并去除体积小于四分之一个单元且没有</w:t>
+        <w:t xml:space="preserve">块体的八个胞元。生成点阵时，该版本在整个点阵（而非各个胞元）范围内取激活单元的最大面连通集合。它还去除体积小于四分之一个单元且没有</w:t>
       </w:r>
       <w:r>
         <w:t xml:space="preserve"> ghost </w:t>
@@ -52413,7 +52427,7 @@
         <w:rPr>
           <w:rFonts w:hint="eastAsia"/>
         </w:rPr>
-        <w:t xml:space="preserve">罚项支撑的碎片，重复这两步直至不再变化；于是相邻胞元的保留自由度在其共享面上除胞元棱线外完全重合（不匹配的自由度按第</w:t>
+        <w:t xml:space="preserve">罚项支撑的碎片，并重复这两步直至不再变化。于是相邻胞元的主自由度在共享面上除胞元棱线外完全重合（不匹配的自由度按第</w:t>
       </w:r>
       <w:r>
         <w:t xml:space="preserve"> 2.3 </w:t>
@@ -52422,7 +52436,7 @@
         <w:rPr>
           <w:rFonts w:hint="eastAsia"/>
         </w:rPr>
-        <w:t xml:space="preserve">节处理）。十六个单胞元是验证胞元</w:t>
+        <w:t xml:space="preserve">节处理）。十六个单个胞元是验证胞元</w:t>
       </w:r>
       <w:r>
         <w:t xml:space="preserve"> fresh_val_2000 </w:t>
@@ -52458,7 +52472,7 @@
         <w:rPr>
           <w:rFonts w:hint="eastAsia"/>
         </w:rPr>
-        <w:t xml:space="preserve">gval_1500），这些验证胞元包括</w:t>
+        <w:t xml:space="preserve">gval_1500）。这些验证胞元包括</w:t>
       </w:r>
       <w:r>
         <w:t xml:space="preserve"> R1 </w:t>
@@ -52503,7 +52517,7 @@
         <w:rPr>
           <w:rFonts w:hint="eastAsia"/>
         </w:rPr>
-        <w:t xml:space="preserve">个检查点选择几何；点阵为</w:t>
+        <w:t xml:space="preserve">个检查点选择几何。点阵为</w:t>
       </w:r>
       <w:r>
         <w:t xml:space="preserve"> </w:t>
@@ -52538,7 +52552,16 @@
         <w:rPr>
           <w:rFonts w:hint="eastAsia"/>
         </w:rPr>
-        <w:t xml:space="preserve">块体的孪生点阵（glat222）。没有任何</w:t>
+        <w:t xml:space="preserve">块体的孪生点阵（glat222）。表</w:t>
+      </w:r>
+      <w:r>
+        <w:t xml:space="preserve"> 2 </w:t>
+      </w:r>
+      <w:r>
+        <w:rPr>
+          <w:rFonts w:hint="eastAsia"/>
+        </w:rPr>
+        <w:t xml:space="preserve">中的各变体以及仅在本补充材料中评估的两个变体，在训练和检查点选择中均未使用任何</w:t>
       </w:r>
       <w:r>
         <w:t xml:space="preserve"> gyroid </w:t>
@@ -52547,16 +52570,7 @@
         <w:rPr>
           <w:rFonts w:hint="eastAsia"/>
         </w:rPr>
-        <w:t xml:space="preserve">胞元参与表</w:t>
-      </w:r>
-      <w:r>
-        <w:t xml:space="preserve"> 2 </w:t>
-      </w:r>
-      <w:r>
-        <w:rPr>
-          <w:rFonts w:hint="eastAsia"/>
-        </w:rPr>
-        <w:t xml:space="preserve">中任一变体的训练或检查点选择。</w:t>
+        <w:t xml:space="preserve">胞元。</w:t>
       </w:r>
     </w:p>
     <w:p>
@@ -52567,25 +52581,7 @@
         <w:rPr>
           <w:rFonts w:hint="eastAsia"/>
         </w:rPr>
-        <w:t xml:space="preserve">命题</w:t>
-      </w:r>
-      <w:r>
-        <w:t xml:space="preserve"> 1–3 </w:t>
-      </w:r>
-      <w:r>
-        <w:rPr>
-          <w:rFonts w:hint="eastAsia"/>
-        </w:rPr>
-        <w:t xml:space="preserve">和第</w:t>
-      </w:r>
-      <w:r>
-        <w:t xml:space="preserve"> 4.1 </w:t>
-      </w:r>
-      <w:r>
-        <w:rPr>
-          <w:rFonts w:hint="eastAsia"/>
-        </w:rPr>
-        <w:t xml:space="preserve">节的性质对这些胞元与对</w:t>
+        <w:t xml:space="preserve">与对</w:t>
       </w:r>
       <w:r>
         <w:t xml:space="preserve"> P </w:t>
@@ -52594,7 +52590,34 @@
         <w:rPr>
           <w:rFonts w:hint="eastAsia"/>
         </w:rPr>
-        <w:t xml:space="preserve">胞元同样成立，因为假设</w:t>
+        <w:t xml:space="preserve">胞元一样，命题</w:t>
+      </w:r>
+      <w:r>
+        <w:t xml:space="preserve"> 1、3 </w:t>
+      </w:r>
+      <w:r>
+        <w:rPr>
+          <w:rFonts w:hint="eastAsia"/>
+        </w:rPr>
+        <w:t xml:space="preserve">和</w:t>
+      </w:r>
+      <w:r>
+        <w:t xml:space="preserve"> 4 </w:t>
+      </w:r>
+      <w:r>
+        <w:rPr>
+          <w:rFonts w:hint="eastAsia"/>
+        </w:rPr>
+        <w:t xml:space="preserve">以及第</w:t>
+      </w:r>
+      <w:r>
+        <w:t xml:space="preserve"> 3.1 </w:t>
+      </w:r>
+      <w:r>
+        <w:rPr>
+          <w:rFonts w:hint="eastAsia"/>
+        </w:rPr>
+        <w:t xml:space="preserve">节的性质对这些胞元也成立。原因在于假设</w:t>
       </w:r>
       <w:r>
         <w:t xml:space="preserve"> (A1)–(A3) </w:t>
@@ -52603,10 +52626,10 @@
         <w:rPr>
           <w:rFonts w:hint="eastAsia"/>
         </w:rPr>
-        <w:t xml:space="preserve">涉及的是刚度和装配，而网络延拓按构造即为可容许的并能再现刚体运动。命题</w:t>
-      </w:r>
-      <w:r>
-        <w:t xml:space="preserve"> 4 </w:t>
+        <w:t xml:space="preserve">涉及的是刚度和装配，而网络的位移恢复按构造在主自由度上等于给定位移，并能再现刚体运动。命题</w:t>
+      </w:r>
+      <w:r>
+        <w:t xml:space="preserve"> 2 </w:t>
       </w:r>
       <w:r>
         <w:rPr>
@@ -52695,7 +52718,25 @@
         <w:rPr>
           <w:rFonts w:hint="eastAsia"/>
         </w:rPr>
-        <w:t xml:space="preserve">A3G_ft）：在</w:t>
+        <w:t xml:space="preserve">A3G_ft）：以</w:t>
+      </w:r>
+      <w:r>
+        <w:t xml:space="preserve"> NICE </w:t>
+      </w:r>
+      <w:r>
+        <w:rPr>
+          <w:rFonts w:hint="eastAsia"/>
+        </w:rPr>
+        <w:t xml:space="preserve">的参数为起点继续训练</w:t>
+      </w:r>
+      <w:r>
+        <w:t xml:space="preserve"> 8,000 </w:t>
+      </w:r>
+      <w:r>
+        <w:rPr>
+          <w:rFonts w:hint="eastAsia"/>
+        </w:rPr>
+        <w:t xml:space="preserve">步。训练集为</w:t>
       </w:r>
       <w:r>
         <w:t xml:space="preserve"> 96 </w:t>
@@ -52749,34 +52790,16 @@
         <w:rPr>
           <w:rFonts w:hint="eastAsia"/>
         </w:rPr>
-        <w:t xml:space="preserve">的胞元）上，将</w:t>
-      </w:r>
-      <w:r>
-        <w:t xml:space="preserve"> NICE </w:t>
-      </w:r>
-      <w:r>
-        <w:rPr>
-          <w:rFonts w:hint="eastAsia"/>
-        </w:rPr>
-        <w:t xml:space="preserve">的参数继续训练</w:t>
-      </w:r>
-      <w:r>
-        <w:t xml:space="preserve"> 8,000 </w:t>
-      </w:r>
-      <w:r>
-        <w:rPr>
-          <w:rFonts w:hint="eastAsia"/>
-        </w:rPr>
-        <w:t xml:space="preserve">个训练步，并按第</w:t>
-      </w:r>
-      <w:r>
-        <w:t xml:space="preserve"> 4.5 </w:t>
-      </w:r>
-      <w:r>
-        <w:rPr>
-          <w:rFonts w:hint="eastAsia"/>
-        </w:rPr>
-        <w:t xml:space="preserve">节将校正</w:t>
+        <w:t xml:space="preserve">的胞元），并按第</w:t>
+      </w:r>
+      <w:r>
+        <w:t xml:space="preserve"> 3.5 </w:t>
+      </w:r>
+      <w:r>
+        <w:rPr>
+          <w:rFonts w:hint="eastAsia"/>
+        </w:rPr>
+        <w:t xml:space="preserve">节将修正</w:t>
       </w:r>
       <w:r>
         <w:t xml:space="preserve"> 8 /</w:t>
@@ -52823,7 +52846,7 @@
         <w:rPr>
           <w:rFonts w:hint="eastAsia"/>
         </w:rPr>
-        <w:t xml:space="preserve">置于训练循环之内。其检查点仅在</w:t>
+        <w:t xml:space="preserve">置于训练循环之内。该变体的检查点仅在</w:t>
       </w:r>
       <w:r>
         <w:t xml:space="preserve"> P </w:t>
@@ -52868,7 +52891,7 @@
         <w:rPr>
           <w:rFonts w:hint="eastAsia"/>
         </w:rPr>
-        <w:t xml:space="preserve">ST01），因此十六个</w:t>
+        <w:t xml:space="preserve">ST01）。因此，十六个</w:t>
       </w:r>
       <w:r>
         <w:t xml:space="preserve"> gyroid </w:t>
@@ -52886,7 +52909,7 @@
         <w:rPr>
           <w:rFonts w:hint="eastAsia"/>
         </w:rPr>
-        <w:t xml:space="preserve">点阵既未参与其训练，也未参与其选择。两个变体在评估时均施加校正</w:t>
+        <w:t xml:space="preserve">点阵既未参与其训练，也未参与其选择。两个变体在评估时均施加修正</w:t>
       </w:r>
       <w:r>
         <w:t xml:space="preserve"> 8 /</w:t>
@@ -52940,7 +52963,7 @@
           <w:b/>
           <w:bCs/>
         </w:rPr>
-        <w:t xml:space="preserve">单胞元。</w:t>
+        <w:t xml:space="preserve">单个胞元。</w:t>
       </w:r>
       <w:r>
         <w:t xml:space="preserve"> </w:t>
@@ -52967,25 +52990,25 @@
         <w:rPr>
           <w:rFonts w:hint="eastAsia"/>
         </w:rPr>
-        <w:t xml:space="preserve">个验证方向（附录</w:t>
-      </w:r>
-      <w:r>
-        <w:t xml:space="preserve"> </w:t>
-      </w:r>
-      <w:r>
-        <w:rPr>
-          <w:rFonts w:hint="eastAsia"/>
-        </w:rPr>
-        <w:t xml:space="preserve">G.2）；式</w:t>
-      </w:r>
-      <w:r>
-        <w:t xml:space="preserve"> (5) </w:t>
-      </w:r>
-      <w:r>
-        <w:rPr>
-          <w:rFonts w:hint="eastAsia"/>
-        </w:rPr>
-        <w:t xml:space="preserve">的方向能量误差先在每个胞元的方向上平均，再按第</w:t>
+        <w:t xml:space="preserve">个验证测试位移（附录</w:t>
+      </w:r>
+      <w:r>
+        <w:t xml:space="preserve"> </w:t>
+      </w:r>
+      <w:r>
+        <w:rPr>
+          <w:rFonts w:hint="eastAsia"/>
+        </w:rPr>
+        <w:t xml:space="preserve">G.2）。式</w:t>
+      </w:r>
+      <w:r>
+        <w:t xml:space="preserve"> (7) </w:t>
+      </w:r>
+      <w:r>
+        <w:rPr>
+          <w:rFonts w:hint="eastAsia"/>
+        </w:rPr>
+        <w:t xml:space="preserve">的能量误差先在每个胞元的测试位移上平均，再按第</w:t>
       </w:r>
       <w:r>
         <w:t xml:space="preserve"> 5.1 </w:t>
@@ -53003,7 +53026,7 @@
         <w:rPr>
           <w:rFonts w:hint="eastAsia"/>
         </w:rPr>
-        <w:t xml:space="preserve">ST22）。零样本时，一致面力下的平均误差为</w:t>
+        <w:t xml:space="preserve">ST22）。零样本时，面力载荷下的平均误差为</w:t>
       </w:r>
       <w:r>
         <w:t xml:space="preserve"> </w:t>
@@ -53093,7 +53116,7 @@
         <w:rPr>
           <w:rFonts w:hint="eastAsia"/>
         </w:rPr>
-        <w:t xml:space="preserve">7。这种退化并不局限于少数胞元：在每个胞元中，各载荷与支撑类别下的误差都是其</w:t>
+        <w:t xml:space="preserve">7。误差增大并不局限于少数胞元。在每个胞元中，各载荷与支撑类别下的误差都是其</w:t>
       </w:r>
       <w:r>
         <w:t xml:space="preserve"> P </w:t>
@@ -53138,7 +53161,7 @@
         <w:rPr>
           <w:rFonts w:hint="eastAsia"/>
         </w:rPr>
-        <w:t xml:space="preserve">倍。在一致面力下，误差最大的三个</w:t>
+        <w:t xml:space="preserve">倍。在面力载荷下，误差最大的三个</w:t>
       </w:r>
       <w:r>
         <w:t xml:space="preserve"> gyroid </w:t>
@@ -53147,7 +53170,7 @@
         <w:rPr>
           <w:rFonts w:hint="eastAsia"/>
         </w:rPr>
-        <w:t xml:space="preserve">胞元正是十六个胞元中</w:t>
+        <w:t xml:space="preserve">胞元是十六个胞元中</w:t>
       </w:r>
       <w:r>
         <w:t xml:space="preserve"> NICE </w:t>
@@ -53183,7 +53206,7 @@
         <w:rPr>
           <w:rFonts w:hint="eastAsia"/>
         </w:rPr>
-        <w:t xml:space="preserve">2015）。校正与</w:t>
+        <w:t xml:space="preserve">2015）。修正与</w:t>
       </w:r>
       <w:r>
         <w:t xml:space="preserve"> P </w:t>
@@ -53192,7 +53215,7 @@
         <w:rPr>
           <w:rFonts w:hint="eastAsia"/>
         </w:rPr>
-        <w:t xml:space="preserve">胞元上的相同；不能迁移的是网络初始场的精度，它属于网络训练所用的胞元族。</w:t>
+        <w:t xml:space="preserve">胞元上的相同。网络预测的内部位移的精度不能迁移，因为它与网络训练所用的胞元族相关。</w:t>
       </w:r>
     </w:p>
     <w:p>
@@ -53221,7 +53244,7 @@
         <w:rPr>
           <w:rFonts w:hint="eastAsia"/>
         </w:rPr>
-        <w:t xml:space="preserve">倍，其中一致面力下由</w:t>
+        <w:t xml:space="preserve">倍。其中面力载荷下的均值由</w:t>
       </w:r>
       <w:r>
         <w:t xml:space="preserve"> 4.48% </w:t>
@@ -53257,7 +53280,7 @@
         <w:rPr>
           <w:rFonts w:hint="eastAsia"/>
         </w:rPr>
-        <w:t xml:space="preserve">2.67%；在施加的多项式位移和多尺度位移下分别降低</w:t>
+        <w:t xml:space="preserve">2.67%。在施加的多项式位移和多尺度位移下，均值分别降低</w:t>
       </w:r>
       <w:r>
         <w:t xml:space="preserve"> 1.6 </w:t>
@@ -53311,7 +53334,7 @@
         <w:rPr>
           <w:rFonts w:hint="eastAsia"/>
         </w:rPr>
-        <w:t xml:space="preserve">倍（一致面力下为</w:t>
+        <w:t xml:space="preserve">倍（面力载荷下为</w:t>
       </w:r>
       <w:r>
         <w:t xml:space="preserve"> 11 </w:t>
@@ -53329,7 +53352,7 @@
         <w:rPr>
           <w:rFonts w:hint="eastAsia"/>
         </w:rPr>
-        <w:t xml:space="preserve">的孪生胞元（fresh_val_2010）此时在节点力和一致面力下误差最大，分别为</w:t>
+        <w:t xml:space="preserve">的孪生胞元（fresh_val_2010）此时在集中节点载荷和面力载荷下误差最大，分别为</w:t>
       </w:r>
       <w:r>
         <w:t xml:space="preserve"> 4.36% </w:t>
@@ -53471,16 +53494,16 @@
           <w:b/>
           <w:bCs/>
         </w:rPr>
-        <w:t xml:space="preserve">胞元的方向能量误差（%）。</w:t>
-      </w:r>
-      <w:r>
-        <w:t xml:space="preserve"> </w:t>
-      </w:r>
-      <w:r>
-        <w:rPr>
-          <w:rFonts w:hint="eastAsia"/>
-        </w:rPr>
-        <w:t xml:space="preserve">几何等权平均值，括号内为最大的几何均值，恒等取向。gyroid</w:t>
+        <w:t xml:space="preserve">胞元的能量误差（%）。</w:t>
+      </w:r>
+      <w:r>
+        <w:t xml:space="preserve"> </w:t>
+      </w:r>
+      <w:r>
+        <w:rPr>
+          <w:rFonts w:hint="eastAsia"/>
+        </w:rPr>
+        <w:t xml:space="preserve">几何等权平均值，括号内为单个几何平均误差的最大值，恒等取向。gyroid</w:t>
       </w:r>
       <w:r>
         <w:t xml:space="preserve"> </w:t>
@@ -53690,7 +53713,7 @@
               <w:rPr>
                 <w:rFonts w:hint="eastAsia"/>
               </w:rPr>
-              <w:t xml:space="preserve">一致面力（force_c）</w:t>
+              <w:t xml:space="preserve">面力载荷（force_c）</w:t>
             </w:r>
           </w:p>
         </w:tc>
@@ -53809,7 +53832,7 @@
               <w:rPr>
                 <w:rFonts w:hint="eastAsia"/>
               </w:rPr>
-              <w:t xml:space="preserve">单面一致面力（face_c）</w:t>
+              <w:t xml:space="preserve">单面面力载荷（face_c）</w:t>
             </w:r>
           </w:p>
         </w:tc>
@@ -53928,7 +53951,7 @@
               <w:rPr>
                 <w:rFonts w:hint="eastAsia"/>
               </w:rPr>
-              <w:t xml:space="preserve">节点力（force）</w:t>
+              <w:t xml:space="preserve">集中节点载荷（force）</w:t>
             </w:r>
           </w:p>
         </w:tc>
@@ -54019,7 +54042,7 @@
               <w:rPr>
                 <w:rFonts w:hint="eastAsia"/>
               </w:rPr>
-              <w:t xml:space="preserve">单面节点力（face）</w:t>
+              <w:t xml:space="preserve">单面集中节点载荷（face）</w:t>
             </w:r>
           </w:p>
         </w:tc>
@@ -54611,7 +54634,7 @@
         <w:rPr>
           <w:rFonts w:hint="eastAsia"/>
         </w:rPr>
-        <w:t xml:space="preserve">没有刚度缩放弹簧支撑方向。</w:t>
+        <w:t xml:space="preserve">没有刚度缩放弹簧支撑测试位移。</w:t>
       </w:r>
     </w:p>
     <w:p>
@@ -54686,7 +54709,7 @@
         <w:rPr>
           <w:rFonts w:hint="eastAsia"/>
         </w:rPr>
-        <w:t xml:space="preserve">孪生点阵（八个胞元，其中四个被切割，所有胞元均为学习胞元；自由保留自由度</w:t>
+        <w:t xml:space="preserve">孪生点阵包含八个胞元，其中四个被切割，所有胞元均为学习胞元；未约束主自由度为</w:t>
       </w:r>
       <w:r>
         <w:t xml:space="preserve"> 160,629 </w:t>
@@ -54713,7 +54736,7 @@
         <w:rPr>
           <w:rFonts w:hint="eastAsia"/>
         </w:rPr>
-        <w:t xml:space="preserve">个）按第</w:t>
+        <w:t xml:space="preserve">个。该点阵按第</w:t>
       </w:r>
       <w:r>
         <w:t xml:space="preserve"> 5.8 </w:t>
@@ -54875,7 +54898,16 @@
         <w:rPr>
           <w:rFonts w:hint="eastAsia"/>
         </w:rPr>
-        <w:t xml:space="preserve">次；学习算子分别增加</w:t>
+        <w:t xml:space="preserve">次；在</w:t>
+      </w:r>
+      <w:r>
+        <w:t xml:space="preserve"> gyroid </w:t>
+      </w:r>
+      <w:r>
+        <w:rPr>
+          <w:rFonts w:hint="eastAsia"/>
+        </w:rPr>
+        <w:t xml:space="preserve">点阵上，学习算子使迭代次数分别增加</w:t>
       </w:r>
       <w:r>
         <w:t xml:space="preserve"> 20 </w:t>
@@ -54884,7 +54916,7 @@
         <w:rPr>
           <w:rFonts w:hint="eastAsia"/>
         </w:rPr>
-        <w:t xml:space="preserve">次和</w:t>
+        <w:t xml:space="preserve">次（零样本）和</w:t>
       </w:r>
       <w:r>
         <w:t xml:space="preserve"> 22 </w:t>
@@ -54893,7 +54925,7 @@
         <w:rPr>
           <w:rFonts w:hint="eastAsia"/>
         </w:rPr>
-        <w:t xml:space="preserve">次迭代。</w:t>
+        <w:t xml:space="preserve">次（继续训练）。</w:t>
       </w:r>
     </w:p>
     <w:p>
@@ -55659,7 +55691,7 @@
         <w:rPr>
           <w:rFonts w:hint="eastAsia"/>
         </w:rPr>
-        <w:t xml:space="preserve">构造原样迁移：能量形式、完整延拓的转置、校正和装配均未经修改地用于</w:t>
+        <w:t xml:space="preserve">构造本身未作改动即迁移至</w:t>
       </w:r>
       <w:r>
         <w:t xml:space="preserve"> gyroid </w:t>
@@ -55668,7 +55700,16 @@
         <w:rPr>
           <w:rFonts w:hint="eastAsia"/>
         </w:rPr>
-        <w:t xml:space="preserve">胞元，不依赖网络参数的性质对它们与对</w:t>
+        <w:t xml:space="preserve">胞元：能量形式、完整位移恢复算子的转置、修正和装配均未经修改地用于这些胞元。不依赖网络参数的性质对</w:t>
+      </w:r>
+      <w:r>
+        <w:t xml:space="preserve"> gyroid </w:t>
+      </w:r>
+      <w:r>
+        <w:rPr>
+          <w:rFonts w:hint="eastAsia"/>
+        </w:rPr>
+        <w:t xml:space="preserve">胞元与对</w:t>
       </w:r>
       <w:r>
         <w:t xml:space="preserve"> P </w:t>
@@ -55713,7 +55754,7 @@
         <w:rPr>
           <w:rFonts w:hint="eastAsia"/>
         </w:rPr>
-        <w:t xml:space="preserve">倍，原样的校正无法弥补这一差距。纳入十八个</w:t>
+        <w:t xml:space="preserve">倍，未作改动的修正无法弥补这一差距。纳入十八个</w:t>
       </w:r>
       <w:r>
         <w:t xml:space="preserve"> gyroid </w:t>
@@ -55758,7 +55799,70 @@
         <w:rPr>
           <w:rFonts w:hint="eastAsia"/>
         </w:rPr>
-        <w:t xml:space="preserve">倍，并使</w:t>
+        <w:t xml:space="preserve">倍。继续训练后，gyroid</w:t>
+      </w:r>
+      <w:r>
+        <w:t xml:space="preserve"> </w:t>
+      </w:r>
+      <w:r>
+        <w:rPr>
+          <w:rFonts w:hint="eastAsia"/>
+        </w:rPr>
+        <w:t xml:space="preserve">点阵在面载荷下的柔度误差降至</w:t>
+      </w:r>
+      <w:r>
+        <w:t xml:space="preserve"> </w:t>
+      </w:r>
+      <w:r>
+        <w:rPr>
+          <w:rFonts w:hint="eastAsia"/>
+        </w:rPr>
+        <w:t xml:space="preserve">0.23%，灵敏度误差降至</w:t>
+      </w:r>
+      <w:r>
+        <w:t xml:space="preserve"> </w:t>
+      </w:r>
+      <w:r>
+        <w:rPr>
+          <w:rFonts w:hint="eastAsia"/>
+        </w:rPr>
+        <w:t xml:space="preserve">1.84%；同时，继续训练网络在</w:t>
+      </w:r>
+      <w:r>
+        <w:t xml:space="preserve"> P </w:t>
+      </w:r>
+      <w:r>
+        <w:rPr>
+          <w:rFonts w:hint="eastAsia"/>
+        </w:rPr>
+        <w:t xml:space="preserve">验证胞元上的类别均值为</w:t>
+      </w:r>
+      <w:r>
+        <w:t xml:space="preserve"> NICE </w:t>
+      </w:r>
+      <w:r>
+        <w:rPr>
+          <w:rFonts w:hint="eastAsia"/>
+        </w:rPr>
+        <w:t xml:space="preserve">的</w:t>
+      </w:r>
+      <w:r>
+        <w:t xml:space="preserve"> 1.1 </w:t>
+      </w:r>
+      <w:r>
+        <w:rPr>
+          <w:rFonts w:hint="eastAsia"/>
+        </w:rPr>
+        <w:t xml:space="preserve">至</w:t>
+      </w:r>
+      <w:r>
+        <w:t xml:space="preserve"> 1.7 </w:t>
+      </w:r>
+      <w:r>
+        <w:rPr>
+          <w:rFonts w:hint="eastAsia"/>
+        </w:rPr>
+        <w:t xml:space="preserve">倍。更多</w:t>
       </w:r>
       <w:r>
         <w:t xml:space="preserve"> gyroid </w:t>
@@ -55767,25 +55871,7 @@
         <w:rPr>
           <w:rFonts w:hint="eastAsia"/>
         </w:rPr>
-        <w:t xml:space="preserve">点阵在面载荷下的柔度误差降至</w:t>
-      </w:r>
-      <w:r>
-        <w:t xml:space="preserve"> </w:t>
-      </w:r>
-      <w:r>
-        <w:rPr>
-          <w:rFonts w:hint="eastAsia"/>
-        </w:rPr>
-        <w:t xml:space="preserve">0.23%、灵敏度误差降至</w:t>
-      </w:r>
-      <w:r>
-        <w:t xml:space="preserve"> </w:t>
-      </w:r>
-      <w:r>
-        <w:rPr>
-          <w:rFonts w:hint="eastAsia"/>
-        </w:rPr>
-        <w:t xml:space="preserve">1.84%；与此同时，其在</w:t>
+        <w:t xml:space="preserve">数据和训练能否达到</w:t>
       </w:r>
       <w:r>
         <w:t xml:space="preserve"> P </w:t>
@@ -55794,51 +55880,6 @@
         <w:rPr>
           <w:rFonts w:hint="eastAsia"/>
         </w:rPr>
-        <w:t xml:space="preserve">验证胞元上的类别均值为</w:t>
-      </w:r>
-      <w:r>
-        <w:t xml:space="preserve"> NICE </w:t>
-      </w:r>
-      <w:r>
-        <w:rPr>
-          <w:rFonts w:hint="eastAsia"/>
-        </w:rPr>
-        <w:t xml:space="preserve">的</w:t>
-      </w:r>
-      <w:r>
-        <w:t xml:space="preserve"> 1.1 </w:t>
-      </w:r>
-      <w:r>
-        <w:rPr>
-          <w:rFonts w:hint="eastAsia"/>
-        </w:rPr>
-        <w:t xml:space="preserve">至</w:t>
-      </w:r>
-      <w:r>
-        <w:t xml:space="preserve"> 1.7 </w:t>
-      </w:r>
-      <w:r>
-        <w:rPr>
-          <w:rFonts w:hint="eastAsia"/>
-        </w:rPr>
-        <w:t xml:space="preserve">倍。更多</w:t>
-      </w:r>
-      <w:r>
-        <w:t xml:space="preserve"> gyroid </w:t>
-      </w:r>
-      <w:r>
-        <w:rPr>
-          <w:rFonts w:hint="eastAsia"/>
-        </w:rPr>
-        <w:t xml:space="preserve">数据和训练能否达到</w:t>
-      </w:r>
-      <w:r>
-        <w:t xml:space="preserve"> P </w:t>
-      </w:r>
-      <w:r>
-        <w:rPr>
-          <w:rFonts w:hint="eastAsia"/>
-        </w:rPr>
         <w:t xml:space="preserve">水平未作检验。因此，新的</w:t>
       </w:r>
       <w:r>
@@ -55857,7 +55898,7 @@
         <w:rPr>
           <w:rFonts w:hint="eastAsia"/>
         </w:rPr>
-        <w:t xml:space="preserve">节），但不需要新的构造。</w:t>
+        <w:t xml:space="preserve">节），构造本身则无需改变。</w:t>
       </w:r>
     </w:p>
     <w:p>
@@ -55912,7 +55953,7 @@
         <w:rPr>
           <w:rFonts w:hint="eastAsia"/>
         </w:rPr>
-        <w:t xml:space="preserve">孪生胞元、分层与角点参数）；gval_A3.json</w:t>
+        <w:t xml:space="preserve">孪生胞元、切割程度分组与角点参数）；gval_A3.json</w:t>
       </w:r>
       <w:r>
         <w:t xml:space="preserve"> </w:t>
@@ -55939,7 +55980,7 @@
         <w:rPr>
           <w:rFonts w:hint="eastAsia"/>
         </w:rPr>
-        <w:t xml:space="preserve">单胞元，NICE</w:t>
+        <w:t xml:space="preserve">单个胞元，NICE</w:t>
       </w:r>
       <w:r>
         <w:t xml:space="preserve"> </w:t>
@@ -56071,6 +56112,1449 @@
         <w:t xml:space="preserve">块体，NICE）。</w:t>
       </w:r>
     </w:p>
+    <w:p>
+      <w:pPr>
+        <w:pStyle w:val="Heading2"/>
+      </w:pPr>
+      <w:r>
+        <w:rPr>
+          <w:rFonts w:hint="eastAsia"/>
+        </w:rPr>
+        <w:t xml:space="preserve">补充说明</w:t>
+      </w:r>
+      <w:r>
+        <w:t xml:space="preserve"> S8. </w:t>
+      </w:r>
+      <w:r>
+        <w:rPr>
+          <w:rFonts w:hint="eastAsia"/>
+        </w:rPr>
+        <w:t xml:space="preserve">基础网络的其他继续训练变体</w:t>
+      </w:r>
+    </w:p>
+    <w:p>
+      <w:pPr>
+        <w:pStyle w:val="FirstParagraph"/>
+      </w:pPr>
+      <w:r>
+        <w:rPr>
+          <w:rFonts w:hint="eastAsia"/>
+        </w:rPr>
+        <w:t xml:space="preserve">除</w:t>
+      </w:r>
+      <w:r>
+        <w:t xml:space="preserve"> NICE </w:t>
+      </w:r>
+      <w:r>
+        <w:rPr>
+          <w:rFonts w:hint="eastAsia"/>
+        </w:rPr>
+        <w:t xml:space="preserve">外，另有两个网络以基础网络为初值继续训练</w:t>
+      </w:r>
+      <w:r>
+        <w:t xml:space="preserve"> 15,000 </w:t>
+      </w:r>
+      <w:r>
+        <w:rPr>
+          <w:rFonts w:hint="eastAsia"/>
+        </w:rPr>
+        <w:t xml:space="preserve">步。平滑训练变体在每个训练步中施加八步光滑，不进行粗网格校正。未修正延续在训练中不施加修正。表</w:t>
+      </w:r>
+      <w:r>
+        <w:t xml:space="preserve"> ST24 </w:t>
+      </w:r>
+      <w:r>
+        <w:rPr>
+          <w:rFonts w:hint="eastAsia"/>
+        </w:rPr>
+        <w:t xml:space="preserve">按正文表</w:t>
+      </w:r>
+      <w:r>
+        <w:t xml:space="preserve"> 2 </w:t>
+      </w:r>
+      <w:r>
+        <w:rPr>
+          <w:rFonts w:hint="eastAsia"/>
+        </w:rPr>
+        <w:t xml:space="preserve">的格式列出二者的训练与评估设置。</w:t>
+      </w:r>
+    </w:p>
+    <w:p>
+      <w:pPr>
+        <w:pStyle w:val="BodyText"/>
+      </w:pPr>
+      <w:r>
+        <w:rPr>
+          <w:rFonts w:hint="eastAsia"/>
+          <w:b/>
+          <w:bCs/>
+        </w:rPr>
+        <w:t xml:space="preserve">表</w:t>
+      </w:r>
+      <w:r>
+        <w:rPr>
+          <w:b/>
+          <w:bCs/>
+        </w:rPr>
+        <w:t xml:space="preserve"> ST24. </w:t>
+      </w:r>
+      <w:r>
+        <w:rPr>
+          <w:rFonts w:hint="eastAsia"/>
+          <w:b/>
+          <w:bCs/>
+        </w:rPr>
+        <w:t xml:space="preserve">两个其他继续训练变体的训练与评估设置。</w:t>
+      </w:r>
+      <w:r>
+        <w:t xml:space="preserve"> </w:t>
+      </w:r>
+      <w:r>
+        <w:rPr>
+          <w:rFonts w:hint="eastAsia"/>
+        </w:rPr>
+        <w:t xml:space="preserve">各列与正文表</w:t>
+      </w:r>
+      <w:r>
+        <w:t xml:space="preserve"> 2 </w:t>
+      </w:r>
+      <w:r>
+        <w:rPr>
+          <w:rFonts w:hint="eastAsia"/>
+        </w:rPr>
+        <w:t xml:space="preserve">相同。</w:t>
+      </w:r>
+    </w:p>
+    <w:tbl>
+      <w:tblPr>
+        <w:tblStyle w:val="Table"/>
+        <w:tblW w:type="auto" w:w="0"/>
+        <w:tblLook w:firstRow="1" w:lastRow="0" w:firstColumn="0" w:lastColumn="0" w:noHBand="0" w:noVBand="0" w:val="0020"/>
+      </w:tblPr>
+      <w:tblGrid>
+        <w:gridCol w:w="1584"/>
+        <w:gridCol w:w="1584"/>
+        <w:gridCol w:w="1584"/>
+        <w:gridCol w:w="1584"/>
+        <w:gridCol w:w="1584"/>
+      </w:tblGrid>
+      <w:tr>
+        <w:trPr>
+          <w:tblHeader w:val="on"/>
+        </w:trPr>
+        <w:tc>
+          <w:tcPr/>
+          <w:p>
+            <w:pPr>
+              <w:pStyle w:val="Compact"/>
+            </w:pPr>
+            <w:r>
+              <w:rPr>
+                <w:rFonts w:hint="eastAsia"/>
+              </w:rPr>
+              <w:t xml:space="preserve">变体</w:t>
+            </w:r>
+          </w:p>
+        </w:tc>
+        <w:tc>
+          <w:tcPr/>
+          <w:p>
+            <w:pPr>
+              <w:pStyle w:val="Compact"/>
+            </w:pPr>
+            <w:r>
+              <w:rPr>
+                <w:rFonts w:hint="eastAsia"/>
+              </w:rPr>
+              <w:t xml:space="preserve">网络参数</w:t>
+            </w:r>
+          </w:p>
+        </w:tc>
+        <w:tc>
+          <w:tcPr/>
+          <w:p>
+            <w:pPr>
+              <w:pStyle w:val="Compact"/>
+              <w:jc w:val="right"/>
+            </w:pPr>
+            <w:r>
+              <w:rPr>
+                <w:rFonts w:hint="eastAsia"/>
+              </w:rPr>
+              <w:t xml:space="preserve">训练集（几何数）</w:t>
+            </w:r>
+          </w:p>
+        </w:tc>
+        <w:tc>
+          <w:tcPr/>
+          <w:p>
+            <w:pPr>
+              <w:pStyle w:val="Compact"/>
+            </w:pPr>
+            <w:r>
+              <w:rPr>
+                <w:rFonts w:hint="eastAsia"/>
+              </w:rPr>
+              <w:t xml:space="preserve">训练中的修正</w:t>
+            </w:r>
+          </w:p>
+        </w:tc>
+        <w:tc>
+          <w:tcPr/>
+          <w:p>
+            <w:pPr>
+              <w:pStyle w:val="Compact"/>
+            </w:pPr>
+            <w:r>
+              <w:rPr>
+                <w:rFonts w:hint="eastAsia"/>
+              </w:rPr>
+              <w:t xml:space="preserve">评估时的修正</w:t>
+            </w:r>
+          </w:p>
+        </w:tc>
+      </w:tr>
+      <w:tr>
+        <w:tc>
+          <w:tcPr/>
+          <w:p>
+            <w:pPr>
+              <w:pStyle w:val="Compact"/>
+            </w:pPr>
+            <w:r>
+              <w:rPr>
+                <w:rFonts w:hint="eastAsia"/>
+              </w:rPr>
+              <w:t xml:space="preserve">平滑训练</w:t>
+            </w:r>
+          </w:p>
+        </w:tc>
+        <w:tc>
+          <w:tcPr/>
+          <w:p>
+            <w:pPr>
+              <w:pStyle w:val="Compact"/>
+            </w:pPr>
+            <w:r>
+              <w:rPr>
+                <w:rFonts w:hint="eastAsia"/>
+              </w:rPr>
+              <w:t xml:space="preserve">基础网络继续训练</w:t>
+            </w:r>
+            <w:r>
+              <w:t xml:space="preserve"> 15,000 </w:t>
+            </w:r>
+            <w:r>
+              <w:rPr>
+                <w:rFonts w:hint="eastAsia"/>
+              </w:rPr>
+              <w:t xml:space="preserve">步</w:t>
+            </w:r>
+          </w:p>
+        </w:tc>
+        <w:tc>
+          <w:tcPr/>
+          <w:p>
+            <w:pPr>
+              <w:pStyle w:val="Compact"/>
+              <w:jc w:val="right"/>
+            </w:pPr>
+            <w:r>
+              <w:t xml:space="preserve">591</w:t>
+            </w:r>
+          </w:p>
+        </w:tc>
+        <w:tc>
+          <w:tcPr/>
+          <w:p>
+            <w:pPr>
+              <w:pStyle w:val="Compact"/>
+            </w:pPr>
+            <w:r>
+              <w:t xml:space="preserve">8 </w:t>
+            </w:r>
+            <w:r>
+              <w:rPr>
+                <w:rFonts w:hint="eastAsia"/>
+              </w:rPr>
+              <w:t xml:space="preserve">步光滑</w:t>
+            </w:r>
+          </w:p>
+        </w:tc>
+        <w:tc>
+          <w:tcPr/>
+          <w:p>
+            <w:pPr>
+              <w:pStyle w:val="Compact"/>
+            </w:pPr>
+            <w:r>
+              <w:t xml:space="preserve">8 </w:t>
+            </w:r>
+            <w:r>
+              <w:rPr>
+                <w:rFonts w:hint="eastAsia"/>
+              </w:rPr>
+              <w:t xml:space="preserve">步光滑</w:t>
+            </w:r>
+          </w:p>
+        </w:tc>
+      </w:tr>
+      <w:tr>
+        <w:tc>
+          <w:tcPr/>
+          <w:p>
+            <w:pPr>
+              <w:pStyle w:val="Compact"/>
+            </w:pPr>
+            <w:r>
+              <w:rPr>
+                <w:rFonts w:hint="eastAsia"/>
+              </w:rPr>
+              <w:t xml:space="preserve">未修正延续</w:t>
+            </w:r>
+          </w:p>
+        </w:tc>
+        <w:tc>
+          <w:tcPr/>
+          <w:p>
+            <w:pPr>
+              <w:pStyle w:val="Compact"/>
+            </w:pPr>
+            <w:r>
+              <w:rPr>
+                <w:rFonts w:hint="eastAsia"/>
+              </w:rPr>
+              <w:t xml:space="preserve">基础网络继续训练</w:t>
+            </w:r>
+            <w:r>
+              <w:t xml:space="preserve"> 15,000 </w:t>
+            </w:r>
+            <w:r>
+              <w:rPr>
+                <w:rFonts w:hint="eastAsia"/>
+              </w:rPr>
+              <w:t xml:space="preserve">步</w:t>
+            </w:r>
+          </w:p>
+        </w:tc>
+        <w:tc>
+          <w:tcPr/>
+          <w:p>
+            <w:pPr>
+              <w:pStyle w:val="Compact"/>
+              <w:jc w:val="right"/>
+            </w:pPr>
+            <w:r>
+              <w:t xml:space="preserve">591</w:t>
+            </w:r>
+          </w:p>
+        </w:tc>
+        <w:tc>
+          <w:tcPr/>
+          <w:p>
+            <w:pPr>
+              <w:pStyle w:val="Compact"/>
+            </w:pPr>
+            <w:r>
+              <w:rPr>
+                <w:rFonts w:hint="eastAsia"/>
+              </w:rPr>
+              <w:t xml:space="preserve">无</w:t>
+            </w:r>
+          </w:p>
+        </w:tc>
+        <w:tc>
+          <w:tcPr/>
+          <w:p>
+            <w:pPr>
+              <w:pStyle w:val="Compact"/>
+            </w:pPr>
+            <w:r>
+              <w:rPr>
+                <w:rFonts w:hint="eastAsia"/>
+              </w:rPr>
+              <w:t xml:space="preserve">无</w:t>
+            </w:r>
+          </w:p>
+        </w:tc>
+      </w:tr>
+    </w:tbl>
+    <w:p>
+      <w:pPr>
+        <w:pStyle w:val="BodyText"/>
+      </w:pPr>
+      <w:r>
+        <w:rPr>
+          <w:rFonts w:hint="eastAsia"/>
+        </w:rPr>
+        <w:t xml:space="preserve">两个变体均采用第</w:t>
+      </w:r>
+      <w:r>
+        <w:t xml:space="preserve"> 3 </w:t>
+      </w:r>
+      <w:r>
+        <w:rPr>
+          <w:rFonts w:hint="eastAsia"/>
+        </w:rPr>
+        <w:t xml:space="preserve">节的网络结构，可训练参数约</w:t>
+      </w:r>
+      <w:r>
+        <w:t xml:space="preserve"> </w:t>
+      </w:r>
+      <m:oMath>
+        <m:r>
+          <m:t>6</m:t>
+        </m:r>
+        <m:r>
+          <m:rPr>
+            <m:sty m:val="p"/>
+          </m:rPr>
+          <m:t>×</m:t>
+        </m:r>
+        <m:sSup>
+          <m:e>
+            <m:r>
+              <m:t>10</m:t>
+            </m:r>
+          </m:e>
+          <m:sup>
+            <m:r>
+              <m:t>5</m:t>
+            </m:r>
+          </m:sup>
+        </m:sSup>
+      </m:oMath>
+      <w:r>
+        <w:t xml:space="preserve"> </w:t>
+      </w:r>
+      <w:r>
+        <w:rPr>
+          <w:rFonts w:hint="eastAsia"/>
+        </w:rPr>
+        <w:t xml:space="preserve">个（表</w:t>
+      </w:r>
+      <w:r>
+        <w:t xml:space="preserve"> </w:t>
+      </w:r>
+      <w:r>
+        <w:rPr>
+          <w:rFonts w:hint="eastAsia"/>
+        </w:rPr>
+        <w:t xml:space="preserve">ST15）。NICE、平滑训练变体和未修正延续这三个继续训练变体取自同一个含</w:t>
+      </w:r>
+      <w:r>
+        <w:t xml:space="preserve"> 591 </w:t>
+      </w:r>
+      <w:r>
+        <w:rPr>
+          <w:rFonts w:hint="eastAsia"/>
+        </w:rPr>
+        <w:t xml:space="preserve">个几何的集合。该集合包含基础网络</w:t>
+      </w:r>
+      <w:r>
+        <w:t xml:space="preserve"> 305 </w:t>
+      </w:r>
+      <w:r>
+        <w:rPr>
+          <w:rFonts w:hint="eastAsia"/>
+        </w:rPr>
+        <w:t xml:space="preserve">个训练几何中的</w:t>
+      </w:r>
+      <w:r>
+        <w:t xml:space="preserve"> 304 </w:t>
+      </w:r>
+      <w:r>
+        <w:rPr>
+          <w:rFonts w:hint="eastAsia"/>
+        </w:rPr>
+        <w:t xml:space="preserve">个。三者按相同顺序使用相同的几何，在</w:t>
+      </w:r>
+      <w:r>
+        <w:t xml:space="preserve"> 15,000 </w:t>
+      </w:r>
+      <w:r>
+        <w:rPr>
+          <w:rFonts w:hint="eastAsia"/>
+        </w:rPr>
+        <w:t xml:space="preserve">个训练步中至多用到这</w:t>
+      </w:r>
+      <w:r>
+        <w:t xml:space="preserve"> 591 </w:t>
+      </w:r>
+      <w:r>
+        <w:rPr>
+          <w:rFonts w:hint="eastAsia"/>
+        </w:rPr>
+        <w:t xml:space="preserve">个几何中的</w:t>
+      </w:r>
+      <w:r>
+        <w:t xml:space="preserve"> 153 </w:t>
+      </w:r>
+      <w:r>
+        <w:rPr>
+          <w:rFonts w:hint="eastAsia"/>
+        </w:rPr>
+        <w:t xml:space="preserve">个（表</w:t>
+      </w:r>
+      <w:r>
+        <w:t xml:space="preserve"> </w:t>
+      </w:r>
+      <w:r>
+        <w:rPr>
+          <w:rFonts w:hint="eastAsia"/>
+        </w:rPr>
+        <w:t xml:space="preserve">ST01）。</w:t>
+      </w:r>
+    </w:p>
+    <w:p>
+      <w:pPr>
+        <w:pStyle w:val="Heading3"/>
+      </w:pPr>
+      <w:r>
+        <w:t xml:space="preserve">S8.1. </w:t>
+      </w:r>
+      <w:r>
+        <w:rPr>
+          <w:rFonts w:hint="eastAsia"/>
+        </w:rPr>
+        <w:t xml:space="preserve">单个胞元</w:t>
+      </w:r>
+    </w:p>
+    <w:p>
+      <w:pPr>
+        <w:pStyle w:val="FirstParagraph"/>
+      </w:pPr>
+      <w:r>
+        <w:rPr>
+          <w:rFonts w:hint="eastAsia"/>
+        </w:rPr>
+        <w:t xml:space="preserve">在面力载荷下，未修正延续各切割程度分组的均值为</w:t>
+      </w:r>
+      <w:r>
+        <w:t xml:space="preserve"> NICE </w:t>
+      </w:r>
+      <w:r>
+        <w:rPr>
+          <w:rFonts w:hint="eastAsia"/>
+        </w:rPr>
+        <w:t xml:space="preserve">的</w:t>
+      </w:r>
+      <w:r>
+        <w:t xml:space="preserve"> 64 </w:t>
+      </w:r>
+      <w:r>
+        <w:rPr>
+          <w:rFonts w:hint="eastAsia"/>
+        </w:rPr>
+        <w:t xml:space="preserve">至</w:t>
+      </w:r>
+      <w:r>
+        <w:t xml:space="preserve"> 102 </w:t>
+      </w:r>
+      <w:r>
+        <w:rPr>
+          <w:rFonts w:hint="eastAsia"/>
+        </w:rPr>
+        <w:t xml:space="preserve">倍。未修正延续的分组均值由未切割胞元的</w:t>
+      </w:r>
+      <w:r>
+        <w:t xml:space="preserve"> 1.03% </w:t>
+      </w:r>
+      <w:r>
+        <w:rPr>
+          <w:rFonts w:hint="eastAsia"/>
+        </w:rPr>
+        <w:t xml:space="preserve">增至重度切割胞元的</w:t>
+      </w:r>
+      <w:r>
+        <w:t xml:space="preserve"> </w:t>
+      </w:r>
+      <w:r>
+        <w:rPr>
+          <w:rFonts w:hint="eastAsia"/>
+        </w:rPr>
+        <w:t xml:space="preserve">11.2%（表</w:t>
+      </w:r>
+      <w:r>
+        <w:t xml:space="preserve"> </w:t>
+      </w:r>
+      <w:r>
+        <w:rPr>
+          <w:rFonts w:hint="eastAsia"/>
+        </w:rPr>
+        <w:t xml:space="preserve">ST03b）。在全部</w:t>
+      </w:r>
+      <w:r>
+        <w:t xml:space="preserve"> 80 </w:t>
+      </w:r>
+      <w:r>
+        <w:rPr>
+          <w:rFonts w:hint="eastAsia"/>
+        </w:rPr>
+        <w:t xml:space="preserve">个几何上，未修正延续在面力载荷下的平均能量误差为</w:t>
+      </w:r>
+      <w:r>
+        <w:t xml:space="preserve"> </w:t>
+      </w:r>
+      <w:r>
+        <w:rPr>
+          <w:rFonts w:hint="eastAsia"/>
+        </w:rPr>
+        <w:t xml:space="preserve">6.33%，单个几何平均误差的最大值为</w:t>
+      </w:r>
+      <w:r>
+        <w:t xml:space="preserve"> </w:t>
+      </w:r>
+      <w:r>
+        <w:rPr>
+          <w:rFonts w:hint="eastAsia"/>
+        </w:rPr>
+        <w:t xml:space="preserve">42%。因此，不加修正地继续训练基础网络，仅使其平均误差由</w:t>
+      </w:r>
+      <w:r>
+        <w:t xml:space="preserve"> 6.89% </w:t>
+      </w:r>
+      <w:r>
+        <w:rPr>
+          <w:rFonts w:hint="eastAsia"/>
+        </w:rPr>
+        <w:t xml:space="preserve">变为</w:t>
+      </w:r>
+      <w:r>
+        <w:t xml:space="preserve"> </w:t>
+      </w:r>
+      <w:r>
+        <w:rPr>
+          <w:rFonts w:hint="eastAsia"/>
+        </w:rPr>
+        <w:t xml:space="preserve">6.33%。平滑训练变体的平均误差为</w:t>
+      </w:r>
+      <w:r>
+        <w:t xml:space="preserve"> </w:t>
+      </w:r>
+      <w:r>
+        <w:rPr>
+          <w:rFonts w:hint="eastAsia"/>
+        </w:rPr>
+        <w:t xml:space="preserve">1.28%，单个几何平均误差的最大值为</w:t>
+      </w:r>
+      <w:r>
+        <w:t xml:space="preserve"> </w:t>
+      </w:r>
+      <w:r>
+        <w:rPr>
+          <w:rFonts w:hint="eastAsia"/>
+        </w:rPr>
+        <w:t xml:space="preserve">7.8%（表</w:t>
+      </w:r>
+      <w:r>
+        <w:t xml:space="preserve"> </w:t>
+      </w:r>
+      <w:r>
+        <w:rPr>
+          <w:rFonts w:hint="eastAsia"/>
+        </w:rPr>
+        <w:t xml:space="preserve">ST03）。</w:t>
+      </w:r>
+    </w:p>
+    <w:p>
+      <w:pPr>
+        <w:pStyle w:val="Heading3"/>
+      </w:pPr>
+      <w:r>
+        <w:t xml:space="preserve">S8.2. </w:t>
+      </w:r>
+      <w:r>
+        <w:rPr>
+          <w:rFonts w:hint="eastAsia"/>
+        </w:rPr>
+        <w:t xml:space="preserve">两胞元装配</w:t>
+      </w:r>
+    </w:p>
+    <w:p>
+      <w:pPr>
+        <w:pStyle w:val="FirstParagraph"/>
+      </w:pPr>
+      <w:r>
+        <w:rPr>
+          <w:rFonts w:hint="eastAsia"/>
+        </w:rPr>
+        <w:t xml:space="preserve">第</w:t>
+      </w:r>
+      <w:r>
+        <w:t xml:space="preserve"> 5.6 </w:t>
+      </w:r>
+      <w:r>
+        <w:rPr>
+          <w:rFonts w:hint="eastAsia"/>
+        </w:rPr>
+        <w:t xml:space="preserve">节的两胞元装配同样评估了这两种继续训练变体。构型、载荷和误差度量均与第</w:t>
+      </w:r>
+      <w:r>
+        <w:t xml:space="preserve"> 5.6 </w:t>
+      </w:r>
+      <w:r>
+        <w:rPr>
+          <w:rFonts w:hint="eastAsia"/>
+        </w:rPr>
+        <w:t xml:space="preserve">节相同。各变体在所评估构型上的最大误差见表</w:t>
+      </w:r>
+      <w:r>
+        <w:t xml:space="preserve"> ST08 </w:t>
+      </w:r>
+      <w:r>
+        <w:rPr>
+          <w:rFonts w:hint="eastAsia"/>
+        </w:rPr>
+        <w:t xml:space="preserve">和表</w:t>
+      </w:r>
+      <w:r>
+        <w:t xml:space="preserve"> ST09。</w:t>
+      </w:r>
+    </w:p>
+    <w:p>
+      <w:pPr>
+        <w:pStyle w:val="BodyText"/>
+      </w:pPr>
+      <w:r>
+        <w:rPr>
+          <w:rFonts w:hint="eastAsia"/>
+        </w:rPr>
+        <w:t xml:space="preserve">未修正延续在十一种构型中经过评估，其中四种构型的灵敏度误差超过</w:t>
+      </w:r>
+      <w:r>
+        <w:t xml:space="preserve"> 3% </w:t>
+      </w:r>
+      <w:r>
+        <w:rPr>
+          <w:rFonts w:hint="eastAsia"/>
+        </w:rPr>
+        <w:t xml:space="preserve">线，最高为</w:t>
+      </w:r>
+      <w:r>
+        <w:t xml:space="preserve"> </w:t>
+      </w:r>
+      <w:r>
+        <w:rPr>
+          <w:rFonts w:hint="eastAsia"/>
+        </w:rPr>
+        <w:t xml:space="preserve">11.4%（表</w:t>
+      </w:r>
+      <w:r>
+        <w:t xml:space="preserve"> </w:t>
+      </w:r>
+      <w:r>
+        <w:rPr>
+          <w:rFonts w:hint="eastAsia"/>
+        </w:rPr>
+        <w:t xml:space="preserve">ST08）。在</w:t>
+      </w:r>
+      <w:r>
+        <w:t xml:space="preserve"> M1 </w:t>
+      </w:r>
+      <w:r>
+        <w:rPr>
+          <w:rFonts w:hint="eastAsia"/>
+        </w:rPr>
+        <w:t xml:space="preserve">上，未修正延续的柔度误差也超过</w:t>
+      </w:r>
+      <w:r>
+        <w:t xml:space="preserve"> 3% </w:t>
+      </w:r>
+      <w:r>
+        <w:rPr>
+          <w:rFonts w:hint="eastAsia"/>
+        </w:rPr>
+        <w:t xml:space="preserve">线，最高为</w:t>
+      </w:r>
+      <w:r>
+        <w:t xml:space="preserve"> </w:t>
+      </w:r>
+      <w:r>
+        <w:rPr>
+          <w:rFonts w:hint="eastAsia"/>
+        </w:rPr>
+        <w:t xml:space="preserve">4.1%。平滑训练变体降低了这些误差，但在同样的四种构型中，灵敏度误差仍超过</w:t>
+      </w:r>
+      <w:r>
+        <w:t xml:space="preserve"> 3% </w:t>
+      </w:r>
+      <w:r>
+        <w:rPr>
+          <w:rFonts w:hint="eastAsia"/>
+        </w:rPr>
+        <w:t xml:space="preserve">线，为</w:t>
+      </w:r>
+      <w:r>
+        <w:t xml:space="preserve"> </w:t>
+      </w:r>
+      <w:r>
+        <w:rPr>
+          <w:rFonts w:hint="eastAsia"/>
+        </w:rPr>
+        <w:t xml:space="preserve">3.15–4.43%。不含粗网格校正的光滑会留下第</w:t>
+      </w:r>
+      <w:r>
+        <w:t xml:space="preserve"> 5.4 </w:t>
+      </w:r>
+      <w:r>
+        <w:rPr>
+          <w:rFonts w:hint="eastAsia"/>
+        </w:rPr>
+        <w:t xml:space="preserve">节所述衰减缓慢的低阶模态误差。这与</w:t>
+      </w:r>
+      <w:r>
+        <w:t xml:space="preserve"> U1 </w:t>
+      </w:r>
+      <w:r>
+        <w:rPr>
+          <w:rFonts w:hint="eastAsia"/>
+        </w:rPr>
+        <w:t xml:space="preserve">和</w:t>
+      </w:r>
+      <w:r>
+        <w:t xml:space="preserve"> M1 </w:t>
+      </w:r>
+      <w:r>
+        <w:rPr>
+          <w:rFonts w:hint="eastAsia"/>
+        </w:rPr>
+        <w:t xml:space="preserve">中残留的灵敏度误差相一致。基础网络加修正低于两条</w:t>
+      </w:r>
+      <w:r>
+        <w:t xml:space="preserve"> 3% </w:t>
+      </w:r>
+      <w:r>
+        <w:rPr>
+          <w:rFonts w:hint="eastAsia"/>
+        </w:rPr>
+        <w:t xml:space="preserve">线，最大灵敏度误差为</w:t>
+      </w:r>
+      <w:r>
+        <w:t xml:space="preserve"> </w:t>
+      </w:r>
+      <w:r>
+        <w:rPr>
+          <w:rFonts w:hint="eastAsia"/>
+        </w:rPr>
+        <w:t xml:space="preserve">0.95%，出现在</w:t>
+      </w:r>
+      <w:r>
+        <w:t xml:space="preserve"> </w:t>
+      </w:r>
+      <w:r>
+        <w:rPr>
+          <w:rFonts w:hint="eastAsia"/>
+        </w:rPr>
+        <w:t xml:space="preserve">U1/x。因此，修正使装配响应降至</w:t>
+      </w:r>
+      <w:r>
+        <w:t xml:space="preserve"> 3% </w:t>
+      </w:r>
+      <w:r>
+        <w:rPr>
+          <w:rFonts w:hint="eastAsia"/>
+        </w:rPr>
+        <w:t xml:space="preserve">线以下。</w:t>
+      </w:r>
+    </w:p>
+    <w:p>
+      <w:pPr>
+        <w:pStyle w:val="BodyText"/>
+      </w:pPr>
+      <w:r>
+        <w:rPr>
+          <w:rFonts w:hint="eastAsia"/>
+        </w:rPr>
+        <w:t xml:space="preserve">在被测胞元切割面上的面力载荷作用下，未修正延续在其七种构型中有四种超过</w:t>
+      </w:r>
+      <w:r>
+        <w:t xml:space="preserve"> 3% </w:t>
+      </w:r>
+      <w:r>
+        <w:rPr>
+          <w:rFonts w:hint="eastAsia"/>
+        </w:rPr>
+        <w:t xml:space="preserve">线，灵敏度误差最高为</w:t>
+      </w:r>
+      <w:r>
+        <w:t xml:space="preserve"> </w:t>
+      </w:r>
+      <w:r>
+        <w:rPr>
+          <w:rFonts w:hint="eastAsia"/>
+        </w:rPr>
+        <w:t xml:space="preserve">14.1%（表</w:t>
+      </w:r>
+      <w:r>
+        <w:t xml:space="preserve"> </w:t>
+      </w:r>
+      <w:r>
+        <w:rPr>
+          <w:rFonts w:hint="eastAsia"/>
+        </w:rPr>
+        <w:t xml:space="preserve">ST09）。在相同载荷下，NICE</w:t>
+      </w:r>
+      <w:r>
+        <w:t xml:space="preserve"> </w:t>
+      </w:r>
+      <w:r>
+        <w:rPr>
+          <w:rFonts w:hint="eastAsia"/>
+        </w:rPr>
+        <w:t xml:space="preserve">的柔度误差至多为</w:t>
+      </w:r>
+      <w:r>
+        <w:t xml:space="preserve"> </w:t>
+      </w:r>
+      <w:r>
+        <w:rPr>
+          <w:rFonts w:hint="eastAsia"/>
+        </w:rPr>
+        <w:t xml:space="preserve">0.10%，灵敏度误差至多为</w:t>
+      </w:r>
+      <w:r>
+        <w:t xml:space="preserve"> 0.16%。</w:t>
+      </w:r>
+    </w:p>
+    <w:p>
+      <w:pPr>
+        <w:pStyle w:val="BodyText"/>
+      </w:pPr>
+      <w:r>
+        <w:rPr>
+          <w:rFonts w:hint="eastAsia"/>
+        </w:rPr>
+        <w:t xml:space="preserve">若不施加完整的修正，柔度准确并不保证局部灵敏度准确（表</w:t>
+      </w:r>
+      <w:r>
+        <w:t xml:space="preserve"> </w:t>
+      </w:r>
+      <w:r>
+        <w:rPr>
+          <w:rFonts w:hint="eastAsia"/>
+        </w:rPr>
+        <w:t xml:space="preserve">ST25）。在</w:t>
+      </w:r>
+      <w:r>
+        <w:t xml:space="preserve"> U1/x </w:t>
+      </w:r>
+      <w:r>
+        <w:rPr>
+          <w:rFonts w:hint="eastAsia"/>
+        </w:rPr>
+        <w:t xml:space="preserve">相邻胞元表面的</w:t>
+      </w:r>
+      <w:r>
+        <w:t xml:space="preserve"> z </w:t>
+      </w:r>
+      <w:r>
+        <w:rPr>
+          <w:rFonts w:hint="eastAsia"/>
+        </w:rPr>
+        <w:t xml:space="preserve">向面力载荷下，平滑训练变体的柔度误差为</w:t>
+      </w:r>
+      <w:r>
+        <w:t xml:space="preserve"> </w:t>
+      </w:r>
+      <w:r>
+        <w:rPr>
+          <w:rFonts w:hint="eastAsia"/>
+        </w:rPr>
+        <w:t xml:space="preserve">0.00109%，而被测胞元的灵敏度误差为</w:t>
+      </w:r>
+      <w:r>
+        <w:t xml:space="preserve"> </w:t>
+      </w:r>
+      <w:r>
+        <w:rPr>
+          <w:rFonts w:hint="eastAsia"/>
+        </w:rPr>
+        <w:t xml:space="preserve">3.15%。在该载荷下，被测胞元承担装配结构精确应变能的</w:t>
+      </w:r>
+      <w:r>
+        <w:t xml:space="preserve"> 0.13%。NICE </w:t>
+      </w:r>
+      <w:r>
+        <w:rPr>
+          <w:rFonts w:hint="eastAsia"/>
+        </w:rPr>
+        <w:t xml:space="preserve">使两项误差均有所降低，该载荷下被测胞元的灵敏度误差为</w:t>
+      </w:r>
+      <w:r>
+        <w:t xml:space="preserve"> </w:t>
+      </w:r>
+      <w:r>
+        <w:rPr>
+          <w:rFonts w:hint="eastAsia"/>
+        </w:rPr>
+        <w:t xml:space="preserve">0.598%。在</w:t>
+      </w:r>
+      <w:r>
+        <w:t xml:space="preserve"> M1/x </w:t>
+      </w:r>
+      <w:r>
+        <w:rPr>
+          <w:rFonts w:hint="eastAsia"/>
+        </w:rPr>
+        <w:t xml:space="preserve">被测胞元表面的</w:t>
+      </w:r>
+      <w:r>
+        <w:t xml:space="preserve"> y </w:t>
+      </w:r>
+      <w:r>
+        <w:rPr>
+          <w:rFonts w:hint="eastAsia"/>
+        </w:rPr>
+        <w:t xml:space="preserve">向面力载荷下，NICE</w:t>
+      </w:r>
+      <w:r>
+        <w:t xml:space="preserve"> </w:t>
+      </w:r>
+      <w:r>
+        <w:rPr>
+          <w:rFonts w:hint="eastAsia"/>
+        </w:rPr>
+        <w:t xml:space="preserve">的柔度误差和灵敏度误差分别为</w:t>
+      </w:r>
+      <w:r>
+        <w:t xml:space="preserve"> 0.0481% </w:t>
+      </w:r>
+      <w:r>
+        <w:rPr>
+          <w:rFonts w:hint="eastAsia"/>
+        </w:rPr>
+        <w:t xml:space="preserve">和</w:t>
+      </w:r>
+      <w:r>
+        <w:t xml:space="preserve"> </w:t>
+      </w:r>
+      <w:r>
+        <w:rPr>
+          <w:rFonts w:hint="eastAsia"/>
+        </w:rPr>
+        <w:t xml:space="preserve">0.145%。在同一载荷下，未修正延续的相应误差为</w:t>
+      </w:r>
+      <w:r>
+        <w:t xml:space="preserve"> 3.44% </w:t>
+      </w:r>
+      <w:r>
+        <w:rPr>
+          <w:rFonts w:hint="eastAsia"/>
+        </w:rPr>
+        <w:t xml:space="preserve">和</w:t>
+      </w:r>
+      <w:r>
+        <w:t xml:space="preserve"> 11.4%。</w:t>
+      </w:r>
+    </w:p>
+    <w:p>
+      <w:pPr>
+        <w:pStyle w:val="BodyText"/>
+      </w:pPr>
+      <w:r>
+        <w:rPr>
+          <w:rFonts w:hint="eastAsia"/>
+          <w:b/>
+          <w:bCs/>
+        </w:rPr>
+        <w:t xml:space="preserve">表</w:t>
+      </w:r>
+      <w:r>
+        <w:rPr>
+          <w:b/>
+          <w:bCs/>
+        </w:rPr>
+        <w:t xml:space="preserve"> ST25. </w:t>
+      </w:r>
+      <w:r>
+        <w:rPr>
+          <w:rFonts w:hint="eastAsia"/>
+          <w:b/>
+          <w:bCs/>
+        </w:rPr>
+        <w:t xml:space="preserve">单个面载荷下的柔度与被测胞元灵敏度。</w:t>
+      </w:r>
+      <w:r>
+        <w:t xml:space="preserve"> </w:t>
+      </w:r>
+      <w:r>
+        <w:t xml:space="preserve">T </w:t>
+      </w:r>
+      <w:r>
+        <w:rPr>
+          <w:rFonts w:hint="eastAsia"/>
+        </w:rPr>
+        <w:t xml:space="preserve">和</w:t>
+      </w:r>
+      <w:r>
+        <w:t xml:space="preserve"> N </w:t>
+      </w:r>
+      <w:r>
+        <w:rPr>
+          <w:rFonts w:hint="eastAsia"/>
+        </w:rPr>
+        <w:t xml:space="preserve">分别表示被测胞元和相邻胞元的加载面；x、y、z</w:t>
+      </w:r>
+      <w:r>
+        <w:t xml:space="preserve"> </w:t>
+      </w:r>
+      <w:r>
+        <w:rPr>
+          <w:rFonts w:hint="eastAsia"/>
+        </w:rPr>
+        <w:t xml:space="preserve">表示面力方向。最后一列为被测胞元的应变能在装配结构精确应变能中的占比。</w:t>
+      </w:r>
+    </w:p>
+    <w:tbl>
+      <w:tblPr>
+        <w:tblStyle w:val="Table"/>
+        <w:tblW w:type="pct" w:w="5000"/>
+        <w:tblLayout w:type="fixed"/>
+        <w:tblLook w:firstRow="1" w:lastRow="0" w:firstColumn="0" w:lastColumn="0" w:noHBand="0" w:noVBand="0" w:val="0020"/>
+      </w:tblPr>
+      <w:tblGrid>
+        <w:gridCol w:w="1250"/>
+        <w:gridCol w:w="1250"/>
+        <w:gridCol w:w="1250"/>
+        <w:gridCol w:w="1250"/>
+        <w:gridCol w:w="1250"/>
+        <w:gridCol w:w="1667"/>
+      </w:tblGrid>
+      <w:tr>
+        <w:trPr>
+          <w:tblHeader w:val="on"/>
+        </w:trPr>
+        <w:tc>
+          <w:tcPr/>
+          <w:p>
+            <w:pPr>
+              <w:pStyle w:val="Compact"/>
+            </w:pPr>
+            <w:r>
+              <w:rPr>
+                <w:rFonts w:hint="eastAsia"/>
+              </w:rPr>
+              <w:t xml:space="preserve">被测胞元</w:t>
+            </w:r>
+            <w:r>
+              <w:t xml:space="preserve"> / </w:t>
+            </w:r>
+            <w:r>
+              <w:rPr>
+                <w:rFonts w:hint="eastAsia"/>
+              </w:rPr>
+              <w:t xml:space="preserve">构型</w:t>
+            </w:r>
+          </w:p>
+        </w:tc>
+        <w:tc>
+          <w:tcPr/>
+          <w:p>
+            <w:pPr>
+              <w:pStyle w:val="Compact"/>
+            </w:pPr>
+            <w:r>
+              <w:rPr>
+                <w:rFonts w:hint="eastAsia"/>
+              </w:rPr>
+              <w:t xml:space="preserve">载荷</w:t>
+            </w:r>
+          </w:p>
+        </w:tc>
+        <w:tc>
+          <w:tcPr/>
+          <w:p>
+            <w:pPr>
+              <w:pStyle w:val="Compact"/>
+            </w:pPr>
+            <w:r>
+              <w:rPr>
+                <w:rFonts w:hint="eastAsia"/>
+              </w:rPr>
+              <w:t xml:space="preserve">未修正延续：柔度</w:t>
+            </w:r>
+            <w:r>
+              <w:t xml:space="preserve"> / </w:t>
+            </w:r>
+            <w:r>
+              <w:rPr>
+                <w:rFonts w:hint="eastAsia"/>
+              </w:rPr>
+              <w:t xml:space="preserve">灵敏度（%）</w:t>
+            </w:r>
+          </w:p>
+        </w:tc>
+        <w:tc>
+          <w:tcPr/>
+          <w:p>
+            <w:pPr>
+              <w:pStyle w:val="Compact"/>
+            </w:pPr>
+            <w:r>
+              <w:rPr>
+                <w:rFonts w:hint="eastAsia"/>
+              </w:rPr>
+              <w:t xml:space="preserve">平滑训练：柔度</w:t>
+            </w:r>
+            <w:r>
+              <w:t xml:space="preserve"> / </w:t>
+            </w:r>
+            <w:r>
+              <w:rPr>
+                <w:rFonts w:hint="eastAsia"/>
+              </w:rPr>
+              <w:t xml:space="preserve">灵敏度（%）</w:t>
+            </w:r>
+          </w:p>
+        </w:tc>
+        <w:tc>
+          <w:tcPr/>
+          <w:p>
+            <w:pPr>
+              <w:pStyle w:val="Compact"/>
+            </w:pPr>
+            <w:r>
+              <w:rPr>
+                <w:rFonts w:hint="eastAsia"/>
+              </w:rPr>
+              <w:t xml:space="preserve">NICE：柔度</w:t>
+            </w:r>
+            <w:r>
+              <w:t xml:space="preserve"> / </w:t>
+            </w:r>
+            <w:r>
+              <w:rPr>
+                <w:rFonts w:hint="eastAsia"/>
+              </w:rPr>
+              <w:t xml:space="preserve">灵敏度（%）</w:t>
+            </w:r>
+          </w:p>
+        </w:tc>
+        <w:tc>
+          <w:tcPr/>
+          <w:p>
+            <w:pPr>
+              <w:pStyle w:val="Compact"/>
+              <w:jc w:val="right"/>
+            </w:pPr>
+            <w:r>
+              <w:rPr>
+                <w:rFonts w:hint="eastAsia"/>
+              </w:rPr>
+              <w:t xml:space="preserve">被测胞元应变能占比</w:t>
+            </w:r>
+          </w:p>
+        </w:tc>
+      </w:tr>
+      <w:tr>
+        <w:tc>
+          <w:tcPr/>
+          <w:p>
+            <w:pPr>
+              <w:pStyle w:val="Compact"/>
+            </w:pPr>
+            <w:r>
+              <w:t xml:space="preserve">H1/x</w:t>
+            </w:r>
+          </w:p>
+        </w:tc>
+        <w:tc>
+          <w:tcPr/>
+          <w:p>
+            <w:pPr>
+              <w:pStyle w:val="Compact"/>
+            </w:pPr>
+            <w:r>
+              <w:t xml:space="preserve">T-x</w:t>
+            </w:r>
+          </w:p>
+        </w:tc>
+        <w:tc>
+          <w:tcPr/>
+          <w:p>
+            <w:pPr>
+              <w:pStyle w:val="Compact"/>
+            </w:pPr>
+            <w:r>
+              <w:t xml:space="preserve">1.06 / 2.47</w:t>
+            </w:r>
+          </w:p>
+        </w:tc>
+        <w:tc>
+          <w:tcPr/>
+          <w:p>
+            <w:pPr>
+              <w:pStyle w:val="Compact"/>
+            </w:pPr>
+            <w:r>
+              <w:t xml:space="preserve">0.144 / 0.636</w:t>
+            </w:r>
+          </w:p>
+        </w:tc>
+        <w:tc>
+          <w:tcPr/>
+          <w:p>
+            <w:pPr>
+              <w:pStyle w:val="Compact"/>
+            </w:pPr>
+            <w:r>
+              <w:t xml:space="preserve">0.0076 / 0.0133</w:t>
+            </w:r>
+          </w:p>
+        </w:tc>
+        <w:tc>
+          <w:tcPr/>
+          <w:p>
+            <w:pPr>
+              <w:pStyle w:val="Compact"/>
+              <w:jc w:val="right"/>
+            </w:pPr>
+            <w:r>
+              <w:t xml:space="preserve">0.643</w:t>
+            </w:r>
+          </w:p>
+        </w:tc>
+      </w:tr>
+      <w:tr>
+        <w:tc>
+          <w:tcPr/>
+          <w:p>
+            <w:pPr>
+              <w:pStyle w:val="Compact"/>
+            </w:pPr>
+            <w:r>
+              <w:t xml:space="preserve">U1/x</w:t>
+            </w:r>
+          </w:p>
+        </w:tc>
+        <w:tc>
+          <w:tcPr/>
+          <w:p>
+            <w:pPr>
+              <w:pStyle w:val="Compact"/>
+            </w:pPr>
+            <w:r>
+              <w:t xml:space="preserve">N-z</w:t>
+            </w:r>
+          </w:p>
+        </w:tc>
+        <w:tc>
+          <w:tcPr/>
+          <w:p>
+            <w:pPr>
+              <w:pStyle w:val="Compact"/>
+            </w:pPr>
+            <w:r>
+              <w:t xml:space="preserve">0.0023 / 4.89</w:t>
+            </w:r>
+          </w:p>
+        </w:tc>
+        <w:tc>
+          <w:tcPr/>
+          <w:p>
+            <w:pPr>
+              <w:pStyle w:val="Compact"/>
+            </w:pPr>
+            <w:r>
+              <w:t xml:space="preserve">0.00109 / 3.15</w:t>
+            </w:r>
+          </w:p>
+        </w:tc>
+        <w:tc>
+          <w:tcPr/>
+          <w:p>
+            <w:pPr>
+              <w:pStyle w:val="Compact"/>
+            </w:pPr>
+            <w:r>
+              <w:t xml:space="preserve">7.3×10⁻⁵ / 0.598</w:t>
+            </w:r>
+          </w:p>
+        </w:tc>
+        <w:tc>
+          <w:tcPr/>
+          <w:p>
+            <w:pPr>
+              <w:pStyle w:val="Compact"/>
+              <w:jc w:val="right"/>
+            </w:pPr>
+            <w:r>
+              <w:t xml:space="preserve">0.0013</w:t>
+            </w:r>
+          </w:p>
+        </w:tc>
+      </w:tr>
+      <w:tr>
+        <w:tc>
+          <w:tcPr/>
+          <w:p>
+            <w:pPr>
+              <w:pStyle w:val="Compact"/>
+            </w:pPr>
+            <w:r>
+              <w:t xml:space="preserve">M1/x</w:t>
+            </w:r>
+          </w:p>
+        </w:tc>
+        <w:tc>
+          <w:tcPr/>
+          <w:p>
+            <w:pPr>
+              <w:pStyle w:val="Compact"/>
+            </w:pPr>
+            <w:r>
+              <w:t xml:space="preserve">T-y</w:t>
+            </w:r>
+          </w:p>
+        </w:tc>
+        <w:tc>
+          <w:tcPr/>
+          <w:p>
+            <w:pPr>
+              <w:pStyle w:val="Compact"/>
+            </w:pPr>
+            <w:r>
+              <w:t xml:space="preserve">3.44 / 11.4</w:t>
+            </w:r>
+          </w:p>
+        </w:tc>
+        <w:tc>
+          <w:tcPr/>
+          <w:p>
+            <w:pPr>
+              <w:pStyle w:val="Compact"/>
+            </w:pPr>
+            <w:r>
+              <w:t xml:space="preserve">1.14 / 4.43</w:t>
+            </w:r>
+          </w:p>
+        </w:tc>
+        <w:tc>
+          <w:tcPr/>
+          <w:p>
+            <w:pPr>
+              <w:pStyle w:val="Compact"/>
+            </w:pPr>
+            <w:r>
+              <w:t xml:space="preserve">0.0481 / 0.145</w:t>
+            </w:r>
+          </w:p>
+        </w:tc>
+        <w:tc>
+          <w:tcPr/>
+          <w:p>
+            <w:pPr>
+              <w:pStyle w:val="Compact"/>
+              <w:jc w:val="right"/>
+            </w:pPr>
+            <w:r>
+              <w:t xml:space="preserve">0.311</w:t>
+            </w:r>
+          </w:p>
+        </w:tc>
+      </w:tr>
+    </w:tbl>
     <w:p>
       <w:pPr>
         <w:pStyle w:val="Heading2"/>
@@ -56163,7 +57647,7 @@
         <w:rPr>
           <w:rFonts w:hint="eastAsia"/>
         </w:rPr>
-        <w:t xml:space="preserve">单个胞元在一个胞元边界面上固支，并在另一个面上沿三个笛卡尔方向分别受单位一致面力作用。在</w:t>
+        <w:t xml:space="preserve">单个胞元在一个胞元表面上固支，并在另一个面上沿三个笛卡尔坐标方向分别受单位面力载荷作用。在</w:t>
       </w:r>
       <w:r>
         <w:t xml:space="preserve"> (a)、(b) </w:t>
@@ -56613,7 +58097,7 @@
       <w:r>
         <w:drawing>
           <wp:inline>
-            <wp:extent cx="5334000" cy="5426887"/>
+            <wp:extent cx="5334000" cy="4948966"/>
             <wp:effectExtent b="0" l="0" r="0" t="0"/>
             <wp:docPr descr="Figure S02" title="" id="15" name="Picture"/>
             <a:graphic>
@@ -56634,7 +58118,7 @@
                   <pic:spPr bwMode="auto">
                     <a:xfrm>
                       <a:off x="0" y="0"/>
-                      <a:ext cx="5334000" cy="5426887"/>
+                      <a:ext cx="5334000" cy="4948966"/>
                     </a:xfrm>
                     <a:prstGeom prst="rect">
                       <a:avLst/>
@@ -56678,16 +58162,16 @@
           <w:b/>
           <w:bCs/>
         </w:rPr>
-        <w:t xml:space="preserve">几何层面方向能量误差的分布。</w:t>
-      </w:r>
-      <w:r>
-        <w:t xml:space="preserve"> </w:t>
-      </w:r>
-      <w:r>
-        <w:rPr>
-          <w:rFonts w:hint="eastAsia"/>
-        </w:rPr>
-        <w:t xml:space="preserve">每个点表示一个验证几何在恒等取向下的平均方向能量误差；水平短线为总体中位数。节点力、弹簧支撑、单面力、多项式、多尺度、一致面力和单面一致面力各类包含</w:t>
+        <w:t xml:space="preserve">几何层面能量误差的分布。</w:t>
+      </w:r>
+      <w:r>
+        <w:t xml:space="preserve"> </w:t>
+      </w:r>
+      <w:r>
+        <w:rPr>
+          <w:rFonts w:hint="eastAsia"/>
+        </w:rPr>
+        <w:t xml:space="preserve">每个点表示一个验证几何在恒等取向下的平均能量误差；水平短线为总体中位数。集中节点载荷、弹簧支撑、单面集中节点载荷、多项式位移、多尺度位移、面力载荷和单面面力载荷各类别包含</w:t>
       </w:r>
       <w:r>
         <w:t xml:space="preserve"> 80 </w:t>
@@ -56696,7 +58180,7 @@
         <w:rPr>
           <w:rFonts w:hint="eastAsia"/>
         </w:rPr>
-        <w:t xml:space="preserve">个几何，刚度缩放支撑和邻胞元诱导位移两类各包含</w:t>
+        <w:t xml:space="preserve">个几何。刚度缩放支撑类别和相邻胞元施加边界位移的类别各包含</w:t>
       </w:r>
       <w:r>
         <w:t xml:space="preserve"> 75 </w:t>
@@ -56705,7 +58189,7 @@
         <w:rPr>
           <w:rFonts w:hint="eastAsia"/>
         </w:rPr>
-        <w:t xml:space="preserve">个，与表</w:t>
+        <w:t xml:space="preserve">个几何，与表</w:t>
       </w:r>
       <w:r>
         <w:t xml:space="preserve"> ST03 </w:t>
@@ -56723,7 +58207,16 @@
         <w:rPr>
           <w:rFonts w:hint="eastAsia"/>
         </w:rPr>
-        <w:t xml:space="preserve">的五种变体（基础网络、未校正、平滑训练、部署时施加校正的基础网络、NICE）采用与正文图中相同的标记和颜色；以确定性的水平偏移区分重叠的观测点。所有子图共用对数误差轴。</w:t>
+        <w:t xml:space="preserve">的五种变体（基础网络、未修正延续、平滑训练、基础网络加修正和</w:t>
+      </w:r>
+      <w:r>
+        <w:t xml:space="preserve"> </w:t>
+      </w:r>
+      <w:r>
+        <w:rPr>
+          <w:rFonts w:hint="eastAsia"/>
+        </w:rPr>
+        <w:t xml:space="preserve">NICE）采用与正文图中相同的标记和颜色；基础网络加修正指在部署时对基础网络施加修正。以确定性的水平偏移区分重叠的观测点。所有子图共用对数误差轴。</w:t>
       </w:r>
     </w:p>
     <w:p>
@@ -56798,7 +58291,7 @@
           <w:b/>
           <w:bCs/>
         </w:rPr>
-        <w:t xml:space="preserve">场基灵敏度误差诊断。</w:t>
+        <w:t xml:space="preserve">灵敏度误差诊断。</w:t>
       </w:r>
       <w:r>
         <w:t xml:space="preserve"> </w:t>
@@ -56810,16 +58303,16 @@
         <w:rPr>
           <w:rFonts w:hint="eastAsia"/>
         </w:rPr>
-        <w:t xml:space="preserve">一致面力响应与节点力响应的平均能量误差与灵敏度误差配对，基础网络使用六个胞元，未校正使用五个胞元。(b)</w:t>
-      </w:r>
-      <w:r>
-        <w:t xml:space="preserve"> </w:t>
-      </w:r>
-      <w:r>
-        <w:rPr>
-          <w:rFonts w:hint="eastAsia"/>
-        </w:rPr>
-        <w:t xml:space="preserve">一致面力下线性项的范数份额</w:t>
+        <w:t xml:space="preserve">面力载荷响应与集中节点载荷响应的平均能量误差与灵敏度误差配对，基础网络使用六个胞元，未修正延续使用五个胞元。(b)</w:t>
+      </w:r>
+      <w:r>
+        <w:t xml:space="preserve"> </w:t>
+      </w:r>
+      <w:r>
+        <w:rPr>
+          <w:rFonts w:hint="eastAsia"/>
+        </w:rPr>
+        <w:t xml:space="preserve">面力载荷下线性项的范数占比</w:t>
       </w:r>
       <w:r>
         <w:t xml:space="preserve"> </w:t>
@@ -56997,16 +58490,16 @@
         <w:rPr>
           <w:rFonts w:hint="eastAsia"/>
         </w:rPr>
-        <w:t xml:space="preserve">为覆盖全部八个设计分量和所评估方向的灵敏度误差矩阵。(c,d)</w:t>
-      </w:r>
-      <w:r>
-        <w:t xml:space="preserve"> </w:t>
-      </w:r>
-      <w:r>
-        <w:rPr>
-          <w:rFonts w:hint="eastAsia"/>
-        </w:rPr>
-        <w:t xml:space="preserve">基础网络在一致面力下，四个互斥材料体积分数组中逐单元灵敏度误差绝对贡献的份额和单元数量。每个误差组先对其单元、设计分量和方向上的绝对贡献求和，再除以总和进行归一化。在</w:t>
+        <w:t xml:space="preserve">为覆盖全部八个设计分量和所评估测试位移的灵敏度误差矩阵。(c,d)</w:t>
+      </w:r>
+      <w:r>
+        <w:t xml:space="preserve"> </w:t>
+      </w:r>
+      <w:r>
+        <w:rPr>
+          <w:rFonts w:hint="eastAsia"/>
+        </w:rPr>
+        <w:t xml:space="preserve">基础网络在面力载荷下，四个互斥材料体积分数组中逐单元灵敏度误差绝对贡献的占比和单元数量占比。每个误差组先对其单元、设计分量和测试位移上的绝对贡献求和，再除以总和进行归一化。实心标记表示基础网络。在</w:t>
       </w:r>
       <w:r>
         <w:t xml:space="preserve"> (a,b) </w:t>
@@ -57015,7 +58508,7 @@
         <w:rPr>
           <w:rFonts w:hint="eastAsia"/>
         </w:rPr>
-        <w:t xml:space="preserve">中，实心标记表示基础网络，空心标记和带阴影线的柱表示未校正；未校正给出了</w:t>
+        <w:t xml:space="preserve">中，空心标记和带阴影线的柱表示未修正延续；未修正延续给出了</w:t>
       </w:r>
       <w:r>
         <w:t xml:space="preserve"> U1、U2、M1、H1 </w:t>
@@ -57052,7 +58545,7 @@
       <w:r>
         <w:drawing>
           <wp:inline>
-            <wp:extent cx="5334000" cy="4991242"/>
+            <wp:extent cx="5334000" cy="4947154"/>
             <wp:effectExtent b="0" l="0" r="0" t="0"/>
             <wp:docPr descr="Figure S04" title="" id="21" name="Picture"/>
             <a:graphic>
@@ -57073,7 +58566,7 @@
                   <pic:spPr bwMode="auto">
                     <a:xfrm>
                       <a:off x="0" y="0"/>
-                      <a:ext cx="5334000" cy="4991242"/>
+                      <a:ext cx="5334000" cy="4947154"/>
                     </a:xfrm>
                     <a:prstGeom prst="rect">
                       <a:avLst/>
@@ -57168,25 +58661,25 @@
         <w:rPr>
           <w:rFonts w:hint="eastAsia"/>
         </w:rPr>
-        <w:t xml:space="preserve">为未校正，(g–i)</w:t>
-      </w:r>
-      <w:r>
-        <w:t xml:space="preserve"> </w:t>
-      </w:r>
-      <w:r>
-        <w:rPr>
-          <w:rFonts w:hint="eastAsia"/>
-        </w:rPr>
-        <w:t xml:space="preserve">为平滑训练，(j–l)</w:t>
-      </w:r>
-      <w:r>
-        <w:t xml:space="preserve"> </w:t>
-      </w:r>
-      <w:r>
-        <w:rPr>
-          <w:rFonts w:hint="eastAsia"/>
-        </w:rPr>
-        <w:t xml:space="preserve">为部署时施加校正的基础网络。每个点对应各变体所评估配置中的一个载荷（分别为</w:t>
+        <w:t xml:space="preserve">为未修正延续，(g–i)</w:t>
+      </w:r>
+      <w:r>
+        <w:t xml:space="preserve"> </w:t>
+      </w:r>
+      <w:r>
+        <w:rPr>
+          <w:rFonts w:hint="eastAsia"/>
+        </w:rPr>
+        <w:t xml:space="preserve">为平滑训练变体，(j–l)</w:t>
+      </w:r>
+      <w:r>
+        <w:t xml:space="preserve"> </w:t>
+      </w:r>
+      <w:r>
+        <w:rPr>
+          <w:rFonts w:hint="eastAsia"/>
+        </w:rPr>
+        <w:t xml:space="preserve">为基础网络加修正（部署时施加修正）。每个点对应各变体所评估构型中的一个载荷（分别为</w:t>
       </w:r>
       <w:r>
         <w:t xml:space="preserve"> 54、87、96 </w:t>
@@ -57321,7 +58814,7 @@
         <w:rPr>
           <w:rFonts w:hint="eastAsia"/>
         </w:rPr>
-        <w:t xml:space="preserve">。第二行和第三行：柔度误差和目标胞元灵敏度误差随目标胞元精确能量份额</w:t>
+        <w:t xml:space="preserve">。第二行和第三行：柔度误差和被测胞元灵敏度误差随被测胞元精确应变能占比</w:t>
       </w:r>
       <w:r>
         <w:t xml:space="preserve"> </w:t>
@@ -57356,7 +58849,7 @@
         <w:rPr>
           <w:rFonts w:hint="eastAsia"/>
         </w:rPr>
-        <w:t xml:space="preserve">上的邻胞元面</w:t>
+        <w:t xml:space="preserve">在相邻胞元表面</w:t>
       </w:r>
       <w:r>
         <w:t xml:space="preserve"> z </w:t>
@@ -57365,7 +58858,7 @@
         <w:rPr>
           <w:rFonts w:hint="eastAsia"/>
         </w:rPr>
-        <w:t xml:space="preserve">向面力，其数值见表</w:t>
+        <w:t xml:space="preserve">向面力载荷作用下的情形，其数值见表</w:t>
       </w:r>
       <w:r>
         <w:t xml:space="preserve"> ST08 </w:t>

--- a/docs/paper_p1/word/P1_supp_CN.docx
+++ b/docs/paper_p1/word/P1_supp_CN.docx
@@ -2813,115 +2813,7 @@
         <w:rPr>
           <w:rFonts w:hint="eastAsia"/>
         </w:rPr>
-        <w:t xml:space="preserve">计至最后一个训练步，基础网络的训练在</w:t>
-      </w:r>
-      <w:r>
-        <w:t xml:space="preserve"> GPU </w:t>
-      </w:r>
-      <w:r>
-        <w:rPr>
-          <w:rFonts w:hint="eastAsia"/>
-        </w:rPr>
-        <w:t xml:space="preserve">上（第</w:t>
-      </w:r>
-      <w:r>
-        <w:t xml:space="preserve"> 5.1 </w:t>
-      </w:r>
-      <w:r>
-        <w:rPr>
-          <w:rFonts w:hint="eastAsia"/>
-        </w:rPr>
-        <w:t xml:space="preserve">节）耗时</w:t>
-      </w:r>
-      <w:r>
-        <w:t xml:space="preserve"> 4.6 </w:t>
-      </w:r>
-      <w:r>
-        <w:rPr>
-          <w:rFonts w:hint="eastAsia"/>
-        </w:rPr>
-        <w:t xml:space="preserve">h，NICE</w:t>
-      </w:r>
-      <w:r>
-        <w:t xml:space="preserve"> </w:t>
-      </w:r>
-      <w:r>
-        <w:rPr>
-          <w:rFonts w:hint="eastAsia"/>
-        </w:rPr>
-        <w:t xml:space="preserve">的继续训练耗时</w:t>
-      </w:r>
-      <w:r>
-        <w:t xml:space="preserve"> 3.5 </w:t>
-      </w:r>
-      <w:r>
-        <w:rPr>
-          <w:rFonts w:hint="eastAsia"/>
-        </w:rPr>
-        <w:t xml:space="preserve">h；若计入全部选择评估，则分别为</w:t>
-      </w:r>
-      <w:r>
-        <w:t xml:space="preserve"> 5.0 h </w:t>
-      </w:r>
-      <w:r>
-        <w:rPr>
-          <w:rFonts w:hint="eastAsia"/>
-        </w:rPr>
-        <w:t xml:space="preserve">和</w:t>
-      </w:r>
-      <w:r>
-        <w:t xml:space="preserve"> 4.8 </w:t>
-      </w:r>
-      <w:r>
-        <w:rPr>
-          <w:rFonts w:hint="eastAsia"/>
-        </w:rPr>
-        <w:t xml:space="preserve">h。训练期间</w:t>
-      </w:r>
-      <w:r>
-        <w:t xml:space="preserve"> GPU </w:t>
-      </w:r>
-      <w:r>
-        <w:rPr>
-          <w:rFonts w:hint="eastAsia"/>
-        </w:rPr>
-        <w:t xml:space="preserve">峰值显存为</w:t>
-      </w:r>
-      <w:r>
-        <w:t xml:space="preserve"> 29.6 </w:t>
-      </w:r>
-      <w:r>
-        <w:rPr>
-          <w:rFonts w:hint="eastAsia"/>
-        </w:rPr>
-        <w:t xml:space="preserve">GiB。基础网络由此前三个训练阶段（合计</w:t>
-      </w:r>
-      <w:r>
-        <w:t xml:space="preserve"> 7.5 GPU </w:t>
-      </w:r>
-      <w:r>
-        <w:rPr>
-          <w:rFonts w:hint="eastAsia"/>
-        </w:rPr>
-        <w:t xml:space="preserve">小时）得到的参数初始化。NICE</w:t>
-      </w:r>
-      <w:r>
-        <w:t xml:space="preserve"> </w:t>
-      </w:r>
-      <w:r>
-        <w:rPr>
-          <w:rFonts w:hint="eastAsia"/>
-        </w:rPr>
-        <w:t xml:space="preserve">的离线成本约为</w:t>
-      </w:r>
-      <w:r>
-        <w:t xml:space="preserve"> 60 GPU </w:t>
-      </w:r>
-      <w:r>
-        <w:rPr>
-          <w:rFonts w:hint="eastAsia"/>
-        </w:rPr>
-        <w:t xml:space="preserve">小时，包括这些阶段、上述两次运行（含其选择评估），以及测试位移集与精确灵敏度的生成。后者涵盖数据划分中的</w:t>
+        <w:t xml:space="preserve">基础网络由此前三个训练阶段得到的参数初始化。数据划分共包含</w:t>
       </w:r>
       <w:r>
         <w:t xml:space="preserve"> 691 </w:t>
@@ -2948,7 +2840,7 @@
         <w:rPr>
           <w:rFonts w:hint="eastAsia"/>
         </w:rPr>
-        <w:t xml:space="preserve">个验证几何（验证几何包括表</w:t>
+        <w:t xml:space="preserve">个验证几何，验证几何包括表</w:t>
       </w:r>
       <w:r>
         <w:t xml:space="preserve"> ST02 </w:t>
@@ -2966,25 +2858,7 @@
         <w:rPr>
           <w:rFonts w:hint="eastAsia"/>
         </w:rPr>
-        <w:t xml:space="preserve">个），耗时约</w:t>
-      </w:r>
-      <w:r>
-        <w:t xml:space="preserve"> 42 GPU </w:t>
-      </w:r>
-      <w:r>
-        <w:rPr>
-          <w:rFonts w:hint="eastAsia"/>
-        </w:rPr>
-        <w:t xml:space="preserve">小时（第</w:t>
-      </w:r>
-      <w:r>
-        <w:t xml:space="preserve"> 5.1 </w:t>
-      </w:r>
-      <w:r>
-        <w:rPr>
-          <w:rFonts w:hint="eastAsia"/>
-        </w:rPr>
-        <w:t xml:space="preserve">节）。</w:t>
+        <w:t xml:space="preserve">个。</w:t>
       </w:r>
     </w:p>
     <w:p>
@@ -23935,16 +23809,7 @@
         <w:rPr>
           <w:rFonts w:hint="eastAsia"/>
         </w:rPr>
-        <w:t xml:space="preserve">，相当于在主自由度位移空间的一个子空间上求解；边界空间嵌套时，Ritz</w:t>
-      </w:r>
-      <w:r>
-        <w:t xml:space="preserve"> </w:t>
-      </w:r>
-      <w:r>
-        <w:rPr>
-          <w:rFonts w:hint="eastAsia"/>
-        </w:rPr>
-        <w:t xml:space="preserve">柔度单调不减。修正保持全部主自由度不变，并改变</w:t>
+        <w:t xml:space="preserve">，相当于在主自由度位移空间的一个子空间上求解；由最小势能原理，当边界空间扩大为包含原空间的更大空间时，该限制解的柔度不减小。修正保持全部主自由度不变，并改变</w:t>
       </w:r>
       <w:r>
         <w:t xml:space="preserve"> </w:t>
@@ -27624,7 +27489,7 @@
         <w:rPr>
           <w:rFonts w:hint="eastAsia"/>
         </w:rPr>
-        <w:t xml:space="preserve">即整体点阵直接求解，将每个胞元在主自由度与内部自由度上的完整切割胞元刚度装配为一个全局矩阵。主自由度的编号与耦合方式与学习点阵完全相同，固支、自由自由度集合与载荷向量也相同。每个胞元的内部自由度排在自由主自由度之后。该矩阵按其对角线进行对称缩放，并在</w:t>
+        <w:t xml:space="preserve">即整体点阵直接求解，将每个胞元在主自由度与内部自由度上的完整切割胞元刚度装配为一个全局矩阵。主自由度的编号与耦合方式与学习点阵完全相同，固支、未约束自由度集合与载荷向量也相同。每个胞元的内部自由度排在未约束主自由度之后。该矩阵按其对角线进行对称缩放，并在</w:t>
       </w:r>
       <w:r>
         <w:t xml:space="preserve"> CPU </w:t>
@@ -28415,7 +28280,7 @@
         <w:rPr>
           <w:rFonts w:hint="eastAsia"/>
         </w:rPr>
-        <w:t xml:space="preserve">矩阵为整个胞元在其自由自由度上的刚度。二者均按路线</w:t>
+        <w:t xml:space="preserve">矩阵为整个胞元在其未约束自由度上的刚度。二者均按路线</w:t>
       </w:r>
       <w:r>
         <w:t xml:space="preserve"> (a) </w:t>
@@ -28722,7 +28587,7 @@
               <w:rPr>
                 <w:rFonts w:hint="eastAsia"/>
               </w:rPr>
-              <w:t xml:space="preserve">胞元表面以外的切割平面单元自由度（占自由主自由度的比例）</w:t>
+              <w:t xml:space="preserve">胞元表面以外的切割平面单元自由度（占未约束主自由度的比例）</w:t>
             </w:r>
           </w:p>
         </w:tc>
@@ -28876,7 +28741,7 @@
         <w:rPr>
           <w:rFonts w:hint="eastAsia"/>
         </w:rPr>
-        <w:t xml:space="preserve">总自由度数与自由主自由度数：见表</w:t>
+        <w:t xml:space="preserve">总自由度数与未约束主自由度数：见表</w:t>
       </w:r>
       <w:r>
         <w:t xml:space="preserve"> 5。</w:t>
@@ -32526,7 +32391,7 @@
         <w:rPr>
           <w:rFonts w:hint="eastAsia"/>
         </w:rPr>
-        <w:t xml:space="preserve">，定义在自由主自由度上。刚度块细层作用为</w:t>
+        <w:t xml:space="preserve">，定义在未约束主自由度上。刚度块细层作用为</w:t>
       </w:r>
       <w:r>
         <w:t xml:space="preserve"> </w:t>
@@ -34630,7 +34495,7 @@
         <w:rPr>
           <w:rFonts w:hint="eastAsia"/>
         </w:rPr>
-        <w:t xml:space="preserve">处重建每个胞元的凝聚刚度。重建所得刚度在</w:t>
+        <w:t xml:space="preserve">处重建每个胞元的凝聚刚度矩阵。重建所得刚度在</w:t>
       </w:r>
       <w:r>
         <w:t xml:space="preserve"> </w:t>
@@ -37281,7 +37146,7 @@
               <w:rPr>
                 <w:rFonts w:hint="eastAsia"/>
               </w:rPr>
-              <w:t xml:space="preserve">个弱区域层各自的聚集与散布角色（48</w:t>
+              <w:t xml:space="preserve">个弱区域层各自的收集与散布角色（48</w:t>
             </w:r>
             <w:r>
               <w:t xml:space="preserve"> </w:t>
@@ -37856,7 +37721,7 @@
               <w:rPr>
                 <w:rFonts w:hint="eastAsia"/>
               </w:rPr>
-              <w:t xml:space="preserve">的注释），其中第一个阶段采用上述随机初始化；各延续训练均从基础网络的选定参数开始</w:t>
+              <w:t xml:space="preserve">的注释），其中第一个阶段采用上述随机初始化；各继续训练变体均从基础网络的选定参数开始</w:t>
             </w:r>
           </w:p>
         </w:tc>
@@ -39031,7 +38896,7 @@
               <w:rPr>
                 <w:rFonts w:hint="eastAsia"/>
               </w:rPr>
-              <w:t xml:space="preserve">给出的近似柔度完整导数。精确孪生：由精确位移场并结合式</w:t>
+              <w:t xml:space="preserve">给出的近似柔度完整导数。精确对照运行：由精确位移场并结合式</w:t>
             </w:r>
             <w:r>
               <w:t xml:space="preserve"> (H.3) </w:t>
@@ -39131,7 +38996,7 @@
               <w:rPr>
                 <w:rFonts w:hint="eastAsia"/>
               </w:rPr>
-              <w:t xml:space="preserve">所有胞元的零阶单元矩之和（离散模型的材料体积），其导数由同一次反向传播得到（精确孪生：式</w:t>
+              <w:t xml:space="preserve">所有胞元的零阶单元矩之和（离散模型的材料体积），其导数由同一次反向传播得到（精确对照运行：式</w:t>
             </w:r>
             <w:r>
               <w:t xml:space="preserve"> </w:t>
@@ -40369,7 +40234,7 @@
               <w:rPr>
                 <w:rFonts w:hint="eastAsia"/>
               </w:rPr>
-              <w:t xml:space="preserve">，则终止该运行。精确孪生：每个胞元的稠密精确凝聚矩阵，装配后求解至</w:t>
+              <w:t xml:space="preserve">，则终止该运行。精确对照运行：每个胞元的稠密精确凝聚矩阵，装配后求解至</w:t>
             </w:r>
             <w:r>
               <w:t xml:space="preserve"> </w:t>
@@ -40571,7 +40436,7 @@
               <w:rPr>
                 <w:rFonts w:hint="eastAsia"/>
               </w:rPr>
-              <w:t xml:space="preserve">均从零开始求解。精确孪生：冷启动</w:t>
+              <w:t xml:space="preserve">均从零开始求解。精确对照运行：冷启动</w:t>
             </w:r>
           </w:p>
         </w:tc>
@@ -40646,7 +40511,7 @@
               <w:rPr>
                 <w:rFonts w:hint="eastAsia"/>
               </w:rPr>
-              <w:t xml:space="preserve">期间胞元常驻；规模演示：4</w:t>
+              <w:t xml:space="preserve">期间胞元常驻；规模算例：4</w:t>
             </w:r>
             <w:r>
               <w:t xml:space="preserve"> </w:t>
@@ -41008,7 +40873,7 @@
         <w:rPr>
           <w:rFonts w:hint="eastAsia"/>
         </w:rPr>
-        <w:t xml:space="preserve">优化、精确孪生与精确检验</w:t>
+        <w:t xml:space="preserve">优化、精确对照运行与精确检验</w:t>
       </w:r>
     </w:p>
     <w:p>
@@ -41118,7 +40983,7 @@
         <w:rPr>
           <w:rFonts w:hint="eastAsia"/>
         </w:rPr>
-        <w:t xml:space="preserve">方向的面力载荷作用。精确孪生从相同的初始设计出发，采用相同的设置、约束和几何重新生成运行同一优化，但使用精确凝聚（表</w:t>
+        <w:t xml:space="preserve">方向的面力载荷作用。精确对照运行从相同的初始设计出发，采用相同的设置、约束和几何重新生成运行同一优化，但使用精确凝聚（表</w:t>
       </w:r>
       <w:r>
         <w:t xml:space="preserve"> </w:t>
@@ -41163,7 +41028,7 @@
         <w:rPr>
           <w:rFonts w:hint="eastAsia"/>
         </w:rPr>
-        <w:t xml:space="preserve">ST17b）。孪生运行用于验证，不作为成本基准；精确路线与学习路线的成本比较见第</w:t>
+        <w:t xml:space="preserve">ST17b）。对照运行用于验证，不作为成本基准；精确路线与学习路线的成本比较见第</w:t>
       </w:r>
       <w:r>
         <w:t xml:space="preserve"> 5.9 </w:t>
@@ -41210,7 +41075,7 @@
         <w:rPr>
           <w:rFonts w:hint="eastAsia"/>
         </w:rPr>
-        <w:t xml:space="preserve">优化、精确孪生与精确检验</w:t>
+        <w:t xml:space="preserve">优化、精确对照运行与精确检验</w:t>
       </w:r>
     </w:p>
     <w:p>
@@ -41230,7 +41095,8 @@
     <w:tbl>
       <w:tblPr>
         <w:tblStyle w:val="Table"/>
-        <w:tblW w:type="auto" w:w="0"/>
+        <w:tblW w:type="pct" w:w="5000"/>
+        <w:tblLayout w:type="fixed"/>
         <w:tblLook w:firstRow="1" w:lastRow="0" w:firstColumn="0" w:lastColumn="0" w:noHBand="0" w:noVBand="0" w:val="0020"/>
       </w:tblPr>
       <w:tblGrid>
@@ -41298,7 +41164,7 @@
               <w:rPr>
                 <w:rFonts w:hint="eastAsia"/>
               </w:rPr>
-              <w:t xml:space="preserve">，精确孪生</w:t>
+              <w:t xml:space="preserve">，精确对照运行</w:t>
             </w:r>
           </w:p>
         </w:tc>
@@ -41315,7 +41181,7 @@
               <w:rPr>
                 <w:rFonts w:hint="eastAsia"/>
               </w:rPr>
-              <w:t xml:space="preserve">相对孪生（%）</w:t>
+              <w:t xml:space="preserve">相对对照运行（%）</w:t>
             </w:r>
           </w:p>
         </w:tc>
@@ -42454,7 +42320,7 @@
         <w:rPr>
           <w:rFonts w:hint="eastAsia"/>
         </w:rPr>
-        <w:t xml:space="preserve">相对孪生：同一迭代序号下的</w:t>
+        <w:t xml:space="preserve">相对对照运行：同一迭代序号下的</w:t>
       </w:r>
       <w:r>
         <w:t xml:space="preserve"> </w:t>
@@ -43589,7 +43455,7 @@
               <w:rPr>
                 <w:rFonts w:hint="eastAsia"/>
               </w:rPr>
-              <w:t xml:space="preserve">精确孪生</w:t>
+              <w:t xml:space="preserve">精确对照运行</w:t>
             </w:r>
           </w:p>
         </w:tc>
@@ -43933,7 +43799,7 @@
         <w:rPr>
           <w:rFonts w:hint="eastAsia"/>
         </w:rPr>
-        <w:t xml:space="preserve">设计的精确柔度与孪生设计精确柔度的相对差为</w:t>
+        <w:t xml:space="preserve">设计的精确柔度与对照运行设计精确柔度的相对差为</w:t>
       </w:r>
       <w:r>
         <w:t xml:space="preserve"> </w:t>
@@ -48658,7 +48524,7 @@
         <w:rPr>
           <w:rFonts w:hint="eastAsia"/>
         </w:rPr>
-        <w:t xml:space="preserve">为所施加扰动引起的角点参数最大变化；没有扰动顶点被截断至边界。精确孪生和均匀化设计的分析均无需回退。</w:t>
+        <w:t xml:space="preserve">为所施加扰动引起的角点参数最大变化；没有扰动顶点被截断至边界。精确对照运行和均匀化设计的分析均无需回退。</w:t>
       </w:r>
     </w:p>
     <w:p>
@@ -48786,21 +48652,21 @@
               <w:rPr>
                 <w:rFonts w:hint="eastAsia"/>
               </w:rPr>
-              <w:t xml:space="preserve">弱区单元模板</w:t>
-            </w:r>
-          </w:p>
-        </w:tc>
-        <w:tc>
-          <w:tcPr/>
-          <w:p>
-            <w:pPr>
-              <w:pStyle w:val="Compact"/>
-            </w:pPr>
-            <w:r>
-              <w:rPr>
-                <w:rFonts w:hint="eastAsia"/>
-              </w:rPr>
-              <w:t xml:space="preserve">弱区面模板</w:t>
+              <w:t xml:space="preserve">弱区域单元模板</w:t>
+            </w:r>
+          </w:p>
+        </w:tc>
+        <w:tc>
+          <w:tcPr/>
+          <w:p>
+            <w:pPr>
+              <w:pStyle w:val="Compact"/>
+            </w:pPr>
+            <w:r>
+              <w:rPr>
+                <w:rFonts w:hint="eastAsia"/>
+              </w:rPr>
+              <w:t xml:space="preserve">弱区域面模板</w:t>
             </w:r>
           </w:p>
         </w:tc>
@@ -49113,7 +48979,7 @@
         <w:rPr>
           <w:rFonts w:hint="eastAsia"/>
         </w:rPr>
-        <w:t xml:space="preserve">罚项面（计数相同）、主自由度，以及由网络的二值节点指示量标记的切割平面单元节点和弱连接节点；此外还有为弱区层选取的单元模板和面模板（附录</w:t>
+        <w:t xml:space="preserve">罚项面（计数相同）、主自由度，以及由网络的二值节点指示量标记的切割平面单元节点和弱连接节点；此外还有为弱区域层选取的单元模板和面模板（附录</w:t>
       </w:r>
       <w:r>
         <w:t xml:space="preserve"> </w:t>
@@ -49131,7 +48997,7 @@
         <w:rPr>
           <w:rFonts w:hint="eastAsia"/>
         </w:rPr>
-        <w:t xml:space="preserve">F.1）。不改变计数的变化无法被检测到，因此这些数字是下界。精确孪生（8</w:t>
+        <w:t xml:space="preserve">F.1）。不改变计数的变化无法被检测到，因此这些数字是下界。精确对照运行（8</w:t>
       </w:r>
       <w:r>
         <w:t xml:space="preserve"> </w:t>
@@ -49175,7 +49041,7 @@
         <w:rPr>
           <w:rFonts w:hint="eastAsia"/>
         </w:rPr>
-        <w:t xml:space="preserve">规模演示与板设计的精确验证</w:t>
+        <w:t xml:space="preserve">规模算例与板设计的精确验证</w:t>
       </w:r>
     </w:p>
     <w:p>
@@ -49188,7 +49054,7 @@
           <w:b/>
           <w:bCs/>
         </w:rPr>
-        <w:t xml:space="preserve">规模演示。</w:t>
+        <w:t xml:space="preserve">规模算例。</w:t>
       </w:r>
       <w:r>
         <w:t xml:space="preserve"> </w:t>
@@ -49430,7 +49296,7 @@
           <w:b/>
           <w:bCs/>
         </w:rPr>
-        <w:t xml:space="preserve">规模演示。</w:t>
+        <w:t xml:space="preserve">规模算例。</w:t>
       </w:r>
       <w:r>
         <w:t xml:space="preserve"> </w:t>
@@ -52846,7 +52712,7 @@
         <w:rPr>
           <w:rFonts w:hint="eastAsia"/>
         </w:rPr>
-        <w:t xml:space="preserve">置于训练循环之内。该变体的检查点仅在</w:t>
+        <w:t xml:space="preserve">置于训练回路之内。该变体的检查点仅在</w:t>
       </w:r>
       <w:r>
         <w:t xml:space="preserve"> P </w:t>
@@ -54986,7 +54852,7 @@
         <w:rPr>
           <w:rFonts w:hint="eastAsia"/>
         </w:rPr>
-        <w:t xml:space="preserve">精确凝聚算子的预条件共轭梯度法（补充说明</w:t>
+        <w:t xml:space="preserve">精确凝聚刚度矩阵的预条件共轭梯度法（补充说明</w:t>
       </w:r>
       <w:r>
         <w:t xml:space="preserve"> </w:t>
@@ -58216,7 +58082,16 @@
         <w:rPr>
           <w:rFonts w:hint="eastAsia"/>
         </w:rPr>
-        <w:t xml:space="preserve">NICE）采用与正文图中相同的标记和颜色；基础网络加修正指在部署时对基础网络施加修正。以确定性的水平偏移区分重叠的观测点。所有子图共用对数误差轴。</w:t>
+        <w:t xml:space="preserve">NICE）采用与正文图及图</w:t>
+      </w:r>
+      <w:r>
+        <w:t xml:space="preserve"> S04 </w:t>
+      </w:r>
+      <w:r>
+        <w:rPr>
+          <w:rFonts w:hint="eastAsia"/>
+        </w:rPr>
+        <w:t xml:space="preserve">中相同的标记和颜色；基础网络加修正指在部署时对基础网络施加修正。以确定性的水平偏移区分重叠的观测点。所有子图共用对数误差轴。</w:t>
       </w:r>
     </w:p>
     <w:p>

--- a/docs/paper_p1/word/P1_supp_CN.docx
+++ b/docs/paper_p1/word/P1_supp_CN.docx
@@ -30,7 +30,7 @@
         <w:rPr>
           <w:rFonts w:hint="eastAsia"/>
         </w:rPr>
-        <w:t xml:space="preserve">2）一致。未修正延续与平滑训练两个变体未列入该表，其结果在本补充材料中给出。下方索引给出各变体在数据存档中的记录标识符。</w:t>
+        <w:t xml:space="preserve">2）一致。未修正延续与平滑训练两个变体未列入该表，其结果在本补充材料中给出。以下索引给出各变体在数据存档中的记录标识符。</w:t>
       </w:r>
     </w:p>
     <w:p>
@@ -1186,24 +1186,7 @@
         <w:rPr>
           <w:rFonts w:hint="eastAsia"/>
         </w:rPr>
-        <w:t xml:space="preserve">表示切割角</w:t>
-      </w:r>
-      <w:r>
-        <w:t xml:space="preserve"> </w:t>
-      </w:r>
-      <m:oMath>
-        <m:r>
-          <m:t>ϑ</m:t>
-        </m:r>
-      </m:oMath>
-      <w:r>
-        <w:t xml:space="preserve"> </w:t>
-      </w:r>
-      <w:r>
-        <w:rPr>
-          <w:rFonts w:hint="eastAsia"/>
-        </w:rPr>
-        <w:t xml:space="preserve">位于</w:t>
+        <w:t xml:space="preserve">表示</w:t>
       </w:r>
       <w:r>
         <w:t xml:space="preserve"> </w:t>
@@ -1250,7 +1233,24 @@
         <w:rPr>
           <w:rFonts w:hint="eastAsia"/>
         </w:rPr>
-        <w:t xml:space="preserve">的哪一半区间，v0、v1</w:t>
+        <w:t xml:space="preserve">中包含切割角</w:t>
+      </w:r>
+      <w:r>
+        <w:t xml:space="preserve"> </w:t>
+      </w:r>
+      <m:oMath>
+        <m:r>
+          <m:t>ϑ</m:t>
+        </m:r>
+      </m:oMath>
+      <w:r>
+        <w:t xml:space="preserve"> </w:t>
+      </w:r>
+      <w:r>
+        <w:rPr>
+          <w:rFonts w:hint="eastAsia"/>
+        </w:rPr>
+        <w:t xml:space="preserve">的半区间，v0、v1</w:t>
       </w:r>
       <w:r>
         <w:t xml:space="preserve"> </w:t>
@@ -38303,7 +38303,7 @@
         <w:rPr>
           <w:rFonts w:hint="eastAsia"/>
         </w:rPr>
-        <w:t xml:space="preserve">列出了各项设置。移动渐近线法每完成一次分析，即由梯度估计值构造一个凸可分近似。该方法从不沿搜索方向检验</w:t>
+        <w:t xml:space="preserve">列出了各项设置。移动渐近线法每完成一次分析，即由梯度估计值构造一个凸可分近似。该方法不沿搜索方向检验</w:t>
       </w:r>
       <w:r>
         <w:t xml:space="preserve"> </w:t>
@@ -38345,7 +38345,7 @@
         <w:rPr>
           <w:rFonts w:hint="eastAsia"/>
         </w:rPr>
-        <w:t xml:space="preserve">残差，因为该估计值并非</w:t>
+        <w:t xml:space="preserve">残差，原因在于该估计值并非</w:t>
       </w:r>
       <w:r>
         <w:t xml:space="preserve"> </w:t>
@@ -53081,7 +53081,7 @@
         <w:rPr>
           <w:rFonts w:hint="eastAsia"/>
         </w:rPr>
-        <w:t xml:space="preserve">胞元上的相同。网络预测的内部位移的精度不能迁移，因为它与网络训练所用的胞元族相关。</w:t>
+        <w:t xml:space="preserve">胞元上的相同。网络预测的内部位移的精度不能迁移，因其与网络训练所用的胞元族相关。</w:t>
       </w:r>
     </w:p>
     <w:p>

--- a/docs/paper_p1/word/P1_supp_CN.docx
+++ b/docs/paper_p1/word/P1_supp_CN.docx
@@ -28030,7 +28030,7 @@
       <w:r>
         <w:t xml:space="preserve"> </w:t>
       </w:r>
-      <w:hyperlink r:id="rId9">
+      <w:hyperlink r:id="rId20">
         <w:r>
           <w:rPr>
             <w:rStyle w:val="Hyperlink"/>
@@ -34645,7 +34645,7 @@
               <m:e>
                 <m:r>
                   <m:rPr>
-                    <m:sty m:val="bi"/>
+                    <m:sty m:val="b"/>
                   </m:rPr>
                   <m:t>s</m:t>
                 </m:r>
@@ -34668,7 +34668,7 @@
           <m:e>
             <m:r>
               <m:rPr>
-                <m:sty m:val="bi"/>
+                <m:sty m:val="b"/>
               </m:rPr>
               <m:t>s</m:t>
             </m:r>
@@ -34701,7 +34701,7 @@
           <m:e>
             <m:r>
               <m:rPr>
-                <m:sty m:val="bi"/>
+                <m:sty m:val="b"/>
               </m:rPr>
               <m:t>s</m:t>
             </m:r>
@@ -38558,7 +38558,7 @@
                 <m:e>
                   <m:r>
                     <m:rPr>
-                      <m:sty m:val="bi"/>
+                      <m:sty m:val="b"/>
                     </m:rPr>
                     <m:t>τ</m:t>
                   </m:r>
@@ -38581,7 +38581,7 @@
                 <m:e>
                   <m:r>
                     <m:rPr>
-                      <m:sty m:val="bi"/>
+                      <m:sty m:val="b"/>
                     </m:rPr>
                     <m:t>τ</m:t>
                   </m:r>
@@ -38602,7 +38602,7 @@
                 <m:e>
                   <m:r>
                     <m:rPr>
-                      <m:sty m:val="bi"/>
+                      <m:sty m:val="b"/>
                     </m:rPr>
                     <m:t>τ</m:t>
                   </m:r>
@@ -38623,7 +38623,7 @@
                 <m:e>
                   <m:r>
                     <m:rPr>
-                      <m:sty m:val="bi"/>
+                      <m:sty m:val="b"/>
                     </m:rPr>
                     <m:t>τ</m:t>
                   </m:r>
@@ -39048,7 +39048,7 @@
                 <m:e>
                   <m:r>
                     <m:rPr>
-                      <m:sty m:val="bi"/>
+                      <m:sty m:val="b"/>
                     </m:rPr>
                     <m:t>τ</m:t>
                   </m:r>
@@ -39495,7 +39495,7 @@
             <w:r>
               <w:t xml:space="preserve"> </w:t>
             </w:r>
-            <w:hyperlink r:id="rId10">
+            <w:hyperlink r:id="rId21">
               <w:r>
                 <w:rPr>
                   <w:rStyle w:val="Hyperlink"/>
@@ -40796,7 +40796,7 @@
         <w:rPr>
           <w:rFonts w:hint="eastAsia"/>
         </w:rPr>
-        <w:t xml:space="preserve">细观尺度上分析的设计包括表</w:t>
+        <w:t xml:space="preserve">细尺度上分析的设计包括表</w:t>
       </w:r>
       <w:r>
         <w:t xml:space="preserve"> ST17 </w:t>
@@ -43186,7 +43186,7 @@
                   <m:e>
                     <m:r>
                       <m:rPr>
-                        <m:sty m:val="bi"/>
+                        <m:sty m:val="b"/>
                       </m:rPr>
                       <m:t>s</m:t>
                     </m:r>
@@ -43209,7 +43209,7 @@
               <m:e>
                 <m:r>
                   <m:rPr>
-                    <m:sty m:val="bi"/>
+                    <m:sty m:val="b"/>
                   </m:rPr>
                   <m:t>s</m:t>
                 </m:r>
@@ -43240,7 +43240,7 @@
               <m:e>
                 <m:r>
                   <m:rPr>
-                    <m:sty m:val="bi"/>
+                    <m:sty m:val="b"/>
                   </m:rPr>
                   <m:t>s</m:t>
                 </m:r>
@@ -45081,16 +45081,16 @@
         <w:rPr>
           <w:rFonts w:hint="eastAsia"/>
         </w:rPr>
-        <w:t xml:space="preserve">个单元的网格。细观模型固定切割胞元的全部切割平面单元自由度（表</w:t>
-      </w:r>
-      <w:r>
-        <w:t xml:space="preserve"> </w:t>
-      </w:r>
-      <w:r>
-        <w:rPr>
-          <w:rFonts w:hint="eastAsia"/>
-        </w:rPr>
-        <w:t xml:space="preserve">ST21），该支撑至少与仅作用于切割面的支撑同样刚硬。这一支撑降低了精确柔度，因而缩小了宏观模型对柔度的低估。对于均匀化梯度设计，宏观体积模型不再与细观尺度材料体积精确相等（表</w:t>
+        <w:t xml:space="preserve">个单元的网格。细尺度模型固定切割胞元的全部切割平面单元自由度（表</w:t>
+      </w:r>
+      <w:r>
+        <w:t xml:space="preserve"> </w:t>
+      </w:r>
+      <w:r>
+        <w:rPr>
+          <w:rFonts w:hint="eastAsia"/>
+        </w:rPr>
+        <w:t xml:space="preserve">ST21），该支撑至少与仅作用于切割面的支撑同样刚硬。这一支撑降低了精确柔度，因而缩小了宏观模型对柔度的低估。对于均匀化梯度设计，宏观体积模型不再与细尺度材料体积精确相等（表</w:t>
       </w:r>
       <w:r>
         <w:t xml:space="preserve"> </w:t>
@@ -45792,7 +45792,7 @@
         <w:rPr>
           <w:rFonts w:hint="eastAsia"/>
         </w:rPr>
-        <w:t xml:space="preserve">所有细观尺度数值均为</w:t>
+        <w:t xml:space="preserve">所有细尺度数值均为</w:t>
       </w:r>
       <w:r>
         <w:t xml:space="preserve"> NICE </w:t>
@@ -47178,7 +47178,7 @@
         <w:rPr>
           <w:rFonts w:hint="eastAsia"/>
         </w:rPr>
-        <w:t xml:space="preserve">均匀化与细观尺度</w:t>
+        <w:t xml:space="preserve">均匀化与细尺度</w:t>
       </w:r>
       <w:r>
         <w:t xml:space="preserve"> NICE </w:t>
@@ -47477,7 +47477,7 @@
               <w:rPr>
                 <w:rFonts w:hint="eastAsia"/>
               </w:rPr>
-              <w:t xml:space="preserve">细观尺度</w:t>
+              <w:t xml:space="preserve">细尺度</w:t>
             </w:r>
             <w:r>
               <w:t xml:space="preserve"> </w:t>
@@ -47785,7 +47785,7 @@
         <w:rPr>
           <w:rFonts w:hint="eastAsia"/>
         </w:rPr>
-        <w:t xml:space="preserve">与细观尺度材料体积</w:t>
+        <w:t xml:space="preserve">与细尺度材料体积</w:t>
       </w:r>
       <w:r>
         <w:t xml:space="preserve"> 4.569074 </w:t>
@@ -49225,7 +49225,7 @@
           <m:e>
             <m:r>
               <m:rPr>
-                <m:sty m:val="bi"/>
+                <m:sty m:val="b"/>
               </m:rPr>
               <m:t>τ</m:t>
             </m:r>
@@ -57441,18 +57441,18 @@
           <wp:inline>
             <wp:extent cx="5334000" cy="3384606"/>
             <wp:effectExtent b="0" l="0" r="0" t="0"/>
-            <wp:docPr descr="Figure S01" title="" id="12" name="Picture"/>
+            <wp:docPr descr="Figure S01" title="" id="23" name="Picture"/>
             <a:graphic>
               <a:graphicData uri="http://schemas.openxmlformats.org/drawingml/2006/picture">
                 <pic:pic>
                   <pic:nvPicPr>
-                    <pic:cNvPr descr="figures/S06_reference_verification.png" id="13" name="Picture"/>
+                    <pic:cNvPr descr="figures/S06_reference_verification.png" id="24" name="Picture"/>
                     <pic:cNvPicPr>
                       <a:picLocks noChangeArrowheads="1" noChangeAspect="1"/>
                     </pic:cNvPicPr>
                   </pic:nvPicPr>
                   <pic:blipFill>
-                    <a:blip r:embed="rId11"/>
+                    <a:blip r:embed="rId22"/>
                     <a:stretch>
                       <a:fillRect/>
                     </a:stretch>
@@ -57965,18 +57965,18 @@
           <wp:inline>
             <wp:extent cx="5334000" cy="4948966"/>
             <wp:effectExtent b="0" l="0" r="0" t="0"/>
-            <wp:docPr descr="Figure S02" title="" id="15" name="Picture"/>
+            <wp:docPr descr="Figure S02" title="" id="26" name="Picture"/>
             <a:graphic>
               <a:graphicData uri="http://schemas.openxmlformats.org/drawingml/2006/picture">
                 <pic:pic>
                   <pic:nvPicPr>
-                    <pic:cNvPr descr="figures/S01_distributions.png" id="16" name="Picture"/>
+                    <pic:cNvPr descr="figures/S01_distributions.png" id="27" name="Picture"/>
                     <pic:cNvPicPr>
                       <a:picLocks noChangeArrowheads="1" noChangeAspect="1"/>
                     </pic:cNvPicPr>
                   </pic:nvPicPr>
                   <pic:blipFill>
-                    <a:blip r:embed="rId14"/>
+                    <a:blip r:embed="rId25"/>
                     <a:stretch>
                       <a:fillRect/>
                     </a:stretch>
@@ -58103,18 +58103,18 @@
           <wp:inline>
             <wp:extent cx="5334000" cy="3822909"/>
             <wp:effectExtent b="0" l="0" r="0" t="0"/>
-            <wp:docPr descr="Figure S03" title="" id="18" name="Picture"/>
+            <wp:docPr descr="Figure S03" title="" id="29" name="Picture"/>
             <a:graphic>
               <a:graphicData uri="http://schemas.openxmlformats.org/drawingml/2006/picture">
                 <pic:pic>
                   <pic:nvPicPr>
-                    <pic:cNvPr descr="figures/S03_sensitivity_diagnostics.png" id="19" name="Picture"/>
+                    <pic:cNvPr descr="figures/S03_sensitivity_diagnostics.png" id="30" name="Picture"/>
                     <pic:cNvPicPr>
                       <a:picLocks noChangeArrowheads="1" noChangeAspect="1"/>
                     </pic:cNvPicPr>
                   </pic:nvPicPr>
                   <pic:blipFill>
-                    <a:blip r:embed="rId17"/>
+                    <a:blip r:embed="rId28"/>
                     <a:stretch>
                       <a:fillRect/>
                     </a:stretch>
@@ -58422,18 +58422,18 @@
           <wp:inline>
             <wp:extent cx="5334000" cy="4947154"/>
             <wp:effectExtent b="0" l="0" r="0" t="0"/>
-            <wp:docPr descr="Figure S04" title="" id="21" name="Picture"/>
+            <wp:docPr descr="Figure S04" title="" id="32" name="Picture"/>
             <a:graphic>
               <a:graphicData uri="http://schemas.openxmlformats.org/drawingml/2006/picture">
                 <pic:pic>
                   <pic:nvPicPr>
-                    <pic:cNvPr descr="figures/S07_energy_share_variants.png" id="22" name="Picture"/>
+                    <pic:cNvPr descr="figures/S07_energy_share_variants.png" id="33" name="Picture"/>
                     <pic:cNvPicPr>
                       <a:picLocks noChangeArrowheads="1" noChangeAspect="1"/>
                     </pic:cNvPicPr>
                   </pic:nvPicPr>
                   <pic:blipFill>
-                    <a:blip r:embed="rId20"/>
+                    <a:blip r:embed="rId31"/>
                     <a:stretch>
                       <a:fillRect/>
                     </a:stretch>
@@ -58978,10 +58978,10 @@
   <w:docDefaults>
     <w:rPrDefault>
       <w:rPr>
-        <w:rFonts w:asciiTheme="minorHAnsi" w:cstheme="minorBidi" w:eastAsiaTheme="minorEastAsia" w:hAnsiTheme="minorHAnsi"/>
+        <w:rFonts w:asciiTheme="minorHAnsi" w:cstheme="minorBidi" w:eastAsiaTheme="minorHAnsi" w:hAnsiTheme="minorHAnsi"/>
         <w:sz w:val="24"/>
         <w:szCs w:val="24"/>
-        <w:lang w:bidi="ar-SA" w:eastAsia="zh-CN" w:val="en-US"/>
+        <w:lang w:bidi="ar-SA" w:eastAsia="en-US" w:val="en-US"/>
       </w:rPr>
     </w:rPrDefault>
     <w:pPrDefault>
@@ -59522,6 +59522,13 @@
       </w:tblCellMar>
     </w:tblPr>
     <w:tblStylePr w:type="firstRow">
+      <w:tblPr>
+        <w:jc w:val="left"/>
+        <w:tblInd w:type="dxa" w:w="0"/>
+      </w:tblPr>
+      <w:trPr>
+        <w:jc w:val="left"/>
+      </w:trPr>
       <w:tcPr>
         <w:tcBorders>
           <w:bottom w:val="single"/>

--- a/docs/paper_p1/word/P1_supp_CN.docx
+++ b/docs/paper_p1/word/P1_supp_CN.docx
@@ -52296,7 +52296,7 @@
         <w:t xml:space="preserve">罚项支撑的碎片，并重复这两步直至不再变化。于是相邻胞元的主自由度在共享面上除胞元棱线外完全重合（不匹配的自由度按第</w:t>
       </w:r>
       <w:r>
-        <w:t xml:space="preserve"> 2.3 </w:t>
+        <w:t xml:space="preserve"> 2.4 </w:t>
       </w:r>
       <w:r>
         <w:rPr>

--- a/docs/paper_p1/word/P1_supp_CN.docx
+++ b/docs/paper_p1/word/P1_supp_CN.docx
@@ -4637,7 +4637,7 @@
         <w:rPr>
           <w:rFonts w:hint="eastAsia"/>
         </w:rPr>
-        <w:t xml:space="preserve">带求交之前的体积。任意两个验证几何在立方体对称变换下均不重合。在</w:t>
+        <w:t xml:space="preserve">材料层求交之前的体积。任意两个验证几何在立方体对称变换下均不重合。在</w:t>
       </w:r>
       <w:r>
         <w:t xml:space="preserve"> </w:t>
@@ -17655,7 +17655,7 @@
         <w:rPr>
           <w:rFonts w:hint="eastAsia"/>
         </w:rPr>
-        <w:t xml:space="preserve">上的基础网络，考察相邻胞元表面的</w:t>
+        <w:t xml:space="preserve">上的基础网络，考察相邻胞元边界面的</w:t>
       </w:r>
       <w:r>
         <w:t xml:space="preserve"> z </w:t>
@@ -21417,7 +21417,7 @@
         <w:rPr>
           <w:rFonts w:hint="eastAsia"/>
         </w:rPr>
-        <w:t xml:space="preserve">向表面上没有材料。在</w:t>
+        <w:t xml:space="preserve">向边界面上没有材料。在</w:t>
       </w:r>
       <w:r>
         <w:t xml:space="preserve"> </w:t>
@@ -21890,7 +21890,7 @@
         <w:rPr>
           <w:rFonts w:hint="eastAsia"/>
         </w:rPr>
-        <w:t xml:space="preserve">单个胞元在一个胞元表面上固支，在另一表面上沿三个坐标方向分别施加单位面力载荷，并在</w:t>
+        <w:t xml:space="preserve">单个胞元在一个胞元边界面上固支，在另一边界面上沿三个坐标方向分别施加单位面力载荷，并在</w:t>
       </w:r>
       <w:r>
         <w:t xml:space="preserve"> </w:t>
@@ -21934,7 +21934,7 @@
         <w:rPr>
           <w:rFonts w:hint="eastAsia"/>
         </w:rPr>
-        <w:t xml:space="preserve">唯一含材料的胞元表面即为固支面，因此改为施加合力为单位值的体力载荷。表中各项斜线前为相对</w:t>
+        <w:t xml:space="preserve">唯一含材料的胞元边界面即为固支面，因此改为施加合力为单位值的体力载荷。表中各项斜线前为相对</w:t>
       </w:r>
       <w:r>
         <w:t xml:space="preserve"> </w:t>
@@ -23367,7 +23367,7 @@
         <w:rPr>
           <w:rFonts w:hint="eastAsia"/>
         </w:rPr>
-        <w:t xml:space="preserve">消融：胞元表面的</w:t>
+        <w:t xml:space="preserve">消融：胞元边界面的</w:t>
       </w:r>
       <w:r>
         <w:t xml:space="preserve"> Bernstein </w:t>
@@ -23405,7 +23405,7 @@
         <w:rPr>
           <w:rFonts w:hint="eastAsia"/>
         </w:rPr>
-        <w:t xml:space="preserve">补），仅缩减胞元表面主自由度位移的表示。</w:t>
+        <w:t xml:space="preserve">补），仅缩减胞元边界面主自由度位移的表示。</w:t>
       </w:r>
     </w:p>
     <w:p>
@@ -23439,7 +23439,7 @@
         <w:rPr>
           <w:rFonts w:hint="eastAsia"/>
         </w:rPr>
-        <w:t xml:space="preserve">受限空间在每个胞元选定的胞元表面上采用</w:t>
+        <w:t xml:space="preserve">受限空间在每个胞元选定的胞元边界面上采用</w:t>
       </w:r>
       <w:r>
         <w:t xml:space="preserve"> </w:t>
@@ -23491,7 +23491,7 @@
         <w:rPr>
           <w:rFonts w:hint="eastAsia"/>
         </w:rPr>
-        <w:t xml:space="preserve">在胞元间共享的自由度上保持一致。切割平面单元中不在胞元表面上的自由度仍取单位列。施加支撑后的</w:t>
+        <w:t xml:space="preserve">在胞元间共享的自由度上保持一致。切割平面单元中不在胞元边界面上的自由度仍取单位列。施加支撑后的</w:t>
       </w:r>
       <w:r>
         <w:t xml:space="preserve"> Galerkin </w:t>
@@ -23742,7 +23742,7 @@
         <w:rPr>
           <w:rFonts w:hint="eastAsia"/>
         </w:rPr>
-        <w:t xml:space="preserve">该比较在这一受限的胞元表面位移空间内使用各胞元的精确凝聚刚度矩阵，因此内部位移是精确的，全部误差均来自受限的边界。考察两种情形：一是所有胞元表面均受限，相当于整个点阵完全由此类子结构构成；二是仅共享界面受限。</w:t>
+        <w:t xml:space="preserve">该比较在这一受限的胞元边界面位移空间内使用各胞元的精确凝聚刚度矩阵，因此内部位移是精确的，全部误差均来自受限的边界。考察两种情形：一是所有胞元边界面均受限，相当于整个点阵完全由此类子结构构成；二是仅共享界面受限。</w:t>
       </w:r>
     </w:p>
     <w:p>
@@ -23989,7 +23989,7 @@
         <w:rPr>
           <w:rFonts w:hint="eastAsia"/>
         </w:rPr>
-        <w:t xml:space="preserve">载荷：被测胞元表面上的三个面力与相邻胞元表面上的三个面力。</w:t>
+        <w:t xml:space="preserve">载荷：被测胞元边界面上的三个面力与相邻胞元边界面上的三个面力。</w:t>
       </w:r>
     </w:p>
     <w:p>
@@ -24004,7 +24004,7 @@
         <w:rPr>
           <w:rFonts w:hint="eastAsia"/>
         </w:rPr>
-        <w:t xml:space="preserve">切割平面单元中不在胞元表面上的自由度不受限制，这对受限模型有利（受控自由度见表</w:t>
+        <w:t xml:space="preserve">切割平面单元中不在胞元边界面上的自由度不受限制，这对受限模型有利（受控自由度见表</w:t>
       </w:r>
       <w:r>
         <w:t xml:space="preserve"> </w:t>
@@ -24048,7 +24048,7 @@
         <w:rPr>
           <w:rFonts w:hint="eastAsia"/>
         </w:rPr>
-        <w:t xml:space="preserve">胞元表面位移的</w:t>
+        <w:t xml:space="preserve">胞元边界面位移的</w:t>
       </w:r>
       <w:r>
         <w:t xml:space="preserve"> Bernstein </w:t>
@@ -24086,7 +24086,7 @@
         <w:rPr>
           <w:rFonts w:hint="eastAsia"/>
         </w:rPr>
-        <w:t xml:space="preserve">作用于受限的胞元表面；切割平面单元的自由度仍取单位表示。受控自由度包括这些不受限的切割平面单元自由度。所有误差均为所列载荷集上的最大值（%），以采用全部主自由度的解为基准；灵敏度列指被测胞元的灵敏度向量。被测面载荷为被测胞元加载面上的三个单位面力载荷，六载荷集在此基础上加入相邻胞元表面上的三个面力。两个载荷集的最大值未必出现在同一载荷下。</w:t>
+        <w:t xml:space="preserve">作用于受限的胞元边界面；切割平面单元的自由度仍取单位表示。受控自由度包括这些不受限的切割平面单元自由度。所有误差均为所列载荷集上的最大值（%），以采用全部主自由度的解为基准；灵敏度列指被测胞元的灵敏度向量。被测面载荷为被测胞元加载面上的三个单位面力载荷，六载荷集在此基础上加入相邻胞元边界面上的三个面力。两个载荷集的最大值未必出现在同一载荷下。</w:t>
       </w:r>
     </w:p>
     <w:p>
@@ -24100,7 +24100,7 @@
         <w:rPr>
           <w:rFonts w:hint="eastAsia"/>
         </w:rPr>
-        <w:t xml:space="preserve">所有胞元表面均受限</w:t>
+        <w:t xml:space="preserve">所有胞元边界面均受限</w:t>
       </w:r>
     </w:p>
     <w:tbl>
@@ -28587,7 +28587,7 @@
               <w:rPr>
                 <w:rFonts w:hint="eastAsia"/>
               </w:rPr>
-              <w:t xml:space="preserve">胞元表面以外的切割平面单元自由度（占未约束主自由度的比例）</w:t>
+              <w:t xml:space="preserve">胞元边界面以外的切割平面单元自由度（占未约束主自由度的比例）</w:t>
             </w:r>
           </w:p>
         </w:tc>
@@ -33211,7 +33211,7 @@
         <w:rPr>
           <w:rFonts w:hint="eastAsia"/>
         </w:rPr>
-        <w:t xml:space="preserve">的两种构型中，六个面载荷为沿三个笛卡尔坐标轴、作用于被测胞元受载表面的面力载荷，以及作用于相邻胞元受载表面的同样三个载荷。面力载荷由</w:t>
+        <w:t xml:space="preserve">的两种构型中，六个面载荷为沿三个笛卡尔坐标轴、作用于被测胞元受载边界面的面力载荷，以及作用于相邻胞元受载边界面的同样三个载荷。面力载荷由</w:t>
       </w:r>
       <w:r>
         <w:t xml:space="preserve"> Q2 </w:t>
@@ -33220,7 +33220,7 @@
         <w:rPr>
           <w:rFonts w:hint="eastAsia"/>
         </w:rPr>
-        <w:t xml:space="preserve">表面形函数积分得到；每个节点载荷向量在消除支撑之前归一化为单位合力，然后消除固支分量。若被测胞元的切割表面上有经同样归一化的三个面力载荷，则其结果单独报告。相邻胞元为未切割胞元。因此，在被测胞元的切割平面与共享面相交之处，该胞元对是一种测试构型，而不是物理上被切割的试件。</w:t>
+        <w:t xml:space="preserve">表面形函数积分得到；每个节点载荷向量在消除支撑之前归一化为单位合力，然后消除固支分量。若被测胞元的切割面上有经同样归一化的三个面力载荷，则其结果单独报告。相邻胞元为未切割胞元。因此，在被测胞元的切割平面与共享面相交之处，该胞元对是一种测试构型，而不是物理上被切割的试件。</w:t>
       </w:r>
     </w:p>
     <w:p>
@@ -44103,7 +44103,7 @@
         <w:rPr>
           <w:rFonts w:hint="eastAsia"/>
         </w:rPr>
-        <w:t xml:space="preserve">。胞元相对表面上的节点视为同一节点，涨落场取周期形式并固定一个节点。由六个单位宏观应变得到单位胞元的</w:t>
+        <w:t xml:space="preserve">。胞元相对边界面上的节点视为同一节点，涨落场取周期形式并固定一个节点。由六个单位宏观应变得到单位胞元的</w:t>
       </w:r>
       <w:r>
         <w:t xml:space="preserve"> </w:t>
@@ -52483,7 +52483,7 @@
         <w:rPr>
           <w:rFonts w:hint="eastAsia"/>
         </w:rPr>
-        <w:t xml:space="preserve">节的性质对这些胞元也成立。原因在于假设</w:t>
+        <w:t xml:space="preserve">节的性质对这些胞元也成立。原因在于条件</w:t>
       </w:r>
       <w:r>
         <w:t xml:space="preserve"> (A1)–(A3) </w:t>
@@ -56909,7 +56909,7 @@
         <w:rPr>
           <w:rFonts w:hint="eastAsia"/>
         </w:rPr>
-        <w:t xml:space="preserve">相邻胞元表面的</w:t>
+        <w:t xml:space="preserve">相邻胞元边界面的</w:t>
       </w:r>
       <w:r>
         <w:t xml:space="preserve"> z </w:t>
@@ -56963,7 +56963,7 @@
         <w:rPr>
           <w:rFonts w:hint="eastAsia"/>
         </w:rPr>
-        <w:t xml:space="preserve">被测胞元表面的</w:t>
+        <w:t xml:space="preserve">被测胞元边界面的</w:t>
       </w:r>
       <w:r>
         <w:t xml:space="preserve"> y </w:t>
@@ -57513,7 +57513,7 @@
         <w:rPr>
           <w:rFonts w:hint="eastAsia"/>
         </w:rPr>
-        <w:t xml:space="preserve">单个胞元在一个胞元表面上固支，并在另一个面上沿三个笛卡尔坐标方向分别受单位面力载荷作用。在</w:t>
+        <w:t xml:space="preserve">单个胞元在一个胞元边界面上固支，并在另一个面上沿三个笛卡尔坐标方向分别受单位面力载荷作用。在</w:t>
       </w:r>
       <w:r>
         <w:t xml:space="preserve"> (a)、(b) </w:t>
@@ -58724,7 +58724,7 @@
         <w:rPr>
           <w:rFonts w:hint="eastAsia"/>
         </w:rPr>
-        <w:t xml:space="preserve">在相邻胞元表面</w:t>
+        <w:t xml:space="preserve">在相邻胞元边界面</w:t>
       </w:r>
       <w:r>
         <w:t xml:space="preserve"> z </w:t>

--- a/docs/paper_p1/word/P1_supp_CN.docx
+++ b/docs/paper_p1/word/P1_supp_CN.docx
@@ -52483,16 +52483,7 @@
         <w:rPr>
           <w:rFonts w:hint="eastAsia"/>
         </w:rPr>
-        <w:t xml:space="preserve">节的性质对这些胞元也成立。原因在于条件</w:t>
-      </w:r>
-      <w:r>
-        <w:t xml:space="preserve"> (A1)–(A3) </w:t>
-      </w:r>
-      <w:r>
-        <w:rPr>
-          <w:rFonts w:hint="eastAsia"/>
-        </w:rPr>
-        <w:t xml:space="preserve">涉及的是刚度和装配，而网络的位移恢复按构造在主自由度上等于给定位移，并能再现刚体运动。命题</w:t>
+        <w:t xml:space="preserve">节的性质对这些胞元也成立。原因在于这些结论只依赖刚度矩阵、装配方式和位移恢复算子的两项性质，而网络的位移恢复按构造在主自由度上等于给定位移，并能再现刚体运动。命题</w:t>
       </w:r>
       <w:r>
         <w:t xml:space="preserve"> 2 </w:t>

--- a/docs/paper_p1/word/P1_supp_CN.docx
+++ b/docs/paper_p1/word/P1_supp_CN.docx
@@ -1322,7 +1322,7 @@
         <w:rPr>
           <w:rFonts w:hint="eastAsia"/>
         </w:rPr>
-        <w:t xml:space="preserve">标签，下表给出它们在数据存档中的标识符。</w:t>
+        <w:t xml:space="preserve">标签，下表给出这些几何在数据存档中的标识符。</w:t>
       </w:r>
     </w:p>
     <w:tbl>
@@ -2822,10 +2822,10 @@
         <w:rPr>
           <w:rFonts w:hint="eastAsia"/>
         </w:rPr>
-        <w:t xml:space="preserve">个几何，即</w:t>
-      </w:r>
-      <w:r>
-        <w:t xml:space="preserve"> 591 </w:t>
+        <w:t xml:space="preserve">个几何：591</w:t>
+      </w:r>
+      <w:r>
+        <w:t xml:space="preserve"> </w:t>
       </w:r>
       <w:r>
         <w:rPr>
@@ -4735,7 +4735,7 @@
         <w:rPr>
           <w:rFonts w:hint="eastAsia"/>
         </w:rPr>
-        <w:t xml:space="preserve">节的几何索引中标明；它们作为测试算例报告，不构成用于总体推断的随机样本。</w:t>
+        <w:t xml:space="preserve">节的几何索引中标明；这些算例作为测试算例报告，不构成用于总体推断的随机样本。</w:t>
       </w:r>
     </w:p>
     <w:p>
@@ -14033,31 +14033,30 @@
         </w:rPr>
         <w:t xml:space="preserve">个内部自由度。</w:t>
       </w:r>
-      <w:r>
-        <w:t xml:space="preserve"> </w:t>
-      </w:r>
-      <w:r>
-        <w:t xml:space="preserve">## </w:t>
-      </w:r>
-      <w:r>
-        <w:rPr>
-          <w:rFonts w:hint="eastAsia"/>
-        </w:rPr>
-        <w:t xml:space="preserve">表</w:t>
-      </w:r>
-      <w:r>
-        <w:t xml:space="preserve"> ST08. </w:t>
-      </w:r>
-      <w:r>
-        <w:rPr>
-          <w:rFonts w:hint="eastAsia"/>
-        </w:rPr>
-        <w:t xml:space="preserve">两胞元装配的完整结果（相邻胞元厚度连续）</w:t>
-      </w:r>
     </w:p>
     <w:p>
       <w:pPr>
-        <w:pStyle w:val="BodyText"/>
+        <w:pStyle w:val="Heading2"/>
+      </w:pPr>
+      <w:r>
+        <w:rPr>
+          <w:rFonts w:hint="eastAsia"/>
+        </w:rPr>
+        <w:t xml:space="preserve">表</w:t>
+      </w:r>
+      <w:r>
+        <w:t xml:space="preserve"> ST08. </w:t>
+      </w:r>
+      <w:r>
+        <w:rPr>
+          <w:rFonts w:hint="eastAsia"/>
+        </w:rPr>
+        <w:t xml:space="preserve">两胞元装配的完整结果（相邻胞元厚度连续）</w:t>
+      </w:r>
+    </w:p>
+    <w:p>
+      <w:pPr>
+        <w:pStyle w:val="FirstParagraph"/>
       </w:pPr>
       <w:r>
         <w:rPr>
@@ -23396,10 +23395,10 @@
         <w:rPr>
           <w:rFonts w:hint="eastAsia"/>
         </w:rPr>
-        <w:t xml:space="preserve">节所概述消融算例的完整结果。各胞元均采用精确凝聚刚度矩阵（即</w:t>
-      </w:r>
-      <w:r>
-        <w:t xml:space="preserve"> Schur </w:t>
+        <w:t xml:space="preserve">节所概述消融算例的完整结果。各胞元均采用精确凝聚刚度矩阵（Schur</w:t>
+      </w:r>
+      <w:r>
+        <w:t xml:space="preserve"> </w:t>
       </w:r>
       <w:r>
         <w:rPr>
@@ -23824,9 +23823,19 @@
           </m:rPr>
           <m:t>=</m:t>
         </m:r>
-        <m:r>
-          <m:t>F</m:t>
-        </m:r>
+        <m:acc>
+          <m:accPr>
+            <m:chr m:val="̂"/>
+          </m:accPr>
+          <m:e>
+            <m:r>
+              <m:rPr>
+                <m:sty m:val="p"/>
+              </m:rPr>
+              <m:t>Ψ</m:t>
+            </m:r>
+          </m:e>
+        </m:acc>
         <m:r>
           <m:t>B</m:t>
         </m:r>
@@ -27216,12 +27225,11 @@
         </w:rPr>
         <w:t xml:space="preserve">32,991（H1）。</w:t>
       </w:r>
-      <w:r>
-        <w:t xml:space="preserve"> </w:t>
-      </w:r>
-      <w:r>
-        <w:t xml:space="preserve">## </w:t>
-      </w:r>
+    </w:p>
+    <w:p>
+      <w:pPr>
+        <w:pStyle w:val="Heading2"/>
+      </w:pPr>
       <w:r>
         <w:rPr>
           <w:rFonts w:hint="eastAsia"/>
@@ -27236,6 +27244,240 @@
           <w:rFonts w:hint="eastAsia"/>
         </w:rPr>
         <w:t xml:space="preserve">成本记录：整体点阵直接求解与逐胞元凝聚</w:t>
+      </w:r>
+    </w:p>
+    <w:p>
+      <w:pPr>
+        <w:pStyle w:val="FirstParagraph"/>
+      </w:pPr>
+      <w:r>
+        <w:rPr>
+          <w:rFonts w:hint="eastAsia"/>
+        </w:rPr>
+        <w:t xml:space="preserve">本说明定义表</w:t>
+      </w:r>
+      <w:r>
+        <w:t xml:space="preserve"> 5 </w:t>
+      </w:r>
+      <w:r>
+        <w:rPr>
+          <w:rFonts w:hint="eastAsia"/>
+        </w:rPr>
+        <w:t xml:space="preserve">中的三条路线并记录其各阶段（表</w:t>
+      </w:r>
+      <w:r>
+        <w:t xml:space="preserve"> </w:t>
+      </w:r>
+      <w:r>
+        <w:rPr>
+          <w:rFonts w:hint="eastAsia"/>
+        </w:rPr>
+        <w:t xml:space="preserve">ST12），同时比较常规凝聚与</w:t>
+      </w:r>
+      <w:r>
+        <w:t xml:space="preserve"> NICE </w:t>
+      </w:r>
+      <w:r>
+        <w:rPr>
+          <w:rFonts w:hint="eastAsia"/>
+        </w:rPr>
+        <w:t xml:space="preserve">的逐胞元成本（表</w:t>
+      </w:r>
+      <w:r>
+        <w:t xml:space="preserve"> </w:t>
+      </w:r>
+      <w:r>
+        <w:rPr>
+          <w:rFonts w:hint="eastAsia"/>
+        </w:rPr>
+        <w:t xml:space="preserve">ST13）。四胞元点阵取自第</w:t>
+      </w:r>
+      <w:r>
+        <w:t xml:space="preserve"> 5.8 </w:t>
+      </w:r>
+      <w:r>
+        <w:rPr>
+          <w:rFonts w:hint="eastAsia"/>
+        </w:rPr>
+        <w:t xml:space="preserve">节</w:t>
+      </w:r>
+      <w:r>
+        <w:t xml:space="preserve"> </w:t>
+      </w:r>
+      <m:oMath>
+        <m:r>
+          <m:t>2</m:t>
+        </m:r>
+        <m:r>
+          <m:rPr>
+            <m:sty m:val="p"/>
+          </m:rPr>
+          <m:t>×</m:t>
+        </m:r>
+        <m:r>
+          <m:t>2</m:t>
+        </m:r>
+        <m:r>
+          <m:rPr>
+            <m:sty m:val="p"/>
+          </m:rPr>
+          <m:t>×</m:t>
+        </m:r>
+        <m:r>
+          <m:t>2</m:t>
+        </m:r>
+      </m:oMath>
+      <w:r>
+        <w:t xml:space="preserve"> </w:t>
+      </w:r>
+      <w:r>
+        <w:rPr>
+          <w:rFonts w:hint="eastAsia"/>
+        </w:rPr>
+        <w:t xml:space="preserve">块的两层</w:t>
+      </w:r>
+      <w:r>
+        <w:t xml:space="preserve"> </w:t>
+      </w:r>
+      <m:oMath>
+        <m:r>
+          <m:t>z</m:t>
+        </m:r>
+        <m:r>
+          <m:rPr>
+            <m:sty m:val="p"/>
+          </m:rPr>
+          <m:t>=</m:t>
+        </m:r>
+        <m:r>
+          <m:t>0</m:t>
+        </m:r>
+      </m:oMath>
+      <w:r>
+        <w:t xml:space="preserve"> </w:t>
+      </w:r>
+      <w:r>
+        <w:rPr>
+          <w:rFonts w:hint="eastAsia"/>
+        </w:rPr>
+        <w:t xml:space="preserve">与</w:t>
+      </w:r>
+      <w:r>
+        <w:t xml:space="preserve"> </w:t>
+      </w:r>
+      <m:oMath>
+        <m:r>
+          <m:t>z</m:t>
+        </m:r>
+        <m:r>
+          <m:rPr>
+            <m:sty m:val="p"/>
+          </m:rPr>
+          <m:t>=</m:t>
+        </m:r>
+        <m:r>
+          <m:t>1</m:t>
+        </m:r>
+      </m:oMath>
+      <w:r>
+        <w:rPr>
+          <w:rFonts w:hint="eastAsia"/>
+        </w:rPr>
+        <w:t xml:space="preserve">，角点厚度参数保持不变。每层包含两个未切割胞元和两个切割胞元，切割胞元剩余的体积分数分别为</w:t>
+      </w:r>
+      <w:r>
+        <w:t xml:space="preserve"> 0.616 </w:t>
+      </w:r>
+      <w:r>
+        <w:rPr>
+          <w:rFonts w:hint="eastAsia"/>
+        </w:rPr>
+        <w:t xml:space="preserve">和</w:t>
+      </w:r>
+      <w:r>
+        <w:t xml:space="preserve"> </w:t>
+      </w:r>
+      <w:r>
+        <w:rPr>
+          <w:rFonts w:hint="eastAsia"/>
+        </w:rPr>
+        <w:t xml:space="preserve">0.252。所有点阵均在面</w:t>
+      </w:r>
+      <w:r>
+        <w:t xml:space="preserve"> </w:t>
+      </w:r>
+      <m:oMath>
+        <m:r>
+          <m:t>y</m:t>
+        </m:r>
+        <m:r>
+          <m:rPr>
+            <m:sty m:val="p"/>
+          </m:rPr>
+          <m:t>=</m:t>
+        </m:r>
+        <m:r>
+          <m:rPr>
+            <m:sty m:val="p"/>
+          </m:rPr>
+          <m:t>min</m:t>
+        </m:r>
+      </m:oMath>
+      <w:r>
+        <w:t xml:space="preserve"> </w:t>
+      </w:r>
+      <w:r>
+        <w:rPr>
+          <w:rFonts w:hint="eastAsia"/>
+        </w:rPr>
+        <w:t xml:space="preserve">上固支，并在面</w:t>
+      </w:r>
+      <w:r>
+        <w:t xml:space="preserve"> </w:t>
+      </w:r>
+      <m:oMath>
+        <m:r>
+          <m:t>y</m:t>
+        </m:r>
+        <m:r>
+          <m:rPr>
+            <m:sty m:val="p"/>
+          </m:rPr>
+          <m:t>=</m:t>
+        </m:r>
+        <m:r>
+          <m:rPr>
+            <m:sty m:val="p"/>
+          </m:rPr>
+          <m:t>max</m:t>
+        </m:r>
+      </m:oMath>
+      <w:r>
+        <w:t xml:space="preserve"> </w:t>
+      </w:r>
+      <w:r>
+        <w:rPr>
+          <w:rFonts w:hint="eastAsia"/>
+        </w:rPr>
+        <w:t xml:space="preserve">上沿三个笛卡尔坐标轴分别施加单位面力载荷。路线</w:t>
+      </w:r>
+      <w:r>
+        <w:t xml:space="preserve"> (a) </w:t>
+      </w:r>
+      <w:r>
+        <w:rPr>
+          <w:rFonts w:hint="eastAsia"/>
+        </w:rPr>
+        <w:t xml:space="preserve">和</w:t>
+      </w:r>
+      <w:r>
+        <w:t xml:space="preserve"> (b) </w:t>
+      </w:r>
+      <w:r>
+        <w:rPr>
+          <w:rFonts w:hint="eastAsia"/>
+        </w:rPr>
+        <w:t xml:space="preserve">还另外求解三个随机载荷。</w:t>
       </w:r>
     </w:p>
     <w:p>
@@ -27246,173 +27488,131 @@
         <w:rPr>
           <w:rFonts w:hint="eastAsia"/>
         </w:rPr>
-        <w:t xml:space="preserve">本说明定义表</w:t>
-      </w:r>
-      <w:r>
-        <w:t xml:space="preserve"> 5 </w:t>
-      </w:r>
-      <w:r>
-        <w:rPr>
-          <w:rFonts w:hint="eastAsia"/>
-        </w:rPr>
-        <w:t xml:space="preserve">中的三条路线并记录其各阶段（表</w:t>
-      </w:r>
-      <w:r>
-        <w:t xml:space="preserve"> </w:t>
-      </w:r>
-      <w:r>
-        <w:rPr>
-          <w:rFonts w:hint="eastAsia"/>
-        </w:rPr>
-        <w:t xml:space="preserve">ST12），同时比较常规凝聚与</w:t>
-      </w:r>
-      <w:r>
-        <w:t xml:space="preserve"> NICE </w:t>
-      </w:r>
-      <w:r>
-        <w:rPr>
-          <w:rFonts w:hint="eastAsia"/>
-        </w:rPr>
-        <w:t xml:space="preserve">的逐胞元成本（表</w:t>
-      </w:r>
-      <w:r>
-        <w:t xml:space="preserve"> </w:t>
-      </w:r>
-      <w:r>
-        <w:rPr>
-          <w:rFonts w:hint="eastAsia"/>
-        </w:rPr>
-        <w:t xml:space="preserve">ST13）。四胞元点阵取自第</w:t>
-      </w:r>
-      <w:r>
-        <w:t xml:space="preserve"> 5.8 </w:t>
-      </w:r>
-      <w:r>
-        <w:rPr>
-          <w:rFonts w:hint="eastAsia"/>
-        </w:rPr>
-        <w:t xml:space="preserve">节</w:t>
+        <w:t xml:space="preserve">路线</w:t>
+      </w:r>
+      <w:r>
+        <w:t xml:space="preserve"> (a) </w:t>
+      </w:r>
+      <w:r>
+        <w:rPr>
+          <w:rFonts w:hint="eastAsia"/>
+        </w:rPr>
+        <w:t xml:space="preserve">即整体点阵直接求解，将每个胞元在主自由度与内部自由度上的完整切割胞元刚度装配为一个全局矩阵。主自由度的编号与耦合方式与学习点阵完全相同，固支、未约束自由度集合与载荷向量也相同。每个胞元的内部自由度排在未约束主自由度之后。该矩阵按其对角线进行对称缩放，并在</w:t>
+      </w:r>
+      <w:r>
+        <w:t xml:space="preserve"> CPU </w:t>
+      </w:r>
+      <w:r>
+        <w:rPr>
+          <w:rFonts w:hint="eastAsia"/>
+        </w:rPr>
+        <w:t xml:space="preserve">上由</w:t>
+      </w:r>
+      <w:r>
+        <w:t xml:space="preserve"> MKL PARDISO 2026.1 </w:t>
+      </w:r>
+      <w:r>
+        <w:rPr>
+          <w:rFonts w:hint="eastAsia"/>
+        </w:rPr>
+        <w:t xml:space="preserve">分解。分解采用上三角的对称正定</w:t>
+      </w:r>
+      <w:r>
+        <w:t xml:space="preserve"> Cholesky </w:t>
+      </w:r>
+      <w:r>
+        <w:rPr>
+          <w:rFonts w:hint="eastAsia"/>
+        </w:rPr>
+        <w:t xml:space="preserve">分解（mtype</w:t>
+      </w:r>
+      <w:r>
+        <w:t xml:space="preserve"> </w:t>
+      </w:r>
+      <w:r>
+        <w:rPr>
+          <w:rFonts w:hint="eastAsia"/>
+        </w:rPr>
+        <w:t xml:space="preserve">2）、嵌套剖分排序（iparm(2)</w:t>
+      </w:r>
+      <w:r>
+        <w:t xml:space="preserve"> = </w:t>
+      </w:r>
+      <w:r>
+        <w:rPr>
+          <w:rFonts w:hint="eastAsia"/>
+        </w:rPr>
+        <w:t xml:space="preserve">3）和</w:t>
+      </w:r>
+      <w:r>
+        <w:t xml:space="preserve"> 16 </w:t>
+      </w:r>
+      <w:r>
+        <w:rPr>
+          <w:rFonts w:hint="eastAsia"/>
+        </w:rPr>
+        <w:t xml:space="preserve">个线程。PARDISO</w:t>
+      </w:r>
+      <w:r>
+        <w:t xml:space="preserve"> </w:t>
+      </w:r>
+      <w:r>
+        <w:rPr>
+          <w:rFonts w:hint="eastAsia"/>
+        </w:rPr>
+        <w:t xml:space="preserve">各阶段以显式设定的参数直接调用，六个载荷一次同时求解。相对残差</w:t>
       </w:r>
       <w:r>
         <w:t xml:space="preserve"> </w:t>
       </w:r>
       <m:oMath>
-        <m:r>
-          <m:t>2</m:t>
-        </m:r>
         <m:r>
           <m:rPr>
             <m:sty m:val="p"/>
           </m:rPr>
-          <m:t>×</m:t>
-        </m:r>
-        <m:r>
-          <m:t>2</m:t>
+          <m:t>∥</m:t>
+        </m:r>
+        <m:r>
+          <m:t>K</m:t>
+        </m:r>
+        <m:r>
+          <m:t>u</m:t>
         </m:r>
         <m:r>
           <m:rPr>
             <m:sty m:val="p"/>
           </m:rPr>
-          <m:t>×</m:t>
-        </m:r>
-        <m:r>
-          <m:t>2</m:t>
-        </m:r>
-      </m:oMath>
-      <w:r>
-        <w:t xml:space="preserve"> </w:t>
-      </w:r>
-      <w:r>
-        <w:rPr>
-          <w:rFonts w:hint="eastAsia"/>
-        </w:rPr>
-        <w:t xml:space="preserve">块的两层</w:t>
-      </w:r>
-      <w:r>
-        <w:t xml:space="preserve"> </w:t>
-      </w:r>
-      <m:oMath>
-        <m:r>
-          <m:t>z</m:t>
+          <m:t>−</m:t>
+        </m:r>
+        <m:r>
+          <m:t>f</m:t>
         </m:r>
         <m:r>
           <m:rPr>
             <m:sty m:val="p"/>
           </m:rPr>
-          <m:t>=</m:t>
-        </m:r>
-        <m:r>
-          <m:t>0</m:t>
-        </m:r>
-      </m:oMath>
-      <w:r>
-        <w:t xml:space="preserve"> </w:t>
-      </w:r>
-      <w:r>
-        <w:rPr>
-          <w:rFonts w:hint="eastAsia"/>
-        </w:rPr>
-        <w:t xml:space="preserve">与</w:t>
-      </w:r>
-      <w:r>
-        <w:t xml:space="preserve"> </w:t>
-      </w:r>
-      <m:oMath>
-        <m:r>
-          <m:t>z</m:t>
+          <m:t>∥</m:t>
         </m:r>
         <m:r>
           <m:rPr>
             <m:sty m:val="p"/>
           </m:rPr>
-          <m:t>=</m:t>
-        </m:r>
-        <m:r>
-          <m:t>1</m:t>
-        </m:r>
-      </m:oMath>
-      <w:r>
-        <w:rPr>
-          <w:rFonts w:hint="eastAsia"/>
-        </w:rPr>
-        <w:t xml:space="preserve">，角点厚度参数保持不变。每层包含两个未切割胞元和两个切割胞元，后者切割后剩余的体积分数分别为</w:t>
-      </w:r>
-      <w:r>
-        <w:t xml:space="preserve"> 0.616 </w:t>
-      </w:r>
-      <w:r>
-        <w:rPr>
-          <w:rFonts w:hint="eastAsia"/>
-        </w:rPr>
-        <w:t xml:space="preserve">和</w:t>
-      </w:r>
-      <w:r>
-        <w:t xml:space="preserve"> </w:t>
-      </w:r>
-      <w:r>
-        <w:rPr>
-          <w:rFonts w:hint="eastAsia"/>
-        </w:rPr>
-        <w:t xml:space="preserve">0.252。所有点阵均在面</w:t>
-      </w:r>
-      <w:r>
-        <w:t xml:space="preserve"> </w:t>
-      </w:r>
-      <m:oMath>
-        <m:r>
-          <m:t>y</m:t>
+          <m:t>/</m:t>
         </m:r>
         <m:r>
           <m:rPr>
             <m:sty m:val="p"/>
           </m:rPr>
-          <m:t>=</m:t>
+          <m:t>∥</m:t>
+        </m:r>
+        <m:r>
+          <m:t>f</m:t>
         </m:r>
         <m:r>
           <m:rPr>
             <m:sty m:val="p"/>
           </m:rPr>
-          <m:t>min</m:t>
+          <m:t>∥</m:t>
         </m:r>
       </m:oMath>
       <w:r>
@@ -27422,54 +27622,7 @@
         <w:rPr>
           <w:rFonts w:hint="eastAsia"/>
         </w:rPr>
-        <w:t xml:space="preserve">上固支，并在面</w:t>
-      </w:r>
-      <w:r>
-        <w:t xml:space="preserve"> </w:t>
-      </w:r>
-      <m:oMath>
-        <m:r>
-          <m:t>y</m:t>
-        </m:r>
-        <m:r>
-          <m:rPr>
-            <m:sty m:val="p"/>
-          </m:rPr>
-          <m:t>=</m:t>
-        </m:r>
-        <m:r>
-          <m:rPr>
-            <m:sty m:val="p"/>
-          </m:rPr>
-          <m:t>max</m:t>
-        </m:r>
-      </m:oMath>
-      <w:r>
-        <w:t xml:space="preserve"> </w:t>
-      </w:r>
-      <w:r>
-        <w:rPr>
-          <w:rFonts w:hint="eastAsia"/>
-        </w:rPr>
-        <w:t xml:space="preserve">上沿三个笛卡尔坐标轴分别施加单位面力载荷。路线</w:t>
-      </w:r>
-      <w:r>
-        <w:t xml:space="preserve"> (a) </w:t>
-      </w:r>
-      <w:r>
-        <w:rPr>
-          <w:rFonts w:hint="eastAsia"/>
-        </w:rPr>
-        <w:t xml:space="preserve">和</w:t>
-      </w:r>
-      <w:r>
-        <w:t xml:space="preserve"> (b) </w:t>
-      </w:r>
-      <w:r>
-        <w:rPr>
-          <w:rFonts w:hint="eastAsia"/>
-        </w:rPr>
-        <w:t xml:space="preserve">还另外求解三个随机载荷。</w:t>
+        <w:t xml:space="preserve">用未缩放矩阵重新计算。</w:t>
       </w:r>
     </w:p>
     <w:p>
@@ -27483,13 +27636,13 @@
         <w:t xml:space="preserve">路线</w:t>
       </w:r>
       <w:r>
-        <w:t xml:space="preserve"> (a) </w:t>
-      </w:r>
-      <w:r>
-        <w:rPr>
-          <w:rFonts w:hint="eastAsia"/>
-        </w:rPr>
-        <w:t xml:space="preserve">即整体点阵直接求解，将每个胞元在主自由度与内部自由度上的完整切割胞元刚度装配为一个全局矩阵。主自由度的编号与耦合方式与学习点阵完全相同，固支、未约束自由度集合与载荷向量也相同。每个胞元的内部自由度排在未约束主自由度之后。该矩阵按其对角线进行对称缩放，并在</w:t>
+        <w:t xml:space="preserve"> (b) </w:t>
+      </w:r>
+      <w:r>
+        <w:rPr>
+          <w:rFonts w:hint="eastAsia"/>
+        </w:rPr>
+        <w:t xml:space="preserve">即常规精确凝聚，在</w:t>
       </w:r>
       <w:r>
         <w:t xml:space="preserve"> CPU </w:t>
@@ -27498,16 +27651,43 @@
         <w:rPr>
           <w:rFonts w:hint="eastAsia"/>
         </w:rPr>
-        <w:t xml:space="preserve">上由</w:t>
-      </w:r>
-      <w:r>
-        <w:t xml:space="preserve"> MKL PARDISO 2026.1 </w:t>
-      </w:r>
-      <w:r>
-        <w:rPr>
-          <w:rFonts w:hint="eastAsia"/>
-        </w:rPr>
-        <w:t xml:space="preserve">分解。分解采用上三角的对称正定</w:t>
+        <w:t xml:space="preserve">上以</w:t>
+      </w:r>
+      <w:r>
+        <w:t xml:space="preserve"> 16 </w:t>
+      </w:r>
+      <w:r>
+        <w:rPr>
+          <w:rFonts w:hint="eastAsia"/>
+        </w:rPr>
+        <w:t xml:space="preserve">个线程逐个处理胞元。胞元的设置与装配同路线</w:t>
+      </w:r>
+      <w:r>
+        <w:t xml:space="preserve"> </w:t>
+      </w:r>
+      <w:r>
+        <w:rPr>
+          <w:rFonts w:hint="eastAsia"/>
+        </w:rPr>
+        <w:t xml:space="preserve">(a)；随后由</w:t>
+      </w:r>
+      <w:r>
+        <w:t xml:space="preserve"> PARDISO </w:t>
+      </w:r>
+      <w:r>
+        <w:rPr>
+          <w:rFonts w:hint="eastAsia"/>
+        </w:rPr>
+        <w:t xml:space="preserve">带</w:t>
+      </w:r>
+      <w:r>
+        <w:t xml:space="preserve"> Schur </w:t>
+      </w:r>
+      <w:r>
+        <w:rPr>
+          <w:rFonts w:hint="eastAsia"/>
+        </w:rPr>
+        <w:t xml:space="preserve">补选项（iparm(36)）的</w:t>
       </w:r>
       <w:r>
         <w:t xml:space="preserve"> Cholesky </w:t>
@@ -27516,105 +27696,16 @@
         <w:rPr>
           <w:rFonts w:hint="eastAsia"/>
         </w:rPr>
-        <w:t xml:space="preserve">分解（mtype</w:t>
-      </w:r>
-      <w:r>
-        <w:t xml:space="preserve"> </w:t>
-      </w:r>
-      <w:r>
-        <w:rPr>
-          <w:rFonts w:hint="eastAsia"/>
-        </w:rPr>
-        <w:t xml:space="preserve">2）、嵌套剖分排序（iparm(2)</w:t>
-      </w:r>
-      <w:r>
-        <w:t xml:space="preserve"> = </w:t>
-      </w:r>
-      <w:r>
-        <w:rPr>
-          <w:rFonts w:hint="eastAsia"/>
-        </w:rPr>
-        <w:t xml:space="preserve">3）和</w:t>
-      </w:r>
-      <w:r>
-        <w:t xml:space="preserve"> 16 </w:t>
-      </w:r>
-      <w:r>
-        <w:rPr>
-          <w:rFonts w:hint="eastAsia"/>
-        </w:rPr>
-        <w:t xml:space="preserve">个线程。PARDISO</w:t>
-      </w:r>
-      <w:r>
-        <w:t xml:space="preserve"> </w:t>
-      </w:r>
-      <w:r>
-        <w:rPr>
-          <w:rFonts w:hint="eastAsia"/>
-        </w:rPr>
-        <w:t xml:space="preserve">各阶段以显式设定的参数直接调用，六个载荷一次同时求解。相对残差</w:t>
-      </w:r>
-      <w:r>
-        <w:t xml:space="preserve"> </w:t>
-      </w:r>
-      <m:oMath>
-        <m:r>
-          <m:rPr>
-            <m:sty m:val="p"/>
-          </m:rPr>
-          <m:t>∥</m:t>
-        </m:r>
-        <m:r>
-          <m:t>K</m:t>
-        </m:r>
-        <m:r>
-          <m:t>u</m:t>
-        </m:r>
-        <m:r>
-          <m:rPr>
-            <m:sty m:val="p"/>
-          </m:rPr>
-          <m:t>−</m:t>
-        </m:r>
-        <m:r>
-          <m:t>f</m:t>
-        </m:r>
-        <m:r>
-          <m:rPr>
-            <m:sty m:val="p"/>
-          </m:rPr>
-          <m:t>∥</m:t>
-        </m:r>
-        <m:r>
-          <m:rPr>
-            <m:sty m:val="p"/>
-          </m:rPr>
-          <m:t>/</m:t>
-        </m:r>
-        <m:r>
-          <m:rPr>
-            <m:sty m:val="p"/>
-          </m:rPr>
-          <m:t>∥</m:t>
-        </m:r>
-        <m:r>
-          <m:t>f</m:t>
-        </m:r>
-        <m:r>
-          <m:rPr>
-            <m:sty m:val="p"/>
-          </m:rPr>
-          <m:t>∥</m:t>
-        </m:r>
-      </m:oMath>
-      <w:r>
-        <w:t xml:space="preserve"> </w:t>
-      </w:r>
-      <w:r>
-        <w:rPr>
-          <w:rFonts w:hint="eastAsia"/>
-        </w:rPr>
-        <w:t xml:space="preserve">用未缩放矩阵重新计算。</w:t>
+        <w:t xml:space="preserve">分解得到该胞元在其主自由度上的稠密凝聚矩阵，之后释放该胞元。凝聚后的点阵方程组按子结构顺序，通过分块</w:t>
+      </w:r>
+      <w:r>
+        <w:t xml:space="preserve"> Cholesky </w:t>
+      </w:r>
+      <w:r>
+        <w:rPr>
+          <w:rFonts w:hint="eastAsia"/>
+        </w:rPr>
+        <w:t xml:space="preserve">分解精确求解。对每个胞元，以稠密计算核分解并消去其私有主自由度块；再对多个胞元共享的主自由度上的稠密界面矩阵进行分解与求解，最后通过回代恢复私有自由度。各胞元的凝聚矩阵保存至其被消元为止。</w:t>
       </w:r>
     </w:p>
     <w:p>
@@ -27628,16 +27719,16 @@
         <w:t xml:space="preserve">路线</w:t>
       </w:r>
       <w:r>
-        <w:t xml:space="preserve"> (b) </w:t>
-      </w:r>
-      <w:r>
-        <w:rPr>
-          <w:rFonts w:hint="eastAsia"/>
-        </w:rPr>
-        <w:t xml:space="preserve">即常规精确凝聚，在</w:t>
-      </w:r>
-      <w:r>
-        <w:t xml:space="preserve"> CPU </w:t>
+        <w:t xml:space="preserve"> (c) </w:t>
+      </w:r>
+      <w:r>
+        <w:rPr>
+          <w:rFonts w:hint="eastAsia"/>
+        </w:rPr>
+        <w:t xml:space="preserve">在一块</w:t>
+      </w:r>
+      <w:r>
+        <w:t xml:space="preserve"> NVIDIA GeForce RTX 5090 GPU </w:t>
       </w:r>
       <w:r>
         <w:rPr>
@@ -27646,96 +27737,40 @@
         <w:t xml:space="preserve">上以</w:t>
       </w:r>
       <w:r>
-        <w:t xml:space="preserve"> 16 </w:t>
-      </w:r>
-      <w:r>
-        <w:rPr>
-          <w:rFonts w:hint="eastAsia"/>
-        </w:rPr>
-        <w:t xml:space="preserve">个线程逐个处理胞元。胞元的设置与装配同路线</w:t>
-      </w:r>
-      <w:r>
-        <w:t xml:space="preserve"> </w:t>
-      </w:r>
-      <w:r>
-        <w:rPr>
-          <w:rFonts w:hint="eastAsia"/>
-        </w:rPr>
-        <w:t xml:space="preserve">(a)；随后由</w:t>
-      </w:r>
-      <w:r>
-        <w:t xml:space="preserve"> PARDISO </w:t>
-      </w:r>
-      <w:r>
-        <w:rPr>
-          <w:rFonts w:hint="eastAsia"/>
-        </w:rPr>
-        <w:t xml:space="preserve">带</w:t>
-      </w:r>
-      <w:r>
-        <w:t xml:space="preserve"> Schur </w:t>
-      </w:r>
-      <w:r>
-        <w:rPr>
-          <w:rFonts w:hint="eastAsia"/>
-        </w:rPr>
-        <w:t xml:space="preserve">补选项（iparm(36)）的</w:t>
-      </w:r>
-      <w:r>
-        <w:t xml:space="preserve"> Cholesky </w:t>
-      </w:r>
-      <w:r>
-        <w:rPr>
-          <w:rFonts w:hint="eastAsia"/>
-        </w:rPr>
-        <w:t xml:space="preserve">分解得到该胞元在其主自由度上的稠密凝聚矩阵，之后释放该胞元。凝聚后的点阵方程组按子结构顺序，通过分块</w:t>
-      </w:r>
-      <w:r>
-        <w:t xml:space="preserve"> Cholesky </w:t>
-      </w:r>
-      <w:r>
-        <w:rPr>
-          <w:rFonts w:hint="eastAsia"/>
-        </w:rPr>
-        <w:t xml:space="preserve">分解精确求解。对每个胞元，以稠密计算核分解并消去其私有主自由度块；再对多个胞元共享的主自由度上的稠密界面矩阵进行分解与求解，最后通过回代恢复私有自由度。各胞元的凝聚矩阵保存至其被消元为止。</w:t>
-      </w:r>
-    </w:p>
-    <w:p>
-      <w:pPr>
-        <w:pStyle w:val="BodyText"/>
-      </w:pPr>
-      <w:r>
-        <w:rPr>
-          <w:rFonts w:hint="eastAsia"/>
-        </w:rPr>
-        <w:t xml:space="preserve">路线</w:t>
-      </w:r>
-      <w:r>
-        <w:t xml:space="preserve"> (c) </w:t>
-      </w:r>
-      <w:r>
-        <w:rPr>
-          <w:rFonts w:hint="eastAsia"/>
-        </w:rPr>
-        <w:t xml:space="preserve">在</w:t>
-      </w:r>
-      <w:r>
-        <w:t xml:space="preserve"> GPU </w:t>
-      </w:r>
-      <w:r>
-        <w:rPr>
-          <w:rFonts w:hint="eastAsia"/>
-        </w:rPr>
-        <w:t xml:space="preserve">上以</w:t>
-      </w:r>
-      <w:r>
         <w:t xml:space="preserve"> NICE </w:t>
       </w:r>
       <w:r>
         <w:rPr>
           <w:rFonts w:hint="eastAsia"/>
         </w:rPr>
-        <w:t xml:space="preserve">的部署实现进行一次带灵敏度的点阵分析。胞元准备包括胞元构建、刚度与矩装配、网络输入与编码，以及为修正做准备的首次作用。随后装配点阵及</w:t>
+        <w:t xml:space="preserve">的部署实现（PyTorch</w:t>
+      </w:r>
+      <w:r>
+        <w:t xml:space="preserve"> </w:t>
+      </w:r>
+      <w:r>
+        <w:rPr>
+          <w:rFonts w:hint="eastAsia"/>
+        </w:rPr>
+        <w:t xml:space="preserve">2.8.0，CUDA</w:t>
+      </w:r>
+      <w:r>
+        <w:t xml:space="preserve"> </w:t>
+      </w:r>
+      <w:r>
+        <w:rPr>
+          <w:rFonts w:hint="eastAsia"/>
+        </w:rPr>
+        <w:t xml:space="preserve">12.8，NVIDIA</w:t>
+      </w:r>
+      <w:r>
+        <w:t xml:space="preserve"> cuDSS </w:t>
+      </w:r>
+      <w:r>
+        <w:rPr>
+          <w:rFonts w:hint="eastAsia"/>
+        </w:rPr>
+        <w:t xml:space="preserve">0.8）进行一次带灵敏度的点阵分析。胞元准备包括胞元构建、刚度与矩装配、网络输入与编码，以及为修正做准备的首次作用。随后装配点阵及</w:t>
       </w:r>
       <w:r>
         <w:t xml:space="preserve"> </w:t>
@@ -33813,9 +33848,19 @@
         </m:r>
         <m:sSub>
           <m:e>
-            <m:r>
-              <m:t>F</m:t>
-            </m:r>
+            <m:acc>
+              <m:accPr>
+                <m:chr m:val="̂"/>
+              </m:accPr>
+              <m:e>
+                <m:r>
+                  <m:rPr>
+                    <m:sty m:val="p"/>
+                  </m:rPr>
+                  <m:t>Ψ</m:t>
+                </m:r>
+              </m:e>
+            </m:acc>
           </m:e>
           <m:sub>
             <m:r>
@@ -34436,7 +34481,7 @@
         <w:rPr>
           <w:rFonts w:hint="eastAsia"/>
         </w:rPr>
-        <w:t xml:space="preserve">梯度指标先在共享点阵顶点上聚合灵敏度（即在每个顶点处对各胞元的厚度灵敏度分量求和），再将</w:t>
+        <w:t xml:space="preserve">梯度指标先在共享点阵顶点上聚合灵敏度（在每个顶点处对各胞元的厚度灵敏度分量求和），再将</w:t>
       </w:r>
       <w:r>
         <w:t xml:space="preserve"> NICE </w:t>
@@ -38456,7 +38501,7 @@
         <w:rPr>
           <w:rFonts w:hint="eastAsia"/>
         </w:rPr>
-        <w:t xml:space="preserve">s；后者无需生成几何，但需求解三个载荷。</w:t>
+        <w:t xml:space="preserve">s；该分析无需生成几何，但需求解三个载荷。</w:t>
       </w:r>
     </w:p>
     <w:p>
@@ -39911,10 +39956,16 @@
               <w:rPr>
                 <w:rFonts w:hint="eastAsia"/>
               </w:rPr>
-              <w:t xml:space="preserve">0.05，即每次迭代</w:t>
-            </w:r>
-            <w:r>
-              <w:t xml:space="preserve"> 0.0255</w:t>
+              <w:t xml:space="preserve">0.05（每次迭代</w:t>
+            </w:r>
+            <w:r>
+              <w:t xml:space="preserve"> </w:t>
+            </w:r>
+            <w:r>
+              <w:rPr>
+                <w:rFonts w:hint="eastAsia"/>
+              </w:rPr>
+              <w:t xml:space="preserve">0.0255）</w:t>
             </w:r>
           </w:p>
         </w:tc>
@@ -43896,7 +43947,7 @@
         <w:rPr>
           <w:rFonts w:hint="eastAsia"/>
         </w:rPr>
-        <w:t xml:space="preserve">0.083，各两个。该布局在存储时互换了两个面内坐标轴，即采用板的一个立方对称像，使切割法向位于</w:t>
+        <w:t xml:space="preserve">0.083，各两个。该布局在存储时互换了两个面内坐标轴，相当于采用板的一个立方对称像，使切割法向位于</w:t>
       </w:r>
       <w:r>
         <w:t xml:space="preserve"> </w:t>
@@ -44587,7 +44638,7 @@
         <w:rPr>
           <w:rFonts w:hint="eastAsia"/>
         </w:rPr>
-        <w:t xml:space="preserve">。固支施加在切割平面上，即在该平面与板的截面上令</w:t>
+        <w:t xml:space="preserve">。固支施加在切割平面上：在该平面与板的截面上令</w:t>
       </w:r>
       <w:r>
         <w:t xml:space="preserve"> </w:t>
@@ -48454,7 +48505,7 @@
         <w:rPr>
           <w:rFonts w:hint="eastAsia"/>
         </w:rPr>
-        <w:t xml:space="preserve">失败胞元以布局索引标识（切割胞元附剩余体积分数），即对</w:t>
+        <w:t xml:space="preserve">失败胞元指对</w:t>
       </w:r>
       <w:r>
         <w:t xml:space="preserve"> MMA </w:t>
@@ -48463,7 +48514,7 @@
         <w:rPr>
           <w:rFonts w:hint="eastAsia"/>
         </w:rPr>
-        <w:t xml:space="preserve">返回的设计生成失败的胞元。施加的</w:t>
+        <w:t xml:space="preserve">返回的设计生成失败的胞元，以布局索引标识（切割胞元附剩余体积分数）。施加的</w:t>
       </w:r>
       <w:r>
         <w:t xml:space="preserve"> </w:t>
@@ -52240,7 +52291,7 @@
         <w:rPr>
           <w:rFonts w:hint="eastAsia"/>
         </w:rPr>
-        <w:t xml:space="preserve">函数时，它逐个胞元地复现第</w:t>
+        <w:t xml:space="preserve">函数时，该版本逐个胞元地复现第</w:t>
       </w:r>
       <w:r>
         <w:t xml:space="preserve"> 5.8 </w:t>
@@ -52284,7 +52335,7 @@
         <w:rPr>
           <w:rFonts w:hint="eastAsia"/>
         </w:rPr>
-        <w:t xml:space="preserve">块体的八个胞元。生成点阵时，该版本在整个点阵（而非各个胞元）范围内取激活单元的最大面连通集合。它还去除体积小于四分之一个单元且没有</w:t>
+        <w:t xml:space="preserve">块体的八个胞元。生成点阵时，该版本在整个点阵（而非各个胞元）范围内取激活单元的最大面连通集合。该版本还去除体积小于四分之一个单元且没有</w:t>
       </w:r>
       <w:r>
         <w:t xml:space="preserve"> ghost </w:t>
@@ -55641,7 +55692,7 @@
         <w:t xml:space="preserve">水平的</w:t>
       </w:r>
       <w:r>
-        <w:t xml:space="preserve"> 6 </w:t>
+        <w:t xml:space="preserve"> 10 </w:t>
       </w:r>
       <w:r>
         <w:rPr>
@@ -56085,15 +56136,16 @@
     <w:tbl>
       <w:tblPr>
         <w:tblStyle w:val="Table"/>
-        <w:tblW w:type="auto" w:w="0"/>
+        <w:tblW w:type="pct" w:w="5000"/>
+        <w:tblLayout w:type="fixed"/>
         <w:tblLook w:firstRow="1" w:lastRow="0" w:firstColumn="0" w:lastColumn="0" w:noHBand="0" w:noVBand="0" w:val="0020"/>
       </w:tblPr>
       <w:tblGrid>
-        <w:gridCol w:w="1584"/>
-        <w:gridCol w:w="1584"/>
-        <w:gridCol w:w="1584"/>
-        <w:gridCol w:w="1584"/>
-        <w:gridCol w:w="1584"/>
+        <w:gridCol w:w="1485"/>
+        <w:gridCol w:w="1485"/>
+        <w:gridCol w:w="1980"/>
+        <w:gridCol w:w="1485"/>
+        <w:gridCol w:w="1485"/>
       </w:tblGrid>
       <w:tr>
         <w:trPr>
@@ -56138,7 +56190,16 @@
               <w:rPr>
                 <w:rFonts w:hint="eastAsia"/>
               </w:rPr>
-              <w:t xml:space="preserve">训练集（几何数）</w:t>
+              <w:t xml:space="preserve">训练几何（集合</w:t>
+            </w:r>
+            <w:r>
+              <w:t xml:space="preserve"> / </w:t>
+            </w:r>
+            <w:r>
+              <w:rPr>
+                <w:rFonts w:hint="eastAsia"/>
+              </w:rPr>
+              <w:t xml:space="preserve">实际使用）</w:t>
             </w:r>
           </w:p>
         </w:tc>
@@ -56217,7 +56278,16 @@
               <w:jc w:val="right"/>
             </w:pPr>
             <w:r>
-              <w:t xml:space="preserve">591</w:t>
+              <w:t xml:space="preserve">591 / </w:t>
+            </w:r>
+            <w:r>
+              <w:rPr>
+                <w:rFonts w:hint="eastAsia"/>
+              </w:rPr>
+              <w:t xml:space="preserve">至多</w:t>
+            </w:r>
+            <w:r>
+              <w:t xml:space="preserve"> 153</w:t>
             </w:r>
           </w:p>
         </w:tc>
@@ -56302,7 +56372,16 @@
               <w:jc w:val="right"/>
             </w:pPr>
             <w:r>
-              <w:t xml:space="preserve">591</w:t>
+              <w:t xml:space="preserve">591 / </w:t>
+            </w:r>
+            <w:r>
+              <w:rPr>
+                <w:rFonts w:hint="eastAsia"/>
+              </w:rPr>
+              <w:t xml:space="preserve">至多</w:t>
+            </w:r>
+            <w:r>
+              <w:t xml:space="preserve"> 153</w:t>
             </w:r>
           </w:p>
         </w:tc>

--- a/docs/paper_p1/word/P1_supp_CN.docx
+++ b/docs/paper_p1/word/P1_supp_CN.docx
@@ -8847,7 +8847,7 @@
               <w:pStyle w:val="Compact"/>
             </w:pPr>
             <w:r>
-              <w:t xml:space="preserve">4.685 / 2.9452</w:t>
+              <w:t xml:space="preserve">4.6850 / 2.9452</w:t>
             </w:r>
           </w:p>
         </w:tc>

--- a/docs/paper_p1/word/P1_supp_CN.docx
+++ b/docs/paper_p1/word/P1_supp_CN.docx
@@ -30948,7 +30948,52 @@
         <w:rPr>
           <w:rFonts w:hint="eastAsia"/>
         </w:rPr>
-        <w:t xml:space="preserve">内存为进程分配的峰值，CPU</w:t>
+        <w:t xml:space="preserve">内存为整块</w:t>
+      </w:r>
+      <w:r>
+        <w:t xml:space="preserve"> GPU </w:t>
+      </w:r>
+      <w:r>
+        <w:rPr>
+          <w:rFonts w:hint="eastAsia"/>
+        </w:rPr>
+        <w:t xml:space="preserve">的峰值内存占用（nvidia-smi</w:t>
+      </w:r>
+      <w:r>
+        <w:t xml:space="preserve"> </w:t>
+      </w:r>
+      <w:r>
+        <w:rPr>
+          <w:rFonts w:hint="eastAsia"/>
+        </w:rPr>
+        <w:t xml:space="preserve">每</w:t>
+      </w:r>
+      <w:r>
+        <w:t xml:space="preserve"> 0.1 s </w:t>
+      </w:r>
+      <w:r>
+        <w:rPr>
+          <w:rFonts w:hint="eastAsia"/>
+        </w:rPr>
+        <w:t xml:space="preserve">采样一次），除张量外还包括</w:t>
+      </w:r>
+      <w:r>
+        <w:t xml:space="preserve"> CUDA </w:t>
+      </w:r>
+      <w:r>
+        <w:rPr>
+          <w:rFonts w:hint="eastAsia"/>
+        </w:rPr>
+        <w:t xml:space="preserve">上下文、cuDSS</w:t>
+      </w:r>
+      <w:r>
+        <w:t xml:space="preserve"> </w:t>
+      </w:r>
+      <w:r>
+        <w:rPr>
+          <w:rFonts w:hint="eastAsia"/>
+        </w:rPr>
+        <w:t xml:space="preserve">的分解以及缓存分配器保留的内存；CPU</w:t>
       </w:r>
       <w:r>
         <w:t xml:space="preserve"> </w:t>
@@ -31655,16 +31700,25 @@
         <w:rPr>
           <w:rFonts w:hint="eastAsia"/>
         </w:rPr>
-        <w:t xml:space="preserve">节）。胞元准备：几何预处理，以及胞元设置、矩积分与刚度装配；NICE</w:t>
-      </w:r>
-      <w:r>
-        <w:t xml:space="preserve"> </w:t>
-      </w:r>
-      <w:r>
-        <w:rPr>
-          <w:rFonts w:hint="eastAsia"/>
-        </w:rPr>
-        <w:t xml:space="preserve">在</w:t>
+        <w:t xml:space="preserve">节）。两条路线都读取已生成的胞元几何，几何生成不计入计时（与表</w:t>
+      </w:r>
+      <w:r>
+        <w:t xml:space="preserve"> 5 </w:t>
+      </w:r>
+      <w:r>
+        <w:rPr>
+          <w:rFonts w:hint="eastAsia"/>
+        </w:rPr>
+        <w:t xml:space="preserve">相同）。胞元准备：对</w:t>
+      </w:r>
+      <w:r>
+        <w:t xml:space="preserve"> NICE </w:t>
+      </w:r>
+      <w:r>
+        <w:rPr>
+          <w:rFonts w:hint="eastAsia"/>
+        </w:rPr>
+        <w:t xml:space="preserve">为胞元设置与单元矩计算，在</w:t>
       </w:r>
       <w:r>
         <w:t xml:space="preserve"> GPU </w:t>
@@ -31673,7 +31727,7 @@
         <w:rPr>
           <w:rFonts w:hint="eastAsia"/>
         </w:rPr>
-        <w:t xml:space="preserve">上进行，常规路线在</w:t>
+        <w:t xml:space="preserve">上进行；对常规路线为胞元设置、矩积分与刚度装配，在</w:t>
       </w:r>
       <w:r>
         <w:t xml:space="preserve"> CPU </w:t>
@@ -31691,7 +31745,7 @@
         <w:rPr>
           <w:rFonts w:hint="eastAsia"/>
         </w:rPr>
-        <w:t xml:space="preserve">为网络编码与修正设置（光滑区间与粗网格分解）；对常规路线为</w:t>
+        <w:t xml:space="preserve">为网络输入、编码与修正设置（光滑区间与粗网格分解）；对常规路线为</w:t>
       </w:r>
       <w:r>
         <w:t xml:space="preserve"> MKL </w:t>
@@ -31718,25 +31772,16 @@
         <w:rPr>
           <w:rFonts w:hint="eastAsia"/>
         </w:rPr>
-        <w:t xml:space="preserve">分解。内存单位为</w:t>
-      </w:r>
-      <w:r>
-        <w:t xml:space="preserve"> </w:t>
-      </w:r>
-      <w:r>
-        <w:rPr>
-          <w:rFonts w:hint="eastAsia"/>
-        </w:rPr>
-        <w:t xml:space="preserve">GiB：NICE</w:t>
-      </w:r>
-      <w:r>
-        <w:t xml:space="preserve"> </w:t>
-      </w:r>
-      <w:r>
-        <w:rPr>
-          <w:rFonts w:hint="eastAsia"/>
-        </w:rPr>
-        <w:t xml:space="preserve">的网络状态与修正所占用的</w:t>
+        <w:t xml:space="preserve">分解。NICE</w:t>
+      </w:r>
+      <w:r>
+        <w:t xml:space="preserve"> </w:t>
+      </w:r>
+      <w:r>
+        <w:rPr>
+          <w:rFonts w:hint="eastAsia"/>
+        </w:rPr>
+        <w:t xml:space="preserve">的耗时不含每个进程开始时一次性的</w:t>
       </w:r>
       <w:r>
         <w:t xml:space="preserve"> GPU </w:t>
@@ -31745,7 +31790,52 @@
         <w:rPr>
           <w:rFonts w:hint="eastAsia"/>
         </w:rPr>
-        <w:t xml:space="preserve">内存，或</w:t>
+        <w:t xml:space="preserve">核函数编译与初始化（约</w:t>
+      </w:r>
+      <w:r>
+        <w:t xml:space="preserve"> 1.5 </w:t>
+      </w:r>
+      <w:r>
+        <w:rPr>
+          <w:rFonts w:hint="eastAsia"/>
+        </w:rPr>
+        <w:t xml:space="preserve">s）。内存单位为</w:t>
+      </w:r>
+      <w:r>
+        <w:t xml:space="preserve"> </w:t>
+      </w:r>
+      <w:r>
+        <w:rPr>
+          <w:rFonts w:hint="eastAsia"/>
+        </w:rPr>
+        <w:t xml:space="preserve">GiB：对</w:t>
+      </w:r>
+      <w:r>
+        <w:t xml:space="preserve"> NICE </w:t>
+      </w:r>
+      <w:r>
+        <w:rPr>
+          <w:rFonts w:hint="eastAsia"/>
+        </w:rPr>
+        <w:t xml:space="preserve">为部署实现在修正设置完成后为该胞元保存的全部</w:t>
+      </w:r>
+      <w:r>
+        <w:t xml:space="preserve"> GPU </w:t>
+      </w:r>
+      <w:r>
+        <w:rPr>
+          <w:rFonts w:hint="eastAsia"/>
+        </w:rPr>
+        <w:t xml:space="preserve">内存，包括网络状态、修正以及以单元矩形式保存的刚度（部署实现不装配胞元刚度矩阵，单元矩每个胞元占</w:t>
+      </w:r>
+      <w:r>
+        <w:t xml:space="preserve"> 0.03–0.09 </w:t>
+      </w:r>
+      <w:r>
+        <w:rPr>
+          <w:rFonts w:hint="eastAsia"/>
+        </w:rPr>
+        <w:t xml:space="preserve">GiB）；对常规路线为</w:t>
       </w:r>
       <w:r>
         <w:t xml:space="preserve"> PARDISO </w:t>
@@ -31754,30 +31844,7 @@
         <w:rPr>
           <w:rFonts w:hint="eastAsia"/>
         </w:rPr>
-        <w:t xml:space="preserve">的分解存储（iparm(17)）。两者均不包括胞元刚度</w:t>
-      </w:r>
-      <w:r>
-        <w:t xml:space="preserve"> </w:t>
-      </w:r>
-      <m:oMath>
-        <m:r>
-          <m:t>K</m:t>
-        </m:r>
-      </m:oMath>
-      <w:r>
-        <w:rPr>
-          <w:rFonts w:hint="eastAsia"/>
-        </w:rPr>
-        <w:t xml:space="preserve">，两条路线都需保存该矩阵（最后一列，GPU</w:t>
-      </w:r>
-      <w:r>
-        <w:t xml:space="preserve"> </w:t>
-      </w:r>
-      <w:r>
-        <w:rPr>
-          <w:rFonts w:hint="eastAsia"/>
-        </w:rPr>
-        <w:t xml:space="preserve">存储格式）。</w:t>
+        <w:t xml:space="preserve">的分解存储（iparm(17)），此外还需保存装配后的胞元刚度矩阵。</w:t>
       </w:r>
     </w:p>
     <w:tbl>
@@ -31788,12 +31855,11 @@
         <w:tblLook w:firstRow="1" w:lastRow="0" w:firstColumn="0" w:lastColumn="0" w:noHBand="0" w:noVBand="0" w:val="0020"/>
       </w:tblPr>
       <w:tblGrid>
-        <w:gridCol w:w="1320"/>
-        <w:gridCol w:w="1320"/>
-        <w:gridCol w:w="1320"/>
-        <w:gridCol w:w="1320"/>
-        <w:gridCol w:w="1320"/>
-        <w:gridCol w:w="1320"/>
+        <w:gridCol w:w="1584"/>
+        <w:gridCol w:w="1584"/>
+        <w:gridCol w:w="1584"/>
+        <w:gridCol w:w="1584"/>
+        <w:gridCol w:w="1584"/>
       </w:tblGrid>
       <w:tr>
         <w:trPr>
@@ -31914,25 +31980,6 @@
             </w:r>
           </w:p>
         </w:tc>
-        <w:tc>
-          <w:tcPr/>
-          <w:p>
-            <w:pPr>
-              <w:pStyle w:val="Compact"/>
-            </w:pPr>
-            <m:oMath>
-              <m:r>
-                <m:t>K</m:t>
-              </m:r>
-            </m:oMath>
-            <w:r>
-              <w:rPr>
-                <w:rFonts w:hint="eastAsia"/>
-              </w:rPr>
-              <w:t xml:space="preserve">（GiB）</w:t>
-            </w:r>
-          </w:p>
-        </w:tc>
       </w:tr>
       <w:tr>
         <w:tc>
@@ -31967,40 +32014,29 @@
               <w:pStyle w:val="Compact"/>
             </w:pPr>
             <w:r>
-              <w:t xml:space="preserve">5.3 / 27.3</w:t>
-            </w:r>
-          </w:p>
-        </w:tc>
-        <w:tc>
-          <w:tcPr/>
-          <w:p>
-            <w:pPr>
-              <w:pStyle w:val="Compact"/>
-            </w:pPr>
-            <w:r>
-              <w:t xml:space="preserve">0.72 / 10.5</w:t>
-            </w:r>
-          </w:p>
-        </w:tc>
-        <w:tc>
-          <w:tcPr/>
-          <w:p>
-            <w:pPr>
-              <w:pStyle w:val="Compact"/>
-            </w:pPr>
-            <w:r>
-              <w:t xml:space="preserve">0.74 / 2.89</w:t>
-            </w:r>
-          </w:p>
-        </w:tc>
-        <w:tc>
-          <w:tcPr/>
-          <w:p>
-            <w:pPr>
-              <w:pStyle w:val="Compact"/>
-            </w:pPr>
-            <w:r>
-              <w:t xml:space="preserve">1.39</w:t>
+              <w:t xml:space="preserve">0.46 / 27.3</w:t>
+            </w:r>
+          </w:p>
+        </w:tc>
+        <w:tc>
+          <w:tcPr/>
+          <w:p>
+            <w:pPr>
+              <w:pStyle w:val="Compact"/>
+            </w:pPr>
+            <w:r>
+              <w:t xml:space="preserve">0.29 / 10.5</w:t>
+            </w:r>
+          </w:p>
+        </w:tc>
+        <w:tc>
+          <w:tcPr/>
+          <w:p>
+            <w:pPr>
+              <w:pStyle w:val="Compact"/>
+            </w:pPr>
+            <w:r>
+              <w:t xml:space="preserve">0.48 / 2.89</w:t>
             </w:r>
           </w:p>
         </w:tc>
@@ -32038,40 +32074,29 @@
               <w:pStyle w:val="Compact"/>
             </w:pPr>
             <w:r>
-              <w:t xml:space="preserve">3.0 / 10.9</w:t>
-            </w:r>
-          </w:p>
-        </w:tc>
-        <w:tc>
-          <w:tcPr/>
-          <w:p>
-            <w:pPr>
-              <w:pStyle w:val="Compact"/>
-            </w:pPr>
-            <w:r>
-              <w:t xml:space="preserve">0.16 / 1.9</w:t>
-            </w:r>
-          </w:p>
-        </w:tc>
-        <w:tc>
-          <w:tcPr/>
-          <w:p>
-            <w:pPr>
-              <w:pStyle w:val="Compact"/>
-            </w:pPr>
-            <w:r>
-              <w:t xml:space="preserve">0.25 / 0.60</w:t>
-            </w:r>
-          </w:p>
-        </w:tc>
-        <w:tc>
-          <w:tcPr/>
-          <w:p>
-            <w:pPr>
-              <w:pStyle w:val="Compact"/>
-            </w:pPr>
-            <w:r>
-              <w:t xml:space="preserve">0.51</w:t>
+              <w:t xml:space="preserve">0.27 / 10.9</w:t>
+            </w:r>
+          </w:p>
+        </w:tc>
+        <w:tc>
+          <w:tcPr/>
+          <w:p>
+            <w:pPr>
+              <w:pStyle w:val="Compact"/>
+            </w:pPr>
+            <w:r>
+              <w:t xml:space="preserve">0.13 / 1.9</w:t>
+            </w:r>
+          </w:p>
+        </w:tc>
+        <w:tc>
+          <w:tcPr/>
+          <w:p>
+            <w:pPr>
+              <w:pStyle w:val="Compact"/>
+            </w:pPr>
+            <w:r>
+              <w:t xml:space="preserve">0.19 / 0.60</w:t>
             </w:r>
           </w:p>
         </w:tc>
@@ -32109,40 +32134,29 @@
               <w:pStyle w:val="Compact"/>
             </w:pPr>
             <w:r>
-              <w:t xml:space="preserve">6.1 / 45.0</w:t>
-            </w:r>
-          </w:p>
-        </w:tc>
-        <w:tc>
-          <w:tcPr/>
-          <w:p>
-            <w:pPr>
-              <w:pStyle w:val="Compact"/>
-            </w:pPr>
-            <w:r>
-              <w:t xml:space="preserve">0.78 / 27.3</w:t>
-            </w:r>
-          </w:p>
-        </w:tc>
-        <w:tc>
-          <w:tcPr/>
-          <w:p>
-            <w:pPr>
-              <w:pStyle w:val="Compact"/>
-            </w:pPr>
-            <w:r>
-              <w:t xml:space="preserve">1.20 / 6.18</w:t>
-            </w:r>
-          </w:p>
-        </w:tc>
-        <w:tc>
-          <w:tcPr/>
-          <w:p>
-            <w:pPr>
-              <w:pStyle w:val="Compact"/>
-            </w:pPr>
-            <w:r>
-              <w:t xml:space="preserve">2.32</w:t>
+              <w:t xml:space="preserve">0.58 / 45.0</w:t>
+            </w:r>
+          </w:p>
+        </w:tc>
+        <w:tc>
+          <w:tcPr/>
+          <w:p>
+            <w:pPr>
+              <w:pStyle w:val="Compact"/>
+            </w:pPr>
+            <w:r>
+              <w:t xml:space="preserve">0.52 / 27.3</w:t>
+            </w:r>
+          </w:p>
+        </w:tc>
+        <w:tc>
+          <w:tcPr/>
+          <w:p>
+            <w:pPr>
+              <w:pStyle w:val="Compact"/>
+            </w:pPr>
+            <w:r>
+              <w:t xml:space="preserve">0.83 / 6.18</w:t>
             </w:r>
           </w:p>
         </w:tc>
@@ -32180,40 +32194,29 @@
               <w:pStyle w:val="Compact"/>
             </w:pPr>
             <w:r>
-              <w:t xml:space="preserve">6.5 / 47.0</w:t>
-            </w:r>
-          </w:p>
-        </w:tc>
-        <w:tc>
-          <w:tcPr/>
-          <w:p>
-            <w:pPr>
-              <w:pStyle w:val="Compact"/>
-            </w:pPr>
-            <w:r>
-              <w:t xml:space="preserve">1.09 / 48.9</w:t>
-            </w:r>
-          </w:p>
-        </w:tc>
-        <w:tc>
-          <w:tcPr/>
-          <w:p>
-            <w:pPr>
-              <w:pStyle w:val="Compact"/>
-            </w:pPr>
-            <w:r>
-              <w:t xml:space="preserve">1.37 / 9.42</w:t>
-            </w:r>
-          </w:p>
-        </w:tc>
-        <w:tc>
-          <w:tcPr/>
-          <w:p>
-            <w:pPr>
-              <w:pStyle w:val="Compact"/>
-            </w:pPr>
-            <w:r>
-              <w:t xml:space="preserve">2.71</w:t>
+              <w:t xml:space="preserve">0.68 / 47.0</w:t>
+            </w:r>
+          </w:p>
+        </w:tc>
+        <w:tc>
+          <w:tcPr/>
+          <w:p>
+            <w:pPr>
+              <w:pStyle w:val="Compact"/>
+            </w:pPr>
+            <w:r>
+              <w:t xml:space="preserve">0.76 / 48.9</w:t>
+            </w:r>
+          </w:p>
+        </w:tc>
+        <w:tc>
+          <w:tcPr/>
+          <w:p>
+            <w:pPr>
+              <w:pStyle w:val="Compact"/>
+            </w:pPr>
+            <w:r>
+              <w:t xml:space="preserve">1.08 / 9.42</w:t>
             </w:r>
           </w:p>
         </w:tc>
